--- a/static/files/CV-peter-lugtig.docx
+++ b/static/files/CV-peter-lugtig.docx
@@ -1096,31 +1096,13 @@
           <w:sz w:val="20"/>
         </w:rPr>
       </w:pPr>
-      <w:proofErr w:type="spellStart"/>
-      <w:r>
-        <w:rPr>
-          <w:rFonts w:ascii="Verdana" w:eastAsia="MS-Mincho" w:hAnsi="Verdana"/>
-          <w:sz w:val="20"/>
-        </w:rPr>
-        <w:t>Longitudinal</w:t>
-      </w:r>
-      <w:proofErr w:type="spellEnd"/>
-      <w:r>
-        <w:rPr>
-          <w:rFonts w:ascii="Verdana" w:eastAsia="MS-Mincho" w:hAnsi="Verdana"/>
-          <w:sz w:val="20"/>
-        </w:rPr>
-        <w:t xml:space="preserve"> </w:t>
-      </w:r>
-      <w:proofErr w:type="spellStart"/>
-      <w:r>
-        <w:rPr>
-          <w:rFonts w:ascii="Verdana" w:eastAsia="MS-Mincho" w:hAnsi="Verdana"/>
-          <w:sz w:val="20"/>
-        </w:rPr>
-        <w:t>surveys</w:t>
-      </w:r>
-      <w:proofErr w:type="spellEnd"/>
+      <w:r>
+        <w:rPr>
+          <w:rFonts w:ascii="Verdana" w:eastAsia="MS-Mincho" w:hAnsi="Verdana"/>
+          <w:sz w:val="20"/>
+        </w:rPr>
+        <w:t>Longitudinal surveys</w:t>
+      </w:r>
     </w:p>
     <w:p>
       <w:pPr>
@@ -1167,33 +1149,8 @@
           <w:rFonts w:ascii="Verdana" w:eastAsia="MS-Mincho" w:hAnsi="Verdana"/>
           <w:sz w:val="20"/>
         </w:rPr>
-        <w:t xml:space="preserve">Smartphone </w:t>
-      </w:r>
-      <w:proofErr w:type="spellStart"/>
-      <w:r>
-        <w:rPr>
-          <w:rFonts w:ascii="Verdana" w:eastAsia="MS-Mincho" w:hAnsi="Verdana"/>
-          <w:sz w:val="20"/>
-        </w:rPr>
-        <w:t>surveys</w:t>
-      </w:r>
-      <w:proofErr w:type="spellEnd"/>
-      <w:r>
-        <w:rPr>
-          <w:rFonts w:ascii="Verdana" w:eastAsia="MS-Mincho" w:hAnsi="Verdana"/>
-          <w:sz w:val="20"/>
-        </w:rPr>
-        <w:t xml:space="preserve"> and sensor </w:t>
-      </w:r>
-      <w:proofErr w:type="spellStart"/>
-      <w:r>
-        <w:rPr>
-          <w:rFonts w:ascii="Verdana" w:eastAsia="MS-Mincho" w:hAnsi="Verdana"/>
-          <w:sz w:val="20"/>
-        </w:rPr>
-        <w:t>measurements</w:t>
-      </w:r>
-      <w:proofErr w:type="spellEnd"/>
+        <w:t>Smartphone surveys and sensor measurements</w:t>
+      </w:r>
     </w:p>
     <w:p>
       <w:pPr>
@@ -1322,25 +1279,7 @@
           <w:sz w:val="20"/>
           <w:lang w:val="en-US"/>
         </w:rPr>
-        <w:t xml:space="preserve">ting and </w:t>
-      </w:r>
-      <w:proofErr w:type="spellStart"/>
-      <w:r>
-        <w:rPr>
-          <w:rFonts w:ascii="Verdana" w:eastAsia="MS-Mincho" w:hAnsi="Verdana"/>
-          <w:sz w:val="20"/>
-          <w:lang w:val="en-US"/>
-        </w:rPr>
-        <w:t>analysing</w:t>
-      </w:r>
-      <w:proofErr w:type="spellEnd"/>
-      <w:r>
-        <w:rPr>
-          <w:rFonts w:ascii="Verdana" w:eastAsia="MS-Mincho" w:hAnsi="Verdana"/>
-          <w:sz w:val="20"/>
-          <w:lang w:val="en-US"/>
-        </w:rPr>
-        <w:t xml:space="preserve"> panel survey</w:t>
+        <w:t>ting and analysing panel survey</w:t>
       </w:r>
       <w:r>
         <w:rPr>
@@ -1600,6 +1539,7 @@
           <w:u w:color="0000FF"/>
           <w:lang w:val="en-US"/>
         </w:rPr>
+        <w:lastRenderedPageBreak/>
         <w:t xml:space="preserve">MAJOR </w:t>
       </w:r>
       <w:r>
@@ -2246,47 +2186,7 @@
           <w:u w:color="0000FF"/>
           <w:lang w:val="en-US"/>
         </w:rPr>
-        <w:t xml:space="preserve">Utrecht University is one of about 30 universities offering a Master </w:t>
-      </w:r>
-      <w:proofErr w:type="spellStart"/>
-      <w:r>
-        <w:rPr>
-          <w:rFonts w:ascii="Verdana" w:eastAsia="MS-Mincho" w:hAnsi="Verdana"/>
-          <w:sz w:val="20"/>
-          <w:u w:color="0000FF"/>
-          <w:lang w:val="en-US"/>
-        </w:rPr>
-        <w:t>programme</w:t>
-      </w:r>
-      <w:proofErr w:type="spellEnd"/>
-      <w:r>
-        <w:rPr>
-          <w:rFonts w:ascii="Verdana" w:eastAsia="MS-Mincho" w:hAnsi="Verdana"/>
-          <w:sz w:val="20"/>
-          <w:u w:color="0000FF"/>
-          <w:lang w:val="en-US"/>
-        </w:rPr>
-        <w:t xml:space="preserve"> awarded with the label ‘European Master of Official Statistics’. I have coordinated this </w:t>
-      </w:r>
-      <w:proofErr w:type="spellStart"/>
-      <w:r>
-        <w:rPr>
-          <w:rFonts w:ascii="Verdana" w:eastAsia="MS-Mincho" w:hAnsi="Verdana"/>
-          <w:sz w:val="20"/>
-          <w:u w:color="0000FF"/>
-          <w:lang w:val="en-US"/>
-        </w:rPr>
-        <w:t>programme</w:t>
-      </w:r>
-      <w:proofErr w:type="spellEnd"/>
-      <w:r>
-        <w:rPr>
-          <w:rFonts w:ascii="Verdana" w:eastAsia="MS-Mincho" w:hAnsi="Verdana"/>
-          <w:sz w:val="20"/>
-          <w:u w:color="0000FF"/>
-          <w:lang w:val="en-US"/>
-        </w:rPr>
-        <w:t xml:space="preserve"> in Utrecht from 2017, and since 202</w:t>
+        <w:t>Utrecht University is one of about 30 universities offering a Master programme awarded with the label ‘European Master of Official Statistics’. I have coordinated this programme in Utrecht from 2017, and since 202</w:t>
       </w:r>
       <w:r>
         <w:rPr>
@@ -2322,27 +2222,7 @@
           <w:u w:color="0000FF"/>
           <w:lang w:val="en-US"/>
         </w:rPr>
-        <w:t xml:space="preserve">governing board. The board consists of 4 representatives of universities and national statistical institutes. Together we take the decision on the accreditation and renewal of EMOS labels, and we try to advance the </w:t>
-      </w:r>
-      <w:proofErr w:type="spellStart"/>
-      <w:r>
-        <w:rPr>
-          <w:rFonts w:ascii="Verdana" w:eastAsia="MS-Mincho" w:hAnsi="Verdana"/>
-          <w:sz w:val="20"/>
-          <w:u w:color="0000FF"/>
-          <w:lang w:val="en-US"/>
-        </w:rPr>
-        <w:t>programme</w:t>
-      </w:r>
-      <w:proofErr w:type="spellEnd"/>
-      <w:r>
-        <w:rPr>
-          <w:rFonts w:ascii="Verdana" w:eastAsia="MS-Mincho" w:hAnsi="Verdana"/>
-          <w:sz w:val="20"/>
-          <w:u w:color="0000FF"/>
-          <w:lang w:val="en-US"/>
-        </w:rPr>
-        <w:t xml:space="preserve"> (e.g. by setting up exchange programmes, sharing of materials, webinars).</w:t>
+        <w:t>governing board. The board consists of 4 representatives of universities and national statistical institutes. Together we take the decision on the accreditation and renewal of EMOS labels, and we try to advance the programme (e.g. by setting up exchange programmes, sharing of materials, webinars).</w:t>
       </w:r>
     </w:p>
     <w:p>
@@ -2536,19 +2416,8 @@
           <w:u w:color="0000FF"/>
           <w:lang w:val="en-US"/>
         </w:rPr>
-        <w:t xml:space="preserve">Head of the Ph.D. </w:t>
-      </w:r>
-      <w:proofErr w:type="spellStart"/>
-      <w:r>
-        <w:rPr>
-          <w:rFonts w:ascii="Verdana" w:eastAsia="MS-Mincho" w:hAnsi="Verdana"/>
-          <w:sz w:val="20"/>
-          <w:u w:color="0000FF"/>
-          <w:lang w:val="en-US"/>
-        </w:rPr>
-        <w:t>programme</w:t>
-      </w:r>
-      <w:proofErr w:type="spellEnd"/>
+        <w:t>Head of the Ph.D. programme</w:t>
+      </w:r>
     </w:p>
     <w:p>
       <w:pPr>
@@ -2895,6 +2764,7 @@
           <w:szCs w:val="20"/>
           <w:lang w:val="en-US" w:eastAsia="en-GB"/>
         </w:rPr>
+        <w:lastRenderedPageBreak/>
         <w:t>Member of the Board of Studies Undergraduate School FSW.</w:t>
       </w:r>
     </w:p>
@@ -2969,29 +2839,7 @@
           <w:szCs w:val="20"/>
           <w:lang w:val="en-US" w:eastAsia="en-GB"/>
         </w:rPr>
-        <w:t>Member of the visitation committee for the Research Master Child Development and Education (</w:t>
-      </w:r>
-      <w:proofErr w:type="spellStart"/>
-      <w:r>
-        <w:rPr>
-          <w:rFonts w:ascii="Verdana" w:eastAsiaTheme="minorEastAsia" w:hAnsi="Verdana" w:cs="Tahoma"/>
-          <w:bCs/>
-          <w:sz w:val="20"/>
-          <w:szCs w:val="20"/>
-          <w:lang w:val="en-US" w:eastAsia="en-GB"/>
-        </w:rPr>
-        <w:t>UvA</w:t>
-      </w:r>
-      <w:proofErr w:type="spellEnd"/>
-      <w:r>
-        <w:rPr>
-          <w:rFonts w:ascii="Verdana" w:eastAsiaTheme="minorEastAsia" w:hAnsi="Verdana" w:cs="Tahoma"/>
-          <w:bCs/>
-          <w:sz w:val="20"/>
-          <w:szCs w:val="20"/>
-          <w:lang w:val="en-US" w:eastAsia="en-GB"/>
-        </w:rPr>
-        <w:t>), 2023</w:t>
+        <w:t>Member of the visitation committee for the Research Master Child Development and Education (UvA), 2023</w:t>
       </w:r>
       <w:r>
         <w:rPr>
@@ -3225,7 +3073,6 @@
         </w:rPr>
         <w:t xml:space="preserve">Organization of new courses within the Utrecht Summer School, such as on Machine Learning, Python. </w:t>
       </w:r>
-      <w:proofErr w:type="spellStart"/>
       <w:r>
         <w:rPr>
           <w:rFonts w:ascii="Verdana" w:eastAsiaTheme="minorEastAsia" w:hAnsi="Verdana" w:cs="Tahoma"/>
@@ -3234,40 +3081,7 @@
           <w:szCs w:val="20"/>
           <w:lang w:eastAsia="en-GB"/>
         </w:rPr>
-        <w:t>This</w:t>
-      </w:r>
-      <w:proofErr w:type="spellEnd"/>
-      <w:r>
-        <w:rPr>
-          <w:rFonts w:ascii="Verdana" w:eastAsiaTheme="minorEastAsia" w:hAnsi="Verdana" w:cs="Tahoma"/>
-          <w:bCs/>
-          <w:sz w:val="20"/>
-          <w:szCs w:val="20"/>
-          <w:lang w:eastAsia="en-GB"/>
-        </w:rPr>
-        <w:t xml:space="preserve"> </w:t>
-      </w:r>
-      <w:proofErr w:type="spellStart"/>
-      <w:r>
-        <w:rPr>
-          <w:rFonts w:ascii="Verdana" w:eastAsiaTheme="minorEastAsia" w:hAnsi="Verdana" w:cs="Tahoma"/>
-          <w:bCs/>
-          <w:sz w:val="20"/>
-          <w:szCs w:val="20"/>
-          <w:lang w:eastAsia="en-GB"/>
-        </w:rPr>
-        <w:t>includes</w:t>
-      </w:r>
-      <w:proofErr w:type="spellEnd"/>
-      <w:r>
-        <w:rPr>
-          <w:rFonts w:ascii="Verdana" w:eastAsiaTheme="minorEastAsia" w:hAnsi="Verdana" w:cs="Tahoma"/>
-          <w:bCs/>
-          <w:sz w:val="20"/>
-          <w:szCs w:val="20"/>
-          <w:lang w:eastAsia="en-GB"/>
-        </w:rPr>
-        <w:t xml:space="preserve"> online courses.</w:t>
+        <w:t>This includes online courses.</w:t>
       </w:r>
     </w:p>
     <w:p>
@@ -3369,6 +3183,194 @@
           <w:u w:color="0000FF"/>
           <w:lang w:val="en-US"/>
         </w:rPr>
+        <w:t xml:space="preserve">NWO large scale infrastructure grant </w:t>
+      </w:r>
+      <w:hyperlink r:id="rId14" w:history="1">
+        <w:r>
+          <w:rPr>
+            <w:rStyle w:val="Hyperlink"/>
+            <w:rFonts w:ascii="Verdana" w:eastAsia="MS-Mincho" w:hAnsi="Verdana"/>
+            <w:sz w:val="20"/>
+            <w:szCs w:val="20"/>
+            <w:lang w:val="en-US"/>
+          </w:rPr>
+          <w:t>for</w:t>
+        </w:r>
+        <w:r>
+          <w:rPr>
+            <w:rStyle w:val="Hyperlink"/>
+            <w:rFonts w:ascii="Verdana" w:eastAsia="MS-Mincho" w:hAnsi="Verdana"/>
+            <w:sz w:val="20"/>
+            <w:szCs w:val="20"/>
+            <w:lang w:val="en-US"/>
+          </w:rPr>
+          <w:t xml:space="preserve"> ‘Macroscope’ project</w:t>
+        </w:r>
+      </w:hyperlink>
+      <w:r>
+        <w:rPr>
+          <w:rFonts w:ascii="Verdana" w:eastAsia="MS-Mincho" w:hAnsi="Verdana"/>
+          <w:sz w:val="20"/>
+          <w:szCs w:val="20"/>
+          <w:u w:color="0000FF"/>
+          <w:lang w:val="en-US"/>
+        </w:rPr>
+        <w:t>.</w:t>
+      </w:r>
+      <w:r>
+        <w:rPr>
+          <w:rFonts w:ascii="Verdana" w:eastAsia="MS-Mincho" w:hAnsi="Verdana"/>
+          <w:sz w:val="20"/>
+          <w:szCs w:val="20"/>
+          <w:u w:color="0000FF"/>
+          <w:lang w:val="en-US"/>
+        </w:rPr>
+        <w:t xml:space="preserve"> ODISSEI/CLARIAH (2026-2031)</w:t>
+      </w:r>
+      <w:r>
+        <w:rPr>
+          <w:rFonts w:ascii="Verdana" w:eastAsia="MS-Mincho" w:hAnsi="Verdana"/>
+          <w:sz w:val="20"/>
+          <w:szCs w:val="20"/>
+          <w:u w:color="0000FF"/>
+          <w:lang w:val="en-US"/>
+        </w:rPr>
+        <w:t xml:space="preserve"> Total funding </w:t>
+      </w:r>
+      <w:r>
+        <w:rPr>
+          <w:rFonts w:ascii="Verdana" w:eastAsia="MS-Mincho" w:hAnsi="Verdana"/>
+          <w:sz w:val="20"/>
+          <w:szCs w:val="20"/>
+          <w:u w:color="0000FF"/>
+          <w:lang w:val="en-US"/>
+        </w:rPr>
+        <w:t>€</w:t>
+      </w:r>
+      <w:r>
+        <w:rPr>
+          <w:rFonts w:ascii="Verdana" w:eastAsia="MS-Mincho" w:hAnsi="Verdana"/>
+          <w:sz w:val="20"/>
+          <w:szCs w:val="20"/>
+          <w:u w:color="0000FF"/>
+          <w:lang w:val="en-US"/>
+        </w:rPr>
+        <w:t>1</w:t>
+      </w:r>
+      <w:r>
+        <w:rPr>
+          <w:rFonts w:ascii="Verdana" w:eastAsia="MS-Mincho" w:hAnsi="Verdana"/>
+          <w:sz w:val="20"/>
+          <w:szCs w:val="20"/>
+          <w:u w:color="0000FF"/>
+          <w:lang w:val="en-US"/>
+        </w:rPr>
+        <w:t>6,8</w:t>
+      </w:r>
+      <w:r>
+        <w:rPr>
+          <w:rFonts w:ascii="Verdana" w:eastAsia="MS-Mincho" w:hAnsi="Verdana"/>
+          <w:sz w:val="20"/>
+          <w:szCs w:val="20"/>
+          <w:u w:color="0000FF"/>
+          <w:lang w:val="en-US"/>
+        </w:rPr>
+        <w:t>00</w:t>
+      </w:r>
+      <w:r>
+        <w:rPr>
+          <w:rFonts w:ascii="Verdana" w:eastAsia="MS-Mincho" w:hAnsi="Verdana"/>
+          <w:sz w:val="20"/>
+          <w:szCs w:val="20"/>
+          <w:u w:color="0000FF"/>
+          <w:lang w:val="en-US"/>
+        </w:rPr>
+        <w:t xml:space="preserve">k, of which </w:t>
+      </w:r>
+      <w:r>
+        <w:rPr>
+          <w:rFonts w:ascii="Verdana" w:eastAsia="MS-Mincho" w:hAnsi="Verdana"/>
+          <w:sz w:val="20"/>
+          <w:szCs w:val="20"/>
+          <w:u w:color="0000FF"/>
+          <w:lang w:val="en-US"/>
+        </w:rPr>
+        <w:t>€</w:t>
+      </w:r>
+      <w:r>
+        <w:rPr>
+          <w:rFonts w:ascii="Verdana" w:eastAsia="MS-Mincho" w:hAnsi="Verdana"/>
+          <w:sz w:val="20"/>
+          <w:szCs w:val="20"/>
+          <w:u w:color="0000FF"/>
+          <w:lang w:val="en-US"/>
+        </w:rPr>
+        <w:t>2,050</w:t>
+      </w:r>
+      <w:r>
+        <w:rPr>
+          <w:rFonts w:ascii="Verdana" w:eastAsia="MS-Mincho" w:hAnsi="Verdana"/>
+          <w:sz w:val="20"/>
+          <w:szCs w:val="20"/>
+          <w:u w:color="0000FF"/>
+          <w:lang w:val="en-US"/>
+        </w:rPr>
+        <w:t xml:space="preserve">k personal. I lead WP </w:t>
+      </w:r>
+      <w:r>
+        <w:rPr>
+          <w:rFonts w:ascii="Verdana" w:eastAsia="MS-Mincho" w:hAnsi="Verdana"/>
+          <w:sz w:val="20"/>
+          <w:szCs w:val="20"/>
+          <w:u w:color="0000FF"/>
+          <w:lang w:val="en-US"/>
+        </w:rPr>
+        <w:t>2.1</w:t>
+      </w:r>
+      <w:r>
+        <w:rPr>
+          <w:rFonts w:ascii="Verdana" w:eastAsia="MS-Mincho" w:hAnsi="Verdana"/>
+          <w:sz w:val="20"/>
+          <w:szCs w:val="20"/>
+          <w:u w:color="0000FF"/>
+          <w:lang w:val="en-US"/>
+        </w:rPr>
+        <w:t xml:space="preserve"> on </w:t>
+      </w:r>
+      <w:r>
+        <w:rPr>
+          <w:rFonts w:ascii="Verdana" w:eastAsia="MS-Mincho" w:hAnsi="Verdana"/>
+          <w:sz w:val="20"/>
+          <w:szCs w:val="20"/>
+          <w:u w:color="0000FF"/>
+          <w:lang w:val="en-US"/>
+        </w:rPr>
+        <w:t>Large-scale surveys</w:t>
+      </w:r>
+    </w:p>
+    <w:p>
+      <w:pPr>
+        <w:widowControl w:val="0"/>
+        <w:autoSpaceDE w:val="0"/>
+        <w:autoSpaceDN w:val="0"/>
+        <w:adjustRightInd w:val="0"/>
+        <w:ind w:hanging="284"/>
+        <w:rPr>
+          <w:rFonts w:ascii="Verdana" w:eastAsia="MS-Mincho" w:hAnsi="Verdana"/>
+          <w:sz w:val="20"/>
+          <w:szCs w:val="20"/>
+          <w:u w:color="0000FF"/>
+          <w:lang w:val="en-US"/>
+        </w:rPr>
+      </w:pPr>
+      <w:r>
+        <w:rPr>
+          <w:rFonts w:ascii="Verdana" w:eastAsia="MS-Mincho" w:hAnsi="Verdana"/>
+          <w:sz w:val="20"/>
+          <w:szCs w:val="20"/>
+          <w:u w:color="0000FF"/>
+          <w:lang w:val="en-US"/>
+        </w:rPr>
         <w:t xml:space="preserve">ZONMW pandemic modeling funding for </w:t>
       </w:r>
       <w:r>
@@ -3449,20 +3451,26 @@
           <w:u w:color="0000FF"/>
           <w:lang w:val="en-US"/>
         </w:rPr>
-        <w:t xml:space="preserve">)- 2024-2025. Total funding: 500k. Working with postdoc on mobility </w:t>
-      </w:r>
-      <w:proofErr w:type="spellStart"/>
-      <w:r>
-        <w:rPr>
-          <w:rFonts w:ascii="Verdana" w:eastAsia="MS-Mincho" w:hAnsi="Verdana"/>
+        <w:t>)- 2024-2025. Total funding: 500k. Working with postdoc on mobility datasources.</w:t>
+      </w:r>
+    </w:p>
+    <w:p>
+      <w:pPr>
+        <w:widowControl w:val="0"/>
+        <w:autoSpaceDE w:val="0"/>
+        <w:autoSpaceDN w:val="0"/>
+        <w:adjustRightInd w:val="0"/>
+        <w:ind w:hanging="284"/>
+        <w:rPr>
+          <w:rFonts w:ascii="Verdana" w:eastAsia="MS-Mincho" w:hAnsi="Verdana"/>
+          <w:b/>
+          <w:bCs/>
           <w:sz w:val="20"/>
           <w:szCs w:val="20"/>
           <w:u w:color="0000FF"/>
           <w:lang w:val="en-US"/>
         </w:rPr>
-        <w:t>datasources</w:t>
-      </w:r>
-      <w:proofErr w:type="spellEnd"/>
+      </w:pPr>
       <w:r>
         <w:rPr>
           <w:rFonts w:ascii="Verdana" w:eastAsia="MS-Mincho" w:hAnsi="Verdana"/>
@@ -3471,26 +3479,18 @@
           <w:u w:color="0000FF"/>
           <w:lang w:val="en-US"/>
         </w:rPr>
-        <w:t>.</w:t>
-      </w:r>
-    </w:p>
-    <w:p>
-      <w:pPr>
-        <w:widowControl w:val="0"/>
-        <w:autoSpaceDE w:val="0"/>
-        <w:autoSpaceDN w:val="0"/>
-        <w:adjustRightInd w:val="0"/>
-        <w:ind w:hanging="284"/>
-        <w:rPr>
-          <w:rFonts w:ascii="Verdana" w:eastAsia="MS-Mincho" w:hAnsi="Verdana"/>
-          <w:b/>
-          <w:bCs/>
+        <w:t xml:space="preserve">ZONMW pandemic modeling funding for ‘modeling vaccination profiles for targeted interventions’ (grant no. </w:t>
+      </w:r>
+      <w:r>
+        <w:rPr>
+          <w:rFonts w:ascii="Verdana" w:eastAsia="MS-Mincho" w:hAnsi="Verdana"/>
           <w:sz w:val="20"/>
           <w:szCs w:val="20"/>
           <w:u w:color="0000FF"/>
           <w:lang w:val="en-US"/>
         </w:rPr>
-      </w:pPr>
+        <w:t>1071006231001</w:t>
+      </w:r>
       <w:r>
         <w:rPr>
           <w:rFonts w:ascii="Verdana" w:eastAsia="MS-Mincho" w:hAnsi="Verdana"/>
@@ -3499,9 +3499,16 @@
           <w:u w:color="0000FF"/>
           <w:lang w:val="en-US"/>
         </w:rPr>
-        <w:t xml:space="preserve">ZONMW pandemic modeling funding for ‘modeling vaccination profiles for targeted interventions’ (grant no. </w:t>
-      </w:r>
-      <w:r>
+        <w:t>3)- 2024-2025. Total funding: 500k. Working with postdoc on population-level covariates data to create latent groups.</w:t>
+      </w:r>
+    </w:p>
+    <w:p>
+      <w:pPr>
+        <w:widowControl w:val="0"/>
+        <w:autoSpaceDE w:val="0"/>
+        <w:autoSpaceDN w:val="0"/>
+        <w:adjustRightInd w:val="0"/>
+        <w:ind w:hanging="284"/>
         <w:rPr>
           <w:rFonts w:ascii="Verdana" w:eastAsia="MS-Mincho" w:hAnsi="Verdana"/>
           <w:sz w:val="20"/>
@@ -3509,35 +3516,8 @@
           <w:u w:color="0000FF"/>
           <w:lang w:val="en-US"/>
         </w:rPr>
-        <w:t>1071006231001</w:t>
-      </w:r>
-      <w:r>
-        <w:rPr>
-          <w:rFonts w:ascii="Verdana" w:eastAsia="MS-Mincho" w:hAnsi="Verdana"/>
-          <w:sz w:val="20"/>
-          <w:szCs w:val="20"/>
-          <w:u w:color="0000FF"/>
-          <w:lang w:val="en-US"/>
-        </w:rPr>
-        <w:t>3)- 2024-2025. Total funding: 500k. Working with postdoc on population-level covariates data to create latent groups.</w:t>
-      </w:r>
-    </w:p>
-    <w:p>
-      <w:pPr>
-        <w:widowControl w:val="0"/>
-        <w:autoSpaceDE w:val="0"/>
-        <w:autoSpaceDN w:val="0"/>
-        <w:adjustRightInd w:val="0"/>
-        <w:ind w:hanging="284"/>
-        <w:rPr>
-          <w:rFonts w:ascii="Verdana" w:eastAsia="MS-Mincho" w:hAnsi="Verdana"/>
-          <w:sz w:val="20"/>
-          <w:szCs w:val="20"/>
-          <w:u w:color="0000FF"/>
-          <w:lang w:val="en-US"/>
-        </w:rPr>
-      </w:pPr>
-      <w:hyperlink r:id="rId14" w:history="1">
+      </w:pPr>
+      <w:hyperlink r:id="rId15" w:history="1">
         <w:r>
           <w:rPr>
             <w:rStyle w:val="Hyperlink"/>
@@ -3566,29 +3546,7 @@
             <w:szCs w:val="20"/>
             <w:lang w:val="en-US"/>
           </w:rPr>
-          <w:t>funding ‘</w:t>
-        </w:r>
-        <w:proofErr w:type="spellStart"/>
-        <w:r>
-          <w:rPr>
-            <w:rStyle w:val="Hyperlink"/>
-            <w:rFonts w:ascii="Verdana" w:eastAsia="MS-Mincho" w:hAnsi="Verdana"/>
-            <w:sz w:val="20"/>
-            <w:szCs w:val="20"/>
-            <w:lang w:val="en-US"/>
-          </w:rPr>
-          <w:t>Beprepared</w:t>
-        </w:r>
-        <w:proofErr w:type="spellEnd"/>
-        <w:r>
-          <w:rPr>
-            <w:rStyle w:val="Hyperlink"/>
-            <w:rFonts w:ascii="Verdana" w:eastAsia="MS-Mincho" w:hAnsi="Verdana"/>
-            <w:sz w:val="20"/>
-            <w:szCs w:val="20"/>
-            <w:lang w:val="en-US"/>
-          </w:rPr>
-          <w:t xml:space="preserve">’ </w:t>
+          <w:t xml:space="preserve">funding ‘Beprepared’ </w:t>
         </w:r>
         <w:r>
           <w:rPr>
@@ -3707,7 +3665,7 @@
         </w:rPr>
         <w:t xml:space="preserve"> large scale infrastructure grant for </w:t>
       </w:r>
-      <w:hyperlink r:id="rId15" w:history="1">
+      <w:hyperlink r:id="rId16" w:history="1">
         <w:r>
           <w:rPr>
             <w:rStyle w:val="Hyperlink"/>
@@ -3756,20 +3714,8 @@
             <w:szCs w:val="20"/>
             <w:lang w:val="en-US"/>
           </w:rPr>
-          <w:t xml:space="preserve"> Open Cloud for the Netherlands (SSHOC-NL) project for ODISSEI/</w:t>
+          <w:t xml:space="preserve"> Open Cloud for the Netherlands (SSHOC-NL) project for ODISSEI/Clariah</w:t>
         </w:r>
-        <w:proofErr w:type="spellStart"/>
-        <w:r>
-          <w:rPr>
-            <w:rStyle w:val="Hyperlink"/>
-            <w:rFonts w:ascii="Verdana" w:eastAsia="MS-Mincho" w:hAnsi="Verdana"/>
-            <w:sz w:val="20"/>
-            <w:szCs w:val="20"/>
-            <w:lang w:val="en-US"/>
-          </w:rPr>
-          <w:t>Clariah</w:t>
-        </w:r>
-        <w:proofErr w:type="spellEnd"/>
       </w:hyperlink>
       <w:r>
         <w:rPr>
@@ -3980,7 +3926,7 @@
         </w:rPr>
         <w:t xml:space="preserve">Europe Single Market Grant for project </w:t>
       </w:r>
-      <w:hyperlink r:id="rId16" w:history="1">
+      <w:hyperlink r:id="rId17" w:history="1">
         <w:r>
           <w:rPr>
             <w:rStyle w:val="Hyperlink"/>
@@ -4166,30 +4112,34 @@
           <w:u w:color="0000FF"/>
           <w:lang w:val="es-ES"/>
         </w:rPr>
-        <w:t xml:space="preserve">Camilla Salvatore. 2023-2024. Total </w:t>
-      </w:r>
-      <w:proofErr w:type="spellStart"/>
+        <w:t xml:space="preserve">Camilla Salvatore. 2023-2024. Total funding: 70k. </w:t>
+      </w:r>
       <w:r>
         <w:rPr>
           <w:rFonts w:ascii="Verdana" w:eastAsia="MS-Mincho" w:hAnsi="Verdana"/>
           <w:sz w:val="20"/>
           <w:szCs w:val="20"/>
           <w:u w:color="0000FF"/>
-          <w:lang w:val="es-ES"/>
-        </w:rPr>
-        <w:t>funding</w:t>
-      </w:r>
-      <w:proofErr w:type="spellEnd"/>
-      <w:r>
+          <w:lang w:val="en-US"/>
+        </w:rPr>
+        <w:t>I serve as mentor of dr. Salvatore</w:t>
+      </w:r>
+    </w:p>
+    <w:p>
+      <w:pPr>
+        <w:widowControl w:val="0"/>
+        <w:autoSpaceDE w:val="0"/>
+        <w:autoSpaceDN w:val="0"/>
+        <w:adjustRightInd w:val="0"/>
+        <w:ind w:hanging="284"/>
         <w:rPr>
           <w:rFonts w:ascii="Verdana" w:eastAsia="MS-Mincho" w:hAnsi="Verdana"/>
           <w:sz w:val="20"/>
           <w:szCs w:val="20"/>
           <w:u w:color="0000FF"/>
-          <w:lang w:val="es-ES"/>
-        </w:rPr>
-        <w:t xml:space="preserve">: 70k. </w:t>
-      </w:r>
+          <w:lang w:val="en-US"/>
+        </w:rPr>
+      </w:pPr>
       <w:r>
         <w:rPr>
           <w:rFonts w:ascii="Verdana" w:eastAsia="MS-Mincho" w:hAnsi="Verdana"/>
@@ -4198,16 +4148,9 @@
           <w:u w:color="0000FF"/>
           <w:lang w:val="en-US"/>
         </w:rPr>
-        <w:t>I serve as mentor of dr. Salvatore</w:t>
-      </w:r>
-    </w:p>
-    <w:p>
-      <w:pPr>
-        <w:widowControl w:val="0"/>
-        <w:autoSpaceDE w:val="0"/>
-        <w:autoSpaceDN w:val="0"/>
-        <w:adjustRightInd w:val="0"/>
-        <w:ind w:hanging="284"/>
+        <w:t>National Roadmap for Large-Scale Research Infrastructure</w:t>
+      </w:r>
+      <w:r>
         <w:rPr>
           <w:rFonts w:ascii="Verdana" w:eastAsia="MS-Mincho" w:hAnsi="Verdana"/>
           <w:sz w:val="20"/>
@@ -4215,7 +4158,8 @@
           <w:u w:color="0000FF"/>
           <w:lang w:val="en-US"/>
         </w:rPr>
-      </w:pPr>
+        <w:t>.</w:t>
+      </w:r>
       <w:r>
         <w:rPr>
           <w:rFonts w:ascii="Verdana" w:eastAsia="MS-Mincho" w:hAnsi="Verdana"/>
@@ -4224,7 +4168,7 @@
           <w:u w:color="0000FF"/>
           <w:lang w:val="en-US"/>
         </w:rPr>
-        <w:t>National Roadmap for Large-Scale Research Infrastructure</w:t>
+        <w:t xml:space="preserve"> 2019-2020</w:t>
       </w:r>
       <w:r>
         <w:rPr>
@@ -4244,9 +4188,15 @@
           <w:u w:color="0000FF"/>
           <w:lang w:val="en-US"/>
         </w:rPr>
-        <w:t xml:space="preserve"> 2019-2020</w:t>
-      </w:r>
-      <w:r>
+        <w:t xml:space="preserve"> </w:t>
+      </w:r>
+    </w:p>
+    <w:p>
+      <w:pPr>
+        <w:widowControl w:val="0"/>
+        <w:autoSpaceDE w:val="0"/>
+        <w:autoSpaceDN w:val="0"/>
+        <w:adjustRightInd w:val="0"/>
         <w:rPr>
           <w:rFonts w:ascii="Verdana" w:eastAsia="MS-Mincho" w:hAnsi="Verdana"/>
           <w:sz w:val="20"/>
@@ -4254,34 +4204,8 @@
           <w:u w:color="0000FF"/>
           <w:lang w:val="en-US"/>
         </w:rPr>
-        <w:t>.</w:t>
-      </w:r>
-      <w:r>
-        <w:rPr>
-          <w:rFonts w:ascii="Verdana" w:eastAsia="MS-Mincho" w:hAnsi="Verdana"/>
-          <w:sz w:val="20"/>
-          <w:szCs w:val="20"/>
-          <w:u w:color="0000FF"/>
-          <w:lang w:val="en-US"/>
-        </w:rPr>
-        <w:t xml:space="preserve"> </w:t>
-      </w:r>
-    </w:p>
-    <w:p>
-      <w:pPr>
-        <w:widowControl w:val="0"/>
-        <w:autoSpaceDE w:val="0"/>
-        <w:autoSpaceDN w:val="0"/>
-        <w:adjustRightInd w:val="0"/>
-        <w:rPr>
-          <w:rFonts w:ascii="Verdana" w:eastAsia="MS-Mincho" w:hAnsi="Verdana"/>
-          <w:sz w:val="20"/>
-          <w:szCs w:val="20"/>
-          <w:u w:color="0000FF"/>
-          <w:lang w:val="en-US"/>
-        </w:rPr>
-      </w:pPr>
-      <w:hyperlink r:id="rId17" w:history="1">
+      </w:pPr>
+      <w:hyperlink r:id="rId18" w:history="1">
         <w:r>
           <w:rPr>
             <w:rStyle w:val="Hyperlink"/>
@@ -4647,7 +4571,6 @@
           <w:lang w:val="en-US"/>
         </w:rPr>
       </w:pPr>
-      <w:proofErr w:type="spellStart"/>
       <w:r>
         <w:rPr>
           <w:rFonts w:ascii="Verdana" w:eastAsia="MS-Mincho" w:hAnsi="Verdana"/>
@@ -4664,9 +4587,71 @@
           <w:u w:color="0000FF"/>
           <w:lang w:val="en-US"/>
         </w:rPr>
-        <w:t>nMW</w:t>
-      </w:r>
-      <w:proofErr w:type="spellEnd"/>
+        <w:t xml:space="preserve">nMW Middelgroot: Ten Years Up: Self-regulation in progress (10YUP). </w:t>
+      </w:r>
+      <w:r>
+        <w:rPr>
+          <w:rFonts w:ascii="Verdana" w:eastAsia="MS-Mincho" w:hAnsi="Verdana"/>
+          <w:sz w:val="20"/>
+          <w:u w:color="0000FF"/>
+          <w:lang w:val="en-US"/>
+        </w:rPr>
+        <w:t xml:space="preserve">2018-2020. </w:t>
+      </w:r>
+      <w:r>
+        <w:rPr>
+          <w:rFonts w:ascii="Verdana" w:eastAsia="MS-Mincho" w:hAnsi="Verdana"/>
+          <w:sz w:val="20"/>
+          <w:u w:color="0000FF"/>
+          <w:lang w:val="en-US"/>
+        </w:rPr>
+        <w:t>2-year grant to set up a new cohort study of adolescents who will be followed over time. €15</w:t>
+      </w:r>
+      <w:r>
+        <w:rPr>
+          <w:rFonts w:ascii="Verdana" w:eastAsia="MS-Mincho" w:hAnsi="Verdana"/>
+          <w:sz w:val="20"/>
+          <w:u w:color="0000FF"/>
+          <w:lang w:val="en-US"/>
+        </w:rPr>
+        <w:t>6k</w:t>
+      </w:r>
+      <w:r>
+        <w:rPr>
+          <w:rFonts w:ascii="Verdana" w:eastAsia="MS-Mincho" w:hAnsi="Verdana"/>
+          <w:sz w:val="20"/>
+          <w:u w:color="0000FF"/>
+          <w:lang w:val="en-US"/>
+        </w:rPr>
+        <w:t>.</w:t>
+      </w:r>
+      <w:r>
+        <w:rPr>
+          <w:rFonts w:ascii="Verdana" w:eastAsia="MS-Mincho" w:hAnsi="Verdana"/>
+          <w:sz w:val="20"/>
+          <w:u w:color="0000FF"/>
+          <w:lang w:val="en-US"/>
+        </w:rPr>
+        <w:t xml:space="preserve"> I p</w:t>
+      </w:r>
+      <w:r>
+        <w:rPr>
+          <w:rFonts w:ascii="Verdana" w:eastAsia="MS-Mincho" w:hAnsi="Verdana"/>
+          <w:sz w:val="20"/>
+          <w:u w:color="0000FF"/>
+          <w:lang w:val="en-US"/>
+        </w:rPr>
+        <w:t>articipate in the project as Co-</w:t>
+      </w:r>
+      <w:r>
+        <w:rPr>
+          <w:rFonts w:ascii="Verdana" w:eastAsia="MS-Mincho" w:hAnsi="Verdana"/>
+          <w:sz w:val="20"/>
+          <w:u w:color="0000FF"/>
+          <w:lang w:val="en-US"/>
+        </w:rPr>
+        <w:t>I.</w:t>
+      </w:r>
       <w:r>
         <w:rPr>
           <w:rFonts w:ascii="Verdana" w:eastAsia="MS-Mincho" w:hAnsi="Verdana"/>
@@ -4676,88 +4661,109 @@
         </w:rPr>
         <w:t xml:space="preserve"> </w:t>
       </w:r>
-      <w:proofErr w:type="spellStart"/>
-      <w:r>
-        <w:rPr>
-          <w:rFonts w:ascii="Verdana" w:eastAsia="MS-Mincho" w:hAnsi="Verdana"/>
-          <w:sz w:val="20"/>
-          <w:u w:color="0000FF"/>
-          <w:lang w:val="en-US"/>
-        </w:rPr>
-        <w:t>Middelgroot</w:t>
-      </w:r>
-      <w:proofErr w:type="spellEnd"/>
-      <w:r>
-        <w:rPr>
-          <w:rFonts w:ascii="Verdana" w:eastAsia="MS-Mincho" w:hAnsi="Verdana"/>
-          <w:sz w:val="20"/>
-          <w:u w:color="0000FF"/>
-          <w:lang w:val="en-US"/>
-        </w:rPr>
-        <w:t xml:space="preserve">: Ten Years Up: Self-regulation in progress (10YUP). </w:t>
-      </w:r>
-      <w:r>
-        <w:rPr>
-          <w:rFonts w:ascii="Verdana" w:eastAsia="MS-Mincho" w:hAnsi="Verdana"/>
-          <w:sz w:val="20"/>
-          <w:u w:color="0000FF"/>
-          <w:lang w:val="en-US"/>
-        </w:rPr>
-        <w:t xml:space="preserve">2018-2020. </w:t>
-      </w:r>
-      <w:r>
-        <w:rPr>
-          <w:rFonts w:ascii="Verdana" w:eastAsia="MS-Mincho" w:hAnsi="Verdana"/>
-          <w:sz w:val="20"/>
-          <w:u w:color="0000FF"/>
-          <w:lang w:val="en-US"/>
-        </w:rPr>
-        <w:t>2-year grant to set up a new cohort study of adolescents who will be followed over time. €15</w:t>
-      </w:r>
-      <w:r>
-        <w:rPr>
-          <w:rFonts w:ascii="Verdana" w:eastAsia="MS-Mincho" w:hAnsi="Verdana"/>
-          <w:sz w:val="20"/>
-          <w:u w:color="0000FF"/>
-          <w:lang w:val="en-US"/>
-        </w:rPr>
-        <w:t>6k</w:t>
-      </w:r>
-      <w:r>
-        <w:rPr>
-          <w:rFonts w:ascii="Verdana" w:eastAsia="MS-Mincho" w:hAnsi="Verdana"/>
-          <w:sz w:val="20"/>
-          <w:u w:color="0000FF"/>
-          <w:lang w:val="en-US"/>
-        </w:rPr>
-        <w:t>.</w:t>
-      </w:r>
-      <w:r>
-        <w:rPr>
-          <w:rFonts w:ascii="Verdana" w:eastAsia="MS-Mincho" w:hAnsi="Verdana"/>
-          <w:sz w:val="20"/>
-          <w:u w:color="0000FF"/>
-          <w:lang w:val="en-US"/>
-        </w:rPr>
-        <w:t xml:space="preserve"> I p</w:t>
-      </w:r>
-      <w:r>
-        <w:rPr>
-          <w:rFonts w:ascii="Verdana" w:eastAsia="MS-Mincho" w:hAnsi="Verdana"/>
-          <w:sz w:val="20"/>
-          <w:u w:color="0000FF"/>
-          <w:lang w:val="en-US"/>
-        </w:rPr>
-        <w:t>articipate in the project as Co-</w:t>
-      </w:r>
-      <w:r>
-        <w:rPr>
-          <w:rFonts w:ascii="Verdana" w:eastAsia="MS-Mincho" w:hAnsi="Verdana"/>
-          <w:sz w:val="20"/>
-          <w:u w:color="0000FF"/>
-          <w:lang w:val="en-US"/>
-        </w:rPr>
-        <w:t>I.</w:t>
+      <w:r>
+        <w:rPr>
+          <w:rFonts w:ascii="Verdana" w:eastAsia="MS-Mincho" w:hAnsi="Verdana"/>
+          <w:sz w:val="20"/>
+          <w:u w:color="0000FF"/>
+          <w:lang w:val="en-US"/>
+        </w:rPr>
+        <w:t>(PI: Denise de Ridder, Utrecht University)</w:t>
+      </w:r>
+    </w:p>
+    <w:p>
+      <w:pPr>
+        <w:widowControl w:val="0"/>
+        <w:autoSpaceDE w:val="0"/>
+        <w:autoSpaceDN w:val="0"/>
+        <w:adjustRightInd w:val="0"/>
+        <w:ind w:hanging="284"/>
+        <w:rPr>
+          <w:rFonts w:ascii="Verdana" w:eastAsia="MS-Mincho" w:hAnsi="Verdana"/>
+          <w:sz w:val="20"/>
+          <w:u w:color="0000FF"/>
+          <w:lang w:val="en-US"/>
+        </w:rPr>
+      </w:pPr>
+      <w:r>
+        <w:rPr>
+          <w:rFonts w:ascii="Verdana" w:eastAsia="MS-Mincho" w:hAnsi="Verdana"/>
+          <w:sz w:val="20"/>
+          <w:u w:color="0000FF"/>
+          <w:lang w:val="en-US"/>
+        </w:rPr>
+        <w:t>Innovation grant, Utrecht Univers</w:t>
+      </w:r>
+      <w:r>
+        <w:rPr>
+          <w:rFonts w:ascii="Verdana" w:eastAsia="MS-Mincho" w:hAnsi="Verdana"/>
+          <w:sz w:val="20"/>
+          <w:u w:color="0000FF"/>
+          <w:lang w:val="en-US"/>
+        </w:rPr>
+        <w:t>i</w:t>
+      </w:r>
+      <w:r>
+        <w:rPr>
+          <w:rFonts w:ascii="Verdana" w:eastAsia="MS-Mincho" w:hAnsi="Verdana"/>
+          <w:sz w:val="20"/>
+          <w:u w:color="0000FF"/>
+          <w:lang w:val="en-US"/>
+        </w:rPr>
+        <w:t>ty focus area institutions.</w:t>
+      </w:r>
+      <w:r>
+        <w:rPr>
+          <w:rFonts w:ascii="Verdana" w:eastAsia="MS-Mincho" w:hAnsi="Verdana"/>
+          <w:sz w:val="20"/>
+          <w:u w:color="0000FF"/>
+          <w:lang w:val="en-US"/>
+        </w:rPr>
+        <w:t xml:space="preserve"> 2017-2018.</w:t>
+      </w:r>
+      <w:r>
+        <w:rPr>
+          <w:rFonts w:ascii="Verdana" w:eastAsia="MS-Mincho" w:hAnsi="Verdana"/>
+          <w:sz w:val="20"/>
+          <w:u w:color="0000FF"/>
+          <w:lang w:val="en-US"/>
+        </w:rPr>
+        <w:t xml:space="preserve"> 1-year grant for ‘</w:t>
+      </w:r>
+      <w:r>
+        <w:rPr>
+          <w:rFonts w:ascii="Verdana" w:eastAsia="MS-Mincho" w:hAnsi="Verdana"/>
+          <w:sz w:val="20"/>
+          <w:lang w:val="en-US"/>
+        </w:rPr>
+        <w:t xml:space="preserve">What drives individual behavior in networked institutions’ </w:t>
+      </w:r>
+      <w:r>
+        <w:rPr>
+          <w:rFonts w:ascii="Verdana" w:eastAsia="MS-Mincho" w:hAnsi="Verdana"/>
+          <w:sz w:val="20"/>
+          <w:u w:color="0000FF"/>
+          <w:lang w:val="en-US"/>
+        </w:rPr>
+        <w:t>€19</w:t>
+      </w:r>
+      <w:r>
+        <w:rPr>
+          <w:rFonts w:ascii="Verdana" w:eastAsia="MS-Mincho" w:hAnsi="Verdana"/>
+          <w:sz w:val="20"/>
+          <w:u w:color="0000FF"/>
+          <w:lang w:val="en-US"/>
+        </w:rPr>
+        <w:t>k</w:t>
+      </w:r>
+      <w:r>
+        <w:rPr>
+          <w:rFonts w:ascii="Verdana" w:eastAsia="MS-Mincho" w:hAnsi="Verdana"/>
+          <w:sz w:val="20"/>
+          <w:u w:color="0000FF"/>
+          <w:lang w:val="en-US"/>
+        </w:rPr>
+        <w:t xml:space="preserve"> (with Wouter Vandenabeele and Iris Muis).</w:t>
       </w:r>
       <w:r>
         <w:rPr>
@@ -4768,91 +4774,65 @@
         </w:rPr>
         <w:t xml:space="preserve"> </w:t>
       </w:r>
-      <w:r>
-        <w:rPr>
-          <w:rFonts w:ascii="Verdana" w:eastAsia="MS-Mincho" w:hAnsi="Verdana"/>
-          <w:sz w:val="20"/>
-          <w:u w:color="0000FF"/>
-          <w:lang w:val="en-US"/>
-        </w:rPr>
-        <w:t>(PI: Denise de Ridder, Utrecht University)</w:t>
-      </w:r>
-    </w:p>
-    <w:p>
-      <w:pPr>
-        <w:widowControl w:val="0"/>
-        <w:autoSpaceDE w:val="0"/>
-        <w:autoSpaceDN w:val="0"/>
-        <w:adjustRightInd w:val="0"/>
-        <w:ind w:hanging="284"/>
-        <w:rPr>
-          <w:rFonts w:ascii="Verdana" w:eastAsia="MS-Mincho" w:hAnsi="Verdana"/>
-          <w:sz w:val="20"/>
-          <w:u w:color="0000FF"/>
-          <w:lang w:val="en-US"/>
-        </w:rPr>
-      </w:pPr>
-      <w:r>
-        <w:rPr>
-          <w:rFonts w:ascii="Verdana" w:eastAsia="MS-Mincho" w:hAnsi="Verdana"/>
-          <w:sz w:val="20"/>
-          <w:u w:color="0000FF"/>
-          <w:lang w:val="en-US"/>
-        </w:rPr>
-        <w:t>Innovation grant, Utrecht Univers</w:t>
-      </w:r>
-      <w:r>
-        <w:rPr>
-          <w:rFonts w:ascii="Verdana" w:eastAsia="MS-Mincho" w:hAnsi="Verdana"/>
-          <w:sz w:val="20"/>
-          <w:u w:color="0000FF"/>
-          <w:lang w:val="en-US"/>
-        </w:rPr>
-        <w:t>i</w:t>
-      </w:r>
-      <w:r>
-        <w:rPr>
-          <w:rFonts w:ascii="Verdana" w:eastAsia="MS-Mincho" w:hAnsi="Verdana"/>
-          <w:sz w:val="20"/>
-          <w:u w:color="0000FF"/>
-          <w:lang w:val="en-US"/>
-        </w:rPr>
-        <w:t>ty focus area institutions.</w:t>
-      </w:r>
-      <w:r>
-        <w:rPr>
-          <w:rFonts w:ascii="Verdana" w:eastAsia="MS-Mincho" w:hAnsi="Verdana"/>
-          <w:sz w:val="20"/>
-          <w:u w:color="0000FF"/>
-          <w:lang w:val="en-US"/>
-        </w:rPr>
-        <w:t xml:space="preserve"> 2017-2018.</w:t>
-      </w:r>
-      <w:r>
-        <w:rPr>
-          <w:rFonts w:ascii="Verdana" w:eastAsia="MS-Mincho" w:hAnsi="Verdana"/>
-          <w:sz w:val="20"/>
-          <w:u w:color="0000FF"/>
-          <w:lang w:val="en-US"/>
-        </w:rPr>
-        <w:t xml:space="preserve"> 1-year grant for ‘</w:t>
-      </w:r>
-      <w:r>
-        <w:rPr>
-          <w:rFonts w:ascii="Verdana" w:eastAsia="MS-Mincho" w:hAnsi="Verdana"/>
-          <w:sz w:val="20"/>
-          <w:lang w:val="en-US"/>
-        </w:rPr>
-        <w:t xml:space="preserve">What drives individual behavior in networked institutions’ </w:t>
-      </w:r>
-      <w:r>
-        <w:rPr>
-          <w:rFonts w:ascii="Verdana" w:eastAsia="MS-Mincho" w:hAnsi="Verdana"/>
-          <w:sz w:val="20"/>
-          <w:u w:color="0000FF"/>
-          <w:lang w:val="en-US"/>
-        </w:rPr>
-        <w:t>€19</w:t>
+    </w:p>
+    <w:p>
+      <w:pPr>
+        <w:widowControl w:val="0"/>
+        <w:autoSpaceDE w:val="0"/>
+        <w:autoSpaceDN w:val="0"/>
+        <w:adjustRightInd w:val="0"/>
+        <w:ind w:hanging="284"/>
+        <w:rPr>
+          <w:rFonts w:ascii="Verdana" w:eastAsia="MS-Mincho" w:hAnsi="Verdana"/>
+          <w:sz w:val="20"/>
+          <w:u w:color="0000FF"/>
+          <w:lang w:val="en-US"/>
+        </w:rPr>
+      </w:pPr>
+      <w:r>
+        <w:rPr>
+          <w:rFonts w:ascii="Verdana" w:eastAsia="MS-Mincho" w:hAnsi="Verdana"/>
+          <w:sz w:val="20"/>
+          <w:u w:color="0000FF"/>
+          <w:lang w:val="en-US"/>
+        </w:rPr>
+        <w:t xml:space="preserve">Research IT grant, Utrecht University. </w:t>
+      </w:r>
+      <w:r>
+        <w:rPr>
+          <w:rFonts w:ascii="Verdana" w:eastAsia="MS-Mincho" w:hAnsi="Verdana"/>
+          <w:sz w:val="20"/>
+          <w:u w:color="0000FF"/>
+          <w:lang w:val="en-US"/>
+        </w:rPr>
+        <w:t xml:space="preserve">2017-2018. </w:t>
+      </w:r>
+      <w:r>
+        <w:rPr>
+          <w:rFonts w:ascii="Verdana" w:eastAsia="MS-Mincho" w:hAnsi="Verdana"/>
+          <w:sz w:val="20"/>
+          <w:u w:color="0000FF"/>
+          <w:lang w:val="en-US"/>
+        </w:rPr>
+        <w:t>1-year grant for ‘</w:t>
+      </w:r>
+      <w:r>
+        <w:rPr>
+          <w:rFonts w:ascii="Verdana" w:eastAsia="MS-Mincho" w:hAnsi="Verdana"/>
+          <w:sz w:val="20"/>
+          <w:u w:color="0000FF"/>
+          <w:lang w:val="en-US"/>
+        </w:rPr>
+        <w:t>A</w:t>
+      </w:r>
+      <w:r>
+        <w:rPr>
+          <w:rFonts w:ascii="Verdana" w:eastAsia="MS-Mincho" w:hAnsi="Verdana"/>
+          <w:sz w:val="20"/>
+          <w:u w:color="0000FF"/>
+          <w:lang w:val="en-US"/>
+        </w:rPr>
+        <w:t>n infrastructure for collecting sensitive data through mobile phones’. €25</w:t>
       </w:r>
       <w:r>
         <w:rPr>
@@ -4870,47 +4850,17 @@
           <w:u w:color="0000FF"/>
           <w:lang w:val="en-US"/>
         </w:rPr>
-        <w:t xml:space="preserve"> (with Wouter </w:t>
-      </w:r>
-      <w:proofErr w:type="spellStart"/>
-      <w:r>
-        <w:rPr>
-          <w:rFonts w:ascii="Verdana" w:eastAsia="MS-Mincho" w:hAnsi="Verdana"/>
-          <w:sz w:val="20"/>
-          <w:u w:color="0000FF"/>
-          <w:lang w:val="en-US"/>
-        </w:rPr>
-        <w:t>Vandenabeele</w:t>
-      </w:r>
-      <w:proofErr w:type="spellEnd"/>
-      <w:r>
-        <w:rPr>
-          <w:rFonts w:ascii="Verdana" w:eastAsia="MS-Mincho" w:hAnsi="Verdana"/>
-          <w:sz w:val="20"/>
-          <w:u w:color="0000FF"/>
-          <w:lang w:val="en-US"/>
-        </w:rPr>
-        <w:t xml:space="preserve"> and Iris </w:t>
-      </w:r>
-      <w:proofErr w:type="spellStart"/>
-      <w:r>
-        <w:rPr>
-          <w:rFonts w:ascii="Verdana" w:eastAsia="MS-Mincho" w:hAnsi="Verdana"/>
-          <w:sz w:val="20"/>
-          <w:u w:color="0000FF"/>
-          <w:lang w:val="en-US"/>
-        </w:rPr>
-        <w:t>Muis</w:t>
-      </w:r>
-      <w:proofErr w:type="spellEnd"/>
-      <w:r>
-        <w:rPr>
-          <w:rFonts w:ascii="Verdana" w:eastAsia="MS-Mincho" w:hAnsi="Verdana"/>
-          <w:sz w:val="20"/>
-          <w:u w:color="0000FF"/>
-          <w:lang w:val="en-US"/>
-        </w:rPr>
-        <w:t>).</w:t>
+        <w:t xml:space="preserve"> (with Anne Elevelt, Marieke Haan, </w:t>
+      </w:r>
+      <w:r>
+        <w:rPr>
+          <w:rFonts w:ascii="Verdana" w:eastAsia="MS-Mincho" w:hAnsi="Verdana"/>
+          <w:sz w:val="20"/>
+          <w:u w:color="0000FF"/>
+          <w:lang w:val="en-US"/>
+        </w:rPr>
+        <w:lastRenderedPageBreak/>
+        <w:t>Vera Toepoel, Bella Struminskaya, Barry Schouten).</w:t>
       </w:r>
       <w:r>
         <w:rPr>
@@ -4922,64 +4872,65 @@
         <w:t xml:space="preserve"> </w:t>
       </w:r>
     </w:p>
-    <w:p>
-      <w:pPr>
-        <w:widowControl w:val="0"/>
-        <w:autoSpaceDE w:val="0"/>
-        <w:autoSpaceDN w:val="0"/>
-        <w:adjustRightInd w:val="0"/>
-        <w:ind w:hanging="284"/>
-        <w:rPr>
-          <w:rFonts w:ascii="Verdana" w:eastAsia="MS-Mincho" w:hAnsi="Verdana"/>
-          <w:sz w:val="20"/>
-          <w:u w:color="0000FF"/>
-          <w:lang w:val="en-US"/>
-        </w:rPr>
-      </w:pPr>
-      <w:r>
-        <w:rPr>
-          <w:rFonts w:ascii="Verdana" w:eastAsia="MS-Mincho" w:hAnsi="Verdana"/>
-          <w:sz w:val="20"/>
-          <w:u w:color="0000FF"/>
-          <w:lang w:val="en-US"/>
-        </w:rPr>
-        <w:t xml:space="preserve">Research IT grant, Utrecht University. </w:t>
-      </w:r>
-      <w:r>
-        <w:rPr>
-          <w:rFonts w:ascii="Verdana" w:eastAsia="MS-Mincho" w:hAnsi="Verdana"/>
-          <w:sz w:val="20"/>
-          <w:u w:color="0000FF"/>
-          <w:lang w:val="en-US"/>
-        </w:rPr>
-        <w:t xml:space="preserve">2017-2018. </w:t>
-      </w:r>
-      <w:r>
-        <w:rPr>
-          <w:rFonts w:ascii="Verdana" w:eastAsia="MS-Mincho" w:hAnsi="Verdana"/>
-          <w:sz w:val="20"/>
-          <w:u w:color="0000FF"/>
-          <w:lang w:val="en-US"/>
-        </w:rPr>
-        <w:t>1-year grant for ‘</w:t>
-      </w:r>
-      <w:r>
-        <w:rPr>
-          <w:rFonts w:ascii="Verdana" w:eastAsia="MS-Mincho" w:hAnsi="Verdana"/>
-          <w:sz w:val="20"/>
-          <w:u w:color="0000FF"/>
-          <w:lang w:val="en-US"/>
-        </w:rPr>
-        <w:t>A</w:t>
-      </w:r>
-      <w:r>
-        <w:rPr>
-          <w:rFonts w:ascii="Verdana" w:eastAsia="MS-Mincho" w:hAnsi="Verdana"/>
-          <w:sz w:val="20"/>
-          <w:u w:color="0000FF"/>
-          <w:lang w:val="en-US"/>
-        </w:rPr>
-        <w:t>n infrastructure for collecting sensitive data through mobile phones’. €25</w:t>
+    <w:bookmarkEnd w:id="0"/>
+    <w:p>
+      <w:pPr>
+        <w:widowControl w:val="0"/>
+        <w:autoSpaceDE w:val="0"/>
+        <w:autoSpaceDN w:val="0"/>
+        <w:adjustRightInd w:val="0"/>
+        <w:ind w:hanging="284"/>
+        <w:rPr>
+          <w:rFonts w:ascii="Verdana" w:eastAsia="MS-Mincho" w:hAnsi="Verdana"/>
+          <w:sz w:val="20"/>
+          <w:u w:color="0000FF"/>
+          <w:lang w:val="en-US"/>
+        </w:rPr>
+      </w:pPr>
+      <w:r>
+        <w:rPr>
+          <w:rFonts w:ascii="Verdana" w:eastAsia="MS-Mincho" w:hAnsi="Verdana"/>
+          <w:sz w:val="20"/>
+          <w:u w:color="0000FF"/>
+          <w:lang w:val="en-US"/>
+        </w:rPr>
+        <w:t xml:space="preserve">Dutch Ministry of Social Affairs. </w:t>
+      </w:r>
+      <w:r>
+        <w:rPr>
+          <w:rFonts w:ascii="Verdana" w:eastAsia="MS-Mincho" w:hAnsi="Verdana"/>
+          <w:sz w:val="20"/>
+          <w:u w:color="0000FF"/>
+          <w:lang w:val="en-US"/>
+        </w:rPr>
+        <w:t xml:space="preserve">2017-2021. </w:t>
+      </w:r>
+      <w:r>
+        <w:rPr>
+          <w:rFonts w:ascii="Verdana" w:eastAsia="MS-Mincho" w:hAnsi="Verdana"/>
+          <w:sz w:val="20"/>
+          <w:u w:color="0000FF"/>
+          <w:lang w:val="en-US"/>
+        </w:rPr>
+        <w:t>4 year grant to monitor the quality of Dutch childcare centres. Total funding €1</w:t>
+      </w:r>
+      <w:r>
+        <w:rPr>
+          <w:rFonts w:ascii="Verdana" w:eastAsia="MS-Mincho" w:hAnsi="Verdana"/>
+          <w:sz w:val="20"/>
+          <w:u w:color="0000FF"/>
+          <w:lang w:val="en-US"/>
+        </w:rPr>
+        <w:t>,</w:t>
+      </w:r>
+      <w:r>
+        <w:rPr>
+          <w:rFonts w:ascii="Verdana" w:eastAsia="MS-Mincho" w:hAnsi="Verdana"/>
+          <w:sz w:val="20"/>
+          <w:u w:color="0000FF"/>
+          <w:lang w:val="en-US"/>
+        </w:rPr>
+        <w:t>500</w:t>
       </w:r>
       <w:r>
         <w:rPr>
@@ -4997,114 +4948,6 @@
           <w:u w:color="0000FF"/>
           <w:lang w:val="en-US"/>
         </w:rPr>
-        <w:t xml:space="preserve"> (with Anne Elevelt, Marieke Haan, Vera Toepoel, Bella Struminskaya, Barry Schouten).</w:t>
-      </w:r>
-      <w:r>
-        <w:rPr>
-          <w:rFonts w:ascii="Verdana" w:eastAsia="MS-Mincho" w:hAnsi="Verdana"/>
-          <w:sz w:val="20"/>
-          <w:u w:color="0000FF"/>
-          <w:lang w:val="en-US"/>
-        </w:rPr>
-        <w:t xml:space="preserve"> </w:t>
-      </w:r>
-    </w:p>
-    <w:bookmarkEnd w:id="0"/>
-    <w:p>
-      <w:pPr>
-        <w:widowControl w:val="0"/>
-        <w:autoSpaceDE w:val="0"/>
-        <w:autoSpaceDN w:val="0"/>
-        <w:adjustRightInd w:val="0"/>
-        <w:ind w:hanging="284"/>
-        <w:rPr>
-          <w:rFonts w:ascii="Verdana" w:eastAsia="MS-Mincho" w:hAnsi="Verdana"/>
-          <w:sz w:val="20"/>
-          <w:u w:color="0000FF"/>
-          <w:lang w:val="en-US"/>
-        </w:rPr>
-      </w:pPr>
-      <w:r>
-        <w:rPr>
-          <w:rFonts w:ascii="Verdana" w:eastAsia="MS-Mincho" w:hAnsi="Verdana"/>
-          <w:sz w:val="20"/>
-          <w:u w:color="0000FF"/>
-          <w:lang w:val="en-US"/>
-        </w:rPr>
-        <w:t xml:space="preserve">Dutch Ministry of Social Affairs. </w:t>
-      </w:r>
-      <w:r>
-        <w:rPr>
-          <w:rFonts w:ascii="Verdana" w:eastAsia="MS-Mincho" w:hAnsi="Verdana"/>
-          <w:sz w:val="20"/>
-          <w:u w:color="0000FF"/>
-          <w:lang w:val="en-US"/>
-        </w:rPr>
-        <w:t xml:space="preserve">2017-2021. </w:t>
-      </w:r>
-      <w:r>
-        <w:rPr>
-          <w:rFonts w:ascii="Verdana" w:eastAsia="MS-Mincho" w:hAnsi="Verdana"/>
-          <w:sz w:val="20"/>
-          <w:u w:color="0000FF"/>
-          <w:lang w:val="en-US"/>
-        </w:rPr>
-        <w:t xml:space="preserve">4 year grant to monitor the quality of Dutch childcare </w:t>
-      </w:r>
-      <w:proofErr w:type="spellStart"/>
-      <w:r>
-        <w:rPr>
-          <w:rFonts w:ascii="Verdana" w:eastAsia="MS-Mincho" w:hAnsi="Verdana"/>
-          <w:sz w:val="20"/>
-          <w:u w:color="0000FF"/>
-          <w:lang w:val="en-US"/>
-        </w:rPr>
-        <w:t>centres</w:t>
-      </w:r>
-      <w:proofErr w:type="spellEnd"/>
-      <w:r>
-        <w:rPr>
-          <w:rFonts w:ascii="Verdana" w:eastAsia="MS-Mincho" w:hAnsi="Verdana"/>
-          <w:sz w:val="20"/>
-          <w:u w:color="0000FF"/>
-          <w:lang w:val="en-US"/>
-        </w:rPr>
-        <w:t>. Total funding €1</w:t>
-      </w:r>
-      <w:r>
-        <w:rPr>
-          <w:rFonts w:ascii="Verdana" w:eastAsia="MS-Mincho" w:hAnsi="Verdana"/>
-          <w:sz w:val="20"/>
-          <w:u w:color="0000FF"/>
-          <w:lang w:val="en-US"/>
-        </w:rPr>
-        <w:t>,</w:t>
-      </w:r>
-      <w:r>
-        <w:rPr>
-          <w:rFonts w:ascii="Verdana" w:eastAsia="MS-Mincho" w:hAnsi="Verdana"/>
-          <w:sz w:val="20"/>
-          <w:u w:color="0000FF"/>
-          <w:lang w:val="en-US"/>
-        </w:rPr>
-        <w:t>500</w:t>
-      </w:r>
-      <w:r>
-        <w:rPr>
-          <w:rFonts w:ascii="Verdana" w:eastAsia="MS-Mincho" w:hAnsi="Verdana"/>
-          <w:sz w:val="20"/>
-          <w:u w:color="0000FF"/>
-          <w:lang w:val="en-US"/>
-        </w:rPr>
-        <w:t>k</w:t>
-      </w:r>
-      <w:r>
-        <w:rPr>
-          <w:rFonts w:ascii="Verdana" w:eastAsia="MS-Mincho" w:hAnsi="Verdana"/>
-          <w:sz w:val="20"/>
-          <w:u w:color="0000FF"/>
-          <w:lang w:val="en-US"/>
-        </w:rPr>
         <w:t>. I participate</w:t>
       </w:r>
       <w:r>
@@ -5168,7 +5011,7 @@
         </w:rPr>
         <w:t xml:space="preserve">Horizon 2020: </w:t>
       </w:r>
-      <w:hyperlink r:id="rId18" w:history="1">
+      <w:hyperlink r:id="rId19" w:history="1">
         <w:r>
           <w:rPr>
             <w:rStyle w:val="Hyperlink"/>
@@ -5629,27 +5472,7 @@
           <w:u w:color="0000FF"/>
           <w:lang w:val="en-US"/>
         </w:rPr>
-        <w:t>Educational innovation grant (</w:t>
-      </w:r>
-      <w:proofErr w:type="spellStart"/>
-      <w:r>
-        <w:rPr>
-          <w:rFonts w:ascii="Verdana" w:eastAsia="MS-Mincho" w:hAnsi="Verdana"/>
-          <w:sz w:val="20"/>
-          <w:u w:color="0000FF"/>
-          <w:lang w:val="en-US"/>
-        </w:rPr>
-        <w:t>powersnacks</w:t>
-      </w:r>
-      <w:proofErr w:type="spellEnd"/>
-      <w:r>
-        <w:rPr>
-          <w:rFonts w:ascii="Verdana" w:eastAsia="MS-Mincho" w:hAnsi="Verdana"/>
-          <w:sz w:val="20"/>
-          <w:u w:color="0000FF"/>
-          <w:lang w:val="en-US"/>
-        </w:rPr>
-        <w:t>) at Faculty of Social Sciences, Utrecht University (with Ellen Hamaker), €12</w:t>
+        <w:t>Educational innovation grant (powersnacks) at Faculty of Social Sciences, Utrecht University (with Ellen Hamaker), €12</w:t>
       </w:r>
       <w:r>
         <w:rPr>
@@ -5709,27 +5532,7 @@
           <w:u w:color="0000FF"/>
           <w:lang w:val="en-US"/>
         </w:rPr>
-        <w:t xml:space="preserve">, Vera Toepoel, Rens van de Schoot and Leonie van </w:t>
-      </w:r>
-      <w:proofErr w:type="spellStart"/>
-      <w:r>
-        <w:rPr>
-          <w:rFonts w:ascii="Verdana" w:eastAsia="MS-Mincho" w:hAnsi="Verdana"/>
-          <w:sz w:val="20"/>
-          <w:u w:color="0000FF"/>
-          <w:lang w:val="en-US"/>
-        </w:rPr>
-        <w:t>Tichem</w:t>
-      </w:r>
-      <w:proofErr w:type="spellEnd"/>
-      <w:r>
-        <w:rPr>
-          <w:rFonts w:ascii="Verdana" w:eastAsia="MS-Mincho" w:hAnsi="Verdana"/>
-          <w:sz w:val="20"/>
-          <w:u w:color="0000FF"/>
-          <w:lang w:val="en-US"/>
-        </w:rPr>
-        <w:t>), €32</w:t>
+        <w:t>, Vera Toepoel, Rens van de Schoot and Leonie van Tichem), €32</w:t>
       </w:r>
       <w:r>
         <w:rPr>
@@ -6010,7 +5813,7 @@
         </w:rPr>
         <w:t xml:space="preserve">ean Association for Methodology. </w:t>
       </w:r>
-      <w:hyperlink r:id="rId19" w:history="1">
+      <w:hyperlink r:id="rId20" w:history="1">
         <w:r>
           <w:rPr>
             <w:rFonts w:ascii="Verdana" w:eastAsia="MS-Mincho" w:hAnsi="Verdana"/>
@@ -6132,7 +5935,7 @@
         </w:rPr>
         <w:t xml:space="preserve"> </w:t>
       </w:r>
-      <w:hyperlink r:id="rId20" w:history="1">
+      <w:hyperlink r:id="rId21" w:history="1">
         <w:r>
           <w:rPr>
             <w:rStyle w:val="Hyperlink"/>
@@ -6219,7 +6022,7 @@
         </w:rPr>
         <w:t xml:space="preserve">Survey Research Methods. 2025-present. </w:t>
       </w:r>
-      <w:hyperlink r:id="rId21" w:history="1">
+      <w:hyperlink r:id="rId22" w:history="1">
         <w:r>
           <w:rPr>
             <w:rStyle w:val="Hyperlink"/>
@@ -6342,17 +6145,33 @@
         </w:rPr>
         <w:t xml:space="preserve">Sociological Methods and Research, </w:t>
       </w:r>
-      <w:proofErr w:type="spellStart"/>
-      <w:r>
-        <w:rPr>
-          <w:rFonts w:ascii="Verdana" w:eastAsia="MS-Mincho" w:hAnsi="Verdana"/>
-          <w:sz w:val="20"/>
-          <w:u w:color="0000FF"/>
-          <w:lang w:val="en-US"/>
-        </w:rPr>
-        <w:t>Statistica</w:t>
-      </w:r>
-      <w:proofErr w:type="spellEnd"/>
+      <w:r>
+        <w:rPr>
+          <w:rFonts w:ascii="Verdana" w:eastAsia="MS-Mincho" w:hAnsi="Verdana"/>
+          <w:sz w:val="20"/>
+          <w:u w:color="0000FF"/>
+          <w:lang w:val="en-US"/>
+        </w:rPr>
+        <w:t xml:space="preserve">Statistica Neerlandica, </w:t>
+      </w:r>
+      <w:r>
+        <w:rPr>
+          <w:rFonts w:ascii="Verdana" w:eastAsia="MS-Mincho" w:hAnsi="Verdana"/>
+          <w:sz w:val="20"/>
+          <w:u w:color="0000FF"/>
+          <w:lang w:val="en-US"/>
+        </w:rPr>
+        <w:t>Survey Methodology,</w:t>
+      </w:r>
+      <w:r>
+        <w:rPr>
+          <w:rFonts w:ascii="Verdana" w:eastAsia="MS-Mincho" w:hAnsi="Verdana"/>
+          <w:sz w:val="20"/>
+          <w:u w:color="0000FF"/>
+          <w:lang w:val="en-US"/>
+        </w:rPr>
+        <w:t xml:space="preserve"> Survey Research Methods,</w:t>
+      </w:r>
       <w:r>
         <w:rPr>
           <w:rFonts w:ascii="Verdana" w:eastAsia="MS-Mincho" w:hAnsi="Verdana"/>
@@ -6362,43 +6181,68 @@
         </w:rPr>
         <w:t xml:space="preserve"> </w:t>
       </w:r>
-      <w:proofErr w:type="spellStart"/>
-      <w:r>
-        <w:rPr>
-          <w:rFonts w:ascii="Verdana" w:eastAsia="MS-Mincho" w:hAnsi="Verdana"/>
-          <w:sz w:val="20"/>
-          <w:u w:color="0000FF"/>
-          <w:lang w:val="en-US"/>
-        </w:rPr>
-        <w:t>Neerlandica</w:t>
-      </w:r>
-      <w:proofErr w:type="spellEnd"/>
-      <w:r>
-        <w:rPr>
-          <w:rFonts w:ascii="Verdana" w:eastAsia="MS-Mincho" w:hAnsi="Verdana"/>
-          <w:sz w:val="20"/>
-          <w:u w:color="0000FF"/>
-          <w:lang w:val="en-US"/>
-        </w:rPr>
-        <w:t xml:space="preserve">, </w:t>
-      </w:r>
-      <w:r>
-        <w:rPr>
-          <w:rFonts w:ascii="Verdana" w:eastAsia="MS-Mincho" w:hAnsi="Verdana"/>
-          <w:sz w:val="20"/>
-          <w:u w:color="0000FF"/>
-          <w:lang w:val="en-US"/>
-        </w:rPr>
-        <w:t>Survey Methodology,</w:t>
-      </w:r>
-      <w:r>
-        <w:rPr>
-          <w:rFonts w:ascii="Verdana" w:eastAsia="MS-Mincho" w:hAnsi="Verdana"/>
-          <w:sz w:val="20"/>
-          <w:u w:color="0000FF"/>
-          <w:lang w:val="en-US"/>
-        </w:rPr>
-        <w:t xml:space="preserve"> Survey Research Methods,</w:t>
+      <w:r>
+        <w:rPr>
+          <w:rFonts w:ascii="Verdana" w:eastAsia="MS-Mincho" w:hAnsi="Verdana"/>
+          <w:sz w:val="20"/>
+          <w:u w:color="0000FF"/>
+          <w:lang w:val="en-US"/>
+        </w:rPr>
+        <w:t>Social Sci</w:t>
+      </w:r>
+      <w:r>
+        <w:rPr>
+          <w:rFonts w:ascii="Verdana" w:eastAsia="MS-Mincho" w:hAnsi="Verdana"/>
+          <w:sz w:val="20"/>
+          <w:u w:color="0000FF"/>
+          <w:lang w:val="en-US"/>
+        </w:rPr>
+        <w:t>e</w:t>
+      </w:r>
+      <w:r>
+        <w:rPr>
+          <w:rFonts w:ascii="Verdana" w:eastAsia="MS-Mincho" w:hAnsi="Verdana"/>
+          <w:sz w:val="20"/>
+          <w:u w:color="0000FF"/>
+          <w:lang w:val="en-US"/>
+        </w:rPr>
+        <w:t xml:space="preserve">nce Research, </w:t>
+      </w:r>
+      <w:r>
+        <w:rPr>
+          <w:rFonts w:ascii="Verdana" w:eastAsia="MS-Mincho" w:hAnsi="Verdana"/>
+          <w:sz w:val="20"/>
+          <w:u w:color="0000FF"/>
+          <w:lang w:val="en-US"/>
+        </w:rPr>
+        <w:t xml:space="preserve">ZonMW (Netherlands health research council), Economic and Social Research Council (UK research council), </w:t>
+      </w:r>
+      <w:r>
+        <w:rPr>
+          <w:rFonts w:ascii="Verdana" w:eastAsia="MS-Mincho" w:hAnsi="Verdana"/>
+          <w:sz w:val="20"/>
+          <w:u w:color="0000FF"/>
+          <w:lang w:val="en-US"/>
+        </w:rPr>
+        <w:t xml:space="preserve">German Research Council (DFG), Belgian research Council (FWO), </w:t>
+      </w:r>
+      <w:r>
+        <w:rPr>
+          <w:rFonts w:ascii="Verdana" w:eastAsia="MS-Mincho" w:hAnsi="Verdana"/>
+          <w:sz w:val="20"/>
+          <w:u w:color="0000FF"/>
+          <w:lang w:val="en-US"/>
+        </w:rPr>
+        <w:t>Revalidatiefonds (Netherlands research council),</w:t>
+      </w:r>
+      <w:r>
+        <w:rPr>
+          <w:rFonts w:ascii="Verdana" w:eastAsia="MS-Mincho" w:hAnsi="Verdana"/>
+          <w:sz w:val="20"/>
+          <w:u w:color="0000FF"/>
+          <w:lang w:val="en-US"/>
+        </w:rPr>
+        <w:t xml:space="preserve"> Polish National Science Foundation,</w:t>
       </w:r>
       <w:r>
         <w:rPr>
@@ -6416,100 +6260,6 @@
           <w:u w:color="0000FF"/>
           <w:lang w:val="en-US"/>
         </w:rPr>
-        <w:t>Social Sci</w:t>
-      </w:r>
-      <w:r>
-        <w:rPr>
-          <w:rFonts w:ascii="Verdana" w:eastAsia="MS-Mincho" w:hAnsi="Verdana"/>
-          <w:sz w:val="20"/>
-          <w:u w:color="0000FF"/>
-          <w:lang w:val="en-US"/>
-        </w:rPr>
-        <w:t>e</w:t>
-      </w:r>
-      <w:r>
-        <w:rPr>
-          <w:rFonts w:ascii="Verdana" w:eastAsia="MS-Mincho" w:hAnsi="Verdana"/>
-          <w:sz w:val="20"/>
-          <w:u w:color="0000FF"/>
-          <w:lang w:val="en-US"/>
-        </w:rPr>
-        <w:t xml:space="preserve">nce Research, </w:t>
-      </w:r>
-      <w:proofErr w:type="spellStart"/>
-      <w:r>
-        <w:rPr>
-          <w:rFonts w:ascii="Verdana" w:eastAsia="MS-Mincho" w:hAnsi="Verdana"/>
-          <w:sz w:val="20"/>
-          <w:u w:color="0000FF"/>
-          <w:lang w:val="en-US"/>
-        </w:rPr>
-        <w:t>ZonMW</w:t>
-      </w:r>
-      <w:proofErr w:type="spellEnd"/>
-      <w:r>
-        <w:rPr>
-          <w:rFonts w:ascii="Verdana" w:eastAsia="MS-Mincho" w:hAnsi="Verdana"/>
-          <w:sz w:val="20"/>
-          <w:u w:color="0000FF"/>
-          <w:lang w:val="en-US"/>
-        </w:rPr>
-        <w:t xml:space="preserve"> (Netherlands health research council), Economic and Social Research Council (UK research council), </w:t>
-      </w:r>
-      <w:r>
-        <w:rPr>
-          <w:rFonts w:ascii="Verdana" w:eastAsia="MS-Mincho" w:hAnsi="Verdana"/>
-          <w:sz w:val="20"/>
-          <w:u w:color="0000FF"/>
-          <w:lang w:val="en-US"/>
-        </w:rPr>
-        <w:t xml:space="preserve">German Research Council (DFG), Belgian research Council (FWO), </w:t>
-      </w:r>
-      <w:proofErr w:type="spellStart"/>
-      <w:r>
-        <w:rPr>
-          <w:rFonts w:ascii="Verdana" w:eastAsia="MS-Mincho" w:hAnsi="Verdana"/>
-          <w:sz w:val="20"/>
-          <w:u w:color="0000FF"/>
-          <w:lang w:val="en-US"/>
-        </w:rPr>
-        <w:t>Revalidatiefonds</w:t>
-      </w:r>
-      <w:proofErr w:type="spellEnd"/>
-      <w:r>
-        <w:rPr>
-          <w:rFonts w:ascii="Verdana" w:eastAsia="MS-Mincho" w:hAnsi="Verdana"/>
-          <w:sz w:val="20"/>
-          <w:u w:color="0000FF"/>
-          <w:lang w:val="en-US"/>
-        </w:rPr>
-        <w:t xml:space="preserve"> (Netherlands research council),</w:t>
-      </w:r>
-      <w:r>
-        <w:rPr>
-          <w:rFonts w:ascii="Verdana" w:eastAsia="MS-Mincho" w:hAnsi="Verdana"/>
-          <w:sz w:val="20"/>
-          <w:u w:color="0000FF"/>
-          <w:lang w:val="en-US"/>
-        </w:rPr>
-        <w:t xml:space="preserve"> Polish National Science Foundation,</w:t>
-      </w:r>
-      <w:r>
-        <w:rPr>
-          <w:rFonts w:ascii="Verdana" w:eastAsia="MS-Mincho" w:hAnsi="Verdana"/>
-          <w:sz w:val="20"/>
-          <w:u w:color="0000FF"/>
-          <w:lang w:val="en-US"/>
-        </w:rPr>
-        <w:t xml:space="preserve"> </w:t>
-      </w:r>
-      <w:r>
-        <w:rPr>
-          <w:rFonts w:ascii="Verdana" w:eastAsia="MS-Mincho" w:hAnsi="Verdana"/>
-          <w:sz w:val="20"/>
-          <w:u w:color="0000FF"/>
-          <w:lang w:val="en-US"/>
-        </w:rPr>
         <w:t xml:space="preserve">Flemish Science Foundation, </w:t>
       </w:r>
       <w:r>
@@ -6678,9 +6428,10 @@
           <w:u w:color="0000FF"/>
           <w:lang w:val="en-US"/>
         </w:rPr>
+        <w:lastRenderedPageBreak/>
         <w:t xml:space="preserve">Member of the ODISSEI data Collection committee. 2025-present. </w:t>
       </w:r>
-      <w:hyperlink r:id="rId22" w:history="1">
+      <w:hyperlink r:id="rId23" w:history="1">
         <w:r>
           <w:rPr>
             <w:rStyle w:val="Hyperlink"/>
@@ -6850,7 +6601,7 @@
         </w:rPr>
         <w:t xml:space="preserve"> (2015-2020). Awarded with a Horizon 2020 grant. </w:t>
       </w:r>
-      <w:hyperlink r:id="rId23" w:history="1">
+      <w:hyperlink r:id="rId24" w:history="1">
         <w:r>
           <w:rPr>
             <w:rStyle w:val="Hyperlink"/>
@@ -6943,7 +6694,7 @@
         </w:rPr>
         <w:t xml:space="preserve">2021 </w:t>
       </w:r>
-      <w:hyperlink r:id="rId24" w:history="1">
+      <w:hyperlink r:id="rId25" w:history="1">
         <w:r>
           <w:rPr>
             <w:rStyle w:val="Hyperlink"/>
@@ -7145,7 +6896,7 @@
         </w:rPr>
         <w:tab/>
       </w:r>
-      <w:hyperlink r:id="rId25" w:history="1">
+      <w:hyperlink r:id="rId26" w:history="1">
         <w:r>
           <w:rPr>
             <w:rStyle w:val="Hyperlink"/>
@@ -7189,27 +6940,7 @@
           <w:u w:color="0000FF"/>
           <w:lang w:val="en-US"/>
         </w:rPr>
-        <w:t xml:space="preserve">Member of the advisory board of the ESRC project ‘Understanding survey response </w:t>
-      </w:r>
-      <w:proofErr w:type="spellStart"/>
-      <w:r>
-        <w:rPr>
-          <w:rFonts w:ascii="Verdana" w:eastAsia="MS-Mincho" w:hAnsi="Verdana"/>
-          <w:sz w:val="20"/>
-          <w:u w:color="0000FF"/>
-          <w:lang w:val="en-US"/>
-        </w:rPr>
-        <w:t>behaviour</w:t>
-      </w:r>
-      <w:proofErr w:type="spellEnd"/>
-      <w:r>
-        <w:rPr>
-          <w:rFonts w:ascii="Verdana" w:eastAsia="MS-Mincho" w:hAnsi="Verdana"/>
-          <w:sz w:val="20"/>
-          <w:u w:color="0000FF"/>
-          <w:lang w:val="en-US"/>
-        </w:rPr>
-        <w:t xml:space="preserve"> in a digital age: Mixed-device online surveys and mobile device use’. PI: Olga Ma</w:t>
+        <w:t>Member of the advisory board of the ESRC project ‘Understanding survey response behaviour in a digital age: Mixed-device online surveys and mobile device use’. PI: Olga Ma</w:t>
       </w:r>
       <w:r>
         <w:rPr>
@@ -7278,49 +7009,9 @@
           <w:u w:color="0000FF"/>
           <w:lang w:val="en-US"/>
         </w:rPr>
-        <w:t xml:space="preserve">esearch (Dutch: </w:t>
-      </w:r>
-      <w:proofErr w:type="spellStart"/>
-      <w:r>
-        <w:rPr>
-          <w:rFonts w:ascii="Verdana" w:eastAsia="MS-Mincho" w:hAnsi="Verdana"/>
-          <w:sz w:val="20"/>
-          <w:u w:color="0000FF"/>
-          <w:lang w:val="en-US"/>
-        </w:rPr>
-        <w:t>Sociaal</w:t>
-      </w:r>
-      <w:proofErr w:type="spellEnd"/>
-      <w:r>
-        <w:rPr>
-          <w:rFonts w:ascii="Verdana" w:eastAsia="MS-Mincho" w:hAnsi="Verdana"/>
-          <w:sz w:val="20"/>
-          <w:u w:color="0000FF"/>
-          <w:lang w:val="en-US"/>
-        </w:rPr>
-        <w:t xml:space="preserve"> </w:t>
-      </w:r>
-      <w:proofErr w:type="spellStart"/>
-      <w:r>
-        <w:rPr>
-          <w:rFonts w:ascii="Verdana" w:eastAsia="MS-Mincho" w:hAnsi="Verdana"/>
-          <w:sz w:val="20"/>
-          <w:u w:color="0000FF"/>
-          <w:lang w:val="en-US"/>
-        </w:rPr>
-        <w:t>Planbureau</w:t>
-      </w:r>
-      <w:proofErr w:type="spellEnd"/>
-      <w:r>
-        <w:rPr>
-          <w:rFonts w:ascii="Verdana" w:eastAsia="MS-Mincho" w:hAnsi="Verdana"/>
-          <w:sz w:val="20"/>
-          <w:u w:color="0000FF"/>
-          <w:lang w:val="en-US"/>
-        </w:rPr>
-        <w:t xml:space="preserve"> Groningen), </w:t>
-      </w:r>
-      <w:hyperlink r:id="rId26" w:history="1">
+        <w:t xml:space="preserve">esearch (Dutch: Sociaal Planbureau Groningen), </w:t>
+      </w:r>
+      <w:hyperlink r:id="rId27" w:history="1">
         <w:r>
           <w:rPr>
             <w:rStyle w:val="Hyperlink"/>
@@ -7392,7 +7083,7 @@
         </w:rPr>
         <w:t xml:space="preserve">Member of the central committee of the Dutch Platform for Survey research, 2009-present. </w:t>
       </w:r>
-      <w:hyperlink r:id="rId27" w:history="1">
+      <w:hyperlink r:id="rId28" w:history="1">
         <w:r>
           <w:rPr>
             <w:rStyle w:val="Hyperlink"/>
@@ -7615,19 +7306,8 @@
           <w:u w:color="0000FF"/>
           <w:lang w:val="en-US"/>
         </w:rPr>
-        <w:t xml:space="preserve">Chair session on Smart Surveys, NTTS 2025 conference, 13 March, 2025, Brussels, </w:t>
-      </w:r>
-      <w:proofErr w:type="spellStart"/>
-      <w:r>
-        <w:rPr>
-          <w:rFonts w:ascii="Verdana" w:eastAsia="MS-Mincho" w:hAnsi="Verdana"/>
-          <w:sz w:val="20"/>
-          <w:u w:color="0000FF"/>
-          <w:lang w:val="en-US"/>
-        </w:rPr>
-        <w:t>Begium</w:t>
-      </w:r>
-      <w:proofErr w:type="spellEnd"/>
+        <w:t>Chair session on Smart Surveys, NTTS 2025 conference, 13 March, 2025, Brussels, Begium</w:t>
+      </w:r>
     </w:p>
     <w:p>
       <w:pPr>
@@ -7697,7 +7377,7 @@
         </w:rPr>
         <w:t xml:space="preserve">. </w:t>
       </w:r>
-      <w:hyperlink r:id="rId28" w:history="1">
+      <w:hyperlink r:id="rId29" w:history="1">
         <w:r>
           <w:rPr>
             <w:rStyle w:val="Hyperlink"/>
@@ -7769,7 +7449,7 @@
         </w:rPr>
         <w:t xml:space="preserve"> </w:t>
       </w:r>
-      <w:hyperlink r:id="rId29" w:history="1">
+      <w:hyperlink r:id="rId30" w:history="1">
         <w:r>
           <w:rPr>
             <w:rStyle w:val="Hyperlink"/>
@@ -7822,7 +7502,7 @@
         </w:rPr>
         <w:t xml:space="preserve"> </w:t>
       </w:r>
-      <w:hyperlink r:id="rId30" w:history="1">
+      <w:hyperlink r:id="rId31" w:history="1">
         <w:r>
           <w:rPr>
             <w:rStyle w:val="Hyperlink"/>
@@ -7858,25 +7538,14 @@
           <w:lang w:val="en-US"/>
         </w:rPr>
       </w:pPr>
-      <w:proofErr w:type="spellStart"/>
-      <w:r>
-        <w:rPr>
-          <w:rFonts w:ascii="Verdana" w:eastAsia="MS-Mincho" w:hAnsi="Verdana"/>
-          <w:sz w:val="20"/>
-          <w:u w:color="0000FF"/>
-          <w:lang w:val="en-US"/>
-        </w:rPr>
-        <w:t>Organiser</w:t>
-      </w:r>
-      <w:proofErr w:type="spellEnd"/>
-      <w:r>
-        <w:rPr>
-          <w:rFonts w:ascii="Verdana" w:eastAsia="MS-Mincho" w:hAnsi="Verdana"/>
-          <w:sz w:val="20"/>
-          <w:u w:color="0000FF"/>
-          <w:lang w:val="en-US"/>
-        </w:rPr>
-        <w:t xml:space="preserve"> of the</w:t>
+      <w:r>
+        <w:rPr>
+          <w:rFonts w:ascii="Verdana" w:eastAsia="MS-Mincho" w:hAnsi="Verdana"/>
+          <w:sz w:val="20"/>
+          <w:u w:color="0000FF"/>
+          <w:lang w:val="en-US"/>
+        </w:rPr>
+        <w:t>Organiser of the</w:t>
       </w:r>
       <w:r>
         <w:rPr>
@@ -7905,7 +7574,7 @@
         </w:rPr>
         <w:t xml:space="preserve">. See </w:t>
       </w:r>
-      <w:hyperlink r:id="rId31" w:history="1">
+      <w:hyperlink r:id="rId32" w:history="1">
         <w:r>
           <w:rPr>
             <w:rStyle w:val="Hyperlink"/>
@@ -8190,7 +7859,7 @@
         </w:rPr>
         <w:t xml:space="preserve"> </w:t>
       </w:r>
-      <w:hyperlink r:id="rId32" w:history="1">
+      <w:hyperlink r:id="rId33" w:history="1">
         <w:r>
           <w:rPr>
             <w:rStyle w:val="Hyperlink"/>
@@ -8270,6 +7939,7 @@
           <w:u w:color="0000FF"/>
           <w:lang w:val="en-US"/>
         </w:rPr>
+        <w:lastRenderedPageBreak/>
         <w:t>Smartphone Apps</w:t>
       </w:r>
       <w:r>
@@ -8352,17 +8022,7 @@
           <w:u w:color="0000FF"/>
           <w:lang w:val="en-US"/>
         </w:rPr>
-        <w:t xml:space="preserve">: human </w:t>
-      </w:r>
-      <w:proofErr w:type="spellStart"/>
-      <w:r>
-        <w:rPr>
-          <w:rFonts w:ascii="Verdana" w:eastAsia="MS-Mincho" w:hAnsi="Verdana"/>
-          <w:sz w:val="20"/>
-          <w:u w:color="0000FF"/>
-          <w:lang w:val="en-US"/>
-        </w:rPr>
-        <w:t>behavio</w:t>
+        <w:t>: human behavio</w:t>
       </w:r>
       <w:r>
         <w:rPr>
@@ -8380,17 +8040,7 @@
           <w:u w:color="0000FF"/>
           <w:lang w:val="en-US"/>
         </w:rPr>
-        <w:t>r</w:t>
-      </w:r>
-      <w:proofErr w:type="spellEnd"/>
-      <w:r>
-        <w:rPr>
-          <w:rFonts w:ascii="Verdana" w:eastAsia="MS-Mincho" w:hAnsi="Verdana"/>
-          <w:sz w:val="20"/>
-          <w:u w:color="0000FF"/>
-          <w:lang w:val="en-US"/>
-        </w:rPr>
-        <w:t xml:space="preserve"> in a spatial context. ESRA conference,</w:t>
+        <w:t>r in a spatial context. ESRA conference,</w:t>
       </w:r>
       <w:r>
         <w:rPr>
@@ -8574,7 +8224,7 @@
         </w:rPr>
         <w:t xml:space="preserve">Organizing Committee of the sixth conference of the European Association for Methodology, 23-25 July 2014. Utrecht, the Netherlands. </w:t>
       </w:r>
-      <w:hyperlink r:id="rId33" w:history="1">
+      <w:hyperlink r:id="rId34" w:history="1">
         <w:r>
           <w:rPr>
             <w:rFonts w:ascii="Verdana" w:eastAsia="MS-Mincho" w:hAnsi="Verdana"/>
@@ -8610,7 +8260,7 @@
         </w:rPr>
         <w:t xml:space="preserve">Scientific Committee of the Panel Survey Methods Workshop 2014. Ann Arbor, MI, United States of America. </w:t>
       </w:r>
-      <w:hyperlink r:id="rId34" w:history="1">
+      <w:hyperlink r:id="rId35" w:history="1">
         <w:r>
           <w:rPr>
             <w:rFonts w:ascii="Verdana" w:eastAsia="MS-Mincho" w:hAnsi="Verdana"/>
@@ -8646,7 +8296,7 @@
         </w:rPr>
         <w:t xml:space="preserve">Member of the coordinating committee Dutch Platform for Survey Research, 2008-present </w:t>
       </w:r>
-      <w:hyperlink r:id="rId35" w:history="1">
+      <w:hyperlink r:id="rId36" w:history="1">
         <w:r>
           <w:rPr>
             <w:rFonts w:ascii="Verdana" w:eastAsia="MS-Mincho" w:hAnsi="Verdana"/>
@@ -8690,27 +8340,7 @@
           <w:u w:color="0000FF"/>
           <w:lang w:val="en-US"/>
         </w:rPr>
-        <w:t>Organizing committee ‘</w:t>
-      </w:r>
-      <w:proofErr w:type="spellStart"/>
-      <w:r>
-        <w:rPr>
-          <w:rFonts w:ascii="Verdana" w:eastAsia="MS-Mincho" w:hAnsi="Verdana"/>
-          <w:sz w:val="20"/>
-          <w:u w:color="0000FF"/>
-          <w:lang w:val="en-US"/>
-        </w:rPr>
-        <w:t>Mplus</w:t>
-      </w:r>
-      <w:proofErr w:type="spellEnd"/>
-      <w:r>
-        <w:rPr>
-          <w:rFonts w:ascii="Verdana" w:eastAsia="MS-Mincho" w:hAnsi="Verdana"/>
-          <w:sz w:val="20"/>
-          <w:u w:color="0000FF"/>
-          <w:lang w:val="en-US"/>
-        </w:rPr>
-        <w:t xml:space="preserve"> user meetings’ at Utrecht University, 2010 – </w:t>
+        <w:t xml:space="preserve">Organizing committee ‘Mplus user meetings’ at Utrecht University, 2010 – </w:t>
       </w:r>
       <w:r>
         <w:rPr>
@@ -8730,7 +8360,7 @@
         </w:rPr>
         <w:t xml:space="preserve">, </w:t>
       </w:r>
-      <w:hyperlink r:id="rId36" w:history="1">
+      <w:hyperlink r:id="rId37" w:history="1">
         <w:r>
           <w:rPr>
             <w:rFonts w:ascii="Verdana" w:eastAsia="MS-Mincho" w:hAnsi="Verdana"/>
@@ -8806,47 +8436,7 @@
           <w:u w:color="0000FF"/>
           <w:lang w:val="en-US"/>
         </w:rPr>
-        <w:t xml:space="preserve">: ‘attrition in panel surveys’, ESRA conference, Ljubljana, 18-22 July 2013 (with Ulrich Krieger (University of Mannheim), </w:t>
-      </w:r>
-      <w:proofErr w:type="spellStart"/>
-      <w:r>
-        <w:rPr>
-          <w:rFonts w:ascii="Verdana" w:eastAsia="MS-Mincho" w:hAnsi="Verdana"/>
-          <w:sz w:val="20"/>
-          <w:u w:color="0000FF"/>
-          <w:lang w:val="en-US"/>
-        </w:rPr>
-        <w:t>Galit</w:t>
-      </w:r>
-      <w:proofErr w:type="spellEnd"/>
-      <w:r>
-        <w:rPr>
-          <w:rFonts w:ascii="Verdana" w:eastAsia="MS-Mincho" w:hAnsi="Verdana"/>
-          <w:sz w:val="20"/>
-          <w:u w:color="0000FF"/>
-          <w:lang w:val="en-US"/>
-        </w:rPr>
-        <w:t xml:space="preserve"> </w:t>
-      </w:r>
-      <w:proofErr w:type="spellStart"/>
-      <w:r>
-        <w:rPr>
-          <w:rFonts w:ascii="Verdana" w:eastAsia="MS-Mincho" w:hAnsi="Verdana"/>
-          <w:sz w:val="20"/>
-          <w:u w:color="0000FF"/>
-          <w:lang w:val="en-US"/>
-        </w:rPr>
-        <w:t>Gordoni</w:t>
-      </w:r>
-      <w:proofErr w:type="spellEnd"/>
-      <w:r>
-        <w:rPr>
-          <w:rFonts w:ascii="Verdana" w:eastAsia="MS-Mincho" w:hAnsi="Verdana"/>
-          <w:sz w:val="20"/>
-          <w:u w:color="0000FF"/>
-          <w:lang w:val="en-US"/>
-        </w:rPr>
-        <w:t xml:space="preserve"> (Israel Central Bureau of Statistics) and Jon </w:t>
+        <w:t xml:space="preserve">: ‘attrition in panel surveys’, ESRA conference, Ljubljana, 18-22 July 2013 (with Ulrich Krieger (University of Mannheim), Galit Gordoni (Israel Central Bureau of Statistics) and Jon </w:t>
       </w:r>
       <w:r>
         <w:rPr>
@@ -8888,27 +8478,7 @@
           <w:u w:color="0000FF"/>
           <w:lang w:val="en-US"/>
         </w:rPr>
-        <w:t xml:space="preserve">Session convenor: ‘Understanding measurement error in longitudinal data’, RC33 conference on social science Methodology, 9-13 July 2012, Sydney (with Noah </w:t>
-      </w:r>
-      <w:proofErr w:type="spellStart"/>
-      <w:r>
-        <w:rPr>
-          <w:rFonts w:ascii="Verdana" w:eastAsia="MS-Mincho" w:hAnsi="Verdana"/>
-          <w:sz w:val="20"/>
-          <w:u w:color="0000FF"/>
-          <w:lang w:val="en-US"/>
-        </w:rPr>
-        <w:t>Uhrig</w:t>
-      </w:r>
-      <w:proofErr w:type="spellEnd"/>
-      <w:r>
-        <w:rPr>
-          <w:rFonts w:ascii="Verdana" w:eastAsia="MS-Mincho" w:hAnsi="Verdana"/>
-          <w:sz w:val="20"/>
-          <w:u w:color="0000FF"/>
-          <w:lang w:val="en-US"/>
-        </w:rPr>
-        <w:t>, Emanuela Sala and Ulrich Krieger)</w:t>
+        <w:t>Session convenor: ‘Understanding measurement error in longitudinal data’, RC33 conference on social science Methodology, 9-13 July 2012, Sydney (with Noah Uhrig, Emanuela Sala and Ulrich Krieger)</w:t>
       </w:r>
     </w:p>
     <w:p>
@@ -8941,27 +8511,7 @@
           <w:u w:color="0000FF"/>
           <w:lang w:val="en-US"/>
         </w:rPr>
-        <w:t xml:space="preserve">ith Noah </w:t>
-      </w:r>
-      <w:proofErr w:type="spellStart"/>
-      <w:r>
-        <w:rPr>
-          <w:rFonts w:ascii="Verdana" w:eastAsia="MS-Mincho" w:hAnsi="Verdana"/>
-          <w:sz w:val="20"/>
-          <w:u w:color="0000FF"/>
-          <w:lang w:val="en-US"/>
-        </w:rPr>
-        <w:t>Uhrig</w:t>
-      </w:r>
-      <w:proofErr w:type="spellEnd"/>
-      <w:r>
-        <w:rPr>
-          <w:rFonts w:ascii="Verdana" w:eastAsia="MS-Mincho" w:hAnsi="Verdana"/>
-          <w:sz w:val="20"/>
-          <w:u w:color="0000FF"/>
-          <w:lang w:val="en-US"/>
-        </w:rPr>
-        <w:t>, Emanuela Sala and</w:t>
+        <w:t>ith Noah Uhrig, Emanuela Sala and</w:t>
       </w:r>
       <w:r>
         <w:rPr>
@@ -9012,91 +8562,31 @@
           <w:u w:color="0000FF"/>
           <w:lang w:val="en-US"/>
         </w:rPr>
-        <w:t xml:space="preserve"> ‘Data quality in longitudinal survey data’ – attrition and measurement error” European Survey Research Association Conference, June 2009 – Warsaw, together with Noah </w:t>
-      </w:r>
-      <w:proofErr w:type="spellStart"/>
-      <w:r>
-        <w:rPr>
-          <w:rFonts w:ascii="Verdana" w:eastAsia="MS-Mincho" w:hAnsi="Verdana"/>
-          <w:sz w:val="20"/>
-          <w:u w:color="0000FF"/>
-          <w:lang w:val="en-US"/>
-        </w:rPr>
-        <w:t>Uhrig</w:t>
-      </w:r>
-      <w:proofErr w:type="spellEnd"/>
-      <w:r>
-        <w:rPr>
-          <w:rFonts w:ascii="Verdana" w:eastAsia="MS-Mincho" w:hAnsi="Verdana"/>
-          <w:sz w:val="20"/>
-          <w:u w:color="0000FF"/>
-          <w:lang w:val="en-US"/>
-        </w:rPr>
-        <w:t xml:space="preserve"> (University of Essex), Emanuela Sala (University of Milano-Bocconi) and Ulrich Krieger, MEA, Max Planck Institute for Social Law and Social Policy, University of Munich). </w:t>
-      </w:r>
-    </w:p>
-    <w:p>
-      <w:pPr>
-        <w:widowControl w:val="0"/>
-        <w:autoSpaceDE w:val="0"/>
-        <w:autoSpaceDN w:val="0"/>
-        <w:adjustRightInd w:val="0"/>
-        <w:ind w:hanging="284"/>
-        <w:rPr>
-          <w:rFonts w:ascii="Verdana" w:eastAsia="MS-Mincho" w:hAnsi="Verdana"/>
-          <w:sz w:val="20"/>
-          <w:u w:color="0000FF"/>
-          <w:lang w:val="en-US"/>
-        </w:rPr>
-      </w:pPr>
-      <w:r>
-        <w:rPr>
-          <w:rFonts w:ascii="Verdana" w:eastAsia="MS-Mincho" w:hAnsi="Verdana"/>
-          <w:sz w:val="20"/>
-          <w:u w:color="0000FF"/>
-          <w:lang w:val="en-US"/>
-        </w:rPr>
-        <w:t xml:space="preserve">Session convenor ‘The quality of data in panel surveys’. European Survey Research Association Conference, June 2007 – Prague, together with </w:t>
-      </w:r>
-      <w:proofErr w:type="spellStart"/>
-      <w:r>
-        <w:rPr>
-          <w:rFonts w:ascii="Verdana" w:eastAsia="MS-Mincho" w:hAnsi="Verdana"/>
-          <w:sz w:val="20"/>
-          <w:u w:color="0000FF"/>
-          <w:lang w:val="en-US"/>
-        </w:rPr>
-        <w:t>Gerty</w:t>
-      </w:r>
-      <w:proofErr w:type="spellEnd"/>
-      <w:r>
-        <w:rPr>
-          <w:rFonts w:ascii="Verdana" w:eastAsia="MS-Mincho" w:hAnsi="Verdana"/>
-          <w:sz w:val="20"/>
-          <w:u w:color="0000FF"/>
-          <w:lang w:val="en-US"/>
-        </w:rPr>
-        <w:t xml:space="preserve"> </w:t>
-      </w:r>
-      <w:proofErr w:type="spellStart"/>
-      <w:r>
-        <w:rPr>
-          <w:rFonts w:ascii="Verdana" w:eastAsia="MS-Mincho" w:hAnsi="Verdana"/>
-          <w:sz w:val="20"/>
-          <w:u w:color="0000FF"/>
-          <w:lang w:val="en-US"/>
-        </w:rPr>
-        <w:t>Lensvelt</w:t>
-      </w:r>
-      <w:proofErr w:type="spellEnd"/>
-      <w:r>
-        <w:rPr>
-          <w:rFonts w:ascii="Verdana" w:eastAsia="MS-Mincho" w:hAnsi="Verdana"/>
-          <w:sz w:val="20"/>
-          <w:u w:color="0000FF"/>
-          <w:lang w:val="en-US"/>
-        </w:rPr>
-        <w:t>-Mulders.</w:t>
+        <w:t xml:space="preserve"> ‘Data quality in longitudinal survey data’ – attrition and measurement error” European Survey Research Association Conference, June 2009 – Warsaw, together with Noah Uhrig (University of Essex), Emanuela Sala (University of Milano-Bocconi) and Ulrich Krieger, MEA, Max Planck Institute for Social Law and Social Policy, University of Munich). </w:t>
+      </w:r>
+    </w:p>
+    <w:p>
+      <w:pPr>
+        <w:widowControl w:val="0"/>
+        <w:autoSpaceDE w:val="0"/>
+        <w:autoSpaceDN w:val="0"/>
+        <w:adjustRightInd w:val="0"/>
+        <w:ind w:hanging="284"/>
+        <w:rPr>
+          <w:rFonts w:ascii="Verdana" w:eastAsia="MS-Mincho" w:hAnsi="Verdana"/>
+          <w:sz w:val="20"/>
+          <w:u w:color="0000FF"/>
+          <w:lang w:val="en-US"/>
+        </w:rPr>
+      </w:pPr>
+      <w:r>
+        <w:rPr>
+          <w:rFonts w:ascii="Verdana" w:eastAsia="MS-Mincho" w:hAnsi="Verdana"/>
+          <w:sz w:val="20"/>
+          <w:u w:color="0000FF"/>
+          <w:lang w:val="en-US"/>
+        </w:rPr>
+        <w:t>Session convenor ‘The quality of data in panel surveys’. European Survey Research Association Conference, June 2007 – Prague, together with Gerty Lensvelt-Mulders.</w:t>
       </w:r>
     </w:p>
     <w:p>
@@ -9181,7 +8671,7 @@
         </w:rPr>
         <w:t xml:space="preserve">Special Advisor </w:t>
       </w:r>
-      <w:hyperlink r:id="rId37" w:history="1">
+      <w:hyperlink r:id="rId38" w:history="1">
         <w:r>
           <w:rPr>
             <w:rStyle w:val="Hyperlink"/>
@@ -9325,43 +8815,7 @@
           <w:sz w:val="20"/>
           <w:lang w:val="en-US"/>
         </w:rPr>
-        <w:t>Consultant for inspectorate for education (</w:t>
-      </w:r>
-      <w:proofErr w:type="spellStart"/>
-      <w:r>
-        <w:rPr>
-          <w:rFonts w:ascii="Verdana" w:eastAsia="MS-Mincho" w:hAnsi="Verdana"/>
-          <w:sz w:val="20"/>
-          <w:lang w:val="en-US"/>
-        </w:rPr>
-        <w:t>Inspectie</w:t>
-      </w:r>
-      <w:proofErr w:type="spellEnd"/>
-      <w:r>
-        <w:rPr>
-          <w:rFonts w:ascii="Verdana" w:eastAsia="MS-Mincho" w:hAnsi="Verdana"/>
-          <w:sz w:val="20"/>
-          <w:lang w:val="en-US"/>
-        </w:rPr>
-        <w:t xml:space="preserve"> van het </w:t>
-      </w:r>
-      <w:proofErr w:type="spellStart"/>
-      <w:r>
-        <w:rPr>
-          <w:rFonts w:ascii="Verdana" w:eastAsia="MS-Mincho" w:hAnsi="Verdana"/>
-          <w:sz w:val="20"/>
-          <w:lang w:val="en-US"/>
-        </w:rPr>
-        <w:t>Onderwijs</w:t>
-      </w:r>
-      <w:proofErr w:type="spellEnd"/>
-      <w:r>
-        <w:rPr>
-          <w:rFonts w:ascii="Verdana" w:eastAsia="MS-Mincho" w:hAnsi="Verdana"/>
-          <w:sz w:val="20"/>
-          <w:lang w:val="en-US"/>
-        </w:rPr>
-        <w:t>), on sampling strategy for monitoring of quality in the Dutch schooling system, 2023</w:t>
+        <w:t>Consultant for inspectorate for education (Inspectie van het Onderwijs), on sampling strategy for monitoring of quality in the Dutch schooling system, 2023</w:t>
       </w:r>
     </w:p>
     <w:p>
@@ -9708,43 +9162,16 @@
           <w:sz w:val="20"/>
           <w:lang w:val="en-US"/>
         </w:rPr>
-        <w:t xml:space="preserve">on the methodological quality of prostitution policies, 2015 (with </w:t>
-      </w:r>
-      <w:proofErr w:type="spellStart"/>
-      <w:r>
-        <w:rPr>
-          <w:rFonts w:ascii="Verdana" w:eastAsia="MS-Mincho" w:hAnsi="Verdana"/>
-          <w:sz w:val="20"/>
-          <w:lang w:val="en-US"/>
-        </w:rPr>
-        <w:t>Gerty</w:t>
-      </w:r>
-      <w:proofErr w:type="spellEnd"/>
-      <w:r>
-        <w:rPr>
-          <w:rFonts w:ascii="Verdana" w:eastAsia="MS-Mincho" w:hAnsi="Verdana"/>
-          <w:sz w:val="20"/>
-          <w:lang w:val="en-US"/>
-        </w:rPr>
-        <w:t xml:space="preserve"> </w:t>
-      </w:r>
-      <w:proofErr w:type="spellStart"/>
-      <w:r>
-        <w:rPr>
-          <w:rFonts w:ascii="Verdana" w:eastAsia="MS-Mincho" w:hAnsi="Verdana"/>
-          <w:sz w:val="20"/>
-          <w:lang w:val="en-US"/>
-        </w:rPr>
-        <w:t>Lensvelt</w:t>
-      </w:r>
-      <w:proofErr w:type="spellEnd"/>
-      <w:r>
-        <w:rPr>
-          <w:rFonts w:ascii="Verdana" w:eastAsia="MS-Mincho" w:hAnsi="Verdana"/>
-          <w:sz w:val="20"/>
-          <w:lang w:val="en-US"/>
-        </w:rPr>
-        <w:t>-Mulders).</w:t>
+        <w:t xml:space="preserve">on the methodological quality of prostitution policies, 2015 (with Gerty </w:t>
+      </w:r>
+      <w:r>
+        <w:rPr>
+          <w:rFonts w:ascii="Verdana" w:eastAsia="MS-Mincho" w:hAnsi="Verdana"/>
+          <w:sz w:val="20"/>
+          <w:lang w:val="en-US"/>
+        </w:rPr>
+        <w:lastRenderedPageBreak/>
+        <w:t>Lensvelt-Mulders).</w:t>
       </w:r>
     </w:p>
     <w:p>
@@ -9777,25 +9204,7 @@
           <w:sz w:val="20"/>
           <w:lang w:val="en-US"/>
         </w:rPr>
-        <w:t xml:space="preserve">Laurie, Nick Buck, Jon Burton, Violeta </w:t>
-      </w:r>
-      <w:proofErr w:type="spellStart"/>
-      <w:r>
-        <w:rPr>
-          <w:rFonts w:ascii="Verdana" w:hAnsi="Verdana"/>
-          <w:sz w:val="20"/>
-          <w:lang w:val="en-US"/>
-        </w:rPr>
-        <w:t>Parutis</w:t>
-      </w:r>
-      <w:proofErr w:type="spellEnd"/>
-      <w:r>
-        <w:rPr>
-          <w:rFonts w:ascii="Verdana" w:hAnsi="Verdana"/>
-          <w:sz w:val="20"/>
-          <w:lang w:val="en-US"/>
-        </w:rPr>
-        <w:t>, Mark Bryan and Mike Brewer)</w:t>
+        <w:t>Laurie, Nick Buck, Jon Burton, Violeta Parutis, Mark Bryan and Mike Brewer)</w:t>
       </w:r>
     </w:p>
     <w:p>
@@ -9865,7 +9274,7 @@
         </w:rPr>
         <w:t xml:space="preserve">Organizing committee Dutch Platform for Survey Research: </w:t>
       </w:r>
-      <w:hyperlink r:id="rId38" w:history="1">
+      <w:hyperlink r:id="rId39" w:history="1">
         <w:r>
           <w:rPr>
             <w:rFonts w:ascii="Verdana" w:eastAsia="MS-Mincho" w:hAnsi="Verdana"/>
@@ -9890,71 +9299,7 @@
           <w:rFonts w:ascii="Verdana" w:eastAsia="MS-Mincho" w:hAnsi="Verdana"/>
           <w:sz w:val="20"/>
         </w:rPr>
-        <w:t>Co-</w:t>
-      </w:r>
-      <w:proofErr w:type="spellStart"/>
-      <w:r>
-        <w:rPr>
-          <w:rFonts w:ascii="Verdana" w:eastAsia="MS-Mincho" w:hAnsi="Verdana"/>
-          <w:sz w:val="20"/>
-        </w:rPr>
-        <w:t>organiser</w:t>
-      </w:r>
-      <w:proofErr w:type="spellEnd"/>
-      <w:r>
-        <w:rPr>
-          <w:rFonts w:ascii="Verdana" w:eastAsia="MS-Mincho" w:hAnsi="Verdana"/>
-          <w:sz w:val="20"/>
-        </w:rPr>
-        <w:t xml:space="preserve"> of </w:t>
-      </w:r>
-      <w:proofErr w:type="spellStart"/>
-      <w:r>
-        <w:rPr>
-          <w:rFonts w:ascii="Verdana" w:eastAsia="MS-Mincho" w:hAnsi="Verdana"/>
-          <w:sz w:val="20"/>
-        </w:rPr>
-        <w:t>the</w:t>
-      </w:r>
-      <w:proofErr w:type="spellEnd"/>
-      <w:r>
-        <w:rPr>
-          <w:rFonts w:ascii="Verdana" w:eastAsia="MS-Mincho" w:hAnsi="Verdana"/>
-          <w:sz w:val="20"/>
-        </w:rPr>
-        <w:t xml:space="preserve"> </w:t>
-      </w:r>
-      <w:proofErr w:type="spellStart"/>
-      <w:r>
-        <w:rPr>
-          <w:rFonts w:ascii="Verdana" w:eastAsia="MS-Mincho" w:hAnsi="Verdana"/>
-          <w:sz w:val="20"/>
-        </w:rPr>
-        <w:t>following</w:t>
-      </w:r>
-      <w:proofErr w:type="spellEnd"/>
-      <w:r>
-        <w:rPr>
-          <w:rFonts w:ascii="Verdana" w:eastAsia="MS-Mincho" w:hAnsi="Verdana"/>
-          <w:sz w:val="20"/>
-        </w:rPr>
-        <w:t xml:space="preserve"> </w:t>
-      </w:r>
-      <w:proofErr w:type="spellStart"/>
-      <w:r>
-        <w:rPr>
-          <w:rFonts w:ascii="Verdana" w:eastAsia="MS-Mincho" w:hAnsi="Verdana"/>
-          <w:sz w:val="20"/>
-        </w:rPr>
-        <w:t>specific</w:t>
-      </w:r>
-      <w:proofErr w:type="spellEnd"/>
-      <w:r>
-        <w:rPr>
-          <w:rFonts w:ascii="Verdana" w:eastAsia="MS-Mincho" w:hAnsi="Verdana"/>
-          <w:sz w:val="20"/>
-        </w:rPr>
-        <w:t xml:space="preserve"> meetings: </w:t>
+        <w:t xml:space="preserve">Co-organiser of the following specific meetings: </w:t>
       </w:r>
     </w:p>
     <w:p>
@@ -10002,17 +9347,8 @@
           <w:rFonts w:ascii="Verdana" w:eastAsia="MS-Mincho" w:hAnsi="Verdana"/>
           <w:sz w:val="20"/>
         </w:rPr>
-        <w:t xml:space="preserve">December 2009: Mixed-mode </w:t>
-      </w:r>
-      <w:proofErr w:type="spellStart"/>
-      <w:r>
-        <w:rPr>
-          <w:rFonts w:ascii="Verdana" w:eastAsia="MS-Mincho" w:hAnsi="Verdana"/>
-          <w:sz w:val="20"/>
-        </w:rPr>
-        <w:t>surveys</w:t>
-      </w:r>
-      <w:proofErr w:type="spellEnd"/>
+        <w:t>December 2009: Mixed-mode surveys</w:t>
+      </w:r>
     </w:p>
     <w:p>
       <w:pPr>
@@ -10054,37 +9390,12 @@
           <w:sz w:val="20"/>
         </w:rPr>
       </w:pPr>
-      <w:proofErr w:type="spellStart"/>
-      <w:r>
-        <w:rPr>
-          <w:rFonts w:ascii="Verdana" w:eastAsia="MS-Mincho" w:hAnsi="Verdana"/>
-          <w:sz w:val="20"/>
-        </w:rPr>
-        <w:t>March</w:t>
-      </w:r>
-      <w:proofErr w:type="spellEnd"/>
-      <w:r>
-        <w:rPr>
-          <w:rFonts w:ascii="Verdana" w:eastAsia="MS-Mincho" w:hAnsi="Verdana"/>
-          <w:sz w:val="20"/>
-        </w:rPr>
-        <w:t xml:space="preserve"> 2011: </w:t>
-      </w:r>
-      <w:proofErr w:type="spellStart"/>
-      <w:r>
-        <w:rPr>
-          <w:rFonts w:ascii="Verdana" w:eastAsia="MS-Mincho" w:hAnsi="Verdana"/>
-          <w:sz w:val="20"/>
-        </w:rPr>
-        <w:t>Ethics</w:t>
-      </w:r>
-      <w:proofErr w:type="spellEnd"/>
-      <w:r>
-        <w:rPr>
-          <w:rFonts w:ascii="Verdana" w:eastAsia="MS-Mincho" w:hAnsi="Verdana"/>
-          <w:sz w:val="20"/>
-        </w:rPr>
-        <w:t xml:space="preserve"> in survey research</w:t>
+      <w:r>
+        <w:rPr>
+          <w:rFonts w:ascii="Verdana" w:eastAsia="MS-Mincho" w:hAnsi="Verdana"/>
+          <w:sz w:val="20"/>
+        </w:rPr>
+        <w:t>March 2011: Ethics in survey research</w:t>
       </w:r>
     </w:p>
     <w:p>
@@ -10107,33 +9418,8 @@
           <w:rFonts w:ascii="Verdana" w:eastAsia="MS-Mincho" w:hAnsi="Verdana"/>
           <w:sz w:val="20"/>
         </w:rPr>
-        <w:t xml:space="preserve">May 2012: </w:t>
-      </w:r>
-      <w:proofErr w:type="spellStart"/>
-      <w:r>
-        <w:rPr>
-          <w:rFonts w:ascii="Verdana" w:eastAsia="MS-Mincho" w:hAnsi="Verdana"/>
-          <w:sz w:val="20"/>
-        </w:rPr>
-        <w:t>Longitudinal</w:t>
-      </w:r>
-      <w:proofErr w:type="spellEnd"/>
-      <w:r>
-        <w:rPr>
-          <w:rFonts w:ascii="Verdana" w:eastAsia="MS-Mincho" w:hAnsi="Verdana"/>
-          <w:sz w:val="20"/>
-        </w:rPr>
-        <w:t xml:space="preserve"> </w:t>
-      </w:r>
-      <w:proofErr w:type="spellStart"/>
-      <w:r>
-        <w:rPr>
-          <w:rFonts w:ascii="Verdana" w:eastAsia="MS-Mincho" w:hAnsi="Verdana"/>
-          <w:sz w:val="20"/>
-        </w:rPr>
-        <w:t>Surveys</w:t>
-      </w:r>
-      <w:proofErr w:type="spellEnd"/>
+        <w:t>May 2012: Longitudinal Surveys</w:t>
+      </w:r>
     </w:p>
     <w:p>
       <w:pPr>
@@ -10155,23 +9441,7 @@
           <w:rFonts w:ascii="Verdana" w:eastAsia="MS-Mincho" w:hAnsi="Verdana"/>
           <w:sz w:val="20"/>
         </w:rPr>
-        <w:t xml:space="preserve">December 2012: </w:t>
-      </w:r>
-      <w:proofErr w:type="spellStart"/>
-      <w:r>
-        <w:rPr>
-          <w:rFonts w:ascii="Verdana" w:eastAsia="MS-Mincho" w:hAnsi="Verdana"/>
-          <w:sz w:val="20"/>
-        </w:rPr>
-        <w:t>Innovation</w:t>
-      </w:r>
-      <w:proofErr w:type="spellEnd"/>
-      <w:r>
-        <w:rPr>
-          <w:rFonts w:ascii="Verdana" w:eastAsia="MS-Mincho" w:hAnsi="Verdana"/>
-          <w:sz w:val="20"/>
-        </w:rPr>
-        <w:t xml:space="preserve"> in Survey Research</w:t>
+        <w:t>December 2012: Innovation in Survey Research</w:t>
       </w:r>
     </w:p>
     <w:p>
@@ -10194,33 +9464,8 @@
           <w:rFonts w:ascii="Verdana" w:eastAsia="MS-Mincho" w:hAnsi="Verdana"/>
           <w:sz w:val="20"/>
         </w:rPr>
-        <w:t xml:space="preserve">May 2014: </w:t>
-      </w:r>
-      <w:proofErr w:type="spellStart"/>
-      <w:r>
-        <w:rPr>
-          <w:rFonts w:ascii="Verdana" w:eastAsia="MS-Mincho" w:hAnsi="Verdana"/>
-          <w:sz w:val="20"/>
-        </w:rPr>
-        <w:t>Weighting</w:t>
-      </w:r>
-      <w:proofErr w:type="spellEnd"/>
-      <w:r>
-        <w:rPr>
-          <w:rFonts w:ascii="Verdana" w:eastAsia="MS-Mincho" w:hAnsi="Verdana"/>
-          <w:sz w:val="20"/>
-        </w:rPr>
-        <w:t xml:space="preserve"> in </w:t>
-      </w:r>
-      <w:proofErr w:type="spellStart"/>
-      <w:r>
-        <w:rPr>
-          <w:rFonts w:ascii="Verdana" w:eastAsia="MS-Mincho" w:hAnsi="Verdana"/>
-          <w:sz w:val="20"/>
-        </w:rPr>
-        <w:t>surveys</w:t>
-      </w:r>
-      <w:proofErr w:type="spellEnd"/>
+        <w:t>May 2014: Weighting in surveys</w:t>
+      </w:r>
     </w:p>
     <w:p>
       <w:pPr>
@@ -10242,33 +9487,8 @@
           <w:rFonts w:ascii="Verdana" w:eastAsia="MS-Mincho" w:hAnsi="Verdana"/>
           <w:sz w:val="20"/>
         </w:rPr>
-        <w:t xml:space="preserve">September 2016: </w:t>
-      </w:r>
-      <w:proofErr w:type="spellStart"/>
-      <w:r>
-        <w:rPr>
-          <w:rFonts w:ascii="Verdana" w:eastAsia="MS-Mincho" w:hAnsi="Verdana"/>
-          <w:sz w:val="20"/>
-        </w:rPr>
-        <w:t>Longitudinal</w:t>
-      </w:r>
-      <w:proofErr w:type="spellEnd"/>
-      <w:r>
-        <w:rPr>
-          <w:rFonts w:ascii="Verdana" w:eastAsia="MS-Mincho" w:hAnsi="Verdana"/>
-          <w:sz w:val="20"/>
-        </w:rPr>
-        <w:t xml:space="preserve"> </w:t>
-      </w:r>
-      <w:proofErr w:type="spellStart"/>
-      <w:r>
-        <w:rPr>
-          <w:rFonts w:ascii="Verdana" w:eastAsia="MS-Mincho" w:hAnsi="Verdana"/>
-          <w:sz w:val="20"/>
-        </w:rPr>
-        <w:t>surveys</w:t>
-      </w:r>
-      <w:proofErr w:type="spellEnd"/>
+        <w:t>September 2016: Longitudinal surveys</w:t>
+      </w:r>
     </w:p>
     <w:p>
       <w:pPr>
@@ -10358,31 +9578,13 @@
           <w:sz w:val="20"/>
         </w:rPr>
       </w:pPr>
-      <w:proofErr w:type="spellStart"/>
-      <w:r>
-        <w:rPr>
-          <w:rFonts w:ascii="Verdana" w:eastAsia="MS-Mincho" w:hAnsi="Verdana"/>
-          <w:sz w:val="20"/>
-        </w:rPr>
-        <w:t>June</w:t>
-      </w:r>
-      <w:proofErr w:type="spellEnd"/>
-      <w:r>
-        <w:rPr>
-          <w:rFonts w:ascii="Verdana" w:eastAsia="MS-Mincho" w:hAnsi="Verdana"/>
-          <w:sz w:val="20"/>
-        </w:rPr>
-        <w:t xml:space="preserve"> 2022: panel </w:t>
-      </w:r>
-      <w:proofErr w:type="spellStart"/>
-      <w:r>
-        <w:rPr>
-          <w:rFonts w:ascii="Verdana" w:eastAsia="MS-Mincho" w:hAnsi="Verdana"/>
-          <w:sz w:val="20"/>
-        </w:rPr>
-        <w:t>surveys</w:t>
-      </w:r>
-      <w:proofErr w:type="spellEnd"/>
+      <w:r>
+        <w:rPr>
+          <w:rFonts w:ascii="Verdana" w:eastAsia="MS-Mincho" w:hAnsi="Verdana"/>
+          <w:sz w:val="20"/>
+        </w:rPr>
+        <w:t>June 2022: panel surveys</w:t>
+      </w:r>
     </w:p>
     <w:p>
       <w:pPr>
@@ -10404,33 +9606,31 @@
           <w:rFonts w:ascii="Verdana" w:eastAsia="MS-Mincho" w:hAnsi="Verdana"/>
           <w:sz w:val="20"/>
         </w:rPr>
-        <w:t xml:space="preserve">Sept 2025: </w:t>
-      </w:r>
-      <w:proofErr w:type="spellStart"/>
-      <w:r>
-        <w:rPr>
-          <w:rFonts w:ascii="Verdana" w:eastAsia="MS-Mincho" w:hAnsi="Verdana"/>
-          <w:sz w:val="20"/>
-        </w:rPr>
-        <w:t>citizen</w:t>
-      </w:r>
-      <w:proofErr w:type="spellEnd"/>
-      <w:r>
-        <w:rPr>
-          <w:rFonts w:ascii="Verdana" w:eastAsia="MS-Mincho" w:hAnsi="Verdana"/>
-          <w:sz w:val="20"/>
-        </w:rPr>
-        <w:t xml:space="preserve"> </w:t>
-      </w:r>
-      <w:proofErr w:type="spellStart"/>
-      <w:r>
-        <w:rPr>
-          <w:rFonts w:ascii="Verdana" w:eastAsia="MS-Mincho" w:hAnsi="Verdana"/>
-          <w:sz w:val="20"/>
-        </w:rPr>
-        <w:t>science</w:t>
-      </w:r>
-      <w:proofErr w:type="spellEnd"/>
+        <w:t>Sept 2025: citizen science</w:t>
+      </w:r>
+    </w:p>
+    <w:p>
+      <w:pPr>
+        <w:widowControl w:val="0"/>
+        <w:numPr>
+          <w:ilvl w:val="0"/>
+          <w:numId w:val="4"/>
+        </w:numPr>
+        <w:autoSpaceDE w:val="0"/>
+        <w:autoSpaceDN w:val="0"/>
+        <w:adjustRightInd w:val="0"/>
+        <w:rPr>
+          <w:rFonts w:ascii="Verdana" w:eastAsia="MS-Mincho" w:hAnsi="Verdana"/>
+          <w:sz w:val="20"/>
+        </w:rPr>
+      </w:pPr>
+      <w:r>
+        <w:rPr>
+          <w:rFonts w:ascii="Verdana" w:eastAsia="MS-Mincho" w:hAnsi="Verdana"/>
+          <w:sz w:val="20"/>
+        </w:rPr>
+        <w:t>Dec 2025: innovation day</w:t>
+      </w:r>
     </w:p>
     <w:bookmarkEnd w:id="7"/>
     <w:p>
@@ -10470,7 +9670,7 @@
         </w:rPr>
         <w:t xml:space="preserve">Writer of a weblog about research on survey methods: </w:t>
       </w:r>
-      <w:hyperlink r:id="rId39" w:history="1">
+      <w:hyperlink r:id="rId40" w:history="1">
         <w:r>
           <w:rPr>
             <w:rFonts w:ascii="Verdana" w:eastAsia="MS-Mincho" w:hAnsi="Verdana"/>
@@ -10506,23 +9706,13 @@
         </w:rPr>
         <w:t xml:space="preserve">Active on </w:t>
       </w:r>
-      <w:proofErr w:type="spellStart"/>
-      <w:r>
-        <w:rPr>
-          <w:rFonts w:ascii="Verdana" w:eastAsia="MS-Mincho" w:hAnsi="Verdana"/>
-          <w:sz w:val="20"/>
-          <w:lang w:val="en-US"/>
-        </w:rPr>
-        <w:t>Bluesky</w:t>
-      </w:r>
-      <w:proofErr w:type="spellEnd"/>
-      <w:r>
-        <w:rPr>
-          <w:rFonts w:ascii="Verdana" w:eastAsia="MS-Mincho" w:hAnsi="Verdana"/>
-          <w:sz w:val="20"/>
-          <w:lang w:val="en-US"/>
-        </w:rPr>
-        <w:t xml:space="preserve">, </w:t>
+      <w:r>
+        <w:rPr>
+          <w:rFonts w:ascii="Verdana" w:eastAsia="MS-Mincho" w:hAnsi="Verdana"/>
+          <w:sz w:val="20"/>
+          <w:lang w:val="en-US"/>
+        </w:rPr>
+        <w:t xml:space="preserve">Bluesky, </w:t>
       </w:r>
       <w:r>
         <w:rPr>
@@ -10556,7 +9746,7 @@
         </w:rPr>
         <w:t xml:space="preserve">: </w:t>
       </w:r>
-      <w:hyperlink r:id="rId40" w:history="1">
+      <w:hyperlink r:id="rId41" w:history="1">
         <w:r>
           <w:rPr>
             <w:rStyle w:val="Hyperlink"/>
@@ -10616,6 +9806,7 @@
           <w:sz w:val="20"/>
           <w:lang w:val="en-US"/>
         </w:rPr>
+        <w:lastRenderedPageBreak/>
         <w:t>PUBLICATIONS</w:t>
       </w:r>
     </w:p>
@@ -10664,7 +9855,7 @@
         </w:rPr>
         <w:t xml:space="preserve">listed below can be found at </w:t>
       </w:r>
-      <w:hyperlink r:id="rId41" w:history="1">
+      <w:hyperlink r:id="rId42" w:history="1">
         <w:r>
           <w:rPr>
             <w:rStyle w:val="Hyperlink"/>
@@ -10708,7 +9899,6 @@
           <w:u w:color="0000FF"/>
         </w:rPr>
       </w:pPr>
-      <w:proofErr w:type="spellStart"/>
       <w:r>
         <w:rPr>
           <w:rFonts w:ascii="Verdana" w:eastAsia="MS-Mincho" w:hAnsi="Verdana"/>
@@ -10717,53 +9907,8 @@
           <w:sz w:val="20"/>
           <w:u w:color="0000FF"/>
         </w:rPr>
-        <w:t>Overview</w:t>
-      </w:r>
-      <w:proofErr w:type="spellEnd"/>
-      <w:r>
-        <w:rPr>
-          <w:rFonts w:ascii="Verdana" w:eastAsia="MS-Mincho" w:hAnsi="Verdana"/>
-          <w:b/>
-          <w:bCs/>
-          <w:sz w:val="20"/>
-          <w:u w:color="0000FF"/>
-        </w:rPr>
-        <w:t xml:space="preserve"> of </w:t>
-      </w:r>
-      <w:proofErr w:type="spellStart"/>
-      <w:r>
-        <w:rPr>
-          <w:rFonts w:ascii="Verdana" w:eastAsia="MS-Mincho" w:hAnsi="Verdana"/>
-          <w:b/>
-          <w:bCs/>
-          <w:sz w:val="20"/>
-          <w:u w:color="0000FF"/>
-        </w:rPr>
-        <w:t>publications</w:t>
-      </w:r>
-      <w:proofErr w:type="spellEnd"/>
-      <w:r>
-        <w:rPr>
-          <w:rFonts w:ascii="Verdana" w:eastAsia="MS-Mincho" w:hAnsi="Verdana"/>
-          <w:b/>
-          <w:bCs/>
-          <w:sz w:val="20"/>
-          <w:u w:color="0000FF"/>
-        </w:rPr>
-        <w:t xml:space="preserve"> and </w:t>
-      </w:r>
-      <w:proofErr w:type="spellStart"/>
-      <w:r>
-        <w:rPr>
-          <w:rFonts w:ascii="Verdana" w:eastAsia="MS-Mincho" w:hAnsi="Verdana"/>
-          <w:b/>
-          <w:bCs/>
-          <w:sz w:val="20"/>
-          <w:u w:color="0000FF"/>
-        </w:rPr>
-        <w:t>citations</w:t>
-      </w:r>
-      <w:proofErr w:type="spellEnd"/>
+        <w:t>Overview of publications and citations</w:t>
+      </w:r>
     </w:p>
     <w:tbl>
       <w:tblPr>
@@ -10821,39 +9966,8 @@
                 <w:sz w:val="21"/>
                 <w:szCs w:val="22"/>
               </w:rPr>
-              <w:t xml:space="preserve"># of </w:t>
+              <w:t># of cited documents</w:t>
             </w:r>
-            <w:proofErr w:type="spellStart"/>
-            <w:r>
-              <w:rPr>
-                <w:rFonts w:ascii="Verdana" w:eastAsia="MS-Mincho" w:hAnsi="Verdana"/>
-                <w:bCs/>
-                <w:sz w:val="21"/>
-                <w:szCs w:val="22"/>
-              </w:rPr>
-              <w:t>cited</w:t>
-            </w:r>
-            <w:proofErr w:type="spellEnd"/>
-            <w:r>
-              <w:rPr>
-                <w:rFonts w:ascii="Verdana" w:eastAsia="MS-Mincho" w:hAnsi="Verdana"/>
-                <w:bCs/>
-                <w:sz w:val="21"/>
-                <w:szCs w:val="22"/>
-              </w:rPr>
-              <w:t xml:space="preserve"> </w:t>
-            </w:r>
-            <w:proofErr w:type="spellStart"/>
-            <w:r>
-              <w:rPr>
-                <w:rFonts w:ascii="Verdana" w:eastAsia="MS-Mincho" w:hAnsi="Verdana"/>
-                <w:bCs/>
-                <w:sz w:val="21"/>
-                <w:szCs w:val="22"/>
-              </w:rPr>
-              <w:t>documents</w:t>
-            </w:r>
-            <w:proofErr w:type="spellEnd"/>
           </w:p>
         </w:tc>
         <w:tc>
@@ -10880,19 +9994,8 @@
                 <w:sz w:val="21"/>
                 <w:szCs w:val="22"/>
               </w:rPr>
-              <w:t xml:space="preserve"># of </w:t>
+              <w:t># of citations</w:t>
             </w:r>
-            <w:proofErr w:type="spellStart"/>
-            <w:r>
-              <w:rPr>
-                <w:rFonts w:ascii="Verdana" w:eastAsia="MS-Mincho" w:hAnsi="Verdana"/>
-                <w:bCs/>
-                <w:sz w:val="21"/>
-                <w:szCs w:val="22"/>
-              </w:rPr>
-              <w:t>citations</w:t>
-            </w:r>
-            <w:proofErr w:type="spellEnd"/>
           </w:p>
         </w:tc>
         <w:tc>
@@ -10944,7 +10047,6 @@
                 <w:u w:color="0000FF"/>
               </w:rPr>
             </w:pPr>
-            <w:proofErr w:type="spellStart"/>
             <w:r>
               <w:rPr>
                 <w:rFonts w:ascii="Verdana" w:eastAsia="MS-Mincho" w:hAnsi="Verdana"/>
@@ -10953,42 +10055,9 @@
                 <w:szCs w:val="22"/>
                 <w:u w:color="0000FF"/>
               </w:rPr>
-              <w:t>LiLink</w:t>
+              <w:t xml:space="preserve">LiLink to </w:t>
             </w:r>
-            <w:proofErr w:type="spellEnd"/>
-            <w:r>
-              <w:rPr>
-                <w:rFonts w:ascii="Verdana" w:eastAsia="MS-Mincho" w:hAnsi="Verdana"/>
-                <w:bCs/>
-                <w:sz w:val="21"/>
-                <w:szCs w:val="22"/>
-                <w:u w:color="0000FF"/>
-              </w:rPr>
-              <w:t xml:space="preserve"> </w:t>
-            </w:r>
-            <w:proofErr w:type="spellStart"/>
-            <w:r>
-              <w:rPr>
-                <w:rFonts w:ascii="Verdana" w:eastAsia="MS-Mincho" w:hAnsi="Verdana"/>
-                <w:bCs/>
-                <w:sz w:val="21"/>
-                <w:szCs w:val="22"/>
-                <w:u w:color="0000FF"/>
-              </w:rPr>
-              <w:t>to</w:t>
-            </w:r>
-            <w:proofErr w:type="spellEnd"/>
-            <w:r>
-              <w:rPr>
-                <w:rFonts w:ascii="Verdana" w:eastAsia="MS-Mincho" w:hAnsi="Verdana"/>
-                <w:bCs/>
-                <w:sz w:val="21"/>
-                <w:szCs w:val="22"/>
-                <w:u w:color="0000FF"/>
-              </w:rPr>
-              <w:t xml:space="preserve"> </w:t>
-            </w:r>
-            <w:hyperlink r:id="rId42" w:history="1">
+            <w:hyperlink r:id="rId43" w:history="1">
               <w:r>
                 <w:rPr>
                   <w:rStyle w:val="Hyperlink"/>
@@ -10998,31 +10067,7 @@
                   <w:szCs w:val="22"/>
                   <w:u w:color="0000FF"/>
                 </w:rPr>
-                <w:t xml:space="preserve">Google </w:t>
-              </w:r>
-              <w:proofErr w:type="spellStart"/>
-              <w:r>
-                <w:rPr>
-                  <w:rStyle w:val="Hyperlink"/>
-                  <w:rFonts w:ascii="Verdana" w:eastAsia="MS-Mincho" w:hAnsi="Verdana"/>
-                  <w:bCs/>
-                  <w:sz w:val="21"/>
-                  <w:szCs w:val="22"/>
-                  <w:u w:color="0000FF"/>
-                </w:rPr>
-                <w:t>scholar</w:t>
-              </w:r>
-              <w:proofErr w:type="spellEnd"/>
-              <w:r>
-                <w:rPr>
-                  <w:rStyle w:val="Hyperlink"/>
-                  <w:rFonts w:ascii="Verdana" w:eastAsia="MS-Mincho" w:hAnsi="Verdana"/>
-                  <w:bCs/>
-                  <w:sz w:val="21"/>
-                  <w:szCs w:val="22"/>
-                  <w:u w:color="0000FF"/>
-                </w:rPr>
-                <w:t xml:space="preserve"> Profile</w:t>
+                <w:t>Google scholar Profile</w:t>
               </w:r>
             </w:hyperlink>
           </w:p>
@@ -11281,7 +10326,6 @@
           <w:rFonts w:ascii="Verdana" w:eastAsia="MS-Mincho" w:hAnsi="Verdana"/>
           <w:sz w:val="20"/>
           <w:u w:color="0000FF"/>
-          <w:lang w:val="en-US"/>
         </w:rPr>
         <w:t xml:space="preserve">2025 - </w:t>
       </w:r>
@@ -11290,27 +10334,17 @@
           <w:rFonts w:ascii="Verdana" w:eastAsia="MS-Mincho" w:hAnsi="Verdana"/>
           <w:sz w:val="20"/>
           <w:u w:color="0000FF"/>
-          <w:lang w:val="en-US"/>
-        </w:rPr>
-        <w:t xml:space="preserve">Zahroh S, Gootzen Y, Klingwort J, Lugtig P, Schouten B. </w:t>
-      </w:r>
-      <w:r>
-        <w:rPr>
-          <w:rFonts w:ascii="Verdana" w:eastAsia="MS-Mincho" w:hAnsi="Verdana"/>
-          <w:sz w:val="20"/>
-          <w:u w:color="0000FF"/>
-          <w:lang w:val="en-US"/>
-        </w:rPr>
-        <w:t xml:space="preserve">(2025) </w:t>
-      </w:r>
-      <w:r>
-        <w:rPr>
-          <w:rFonts w:ascii="Verdana" w:eastAsia="MS-Mincho" w:hAnsi="Verdana"/>
-          <w:sz w:val="20"/>
-          <w:u w:color="0000FF"/>
-          <w:lang w:val="en-US"/>
-        </w:rPr>
-        <w:t xml:space="preserve">Predicting trip purpose in a smartphone-based travel survey. </w:t>
+        </w:rPr>
+        <w:t xml:space="preserve">Remmerswaal, D., Lugtig, P., Schouten, B., &amp; Struminskaya, B. (2025). </w:t>
+      </w:r>
+      <w:r>
+        <w:rPr>
+          <w:rFonts w:ascii="Verdana" w:eastAsia="MS-Mincho" w:hAnsi="Verdana"/>
+          <w:sz w:val="20"/>
+          <w:u w:color="0000FF"/>
+          <w:lang w:val="en-US"/>
+        </w:rPr>
+        <w:t xml:space="preserve">The Effects of Study Duration on Nonresponse and Measurement Quality in a Smartphone App-Based Travel Diary. </w:t>
       </w:r>
       <w:r>
         <w:rPr>
@@ -11321,6 +10355,117 @@
           <w:u w:color="0000FF"/>
           <w:lang w:val="en-US"/>
         </w:rPr>
+        <w:t>Survey Research Methods</w:t>
+      </w:r>
+      <w:r>
+        <w:rPr>
+          <w:rFonts w:ascii="Verdana" w:eastAsia="MS-Mincho" w:hAnsi="Verdana"/>
+          <w:sz w:val="20"/>
+          <w:u w:color="0000FF"/>
+          <w:lang w:val="en-US"/>
+        </w:rPr>
+        <w:t xml:space="preserve">, </w:t>
+      </w:r>
+      <w:r>
+        <w:rPr>
+          <w:rFonts w:ascii="Verdana" w:eastAsia="MS-Mincho" w:hAnsi="Verdana"/>
+          <w:i/>
+          <w:iCs/>
+          <w:sz w:val="20"/>
+          <w:u w:color="0000FF"/>
+          <w:lang w:val="en-US"/>
+        </w:rPr>
+        <w:t>19</w:t>
+      </w:r>
+      <w:r>
+        <w:rPr>
+          <w:rFonts w:ascii="Verdana" w:eastAsia="MS-Mincho" w:hAnsi="Verdana"/>
+          <w:sz w:val="20"/>
+          <w:u w:color="0000FF"/>
+          <w:lang w:val="en-US"/>
+        </w:rPr>
+        <w:t xml:space="preserve">(4), 389–407. </w:t>
+      </w:r>
+      <w:hyperlink r:id="rId44" w:history="1">
+        <w:r>
+          <w:rPr>
+            <w:rStyle w:val="Hyperlink"/>
+            <w:rFonts w:ascii="Verdana" w:eastAsia="MS-Mincho" w:hAnsi="Verdana"/>
+            <w:sz w:val="20"/>
+            <w:lang w:val="en-US"/>
+          </w:rPr>
+          <w:t>https://doi.org/10.18148/srm/2025.v19i4.8368</w:t>
+        </w:r>
+      </w:hyperlink>
+      <w:r>
+        <w:rPr>
+          <w:rFonts w:ascii="Verdana" w:eastAsia="MS-Mincho" w:hAnsi="Verdana"/>
+          <w:sz w:val="20"/>
+          <w:u w:color="0000FF"/>
+          <w:lang w:val="en-US"/>
+        </w:rPr>
+        <w:t xml:space="preserve"> </w:t>
+      </w:r>
+    </w:p>
+    <w:p>
+      <w:pPr>
+        <w:widowControl w:val="0"/>
+        <w:autoSpaceDE w:val="0"/>
+        <w:autoSpaceDN w:val="0"/>
+        <w:adjustRightInd w:val="0"/>
+        <w:ind w:hanging="284"/>
+        <w:rPr>
+          <w:rFonts w:ascii="Verdana" w:eastAsia="MS-Mincho" w:hAnsi="Verdana"/>
+          <w:sz w:val="20"/>
+          <w:u w:color="0000FF"/>
+          <w:lang w:val="en-US"/>
+        </w:rPr>
+      </w:pPr>
+      <w:r>
+        <w:rPr>
+          <w:rFonts w:ascii="Verdana" w:eastAsia="MS-Mincho" w:hAnsi="Verdana"/>
+          <w:sz w:val="20"/>
+          <w:u w:color="0000FF"/>
+          <w:lang w:val="en-US"/>
+        </w:rPr>
+        <w:t xml:space="preserve">2025 - </w:t>
+      </w:r>
+      <w:r>
+        <w:rPr>
+          <w:rFonts w:ascii="Verdana" w:eastAsia="MS-Mincho" w:hAnsi="Verdana"/>
+          <w:sz w:val="20"/>
+          <w:u w:color="0000FF"/>
+          <w:lang w:val="en-US"/>
+        </w:rPr>
+        <w:t xml:space="preserve">Zahroh S, Gootzen Y, Klingwort J, Lugtig P, Schouten B. </w:t>
+      </w:r>
+      <w:r>
+        <w:rPr>
+          <w:rFonts w:ascii="Verdana" w:eastAsia="MS-Mincho" w:hAnsi="Verdana"/>
+          <w:sz w:val="20"/>
+          <w:u w:color="0000FF"/>
+          <w:lang w:val="en-US"/>
+        </w:rPr>
+        <w:t xml:space="preserve">(2025) </w:t>
+      </w:r>
+      <w:r>
+        <w:rPr>
+          <w:rFonts w:ascii="Verdana" w:eastAsia="MS-Mincho" w:hAnsi="Verdana"/>
+          <w:sz w:val="20"/>
+          <w:u w:color="0000FF"/>
+          <w:lang w:val="en-US"/>
+        </w:rPr>
+        <w:t xml:space="preserve">Predicting trip purpose in a smartphone-based travel survey. </w:t>
+      </w:r>
+      <w:r>
+        <w:rPr>
+          <w:rFonts w:ascii="Verdana" w:eastAsia="MS-Mincho" w:hAnsi="Verdana"/>
+          <w:i/>
+          <w:iCs/>
+          <w:sz w:val="20"/>
+          <w:u w:color="0000FF"/>
+          <w:lang w:val="en-US"/>
+        </w:rPr>
         <w:t>Statistical Journal of the IAOS</w:t>
       </w:r>
       <w:r>
@@ -11332,7 +10477,7 @@
         </w:rPr>
         <w:t>. 2025;0(0). doi:</w:t>
       </w:r>
-      <w:hyperlink r:id="rId43" w:history="1">
+      <w:hyperlink r:id="rId45" w:history="1">
         <w:r>
           <w:rPr>
             <w:rStyle w:val="Hyperlink"/>
@@ -11364,156 +10509,16 @@
           <w:u w:color="0000FF"/>
           <w:lang w:val="en-US"/>
         </w:rPr>
-        <w:t xml:space="preserve">2025 - Zwiers, L. C., Veen, D., </w:t>
-      </w:r>
-      <w:proofErr w:type="spellStart"/>
-      <w:r>
-        <w:rPr>
-          <w:rFonts w:ascii="Verdana" w:eastAsia="MS-Mincho" w:hAnsi="Verdana"/>
-          <w:sz w:val="20"/>
-          <w:u w:color="0000FF"/>
-          <w:lang w:val="en-US"/>
-        </w:rPr>
-        <w:t>Mitratza</w:t>
-      </w:r>
-      <w:proofErr w:type="spellEnd"/>
-      <w:r>
-        <w:rPr>
-          <w:rFonts w:ascii="Verdana" w:eastAsia="MS-Mincho" w:hAnsi="Verdana"/>
-          <w:sz w:val="20"/>
-          <w:u w:color="0000FF"/>
-          <w:lang w:val="en-US"/>
-        </w:rPr>
-        <w:t xml:space="preserve">, M., </w:t>
-      </w:r>
-      <w:proofErr w:type="spellStart"/>
-      <w:r>
-        <w:rPr>
-          <w:rFonts w:ascii="Verdana" w:eastAsia="MS-Mincho" w:hAnsi="Verdana"/>
-          <w:sz w:val="20"/>
-          <w:u w:color="0000FF"/>
-          <w:lang w:val="en-US"/>
-        </w:rPr>
-        <w:t>Brakenhoff</w:t>
-      </w:r>
-      <w:proofErr w:type="spellEnd"/>
-      <w:r>
-        <w:rPr>
-          <w:rFonts w:ascii="Verdana" w:eastAsia="MS-Mincho" w:hAnsi="Verdana"/>
-          <w:sz w:val="20"/>
-          <w:u w:color="0000FF"/>
-          <w:lang w:val="en-US"/>
-        </w:rPr>
-        <w:t xml:space="preserve">, T. B., Goodale, B. M., Klaver, P., Hage, K.Y., van </w:t>
-      </w:r>
-      <w:proofErr w:type="spellStart"/>
-      <w:r>
-        <w:rPr>
-          <w:rFonts w:ascii="Verdana" w:eastAsia="MS-Mincho" w:hAnsi="Verdana"/>
-          <w:sz w:val="20"/>
-          <w:u w:color="0000FF"/>
-          <w:lang w:val="en-US"/>
-        </w:rPr>
-        <w:t>Willigen</w:t>
-      </w:r>
-      <w:proofErr w:type="spellEnd"/>
-      <w:r>
-        <w:rPr>
-          <w:rFonts w:ascii="Verdana" w:eastAsia="MS-Mincho" w:hAnsi="Verdana"/>
-          <w:sz w:val="20"/>
-          <w:u w:color="0000FF"/>
-          <w:lang w:val="en-US"/>
-        </w:rPr>
-        <w:t xml:space="preserve">, M., Downward, G.S., Lugtig, P., </w:t>
-      </w:r>
-      <w:proofErr w:type="spellStart"/>
-      <w:r>
-        <w:rPr>
-          <w:rFonts w:ascii="Verdana" w:eastAsia="MS-Mincho" w:hAnsi="Verdana"/>
-          <w:sz w:val="20"/>
-          <w:u w:color="0000FF"/>
-          <w:lang w:val="en-US"/>
-        </w:rPr>
-        <w:t>Maanen</w:t>
-      </w:r>
-      <w:proofErr w:type="spellEnd"/>
-      <w:r>
-        <w:rPr>
-          <w:rFonts w:ascii="Verdana" w:eastAsia="MS-Mincho" w:hAnsi="Verdana"/>
-          <w:sz w:val="20"/>
-          <w:u w:color="0000FF"/>
-          <w:lang w:val="en-US"/>
-        </w:rPr>
-        <w:t xml:space="preserve">, L van, van </w:t>
-      </w:r>
-      <w:proofErr w:type="spellStart"/>
-      <w:r>
-        <w:rPr>
-          <w:rFonts w:ascii="Verdana" w:eastAsia="MS-Mincho" w:hAnsi="Verdana"/>
-          <w:sz w:val="20"/>
-          <w:u w:color="0000FF"/>
-          <w:lang w:val="en-US"/>
-        </w:rPr>
-        <w:t>Stigchel</w:t>
-      </w:r>
-      <w:proofErr w:type="spellEnd"/>
-      <w:r>
-        <w:rPr>
-          <w:rFonts w:ascii="Verdana" w:eastAsia="MS-Mincho" w:hAnsi="Verdana"/>
-          <w:sz w:val="20"/>
-          <w:u w:color="0000FF"/>
-          <w:lang w:val="en-US"/>
-        </w:rPr>
-        <w:t xml:space="preserve">, S., van der Heijden, P., Cronin, M., </w:t>
-      </w:r>
-      <w:proofErr w:type="spellStart"/>
-      <w:r>
-        <w:rPr>
-          <w:rFonts w:ascii="Verdana" w:eastAsia="MS-Mincho" w:hAnsi="Verdana"/>
-          <w:sz w:val="20"/>
-          <w:u w:color="0000FF"/>
-          <w:lang w:val="en-US"/>
-        </w:rPr>
-        <w:t>Grobbee</w:t>
-      </w:r>
-      <w:proofErr w:type="spellEnd"/>
-      <w:r>
-        <w:rPr>
-          <w:rFonts w:ascii="Verdana" w:eastAsia="MS-Mincho" w:hAnsi="Verdana"/>
-          <w:sz w:val="20"/>
-          <w:u w:color="0000FF"/>
-          <w:lang w:val="en-US"/>
-        </w:rPr>
-        <w:t xml:space="preserve">, D.E. &amp; COVID-RED Consortium. </w:t>
-      </w:r>
-      <w:r>
-        <w:rPr>
-          <w:rFonts w:ascii="Verdana" w:eastAsia="MS-Mincho" w:hAnsi="Verdana"/>
-          <w:sz w:val="20"/>
-          <w:u w:color="0000FF"/>
-          <w:lang w:val="en-US"/>
-        </w:rPr>
-        <w:t xml:space="preserve">(2025). Increasing Retention in a Large-Scale </w:t>
-      </w:r>
-      <w:proofErr w:type="spellStart"/>
-      <w:r>
-        <w:rPr>
-          <w:rFonts w:ascii="Verdana" w:eastAsia="MS-Mincho" w:hAnsi="Verdana"/>
-          <w:sz w:val="20"/>
-          <w:u w:color="0000FF"/>
-          <w:lang w:val="en-US"/>
-        </w:rPr>
-        <w:t>Decentralised</w:t>
-      </w:r>
-      <w:proofErr w:type="spellEnd"/>
-      <w:r>
-        <w:rPr>
-          <w:rFonts w:ascii="Verdana" w:eastAsia="MS-Mincho" w:hAnsi="Verdana"/>
-          <w:sz w:val="20"/>
-          <w:u w:color="0000FF"/>
-          <w:lang w:val="en-US"/>
-        </w:rPr>
-        <w:t xml:space="preserve"> Clinical Trial: Learnings from the COVID-RED Trial. </w:t>
+        <w:t xml:space="preserve">2025 - Zwiers, L. C., Veen, D., Mitratza, M., Brakenhoff, T. B., Goodale, B. M., Klaver, P., Hage, K.Y., van Willigen, M., Downward, G.S., Lugtig, P., Maanen, L van, van Stigchel, S., van der Heijden, P., Cronin, M., Grobbee, D.E. &amp; COVID-RED Consortium. </w:t>
+      </w:r>
+      <w:r>
+        <w:rPr>
+          <w:rFonts w:ascii="Verdana" w:eastAsia="MS-Mincho" w:hAnsi="Verdana"/>
+          <w:sz w:val="20"/>
+          <w:u w:color="0000FF"/>
+          <w:lang w:val="en-US"/>
+        </w:rPr>
+        <w:t xml:space="preserve">(2025). Increasing Retention in a Large-Scale Decentralised Clinical Trial: Learnings from the COVID-RED Trial. </w:t>
       </w:r>
       <w:r>
         <w:rPr>
@@ -11562,7 +10567,7 @@
         </w:rPr>
         <w:t xml:space="preserve"> </w:t>
       </w:r>
-      <w:hyperlink r:id="rId44" w:history="1">
+      <w:hyperlink r:id="rId46" w:history="1">
         <w:r>
           <w:rPr>
             <w:rStyle w:val="Hyperlink"/>
@@ -11652,7 +10657,7 @@
         </w:rPr>
         <w:t xml:space="preserve">, </w:t>
       </w:r>
-      <w:hyperlink r:id="rId45" w:history="1">
+      <w:hyperlink r:id="rId47" w:history="1">
         <w:r>
           <w:rPr>
             <w:rStyle w:val="Hyperlink"/>
@@ -11702,27 +10707,7 @@
           <w:u w:color="0000FF"/>
           <w:lang w:val="en-US"/>
         </w:rPr>
-        <w:t xml:space="preserve">Zahroh, S., </w:t>
-      </w:r>
-      <w:proofErr w:type="spellStart"/>
-      <w:r>
-        <w:rPr>
-          <w:rFonts w:ascii="Verdana" w:eastAsia="MS-Mincho" w:hAnsi="Verdana"/>
-          <w:sz w:val="20"/>
-          <w:u w:color="0000FF"/>
-          <w:lang w:val="en-US"/>
-        </w:rPr>
-        <w:t>Lugtig,P</w:t>
-      </w:r>
-      <w:proofErr w:type="spellEnd"/>
-      <w:r>
-        <w:rPr>
-          <w:rFonts w:ascii="Verdana" w:eastAsia="MS-Mincho" w:hAnsi="Verdana"/>
-          <w:sz w:val="20"/>
-          <w:u w:color="0000FF"/>
-          <w:lang w:val="en-US"/>
-        </w:rPr>
-        <w:t xml:space="preserve">. Gootzen, Y., Klingwort, J, </w:t>
+        <w:t xml:space="preserve">Zahroh, S., Lugtig,P. Gootzen, Y., Klingwort, J, </w:t>
       </w:r>
       <w:r>
         <w:rPr>
@@ -11751,7 +10736,7 @@
         </w:rPr>
         <w:t xml:space="preserve">(2025). </w:t>
       </w:r>
-      <w:hyperlink r:id="rId46" w:history="1">
+      <w:hyperlink r:id="rId48" w:history="1">
         <w:r>
           <w:rPr>
             <w:rStyle w:val="Hyperlink"/>
@@ -11869,7 +10854,7 @@
         </w:rPr>
         <w:t xml:space="preserve"> </w:t>
       </w:r>
-      <w:hyperlink r:id="rId47" w:history="1">
+      <w:hyperlink r:id="rId49" w:history="1">
         <w:r>
           <w:rPr>
             <w:rStyle w:val="Hyperlink"/>
@@ -11910,27 +10895,7 @@
           <w:u w:color="0000FF"/>
           <w:lang w:val="en-US"/>
         </w:rPr>
-        <w:t xml:space="preserve">2025 - Lück, D., Schumann, A. Emery, T., Lugtig, P., Bujard, M. Naderi, R. Toepoel, V. &amp; </w:t>
-      </w:r>
-      <w:proofErr w:type="spellStart"/>
-      <w:r>
-        <w:rPr>
-          <w:rFonts w:ascii="Verdana" w:eastAsia="MS-Mincho" w:hAnsi="Verdana"/>
-          <w:sz w:val="20"/>
-          <w:u w:color="0000FF"/>
-          <w:lang w:val="en-US"/>
-        </w:rPr>
-        <w:t>Cabaço</w:t>
-      </w:r>
-      <w:proofErr w:type="spellEnd"/>
-      <w:r>
-        <w:rPr>
-          <w:rFonts w:ascii="Verdana" w:eastAsia="MS-Mincho" w:hAnsi="Verdana"/>
-          <w:sz w:val="20"/>
-          <w:u w:color="0000FF"/>
-          <w:lang w:val="en-US"/>
-        </w:rPr>
-        <w:t>, S</w:t>
+        <w:t>2025 - Lück, D., Schumann, A. Emery, T., Lugtig, P., Bujard, M. Naderi, R. Toepoel, V. &amp; Cabaço, S</w:t>
       </w:r>
       <w:r>
         <w:rPr>
@@ -11959,7 +10924,7 @@
         </w:rPr>
         <w:t xml:space="preserve"> </w:t>
       </w:r>
-      <w:hyperlink r:id="rId48" w:history="1">
+      <w:hyperlink r:id="rId50" w:history="1">
         <w:r>
           <w:rPr>
             <w:rStyle w:val="Hyperlink"/>
@@ -11988,41 +10953,13 @@
         </w:rPr>
         <w:t xml:space="preserve"> </w:t>
       </w:r>
-      <w:proofErr w:type="spellStart"/>
-      <w:r>
-        <w:rPr>
-          <w:rFonts w:ascii="Verdana" w:eastAsia="MS-Mincho" w:hAnsi="Verdana"/>
-          <w:sz w:val="20"/>
-          <w:u w:color="0000FF"/>
-        </w:rPr>
-        <w:t>BiB.Working</w:t>
-      </w:r>
-      <w:proofErr w:type="spellEnd"/>
-      <w:r>
-        <w:rPr>
-          <w:rFonts w:ascii="Verdana" w:eastAsia="MS-Mincho" w:hAnsi="Verdana"/>
-          <w:sz w:val="20"/>
-          <w:u w:color="0000FF"/>
-        </w:rPr>
-        <w:t xml:space="preserve"> Paper 4/2025. Wiesbaden: </w:t>
-      </w:r>
-      <w:proofErr w:type="spellStart"/>
-      <w:r>
-        <w:rPr>
-          <w:rFonts w:ascii="Verdana" w:eastAsia="MS-Mincho" w:hAnsi="Verdana"/>
-          <w:sz w:val="20"/>
-          <w:u w:color="0000FF"/>
-        </w:rPr>
-        <w:t>BiB</w:t>
-      </w:r>
-      <w:proofErr w:type="spellEnd"/>
-      <w:r>
-        <w:rPr>
-          <w:rFonts w:ascii="Verdana" w:eastAsia="MS-Mincho" w:hAnsi="Verdana"/>
-          <w:sz w:val="20"/>
-          <w:u w:color="0000FF"/>
-        </w:rPr>
-        <w:t xml:space="preserve">. urn:nbn:de:bib-wp-2025-04 </w:t>
+      <w:r>
+        <w:rPr>
+          <w:rFonts w:ascii="Verdana" w:eastAsia="MS-Mincho" w:hAnsi="Verdana"/>
+          <w:sz w:val="20"/>
+          <w:u w:color="0000FF"/>
+        </w:rPr>
+        <w:t xml:space="preserve">BiB.Working Paper 4/2025. Wiesbaden: BiB. urn:nbn:de:bib-wp-2025-04 </w:t>
       </w:r>
     </w:p>
     <w:p>
@@ -12064,7 +11001,7 @@
         </w:rPr>
         <w:t xml:space="preserve">Can Smart Surveys Have a Positive Business Case? An Evaluation Based on Three Case Studies. Journal of Official Statistics, 0(0). </w:t>
       </w:r>
-      <w:hyperlink r:id="rId49" w:history="1">
+      <w:hyperlink r:id="rId51" w:history="1">
         <w:r>
           <w:rPr>
             <w:rStyle w:val="Hyperlink"/>
@@ -12166,7 +11103,6 @@
         </w:rPr>
         <w:t xml:space="preserve"> </w:t>
       </w:r>
-      <w:proofErr w:type="spellStart"/>
       <w:r>
         <w:rPr>
           <w:rFonts w:ascii="Verdana" w:eastAsia="MS-Mincho" w:hAnsi="Verdana"/>
@@ -12176,9 +11112,8 @@
           <w:u w:color="0000FF"/>
           <w:lang w:val="en-US"/>
         </w:rPr>
-        <w:t>arXiv</w:t>
-      </w:r>
-      <w:proofErr w:type="spellEnd"/>
+        <w:t>arXiv preprint</w:t>
+      </w:r>
       <w:r>
         <w:rPr>
           <w:rFonts w:ascii="Verdana" w:eastAsia="MS-Mincho" w:hAnsi="Verdana"/>
@@ -12188,17 +11123,6 @@
           <w:u w:color="0000FF"/>
           <w:lang w:val="en-US"/>
         </w:rPr>
-        <w:t xml:space="preserve"> preprint</w:t>
-      </w:r>
-      <w:r>
-        <w:rPr>
-          <w:rFonts w:ascii="Verdana" w:eastAsia="MS-Mincho" w:hAnsi="Verdana"/>
-          <w:i/>
-          <w:iCs/>
-          <w:sz w:val="20"/>
-          <w:u w:color="0000FF"/>
-          <w:lang w:val="en-US"/>
-        </w:rPr>
         <w:t>,</w:t>
       </w:r>
       <w:r>
@@ -12281,25 +11205,7 @@
           <w:sz w:val="20"/>
           <w:lang w:val="en-US"/>
         </w:rPr>
-        <w:t xml:space="preserve">Maximum </w:t>
-      </w:r>
-      <w:proofErr w:type="spellStart"/>
-      <w:r>
-        <w:rPr>
-          <w:rFonts w:ascii="Verdana" w:hAnsi="Verdana"/>
-          <w:sz w:val="20"/>
-          <w:lang w:val="en-US"/>
-        </w:rPr>
-        <w:t>interpolable</w:t>
-      </w:r>
-      <w:proofErr w:type="spellEnd"/>
-      <w:r>
-        <w:rPr>
-          <w:rFonts w:ascii="Verdana" w:hAnsi="Verdana"/>
-          <w:sz w:val="20"/>
-          <w:lang w:val="en-US"/>
-        </w:rPr>
-        <w:t xml:space="preserve"> gap length in missing smartphone-based GPS mobility data</w:t>
+        <w:t>Maximum interpolable gap length in missing smartphone-based GPS mobility data</w:t>
       </w:r>
       <w:r>
         <w:rPr>
@@ -12326,7 +11232,7 @@
         </w:rPr>
         <w:t xml:space="preserve"> </w:t>
       </w:r>
-      <w:hyperlink r:id="rId50" w:history="1">
+      <w:hyperlink r:id="rId52" w:history="1">
         <w:r>
           <w:rPr>
             <w:rStyle w:val="Hyperlink"/>
@@ -12379,7 +11285,7 @@
         </w:rPr>
         <w:t xml:space="preserve"> </w:t>
       </w:r>
-      <w:hyperlink r:id="rId51" w:history="1">
+      <w:hyperlink r:id="rId53" w:history="1">
         <w:r>
           <w:rPr>
             <w:rStyle w:val="Hyperlink"/>
@@ -12414,17 +11320,8 @@
           <w:u w:color="0000FF"/>
           <w:lang w:val="en-US"/>
         </w:rPr>
-        <w:t xml:space="preserve">2023 - Emery, T., </w:t>
-      </w:r>
-      <w:proofErr w:type="spellStart"/>
-      <w:r>
-        <w:rPr>
-          <w:rFonts w:ascii="Verdana" w:eastAsia="MS-Mincho" w:hAnsi="Verdana"/>
-          <w:sz w:val="20"/>
-          <w:u w:color="0000FF"/>
-          <w:lang w:val="en-US"/>
-        </w:rPr>
-        <w:t>Caba</w:t>
+        <w:lastRenderedPageBreak/>
+        <w:t>2023 - Emery, T., Caba</w:t>
       </w:r>
       <w:r>
         <w:rPr>
@@ -12434,18 +11331,7 @@
           <w:u w:color="0000FF"/>
           <w:lang w:val="en-US"/>
         </w:rPr>
-        <w:t>co</w:t>
-      </w:r>
-      <w:proofErr w:type="spellEnd"/>
-      <w:r>
-        <w:rPr>
-          <w:rFonts w:ascii="Verdana" w:eastAsia="MS-Mincho" w:hAnsi="Verdana"/>
-          <w:sz w:val="20"/>
-          <w:szCs w:val="20"/>
-          <w:u w:color="0000FF"/>
-          <w:lang w:val="en-US"/>
-        </w:rPr>
-        <w:t xml:space="preserve">, S., Fadel, L., Lugtig, P., Toepoel, V., Schumann, A., Lück, D., Bujard, M. (2023). </w:t>
+        <w:t xml:space="preserve">co, S., Fadel, L., Lugtig, P., Toepoel, V., Schumann, A., Lück, D., Bujard, M. (2023). </w:t>
       </w:r>
       <w:r>
         <w:rPr>
@@ -12491,7 +11377,7 @@
         </w:rPr>
         <w:t xml:space="preserve"> 16. </w:t>
       </w:r>
-      <w:hyperlink r:id="rId52" w:tgtFrame="_blank" w:history="1">
+      <w:hyperlink r:id="rId54" w:tgtFrame="_blank" w:history="1">
         <w:r>
           <w:rPr>
             <w:rStyle w:val="Hyperlink"/>
@@ -12536,7 +11422,7 @@
         </w:rPr>
         <w:t xml:space="preserve">Bostanci, I, Gootzen, Y. &amp; Lugtig, P. (2023). </w:t>
       </w:r>
-      <w:hyperlink r:id="rId53" w:history="1">
+      <w:hyperlink r:id="rId55" w:history="1">
         <w:r>
           <w:rPr>
             <w:rStyle w:val="Hyperlink"/>
@@ -12694,7 +11580,7 @@
         </w:rPr>
         <w:t xml:space="preserve">. </w:t>
       </w:r>
-      <w:hyperlink r:id="rId54" w:history="1">
+      <w:hyperlink r:id="rId56" w:history="1">
         <w:r>
           <w:rPr>
             <w:rStyle w:val="Hyperlink"/>
@@ -12744,27 +11630,7 @@
           <w:u w:color="0000FF"/>
           <w:lang w:val="en-US"/>
         </w:rPr>
-        <w:t xml:space="preserve">Correcting inferences for volunteer-collected data with geospatial sampling bias. </w:t>
-      </w:r>
-      <w:proofErr w:type="spellStart"/>
-      <w:r>
-        <w:rPr>
-          <w:rFonts w:ascii="Verdana" w:eastAsia="MS-Mincho" w:hAnsi="Verdana"/>
-          <w:sz w:val="20"/>
-          <w:u w:color="0000FF"/>
-          <w:lang w:val="en-US"/>
-        </w:rPr>
-        <w:t>arXiv</w:t>
-      </w:r>
-      <w:proofErr w:type="spellEnd"/>
-      <w:r>
-        <w:rPr>
-          <w:rFonts w:ascii="Verdana" w:eastAsia="MS-Mincho" w:hAnsi="Verdana"/>
-          <w:sz w:val="20"/>
-          <w:u w:color="0000FF"/>
-          <w:lang w:val="en-US"/>
-        </w:rPr>
-        <w:t xml:space="preserve"> preprint arXiv:2209.04193.</w:t>
+        <w:t>Correcting inferences for volunteer-collected data with geospatial sampling bias. arXiv preprint arXiv:2209.04193.</w:t>
       </w:r>
     </w:p>
     <w:p>
@@ -12856,7 +11722,7 @@
         </w:rPr>
         <w:t xml:space="preserve">, 16, 13-27. </w:t>
       </w:r>
-      <w:hyperlink r:id="rId55" w:history="1">
+      <w:hyperlink r:id="rId57" w:history="1">
         <w:r>
           <w:rPr>
             <w:rStyle w:val="Hyperlink"/>
@@ -12864,27 +11730,7 @@
             <w:sz w:val="20"/>
             <w:lang w:val="en-US"/>
           </w:rPr>
-          <w:t>Doi: 10.18148/</w:t>
-        </w:r>
-        <w:proofErr w:type="spellStart"/>
-        <w:r>
-          <w:rPr>
-            <w:rStyle w:val="Hyperlink"/>
-            <w:rFonts w:ascii="Verdana" w:eastAsia="MS-Mincho" w:hAnsi="Verdana"/>
-            <w:sz w:val="20"/>
-            <w:lang w:val="en-US"/>
-          </w:rPr>
-          <w:t>srm</w:t>
-        </w:r>
-        <w:proofErr w:type="spellEnd"/>
-        <w:r>
-          <w:rPr>
-            <w:rStyle w:val="Hyperlink"/>
-            <w:rFonts w:ascii="Verdana" w:eastAsia="MS-Mincho" w:hAnsi="Verdana"/>
-            <w:sz w:val="20"/>
-            <w:lang w:val="en-US"/>
-          </w:rPr>
-          <w:t>/2022v16i.7835</w:t>
+          <w:t>Doi: 10.18148/srm/2022v16i.7835</w:t>
         </w:r>
       </w:hyperlink>
     </w:p>
@@ -12932,25 +11778,7 @@
           <w:sz w:val="20"/>
           <w:lang w:val="en-US"/>
         </w:rPr>
-        <w:t xml:space="preserve">) Representativeness in Six Waves of </w:t>
-      </w:r>
-      <w:proofErr w:type="spellStart"/>
-      <w:r>
-        <w:rPr>
-          <w:rFonts w:ascii="Verdana" w:hAnsi="Verdana"/>
-          <w:sz w:val="20"/>
-          <w:lang w:val="en-US"/>
-        </w:rPr>
-        <w:t>CROss-National</w:t>
-      </w:r>
-      <w:proofErr w:type="spellEnd"/>
-      <w:r>
-        <w:rPr>
-          <w:rFonts w:ascii="Verdana" w:hAnsi="Verdana"/>
-          <w:sz w:val="20"/>
-          <w:lang w:val="en-US"/>
-        </w:rPr>
-        <w:t xml:space="preserve"> Online Survey (CRONOS) Panel. </w:t>
+        <w:t xml:space="preserve">) Representativeness in Six Waves of CROss-National Online Survey (CRONOS) Panel. </w:t>
       </w:r>
       <w:r>
         <w:rPr>
@@ -12970,7 +11798,7 @@
         </w:rPr>
         <w:t xml:space="preserve"> </w:t>
       </w:r>
-      <w:hyperlink r:id="rId56" w:history="1">
+      <w:hyperlink r:id="rId58" w:history="1">
         <w:r>
           <w:rPr>
             <w:rStyle w:val="Hyperlink"/>
@@ -13123,8 +11951,7 @@
         </w:rPr>
         <w:t xml:space="preserve"> </w:t>
       </w:r>
-      <w:hyperlink r:id="rId57" w:tooltip="https://mda.gesis.org/index.php/mda/article/view/2021.10" w:history="1">
-        <w:proofErr w:type="spellStart"/>
+      <w:hyperlink r:id="rId59" w:tooltip="https://mda.gesis.org/index.php/mda/article/view/2021.10" w:history="1">
         <w:r>
           <w:rPr>
             <w:rStyle w:val="Hyperlink"/>
@@ -13133,18 +11960,7 @@
             <w:sz w:val="20"/>
             <w:lang w:val="en-US"/>
           </w:rPr>
-          <w:t>doi</w:t>
-        </w:r>
-        <w:proofErr w:type="spellEnd"/>
-        <w:r>
-          <w:rPr>
-            <w:rStyle w:val="Hyperlink"/>
-            <w:rFonts w:ascii="Verdana" w:eastAsia="MS-Mincho" w:hAnsi="Verdana"/>
-            <w:iCs/>
-            <w:sz w:val="20"/>
-            <w:lang w:val="en-US"/>
-          </w:rPr>
-          <w:t>: 10.12758/mda.2021.10</w:t>
+          <w:t>doi: 10.12758/mda.2021.10</w:t>
         </w:r>
       </w:hyperlink>
     </w:p>
@@ -13174,31 +11990,7 @@
           <w:u w:color="0000FF"/>
           <w:lang w:val="en-US"/>
         </w:rPr>
-        <w:t xml:space="preserve">2021 –Gillebaart, M., Brummelman, J., De Ridder, D., Benjamins, J., Denissen, J., Kroese, F., Lugtig, P., Smit, J. &amp; </w:t>
-      </w:r>
-      <w:proofErr w:type="spellStart"/>
-      <w:r>
-        <w:rPr>
-          <w:rFonts w:ascii="Verdana" w:eastAsia="MS-Mincho" w:hAnsi="Verdana"/>
-          <w:iCs/>
-          <w:sz w:val="20"/>
-          <w:szCs w:val="20"/>
-          <w:u w:color="0000FF"/>
-          <w:lang w:val="en-US"/>
-        </w:rPr>
-        <w:t>Ybema</w:t>
-      </w:r>
-      <w:proofErr w:type="spellEnd"/>
-      <w:r>
-        <w:rPr>
-          <w:rFonts w:ascii="Verdana" w:eastAsia="MS-Mincho" w:hAnsi="Verdana"/>
-          <w:iCs/>
-          <w:sz w:val="20"/>
-          <w:szCs w:val="20"/>
-          <w:u w:color="0000FF"/>
-          <w:lang w:val="en-US"/>
-        </w:rPr>
-        <w:t xml:space="preserve">, J.F. (2021). </w:t>
+        <w:t xml:space="preserve">2021 –Gillebaart, M., Brummelman, J., De Ridder, D., Benjamins, J., Denissen, J., Kroese, F., Lugtig, P., Smit, J. &amp; Ybema, J.F. (2021). </w:t>
       </w:r>
       <w:r>
         <w:rPr>
@@ -13243,7 +12035,7 @@
         </w:rPr>
         <w:t xml:space="preserve"> </w:t>
       </w:r>
-      <w:hyperlink r:id="rId58" w:history="1">
+      <w:hyperlink r:id="rId60" w:history="1">
         <w:r>
           <w:rPr>
             <w:rStyle w:val="Hyperlink"/>
@@ -13361,7 +12153,7 @@
         </w:rPr>
         <w:t xml:space="preserve">advance access. </w:t>
       </w:r>
-      <w:hyperlink r:id="rId59" w:history="1">
+      <w:hyperlink r:id="rId61" w:history="1">
         <w:r>
           <w:rPr>
             <w:rStyle w:val="Hyperlink"/>
@@ -13370,29 +12162,7 @@
             <w:sz w:val="20"/>
             <w:lang w:val="en-US"/>
           </w:rPr>
-          <w:t>Doi:10.1093/</w:t>
-        </w:r>
-        <w:proofErr w:type="spellStart"/>
-        <w:r>
-          <w:rPr>
-            <w:rStyle w:val="Hyperlink"/>
-            <w:rFonts w:ascii="Verdana" w:eastAsia="MS-Mincho" w:hAnsi="Verdana"/>
-            <w:iCs/>
-            <w:sz w:val="20"/>
-            <w:lang w:val="en-US"/>
-          </w:rPr>
-          <w:t>poq</w:t>
-        </w:r>
-        <w:proofErr w:type="spellEnd"/>
-        <w:r>
-          <w:rPr>
-            <w:rStyle w:val="Hyperlink"/>
-            <w:rFonts w:ascii="Verdana" w:eastAsia="MS-Mincho" w:hAnsi="Verdana"/>
-            <w:iCs/>
-            <w:sz w:val="20"/>
-            <w:lang w:val="en-US"/>
-          </w:rPr>
-          <w:t xml:space="preserve">/nfab025 </w:t>
+          <w:t xml:space="preserve">Doi:10.1093/poq/nfab025 </w:t>
         </w:r>
       </w:hyperlink>
       <w:r>
@@ -13506,7 +12276,7 @@
         </w:rPr>
         <w:t>151(1):74-95. doi:</w:t>
       </w:r>
-      <w:hyperlink r:id="rId60" w:history="1">
+      <w:hyperlink r:id="rId62" w:history="1">
         <w:r>
           <w:rPr>
             <w:rStyle w:val="Hyperlink"/>
@@ -13580,27 +12350,7 @@
           <w:u w:color="0000FF"/>
           <w:lang w:val="en-US"/>
         </w:rPr>
-        <w:t xml:space="preserve">, </w:t>
-      </w:r>
-      <w:proofErr w:type="spellStart"/>
-      <w:r>
-        <w:rPr>
-          <w:rFonts w:ascii="Verdana" w:eastAsia="MS-Mincho" w:hAnsi="Verdana"/>
-          <w:sz w:val="20"/>
-          <w:u w:color="0000FF"/>
-          <w:lang w:val="en-US"/>
-        </w:rPr>
-        <w:t>Mussman</w:t>
-      </w:r>
-      <w:proofErr w:type="spellEnd"/>
-      <w:r>
-        <w:rPr>
-          <w:rFonts w:ascii="Verdana" w:eastAsia="MS-Mincho" w:hAnsi="Verdana"/>
-          <w:sz w:val="20"/>
-          <w:u w:color="0000FF"/>
-          <w:lang w:val="en-US"/>
-        </w:rPr>
-        <w:t xml:space="preserve">, O. &amp; </w:t>
+        <w:t xml:space="preserve">, Mussman, O. &amp; </w:t>
       </w:r>
       <w:r>
         <w:rPr>
@@ -13700,7 +12450,7 @@
         </w:rPr>
         <w:t xml:space="preserve"> </w:t>
       </w:r>
-      <w:hyperlink r:id="rId61" w:history="1">
+      <w:hyperlink r:id="rId63" w:history="1">
         <w:r>
           <w:rPr>
             <w:rStyle w:val="Hyperlink"/>
@@ -13746,29 +12496,7 @@
           <w:u w:color="0000FF"/>
           <w:lang w:val="en-US"/>
         </w:rPr>
-        <w:t xml:space="preserve">Cernat, A., Lugtig, P., </w:t>
-      </w:r>
-      <w:proofErr w:type="spellStart"/>
-      <w:r>
-        <w:rPr>
-          <w:rFonts w:ascii="Verdana" w:eastAsia="MS-Mincho" w:hAnsi="Verdana"/>
-          <w:sz w:val="20"/>
-          <w:szCs w:val="20"/>
-          <w:u w:color="0000FF"/>
-          <w:lang w:val="en-US"/>
-        </w:rPr>
-        <w:t>Uhrig</w:t>
-      </w:r>
-      <w:proofErr w:type="spellEnd"/>
-      <w:r>
-        <w:rPr>
-          <w:rFonts w:ascii="Verdana" w:eastAsia="MS-Mincho" w:hAnsi="Verdana"/>
-          <w:sz w:val="20"/>
-          <w:szCs w:val="20"/>
-          <w:u w:color="0000FF"/>
-          <w:lang w:val="en-US"/>
-        </w:rPr>
-        <w:t xml:space="preserve">, S.C.N. and Watson, N. (2021) Assessing and relaxing assumptions in quasi-simplex models. </w:t>
+        <w:t xml:space="preserve">Cernat, A., Lugtig, P., Uhrig, S.C.N. and Watson, N. (2021) Assessing and relaxing assumptions in quasi-simplex models. </w:t>
       </w:r>
       <w:r>
         <w:rPr>
@@ -13879,7 +12607,7 @@
         </w:rPr>
         <w:t>10.30</w:t>
       </w:r>
-      <w:hyperlink r:id="rId62" w:history="1">
+      <w:hyperlink r:id="rId64" w:history="1">
         <w:r>
           <w:rPr>
             <w:rFonts w:ascii="Verdana" w:hAnsi="Verdana"/>
@@ -13965,7 +12693,7 @@
         </w:rPr>
         <w:t xml:space="preserve">(4), 509-526. </w:t>
       </w:r>
-      <w:hyperlink r:id="rId63" w:history="1">
+      <w:hyperlink r:id="rId65" w:history="1">
         <w:r>
           <w:rPr>
             <w:rStyle w:val="Hyperlink"/>
@@ -14093,7 +12821,7 @@
         </w:rPr>
         <w:t>725–759</w:t>
       </w:r>
-      <w:hyperlink r:id="rId64" w:history="1">
+      <w:hyperlink r:id="rId66" w:history="1">
         <w:r>
           <w:rPr>
             <w:rStyle w:val="Hyperlink"/>
@@ -14103,31 +12831,7 @@
             <w:szCs w:val="20"/>
             <w:lang w:val="en-US"/>
           </w:rPr>
-          <w:t xml:space="preserve"> Doi: 10.1093/</w:t>
-        </w:r>
-        <w:proofErr w:type="spellStart"/>
-        <w:r>
-          <w:rPr>
-            <w:rStyle w:val="Hyperlink"/>
-            <w:rFonts w:ascii="Verdana" w:eastAsia="MS-Mincho" w:hAnsi="Verdana"/>
-            <w:iCs/>
-            <w:sz w:val="20"/>
-            <w:szCs w:val="20"/>
-            <w:lang w:val="en-US"/>
-          </w:rPr>
-          <w:t>poq</w:t>
-        </w:r>
-        <w:proofErr w:type="spellEnd"/>
-        <w:r>
-          <w:rPr>
-            <w:rStyle w:val="Hyperlink"/>
-            <w:rFonts w:ascii="Verdana" w:eastAsia="MS-Mincho" w:hAnsi="Verdana"/>
-            <w:iCs/>
-            <w:sz w:val="20"/>
-            <w:szCs w:val="20"/>
-            <w:lang w:val="en-US"/>
-          </w:rPr>
-          <w:t>/nfaa044</w:t>
+          <w:t xml:space="preserve"> Doi: 10.1093/poq/nfaa044</w:t>
         </w:r>
       </w:hyperlink>
     </w:p>
@@ -14166,27 +12870,7 @@
           <w:u w:color="0000FF"/>
           <w:lang w:val="en-US"/>
         </w:rPr>
-        <w:t xml:space="preserve">Struminskaya, B., </w:t>
-      </w:r>
-      <w:proofErr w:type="spellStart"/>
-      <w:r>
-        <w:rPr>
-          <w:rFonts w:ascii="Verdana" w:eastAsia="MS-Mincho" w:hAnsi="Verdana"/>
-          <w:sz w:val="20"/>
-          <w:u w:color="0000FF"/>
-          <w:lang w:val="en-US"/>
-        </w:rPr>
-        <w:t>Hoehne</w:t>
-      </w:r>
-      <w:proofErr w:type="spellEnd"/>
-      <w:r>
-        <w:rPr>
-          <w:rFonts w:ascii="Verdana" w:eastAsia="MS-Mincho" w:hAnsi="Verdana"/>
-          <w:sz w:val="20"/>
-          <w:u w:color="0000FF"/>
-          <w:lang w:val="en-US"/>
-        </w:rPr>
-        <w:t>, J-K, Keusch, F. &amp; Lugtig, P. (</w:t>
+        <w:t>Struminskaya, B., Hoehne, J-K, Keusch, F. &amp; Lugtig, P. (</w:t>
       </w:r>
       <w:r>
         <w:rPr>
@@ -14244,7 +12928,7 @@
         </w:rPr>
         <w:t xml:space="preserve"> </w:t>
       </w:r>
-      <w:hyperlink r:id="rId65" w:history="1">
+      <w:hyperlink r:id="rId67" w:history="1">
         <w:r>
           <w:rPr>
             <w:rStyle w:val="Hyperlink"/>
@@ -14379,9 +13063,8 @@
           <w:u w:color="0000FF"/>
           <w:lang w:val="en-US"/>
         </w:rPr>
-        <w:t xml:space="preserve"> </w:t>
-      </w:r>
-      <w:proofErr w:type="spellStart"/>
+        <w:t xml:space="preserve"> Zondervan-zwijnenburg,</w:t>
+      </w:r>
       <w:r>
         <w:rPr>
           <w:rFonts w:ascii="Verdana" w:eastAsia="MS-Mincho" w:hAnsi="Verdana"/>
@@ -14391,9 +13074,8 @@
           <w:u w:color="0000FF"/>
           <w:lang w:val="en-US"/>
         </w:rPr>
-        <w:t>Zondervan-zwijnenburg</w:t>
-      </w:r>
-      <w:proofErr w:type="spellEnd"/>
+        <w:t xml:space="preserve"> M.A.J.,</w:t>
+      </w:r>
       <w:r>
         <w:rPr>
           <w:rFonts w:ascii="Verdana" w:eastAsia="MS-Mincho" w:hAnsi="Verdana"/>
@@ -14403,7 +13085,7 @@
           <w:u w:color="0000FF"/>
           <w:lang w:val="en-US"/>
         </w:rPr>
-        <w:t>,</w:t>
+        <w:t xml:space="preserve"> Blok,</w:t>
       </w:r>
       <w:r>
         <w:rPr>
@@ -14414,7 +13096,7 @@
           <w:u w:color="0000FF"/>
           <w:lang w:val="en-US"/>
         </w:rPr>
-        <w:t xml:space="preserve"> M.A.J.,</w:t>
+        <w:t xml:space="preserve"> E.,</w:t>
       </w:r>
       <w:r>
         <w:rPr>
@@ -14425,7 +13107,7 @@
           <w:u w:color="0000FF"/>
           <w:lang w:val="en-US"/>
         </w:rPr>
-        <w:t xml:space="preserve"> Blok,</w:t>
+        <w:t xml:space="preserve"> White,</w:t>
       </w:r>
       <w:r>
         <w:rPr>
@@ -14436,7 +13118,7 @@
           <w:u w:color="0000FF"/>
           <w:lang w:val="en-US"/>
         </w:rPr>
-        <w:t xml:space="preserve"> E.,</w:t>
+        <w:t xml:space="preserve"> T.</w:t>
       </w:r>
       <w:r>
         <w:rPr>
@@ -14447,31 +13129,8 @@
           <w:u w:color="0000FF"/>
           <w:lang w:val="en-US"/>
         </w:rPr>
-        <w:t xml:space="preserve"> White,</w:t>
-      </w:r>
-      <w:r>
-        <w:rPr>
-          <w:rFonts w:ascii="Verdana" w:eastAsia="MS-Mincho" w:hAnsi="Verdana"/>
-          <w:iCs/>
-          <w:sz w:val="20"/>
-          <w:szCs w:val="20"/>
-          <w:u w:color="0000FF"/>
-          <w:lang w:val="en-US"/>
-        </w:rPr>
-        <w:t xml:space="preserve"> T.</w:t>
-      </w:r>
-      <w:r>
-        <w:rPr>
-          <w:rFonts w:ascii="Verdana" w:eastAsia="MS-Mincho" w:hAnsi="Verdana"/>
-          <w:iCs/>
-          <w:sz w:val="20"/>
-          <w:szCs w:val="20"/>
-          <w:u w:color="0000FF"/>
-          <w:lang w:val="en-US"/>
-        </w:rPr>
         <w:t xml:space="preserve"> Van Der </w:t>
       </w:r>
-      <w:proofErr w:type="spellStart"/>
       <w:r>
         <w:rPr>
           <w:rFonts w:ascii="Verdana" w:eastAsia="MS-Mincho" w:hAnsi="Verdana"/>
@@ -14481,9 +13140,8 @@
           <w:szCs w:val="20"/>
           <w:lang w:val="en-US"/>
         </w:rPr>
-        <w:t>Meulen</w:t>
-      </w:r>
-      <w:proofErr w:type="spellEnd"/>
+        <w:t>Meulen,</w:t>
+      </w:r>
       <w:r>
         <w:rPr>
           <w:rFonts w:ascii="Verdana" w:eastAsia="MS-Mincho" w:hAnsi="Verdana"/>
@@ -14493,7 +13151,7 @@
           <w:szCs w:val="20"/>
           <w:lang w:val="en-US"/>
         </w:rPr>
-        <w:t>,</w:t>
+        <w:t xml:space="preserve"> M.</w:t>
       </w:r>
       <w:r>
         <w:rPr>
@@ -14504,21 +13162,9 @@
           <w:szCs w:val="20"/>
           <w:lang w:val="en-US"/>
         </w:rPr>
-        <w:t xml:space="preserve"> M.</w:t>
-      </w:r>
-      <w:r>
-        <w:rPr>
-          <w:rFonts w:ascii="Verdana" w:eastAsia="MS-Mincho" w:hAnsi="Verdana"/>
-          <w:iCs/>
-          <w:color w:val="000000" w:themeColor="text1"/>
-          <w:sz w:val="20"/>
-          <w:szCs w:val="20"/>
-          <w:lang w:val="en-US"/>
-        </w:rPr>
         <w:t xml:space="preserve"> </w:t>
       </w:r>
-      <w:hyperlink r:id="rId66" w:history="1">
-        <w:proofErr w:type="spellStart"/>
+      <w:hyperlink r:id="rId68" w:history="1">
         <w:r>
           <w:rPr>
             <w:rStyle w:val="Hyperlink"/>
@@ -14531,7 +13177,6 @@
           </w:rPr>
           <w:t>Kevenaar</w:t>
         </w:r>
-        <w:proofErr w:type="spellEnd"/>
       </w:hyperlink>
       <w:r>
         <w:rPr>
@@ -14563,7 +13208,7 @@
         </w:rPr>
         <w:t xml:space="preserve"> </w:t>
       </w:r>
-      <w:hyperlink r:id="rId67" w:history="1">
+      <w:hyperlink r:id="rId69" w:history="1">
         <w:r>
           <w:rPr>
             <w:rStyle w:val="Hyperlink"/>
@@ -14597,7 +13242,7 @@
         </w:rPr>
         <w:t xml:space="preserve">G., </w:t>
       </w:r>
-      <w:hyperlink r:id="rId68" w:history="1">
+      <w:hyperlink r:id="rId70" w:history="1">
         <w:r>
           <w:rPr>
             <w:rStyle w:val="Hyperlink"/>
@@ -14641,7 +13286,7 @@
         </w:rPr>
         <w:t xml:space="preserve"> </w:t>
       </w:r>
-      <w:hyperlink r:id="rId69" w:history="1">
+      <w:hyperlink r:id="rId71" w:history="1">
         <w:r>
           <w:rPr>
             <w:rStyle w:val="Hyperlink"/>
@@ -14713,7 +13358,7 @@
           <w:szCs w:val="20"/>
           <w:u w:color="0000FF"/>
         </w:rPr>
-        <w:t xml:space="preserve"> Branje,</w:t>
+        <w:t xml:space="preserve"> </w:t>
       </w:r>
       <w:r>
         <w:rPr>
@@ -14723,6 +13368,17 @@
           <w:szCs w:val="20"/>
           <w:u w:color="0000FF"/>
         </w:rPr>
+        <w:lastRenderedPageBreak/>
+        <w:t>Branje,</w:t>
+      </w:r>
+      <w:r>
+        <w:rPr>
+          <w:rFonts w:ascii="Verdana" w:eastAsia="MS-Mincho" w:hAnsi="Verdana"/>
+          <w:iCs/>
+          <w:sz w:val="20"/>
+          <w:szCs w:val="20"/>
+          <w:u w:color="0000FF"/>
+        </w:rPr>
         <w:t xml:space="preserve"> S. &amp;</w:t>
       </w:r>
       <w:r>
@@ -14755,7 +13411,6 @@
         </w:rPr>
         <w:t xml:space="preserve"> (2020) </w:t>
       </w:r>
-      <w:proofErr w:type="spellStart"/>
       <w:r>
         <w:rPr>
           <w:rFonts w:ascii="Verdana" w:eastAsia="MS-Mincho" w:hAnsi="Verdana"/>
@@ -14765,115 +13420,7 @@
           <w:szCs w:val="20"/>
           <w:u w:color="0000FF"/>
         </w:rPr>
-        <w:t>Testing</w:t>
-      </w:r>
-      <w:proofErr w:type="spellEnd"/>
-      <w:r>
-        <w:rPr>
-          <w:rFonts w:ascii="Verdana" w:eastAsia="MS-Mincho" w:hAnsi="Verdana"/>
-          <w:bCs/>
-          <w:iCs/>
-          <w:sz w:val="20"/>
-          <w:szCs w:val="20"/>
-          <w:u w:color="0000FF"/>
-        </w:rPr>
-        <w:t xml:space="preserve"> sampling bias in </w:t>
-      </w:r>
-      <w:proofErr w:type="spellStart"/>
-      <w:r>
-        <w:rPr>
-          <w:rFonts w:ascii="Verdana" w:eastAsia="MS-Mincho" w:hAnsi="Verdana"/>
-          <w:bCs/>
-          <w:iCs/>
-          <w:sz w:val="20"/>
-          <w:szCs w:val="20"/>
-          <w:u w:color="0000FF"/>
-        </w:rPr>
-        <w:t>estimates</w:t>
-      </w:r>
-      <w:proofErr w:type="spellEnd"/>
-      <w:r>
-        <w:rPr>
-          <w:rFonts w:ascii="Verdana" w:eastAsia="MS-Mincho" w:hAnsi="Verdana"/>
-          <w:bCs/>
-          <w:iCs/>
-          <w:sz w:val="20"/>
-          <w:szCs w:val="20"/>
-          <w:u w:color="0000FF"/>
-        </w:rPr>
-        <w:t xml:space="preserve"> of adolescent </w:t>
-      </w:r>
-      <w:proofErr w:type="spellStart"/>
-      <w:r>
-        <w:rPr>
-          <w:rFonts w:ascii="Verdana" w:eastAsia="MS-Mincho" w:hAnsi="Verdana"/>
-          <w:bCs/>
-          <w:iCs/>
-          <w:sz w:val="20"/>
-          <w:szCs w:val="20"/>
-          <w:u w:color="0000FF"/>
-        </w:rPr>
-        <w:t>social</w:t>
-      </w:r>
-      <w:proofErr w:type="spellEnd"/>
-      <w:r>
-        <w:rPr>
-          <w:rFonts w:ascii="Verdana" w:eastAsia="MS-Mincho" w:hAnsi="Verdana"/>
-          <w:bCs/>
-          <w:iCs/>
-          <w:sz w:val="20"/>
-          <w:szCs w:val="20"/>
-          <w:u w:color="0000FF"/>
-        </w:rPr>
-        <w:t xml:space="preserve"> </w:t>
-      </w:r>
-      <w:proofErr w:type="spellStart"/>
-      <w:r>
-        <w:rPr>
-          <w:rFonts w:ascii="Verdana" w:eastAsia="MS-Mincho" w:hAnsi="Verdana"/>
-          <w:bCs/>
-          <w:iCs/>
-          <w:sz w:val="20"/>
-          <w:szCs w:val="20"/>
-          <w:u w:color="0000FF"/>
-        </w:rPr>
-        <w:t>competence</w:t>
-      </w:r>
-      <w:proofErr w:type="spellEnd"/>
-      <w:r>
-        <w:rPr>
-          <w:rFonts w:ascii="Verdana" w:eastAsia="MS-Mincho" w:hAnsi="Verdana"/>
-          <w:bCs/>
-          <w:iCs/>
-          <w:sz w:val="20"/>
-          <w:szCs w:val="20"/>
-          <w:u w:color="0000FF"/>
-        </w:rPr>
-        <w:t xml:space="preserve"> and </w:t>
-      </w:r>
-      <w:proofErr w:type="spellStart"/>
-      <w:r>
-        <w:rPr>
-          <w:rFonts w:ascii="Verdana" w:eastAsia="MS-Mincho" w:hAnsi="Verdana"/>
-          <w:bCs/>
-          <w:iCs/>
-          <w:sz w:val="20"/>
-          <w:szCs w:val="20"/>
-          <w:u w:color="0000FF"/>
-        </w:rPr>
-        <w:t>behavioral</w:t>
-      </w:r>
-      <w:proofErr w:type="spellEnd"/>
-      <w:r>
-        <w:rPr>
-          <w:rFonts w:ascii="Verdana" w:eastAsia="MS-Mincho" w:hAnsi="Verdana"/>
-          <w:bCs/>
-          <w:iCs/>
-          <w:sz w:val="20"/>
-          <w:szCs w:val="20"/>
-          <w:u w:color="0000FF"/>
-        </w:rPr>
-        <w:t xml:space="preserve"> control. </w:t>
+        <w:t xml:space="preserve">Testing sampling bias in estimates of adolescent social competence and behavioral control. </w:t>
       </w:r>
       <w:r>
         <w:rPr>
@@ -14900,7 +13447,7 @@
         </w:rPr>
         <w:t xml:space="preserve"> 46, </w:t>
       </w:r>
-      <w:hyperlink r:id="rId70" w:history="1">
+      <w:hyperlink r:id="rId72" w:history="1">
         <w:r>
           <w:rPr>
             <w:rStyle w:val="Hyperlink"/>
@@ -14946,25 +13493,7 @@
           <w:sz w:val="20"/>
           <w:lang w:val="en-US"/>
         </w:rPr>
-        <w:t xml:space="preserve">Toepoel, V., Lugtig, P., </w:t>
-      </w:r>
-      <w:proofErr w:type="spellStart"/>
-      <w:r>
-        <w:rPr>
-          <w:rFonts w:ascii="Verdana" w:eastAsia="MS-Mincho" w:hAnsi="Verdana"/>
-          <w:sz w:val="20"/>
-          <w:lang w:val="en-US"/>
-        </w:rPr>
-        <w:t>Struminslaya</w:t>
-      </w:r>
-      <w:proofErr w:type="spellEnd"/>
-      <w:r>
-        <w:rPr>
-          <w:rFonts w:ascii="Verdana" w:eastAsia="MS-Mincho" w:hAnsi="Verdana"/>
-          <w:sz w:val="20"/>
-          <w:lang w:val="en-US"/>
-        </w:rPr>
-        <w:t xml:space="preserve">, B., Elevelt, A &amp; Haan, M. (2020) Adapting surveys to the modern world: Comparing a research messenger design to a regular responsive design for online surveys. </w:t>
+        <w:t xml:space="preserve">Toepoel, V., Lugtig, P., Struminslaya, B., Elevelt, A &amp; Haan, M. (2020) Adapting surveys to the modern world: Comparing a research messenger design to a regular responsive design for online surveys. </w:t>
       </w:r>
       <w:r>
         <w:rPr>
@@ -14993,7 +13522,7 @@
         </w:rPr>
         <w:t xml:space="preserve"> </w:t>
       </w:r>
-      <w:hyperlink r:id="rId71" w:history="1">
+      <w:hyperlink r:id="rId73" w:history="1">
         <w:r>
           <w:rPr>
             <w:rStyle w:val="Hyperlink"/>
@@ -15080,7 +13609,7 @@
         </w:rPr>
         <w:t xml:space="preserve">14-26 </w:t>
       </w:r>
-      <w:hyperlink r:id="rId72" w:history="1">
+      <w:hyperlink r:id="rId74" w:history="1">
         <w:r>
           <w:rPr>
             <w:rStyle w:val="Hyperlink"/>
@@ -15178,7 +13707,7 @@
         </w:rPr>
         <w:t>50-62.</w:t>
       </w:r>
-      <w:hyperlink r:id="rId73" w:history="1">
+      <w:hyperlink r:id="rId75" w:history="1">
         <w:r>
           <w:rPr>
             <w:rStyle w:val="Hyperlink"/>
@@ -15232,7 +13761,7 @@
         </w:rPr>
         <w:t xml:space="preserve"> Schouten, J.G. (2019). Automatic Travel Mode Prediction in a National Travel Survey. CBS discussion paper. December 2019 - </w:t>
       </w:r>
-      <w:hyperlink r:id="rId74" w:history="1">
+      <w:hyperlink r:id="rId76" w:history="1">
         <w:r>
           <w:rPr>
             <w:rStyle w:val="Hyperlink"/>
@@ -15370,7 +13899,7 @@
         </w:rPr>
         <w:t xml:space="preserve">. </w:t>
       </w:r>
-      <w:hyperlink r:id="rId75" w:history="1">
+      <w:hyperlink r:id="rId77" w:history="1">
         <w:r>
           <w:rPr>
             <w:rStyle w:val="Hyperlink"/>
@@ -15492,7 +14021,7 @@
         </w:rPr>
         <w:t xml:space="preserve">(2), 195-213. </w:t>
       </w:r>
-      <w:hyperlink r:id="rId76" w:history="1">
+      <w:hyperlink r:id="rId78" w:history="1">
         <w:r>
           <w:rPr>
             <w:rStyle w:val="Hyperlink"/>
@@ -15586,7 +14115,7 @@
         </w:rPr>
         <w:t xml:space="preserve"> </w:t>
       </w:r>
-      <w:hyperlink r:id="rId77" w:history="1">
+      <w:hyperlink r:id="rId79" w:history="1">
         <w:r>
           <w:rPr>
             <w:rStyle w:val="Hyperlink"/>
@@ -15648,27 +14177,7 @@
           <w:u w:color="0000FF"/>
           <w:lang w:val="en-US"/>
         </w:rPr>
-        <w:t xml:space="preserve">) Recruiting smartphone users in a probability-based online panel. Effects of advance letters, layout and </w:t>
-      </w:r>
-      <w:proofErr w:type="spellStart"/>
-      <w:r>
-        <w:rPr>
-          <w:rFonts w:ascii="Verdana" w:eastAsia="MS-Mincho" w:hAnsi="Verdana"/>
-          <w:sz w:val="20"/>
-          <w:u w:color="0000FF"/>
-          <w:lang w:val="en-US"/>
-        </w:rPr>
-        <w:t>autoforwarding</w:t>
-      </w:r>
-      <w:proofErr w:type="spellEnd"/>
-      <w:r>
-        <w:rPr>
-          <w:rFonts w:ascii="Verdana" w:eastAsia="MS-Mincho" w:hAnsi="Verdana"/>
-          <w:sz w:val="20"/>
-          <w:u w:color="0000FF"/>
-          <w:lang w:val="en-US"/>
-        </w:rPr>
-        <w:t xml:space="preserve">. </w:t>
+        <w:t xml:space="preserve">) Recruiting smartphone users in a probability-based online panel. Effects of advance letters, layout and autoforwarding. </w:t>
       </w:r>
       <w:r>
         <w:rPr>
@@ -15708,7 +14217,7 @@
         </w:rPr>
         <w:t xml:space="preserve">, </w:t>
       </w:r>
-      <w:hyperlink r:id="rId78" w:history="1">
+      <w:hyperlink r:id="rId80" w:history="1">
         <w:r>
           <w:rPr>
             <w:rStyle w:val="Hyperlink"/>
@@ -15743,67 +14252,7 @@
           <w:u w:color="0000FF"/>
           <w:lang w:val="en-US"/>
         </w:rPr>
-        <w:t xml:space="preserve">2019 - Bais, F., Schouten, J.G., Lugtig, P., Toepoel, V., Arends-Toth, J., </w:t>
-      </w:r>
-      <w:proofErr w:type="spellStart"/>
-      <w:r>
-        <w:rPr>
-          <w:rFonts w:ascii="Verdana" w:eastAsia="MS-Mincho" w:hAnsi="Verdana"/>
-          <w:sz w:val="20"/>
-          <w:u w:color="0000FF"/>
-          <w:lang w:val="en-US"/>
-        </w:rPr>
-        <w:t>Douhou</w:t>
-      </w:r>
-      <w:proofErr w:type="spellEnd"/>
-      <w:r>
-        <w:rPr>
-          <w:rFonts w:ascii="Verdana" w:eastAsia="MS-Mincho" w:hAnsi="Verdana"/>
-          <w:sz w:val="20"/>
-          <w:u w:color="0000FF"/>
-          <w:lang w:val="en-US"/>
-        </w:rPr>
-        <w:t xml:space="preserve">, S., </w:t>
-      </w:r>
-      <w:proofErr w:type="spellStart"/>
-      <w:r>
-        <w:rPr>
-          <w:rFonts w:ascii="Verdana" w:eastAsia="MS-Mincho" w:hAnsi="Verdana"/>
-          <w:sz w:val="20"/>
-          <w:u w:color="0000FF"/>
-          <w:lang w:val="en-US"/>
-        </w:rPr>
-        <w:t>Kieruj</w:t>
-      </w:r>
-      <w:proofErr w:type="spellEnd"/>
-      <w:r>
-        <w:rPr>
-          <w:rFonts w:ascii="Verdana" w:eastAsia="MS-Mincho" w:hAnsi="Verdana"/>
-          <w:sz w:val="20"/>
-          <w:u w:color="0000FF"/>
-          <w:lang w:val="en-US"/>
-        </w:rPr>
-        <w:t xml:space="preserve">, N., </w:t>
-      </w:r>
-      <w:proofErr w:type="spellStart"/>
-      <w:r>
-        <w:rPr>
-          <w:rFonts w:ascii="Verdana" w:eastAsia="MS-Mincho" w:hAnsi="Verdana"/>
-          <w:sz w:val="20"/>
-          <w:u w:color="0000FF"/>
-          <w:lang w:val="en-US"/>
-        </w:rPr>
-        <w:t>Morren</w:t>
-      </w:r>
-      <w:proofErr w:type="spellEnd"/>
-      <w:r>
-        <w:rPr>
-          <w:rFonts w:ascii="Verdana" w:eastAsia="MS-Mincho" w:hAnsi="Verdana"/>
-          <w:sz w:val="20"/>
-          <w:u w:color="0000FF"/>
-          <w:lang w:val="en-US"/>
-        </w:rPr>
-        <w:t>, M. and Vis, C. (201</w:t>
+        <w:t>2019 - Bais, F., Schouten, J.G., Lugtig, P., Toepoel, V., Arends-Toth, J., Douhou, S., Kieruj, N., Morren, M. and Vis, C. (201</w:t>
       </w:r>
       <w:r>
         <w:rPr>
@@ -15863,7 +14312,7 @@
         </w:rPr>
         <w:t xml:space="preserve"> 263-295 </w:t>
       </w:r>
-      <w:hyperlink r:id="rId79" w:history="1">
+      <w:hyperlink r:id="rId81" w:history="1">
         <w:r>
           <w:rPr>
             <w:rStyle w:val="Hyperlink"/>
@@ -15944,7 +14393,7 @@
         </w:rPr>
         <w:t xml:space="preserve"> </w:t>
       </w:r>
-      <w:hyperlink r:id="rId80" w:history="1">
+      <w:hyperlink r:id="rId82" w:history="1">
         <w:r>
           <w:rPr>
             <w:rStyle w:val="Hyperlink"/>
@@ -16048,7 +14497,7 @@
         </w:rPr>
         <w:t xml:space="preserve">. </w:t>
       </w:r>
-      <w:hyperlink r:id="rId81" w:history="1">
+      <w:hyperlink r:id="rId83" w:history="1">
         <w:r>
           <w:rPr>
             <w:rStyle w:val="Hyperlink"/>
@@ -16119,7 +14568,7 @@
         </w:rPr>
         <w:t xml:space="preserve">, 11, 369-382. </w:t>
       </w:r>
-      <w:hyperlink r:id="rId82" w:history="1">
+      <w:hyperlink r:id="rId84" w:history="1">
         <w:r>
           <w:rPr>
             <w:rStyle w:val="Hyperlink"/>
@@ -16234,59 +14683,13 @@
         </w:rPr>
         <w:t xml:space="preserve"> in </w:t>
       </w:r>
-      <w:proofErr w:type="spellStart"/>
       <w:r>
         <w:rPr>
           <w:rFonts w:ascii="Verdana" w:hAnsi="Verdana"/>
           <w:sz w:val="20"/>
           <w:lang w:val="en-US"/>
         </w:rPr>
-        <w:t>Biemer</w:t>
-      </w:r>
-      <w:proofErr w:type="spellEnd"/>
-      <w:r>
-        <w:rPr>
-          <w:rFonts w:ascii="Verdana" w:hAnsi="Verdana"/>
-          <w:sz w:val="20"/>
-          <w:lang w:val="en-US"/>
-        </w:rPr>
-        <w:t xml:space="preserve">, P.P., De Leeuw, E.D., Eckman, S., Edwards, B., </w:t>
-      </w:r>
-      <w:proofErr w:type="spellStart"/>
-      <w:r>
-        <w:rPr>
-          <w:rFonts w:ascii="Verdana" w:hAnsi="Verdana"/>
-          <w:sz w:val="20"/>
-          <w:lang w:val="en-US"/>
-        </w:rPr>
-        <w:t>Kreuter</w:t>
-      </w:r>
-      <w:proofErr w:type="spellEnd"/>
-      <w:r>
-        <w:rPr>
-          <w:rFonts w:ascii="Verdana" w:hAnsi="Verdana"/>
-          <w:sz w:val="20"/>
-          <w:lang w:val="en-US"/>
-        </w:rPr>
-        <w:t xml:space="preserve">, F., </w:t>
-      </w:r>
-      <w:proofErr w:type="spellStart"/>
-      <w:r>
-        <w:rPr>
-          <w:rFonts w:ascii="Verdana" w:hAnsi="Verdana"/>
-          <w:sz w:val="20"/>
-          <w:lang w:val="en-US"/>
-        </w:rPr>
-        <w:t>Lyberg</w:t>
-      </w:r>
-      <w:proofErr w:type="spellEnd"/>
-      <w:r>
-        <w:rPr>
-          <w:rFonts w:ascii="Verdana" w:hAnsi="Verdana"/>
-          <w:sz w:val="20"/>
-          <w:lang w:val="en-US"/>
-        </w:rPr>
-        <w:t>, L.E., Tucker, C. and West, B.T.</w:t>
+        <w:t>Biemer, P.P., De Leeuw, E.D., Eckman, S., Edwards, B., Kreuter, F., Lyberg, L.E., Tucker, C. and West, B.T.</w:t>
       </w:r>
       <w:r>
         <w:rPr>
@@ -16347,47 +14750,7 @@
           <w:u w:color="0000FF"/>
           <w:lang w:val="en-US"/>
         </w:rPr>
-        <w:t xml:space="preserve"> - Van </w:t>
-      </w:r>
-      <w:proofErr w:type="spellStart"/>
-      <w:r>
-        <w:rPr>
-          <w:rFonts w:ascii="Verdana" w:eastAsia="MS-Mincho" w:hAnsi="Verdana"/>
-          <w:sz w:val="20"/>
-          <w:u w:color="0000FF"/>
-          <w:lang w:val="en-US"/>
-        </w:rPr>
-        <w:t>Ditzhuijzen</w:t>
-      </w:r>
-      <w:proofErr w:type="spellEnd"/>
-      <w:r>
-        <w:rPr>
-          <w:rFonts w:ascii="Verdana" w:eastAsia="MS-Mincho" w:hAnsi="Verdana"/>
-          <w:sz w:val="20"/>
-          <w:u w:color="0000FF"/>
-          <w:lang w:val="en-US"/>
-        </w:rPr>
-        <w:t xml:space="preserve">, J. van, ten Have, M., de Graaf, R., Lugtig, P, van </w:t>
-      </w:r>
-      <w:proofErr w:type="spellStart"/>
-      <w:r>
-        <w:rPr>
-          <w:rFonts w:ascii="Verdana" w:eastAsia="MS-Mincho" w:hAnsi="Verdana"/>
-          <w:sz w:val="20"/>
-          <w:u w:color="0000FF"/>
-          <w:lang w:val="en-US"/>
-        </w:rPr>
-        <w:t>Nijnatten</w:t>
-      </w:r>
-      <w:proofErr w:type="spellEnd"/>
-      <w:r>
-        <w:rPr>
-          <w:rFonts w:ascii="Verdana" w:eastAsia="MS-Mincho" w:hAnsi="Verdana"/>
-          <w:sz w:val="20"/>
-          <w:u w:color="0000FF"/>
-          <w:lang w:val="en-US"/>
-        </w:rPr>
-        <w:t xml:space="preserve">, C.H.C.J </w:t>
+        <w:t xml:space="preserve"> - Van Ditzhuijzen, J. van, ten Have, M., de Graaf, R., Lugtig, P, van Nijnatten, C.H.C.J </w:t>
       </w:r>
       <w:r>
         <w:rPr>
@@ -16435,7 +14798,7 @@
         </w:rPr>
         <w:t xml:space="preserve">Journal of Psychiatric Research. </w:t>
       </w:r>
-      <w:hyperlink r:id="rId83" w:history="1">
+      <w:hyperlink r:id="rId85" w:history="1">
         <w:r>
           <w:rPr>
             <w:rStyle w:val="Hyperlink"/>
@@ -16477,27 +14840,7 @@
           <w:u w:color="0000FF"/>
           <w:lang w:val="en-US"/>
         </w:rPr>
-        <w:t xml:space="preserve">2016 - Defoe, I.N., </w:t>
-      </w:r>
-      <w:proofErr w:type="spellStart"/>
-      <w:r>
-        <w:rPr>
-          <w:rFonts w:ascii="Verdana" w:eastAsia="MS-Mincho" w:hAnsi="Verdana"/>
-          <w:sz w:val="20"/>
-          <w:u w:color="0000FF"/>
-          <w:lang w:val="en-US"/>
-        </w:rPr>
-        <w:t>Dubas</w:t>
-      </w:r>
-      <w:proofErr w:type="spellEnd"/>
-      <w:r>
-        <w:rPr>
-          <w:rFonts w:ascii="Verdana" w:eastAsia="MS-Mincho" w:hAnsi="Verdana"/>
-          <w:sz w:val="20"/>
-          <w:u w:color="0000FF"/>
-          <w:lang w:val="en-US"/>
-        </w:rPr>
-        <w:t xml:space="preserve">, J.S., Somerville, L., Lugtig, P., </w:t>
+        <w:t xml:space="preserve">2016 - Defoe, I.N., Dubas, J.S., Somerville, L., Lugtig, P., </w:t>
       </w:r>
       <w:r>
         <w:rPr>
@@ -16515,7 +14858,17 @@
           <w:u w:color="0000FF"/>
           <w:lang w:val="en-US"/>
         </w:rPr>
-        <w:t xml:space="preserve"> van Aken, M.A.G. (2016) The unique role of cognitive, affective and social factors in adolescent smoking development. </w:t>
+        <w:t xml:space="preserve"> van Aken, M.A.G. (2016) The </w:t>
+      </w:r>
+      <w:r>
+        <w:rPr>
+          <w:rFonts w:ascii="Verdana" w:eastAsia="MS-Mincho" w:hAnsi="Verdana"/>
+          <w:sz w:val="20"/>
+          <w:u w:color="0000FF"/>
+          <w:lang w:val="en-US"/>
+        </w:rPr>
+        <w:lastRenderedPageBreak/>
+        <w:t xml:space="preserve">unique role of cognitive, affective and social factors in adolescent smoking development. </w:t>
       </w:r>
       <w:r>
         <w:rPr>
@@ -16536,7 +14889,7 @@
         </w:rPr>
         <w:t xml:space="preserve"> 2044-2056. </w:t>
       </w:r>
-      <w:hyperlink r:id="rId84" w:history="1">
+      <w:hyperlink r:id="rId86" w:history="1">
         <w:r>
           <w:rPr>
             <w:rStyle w:val="Hyperlink"/>
@@ -16614,7 +14967,7 @@
         </w:rPr>
         <w:t xml:space="preserve">, 12. 73-74. </w:t>
       </w:r>
-      <w:hyperlink r:id="rId85" w:history="1">
+      <w:hyperlink r:id="rId87" w:history="1">
         <w:r>
           <w:rPr>
             <w:rStyle w:val="Hyperlink"/>
@@ -16669,25 +15022,7 @@
           <w:sz w:val="20"/>
           <w:u w:color="0000FF"/>
         </w:rPr>
-        <w:t xml:space="preserve"> </w:t>
-      </w:r>
-      <w:proofErr w:type="spellStart"/>
-      <w:r>
-        <w:rPr>
-          <w:rFonts w:ascii="Verdana" w:eastAsia="MS-Mincho" w:hAnsi="Verdana"/>
-          <w:sz w:val="20"/>
-          <w:u w:color="0000FF"/>
-        </w:rPr>
-        <w:t>Alerk</w:t>
-      </w:r>
-      <w:proofErr w:type="spellEnd"/>
-      <w:r>
-        <w:rPr>
-          <w:rFonts w:ascii="Verdana" w:eastAsia="MS-Mincho" w:hAnsi="Verdana"/>
-          <w:sz w:val="20"/>
-          <w:u w:color="0000FF"/>
-        </w:rPr>
-        <w:t xml:space="preserve">, A. (2016). </w:t>
+        <w:t xml:space="preserve"> Alerk, A. (2016). </w:t>
       </w:r>
       <w:r>
         <w:rPr>
@@ -16708,7 +15043,7 @@
         </w:rPr>
         <w:t xml:space="preserve">Survey practice 9(4). </w:t>
       </w:r>
-      <w:hyperlink r:id="rId86" w:history="1">
+      <w:hyperlink r:id="rId88" w:history="1">
         <w:r>
           <w:rPr>
             <w:rStyle w:val="Hyperlink"/>
@@ -16818,7 +15153,7 @@
         </w:rPr>
         <w:t xml:space="preserve"> </w:t>
       </w:r>
-      <w:hyperlink r:id="rId87" w:history="1">
+      <w:hyperlink r:id="rId89" w:history="1">
         <w:r>
           <w:rPr>
             <w:rStyle w:val="Hyperlink"/>
@@ -16944,7 +15279,7 @@
         </w:rPr>
         <w:t xml:space="preserve">. </w:t>
       </w:r>
-      <w:hyperlink r:id="rId88" w:history="1">
+      <w:hyperlink r:id="rId90" w:history="1">
         <w:r>
           <w:rPr>
             <w:rStyle w:val="Hyperlink"/>
@@ -17083,7 +15418,7 @@
         </w:rPr>
         <w:t xml:space="preserve"> </w:t>
       </w:r>
-      <w:hyperlink r:id="rId89" w:history="1">
+      <w:hyperlink r:id="rId91" w:history="1">
         <w:r>
           <w:rPr>
             <w:rStyle w:val="Hyperlink"/>
@@ -17154,27 +15489,7 @@
           <w:u w:color="0000FF"/>
           <w:lang w:val="en-US"/>
         </w:rPr>
-        <w:t xml:space="preserve"> - Lugtig, P., </w:t>
-      </w:r>
-      <w:proofErr w:type="spellStart"/>
-      <w:r>
-        <w:rPr>
-          <w:rFonts w:ascii="Verdana" w:eastAsia="MS-Mincho" w:hAnsi="Verdana"/>
-          <w:sz w:val="20"/>
-          <w:u w:color="0000FF"/>
-          <w:lang w:val="en-US"/>
-        </w:rPr>
-        <w:t>Glasner</w:t>
-      </w:r>
-      <w:proofErr w:type="spellEnd"/>
-      <w:r>
-        <w:rPr>
-          <w:rFonts w:ascii="Verdana" w:eastAsia="MS-Mincho" w:hAnsi="Verdana"/>
-          <w:sz w:val="20"/>
-          <w:u w:color="0000FF"/>
-          <w:lang w:val="en-US"/>
-        </w:rPr>
-        <w:t xml:space="preserve">, T., </w:t>
+        <w:t xml:space="preserve"> - Lugtig, P., Glasner, T., </w:t>
       </w:r>
       <w:r>
         <w:rPr>
@@ -17192,27 +15507,7 @@
           <w:u w:color="0000FF"/>
           <w:lang w:val="en-US"/>
         </w:rPr>
-        <w:t xml:space="preserve"> </w:t>
-      </w:r>
-      <w:proofErr w:type="spellStart"/>
-      <w:r>
-        <w:rPr>
-          <w:rFonts w:ascii="Verdana" w:eastAsia="MS-Mincho" w:hAnsi="Verdana"/>
-          <w:sz w:val="20"/>
-          <w:u w:color="0000FF"/>
-          <w:lang w:val="en-US"/>
-        </w:rPr>
-        <w:t>Boevé</w:t>
-      </w:r>
-      <w:proofErr w:type="spellEnd"/>
-      <w:r>
-        <w:rPr>
-          <w:rFonts w:ascii="Verdana" w:eastAsia="MS-Mincho" w:hAnsi="Verdana"/>
-          <w:sz w:val="20"/>
-          <w:u w:color="0000FF"/>
-          <w:lang w:val="en-US"/>
-        </w:rPr>
-        <w:t xml:space="preserve">, A. </w:t>
+        <w:t xml:space="preserve"> Boevé, A. </w:t>
       </w:r>
       <w:r>
         <w:rPr>
@@ -17254,7 +15549,7 @@
         </w:rPr>
         <w:t xml:space="preserve">, </w:t>
       </w:r>
-      <w:hyperlink r:id="rId90" w:history="1">
+      <w:hyperlink r:id="rId92" w:history="1">
         <w:r>
           <w:rPr>
             <w:rStyle w:val="Hyperlink"/>
@@ -17432,7 +15727,7 @@
         </w:rPr>
         <w:t xml:space="preserve"> </w:t>
       </w:r>
-      <w:hyperlink r:id="rId91" w:history="1">
+      <w:hyperlink r:id="rId93" w:history="1">
         <w:r>
           <w:rPr>
             <w:rStyle w:val="Hyperlink"/>
@@ -17529,29 +15824,7 @@
           <w:u w:color="0000FF"/>
           <w:lang w:val="en-US"/>
         </w:rPr>
-        <w:t xml:space="preserve">Encyclopedia of Statistics in </w:t>
-      </w:r>
-      <w:proofErr w:type="spellStart"/>
-      <w:r>
-        <w:rPr>
-          <w:rFonts w:ascii="Verdana" w:eastAsia="MS-Mincho" w:hAnsi="Verdana"/>
-          <w:i/>
-          <w:sz w:val="20"/>
-          <w:u w:color="0000FF"/>
-          <w:lang w:val="en-US"/>
-        </w:rPr>
-        <w:t>Behavorial</w:t>
-      </w:r>
-      <w:proofErr w:type="spellEnd"/>
-      <w:r>
-        <w:rPr>
-          <w:rFonts w:ascii="Verdana" w:eastAsia="MS-Mincho" w:hAnsi="Verdana"/>
-          <w:i/>
-          <w:sz w:val="20"/>
-          <w:u w:color="0000FF"/>
-          <w:lang w:val="en-US"/>
-        </w:rPr>
-        <w:t xml:space="preserve"> Science</w:t>
+        <w:t>Encyclopedia of Statistics in Behavorial Science</w:t>
       </w:r>
       <w:r>
         <w:rPr>
@@ -17562,7 +15835,7 @@
         </w:rPr>
         <w:t xml:space="preserve">. John Wiley &amp; Sons. </w:t>
       </w:r>
-      <w:hyperlink r:id="rId92" w:history="1">
+      <w:hyperlink r:id="rId94" w:history="1">
         <w:r>
           <w:rPr>
             <w:rStyle w:val="Hyperlink"/>
@@ -17605,29 +15878,7 @@
           <w:u w:color="0000FF"/>
           <w:lang w:val="en-US"/>
         </w:rPr>
-        <w:t xml:space="preserve">2015 - Lugtig, P. and </w:t>
-      </w:r>
-      <w:proofErr w:type="spellStart"/>
-      <w:r>
-        <w:rPr>
-          <w:rFonts w:ascii="Verdana" w:eastAsia="MS-Mincho" w:hAnsi="Verdana"/>
-          <w:bCs/>
-          <w:sz w:val="20"/>
-          <w:u w:color="0000FF"/>
-          <w:lang w:val="en-US"/>
-        </w:rPr>
-        <w:t>Balluerka</w:t>
-      </w:r>
-      <w:proofErr w:type="spellEnd"/>
-      <w:r>
-        <w:rPr>
-          <w:rFonts w:ascii="Verdana" w:eastAsia="MS-Mincho" w:hAnsi="Verdana"/>
-          <w:bCs/>
-          <w:sz w:val="20"/>
-          <w:u w:color="0000FF"/>
-          <w:lang w:val="en-US"/>
-        </w:rPr>
-        <w:t>, N.</w:t>
+        <w:t>2015 - Lugtig, P. and Balluerka, N.</w:t>
       </w:r>
       <w:r>
         <w:rPr>
@@ -17669,7 +15920,7 @@
         </w:rPr>
         <w:t xml:space="preserve">, 11, 1-2 </w:t>
       </w:r>
-      <w:hyperlink r:id="rId93" w:history="1">
+      <w:hyperlink r:id="rId95" w:history="1">
         <w:r>
           <w:rPr>
             <w:rStyle w:val="Hyperlink"/>
@@ -17787,7 +16038,7 @@
         </w:rPr>
         <w:t xml:space="preserve"> </w:t>
       </w:r>
-      <w:hyperlink r:id="rId94" w:history="1">
+      <w:hyperlink r:id="rId96" w:history="1">
         <w:r>
           <w:rPr>
             <w:rStyle w:val="Hyperlink"/>
@@ -17893,7 +16144,7 @@
         </w:rPr>
         <w:t xml:space="preserve">, 32 (4), 544-560. </w:t>
       </w:r>
-      <w:hyperlink r:id="rId95" w:history="1">
+      <w:hyperlink r:id="rId97" w:history="1">
         <w:r>
           <w:rPr>
             <w:rStyle w:val="Hyperlink"/>
@@ -17932,25 +16183,7 @@
           <w:sz w:val="20"/>
           <w:u w:color="0000FF"/>
         </w:rPr>
-        <w:t xml:space="preserve">2014 </w:t>
-      </w:r>
-      <w:proofErr w:type="spellStart"/>
-      <w:r>
-        <w:rPr>
-          <w:rFonts w:ascii="Verdana" w:eastAsia="MS-Mincho" w:hAnsi="Verdana"/>
-          <w:sz w:val="20"/>
-          <w:u w:color="0000FF"/>
-        </w:rPr>
-        <w:t>Scherphof</w:t>
-      </w:r>
-      <w:proofErr w:type="spellEnd"/>
-      <w:r>
-        <w:rPr>
-          <w:rFonts w:ascii="Verdana" w:eastAsia="MS-Mincho" w:hAnsi="Verdana"/>
-          <w:sz w:val="20"/>
-          <w:u w:color="0000FF"/>
-        </w:rPr>
-        <w:t xml:space="preserve">, C.S., Eijnden, R.J.J.M. van den, Lugtig, P, Engels, R.C.M.E., </w:t>
+        <w:t xml:space="preserve">2014 Scherphof, C.S., Eijnden, R.J.J.M. van den, Lugtig, P, Engels, R.C.M.E., </w:t>
       </w:r>
       <w:r>
         <w:rPr>
@@ -17976,131 +16209,13 @@
         </w:rPr>
         <w:t xml:space="preserve">(2014) </w:t>
       </w:r>
-      <w:proofErr w:type="spellStart"/>
-      <w:r>
-        <w:rPr>
-          <w:rFonts w:ascii="Verdana" w:eastAsia="MS-Mincho" w:hAnsi="Verdana"/>
-          <w:sz w:val="20"/>
-          <w:u w:color="0000FF"/>
-        </w:rPr>
-        <w:t>Adolescents</w:t>
-      </w:r>
-      <w:proofErr w:type="spellEnd"/>
-      <w:r>
-        <w:rPr>
-          <w:rFonts w:ascii="Verdana" w:eastAsia="MS-Mincho" w:hAnsi="Verdana"/>
-          <w:sz w:val="20"/>
-          <w:u w:color="0000FF"/>
-        </w:rPr>
-        <w:t xml:space="preserve">' </w:t>
-      </w:r>
-      <w:proofErr w:type="spellStart"/>
-      <w:r>
-        <w:rPr>
-          <w:rFonts w:ascii="Verdana" w:eastAsia="MS-Mincho" w:hAnsi="Verdana"/>
-          <w:sz w:val="20"/>
-          <w:u w:color="0000FF"/>
-        </w:rPr>
-        <w:t>use</w:t>
-      </w:r>
-      <w:proofErr w:type="spellEnd"/>
-      <w:r>
-        <w:rPr>
-          <w:rFonts w:ascii="Verdana" w:eastAsia="MS-Mincho" w:hAnsi="Verdana"/>
-          <w:sz w:val="20"/>
-          <w:u w:color="0000FF"/>
-        </w:rPr>
-        <w:t xml:space="preserve"> of nicotine </w:t>
-      </w:r>
-      <w:proofErr w:type="spellStart"/>
-      <w:r>
-        <w:rPr>
-          <w:rFonts w:ascii="Verdana" w:eastAsia="MS-Mincho" w:hAnsi="Verdana"/>
-          <w:sz w:val="20"/>
-          <w:u w:color="0000FF"/>
-        </w:rPr>
-        <w:t>replacement</w:t>
-      </w:r>
-      <w:proofErr w:type="spellEnd"/>
-      <w:r>
-        <w:rPr>
-          <w:rFonts w:ascii="Verdana" w:eastAsia="MS-Mincho" w:hAnsi="Verdana"/>
-          <w:sz w:val="20"/>
-          <w:u w:color="0000FF"/>
-        </w:rPr>
-        <w:t xml:space="preserve"> </w:t>
-      </w:r>
-      <w:proofErr w:type="spellStart"/>
-      <w:r>
-        <w:rPr>
-          <w:rFonts w:ascii="Verdana" w:eastAsia="MS-Mincho" w:hAnsi="Verdana"/>
-          <w:sz w:val="20"/>
-          <w:u w:color="0000FF"/>
-        </w:rPr>
-        <w:t>therapy</w:t>
-      </w:r>
-      <w:proofErr w:type="spellEnd"/>
-      <w:r>
-        <w:rPr>
-          <w:rFonts w:ascii="Verdana" w:eastAsia="MS-Mincho" w:hAnsi="Verdana"/>
-          <w:sz w:val="20"/>
-          <w:u w:color="0000FF"/>
-        </w:rPr>
-        <w:t xml:space="preserve"> for smoking </w:t>
-      </w:r>
-      <w:proofErr w:type="spellStart"/>
-      <w:r>
-        <w:rPr>
-          <w:rFonts w:ascii="Verdana" w:eastAsia="MS-Mincho" w:hAnsi="Verdana"/>
-          <w:sz w:val="20"/>
-          <w:u w:color="0000FF"/>
-        </w:rPr>
-        <w:t>cessation</w:t>
-      </w:r>
-      <w:proofErr w:type="spellEnd"/>
-      <w:r>
-        <w:rPr>
-          <w:rFonts w:ascii="Verdana" w:eastAsia="MS-Mincho" w:hAnsi="Verdana"/>
-          <w:sz w:val="20"/>
-          <w:u w:color="0000FF"/>
-        </w:rPr>
-        <w:t xml:space="preserve">: </w:t>
-      </w:r>
-      <w:proofErr w:type="spellStart"/>
-      <w:r>
-        <w:rPr>
-          <w:rFonts w:ascii="Verdana" w:eastAsia="MS-Mincho" w:hAnsi="Verdana"/>
-          <w:sz w:val="20"/>
-          <w:u w:color="0000FF"/>
-        </w:rPr>
-        <w:t>predictors</w:t>
-      </w:r>
-      <w:proofErr w:type="spellEnd"/>
-      <w:r>
-        <w:rPr>
-          <w:rFonts w:ascii="Verdana" w:eastAsia="MS-Mincho" w:hAnsi="Verdana"/>
-          <w:sz w:val="20"/>
-          <w:u w:color="0000FF"/>
-        </w:rPr>
-        <w:t xml:space="preserve"> of compliance </w:t>
-      </w:r>
-      <w:proofErr w:type="spellStart"/>
-      <w:r>
-        <w:rPr>
-          <w:rFonts w:ascii="Verdana" w:eastAsia="MS-Mincho" w:hAnsi="Verdana"/>
-          <w:sz w:val="20"/>
-          <w:u w:color="0000FF"/>
-        </w:rPr>
-        <w:t>trajectories</w:t>
-      </w:r>
-      <w:proofErr w:type="spellEnd"/>
-      <w:r>
-        <w:rPr>
-          <w:rFonts w:ascii="Verdana" w:eastAsia="MS-Mincho" w:hAnsi="Verdana"/>
-          <w:sz w:val="20"/>
-          <w:u w:color="0000FF"/>
-        </w:rPr>
-        <w:t xml:space="preserve">. </w:t>
+      <w:r>
+        <w:rPr>
+          <w:rFonts w:ascii="Verdana" w:eastAsia="MS-Mincho" w:hAnsi="Verdana"/>
+          <w:sz w:val="20"/>
+          <w:u w:color="0000FF"/>
+        </w:rPr>
+        <w:t xml:space="preserve">Adolescents' use of nicotine replacement therapy for smoking cessation: predictors of compliance trajectories. </w:t>
       </w:r>
       <w:r>
         <w:rPr>
@@ -18121,7 +16236,7 @@
         </w:rPr>
         <w:t xml:space="preserve">, 1-10. </w:t>
       </w:r>
-      <w:hyperlink r:id="rId96" w:history="1">
+      <w:hyperlink r:id="rId98" w:history="1">
         <w:r>
           <w:rPr>
             <w:rStyle w:val="Hyperlink"/>
@@ -18165,27 +16280,7 @@
           <w:u w:color="0000FF"/>
           <w:lang w:val="en-US"/>
         </w:rPr>
-        <w:t xml:space="preserve">2014 - Cernat, A., Lugtig, P., </w:t>
-      </w:r>
-      <w:proofErr w:type="spellStart"/>
-      <w:r>
-        <w:rPr>
-          <w:rFonts w:ascii="Verdana" w:eastAsia="MS-Mincho" w:hAnsi="Verdana"/>
-          <w:sz w:val="20"/>
-          <w:u w:color="0000FF"/>
-          <w:lang w:val="en-US"/>
-        </w:rPr>
-        <w:t>Uhrig</w:t>
-      </w:r>
-      <w:proofErr w:type="spellEnd"/>
-      <w:r>
-        <w:rPr>
-          <w:rFonts w:ascii="Verdana" w:eastAsia="MS-Mincho" w:hAnsi="Verdana"/>
-          <w:sz w:val="20"/>
-          <w:u w:color="0000FF"/>
-          <w:lang w:val="en-US"/>
-        </w:rPr>
-        <w:t xml:space="preserve">, S.C.N. and Watson, N. </w:t>
+        <w:t xml:space="preserve">2014 - Cernat, A., Lugtig, P., Uhrig, S.C.N. and Watson, N. </w:t>
       </w:r>
       <w:r>
         <w:rPr>
@@ -18216,7 +16311,7 @@
         </w:rPr>
         <w:t xml:space="preserve">ISER working paper 2014-09. </w:t>
       </w:r>
-      <w:hyperlink r:id="rId97" w:history="1">
+      <w:hyperlink r:id="rId99" w:history="1">
         <w:r>
           <w:rPr>
             <w:rFonts w:ascii="Verdana" w:eastAsia="MS-Mincho" w:hAnsi="Verdana"/>
@@ -18268,47 +16363,7 @@
           <w:u w:color="0000FF"/>
           <w:lang w:val="en-US"/>
         </w:rPr>
-        <w:t xml:space="preserve">Panel attrition: separating stayers, fast </w:t>
-      </w:r>
-      <w:proofErr w:type="spellStart"/>
-      <w:r>
-        <w:rPr>
-          <w:rFonts w:ascii="Verdana" w:eastAsia="MS-Mincho" w:hAnsi="Verdana"/>
-          <w:sz w:val="20"/>
-          <w:u w:color="0000FF"/>
-          <w:lang w:val="en-US"/>
-        </w:rPr>
-        <w:t>attriters</w:t>
-      </w:r>
-      <w:proofErr w:type="spellEnd"/>
-      <w:r>
-        <w:rPr>
-          <w:rFonts w:ascii="Verdana" w:eastAsia="MS-Mincho" w:hAnsi="Verdana"/>
-          <w:sz w:val="20"/>
-          <w:u w:color="0000FF"/>
-          <w:lang w:val="en-US"/>
-        </w:rPr>
-        <w:t xml:space="preserve">, gradual </w:t>
-      </w:r>
-      <w:proofErr w:type="spellStart"/>
-      <w:r>
-        <w:rPr>
-          <w:rFonts w:ascii="Verdana" w:eastAsia="MS-Mincho" w:hAnsi="Verdana"/>
-          <w:sz w:val="20"/>
-          <w:u w:color="0000FF"/>
-          <w:lang w:val="en-US"/>
-        </w:rPr>
-        <w:t>attriters</w:t>
-      </w:r>
-      <w:proofErr w:type="spellEnd"/>
-      <w:r>
-        <w:rPr>
-          <w:rFonts w:ascii="Verdana" w:eastAsia="MS-Mincho" w:hAnsi="Verdana"/>
-          <w:sz w:val="20"/>
-          <w:u w:color="0000FF"/>
-          <w:lang w:val="en-US"/>
-        </w:rPr>
-        <w:t xml:space="preserve"> and lurkers. </w:t>
+        <w:t xml:space="preserve">Panel attrition: separating stayers, fast attriters, gradual attriters and lurkers. </w:t>
       </w:r>
       <w:r>
         <w:rPr>
@@ -18433,7 +16488,7 @@
         </w:rPr>
         <w:t xml:space="preserve"> </w:t>
       </w:r>
-      <w:hyperlink r:id="rId98" w:history="1">
+      <w:hyperlink r:id="rId100" w:history="1">
         <w:r>
           <w:rPr>
             <w:rStyle w:val="Hyperlink"/>
@@ -18523,27 +16578,7 @@
           <w:u w:color="0000FF"/>
           <w:lang w:val="en-US"/>
         </w:rPr>
-        <w:t>In-Interview edit checks: effects on measurement error in non-</w:t>
-      </w:r>
-      <w:proofErr w:type="spellStart"/>
-      <w:r>
-        <w:rPr>
-          <w:rFonts w:ascii="Verdana" w:eastAsia="MS-Mincho" w:hAnsi="Verdana"/>
-          <w:sz w:val="20"/>
-          <w:u w:color="0000FF"/>
-          <w:lang w:val="en-US"/>
-        </w:rPr>
-        <w:t>labour</w:t>
-      </w:r>
-      <w:proofErr w:type="spellEnd"/>
-      <w:r>
-        <w:rPr>
-          <w:rFonts w:ascii="Verdana" w:eastAsia="MS-Mincho" w:hAnsi="Verdana"/>
-          <w:sz w:val="20"/>
-          <w:u w:color="0000FF"/>
-          <w:lang w:val="en-US"/>
-        </w:rPr>
-        <w:t xml:space="preserve"> income and estimates </w:t>
+        <w:t xml:space="preserve">In-Interview edit checks: effects on measurement error in non-labour income and estimates </w:t>
       </w:r>
       <w:r>
         <w:rPr>
@@ -18583,7 +16618,7 @@
         </w:rPr>
         <w:t xml:space="preserve">30(1), p. 45-62. </w:t>
       </w:r>
-      <w:hyperlink r:id="rId99" w:history="1">
+      <w:hyperlink r:id="rId101" w:history="1">
         <w:r>
           <w:rPr>
             <w:rStyle w:val="Hyperlink"/>
@@ -18665,27 +16700,7 @@
           <w:u w:color="0000FF"/>
           <w:lang w:val="en-US"/>
         </w:rPr>
-        <w:t xml:space="preserve"> </w:t>
-      </w:r>
-      <w:proofErr w:type="spellStart"/>
-      <w:r>
-        <w:rPr>
-          <w:rFonts w:ascii="Verdana" w:eastAsia="MS-Mincho" w:hAnsi="Verdana"/>
-          <w:sz w:val="20"/>
-          <w:u w:color="0000FF"/>
-          <w:lang w:val="en-US"/>
-        </w:rPr>
-        <w:t>Lensvelt</w:t>
-      </w:r>
-      <w:proofErr w:type="spellEnd"/>
-      <w:r>
-        <w:rPr>
-          <w:rFonts w:ascii="Verdana" w:eastAsia="MS-Mincho" w:hAnsi="Verdana"/>
-          <w:sz w:val="20"/>
-          <w:u w:color="0000FF"/>
-          <w:lang w:val="en-US"/>
-        </w:rPr>
-        <w:t>-Mulders, G.J.L.M. (2014) Evaluating data quality on the measurement of change using dependent interviewing,</w:t>
+        <w:t xml:space="preserve"> Lensvelt-Mulders, G.J.L.M. (2014) Evaluating data quality on the measurement of change using dependent interviewing,</w:t>
       </w:r>
       <w:r>
         <w:rPr>
@@ -18707,7 +16722,7 @@
         </w:rPr>
         <w:t xml:space="preserve">. 172-189. </w:t>
       </w:r>
-      <w:hyperlink r:id="rId100" w:history="1">
+      <w:hyperlink r:id="rId102" w:history="1">
         <w:r>
           <w:rPr>
             <w:rStyle w:val="Hyperlink"/>
@@ -18785,47 +16800,7 @@
           <w:u w:color="0000FF"/>
           <w:lang w:val="en-US"/>
         </w:rPr>
-        <w:t xml:space="preserve">Nonresponse and attrition in a probability based Internet Panel for the general population. Pp. 135-154 in </w:t>
-      </w:r>
-      <w:proofErr w:type="spellStart"/>
-      <w:r>
-        <w:rPr>
-          <w:rFonts w:ascii="Verdana" w:eastAsia="MS-Mincho" w:hAnsi="Verdana"/>
-          <w:sz w:val="20"/>
-          <w:u w:color="0000FF"/>
-          <w:lang w:val="en-US"/>
-        </w:rPr>
-        <w:t>Callegaro</w:t>
-      </w:r>
-      <w:proofErr w:type="spellEnd"/>
-      <w:r>
-        <w:rPr>
-          <w:rFonts w:ascii="Verdana" w:eastAsia="MS-Mincho" w:hAnsi="Verdana"/>
-          <w:sz w:val="20"/>
-          <w:u w:color="0000FF"/>
-          <w:lang w:val="en-US"/>
-        </w:rPr>
-        <w:t xml:space="preserve">, M., Baker, R., Bethlehem, J., </w:t>
-      </w:r>
-      <w:proofErr w:type="spellStart"/>
-      <w:r>
-        <w:rPr>
-          <w:rFonts w:ascii="Verdana" w:eastAsia="MS-Mincho" w:hAnsi="Verdana"/>
-          <w:sz w:val="20"/>
-          <w:u w:color="0000FF"/>
-          <w:lang w:val="en-US"/>
-        </w:rPr>
-        <w:t>Göritz</w:t>
-      </w:r>
-      <w:proofErr w:type="spellEnd"/>
-      <w:r>
-        <w:rPr>
-          <w:rFonts w:ascii="Verdana" w:eastAsia="MS-Mincho" w:hAnsi="Verdana"/>
-          <w:sz w:val="20"/>
-          <w:u w:color="0000FF"/>
-          <w:lang w:val="en-US"/>
-        </w:rPr>
-        <w:t xml:space="preserve">, A., Krosnick, J.A. </w:t>
+        <w:t xml:space="preserve">Nonresponse and attrition in a probability based Internet Panel for the general population. Pp. 135-154 in Callegaro, M., Baker, R., Bethlehem, J., Göritz, A., Krosnick, J.A. </w:t>
       </w:r>
       <w:r>
         <w:rPr>
@@ -18843,27 +16818,7 @@
           <w:u w:color="0000FF"/>
           <w:lang w:val="en-US"/>
         </w:rPr>
-        <w:t xml:space="preserve"> </w:t>
-      </w:r>
-      <w:proofErr w:type="spellStart"/>
-      <w:r>
-        <w:rPr>
-          <w:rFonts w:ascii="Verdana" w:eastAsia="MS-Mincho" w:hAnsi="Verdana"/>
-          <w:sz w:val="20"/>
-          <w:u w:color="0000FF"/>
-          <w:lang w:val="en-US"/>
-        </w:rPr>
-        <w:t>Lavrakas</w:t>
-      </w:r>
-      <w:proofErr w:type="spellEnd"/>
-      <w:r>
-        <w:rPr>
-          <w:rFonts w:ascii="Verdana" w:eastAsia="MS-Mincho" w:hAnsi="Verdana"/>
-          <w:sz w:val="20"/>
-          <w:u w:color="0000FF"/>
-          <w:lang w:val="en-US"/>
-        </w:rPr>
-        <w:t xml:space="preserve">, P.J., </w:t>
+        <w:t xml:space="preserve"> Lavrakas, P.J., </w:t>
       </w:r>
       <w:r>
         <w:rPr>
@@ -18907,27 +16862,7 @@
           <w:u w:color="0000FF"/>
           <w:lang w:val="en-US"/>
         </w:rPr>
-        <w:t xml:space="preserve">2013 - Schoot, A.G.J. van de, </w:t>
-      </w:r>
-      <w:proofErr w:type="spellStart"/>
-      <w:r>
-        <w:rPr>
-          <w:rFonts w:ascii="Verdana" w:eastAsia="MS-Mincho" w:hAnsi="Verdana"/>
-          <w:sz w:val="20"/>
-          <w:u w:color="0000FF"/>
-          <w:lang w:val="en-US"/>
-        </w:rPr>
-        <w:t>Kluytmans</w:t>
-      </w:r>
-      <w:proofErr w:type="spellEnd"/>
-      <w:r>
-        <w:rPr>
-          <w:rFonts w:ascii="Verdana" w:eastAsia="MS-Mincho" w:hAnsi="Verdana"/>
-          <w:sz w:val="20"/>
-          <w:u w:color="0000FF"/>
-          <w:lang w:val="en-US"/>
-        </w:rPr>
-        <w:t xml:space="preserve">, A., Tummers, L., Lugtig, P., Hox, J. </w:t>
+        <w:t xml:space="preserve">2013 - Schoot, A.G.J. van de, Kluytmans, A., Tummers, L., Lugtig, P., Hox, J. </w:t>
       </w:r>
       <w:r>
         <w:rPr>
@@ -18945,27 +16880,7 @@
           <w:u w:color="0000FF"/>
           <w:lang w:val="en-US"/>
         </w:rPr>
-        <w:t xml:space="preserve"> </w:t>
-      </w:r>
-      <w:proofErr w:type="spellStart"/>
-      <w:r>
-        <w:rPr>
-          <w:rFonts w:ascii="Verdana" w:eastAsia="MS-Mincho" w:hAnsi="Verdana"/>
-          <w:sz w:val="20"/>
-          <w:u w:color="0000FF"/>
-          <w:lang w:val="en-US"/>
-        </w:rPr>
-        <w:t>Muthen</w:t>
-      </w:r>
-      <w:proofErr w:type="spellEnd"/>
-      <w:r>
-        <w:rPr>
-          <w:rFonts w:ascii="Verdana" w:eastAsia="MS-Mincho" w:hAnsi="Verdana"/>
-          <w:sz w:val="20"/>
-          <w:u w:color="0000FF"/>
-          <w:lang w:val="en-US"/>
-        </w:rPr>
-        <w:t xml:space="preserve">, B. </w:t>
+        <w:t xml:space="preserve"> Muthen, B. </w:t>
       </w:r>
       <w:r>
         <w:rPr>
@@ -18983,29 +16898,9 @@
           <w:u w:color="0000FF"/>
           <w:lang w:val="en-US"/>
         </w:rPr>
-        <w:t xml:space="preserve">Facing off with choosing between Scylla and </w:t>
-      </w:r>
-      <w:proofErr w:type="spellStart"/>
-      <w:r>
-        <w:rPr>
-          <w:rFonts w:ascii="Verdana" w:eastAsia="MS-Mincho" w:hAnsi="Verdana"/>
-          <w:sz w:val="20"/>
-          <w:u w:color="0000FF"/>
-          <w:lang w:val="en-US"/>
-        </w:rPr>
-        <w:t>Charibdis</w:t>
-      </w:r>
-      <w:proofErr w:type="spellEnd"/>
-      <w:r>
-        <w:rPr>
-          <w:rFonts w:ascii="Verdana" w:eastAsia="MS-Mincho" w:hAnsi="Verdana"/>
-          <w:sz w:val="20"/>
-          <w:u w:color="0000FF"/>
-          <w:lang w:val="en-US"/>
-        </w:rPr>
-        <w:t xml:space="preserve">: a comparison of scalar, partial and the novel possibility of approximate measurement invariance. Frontiers in Psychology. </w:t>
-      </w:r>
-      <w:hyperlink r:id="rId101" w:history="1">
+        <w:t xml:space="preserve">Facing off with choosing between Scylla and Charibdis: a comparison of scalar, partial and the novel possibility of approximate measurement invariance. Frontiers in Psychology. </w:t>
+      </w:r>
+      <w:hyperlink r:id="rId103" w:history="1">
         <w:r>
           <w:rPr>
             <w:rStyle w:val="Hyperlink"/>
@@ -19067,7 +16962,7 @@
         </w:rPr>
         <w:t xml:space="preserve"> Hox, J. (2012) A checklist for testing measurement invariance. European Journal of Developmental Psychology, </w:t>
       </w:r>
-      <w:hyperlink r:id="rId102" w:history="1">
+      <w:hyperlink r:id="rId104" w:history="1">
         <w:r>
           <w:rPr>
             <w:rStyle w:val="Hyperlink"/>
@@ -19108,87 +17003,7 @@
           <w:u w:color="0000FF"/>
           <w:lang w:val="en-US"/>
         </w:rPr>
-        <w:t xml:space="preserve">2012 - </w:t>
-      </w:r>
-      <w:proofErr w:type="spellStart"/>
-      <w:r>
-        <w:rPr>
-          <w:rFonts w:ascii="Verdana" w:eastAsia="MS-Mincho" w:hAnsi="Verdana"/>
-          <w:sz w:val="20"/>
-          <w:u w:color="0000FF"/>
-          <w:lang w:val="en-US"/>
-        </w:rPr>
-        <w:t>Monshouwer</w:t>
-      </w:r>
-      <w:proofErr w:type="spellEnd"/>
-      <w:r>
-        <w:rPr>
-          <w:rFonts w:ascii="Verdana" w:eastAsia="MS-Mincho" w:hAnsi="Verdana"/>
-          <w:sz w:val="20"/>
-          <w:u w:color="0000FF"/>
-          <w:lang w:val="en-US"/>
-        </w:rPr>
-        <w:t xml:space="preserve">, K., Harakeh, Z., Lugtig, P., </w:t>
-      </w:r>
-      <w:proofErr w:type="spellStart"/>
-      <w:r>
-        <w:rPr>
-          <w:rFonts w:ascii="Verdana" w:eastAsia="MS-Mincho" w:hAnsi="Verdana"/>
-          <w:sz w:val="20"/>
-          <w:u w:color="0000FF"/>
-          <w:lang w:val="en-US"/>
-        </w:rPr>
-        <w:t>Huizink</w:t>
-      </w:r>
-      <w:proofErr w:type="spellEnd"/>
-      <w:r>
-        <w:rPr>
-          <w:rFonts w:ascii="Verdana" w:eastAsia="MS-Mincho" w:hAnsi="Verdana"/>
-          <w:sz w:val="20"/>
-          <w:u w:color="0000FF"/>
-          <w:lang w:val="en-US"/>
-        </w:rPr>
-        <w:t xml:space="preserve">, A., Creemers, H.E., </w:t>
-      </w:r>
-      <w:proofErr w:type="spellStart"/>
-      <w:r>
-        <w:rPr>
-          <w:rFonts w:ascii="Verdana" w:eastAsia="MS-Mincho" w:hAnsi="Verdana"/>
-          <w:sz w:val="20"/>
-          <w:u w:color="0000FF"/>
-          <w:lang w:val="en-US"/>
-        </w:rPr>
-        <w:t>Reijneveld</w:t>
-      </w:r>
-      <w:proofErr w:type="spellEnd"/>
-      <w:r>
-        <w:rPr>
-          <w:rFonts w:ascii="Verdana" w:eastAsia="MS-Mincho" w:hAnsi="Verdana"/>
-          <w:sz w:val="20"/>
-          <w:u w:color="0000FF"/>
-          <w:lang w:val="en-US"/>
-        </w:rPr>
-        <w:t xml:space="preserve">, S.A., De Winter, A.F., van Oort, F., </w:t>
-      </w:r>
-      <w:proofErr w:type="spellStart"/>
-      <w:r>
-        <w:rPr>
-          <w:rFonts w:ascii="Verdana" w:eastAsia="MS-Mincho" w:hAnsi="Verdana"/>
-          <w:sz w:val="20"/>
-          <w:u w:color="0000FF"/>
-          <w:lang w:val="en-US"/>
-        </w:rPr>
-        <w:t>Ormel</w:t>
-      </w:r>
-      <w:proofErr w:type="spellEnd"/>
-      <w:r>
-        <w:rPr>
-          <w:rFonts w:ascii="Verdana" w:eastAsia="MS-Mincho" w:hAnsi="Verdana"/>
-          <w:sz w:val="20"/>
-          <w:u w:color="0000FF"/>
-          <w:lang w:val="en-US"/>
-        </w:rPr>
-        <w:t xml:space="preserve">, J. </w:t>
+        <w:t xml:space="preserve">2012 - Monshouwer, K., Harakeh, Z., Lugtig, P., Huizink, A., Creemers, H.E., Reijneveld, S.A., De Winter, A.F., van Oort, F., Ormel, J. </w:t>
       </w:r>
       <w:r>
         <w:rPr>
@@ -19206,27 +17021,7 @@
           <w:u w:color="0000FF"/>
           <w:lang w:val="en-US"/>
         </w:rPr>
-        <w:t xml:space="preserve"> Vollebergh, W.A.M. (2012) Prevalence and predictors of transitions into co-occurring risk </w:t>
-      </w:r>
-      <w:proofErr w:type="spellStart"/>
-      <w:r>
-        <w:rPr>
-          <w:rFonts w:ascii="Verdana" w:eastAsia="MS-Mincho" w:hAnsi="Verdana"/>
-          <w:sz w:val="20"/>
-          <w:u w:color="0000FF"/>
-          <w:lang w:val="en-US"/>
-        </w:rPr>
-        <w:t>behaviour</w:t>
-      </w:r>
-      <w:proofErr w:type="spellEnd"/>
-      <w:r>
-        <w:rPr>
-          <w:rFonts w:ascii="Verdana" w:eastAsia="MS-Mincho" w:hAnsi="Verdana"/>
-          <w:sz w:val="20"/>
-          <w:u w:color="0000FF"/>
-          <w:lang w:val="en-US"/>
-        </w:rPr>
-        <w:t xml:space="preserve"> patterns in adolescence: the TRAILS study, </w:t>
+        <w:t xml:space="preserve"> Vollebergh, W.A.M. (2012) Prevalence and predictors of transitions into co-occurring risk behaviour patterns in adolescence: the TRAILS study, </w:t>
       </w:r>
       <w:r>
         <w:rPr>
@@ -19248,7 +17043,7 @@
         </w:rPr>
         <w:t xml:space="preserve">. </w:t>
       </w:r>
-      <w:hyperlink r:id="rId103" w:history="1">
+      <w:hyperlink r:id="rId105" w:history="1">
         <w:r>
           <w:rPr>
             <w:rStyle w:val="Hyperlink"/>
@@ -19287,25 +17082,7 @@
           <w:sz w:val="20"/>
           <w:u w:color="0000FF"/>
         </w:rPr>
-        <w:t xml:space="preserve">2012 - Lugtig, P., </w:t>
-      </w:r>
-      <w:proofErr w:type="spellStart"/>
-      <w:r>
-        <w:rPr>
-          <w:rFonts w:ascii="Verdana" w:eastAsia="MS-Mincho" w:hAnsi="Verdana"/>
-          <w:sz w:val="20"/>
-          <w:u w:color="0000FF"/>
-        </w:rPr>
-        <w:t>Boeije</w:t>
-      </w:r>
-      <w:proofErr w:type="spellEnd"/>
-      <w:r>
-        <w:rPr>
-          <w:rFonts w:ascii="Verdana" w:eastAsia="MS-Mincho" w:hAnsi="Verdana"/>
-          <w:sz w:val="20"/>
-          <w:u w:color="0000FF"/>
-        </w:rPr>
-        <w:t xml:space="preserve">, H.R. </w:t>
+        <w:t xml:space="preserve">2012 - Lugtig, P., Boeije, H.R. </w:t>
       </w:r>
       <w:r>
         <w:rPr>
@@ -19337,25 +17114,7 @@
           <w:sz w:val="20"/>
           <w:u w:color="0000FF"/>
         </w:rPr>
-        <w:t xml:space="preserve">Change, </w:t>
-      </w:r>
-      <w:proofErr w:type="spellStart"/>
-      <w:r>
-        <w:rPr>
-          <w:rFonts w:ascii="Verdana" w:eastAsia="MS-Mincho" w:hAnsi="Verdana"/>
-          <w:sz w:val="20"/>
-          <w:u w:color="0000FF"/>
-        </w:rPr>
-        <w:t>what</w:t>
-      </w:r>
-      <w:proofErr w:type="spellEnd"/>
-      <w:r>
-        <w:rPr>
-          <w:rFonts w:ascii="Verdana" w:eastAsia="MS-Mincho" w:hAnsi="Verdana"/>
-          <w:sz w:val="20"/>
-          <w:u w:color="0000FF"/>
-        </w:rPr>
-        <w:t xml:space="preserve"> change? </w:t>
+        <w:t xml:space="preserve">Change, what change? </w:t>
       </w:r>
       <w:r>
         <w:rPr>
@@ -19386,7 +17145,7 @@
         </w:rPr>
         <w:t xml:space="preserve">7(3), p. 115-123. </w:t>
       </w:r>
-      <w:hyperlink r:id="rId104" w:history="1">
+      <w:hyperlink r:id="rId106" w:history="1">
         <w:r>
           <w:rPr>
             <w:rStyle w:val="Hyperlink"/>
@@ -19490,67 +17249,7 @@
           <w:u w:color="0000FF"/>
           <w:lang w:val="en-US"/>
         </w:rPr>
-        <w:t xml:space="preserve">2011 - Lugtig, P., </w:t>
-      </w:r>
-      <w:proofErr w:type="spellStart"/>
-      <w:r>
-        <w:rPr>
-          <w:rFonts w:ascii="Verdana" w:eastAsia="MS-Mincho" w:hAnsi="Verdana"/>
-          <w:sz w:val="20"/>
-          <w:u w:color="0000FF"/>
-          <w:lang w:val="en-US"/>
-        </w:rPr>
-        <w:t>Lensvelt</w:t>
-      </w:r>
-      <w:proofErr w:type="spellEnd"/>
-      <w:r>
-        <w:rPr>
-          <w:rFonts w:ascii="Verdana" w:eastAsia="MS-Mincho" w:hAnsi="Verdana"/>
-          <w:sz w:val="20"/>
-          <w:u w:color="0000FF"/>
-          <w:lang w:val="en-US"/>
-        </w:rPr>
-        <w:t xml:space="preserve">-Mulders, G.J.L.M., R. </w:t>
-      </w:r>
-      <w:proofErr w:type="spellStart"/>
-      <w:r>
-        <w:rPr>
-          <w:rFonts w:ascii="Verdana" w:eastAsia="MS-Mincho" w:hAnsi="Verdana"/>
-          <w:sz w:val="20"/>
-          <w:u w:color="0000FF"/>
-          <w:lang w:val="en-US"/>
-        </w:rPr>
-        <w:t>Frerichs</w:t>
-      </w:r>
-      <w:proofErr w:type="spellEnd"/>
-      <w:r>
-        <w:rPr>
-          <w:rFonts w:ascii="Verdana" w:eastAsia="MS-Mincho" w:hAnsi="Verdana"/>
-          <w:sz w:val="20"/>
-          <w:u w:color="0000FF"/>
-          <w:lang w:val="en-US"/>
-        </w:rPr>
-        <w:t xml:space="preserve"> and </w:t>
-      </w:r>
-      <w:proofErr w:type="spellStart"/>
-      <w:r>
-        <w:rPr>
-          <w:rFonts w:ascii="Verdana" w:eastAsia="MS-Mincho" w:hAnsi="Verdana"/>
-          <w:sz w:val="20"/>
-          <w:u w:color="0000FF"/>
-          <w:lang w:val="en-US"/>
-        </w:rPr>
-        <w:t>Greven</w:t>
-      </w:r>
-      <w:proofErr w:type="spellEnd"/>
-      <w:r>
-        <w:rPr>
-          <w:rFonts w:ascii="Verdana" w:eastAsia="MS-Mincho" w:hAnsi="Verdana"/>
-          <w:sz w:val="20"/>
-          <w:u w:color="0000FF"/>
-          <w:lang w:val="en-US"/>
-        </w:rPr>
-        <w:t xml:space="preserve">, A. (2011), Estimating nonresponse bias and mode effects in a mixed-mode survey, </w:t>
+        <w:t xml:space="preserve">2011 - Lugtig, P., Lensvelt-Mulders, G.J.L.M., R. Frerichs and Greven, A. (2011), Estimating nonresponse bias and mode effects in a mixed-mode survey, </w:t>
       </w:r>
       <w:r>
         <w:rPr>
@@ -19612,27 +17311,7 @@
           <w:u w:color="0000FF"/>
           <w:lang w:val="en-US"/>
         </w:rPr>
-        <w:t xml:space="preserve"> Jäckle, A (2011) In-Interview edit checks: effects on measurement error in non-</w:t>
-      </w:r>
-      <w:proofErr w:type="spellStart"/>
-      <w:r>
-        <w:rPr>
-          <w:rFonts w:ascii="Verdana" w:eastAsia="MS-Mincho" w:hAnsi="Verdana"/>
-          <w:sz w:val="20"/>
-          <w:u w:color="0000FF"/>
-          <w:lang w:val="en-US"/>
-        </w:rPr>
-        <w:t>labour</w:t>
-      </w:r>
-      <w:proofErr w:type="spellEnd"/>
-      <w:r>
-        <w:rPr>
-          <w:rFonts w:ascii="Verdana" w:eastAsia="MS-Mincho" w:hAnsi="Verdana"/>
-          <w:sz w:val="20"/>
-          <w:u w:color="0000FF"/>
-          <w:lang w:val="en-US"/>
-        </w:rPr>
-        <w:t xml:space="preserve"> income and estimates of household income and poverty</w:t>
+        <w:t xml:space="preserve"> Jäckle, A (2011) In-Interview edit checks: effects on measurement error in non-labour income and estimates of household income and poverty</w:t>
       </w:r>
       <w:r>
         <w:rPr>
@@ -19676,27 +17355,7 @@
           <w:u w:color="0000FF"/>
           <w:lang w:val="en-US"/>
         </w:rPr>
-        <w:t xml:space="preserve">2009 - </w:t>
-      </w:r>
-      <w:proofErr w:type="spellStart"/>
-      <w:r>
-        <w:rPr>
-          <w:rFonts w:ascii="Verdana" w:eastAsia="MS-Mincho" w:hAnsi="Verdana"/>
-          <w:sz w:val="20"/>
-          <w:u w:color="0000FF"/>
-          <w:lang w:val="en-US"/>
-        </w:rPr>
-        <w:t>Lensvelt</w:t>
-      </w:r>
-      <w:proofErr w:type="spellEnd"/>
-      <w:r>
-        <w:rPr>
-          <w:rFonts w:ascii="Verdana" w:eastAsia="MS-Mincho" w:hAnsi="Verdana"/>
-          <w:sz w:val="20"/>
-          <w:u w:color="0000FF"/>
-          <w:lang w:val="en-US"/>
-        </w:rPr>
-        <w:t xml:space="preserve">-Mulders, G.J.L.M., Lugtig, P. </w:t>
+        <w:t xml:space="preserve">2009 - Lensvelt-Mulders, G.J.L.M., Lugtig, P. </w:t>
       </w:r>
       <w:r>
         <w:rPr>
@@ -19714,29 +17373,9 @@
           <w:u w:color="0000FF"/>
           <w:lang w:val="en-US"/>
         </w:rPr>
-        <w:t xml:space="preserve"> </w:t>
-      </w:r>
-      <w:proofErr w:type="spellStart"/>
-      <w:r>
-        <w:rPr>
-          <w:rFonts w:ascii="Verdana" w:eastAsia="MS-Mincho" w:hAnsi="Verdana"/>
-          <w:sz w:val="20"/>
-          <w:u w:color="0000FF"/>
-          <w:lang w:val="en-US"/>
-        </w:rPr>
-        <w:t>Hubregtse</w:t>
-      </w:r>
-      <w:proofErr w:type="spellEnd"/>
-      <w:r>
-        <w:rPr>
-          <w:rFonts w:ascii="Verdana" w:eastAsia="MS-Mincho" w:hAnsi="Verdana"/>
-          <w:sz w:val="20"/>
-          <w:u w:color="0000FF"/>
-          <w:lang w:val="en-US"/>
-        </w:rPr>
-        <w:t xml:space="preserve">, M. (2009) Separating Selection bias and Non-coverage in Internet Panels using Propensity Matching, </w:t>
-      </w:r>
-      <w:hyperlink r:id="rId105" w:history="1">
+        <w:t xml:space="preserve"> Hubregtse, M. (2009) Separating Selection bias and Non-coverage in Internet Panels using Propensity Matching, </w:t>
+      </w:r>
+      <w:hyperlink r:id="rId107" w:history="1">
         <w:r>
           <w:rPr>
             <w:rFonts w:ascii="Verdana" w:eastAsia="MS-Mincho" w:hAnsi="Verdana"/>
@@ -19772,27 +17411,7 @@
           <w:u w:color="0000FF"/>
           <w:lang w:val="en-US"/>
         </w:rPr>
-        <w:t xml:space="preserve">2008 - </w:t>
-      </w:r>
-      <w:proofErr w:type="spellStart"/>
-      <w:r>
-        <w:rPr>
-          <w:rFonts w:ascii="Verdana" w:eastAsia="MS-Mincho" w:hAnsi="Verdana"/>
-          <w:sz w:val="20"/>
-          <w:u w:color="0000FF"/>
-          <w:lang w:val="en-US"/>
-        </w:rPr>
-        <w:t>Lensvelt</w:t>
-      </w:r>
-      <w:proofErr w:type="spellEnd"/>
-      <w:r>
-        <w:rPr>
-          <w:rFonts w:ascii="Verdana" w:eastAsia="MS-Mincho" w:hAnsi="Verdana"/>
-          <w:sz w:val="20"/>
-          <w:u w:color="0000FF"/>
-          <w:lang w:val="en-US"/>
-        </w:rPr>
-        <w:t xml:space="preserve">-Mulders, G.J.L.M., Hox, J.J. </w:t>
+        <w:t xml:space="preserve">2008 - Lensvelt-Mulders, G.J.L.M., Hox, J.J. </w:t>
       </w:r>
       <w:r>
         <w:rPr>
@@ -19830,27 +17449,7 @@
           <w:u w:color="0000FF"/>
           <w:lang w:val="en-US"/>
         </w:rPr>
-        <w:t xml:space="preserve"> Amsterdam, </w:t>
-      </w:r>
-      <w:proofErr w:type="spellStart"/>
-      <w:r>
-        <w:rPr>
-          <w:rFonts w:ascii="Verdana" w:eastAsia="MS-Mincho" w:hAnsi="Verdana"/>
-          <w:sz w:val="20"/>
-          <w:u w:color="0000FF"/>
-          <w:lang w:val="en-US"/>
-        </w:rPr>
-        <w:t>Aksant</w:t>
-      </w:r>
-      <w:proofErr w:type="spellEnd"/>
-      <w:r>
-        <w:rPr>
-          <w:rFonts w:ascii="Verdana" w:eastAsia="MS-Mincho" w:hAnsi="Verdana"/>
-          <w:sz w:val="20"/>
-          <w:u w:color="0000FF"/>
-          <w:lang w:val="en-US"/>
-        </w:rPr>
-        <w:t xml:space="preserve"> Publishers.</w:t>
+        <w:t xml:space="preserve"> Amsterdam, Aksant Publishers.</w:t>
       </w:r>
     </w:p>
     <w:p>
@@ -20138,29 +17737,7 @@
           <w:sz w:val="20"/>
           <w:u w:color="0000FF"/>
         </w:rPr>
-        <w:t xml:space="preserve">Ontwikkelingen in het Jaarboek van de Markt </w:t>
-      </w:r>
-      <w:proofErr w:type="spellStart"/>
-      <w:r>
-        <w:rPr>
-          <w:rFonts w:ascii="Verdana" w:eastAsia="MS-Mincho" w:hAnsi="Verdana"/>
-          <w:i/>
-          <w:iCs/>
-          <w:sz w:val="20"/>
-          <w:u w:color="0000FF"/>
-        </w:rPr>
-        <w:t>Onderzoeks</w:t>
-      </w:r>
-      <w:proofErr w:type="spellEnd"/>
-      <w:r>
-        <w:rPr>
-          <w:rFonts w:ascii="Verdana" w:eastAsia="MS-Mincho" w:hAnsi="Verdana"/>
-          <w:i/>
-          <w:iCs/>
-          <w:sz w:val="20"/>
-          <w:u w:color="0000FF"/>
-        </w:rPr>
-        <w:t xml:space="preserve"> Associatie</w:t>
+        <w:t>Ontwikkelingen in het Jaarboek van de Markt Onderzoeks Associatie</w:t>
       </w:r>
       <w:r>
         <w:rPr>
@@ -20247,9 +17824,8 @@
           <w:sz w:val="20"/>
           <w:u w:color="0000FF"/>
         </w:rPr>
-        <w:t xml:space="preserve">Policy </w:t>
-      </w:r>
-      <w:proofErr w:type="spellStart"/>
+        <w:t>Policy report</w:t>
+      </w:r>
       <w:r>
         <w:rPr>
           <w:rFonts w:ascii="Verdana" w:eastAsia="MS-Mincho" w:hAnsi="Verdana"/>
@@ -20258,9 +17834,16 @@
           <w:sz w:val="20"/>
           <w:u w:color="0000FF"/>
         </w:rPr>
-        <w:t>report</w:t>
-      </w:r>
-      <w:r>
+        <w:t>s</w:t>
+      </w:r>
+    </w:p>
+    <w:p>
+      <w:pPr>
+        <w:widowControl w:val="0"/>
+        <w:autoSpaceDE w:val="0"/>
+        <w:autoSpaceDN w:val="0"/>
+        <w:adjustRightInd w:val="0"/>
+        <w:ind w:hanging="284"/>
         <w:rPr>
           <w:rFonts w:ascii="Verdana" w:eastAsia="MS-Mincho" w:hAnsi="Verdana"/>
           <w:b/>
@@ -20268,24 +17851,6 @@
           <w:sz w:val="20"/>
           <w:u w:color="0000FF"/>
         </w:rPr>
-        <w:t>s</w:t>
-      </w:r>
-      <w:proofErr w:type="spellEnd"/>
-    </w:p>
-    <w:p>
-      <w:pPr>
-        <w:widowControl w:val="0"/>
-        <w:autoSpaceDE w:val="0"/>
-        <w:autoSpaceDN w:val="0"/>
-        <w:adjustRightInd w:val="0"/>
-        <w:ind w:hanging="284"/>
-        <w:rPr>
-          <w:rFonts w:ascii="Verdana" w:eastAsia="MS-Mincho" w:hAnsi="Verdana"/>
-          <w:b/>
-          <w:bCs/>
-          <w:sz w:val="20"/>
-          <w:u w:color="0000FF"/>
-        </w:rPr>
       </w:pPr>
     </w:p>
     <w:p>
@@ -20322,25 +17887,7 @@
           <w:sz w:val="20"/>
           <w:u w:color="0000FF"/>
         </w:rPr>
-        <w:t xml:space="preserve">2025 – Fritz, M., Keusch, F., de </w:t>
-      </w:r>
-      <w:proofErr w:type="spellStart"/>
-      <w:r>
-        <w:rPr>
-          <w:rFonts w:ascii="Verdana" w:eastAsia="MS-Mincho" w:hAnsi="Verdana"/>
-          <w:sz w:val="20"/>
-          <w:u w:color="0000FF"/>
-        </w:rPr>
-        <w:t>Viitis</w:t>
-      </w:r>
-      <w:proofErr w:type="spellEnd"/>
-      <w:r>
-        <w:rPr>
-          <w:rFonts w:ascii="Verdana" w:eastAsia="MS-Mincho" w:hAnsi="Verdana"/>
-          <w:sz w:val="20"/>
-          <w:u w:color="0000FF"/>
-        </w:rPr>
-        <w:t xml:space="preserve">, C., </w:t>
+        <w:t xml:space="preserve">2025 – Fritz, M., Keusch, F., de Viitis, C., </w:t>
       </w:r>
       <w:r>
         <w:rPr>
@@ -20380,25 +17927,7 @@
           <w:sz w:val="20"/>
           <w:u w:color="0000FF"/>
         </w:rPr>
-        <w:t xml:space="preserve"> Lore, M., </w:t>
-      </w:r>
-      <w:proofErr w:type="spellStart"/>
-      <w:r>
-        <w:rPr>
-          <w:rFonts w:ascii="Verdana" w:eastAsia="MS-Mincho" w:hAnsi="Verdana"/>
-          <w:sz w:val="20"/>
-          <w:u w:color="0000FF"/>
-        </w:rPr>
-        <w:t>Pappagallo</w:t>
-      </w:r>
-      <w:proofErr w:type="spellEnd"/>
-      <w:r>
-        <w:rPr>
-          <w:rFonts w:ascii="Verdana" w:eastAsia="MS-Mincho" w:hAnsi="Verdana"/>
-          <w:sz w:val="20"/>
-          <w:u w:color="0000FF"/>
-        </w:rPr>
-        <w:t>, A., Piccolo, F., Terribili, M, Perez, M.</w:t>
+        <w:t xml:space="preserve"> Lore, M., Pappagallo, A., Piccolo, F., Terribili, M, Perez, M.</w:t>
       </w:r>
       <w:r>
         <w:rPr>
@@ -20408,131 +17937,22 @@
         </w:rPr>
         <w:t xml:space="preserve"> van Tienoven, T.P., </w:t>
       </w:r>
-      <w:proofErr w:type="spellStart"/>
-      <w:r>
-        <w:rPr>
-          <w:rFonts w:ascii="Verdana" w:eastAsia="MS-Mincho" w:hAnsi="Verdana"/>
-          <w:sz w:val="20"/>
-          <w:u w:color="0000FF"/>
-        </w:rPr>
-        <w:t>Lysune</w:t>
-      </w:r>
-      <w:proofErr w:type="spellEnd"/>
-      <w:r>
-        <w:rPr>
-          <w:rFonts w:ascii="Verdana" w:eastAsia="MS-Mincho" w:hAnsi="Verdana"/>
-          <w:sz w:val="20"/>
-          <w:u w:color="0000FF"/>
-        </w:rPr>
-        <w:t xml:space="preserve">, P., </w:t>
-      </w:r>
-      <w:proofErr w:type="spellStart"/>
-      <w:r>
-        <w:rPr>
-          <w:rFonts w:ascii="Verdana" w:eastAsia="MS-Mincho" w:hAnsi="Verdana"/>
-          <w:sz w:val="20"/>
-          <w:u w:color="0000FF"/>
-        </w:rPr>
-        <w:t>NBerg</w:t>
-      </w:r>
-      <w:proofErr w:type="spellEnd"/>
-      <w:r>
-        <w:rPr>
-          <w:rFonts w:ascii="Verdana" w:eastAsia="MS-Mincho" w:hAnsi="Verdana"/>
-          <w:sz w:val="20"/>
-          <w:u w:color="0000FF"/>
-        </w:rPr>
-        <w:t xml:space="preserve">, N., </w:t>
-      </w:r>
-      <w:proofErr w:type="spellStart"/>
-      <w:r>
-        <w:rPr>
-          <w:rFonts w:ascii="Verdana" w:eastAsia="MS-Mincho" w:hAnsi="Verdana"/>
-          <w:sz w:val="20"/>
-          <w:u w:color="0000FF"/>
-        </w:rPr>
-        <w:t>Holoy</w:t>
-      </w:r>
-      <w:proofErr w:type="spellEnd"/>
-      <w:r>
-        <w:rPr>
-          <w:rFonts w:ascii="Verdana" w:eastAsia="MS-Mincho" w:hAnsi="Verdana"/>
-          <w:sz w:val="20"/>
-          <w:u w:color="0000FF"/>
-        </w:rPr>
-        <w:t xml:space="preserve">, A., Court, L., </w:t>
-      </w:r>
-      <w:proofErr w:type="spellStart"/>
-      <w:r>
-        <w:rPr>
-          <w:rFonts w:ascii="Verdana" w:eastAsia="MS-Mincho" w:hAnsi="Verdana"/>
-          <w:sz w:val="20"/>
-          <w:u w:color="0000FF"/>
-        </w:rPr>
-        <w:t>Mikol</w:t>
-      </w:r>
-      <w:proofErr w:type="spellEnd"/>
-      <w:r>
-        <w:rPr>
-          <w:rFonts w:ascii="Verdana" w:eastAsia="MS-Mincho" w:hAnsi="Verdana"/>
-          <w:sz w:val="20"/>
-          <w:u w:color="0000FF"/>
-        </w:rPr>
-        <w:t xml:space="preserve">, F., Moreau, S., Quantin, S., Solard, J., </w:t>
-      </w:r>
-      <w:proofErr w:type="spellStart"/>
-      <w:r>
-        <w:rPr>
-          <w:rFonts w:ascii="Verdana" w:eastAsia="MS-Mincho" w:hAnsi="Verdana"/>
-          <w:sz w:val="20"/>
-          <w:u w:color="0000FF"/>
-        </w:rPr>
-        <w:t>Debije</w:t>
-      </w:r>
-      <w:proofErr w:type="spellEnd"/>
-      <w:r>
-        <w:rPr>
-          <w:rFonts w:ascii="Verdana" w:eastAsia="MS-Mincho" w:hAnsi="Verdana"/>
-          <w:sz w:val="20"/>
-          <w:u w:color="0000FF"/>
-        </w:rPr>
-        <w:t xml:space="preserve">, D., van den Heuvel, J., </w:t>
-      </w:r>
-      <w:proofErr w:type="spellStart"/>
-      <w:r>
-        <w:rPr>
-          <w:rFonts w:ascii="Verdana" w:eastAsia="MS-Mincho" w:hAnsi="Verdana"/>
-          <w:sz w:val="20"/>
-          <w:u w:color="0000FF"/>
-        </w:rPr>
-        <w:t>Saitovic</w:t>
-      </w:r>
-      <w:proofErr w:type="spellEnd"/>
-      <w:r>
-        <w:rPr>
-          <w:rFonts w:ascii="Verdana" w:eastAsia="MS-Mincho" w:hAnsi="Verdana"/>
-          <w:sz w:val="20"/>
-          <w:u w:color="0000FF"/>
-        </w:rPr>
-        <w:t xml:space="preserve">, J., Veldhuizen, M., Elevelt, A., Bakker, J., Kompier, M., Schouten., J.G., Klingwort, J., Giesen, D., Volk, J., </w:t>
-      </w:r>
-      <w:proofErr w:type="spellStart"/>
-      <w:r>
-        <w:rPr>
-          <w:rFonts w:ascii="Verdana" w:eastAsia="MS-Mincho" w:hAnsi="Verdana"/>
-          <w:sz w:val="20"/>
-          <w:u w:color="0000FF"/>
-        </w:rPr>
-        <w:t>Haufglockner</w:t>
-      </w:r>
-      <w:proofErr w:type="spellEnd"/>
-      <w:r>
-        <w:rPr>
-          <w:rFonts w:ascii="Verdana" w:eastAsia="MS-Mincho" w:hAnsi="Verdana"/>
-          <w:sz w:val="20"/>
-          <w:u w:color="0000FF"/>
-        </w:rPr>
-        <w:t xml:space="preserve">, L., Blanke, K., </w:t>
+      <w:r>
+        <w:rPr>
+          <w:rFonts w:ascii="Verdana" w:eastAsia="MS-Mincho" w:hAnsi="Verdana"/>
+          <w:sz w:val="20"/>
+          <w:u w:color="0000FF"/>
+        </w:rPr>
+        <w:t xml:space="preserve">Lysune, P., NBerg, N., Holoy, A., Court, L., Mikol, F., Moreau, S., Quantin, S., Solard, J., Debije, D., van den Heuvel, J., Saitovic, J., Veldhuizen, M., Elevelt, A., Bakker, J., Kompier, M., Schouten., J.G., </w:t>
+      </w:r>
+      <w:r>
+        <w:rPr>
+          <w:rFonts w:ascii="Verdana" w:eastAsia="MS-Mincho" w:hAnsi="Verdana"/>
+          <w:sz w:val="20"/>
+          <w:u w:color="0000FF"/>
+        </w:rPr>
+        <w:lastRenderedPageBreak/>
+        <w:t xml:space="preserve">Klingwort, J., Giesen, D., Volk, J., Haufglockner, L., Blanke, K., </w:t>
       </w:r>
       <w:r>
         <w:rPr>
@@ -20547,65 +17967,15 @@
           <w:rFonts w:ascii="Verdana" w:eastAsia="MS-Mincho" w:hAnsi="Verdana"/>
           <w:sz w:val="20"/>
         </w:rPr>
-        <w:t xml:space="preserve">Smart Survey </w:t>
-      </w:r>
-      <w:proofErr w:type="spellStart"/>
-      <w:r>
-        <w:rPr>
-          <w:rFonts w:ascii="Verdana" w:eastAsia="MS-Mincho" w:hAnsi="Verdana"/>
-          <w:sz w:val="20"/>
-        </w:rPr>
-        <w:t>Implementation</w:t>
-      </w:r>
-      <w:proofErr w:type="spellEnd"/>
-      <w:r>
-        <w:rPr>
-          <w:rFonts w:ascii="Verdana" w:eastAsia="MS-Mincho" w:hAnsi="Verdana"/>
-          <w:sz w:val="20"/>
-        </w:rPr>
-        <w:t xml:space="preserve"> WP2 deliverable M24: smart </w:t>
-      </w:r>
-      <w:proofErr w:type="spellStart"/>
-      <w:r>
-        <w:rPr>
-          <w:rFonts w:ascii="Verdana" w:eastAsia="MS-Mincho" w:hAnsi="Verdana"/>
-          <w:sz w:val="20"/>
-        </w:rPr>
-        <w:t>advanced</w:t>
-      </w:r>
-      <w:proofErr w:type="spellEnd"/>
-      <w:r>
-        <w:rPr>
-          <w:rFonts w:ascii="Verdana" w:eastAsia="MS-Mincho" w:hAnsi="Verdana"/>
-          <w:sz w:val="20"/>
-        </w:rPr>
-        <w:t xml:space="preserve"> stage</w:t>
-      </w:r>
-      <w:r>
-        <w:rPr>
-          <w:rFonts w:ascii="Verdana" w:eastAsia="MS-Mincho" w:hAnsi="Verdana"/>
-          <w:sz w:val="20"/>
-          <w:u w:color="0000FF"/>
-        </w:rPr>
-        <w:t xml:space="preserve">. </w:t>
-      </w:r>
-      <w:proofErr w:type="spellStart"/>
-      <w:r>
-        <w:rPr>
-          <w:rFonts w:ascii="Verdana" w:eastAsia="MS-Mincho" w:hAnsi="Verdana"/>
-          <w:sz w:val="20"/>
-          <w:u w:color="0000FF"/>
-        </w:rPr>
-        <w:t>Eurostat</w:t>
-      </w:r>
-      <w:proofErr w:type="spellEnd"/>
-      <w:r>
-        <w:rPr>
-          <w:rFonts w:ascii="Verdana" w:eastAsia="MS-Mincho" w:hAnsi="Verdana"/>
-          <w:sz w:val="20"/>
-          <w:u w:color="0000FF"/>
-        </w:rPr>
-        <w:t xml:space="preserve">. </w:t>
+        <w:t>Smart Survey Implementation WP2 deliverable M24: smart advanced stage</w:t>
+      </w:r>
+      <w:r>
+        <w:rPr>
+          <w:rFonts w:ascii="Verdana" w:eastAsia="MS-Mincho" w:hAnsi="Verdana"/>
+          <w:sz w:val="20"/>
+          <w:u w:color="0000FF"/>
+        </w:rPr>
+        <w:t xml:space="preserve">. Eurostat. </w:t>
       </w:r>
     </w:p>
     <w:p>
@@ -20628,25 +17998,7 @@
           <w:sz w:val="20"/>
           <w:u w:color="0000FF"/>
         </w:rPr>
-        <w:t xml:space="preserve">2024 - Bucher, H., Keusch, F., de </w:t>
-      </w:r>
-      <w:proofErr w:type="spellStart"/>
-      <w:r>
-        <w:rPr>
-          <w:rFonts w:ascii="Verdana" w:eastAsia="MS-Mincho" w:hAnsi="Verdana"/>
-          <w:sz w:val="20"/>
-          <w:u w:color="0000FF"/>
-        </w:rPr>
-        <w:t>Viitis</w:t>
-      </w:r>
-      <w:proofErr w:type="spellEnd"/>
-      <w:r>
-        <w:rPr>
-          <w:rFonts w:ascii="Verdana" w:eastAsia="MS-Mincho" w:hAnsi="Verdana"/>
-          <w:sz w:val="20"/>
-          <w:u w:color="0000FF"/>
-        </w:rPr>
-        <w:t>, C., Fausti, F. Inglese, F., van Tienoven, T.P., McCool, D., Struminskaya, B. &amp; Lugtig, P. (202</w:t>
+        <w:t>2024 - Bucher, H., Keusch, F., de Viitis, C., Fausti, F. Inglese, F., van Tienoven, T.P., McCool, D., Struminskaya, B. &amp; Lugtig, P. (202</w:t>
       </w:r>
       <w:r>
         <w:rPr>
@@ -20664,32 +18016,14 @@
         </w:rPr>
         <w:t xml:space="preserve">) </w:t>
       </w:r>
-      <w:hyperlink r:id="rId106" w:history="1">
+      <w:hyperlink r:id="rId108" w:history="1">
         <w:r>
           <w:rPr>
             <w:rStyle w:val="Hyperlink"/>
             <w:rFonts w:ascii="Verdana" w:eastAsia="MS-Mincho" w:hAnsi="Verdana"/>
             <w:sz w:val="20"/>
           </w:rPr>
-          <w:t xml:space="preserve">Smart Survey </w:t>
-        </w:r>
-        <w:proofErr w:type="spellStart"/>
-        <w:r>
-          <w:rPr>
-            <w:rStyle w:val="Hyperlink"/>
-            <w:rFonts w:ascii="Verdana" w:eastAsia="MS-Mincho" w:hAnsi="Verdana"/>
-            <w:sz w:val="20"/>
-          </w:rPr>
-          <w:t>Implementation</w:t>
-        </w:r>
-        <w:proofErr w:type="spellEnd"/>
-        <w:r>
-          <w:rPr>
-            <w:rStyle w:val="Hyperlink"/>
-            <w:rFonts w:ascii="Verdana" w:eastAsia="MS-Mincho" w:hAnsi="Verdana"/>
-            <w:sz w:val="20"/>
-          </w:rPr>
-          <w:t xml:space="preserve"> WP2 deliverable M14: </w:t>
+          <w:t xml:space="preserve">Smart Survey Implementation WP2 deliverable M14: </w:t>
         </w:r>
         <w:r>
           <w:rPr>
@@ -20747,27 +18081,7 @@
           <w:u w:color="0000FF"/>
           <w:lang w:val="de-DE"/>
         </w:rPr>
-        <w:t xml:space="preserve">2023 - Bucher, H., Keusch, F., de </w:t>
-      </w:r>
-      <w:proofErr w:type="spellStart"/>
-      <w:r>
-        <w:rPr>
-          <w:rFonts w:ascii="Verdana" w:eastAsia="MS-Mincho" w:hAnsi="Verdana"/>
-          <w:sz w:val="20"/>
-          <w:u w:color="0000FF"/>
-          <w:lang w:val="de-DE"/>
-        </w:rPr>
-        <w:t>Viitis</w:t>
-      </w:r>
-      <w:proofErr w:type="spellEnd"/>
-      <w:r>
-        <w:rPr>
-          <w:rFonts w:ascii="Verdana" w:eastAsia="MS-Mincho" w:hAnsi="Verdana"/>
-          <w:sz w:val="20"/>
-          <w:u w:color="0000FF"/>
-          <w:lang w:val="de-DE"/>
-        </w:rPr>
-        <w:t xml:space="preserve">, C., Fausti, F.. </w:t>
+        <w:t xml:space="preserve">2023 - Bucher, H., Keusch, F., de Viitis, C., Fausti, F.. </w:t>
       </w:r>
       <w:r>
         <w:rPr>
@@ -20787,7 +18101,7 @@
         </w:rPr>
         <w:t xml:space="preserve">Eurostat. </w:t>
       </w:r>
-      <w:hyperlink r:id="rId107" w:history="1">
+      <w:hyperlink r:id="rId109" w:history="1">
         <w:r>
           <w:rPr>
             <w:rStyle w:val="Hyperlink"/>
@@ -20935,7 +18249,7 @@
         </w:rPr>
         <w:t xml:space="preserve"> Available at </w:t>
       </w:r>
-      <w:hyperlink r:id="rId108" w:history="1">
+      <w:hyperlink r:id="rId110" w:history="1">
         <w:r>
           <w:rPr>
             <w:rStyle w:val="Hyperlink"/>
@@ -21060,7 +18374,7 @@
         </w:rPr>
         <w:t xml:space="preserve">available at </w:t>
       </w:r>
-      <w:hyperlink r:id="rId109" w:history="1">
+      <w:hyperlink r:id="rId111" w:history="1">
         <w:r>
           <w:rPr>
             <w:rStyle w:val="Hyperlink"/>
@@ -21100,43 +18414,7 @@
           <w:sz w:val="20"/>
           <w:u w:color="0000FF"/>
         </w:rPr>
-        <w:t xml:space="preserve">2023 – Lugtig, P., Geurts, I., </w:t>
-      </w:r>
-      <w:proofErr w:type="spellStart"/>
-      <w:r>
-        <w:rPr>
-          <w:rFonts w:ascii="Verdana" w:eastAsia="MS-Mincho" w:hAnsi="Verdana"/>
-          <w:sz w:val="20"/>
-          <w:u w:color="0000FF"/>
-        </w:rPr>
-        <w:t>Wolfertz</w:t>
-      </w:r>
-      <w:proofErr w:type="spellEnd"/>
-      <w:r>
-        <w:rPr>
-          <w:rFonts w:ascii="Verdana" w:eastAsia="MS-Mincho" w:hAnsi="Verdana"/>
-          <w:sz w:val="20"/>
-          <w:u w:color="0000FF"/>
-        </w:rPr>
-        <w:t xml:space="preserve">, S., Dieleman, J., </w:t>
-      </w:r>
-      <w:proofErr w:type="spellStart"/>
-      <w:r>
-        <w:rPr>
-          <w:rFonts w:ascii="Verdana" w:eastAsia="MS-Mincho" w:hAnsi="Verdana"/>
-          <w:sz w:val="20"/>
-          <w:u w:color="0000FF"/>
-        </w:rPr>
-        <w:t>Caussin</w:t>
-      </w:r>
-      <w:proofErr w:type="spellEnd"/>
-      <w:r>
-        <w:rPr>
-          <w:rFonts w:ascii="Verdana" w:eastAsia="MS-Mincho" w:hAnsi="Verdana"/>
-          <w:sz w:val="20"/>
-          <w:u w:color="0000FF"/>
-        </w:rPr>
-        <w:t xml:space="preserve">, J., van Wijhe-Faase, L., van den Hoorn, P &amp; Schippers, A. </w:t>
+        <w:t xml:space="preserve">2023 – Lugtig, P., Geurts, I., Wolfertz, S., Dieleman, J., Caussin, J., van Wijhe-Faase, L., van den Hoorn, P &amp; Schippers, A. </w:t>
       </w:r>
       <w:r>
         <w:rPr>
@@ -21173,9 +18451,8 @@
           <w:sz w:val="20"/>
           <w:u w:color="0000FF"/>
         </w:rPr>
-        <w:t xml:space="preserve">Beleidskeuzes ten bate van de doorontwikkeling van het digitale evaluatiesysteem </w:t>
-      </w:r>
-      <w:proofErr w:type="spellStart"/>
+        <w:t>Beleidskeuzes ten bate van de doorontwikkeling van het digitale evaluatiesysteem Caracal</w:t>
+      </w:r>
       <w:r>
         <w:rPr>
           <w:rFonts w:ascii="Verdana" w:eastAsia="MS-Mincho" w:hAnsi="Verdana"/>
@@ -21184,17 +18461,6 @@
           <w:sz w:val="20"/>
           <w:u w:color="0000FF"/>
         </w:rPr>
-        <w:t>Caracal</w:t>
-      </w:r>
-      <w:proofErr w:type="spellEnd"/>
-      <w:r>
-        <w:rPr>
-          <w:rFonts w:ascii="Verdana" w:eastAsia="MS-Mincho" w:hAnsi="Verdana"/>
-          <w:i/>
-          <w:iCs/>
-          <w:sz w:val="20"/>
-          <w:u w:color="0000FF"/>
-        </w:rPr>
         <w:t xml:space="preserve">. </w:t>
       </w:r>
       <w:r>
@@ -21288,69 +18554,9 @@
           <w:u w:color="0000FF"/>
           <w:lang w:val="en-US"/>
         </w:rPr>
-        <w:t xml:space="preserve">, T., </w:t>
-      </w:r>
-      <w:proofErr w:type="spellStart"/>
-      <w:r>
-        <w:rPr>
-          <w:rFonts w:ascii="Verdana" w:eastAsia="MS-Mincho" w:hAnsi="Verdana"/>
-          <w:sz w:val="20"/>
-          <w:u w:color="0000FF"/>
-          <w:lang w:val="en-US"/>
-        </w:rPr>
-        <w:t>Cabaco</w:t>
-      </w:r>
-      <w:proofErr w:type="spellEnd"/>
-      <w:r>
-        <w:rPr>
-          <w:rFonts w:ascii="Verdana" w:eastAsia="MS-Mincho" w:hAnsi="Verdana"/>
-          <w:sz w:val="20"/>
-          <w:u w:color="0000FF"/>
-          <w:lang w:val="en-US"/>
-        </w:rPr>
-        <w:t xml:space="preserve">, S., Lugtig, P., Toepoel, V., </w:t>
-      </w:r>
-      <w:proofErr w:type="spellStart"/>
-      <w:r>
-        <w:rPr>
-          <w:rFonts w:ascii="Verdana" w:eastAsia="MS-Mincho" w:hAnsi="Verdana"/>
-          <w:sz w:val="20"/>
-          <w:u w:color="0000FF"/>
-          <w:lang w:val="en-US"/>
-        </w:rPr>
-        <w:t>Lueck</w:t>
-      </w:r>
-      <w:proofErr w:type="spellEnd"/>
-      <w:r>
-        <w:rPr>
-          <w:rFonts w:ascii="Verdana" w:eastAsia="MS-Mincho" w:hAnsi="Verdana"/>
-          <w:sz w:val="20"/>
-          <w:u w:color="0000FF"/>
-          <w:lang w:val="en-US"/>
-        </w:rPr>
-        <w:t xml:space="preserve">, D., Naderi, R., Bujard, M. and Schumann, A. (2019). The Generations &amp; Gender Programme: Technical case and E-needs. </w:t>
-      </w:r>
-      <w:proofErr w:type="spellStart"/>
-      <w:r>
-        <w:rPr>
-          <w:rFonts w:ascii="Verdana" w:eastAsia="MS-Mincho" w:hAnsi="Verdana"/>
-          <w:sz w:val="20"/>
-          <w:u w:color="0000FF"/>
-          <w:lang w:val="en-US"/>
-        </w:rPr>
-        <w:t>SocArxiV</w:t>
-      </w:r>
-      <w:proofErr w:type="spellEnd"/>
-      <w:r>
-        <w:rPr>
-          <w:rFonts w:ascii="Verdana" w:eastAsia="MS-Mincho" w:hAnsi="Verdana"/>
-          <w:sz w:val="20"/>
-          <w:u w:color="0000FF"/>
-          <w:lang w:val="en-US"/>
-        </w:rPr>
-        <w:t xml:space="preserve">. </w:t>
-      </w:r>
-      <w:hyperlink r:id="rId110" w:history="1">
+        <w:t xml:space="preserve">, T., Cabaco, S., Lugtig, P., Toepoel, V., Lueck, D., Naderi, R., Bujard, M. and Schumann, A. (2019). The Generations &amp; Gender Programme: Technical case and E-needs. SocArxiV. </w:t>
+      </w:r>
+      <w:hyperlink r:id="rId112" w:history="1">
         <w:r>
           <w:rPr>
             <w:rStyle w:val="Hyperlink"/>
@@ -21409,7 +18615,7 @@
         </w:rPr>
         <w:t xml:space="preserve">. </w:t>
       </w:r>
-      <w:hyperlink r:id="rId111" w:history="1">
+      <w:hyperlink r:id="rId113" w:history="1">
         <w:r>
           <w:rPr>
             <w:rStyle w:val="Hyperlink"/>
@@ -21513,7 +18719,7 @@
         </w:rPr>
         <w:t xml:space="preserve"> </w:t>
       </w:r>
-      <w:hyperlink r:id="rId112" w:history="1">
+      <w:hyperlink r:id="rId114" w:history="1">
         <w:r>
           <w:rPr>
             <w:rStyle w:val="Hyperlink"/>
@@ -21594,7 +18800,7 @@
         </w:rPr>
         <w:t xml:space="preserve">WODC rapport 2667. </w:t>
       </w:r>
-      <w:hyperlink r:id="rId113" w:history="1">
+      <w:hyperlink r:id="rId115" w:history="1">
         <w:r>
           <w:rPr>
             <w:rStyle w:val="Hyperlink"/>
@@ -21636,67 +18842,7 @@
           <w:u w:color="0000FF"/>
           <w:lang w:val="en-US"/>
         </w:rPr>
-        <w:t xml:space="preserve">Bais, F., Schouten, J.G., Lugtig, P., Toepoel, V., Arends-Toth, J., </w:t>
-      </w:r>
-      <w:proofErr w:type="spellStart"/>
-      <w:r>
-        <w:rPr>
-          <w:rFonts w:ascii="Verdana" w:eastAsia="MS-Mincho" w:hAnsi="Verdana"/>
-          <w:sz w:val="20"/>
-          <w:u w:color="0000FF"/>
-          <w:lang w:val="en-US"/>
-        </w:rPr>
-        <w:t>Douhou</w:t>
-      </w:r>
-      <w:proofErr w:type="spellEnd"/>
-      <w:r>
-        <w:rPr>
-          <w:rFonts w:ascii="Verdana" w:eastAsia="MS-Mincho" w:hAnsi="Verdana"/>
-          <w:sz w:val="20"/>
-          <w:u w:color="0000FF"/>
-          <w:lang w:val="en-US"/>
-        </w:rPr>
-        <w:t xml:space="preserve">, S., </w:t>
-      </w:r>
-      <w:proofErr w:type="spellStart"/>
-      <w:r>
-        <w:rPr>
-          <w:rFonts w:ascii="Verdana" w:eastAsia="MS-Mincho" w:hAnsi="Verdana"/>
-          <w:sz w:val="20"/>
-          <w:u w:color="0000FF"/>
-          <w:lang w:val="en-US"/>
-        </w:rPr>
-        <w:t>Kieruj</w:t>
-      </w:r>
-      <w:proofErr w:type="spellEnd"/>
-      <w:r>
-        <w:rPr>
-          <w:rFonts w:ascii="Verdana" w:eastAsia="MS-Mincho" w:hAnsi="Verdana"/>
-          <w:sz w:val="20"/>
-          <w:u w:color="0000FF"/>
-          <w:lang w:val="en-US"/>
-        </w:rPr>
-        <w:t xml:space="preserve">, N., </w:t>
-      </w:r>
-      <w:proofErr w:type="spellStart"/>
-      <w:r>
-        <w:rPr>
-          <w:rFonts w:ascii="Verdana" w:eastAsia="MS-Mincho" w:hAnsi="Verdana"/>
-          <w:sz w:val="20"/>
-          <w:u w:color="0000FF"/>
-          <w:lang w:val="en-US"/>
-        </w:rPr>
-        <w:t>Morren</w:t>
-      </w:r>
-      <w:proofErr w:type="spellEnd"/>
-      <w:r>
-        <w:rPr>
-          <w:rFonts w:ascii="Verdana" w:eastAsia="MS-Mincho" w:hAnsi="Verdana"/>
-          <w:sz w:val="20"/>
-          <w:u w:color="0000FF"/>
-          <w:lang w:val="en-US"/>
-        </w:rPr>
-        <w:t xml:space="preserve">, M. </w:t>
+        <w:t xml:space="preserve">Bais, F., Schouten, J.G., Lugtig, P., Toepoel, V., Arends-Toth, J., Douhou, S., Kieruj, N., Morren, M. </w:t>
       </w:r>
       <w:r>
         <w:rPr>
@@ -21799,7 +18945,7 @@
         </w:rPr>
         <w:tab/>
       </w:r>
-      <w:hyperlink r:id="rId114" w:history="1">
+      <w:hyperlink r:id="rId116" w:history="1">
         <w:r>
           <w:rPr>
             <w:rStyle w:val="Hyperlink"/>
@@ -21833,25 +18979,7 @@
           <w:sz w:val="20"/>
           <w:lang w:val="en-US"/>
         </w:rPr>
-        <w:t xml:space="preserve">2014 - Laurie, H., Buck, N., Burton, J., </w:t>
-      </w:r>
-      <w:proofErr w:type="spellStart"/>
-      <w:r>
-        <w:rPr>
-          <w:rFonts w:ascii="Verdana" w:eastAsia="MS-Mincho" w:hAnsi="Verdana"/>
-          <w:sz w:val="20"/>
-          <w:lang w:val="en-US"/>
-        </w:rPr>
-        <w:t>Parutis</w:t>
-      </w:r>
-      <w:proofErr w:type="spellEnd"/>
-      <w:r>
-        <w:rPr>
-          <w:rFonts w:ascii="Verdana" w:eastAsia="MS-Mincho" w:hAnsi="Verdana"/>
-          <w:sz w:val="20"/>
-          <w:lang w:val="en-US"/>
-        </w:rPr>
-        <w:t xml:space="preserve">, V., Bryan, M., Lugtig, P. </w:t>
+        <w:t xml:space="preserve">2014 - Laurie, H., Buck, N., Burton, J., Parutis, V., Bryan, M., Lugtig, P. </w:t>
       </w:r>
       <w:r>
         <w:rPr>
@@ -21869,14 +18997,23 @@
         </w:rPr>
         <w:t xml:space="preserve"> Brewer, M. (2014) The feasibility of conducting a universal credit panel survey – UK department for Work and pensions. </w:t>
       </w:r>
-      <w:hyperlink r:id="rId115" w:history="1">
+      <w:hyperlink r:id="rId117" w:history="1">
         <w:r>
           <w:rPr>
             <w:rStyle w:val="Hyperlink"/>
             <w:rFonts w:ascii="Verdana" w:eastAsia="MS-Mincho" w:hAnsi="Verdana"/>
             <w:sz w:val="18"/>
           </w:rPr>
-          <w:t>https://www.gov.uk/government/publications/the-feasibility-of-conducting-a-universal-credit-panel-survey</w:t>
+          <w:t>https://www.gov.uk/government/publications/the-feasibility-of-conducting-a-universal-</w:t>
+        </w:r>
+        <w:r>
+          <w:rPr>
+            <w:rStyle w:val="Hyperlink"/>
+            <w:rFonts w:ascii="Verdana" w:eastAsia="MS-Mincho" w:hAnsi="Verdana"/>
+            <w:sz w:val="18"/>
+          </w:rPr>
+          <w:lastRenderedPageBreak/>
+          <w:t>credit-panel-survey</w:t>
         </w:r>
       </w:hyperlink>
     </w:p>
@@ -21915,18 +19052,8 @@
           <w:sz w:val="20"/>
           <w:u w:color="0000FF"/>
         </w:rPr>
-        <w:t xml:space="preserve"> Feskens, R.C.W. (2010) Vernieuwing veiligheidsmonitor: mixed-mode design en slachtofferschap, bureau Veiligheidsmonitor, ministerie van Binnenlandse Zaken en </w:t>
-      </w:r>
-      <w:proofErr w:type="spellStart"/>
-      <w:r>
-        <w:rPr>
-          <w:rFonts w:ascii="Verdana" w:eastAsia="MS-Mincho" w:hAnsi="Verdana"/>
-          <w:sz w:val="20"/>
-          <w:u w:color="0000FF"/>
-        </w:rPr>
-        <w:t>Koninksrijksrelaties</w:t>
-      </w:r>
-      <w:proofErr w:type="spellEnd"/>
+        <w:t xml:space="preserve"> Feskens, R.C.W. (2010) Vernieuwing veiligheidsmonitor: mixed-mode design en slachtofferschap, bureau Veiligheidsmonitor, ministerie van Binnenlandse Zaken en Koninksrijksrelaties</w:t>
+      </w:r>
     </w:p>
     <w:p>
       <w:pPr>
@@ -22087,7 +19214,7 @@
         </w:rPr>
         <w:t xml:space="preserve">Lugtig, P., Meitinger, K.M., Moretti, A., Urbanski, M., Metwaly, F., Li, S. &amp; de Bruin, M. (2025) The quality of data used to monitor the social and behavioral effects of Covid: a systematic review. OSF: </w:t>
       </w:r>
-      <w:hyperlink r:id="rId116" w:history="1">
+      <w:hyperlink r:id="rId118" w:history="1">
         <w:r>
           <w:rPr>
             <w:rStyle w:val="Hyperlink"/>
@@ -22120,75 +19247,6 @@
           <w:u w:color="0000FF"/>
           <w:lang w:val="en-US"/>
         </w:rPr>
-        <w:t>Remmerswaal, D.M., Schouten, J.G., Lugtig, P &amp; Struminskaya , B. (</w:t>
-      </w:r>
-      <w:r>
-        <w:rPr>
-          <w:rFonts w:ascii="Verdana" w:eastAsia="MS-Mincho" w:hAnsi="Verdana"/>
-          <w:sz w:val="20"/>
-          <w:u w:color="0000FF"/>
-          <w:lang w:val="en-US"/>
-        </w:rPr>
-        <w:t>resubmitted</w:t>
-      </w:r>
-      <w:r>
-        <w:rPr>
-          <w:rFonts w:ascii="Verdana" w:eastAsia="MS-Mincho" w:hAnsi="Verdana"/>
-          <w:sz w:val="20"/>
-          <w:u w:color="0000FF"/>
-          <w:lang w:val="en-US"/>
-        </w:rPr>
-        <w:t xml:space="preserve">) </w:t>
-      </w:r>
-      <w:r>
-        <w:rPr>
-          <w:rFonts w:ascii="Verdana" w:eastAsia="MS-Mincho" w:hAnsi="Verdana"/>
-          <w:sz w:val="20"/>
-          <w:u w:color="0000FF"/>
-          <w:lang w:val="en-US"/>
-        </w:rPr>
-        <w:t>The effects of study duration on nonresponse and measurement quality in a smartphone app-based travel diary</w:t>
-      </w:r>
-      <w:r>
-        <w:rPr>
-          <w:rFonts w:ascii="Verdana" w:eastAsia="MS-Mincho" w:hAnsi="Verdana"/>
-          <w:sz w:val="20"/>
-          <w:u w:color="0000FF"/>
-          <w:lang w:val="en-US"/>
-        </w:rPr>
-        <w:t>. Survey Research Methods.</w:t>
-      </w:r>
-      <w:r>
-        <w:rPr>
-          <w:rFonts w:ascii="Verdana" w:eastAsia="MS-Mincho" w:hAnsi="Verdana"/>
-          <w:sz w:val="20"/>
-          <w:u w:color="0000FF"/>
-          <w:lang w:val="en-US"/>
-        </w:rPr>
-        <w:t xml:space="preserve"> </w:t>
-      </w:r>
-    </w:p>
-    <w:p>
-      <w:pPr>
-        <w:widowControl w:val="0"/>
-        <w:autoSpaceDE w:val="0"/>
-        <w:autoSpaceDN w:val="0"/>
-        <w:adjustRightInd w:val="0"/>
-        <w:ind w:hanging="284"/>
-        <w:rPr>
-          <w:rFonts w:ascii="Verdana" w:eastAsia="MS-Mincho" w:hAnsi="Verdana"/>
-          <w:sz w:val="20"/>
-          <w:u w:color="0000FF"/>
-          <w:lang w:val="en-US"/>
-        </w:rPr>
-      </w:pPr>
-      <w:r>
-        <w:rPr>
-          <w:rFonts w:ascii="Verdana" w:eastAsia="MS-Mincho" w:hAnsi="Verdana"/>
-          <w:sz w:val="20"/>
-          <w:u w:color="0000FF"/>
-          <w:lang w:val="en-US"/>
-        </w:rPr>
         <w:t>McCool, D.M., Lugtig, P. &amp; Schouten, J.G. (in preparation) Imputing miss</w:t>
       </w:r>
       <w:r>
@@ -22211,39 +19269,6 @@
         <w:rPr>
           <w:rFonts w:ascii="Verdana" w:eastAsia="MS-Mincho" w:hAnsi="Verdana"/>
           <w:sz w:val="20"/>
-          <w:u w:color="0000FF"/>
-          <w:lang w:val="en-US"/>
-        </w:rPr>
-      </w:pPr>
-      <w:r>
-        <w:rPr>
-          <w:rFonts w:ascii="Verdana" w:eastAsia="MS-Mincho" w:hAnsi="Verdana"/>
-          <w:sz w:val="20"/>
-          <w:u w:color="0000FF"/>
-          <w:lang w:val="en-US"/>
-        </w:rPr>
-        <w:t>Kraemer, F., Struminskaya, B., Silber, H. (submitted) Monitoring Attitudes Over Time: Real change or the result of repeated interviewing</w:t>
-      </w:r>
-      <w:r>
-        <w:rPr>
-          <w:rFonts w:ascii="Verdana" w:eastAsia="MS-Mincho" w:hAnsi="Verdana"/>
-          <w:sz w:val="20"/>
-          <w:u w:color="0000FF"/>
-          <w:lang w:val="en-US"/>
-        </w:rPr>
-        <w:t>. Sociological Methods &amp; Research</w:t>
-      </w:r>
-    </w:p>
-    <w:p>
-      <w:pPr>
-        <w:widowControl w:val="0"/>
-        <w:autoSpaceDE w:val="0"/>
-        <w:autoSpaceDN w:val="0"/>
-        <w:adjustRightInd w:val="0"/>
-        <w:ind w:hanging="284"/>
-        <w:rPr>
-          <w:rFonts w:ascii="Verdana" w:eastAsia="MS-Mincho" w:hAnsi="Verdana"/>
-          <w:sz w:val="20"/>
           <w:szCs w:val="20"/>
           <w:u w:color="0000FF"/>
           <w:lang w:val="en-US"/>
@@ -22419,47 +19444,7 @@
           <w:u w:color="0000FF"/>
           <w:lang w:val="en-US"/>
         </w:rPr>
-        <w:t xml:space="preserve">Lugtig, P., Hollander, E. de, </w:t>
-      </w:r>
-      <w:proofErr w:type="spellStart"/>
-      <w:r>
-        <w:rPr>
-          <w:rFonts w:ascii="Verdana" w:eastAsia="MS-Mincho" w:hAnsi="Verdana"/>
-          <w:sz w:val="20"/>
-          <w:u w:color="0000FF"/>
-          <w:lang w:val="en-US"/>
-        </w:rPr>
-        <w:t>Duijvestein</w:t>
-      </w:r>
-      <w:proofErr w:type="spellEnd"/>
-      <w:r>
-        <w:rPr>
-          <w:rFonts w:ascii="Verdana" w:eastAsia="MS-Mincho" w:hAnsi="Verdana"/>
-          <w:sz w:val="20"/>
-          <w:u w:color="0000FF"/>
-          <w:lang w:val="en-US"/>
-        </w:rPr>
-        <w:t xml:space="preserve">, M., Luiten, A. &amp; Loyen, A. (submitted) Monitoring Physical Activity and Sedentary </w:t>
-      </w:r>
-      <w:proofErr w:type="spellStart"/>
-      <w:r>
-        <w:rPr>
-          <w:rFonts w:ascii="Verdana" w:eastAsia="MS-Mincho" w:hAnsi="Verdana"/>
-          <w:sz w:val="20"/>
-          <w:u w:color="0000FF"/>
-          <w:lang w:val="en-US"/>
-        </w:rPr>
-        <w:t>Behaviour</w:t>
-      </w:r>
-      <w:proofErr w:type="spellEnd"/>
-      <w:r>
-        <w:rPr>
-          <w:rFonts w:ascii="Verdana" w:eastAsia="MS-Mincho" w:hAnsi="Verdana"/>
-          <w:sz w:val="20"/>
-          <w:u w:color="0000FF"/>
-          <w:lang w:val="en-US"/>
-        </w:rPr>
-        <w:t xml:space="preserve"> in the General Population with Accelerometers: a </w:t>
+        <w:t xml:space="preserve">Lugtig, P., Hollander, E. de, Duijvestein, M., Luiten, A. &amp; Loyen, A. (submitted) Monitoring Physical Activity and Sedentary Behaviour in the General Population with Accelerometers: a </w:t>
       </w:r>
       <w:r>
         <w:rPr>
@@ -22521,43 +19506,7 @@
           <w:sz w:val="20"/>
           <w:lang w:val="en-US"/>
         </w:rPr>
-        <w:t xml:space="preserve">Lugtig, P. V. Toepoel, T. Emery, S. </w:t>
-      </w:r>
-      <w:proofErr w:type="spellStart"/>
-      <w:r>
-        <w:rPr>
-          <w:rFonts w:ascii="Verdana" w:hAnsi="Verdana"/>
-          <w:sz w:val="20"/>
-          <w:lang w:val="en-US"/>
-        </w:rPr>
-        <w:t>Cabaco</w:t>
-      </w:r>
-      <w:proofErr w:type="spellEnd"/>
-      <w:r>
-        <w:rPr>
-          <w:rFonts w:ascii="Verdana" w:hAnsi="Verdana"/>
-          <w:sz w:val="20"/>
-          <w:lang w:val="en-US"/>
-        </w:rPr>
-        <w:t xml:space="preserve">, D. </w:t>
-      </w:r>
-      <w:proofErr w:type="spellStart"/>
-      <w:r>
-        <w:rPr>
-          <w:rFonts w:ascii="Verdana" w:hAnsi="Verdana"/>
-          <w:sz w:val="20"/>
-          <w:lang w:val="en-US"/>
-        </w:rPr>
-        <w:t>Lueck</w:t>
-      </w:r>
-      <w:proofErr w:type="spellEnd"/>
-      <w:r>
-        <w:rPr>
-          <w:rFonts w:ascii="Verdana" w:hAnsi="Verdana"/>
-          <w:sz w:val="20"/>
-          <w:lang w:val="en-US"/>
-        </w:rPr>
-        <w:t>, A. Schumann, R. Naderi, M. Bujard (</w:t>
+        <w:t>Lugtig, P. V. Toepoel, T. Emery, S. Cabaco, D. Lueck, A. Schumann, R. Naderi, M. Bujard (</w:t>
       </w:r>
       <w:r>
         <w:rPr>
@@ -22901,31 +19850,9 @@
           <w:u w:color="0000FF"/>
           <w:lang w:val="en-US"/>
         </w:rPr>
-        <w:t xml:space="preserve">.0) [Data set]. </w:t>
-      </w:r>
-      <w:proofErr w:type="spellStart"/>
-      <w:r>
-        <w:rPr>
-          <w:rFonts w:ascii="Verdana" w:eastAsia="MS-Mincho" w:hAnsi="Verdana"/>
-          <w:bCs/>
-          <w:sz w:val="20"/>
-          <w:u w:color="0000FF"/>
-          <w:lang w:val="en-US"/>
-        </w:rPr>
-        <w:t>Zenodo</w:t>
-      </w:r>
-      <w:proofErr w:type="spellEnd"/>
-      <w:r>
-        <w:rPr>
-          <w:rFonts w:ascii="Verdana" w:eastAsia="MS-Mincho" w:hAnsi="Verdana"/>
-          <w:bCs/>
-          <w:sz w:val="20"/>
-          <w:u w:color="0000FF"/>
-          <w:lang w:val="en-US"/>
-        </w:rPr>
-        <w:t xml:space="preserve">. </w:t>
-      </w:r>
-      <w:hyperlink r:id="rId117" w:tgtFrame="_blank" w:history="1">
+        <w:t xml:space="preserve">.0) [Data set]. Zenodo. </w:t>
+      </w:r>
+      <w:hyperlink r:id="rId119" w:tgtFrame="_blank" w:history="1">
         <w:r>
           <w:rPr>
             <w:rStyle w:val="Hyperlink"/>
@@ -22981,31 +19908,9 @@
           <w:u w:color="0000FF"/>
           <w:lang w:val="en-US"/>
         </w:rPr>
-        <w:t xml:space="preserve">, &amp; Lugtig, P. (2021). List of Citizen Science Projects in the Netherlands (Version v2021.4.29) [Data set]. </w:t>
-      </w:r>
-      <w:proofErr w:type="spellStart"/>
-      <w:r>
-        <w:rPr>
-          <w:rFonts w:ascii="Verdana" w:eastAsia="MS-Mincho" w:hAnsi="Verdana"/>
-          <w:bCs/>
-          <w:sz w:val="20"/>
-          <w:u w:color="0000FF"/>
-          <w:lang w:val="en-US"/>
-        </w:rPr>
-        <w:t>Zenodo</w:t>
-      </w:r>
-      <w:proofErr w:type="spellEnd"/>
-      <w:r>
-        <w:rPr>
-          <w:rFonts w:ascii="Verdana" w:eastAsia="MS-Mincho" w:hAnsi="Verdana"/>
-          <w:bCs/>
-          <w:sz w:val="20"/>
-          <w:u w:color="0000FF"/>
-          <w:lang w:val="en-US"/>
-        </w:rPr>
-        <w:t xml:space="preserve">. </w:t>
-      </w:r>
-      <w:hyperlink r:id="rId118" w:history="1">
+        <w:t xml:space="preserve">, &amp; Lugtig, P. (2021). List of Citizen Science Projects in the Netherlands (Version v2021.4.29) [Data set]. Zenodo. </w:t>
+      </w:r>
+      <w:hyperlink r:id="rId120" w:history="1">
         <w:r>
           <w:rPr>
             <w:rStyle w:val="Hyperlink"/>
@@ -23039,29 +19944,9 @@
           <w:u w:color="0000FF"/>
           <w:lang w:val="en-US"/>
         </w:rPr>
-        <w:t xml:space="preserve">2018 – </w:t>
-      </w:r>
-      <w:proofErr w:type="spellStart"/>
-      <w:r>
-        <w:rPr>
-          <w:rFonts w:ascii="Verdana" w:eastAsia="MS-Mincho" w:hAnsi="Verdana"/>
-          <w:sz w:val="20"/>
-          <w:u w:color="0000FF"/>
-          <w:lang w:val="en-US"/>
-        </w:rPr>
-        <w:t>Sobrado</w:t>
-      </w:r>
-      <w:proofErr w:type="spellEnd"/>
-      <w:r>
-        <w:rPr>
-          <w:rFonts w:ascii="Verdana" w:eastAsia="MS-Mincho" w:hAnsi="Verdana"/>
-          <w:sz w:val="20"/>
-          <w:u w:color="0000FF"/>
-          <w:lang w:val="en-US"/>
-        </w:rPr>
-        <w:t xml:space="preserve">, B. and Lugtig, P. (2018) A shiny app for visualizing GPS measurements. </w:t>
-      </w:r>
-      <w:hyperlink r:id="rId119" w:history="1">
+        <w:t xml:space="preserve">2018 – Sobrado, B. and Lugtig, P. (2018) A shiny app for visualizing GPS measurements. </w:t>
+      </w:r>
+      <w:hyperlink r:id="rId121" w:history="1">
         <w:r>
           <w:rPr>
             <w:rStyle w:val="Hyperlink"/>
@@ -23104,29 +19989,9 @@
           <w:u w:color="0000FF"/>
           <w:lang w:val="en-US"/>
         </w:rPr>
-        <w:t xml:space="preserve">2016 – Schouten, R.M., Vink, G. and Lugtig, P. (2016) </w:t>
-      </w:r>
-      <w:proofErr w:type="spellStart"/>
-      <w:r>
-        <w:rPr>
-          <w:rFonts w:ascii="Verdana" w:eastAsia="MS-Mincho" w:hAnsi="Verdana"/>
-          <w:sz w:val="20"/>
-          <w:u w:color="0000FF"/>
-          <w:lang w:val="en-US"/>
-        </w:rPr>
-        <w:t>Ampute</w:t>
-      </w:r>
-      <w:proofErr w:type="spellEnd"/>
-      <w:r>
-        <w:rPr>
-          <w:rFonts w:ascii="Verdana" w:eastAsia="MS-Mincho" w:hAnsi="Verdana"/>
-          <w:sz w:val="20"/>
-          <w:u w:color="0000FF"/>
-          <w:lang w:val="en-US"/>
-        </w:rPr>
-        <w:t xml:space="preserve">: generate missing data for simulation purposes. Software. </w:t>
-      </w:r>
-      <w:hyperlink r:id="rId120" w:history="1">
+        <w:t xml:space="preserve">2016 – Schouten, R.M., Vink, G. and Lugtig, P. (2016) Ampute: generate missing data for simulation purposes. Software. </w:t>
+      </w:r>
+      <w:hyperlink r:id="rId122" w:history="1">
         <w:r>
           <w:rPr>
             <w:rStyle w:val="Hyperlink"/>
@@ -23367,6 +20232,7 @@
           <w:u w:color="0000FF"/>
           <w:lang w:val="en-US"/>
         </w:rPr>
+        <w:lastRenderedPageBreak/>
         <w:t xml:space="preserve">Invited talk at </w:t>
       </w:r>
       <w:r>
@@ -23394,68 +20260,166 @@
           <w:u w:color="0000FF"/>
           <w:lang w:val="en-US"/>
         </w:rPr>
-        <w:t xml:space="preserve">Talk: The relation between nonresponse rates and nonresponse bias: an update and extension of Groves and Peytcheva (2008). 26-27 September 2022, </w:t>
-      </w:r>
-      <w:proofErr w:type="spellStart"/>
-      <w:r>
-        <w:rPr>
-          <w:rFonts w:ascii="Verdana" w:eastAsia="MS-Mincho" w:hAnsi="Verdana"/>
-          <w:sz w:val="20"/>
-          <w:u w:color="0000FF"/>
-          <w:lang w:val="en-US"/>
-        </w:rPr>
-        <w:t>Stora</w:t>
-      </w:r>
-      <w:proofErr w:type="spellEnd"/>
-      <w:r>
-        <w:rPr>
-          <w:rFonts w:ascii="Verdana" w:eastAsia="MS-Mincho" w:hAnsi="Verdana"/>
-          <w:sz w:val="20"/>
-          <w:u w:color="0000FF"/>
-          <w:lang w:val="en-US"/>
-        </w:rPr>
-        <w:t xml:space="preserve"> </w:t>
-      </w:r>
-      <w:proofErr w:type="spellStart"/>
-      <w:r>
-        <w:rPr>
-          <w:rFonts w:ascii="Verdana" w:eastAsia="MS-Mincho" w:hAnsi="Verdana"/>
-          <w:sz w:val="20"/>
-          <w:u w:color="0000FF"/>
-          <w:lang w:val="en-US"/>
-        </w:rPr>
-        <w:t>Brannbo</w:t>
-      </w:r>
-      <w:proofErr w:type="spellEnd"/>
-      <w:r>
-        <w:rPr>
-          <w:rFonts w:ascii="Verdana" w:eastAsia="MS-Mincho" w:hAnsi="Verdana"/>
-          <w:sz w:val="20"/>
-          <w:u w:color="0000FF"/>
-          <w:lang w:val="en-US"/>
-        </w:rPr>
-        <w:t xml:space="preserve">, </w:t>
-      </w:r>
-      <w:proofErr w:type="spellStart"/>
-      <w:r>
-        <w:rPr>
-          <w:rFonts w:ascii="Verdana" w:eastAsia="MS-Mincho" w:hAnsi="Verdana"/>
-          <w:sz w:val="20"/>
-          <w:u w:color="0000FF"/>
-          <w:lang w:val="en-US"/>
-        </w:rPr>
-        <w:t>Sigtuna</w:t>
-      </w:r>
-      <w:proofErr w:type="spellEnd"/>
-      <w:r>
-        <w:rPr>
-          <w:rFonts w:ascii="Verdana" w:eastAsia="MS-Mincho" w:hAnsi="Verdana"/>
+        <w:t>Talk: The relation between nonresponse rates and nonresponse bias: an update and extension of Groves and Peytcheva (2008). 26-27 September 2022, Stora Brannbo, Sigtuna.</w:t>
+      </w:r>
+    </w:p>
+    <w:p>
+      <w:pPr>
+        <w:widowControl w:val="0"/>
+        <w:autoSpaceDE w:val="0"/>
+        <w:autoSpaceDN w:val="0"/>
+        <w:adjustRightInd w:val="0"/>
+        <w:ind w:hanging="284"/>
+        <w:rPr>
+          <w:rFonts w:ascii="Verdana" w:eastAsia="MS-Mincho" w:hAnsi="Verdana"/>
+          <w:bCs/>
+          <w:iCs/>
+          <w:sz w:val="20"/>
+          <w:u w:color="0000FF"/>
+          <w:lang w:val="en-US"/>
+        </w:rPr>
+      </w:pPr>
+      <w:r>
+        <w:rPr>
+          <w:rFonts w:ascii="Verdana" w:eastAsia="MS-Mincho" w:hAnsi="Verdana"/>
+          <w:bCs/>
+          <w:iCs/>
+          <w:sz w:val="20"/>
+          <w:u w:color="0000FF"/>
+          <w:lang w:val="en-US"/>
+        </w:rPr>
+        <w:t>Keynote at Dutch Platform for Survey Research ‘Innovation day’. 8 December 2021.</w:t>
+      </w:r>
+    </w:p>
+    <w:p>
+      <w:pPr>
+        <w:widowControl w:val="0"/>
+        <w:autoSpaceDE w:val="0"/>
+        <w:autoSpaceDN w:val="0"/>
+        <w:adjustRightInd w:val="0"/>
+        <w:ind w:hanging="284"/>
+        <w:rPr>
+          <w:rFonts w:ascii="Verdana" w:eastAsia="MS-Mincho" w:hAnsi="Verdana"/>
+          <w:bCs/>
+          <w:iCs/>
+          <w:sz w:val="20"/>
+          <w:u w:color="0000FF"/>
+          <w:lang w:val="en-US"/>
+        </w:rPr>
+      </w:pPr>
+      <w:r>
+        <w:rPr>
+          <w:rFonts w:ascii="Verdana" w:eastAsia="MS-Mincho" w:hAnsi="Verdana"/>
+          <w:bCs/>
+          <w:iCs/>
+          <w:sz w:val="20"/>
+          <w:u w:color="0000FF"/>
+          <w:lang w:val="en-US"/>
+        </w:rPr>
+        <w:t xml:space="preserve">Invited talk at the statistics seminar series at </w:t>
+      </w:r>
+      <w:r>
+        <w:rPr>
+          <w:rFonts w:eastAsia="MS-Mincho"/>
+          <w:bCs/>
+          <w:iCs/>
+          <w:sz w:val="20"/>
+          <w:u w:color="0000FF"/>
+          <w:lang w:val="en-US"/>
+        </w:rPr>
+        <w:t>Ö</w:t>
+      </w:r>
+      <w:r>
+        <w:rPr>
+          <w:rFonts w:ascii="Verdana" w:eastAsia="MS-Mincho" w:hAnsi="Verdana"/>
+          <w:bCs/>
+          <w:iCs/>
+          <w:sz w:val="20"/>
+          <w:u w:color="0000FF"/>
+          <w:lang w:val="en-US"/>
+        </w:rPr>
+        <w:t xml:space="preserve">rebro University. </w:t>
+      </w:r>
+      <w:r>
+        <w:rPr>
+          <w:rFonts w:ascii="Verdana" w:eastAsia="MS-Mincho" w:hAnsi="Verdana"/>
+          <w:bCs/>
+          <w:sz w:val="20"/>
+          <w:u w:color="0000FF"/>
+          <w:lang w:val="en-US"/>
+        </w:rPr>
+        <w:t>Talk ‘</w:t>
+      </w:r>
+      <w:r>
+        <w:rPr>
+          <w:rFonts w:ascii="Verdana" w:eastAsia="MS-Mincho" w:hAnsi="Verdana"/>
+          <w:bCs/>
+          <w:sz w:val="20"/>
+          <w:u w:color="0000FF"/>
+          <w:lang w:val="en-US"/>
+        </w:rPr>
+        <w:t>I</w:t>
+      </w:r>
+      <w:r>
+        <w:rPr>
+          <w:rFonts w:ascii="Verdana" w:eastAsia="MS-Mincho" w:hAnsi="Verdana"/>
+          <w:bCs/>
+          <w:sz w:val="20"/>
+          <w:u w:color="0000FF"/>
+          <w:lang w:val="en-US"/>
+        </w:rPr>
+        <w:t>mproving social data with smartphone data collection</w:t>
+      </w:r>
+      <w:r>
+        <w:rPr>
+          <w:rFonts w:ascii="Verdana" w:eastAsia="MS-Mincho" w:hAnsi="Verdana"/>
+          <w:bCs/>
+          <w:sz w:val="20"/>
+          <w:u w:color="0000FF"/>
+          <w:lang w:val="en-US"/>
+        </w:rPr>
+        <w:t>’</w:t>
+      </w:r>
+      <w:r>
+        <w:rPr>
+          <w:rFonts w:ascii="Verdana" w:eastAsia="MS-Mincho" w:hAnsi="Verdana"/>
+          <w:bCs/>
           <w:sz w:val="20"/>
           <w:u w:color="0000FF"/>
           <w:lang w:val="en-US"/>
         </w:rPr>
         <w:t>.</w:t>
       </w:r>
+      <w:r>
+        <w:rPr>
+          <w:rFonts w:ascii="Verdana" w:eastAsia="MS-Mincho" w:hAnsi="Verdana"/>
+          <w:bCs/>
+          <w:sz w:val="20"/>
+          <w:u w:color="0000FF"/>
+          <w:lang w:val="en-US"/>
+        </w:rPr>
+        <w:t xml:space="preserve"> 14 November 2</w:t>
+      </w:r>
+      <w:r>
+        <w:rPr>
+          <w:rFonts w:ascii="Verdana" w:eastAsia="MS-Mincho" w:hAnsi="Verdana"/>
+          <w:bCs/>
+          <w:sz w:val="20"/>
+          <w:u w:color="0000FF"/>
+          <w:lang w:val="en-US"/>
+        </w:rPr>
+        <w:t>0</w:t>
+      </w:r>
+      <w:r>
+        <w:rPr>
+          <w:rFonts w:ascii="Verdana" w:eastAsia="MS-Mincho" w:hAnsi="Verdana"/>
+          <w:bCs/>
+          <w:sz w:val="20"/>
+          <w:u w:color="0000FF"/>
+          <w:lang w:val="en-US"/>
+        </w:rPr>
+        <w:t>21</w:t>
+      </w:r>
     </w:p>
     <w:p>
       <w:pPr>
@@ -23482,180 +20446,9 @@
           <w:u w:color="0000FF"/>
           <w:lang w:val="en-US"/>
         </w:rPr>
-        <w:t>Keynote at Dutch Platform for Survey Research ‘Innovation day’. 8 December 2021.</w:t>
-      </w:r>
-    </w:p>
-    <w:p>
-      <w:pPr>
-        <w:widowControl w:val="0"/>
-        <w:autoSpaceDE w:val="0"/>
-        <w:autoSpaceDN w:val="0"/>
-        <w:adjustRightInd w:val="0"/>
-        <w:ind w:hanging="284"/>
-        <w:rPr>
-          <w:rFonts w:ascii="Verdana" w:eastAsia="MS-Mincho" w:hAnsi="Verdana"/>
-          <w:bCs/>
-          <w:iCs/>
-          <w:sz w:val="20"/>
-          <w:u w:color="0000FF"/>
-          <w:lang w:val="en-US"/>
-        </w:rPr>
-      </w:pPr>
-      <w:r>
-        <w:rPr>
-          <w:rFonts w:ascii="Verdana" w:eastAsia="MS-Mincho" w:hAnsi="Verdana"/>
-          <w:bCs/>
-          <w:iCs/>
-          <w:sz w:val="20"/>
-          <w:u w:color="0000FF"/>
-          <w:lang w:val="en-US"/>
-        </w:rPr>
-        <w:t xml:space="preserve">Invited talk at the statistics seminar series at </w:t>
-      </w:r>
-      <w:proofErr w:type="spellStart"/>
-      <w:r>
-        <w:rPr>
-          <w:rFonts w:eastAsia="MS-Mincho"/>
-          <w:bCs/>
-          <w:iCs/>
-          <w:sz w:val="20"/>
-          <w:u w:color="0000FF"/>
-          <w:lang w:val="en-US"/>
-        </w:rPr>
-        <w:t>Ö</w:t>
-      </w:r>
-      <w:r>
-        <w:rPr>
-          <w:rFonts w:ascii="Verdana" w:eastAsia="MS-Mincho" w:hAnsi="Verdana"/>
-          <w:bCs/>
-          <w:iCs/>
-          <w:sz w:val="20"/>
-          <w:u w:color="0000FF"/>
-          <w:lang w:val="en-US"/>
-        </w:rPr>
-        <w:t>rebro</w:t>
-      </w:r>
-      <w:proofErr w:type="spellEnd"/>
-      <w:r>
-        <w:rPr>
-          <w:rFonts w:ascii="Verdana" w:eastAsia="MS-Mincho" w:hAnsi="Verdana"/>
-          <w:bCs/>
-          <w:iCs/>
-          <w:sz w:val="20"/>
-          <w:u w:color="0000FF"/>
-          <w:lang w:val="en-US"/>
-        </w:rPr>
-        <w:t xml:space="preserve"> University. </w:t>
-      </w:r>
-      <w:r>
-        <w:rPr>
-          <w:rFonts w:ascii="Verdana" w:eastAsia="MS-Mincho" w:hAnsi="Verdana"/>
-          <w:bCs/>
-          <w:sz w:val="20"/>
-          <w:u w:color="0000FF"/>
-          <w:lang w:val="en-US"/>
-        </w:rPr>
-        <w:t>Talk ‘</w:t>
-      </w:r>
-      <w:r>
-        <w:rPr>
-          <w:rFonts w:ascii="Verdana" w:eastAsia="MS-Mincho" w:hAnsi="Verdana"/>
-          <w:bCs/>
-          <w:sz w:val="20"/>
-          <w:u w:color="0000FF"/>
-          <w:lang w:val="en-US"/>
-        </w:rPr>
-        <w:t>I</w:t>
-      </w:r>
-      <w:r>
-        <w:rPr>
-          <w:rFonts w:ascii="Verdana" w:eastAsia="MS-Mincho" w:hAnsi="Verdana"/>
-          <w:bCs/>
-          <w:sz w:val="20"/>
-          <w:u w:color="0000FF"/>
-          <w:lang w:val="en-US"/>
-        </w:rPr>
-        <w:t>mproving social data with smartphone data collection</w:t>
-      </w:r>
-      <w:r>
-        <w:rPr>
-          <w:rFonts w:ascii="Verdana" w:eastAsia="MS-Mincho" w:hAnsi="Verdana"/>
-          <w:bCs/>
-          <w:sz w:val="20"/>
-          <w:u w:color="0000FF"/>
-          <w:lang w:val="en-US"/>
-        </w:rPr>
-        <w:t>’</w:t>
-      </w:r>
-      <w:r>
-        <w:rPr>
-          <w:rFonts w:ascii="Verdana" w:eastAsia="MS-Mincho" w:hAnsi="Verdana"/>
-          <w:bCs/>
-          <w:sz w:val="20"/>
-          <w:u w:color="0000FF"/>
-          <w:lang w:val="en-US"/>
-        </w:rPr>
-        <w:t>.</w:t>
-      </w:r>
-      <w:r>
-        <w:rPr>
-          <w:rFonts w:ascii="Verdana" w:eastAsia="MS-Mincho" w:hAnsi="Verdana"/>
-          <w:bCs/>
-          <w:sz w:val="20"/>
-          <w:u w:color="0000FF"/>
-          <w:lang w:val="en-US"/>
-        </w:rPr>
-        <w:t xml:space="preserve"> 14 November 2</w:t>
-      </w:r>
-      <w:r>
-        <w:rPr>
-          <w:rFonts w:ascii="Verdana" w:eastAsia="MS-Mincho" w:hAnsi="Verdana"/>
-          <w:bCs/>
-          <w:sz w:val="20"/>
-          <w:u w:color="0000FF"/>
-          <w:lang w:val="en-US"/>
-        </w:rPr>
-        <w:t>0</w:t>
-      </w:r>
-      <w:r>
-        <w:rPr>
-          <w:rFonts w:ascii="Verdana" w:eastAsia="MS-Mincho" w:hAnsi="Verdana"/>
-          <w:bCs/>
-          <w:sz w:val="20"/>
-          <w:u w:color="0000FF"/>
-          <w:lang w:val="en-US"/>
-        </w:rPr>
-        <w:t>21</w:t>
-      </w:r>
-    </w:p>
-    <w:p>
-      <w:pPr>
-        <w:widowControl w:val="0"/>
-        <w:autoSpaceDE w:val="0"/>
-        <w:autoSpaceDN w:val="0"/>
-        <w:adjustRightInd w:val="0"/>
-        <w:ind w:hanging="284"/>
-        <w:rPr>
-          <w:rFonts w:ascii="Verdana" w:eastAsia="MS-Mincho" w:hAnsi="Verdana"/>
-          <w:bCs/>
-          <w:iCs/>
-          <w:sz w:val="20"/>
-          <w:u w:color="0000FF"/>
-          <w:lang w:val="en-US"/>
-        </w:rPr>
-      </w:pPr>
-      <w:r>
-        <w:rPr>
-          <w:rFonts w:ascii="Verdana" w:eastAsia="MS-Mincho" w:hAnsi="Verdana"/>
-          <w:bCs/>
-          <w:iCs/>
-          <w:sz w:val="20"/>
-          <w:u w:color="0000FF"/>
-          <w:lang w:val="en-US"/>
-        </w:rPr>
         <w:t xml:space="preserve">Podcast for the European Survey Research Association on ‘Polling’ (with Patrick Sturgis ad Courtney Kennedy). </w:t>
       </w:r>
-      <w:hyperlink r:id="rId121" w:history="1">
+      <w:hyperlink r:id="rId123" w:history="1">
         <w:r>
           <w:rPr>
             <w:rStyle w:val="Hyperlink"/>
@@ -23773,7 +20566,7 @@
         </w:rPr>
         <w:t xml:space="preserve"> </w:t>
       </w:r>
-      <w:hyperlink r:id="rId122" w:history="1">
+      <w:hyperlink r:id="rId124" w:history="1">
         <w:r>
           <w:rPr>
             <w:rStyle w:val="Hyperlink"/>
@@ -23885,18 +20678,7 @@
           <w:u w:color="0000FF"/>
           <w:lang w:val="en-US"/>
         </w:rPr>
-        <w:t xml:space="preserve">City University and </w:t>
-      </w:r>
-      <w:proofErr w:type="spellStart"/>
-      <w:r>
-        <w:rPr>
-          <w:rFonts w:ascii="Verdana" w:eastAsia="MS-Mincho" w:hAnsi="Verdana"/>
-          <w:bCs/>
-          <w:sz w:val="20"/>
-          <w:u w:color="0000FF"/>
-          <w:lang w:val="en-US"/>
-        </w:rPr>
-        <w:t>Nat</w:t>
+        <w:t>City University and Nat</w:t>
       </w:r>
       <w:r>
         <w:rPr>
@@ -23916,18 +20698,7 @@
           <w:u w:color="0000FF"/>
           <w:lang w:val="en-US"/>
         </w:rPr>
-        <w:t>en</w:t>
-      </w:r>
-      <w:proofErr w:type="spellEnd"/>
-      <w:r>
-        <w:rPr>
-          <w:rFonts w:ascii="Verdana" w:eastAsia="MS-Mincho" w:hAnsi="Verdana"/>
-          <w:bCs/>
-          <w:sz w:val="20"/>
-          <w:u w:color="0000FF"/>
-          <w:lang w:val="en-US"/>
-        </w:rPr>
-        <w:t xml:space="preserve"> seminar series on survey methodology. Talk on ‘using apps for data collection’. 25 June 2020, London.</w:t>
+        <w:t>en seminar series on survey methodology. Talk on ‘using apps for data collection’. 25 June 2020, London.</w:t>
       </w:r>
       <w:r>
         <w:rPr>
@@ -23939,7 +20710,7 @@
         </w:rPr>
         <w:t xml:space="preserve"> </w:t>
       </w:r>
-      <w:hyperlink r:id="rId123" w:history="1">
+      <w:hyperlink r:id="rId125" w:history="1">
         <w:r>
           <w:rPr>
             <w:rStyle w:val="Hyperlink"/>
@@ -24772,25 +21543,14 @@
           <w:lang w:val="en-US"/>
         </w:rPr>
       </w:pPr>
-      <w:proofErr w:type="spellStart"/>
-      <w:r>
-        <w:rPr>
-          <w:rFonts w:ascii="Verdana" w:eastAsia="MS-Mincho" w:hAnsi="Verdana"/>
-          <w:sz w:val="20"/>
-          <w:u w:color="0000FF"/>
-          <w:lang w:val="en-US"/>
-        </w:rPr>
-        <w:t>CentERdata</w:t>
-      </w:r>
-      <w:proofErr w:type="spellEnd"/>
-      <w:r>
-        <w:rPr>
-          <w:rFonts w:ascii="Verdana" w:eastAsia="MS-Mincho" w:hAnsi="Verdana"/>
-          <w:sz w:val="20"/>
-          <w:u w:color="0000FF"/>
-          <w:lang w:val="en-US"/>
-        </w:rPr>
-        <w:t>, Tilburg University, ‘Dependent Interviewing’</w:t>
+      <w:r>
+        <w:rPr>
+          <w:rFonts w:ascii="Verdana" w:eastAsia="MS-Mincho" w:hAnsi="Verdana"/>
+          <w:sz w:val="20"/>
+          <w:u w:color="0000FF"/>
+          <w:lang w:val="en-US"/>
+        </w:rPr>
+        <w:t>CentERdata, Tilburg University, ‘Dependent Interviewing’</w:t>
       </w:r>
       <w:r>
         <w:rPr>
@@ -25048,36 +21808,108 @@
           <w:sz w:val="20"/>
           <w:lang w:val="en-US"/>
         </w:rPr>
-        <w:t>eaching qualification (</w:t>
-      </w:r>
-      <w:proofErr w:type="spellStart"/>
-      <w:r>
-        <w:rPr>
-          <w:rFonts w:ascii="Verdana" w:eastAsia="MS-Mincho" w:hAnsi="Verdana"/>
-          <w:sz w:val="20"/>
-          <w:lang w:val="en-US"/>
-        </w:rPr>
-        <w:t>Basiskwalificatie</w:t>
-      </w:r>
-      <w:proofErr w:type="spellEnd"/>
-      <w:r>
-        <w:rPr>
-          <w:rFonts w:ascii="Verdana" w:eastAsia="MS-Mincho" w:hAnsi="Verdana"/>
-          <w:sz w:val="20"/>
-          <w:lang w:val="en-US"/>
-        </w:rPr>
-        <w:t xml:space="preserve"> </w:t>
-      </w:r>
-      <w:proofErr w:type="spellStart"/>
-      <w:r>
-        <w:rPr>
-          <w:rFonts w:ascii="Verdana" w:eastAsia="MS-Mincho" w:hAnsi="Verdana"/>
-          <w:sz w:val="20"/>
-          <w:lang w:val="en-US"/>
-        </w:rPr>
-        <w:t>Onderwijs</w:t>
-      </w:r>
-      <w:proofErr w:type="spellEnd"/>
+        <w:t>eaching qualification (Basiskwalificatie Onderwijs)</w:t>
+      </w:r>
+      <w:r>
+        <w:rPr>
+          <w:rFonts w:ascii="Verdana" w:eastAsia="MS-Mincho" w:hAnsi="Verdana"/>
+          <w:sz w:val="20"/>
+          <w:lang w:val="en-US"/>
+        </w:rPr>
+        <w:t xml:space="preserve"> obtained </w:t>
+      </w:r>
+      <w:r>
+        <w:rPr>
+          <w:rFonts w:ascii="Verdana" w:eastAsia="MS-Mincho" w:hAnsi="Verdana"/>
+          <w:sz w:val="20"/>
+          <w:lang w:val="en-US"/>
+        </w:rPr>
+        <w:t>in 2008.</w:t>
+      </w:r>
+    </w:p>
+    <w:p>
+      <w:pPr>
+        <w:widowControl w:val="0"/>
+        <w:autoSpaceDE w:val="0"/>
+        <w:autoSpaceDN w:val="0"/>
+        <w:adjustRightInd w:val="0"/>
+        <w:ind w:hanging="284"/>
+        <w:rPr>
+          <w:rFonts w:ascii="Verdana" w:eastAsia="MS-Mincho" w:hAnsi="Verdana"/>
+          <w:sz w:val="20"/>
+          <w:lang w:val="en-US"/>
+        </w:rPr>
+      </w:pPr>
+      <w:r>
+        <w:rPr>
+          <w:rFonts w:ascii="Verdana" w:eastAsia="MS-Mincho" w:hAnsi="Verdana"/>
+          <w:sz w:val="20"/>
+          <w:lang w:val="en-US"/>
+        </w:rPr>
+        <w:t xml:space="preserve">Senior Research qualification (Senior </w:t>
+      </w:r>
+      <w:r>
+        <w:rPr>
+          <w:rFonts w:ascii="Verdana" w:eastAsia="MS-Mincho" w:hAnsi="Verdana"/>
+          <w:sz w:val="20"/>
+          <w:lang w:val="en-US"/>
+        </w:rPr>
+        <w:t>K</w:t>
+      </w:r>
+      <w:r>
+        <w:rPr>
+          <w:rFonts w:ascii="Verdana" w:eastAsia="MS-Mincho" w:hAnsi="Verdana"/>
+          <w:sz w:val="20"/>
+          <w:lang w:val="en-US"/>
+        </w:rPr>
+        <w:t>walificatie Onderzoek) obtained in 2019.</w:t>
+      </w:r>
+    </w:p>
+    <w:p>
+      <w:pPr>
+        <w:widowControl w:val="0"/>
+        <w:autoSpaceDE w:val="0"/>
+        <w:autoSpaceDN w:val="0"/>
+        <w:adjustRightInd w:val="0"/>
+        <w:ind w:hanging="284"/>
+        <w:rPr>
+          <w:rFonts w:ascii="Verdana" w:eastAsia="MS-Mincho" w:hAnsi="Verdana"/>
+          <w:sz w:val="20"/>
+          <w:lang w:val="en-US"/>
+        </w:rPr>
+      </w:pPr>
+      <w:r>
+        <w:rPr>
+          <w:rFonts w:ascii="Verdana" w:eastAsia="MS-Mincho" w:hAnsi="Verdana"/>
+          <w:sz w:val="20"/>
+          <w:lang w:val="en-US"/>
+        </w:rPr>
+        <w:t xml:space="preserve">Senior </w:t>
+      </w:r>
+      <w:r>
+        <w:rPr>
+          <w:rFonts w:ascii="Verdana" w:eastAsia="MS-Mincho" w:hAnsi="Verdana"/>
+          <w:sz w:val="20"/>
+          <w:lang w:val="en-US"/>
+        </w:rPr>
+        <w:t>T</w:t>
+      </w:r>
+      <w:r>
+        <w:rPr>
+          <w:rFonts w:ascii="Verdana" w:eastAsia="MS-Mincho" w:hAnsi="Verdana"/>
+          <w:sz w:val="20"/>
+          <w:lang w:val="en-US"/>
+        </w:rPr>
+        <w:t>eaching qualification (Senior Kwalificatie Onder</w:t>
+      </w:r>
+      <w:r>
+        <w:rPr>
+          <w:rFonts w:ascii="Verdana" w:eastAsia="MS-Mincho" w:hAnsi="Verdana"/>
+          <w:sz w:val="20"/>
+          <w:lang w:val="en-US"/>
+        </w:rPr>
+        <w:t>wijs</w:t>
+      </w:r>
       <w:r>
         <w:rPr>
           <w:rFonts w:ascii="Verdana" w:eastAsia="MS-Mincho" w:hAnsi="Verdana"/>
@@ -25092,170 +21924,6 @@
           <w:sz w:val="20"/>
           <w:lang w:val="en-US"/>
         </w:rPr>
-        <w:t xml:space="preserve"> obtained </w:t>
-      </w:r>
-      <w:r>
-        <w:rPr>
-          <w:rFonts w:ascii="Verdana" w:eastAsia="MS-Mincho" w:hAnsi="Verdana"/>
-          <w:sz w:val="20"/>
-          <w:lang w:val="en-US"/>
-        </w:rPr>
-        <w:t>in 2008.</w:t>
-      </w:r>
-    </w:p>
-    <w:p>
-      <w:pPr>
-        <w:widowControl w:val="0"/>
-        <w:autoSpaceDE w:val="0"/>
-        <w:autoSpaceDN w:val="0"/>
-        <w:adjustRightInd w:val="0"/>
-        <w:ind w:hanging="284"/>
-        <w:rPr>
-          <w:rFonts w:ascii="Verdana" w:eastAsia="MS-Mincho" w:hAnsi="Verdana"/>
-          <w:sz w:val="20"/>
-          <w:lang w:val="en-US"/>
-        </w:rPr>
-      </w:pPr>
-      <w:r>
-        <w:rPr>
-          <w:rFonts w:ascii="Verdana" w:eastAsia="MS-Mincho" w:hAnsi="Verdana"/>
-          <w:sz w:val="20"/>
-          <w:lang w:val="en-US"/>
-        </w:rPr>
-        <w:t xml:space="preserve">Senior Research qualification (Senior </w:t>
-      </w:r>
-      <w:proofErr w:type="spellStart"/>
-      <w:r>
-        <w:rPr>
-          <w:rFonts w:ascii="Verdana" w:eastAsia="MS-Mincho" w:hAnsi="Verdana"/>
-          <w:sz w:val="20"/>
-          <w:lang w:val="en-US"/>
-        </w:rPr>
-        <w:t>K</w:t>
-      </w:r>
-      <w:r>
-        <w:rPr>
-          <w:rFonts w:ascii="Verdana" w:eastAsia="MS-Mincho" w:hAnsi="Verdana"/>
-          <w:sz w:val="20"/>
-          <w:lang w:val="en-US"/>
-        </w:rPr>
-        <w:t>walificatie</w:t>
-      </w:r>
-      <w:proofErr w:type="spellEnd"/>
-      <w:r>
-        <w:rPr>
-          <w:rFonts w:ascii="Verdana" w:eastAsia="MS-Mincho" w:hAnsi="Verdana"/>
-          <w:sz w:val="20"/>
-          <w:lang w:val="en-US"/>
-        </w:rPr>
-        <w:t xml:space="preserve"> </w:t>
-      </w:r>
-      <w:proofErr w:type="spellStart"/>
-      <w:r>
-        <w:rPr>
-          <w:rFonts w:ascii="Verdana" w:eastAsia="MS-Mincho" w:hAnsi="Verdana"/>
-          <w:sz w:val="20"/>
-          <w:lang w:val="en-US"/>
-        </w:rPr>
-        <w:t>Onderzoek</w:t>
-      </w:r>
-      <w:proofErr w:type="spellEnd"/>
-      <w:r>
-        <w:rPr>
-          <w:rFonts w:ascii="Verdana" w:eastAsia="MS-Mincho" w:hAnsi="Verdana"/>
-          <w:sz w:val="20"/>
-          <w:lang w:val="en-US"/>
-        </w:rPr>
-        <w:t>) obtained in 2019.</w:t>
-      </w:r>
-    </w:p>
-    <w:p>
-      <w:pPr>
-        <w:widowControl w:val="0"/>
-        <w:autoSpaceDE w:val="0"/>
-        <w:autoSpaceDN w:val="0"/>
-        <w:adjustRightInd w:val="0"/>
-        <w:ind w:hanging="284"/>
-        <w:rPr>
-          <w:rFonts w:ascii="Verdana" w:eastAsia="MS-Mincho" w:hAnsi="Verdana"/>
-          <w:sz w:val="20"/>
-          <w:lang w:val="en-US"/>
-        </w:rPr>
-      </w:pPr>
-      <w:r>
-        <w:rPr>
-          <w:rFonts w:ascii="Verdana" w:eastAsia="MS-Mincho" w:hAnsi="Verdana"/>
-          <w:sz w:val="20"/>
-          <w:lang w:val="en-US"/>
-        </w:rPr>
-        <w:t xml:space="preserve">Senior </w:t>
-      </w:r>
-      <w:r>
-        <w:rPr>
-          <w:rFonts w:ascii="Verdana" w:eastAsia="MS-Mincho" w:hAnsi="Verdana"/>
-          <w:sz w:val="20"/>
-          <w:lang w:val="en-US"/>
-        </w:rPr>
-        <w:t>T</w:t>
-      </w:r>
-      <w:r>
-        <w:rPr>
-          <w:rFonts w:ascii="Verdana" w:eastAsia="MS-Mincho" w:hAnsi="Verdana"/>
-          <w:sz w:val="20"/>
-          <w:lang w:val="en-US"/>
-        </w:rPr>
-        <w:t xml:space="preserve">eaching qualification (Senior </w:t>
-      </w:r>
-      <w:proofErr w:type="spellStart"/>
-      <w:r>
-        <w:rPr>
-          <w:rFonts w:ascii="Verdana" w:eastAsia="MS-Mincho" w:hAnsi="Verdana"/>
-          <w:sz w:val="20"/>
-          <w:lang w:val="en-US"/>
-        </w:rPr>
-        <w:t>Kwalificatie</w:t>
-      </w:r>
-      <w:proofErr w:type="spellEnd"/>
-      <w:r>
-        <w:rPr>
-          <w:rFonts w:ascii="Verdana" w:eastAsia="MS-Mincho" w:hAnsi="Verdana"/>
-          <w:sz w:val="20"/>
-          <w:lang w:val="en-US"/>
-        </w:rPr>
-        <w:t xml:space="preserve"> </w:t>
-      </w:r>
-      <w:proofErr w:type="spellStart"/>
-      <w:r>
-        <w:rPr>
-          <w:rFonts w:ascii="Verdana" w:eastAsia="MS-Mincho" w:hAnsi="Verdana"/>
-          <w:sz w:val="20"/>
-          <w:lang w:val="en-US"/>
-        </w:rPr>
-        <w:t>Onder</w:t>
-      </w:r>
-      <w:r>
-        <w:rPr>
-          <w:rFonts w:ascii="Verdana" w:eastAsia="MS-Mincho" w:hAnsi="Verdana"/>
-          <w:sz w:val="20"/>
-          <w:lang w:val="en-US"/>
-        </w:rPr>
-        <w:t>wijs</w:t>
-      </w:r>
-      <w:proofErr w:type="spellEnd"/>
-      <w:r>
-        <w:rPr>
-          <w:rFonts w:ascii="Verdana" w:eastAsia="MS-Mincho" w:hAnsi="Verdana"/>
-          <w:sz w:val="20"/>
-          <w:lang w:val="en-US"/>
-        </w:rPr>
-        <w:t>)</w:t>
-      </w:r>
-      <w:r>
-        <w:rPr>
-          <w:rFonts w:ascii="Verdana" w:eastAsia="MS-Mincho" w:hAnsi="Verdana"/>
-          <w:sz w:val="20"/>
-          <w:lang w:val="en-US"/>
-        </w:rPr>
         <w:t xml:space="preserve"> obtained in 2023</w:t>
       </w:r>
       <w:r>
@@ -25332,25 +22000,7 @@
           <w:sz w:val="20"/>
           <w:lang w:val="en-US"/>
         </w:rPr>
-        <w:t xml:space="preserve">h.D. supervision, grant writing, </w:t>
-      </w:r>
-      <w:proofErr w:type="spellStart"/>
-      <w:r>
-        <w:rPr>
-          <w:rFonts w:ascii="Verdana" w:eastAsia="MS-Mincho" w:hAnsi="Verdana"/>
-          <w:sz w:val="20"/>
-          <w:lang w:val="en-US"/>
-        </w:rPr>
-        <w:t>honours</w:t>
-      </w:r>
-      <w:proofErr w:type="spellEnd"/>
-      <w:r>
-        <w:rPr>
-          <w:rFonts w:ascii="Verdana" w:eastAsia="MS-Mincho" w:hAnsi="Verdana"/>
-          <w:sz w:val="20"/>
-          <w:lang w:val="en-US"/>
-        </w:rPr>
-        <w:t xml:space="preserve"> teaching qualification.</w:t>
+        <w:t>h.D. supervision, grant writing, honours teaching qualification.</w:t>
       </w:r>
     </w:p>
     <w:p>
@@ -25402,25 +22052,7 @@
           <w:sz w:val="20"/>
           <w:lang w:val="en-US"/>
         </w:rPr>
-        <w:t xml:space="preserve">Educational leadership </w:t>
-      </w:r>
-      <w:proofErr w:type="spellStart"/>
-      <w:r>
-        <w:rPr>
-          <w:rFonts w:ascii="Verdana" w:eastAsia="MS-Mincho" w:hAnsi="Verdana"/>
-          <w:sz w:val="20"/>
-          <w:lang w:val="en-US"/>
-        </w:rPr>
-        <w:t>programme</w:t>
-      </w:r>
-      <w:proofErr w:type="spellEnd"/>
-      <w:r>
-        <w:rPr>
-          <w:rFonts w:ascii="Verdana" w:eastAsia="MS-Mincho" w:hAnsi="Verdana"/>
-          <w:sz w:val="20"/>
-          <w:lang w:val="en-US"/>
-        </w:rPr>
-        <w:t>, 2021-</w:t>
+        <w:t>Educational leadership programme, 2021-</w:t>
       </w:r>
       <w:r>
         <w:rPr>
@@ -25472,25 +22104,7 @@
           <w:sz w:val="20"/>
           <w:lang w:val="en-US"/>
         </w:rPr>
-        <w:t xml:space="preserve">University leadership </w:t>
-      </w:r>
-      <w:proofErr w:type="spellStart"/>
-      <w:r>
-        <w:rPr>
-          <w:rFonts w:ascii="Verdana" w:eastAsia="MS-Mincho" w:hAnsi="Verdana"/>
-          <w:sz w:val="20"/>
-          <w:lang w:val="en-US"/>
-        </w:rPr>
-        <w:t>programme</w:t>
-      </w:r>
-      <w:proofErr w:type="spellEnd"/>
-      <w:r>
-        <w:rPr>
-          <w:rFonts w:ascii="Verdana" w:eastAsia="MS-Mincho" w:hAnsi="Verdana"/>
-          <w:sz w:val="20"/>
-          <w:lang w:val="en-US"/>
-        </w:rPr>
-        <w:t>, 2023-2024</w:t>
+        <w:t>University leadership programme, 2023-2024</w:t>
       </w:r>
     </w:p>
     <w:p>
@@ -25991,23 +22605,13 @@
           <w:sz w:val="20"/>
         </w:rPr>
       </w:pPr>
-      <w:proofErr w:type="spellStart"/>
-      <w:r>
-        <w:rPr>
-          <w:rFonts w:ascii="Verdana" w:eastAsia="MS-Mincho" w:hAnsi="Verdana"/>
-          <w:sz w:val="20"/>
-        </w:rPr>
-        <w:t>Ph.D</w:t>
-      </w:r>
-      <w:proofErr w:type="spellEnd"/>
-      <w:r>
-        <w:rPr>
-          <w:rFonts w:ascii="Verdana" w:eastAsia="MS-Mincho" w:hAnsi="Verdana"/>
-          <w:sz w:val="20"/>
-        </w:rPr>
-        <w:t xml:space="preserve">. </w:t>
-      </w:r>
-      <w:proofErr w:type="spellStart"/>
+      <w:r>
+        <w:rPr>
+          <w:rFonts w:ascii="Verdana" w:eastAsia="MS-Mincho" w:hAnsi="Verdana"/>
+          <w:sz w:val="20"/>
+        </w:rPr>
+        <w:t xml:space="preserve">Ph.D. </w:t>
+      </w:r>
       <w:r>
         <w:rPr>
           <w:rFonts w:ascii="Verdana" w:eastAsia="MS-Mincho" w:hAnsi="Verdana"/>
@@ -26015,29 +22619,12 @@
         </w:rPr>
         <w:t>evaluation</w:t>
       </w:r>
-      <w:proofErr w:type="spellEnd"/>
-      <w:r>
-        <w:rPr>
-          <w:rFonts w:ascii="Verdana" w:eastAsia="MS-Mincho" w:hAnsi="Verdana"/>
-          <w:sz w:val="20"/>
-        </w:rPr>
-        <w:t xml:space="preserve"> </w:t>
-      </w:r>
-      <w:proofErr w:type="spellStart"/>
-      <w:r>
-        <w:rPr>
-          <w:rFonts w:ascii="Verdana" w:eastAsia="MS-Mincho" w:hAnsi="Verdana"/>
-          <w:sz w:val="20"/>
-        </w:rPr>
-        <w:t>committees</w:t>
-      </w:r>
-      <w:proofErr w:type="spellEnd"/>
-      <w:r>
-        <w:rPr>
-          <w:rFonts w:ascii="Verdana" w:eastAsia="MS-Mincho" w:hAnsi="Verdana"/>
-          <w:sz w:val="20"/>
-        </w:rPr>
-        <w:t>:</w:t>
+      <w:r>
+        <w:rPr>
+          <w:rFonts w:ascii="Verdana" w:eastAsia="MS-Mincho" w:hAnsi="Verdana"/>
+          <w:sz w:val="20"/>
+        </w:rPr>
+        <w:t xml:space="preserve"> committees:</w:t>
       </w:r>
     </w:p>
     <w:p>
@@ -26065,25 +22652,7 @@
           <w:sz w:val="20"/>
           <w:lang w:val="en-US"/>
         </w:rPr>
-        <w:t xml:space="preserve">Daan </w:t>
-      </w:r>
-      <w:proofErr w:type="spellStart"/>
-      <w:r>
-        <w:rPr>
-          <w:rFonts w:ascii="Verdana" w:eastAsia="MS-Mincho" w:hAnsi="Verdana"/>
-          <w:sz w:val="20"/>
-          <w:lang w:val="en-US"/>
-        </w:rPr>
-        <w:t>Zult</w:t>
-      </w:r>
-      <w:proofErr w:type="spellEnd"/>
-      <w:r>
-        <w:rPr>
-          <w:rFonts w:ascii="Verdana" w:eastAsia="MS-Mincho" w:hAnsi="Verdana"/>
-          <w:sz w:val="20"/>
-          <w:lang w:val="en-US"/>
-        </w:rPr>
-        <w:t>, Utrecht University, 2024</w:t>
+        <w:t>Daan Zult, Utrecht University, 2024</w:t>
       </w:r>
     </w:p>
     <w:p>
@@ -26783,23 +23352,7 @@
           <w:rFonts w:ascii="Verdana" w:eastAsia="MS-Mincho" w:hAnsi="Verdana"/>
           <w:sz w:val="20"/>
         </w:rPr>
-        <w:t xml:space="preserve">Puck van Tussenbroek, BA </w:t>
-      </w:r>
-      <w:proofErr w:type="spellStart"/>
-      <w:r>
-        <w:rPr>
-          <w:rFonts w:ascii="Verdana" w:eastAsia="MS-Mincho" w:hAnsi="Verdana"/>
-          <w:sz w:val="20"/>
-        </w:rPr>
-        <w:t>sociology</w:t>
-      </w:r>
-      <w:proofErr w:type="spellEnd"/>
-      <w:r>
-        <w:rPr>
-          <w:rFonts w:ascii="Verdana" w:eastAsia="MS-Mincho" w:hAnsi="Verdana"/>
-          <w:sz w:val="20"/>
-        </w:rPr>
-        <w:t>, 2019</w:t>
+        <w:t>Puck van Tussenbroek, BA sociology, 2019</w:t>
       </w:r>
     </w:p>
     <w:p>
@@ -26824,18 +23377,9 @@
           <w:sz w:val="20"/>
           <w:lang w:val="en-US"/>
         </w:rPr>
-        <w:t xml:space="preserve">Boaz </w:t>
-      </w:r>
-      <w:proofErr w:type="spellStart"/>
-      <w:r>
-        <w:rPr>
-          <w:rFonts w:ascii="Verdana" w:eastAsia="MS-Mincho" w:hAnsi="Verdana"/>
-          <w:sz w:val="20"/>
-          <w:lang w:val="en-US"/>
-        </w:rPr>
-        <w:t>Sobrado</w:t>
-      </w:r>
-      <w:proofErr w:type="spellEnd"/>
+        <w:lastRenderedPageBreak/>
+        <w:t>Boaz Sobrado</w:t>
+      </w:r>
       <w:r>
         <w:rPr>
           <w:rFonts w:ascii="Verdana" w:eastAsia="MS-Mincho" w:hAnsi="Verdana"/>
@@ -26881,23 +23425,7 @@
           <w:rFonts w:ascii="Verdana" w:eastAsia="MS-Mincho" w:hAnsi="Verdana"/>
           <w:sz w:val="20"/>
         </w:rPr>
-        <w:t xml:space="preserve">Naomi Smorenburg, BA </w:t>
-      </w:r>
-      <w:proofErr w:type="spellStart"/>
-      <w:r>
-        <w:rPr>
-          <w:rFonts w:ascii="Verdana" w:eastAsia="MS-Mincho" w:hAnsi="Verdana"/>
-          <w:sz w:val="20"/>
-        </w:rPr>
-        <w:t>psychology</w:t>
-      </w:r>
-      <w:proofErr w:type="spellEnd"/>
-      <w:r>
-        <w:rPr>
-          <w:rFonts w:ascii="Verdana" w:eastAsia="MS-Mincho" w:hAnsi="Verdana"/>
-          <w:sz w:val="20"/>
-        </w:rPr>
-        <w:t xml:space="preserve">, 2018 </w:t>
+        <w:t xml:space="preserve">Naomi Smorenburg, BA psychology, 2018 </w:t>
       </w:r>
     </w:p>
     <w:p>
@@ -26920,23 +23448,7 @@
           <w:rFonts w:ascii="Verdana" w:eastAsia="MS-Mincho" w:hAnsi="Verdana"/>
           <w:sz w:val="20"/>
         </w:rPr>
-        <w:t xml:space="preserve">Gerrit Wijnands, BA </w:t>
-      </w:r>
-      <w:proofErr w:type="spellStart"/>
-      <w:r>
-        <w:rPr>
-          <w:rFonts w:ascii="Verdana" w:eastAsia="MS-Mincho" w:hAnsi="Verdana"/>
-          <w:sz w:val="20"/>
-        </w:rPr>
-        <w:t>sociology</w:t>
-      </w:r>
-      <w:proofErr w:type="spellEnd"/>
-      <w:r>
-        <w:rPr>
-          <w:rFonts w:ascii="Verdana" w:eastAsia="MS-Mincho" w:hAnsi="Verdana"/>
-          <w:sz w:val="20"/>
-        </w:rPr>
-        <w:t xml:space="preserve">, 2018 </w:t>
+        <w:t xml:space="preserve">Gerrit Wijnands, BA sociology, 2018 </w:t>
       </w:r>
     </w:p>
     <w:p>
@@ -26959,23 +23471,7 @@
           <w:rFonts w:ascii="Verdana" w:eastAsia="MS-Mincho" w:hAnsi="Verdana"/>
           <w:sz w:val="20"/>
         </w:rPr>
-        <w:t xml:space="preserve">Hochun Wu, BA </w:t>
-      </w:r>
-      <w:proofErr w:type="spellStart"/>
-      <w:r>
-        <w:rPr>
-          <w:rFonts w:ascii="Verdana" w:eastAsia="MS-Mincho" w:hAnsi="Verdana"/>
-          <w:sz w:val="20"/>
-        </w:rPr>
-        <w:t>sociology</w:t>
-      </w:r>
-      <w:proofErr w:type="spellEnd"/>
-      <w:r>
-        <w:rPr>
-          <w:rFonts w:ascii="Verdana" w:eastAsia="MS-Mincho" w:hAnsi="Verdana"/>
-          <w:sz w:val="20"/>
-        </w:rPr>
-        <w:t xml:space="preserve">, 2018 </w:t>
+        <w:t xml:space="preserve">Hochun Wu, BA sociology, 2018 </w:t>
       </w:r>
     </w:p>
     <w:p>
@@ -27064,23 +23560,7 @@
           <w:rFonts w:ascii="Verdana" w:eastAsia="MS-Mincho" w:hAnsi="Verdana"/>
           <w:sz w:val="20"/>
         </w:rPr>
-        <w:t xml:space="preserve">Ghislaine van Bommel, BA </w:t>
-      </w:r>
-      <w:proofErr w:type="spellStart"/>
-      <w:r>
-        <w:rPr>
-          <w:rFonts w:ascii="Verdana" w:eastAsia="MS-Mincho" w:hAnsi="Verdana"/>
-          <w:sz w:val="20"/>
-        </w:rPr>
-        <w:t>paedagogics</w:t>
-      </w:r>
-      <w:proofErr w:type="spellEnd"/>
-      <w:r>
-        <w:rPr>
-          <w:rFonts w:ascii="Verdana" w:eastAsia="MS-Mincho" w:hAnsi="Verdana"/>
-          <w:sz w:val="20"/>
-        </w:rPr>
-        <w:t>, 2016</w:t>
+        <w:t>Ghislaine van Bommel, BA paedagogics, 2016</w:t>
       </w:r>
     </w:p>
     <w:p>
@@ -27103,23 +23583,7 @@
           <w:rFonts w:ascii="Verdana" w:eastAsia="MS-Mincho" w:hAnsi="Verdana"/>
           <w:sz w:val="20"/>
         </w:rPr>
-        <w:t xml:space="preserve">Matthijs Vogelaar, BA </w:t>
-      </w:r>
-      <w:proofErr w:type="spellStart"/>
-      <w:r>
-        <w:rPr>
-          <w:rFonts w:ascii="Verdana" w:eastAsia="MS-Mincho" w:hAnsi="Verdana"/>
-          <w:sz w:val="20"/>
-        </w:rPr>
-        <w:t>psychology</w:t>
-      </w:r>
-      <w:proofErr w:type="spellEnd"/>
-      <w:r>
-        <w:rPr>
-          <w:rFonts w:ascii="Verdana" w:eastAsia="MS-Mincho" w:hAnsi="Verdana"/>
-          <w:sz w:val="20"/>
-        </w:rPr>
-        <w:t>, 2015</w:t>
+        <w:t>Matthijs Vogelaar, BA psychology, 2015</w:t>
       </w:r>
     </w:p>
     <w:p>
@@ -27142,23 +23606,7 @@
           <w:rFonts w:ascii="Verdana" w:eastAsia="MS-Mincho" w:hAnsi="Verdana"/>
           <w:sz w:val="20"/>
         </w:rPr>
-        <w:t xml:space="preserve">Laurie Buitenhuis, BA </w:t>
-      </w:r>
-      <w:proofErr w:type="spellStart"/>
-      <w:r>
-        <w:rPr>
-          <w:rFonts w:ascii="Verdana" w:eastAsia="MS-Mincho" w:hAnsi="Verdana"/>
-          <w:sz w:val="20"/>
-        </w:rPr>
-        <w:t>paedagogics</w:t>
-      </w:r>
-      <w:proofErr w:type="spellEnd"/>
-      <w:r>
-        <w:rPr>
-          <w:rFonts w:ascii="Verdana" w:eastAsia="MS-Mincho" w:hAnsi="Verdana"/>
-          <w:sz w:val="20"/>
-        </w:rPr>
-        <w:t>, 2015</w:t>
+        <w:t>Laurie Buitenhuis, BA paedagogics, 2015</w:t>
       </w:r>
     </w:p>
     <w:p>
@@ -27176,53 +23624,12 @@
           <w:sz w:val="20"/>
         </w:rPr>
       </w:pPr>
-      <w:proofErr w:type="spellStart"/>
-      <w:r>
-        <w:rPr>
-          <w:rFonts w:ascii="Verdana" w:eastAsia="MS-Mincho" w:hAnsi="Verdana"/>
-          <w:sz w:val="20"/>
-        </w:rPr>
-        <w:t>Roline</w:t>
-      </w:r>
-      <w:proofErr w:type="spellEnd"/>
-      <w:r>
-        <w:rPr>
-          <w:rFonts w:ascii="Verdana" w:eastAsia="MS-Mincho" w:hAnsi="Verdana"/>
-          <w:sz w:val="20"/>
-        </w:rPr>
-        <w:t xml:space="preserve"> Kamphuis, MA </w:t>
-      </w:r>
-      <w:proofErr w:type="spellStart"/>
-      <w:r>
-        <w:rPr>
-          <w:rFonts w:ascii="Verdana" w:eastAsia="MS-Mincho" w:hAnsi="Verdana"/>
-          <w:sz w:val="20"/>
-        </w:rPr>
-        <w:t>methods</w:t>
-      </w:r>
-      <w:proofErr w:type="spellEnd"/>
-      <w:r>
-        <w:rPr>
-          <w:rFonts w:ascii="Verdana" w:eastAsia="MS-Mincho" w:hAnsi="Verdana"/>
-          <w:sz w:val="20"/>
-        </w:rPr>
-        <w:t xml:space="preserve"> and </w:t>
-      </w:r>
-      <w:proofErr w:type="spellStart"/>
-      <w:r>
-        <w:rPr>
-          <w:rFonts w:ascii="Verdana" w:eastAsia="MS-Mincho" w:hAnsi="Verdana"/>
-          <w:sz w:val="20"/>
-        </w:rPr>
-        <w:t>Statistics</w:t>
-      </w:r>
-      <w:proofErr w:type="spellEnd"/>
-      <w:r>
-        <w:rPr>
-          <w:rFonts w:ascii="Verdana" w:eastAsia="MS-Mincho" w:hAnsi="Verdana"/>
-          <w:sz w:val="20"/>
-        </w:rPr>
-        <w:t>, 2015</w:t>
+      <w:r>
+        <w:rPr>
+          <w:rFonts w:ascii="Verdana" w:eastAsia="MS-Mincho" w:hAnsi="Verdana"/>
+          <w:sz w:val="20"/>
+        </w:rPr>
+        <w:t>Roline Kamphuis, MA methods and Statistics, 2015</w:t>
       </w:r>
     </w:p>
     <w:p>
@@ -27245,23 +23652,7 @@
           <w:rFonts w:ascii="Verdana" w:eastAsia="MS-Mincho" w:hAnsi="Verdana"/>
           <w:sz w:val="20"/>
         </w:rPr>
-        <w:t xml:space="preserve">Eva Janssen, BA </w:t>
-      </w:r>
-      <w:proofErr w:type="spellStart"/>
-      <w:r>
-        <w:rPr>
-          <w:rFonts w:ascii="Verdana" w:eastAsia="MS-Mincho" w:hAnsi="Verdana"/>
-          <w:sz w:val="20"/>
-        </w:rPr>
-        <w:t>psychology</w:t>
-      </w:r>
-      <w:proofErr w:type="spellEnd"/>
-      <w:r>
-        <w:rPr>
-          <w:rFonts w:ascii="Verdana" w:eastAsia="MS-Mincho" w:hAnsi="Verdana"/>
-          <w:sz w:val="20"/>
-        </w:rPr>
-        <w:t>, 2012</w:t>
+        <w:t>Eva Janssen, BA psychology, 2012</w:t>
       </w:r>
     </w:p>
     <w:p>
@@ -27284,23 +23675,7 @@
           <w:rFonts w:ascii="Verdana" w:eastAsia="MS-Mincho" w:hAnsi="Verdana"/>
           <w:sz w:val="20"/>
         </w:rPr>
-        <w:t xml:space="preserve">Gijs Deckers, BA </w:t>
-      </w:r>
-      <w:proofErr w:type="spellStart"/>
-      <w:r>
-        <w:rPr>
-          <w:rFonts w:ascii="Verdana" w:eastAsia="MS-Mincho" w:hAnsi="Verdana"/>
-          <w:sz w:val="20"/>
-        </w:rPr>
-        <w:t>psychology</w:t>
-      </w:r>
-      <w:proofErr w:type="spellEnd"/>
-      <w:r>
-        <w:rPr>
-          <w:rFonts w:ascii="Verdana" w:eastAsia="MS-Mincho" w:hAnsi="Verdana"/>
-          <w:sz w:val="20"/>
-        </w:rPr>
-        <w:t>, 2012</w:t>
+        <w:t>Gijs Deckers, BA psychology, 2012</w:t>
       </w:r>
     </w:p>
     <w:p>
@@ -27319,59 +23694,13 @@
           <w:lang w:val="fr-FR"/>
         </w:rPr>
       </w:pPr>
-      <w:proofErr w:type="spellStart"/>
       <w:r>
         <w:rPr>
           <w:rFonts w:ascii="Verdana" w:eastAsia="MS-Mincho" w:hAnsi="Verdana"/>
           <w:sz w:val="20"/>
           <w:lang w:val="fr-FR"/>
         </w:rPr>
-        <w:t>Leandra</w:t>
-      </w:r>
-      <w:proofErr w:type="spellEnd"/>
-      <w:r>
-        <w:rPr>
-          <w:rFonts w:ascii="Verdana" w:eastAsia="MS-Mincho" w:hAnsi="Verdana"/>
-          <w:sz w:val="20"/>
-          <w:lang w:val="fr-FR"/>
-        </w:rPr>
-        <w:t xml:space="preserve"> </w:t>
-      </w:r>
-      <w:proofErr w:type="spellStart"/>
-      <w:r>
-        <w:rPr>
-          <w:rFonts w:ascii="Verdana" w:eastAsia="MS-Mincho" w:hAnsi="Verdana"/>
-          <w:sz w:val="20"/>
-          <w:lang w:val="fr-FR"/>
-        </w:rPr>
-        <w:t>Huurdeman</w:t>
-      </w:r>
-      <w:proofErr w:type="spellEnd"/>
-      <w:r>
-        <w:rPr>
-          <w:rFonts w:ascii="Verdana" w:eastAsia="MS-Mincho" w:hAnsi="Verdana"/>
-          <w:sz w:val="20"/>
-          <w:lang w:val="fr-FR"/>
-        </w:rPr>
-        <w:t xml:space="preserve">, MA </w:t>
-      </w:r>
-      <w:proofErr w:type="spellStart"/>
-      <w:r>
-        <w:rPr>
-          <w:rFonts w:ascii="Verdana" w:eastAsia="MS-Mincho" w:hAnsi="Verdana"/>
-          <w:sz w:val="20"/>
-          <w:lang w:val="fr-FR"/>
-        </w:rPr>
-        <w:t>educational</w:t>
-      </w:r>
-      <w:proofErr w:type="spellEnd"/>
-      <w:r>
-        <w:rPr>
-          <w:rFonts w:ascii="Verdana" w:eastAsia="MS-Mincho" w:hAnsi="Verdana"/>
-          <w:sz w:val="20"/>
-          <w:lang w:val="fr-FR"/>
-        </w:rPr>
-        <w:t xml:space="preserve"> sciences, 2009</w:t>
+        <w:t>Leandra Huurdeman, MA educational sciences, 2009</w:t>
       </w:r>
     </w:p>
     <w:p>
@@ -27578,25 +23907,7 @@
           <w:sz w:val="20"/>
           <w:lang w:val="en-US"/>
         </w:rPr>
-        <w:t xml:space="preserve">University of Maastricht, department of government. 2-day course on questionnaire design, November 2010 (with Hennie </w:t>
-      </w:r>
-      <w:proofErr w:type="spellStart"/>
-      <w:r>
-        <w:rPr>
-          <w:rFonts w:ascii="Verdana" w:eastAsia="MS-Mincho" w:hAnsi="Verdana"/>
-          <w:sz w:val="20"/>
-          <w:lang w:val="en-US"/>
-        </w:rPr>
-        <w:t>Boeije</w:t>
-      </w:r>
-      <w:proofErr w:type="spellEnd"/>
-      <w:r>
-        <w:rPr>
-          <w:rFonts w:ascii="Verdana" w:eastAsia="MS-Mincho" w:hAnsi="Verdana"/>
-          <w:sz w:val="20"/>
-          <w:lang w:val="en-US"/>
-        </w:rPr>
-        <w:t xml:space="preserve"> and Remco Feskens).</w:t>
+        <w:t>University of Maastricht, department of government. 2-day course on questionnaire design, November 2010 (with Hennie Boeije and Remco Feskens).</w:t>
       </w:r>
     </w:p>
     <w:p>
@@ -27622,21 +23933,12 @@
         </w:rPr>
         <w:t xml:space="preserve">Verweij-Jonker Institute. 5-day course in survey methods (with Edith de Leeuw and Remco Feskens). </w:t>
       </w:r>
-      <w:proofErr w:type="spellStart"/>
-      <w:r>
-        <w:rPr>
-          <w:rFonts w:ascii="Verdana" w:eastAsia="MS-Mincho" w:hAnsi="Verdana"/>
-          <w:sz w:val="20"/>
-        </w:rPr>
-        <w:t>February</w:t>
-      </w:r>
-      <w:proofErr w:type="spellEnd"/>
-      <w:r>
-        <w:rPr>
-          <w:rFonts w:ascii="Verdana" w:eastAsia="MS-Mincho" w:hAnsi="Verdana"/>
-          <w:sz w:val="20"/>
-        </w:rPr>
-        <w:t xml:space="preserve"> 2011.</w:t>
+      <w:r>
+        <w:rPr>
+          <w:rFonts w:ascii="Verdana" w:eastAsia="MS-Mincho" w:hAnsi="Verdana"/>
+          <w:sz w:val="20"/>
+        </w:rPr>
+        <w:t>February 2011.</w:t>
       </w:r>
     </w:p>
     <w:p>
@@ -27687,21 +23989,12 @@
         </w:rPr>
         <w:t xml:space="preserve">Erasmus University Rotterdam. 2-day course in Structural Equation Modeling. </w:t>
       </w:r>
-      <w:proofErr w:type="spellStart"/>
-      <w:r>
-        <w:rPr>
-          <w:rFonts w:ascii="Verdana" w:eastAsia="MS-Mincho" w:hAnsi="Verdana"/>
-          <w:sz w:val="20"/>
-        </w:rPr>
-        <w:t>October</w:t>
-      </w:r>
-      <w:proofErr w:type="spellEnd"/>
-      <w:r>
-        <w:rPr>
-          <w:rFonts w:ascii="Verdana" w:eastAsia="MS-Mincho" w:hAnsi="Verdana"/>
-          <w:sz w:val="20"/>
-        </w:rPr>
-        <w:t xml:space="preserve"> 2012.</w:t>
+      <w:r>
+        <w:rPr>
+          <w:rFonts w:ascii="Verdana" w:eastAsia="MS-Mincho" w:hAnsi="Verdana"/>
+          <w:sz w:val="20"/>
+        </w:rPr>
+        <w:t>October 2012.</w:t>
       </w:r>
     </w:p>
     <w:p>
@@ -27732,7 +24025,6 @@
           <w:sz w:val="20"/>
         </w:rPr>
       </w:pPr>
-      <w:proofErr w:type="spellStart"/>
       <w:r>
         <w:rPr>
           <w:rFonts w:ascii="Verdana" w:eastAsia="MS-Mincho" w:hAnsi="Verdana"/>
@@ -27740,17 +24032,7 @@
           <w:bCs/>
           <w:sz w:val="20"/>
         </w:rPr>
-        <w:t>Postgraduate</w:t>
-      </w:r>
-      <w:proofErr w:type="spellEnd"/>
-      <w:r>
-        <w:rPr>
-          <w:rFonts w:ascii="Verdana" w:eastAsia="MS-Mincho" w:hAnsi="Verdana"/>
-          <w:b/>
-          <w:bCs/>
-          <w:sz w:val="20"/>
-        </w:rPr>
-        <w:t xml:space="preserve"> teaching</w:t>
+        <w:t>Postgraduate teaching</w:t>
       </w:r>
       <w:r>
         <w:rPr>
@@ -27960,23 +24242,7 @@
           <w:rFonts w:ascii="Verdana" w:eastAsia="MS-Mincho" w:hAnsi="Verdana"/>
           <w:sz w:val="20"/>
         </w:rPr>
-        <w:t xml:space="preserve">Advanced survey methodology. Postgraduate course for the graduate school Interuniversity graduate school of Psychometric and </w:t>
-      </w:r>
-      <w:proofErr w:type="spellStart"/>
-      <w:r>
-        <w:rPr>
-          <w:rFonts w:ascii="Verdana" w:eastAsia="MS-Mincho" w:hAnsi="Verdana"/>
-          <w:sz w:val="20"/>
-        </w:rPr>
-        <w:t>Sociometrics</w:t>
-      </w:r>
-      <w:proofErr w:type="spellEnd"/>
-      <w:r>
-        <w:rPr>
-          <w:rFonts w:ascii="Verdana" w:eastAsia="MS-Mincho" w:hAnsi="Verdana"/>
-          <w:sz w:val="20"/>
-        </w:rPr>
-        <w:t xml:space="preserve"> (IOPS) (5 days), 2016</w:t>
+        <w:t>Advanced survey methodology. Postgraduate course for the graduate school Interuniversity graduate school of Psychometric and Sociometrics (IOPS) (5 days), 2016</w:t>
       </w:r>
       <w:r>
         <w:rPr>
@@ -28036,39 +24302,7 @@
           <w:rFonts w:ascii="Verdana" w:eastAsia="MS-Mincho" w:hAnsi="Verdana"/>
           <w:sz w:val="20"/>
         </w:rPr>
-        <w:t xml:space="preserve">Summer school in advanced survey methodology – analysis and methodology. 2016 (with Barry Schouten, Bart Bakker and </w:t>
-      </w:r>
-      <w:proofErr w:type="spellStart"/>
-      <w:r>
-        <w:rPr>
-          <w:rFonts w:ascii="Verdana" w:eastAsia="MS-Mincho" w:hAnsi="Verdana"/>
-          <w:sz w:val="20"/>
-        </w:rPr>
-        <w:t>Astrea</w:t>
-      </w:r>
-      <w:proofErr w:type="spellEnd"/>
-      <w:r>
-        <w:rPr>
-          <w:rFonts w:ascii="Verdana" w:eastAsia="MS-Mincho" w:hAnsi="Verdana"/>
-          <w:sz w:val="20"/>
-        </w:rPr>
-        <w:t xml:space="preserve"> </w:t>
-      </w:r>
-      <w:proofErr w:type="spellStart"/>
-      <w:r>
-        <w:rPr>
-          <w:rFonts w:ascii="Verdana" w:eastAsia="MS-Mincho" w:hAnsi="Verdana"/>
-          <w:sz w:val="20"/>
-        </w:rPr>
-        <w:t>Camstra</w:t>
-      </w:r>
-      <w:proofErr w:type="spellEnd"/>
-      <w:r>
-        <w:rPr>
-          <w:rFonts w:ascii="Verdana" w:eastAsia="MS-Mincho" w:hAnsi="Verdana"/>
-          <w:sz w:val="20"/>
-        </w:rPr>
-        <w:t>). Utrecht, the Netherlands.</w:t>
+        <w:t>Summer school in advanced survey methodology – analysis and methodology. 2016 (with Barry Schouten, Bart Bakker and Astrea Camstra). Utrecht, the Netherlands.</w:t>
       </w:r>
     </w:p>
     <w:p>
@@ -28259,6 +24493,7 @@
           <w:rFonts w:ascii="Verdana" w:eastAsia="MS-Mincho" w:hAnsi="Verdana"/>
           <w:sz w:val="20"/>
         </w:rPr>
+        <w:lastRenderedPageBreak/>
         <w:t>‘Longitudinal Data Analysis’ (5 days), 2011-2015 (with Joop Hox, Rens van de Schoot, Ellen Hamaker and Mirjam Moerbeek).</w:t>
       </w:r>
     </w:p>
@@ -28394,23 +24629,7 @@
           <w:rFonts w:ascii="Verdana" w:eastAsia="MS-Mincho" w:hAnsi="Verdana"/>
           <w:sz w:val="20"/>
         </w:rPr>
-        <w:t xml:space="preserve">Survey data analysis. Research Master Methods and Statistics for the Social </w:t>
-      </w:r>
-      <w:proofErr w:type="spellStart"/>
-      <w:r>
-        <w:rPr>
-          <w:rFonts w:ascii="Verdana" w:eastAsia="MS-Mincho" w:hAnsi="Verdana"/>
-          <w:sz w:val="20"/>
-        </w:rPr>
-        <w:t>Behavioral</w:t>
-      </w:r>
-      <w:proofErr w:type="spellEnd"/>
-      <w:r>
-        <w:rPr>
-          <w:rFonts w:ascii="Verdana" w:eastAsia="MS-Mincho" w:hAnsi="Verdana"/>
-          <w:sz w:val="20"/>
-        </w:rPr>
-        <w:t xml:space="preserve"> and Biomedical Sciences, 2017</w:t>
+        <w:t>Survey data analysis. Research Master Methods and Statistics for the Social Behavioral and Biomedical Sciences, 2017</w:t>
       </w:r>
       <w:r>
         <w:rPr>
@@ -28558,23 +24777,7 @@
           <w:rFonts w:ascii="Verdana" w:eastAsia="MS-Mincho" w:hAnsi="Verdana"/>
           <w:sz w:val="20"/>
         </w:rPr>
-        <w:t xml:space="preserve">ation </w:t>
-      </w:r>
-      <w:proofErr w:type="spellStart"/>
-      <w:r>
-        <w:rPr>
-          <w:rFonts w:ascii="Verdana" w:eastAsia="MS-Mincho" w:hAnsi="Verdana"/>
-          <w:sz w:val="20"/>
-        </w:rPr>
-        <w:t>Modeling</w:t>
-      </w:r>
-      <w:proofErr w:type="spellEnd"/>
-      <w:r>
-        <w:rPr>
-          <w:rFonts w:ascii="Verdana" w:eastAsia="MS-Mincho" w:hAnsi="Verdana"/>
-          <w:sz w:val="20"/>
-        </w:rPr>
-        <w:t>, Research Master programme</w:t>
+        <w:t>ation Modeling, Research Master programme</w:t>
       </w:r>
       <w:r>
         <w:rPr>
@@ -28826,7 +25029,6 @@
           <w:sz w:val="20"/>
         </w:rPr>
       </w:pPr>
-      <w:proofErr w:type="spellStart"/>
       <w:r>
         <w:rPr>
           <w:rFonts w:ascii="Verdana" w:eastAsia="MS-Mincho" w:hAnsi="Verdana"/>
@@ -28834,17 +25036,7 @@
           <w:bCs/>
           <w:sz w:val="20"/>
         </w:rPr>
-        <w:t>Undergraduate</w:t>
-      </w:r>
-      <w:proofErr w:type="spellEnd"/>
-      <w:r>
-        <w:rPr>
-          <w:rFonts w:ascii="Verdana" w:eastAsia="MS-Mincho" w:hAnsi="Verdana"/>
-          <w:b/>
-          <w:bCs/>
-          <w:sz w:val="20"/>
-        </w:rPr>
-        <w:t xml:space="preserve"> teaching</w:t>
+        <w:t>Undergraduate teaching</w:t>
       </w:r>
       <w:r>
         <w:rPr>
@@ -28915,59 +25107,31 @@
           <w:lang w:val="fr-FR"/>
         </w:rPr>
       </w:pPr>
-      <w:proofErr w:type="spellStart"/>
       <w:r>
         <w:rPr>
           <w:rFonts w:ascii="Verdana" w:eastAsia="MS-Mincho" w:hAnsi="Verdana"/>
           <w:sz w:val="20"/>
           <w:lang w:val="fr-FR"/>
         </w:rPr>
-        <w:t>Tutorials</w:t>
-      </w:r>
-      <w:proofErr w:type="spellEnd"/>
-      <w:r>
-        <w:rPr>
-          <w:rFonts w:ascii="Verdana" w:eastAsia="MS-Mincho" w:hAnsi="Verdana"/>
+        <w:t>Tutorials on</w:t>
+      </w:r>
+      <w:r>
+        <w:rPr>
+          <w:rFonts w:ascii="Verdana" w:eastAsia="MS-Mincho" w:hAnsi="Verdana"/>
+          <w:b/>
+          <w:bCs/>
           <w:sz w:val="20"/>
           <w:lang w:val="fr-FR"/>
         </w:rPr>
-        <w:t xml:space="preserve"> on</w:t>
-      </w:r>
-      <w:r>
-        <w:rPr>
-          <w:rFonts w:ascii="Verdana" w:eastAsia="MS-Mincho" w:hAnsi="Verdana"/>
-          <w:b/>
-          <w:bCs/>
+        <w:t xml:space="preserve"> </w:t>
+      </w:r>
+      <w:r>
+        <w:rPr>
+          <w:rFonts w:ascii="Verdana" w:eastAsia="MS-Mincho" w:hAnsi="Verdana"/>
           <w:sz w:val="20"/>
           <w:lang w:val="fr-FR"/>
         </w:rPr>
-        <w:t xml:space="preserve"> </w:t>
-      </w:r>
-      <w:r>
-        <w:rPr>
-          <w:rFonts w:ascii="Verdana" w:eastAsia="MS-Mincho" w:hAnsi="Verdana"/>
-          <w:sz w:val="20"/>
-          <w:lang w:val="fr-FR"/>
-        </w:rPr>
-        <w:t xml:space="preserve">Questionnaire design, BA </w:t>
-      </w:r>
-      <w:proofErr w:type="spellStart"/>
-      <w:r>
-        <w:rPr>
-          <w:rFonts w:ascii="Verdana" w:eastAsia="MS-Mincho" w:hAnsi="Verdana"/>
-          <w:sz w:val="20"/>
-          <w:lang w:val="fr-FR"/>
-        </w:rPr>
-        <w:t>Sociology</w:t>
-      </w:r>
-      <w:proofErr w:type="spellEnd"/>
-      <w:r>
-        <w:rPr>
-          <w:rFonts w:ascii="Verdana" w:eastAsia="MS-Mincho" w:hAnsi="Verdana"/>
-          <w:sz w:val="20"/>
-          <w:lang w:val="fr-FR"/>
-        </w:rPr>
-        <w:t>, 2006-2011</w:t>
+        <w:t>Questionnaire design, BA Sociology, 2006-2011</w:t>
       </w:r>
       <w:r>
         <w:rPr>
@@ -29089,25 +25253,7 @@
           <w:sz w:val="20"/>
           <w:lang w:val="en-US"/>
         </w:rPr>
-        <w:t xml:space="preserve">ourse for educational sciences and </w:t>
-      </w:r>
-      <w:proofErr w:type="spellStart"/>
-      <w:r>
-        <w:rPr>
-          <w:rFonts w:ascii="Verdana" w:eastAsia="MS-Mincho" w:hAnsi="Verdana"/>
-          <w:sz w:val="20"/>
-          <w:lang w:val="en-US"/>
-        </w:rPr>
-        <w:t>paedagogics</w:t>
-      </w:r>
-      <w:proofErr w:type="spellEnd"/>
-      <w:r>
-        <w:rPr>
-          <w:rFonts w:ascii="Verdana" w:eastAsia="MS-Mincho" w:hAnsi="Verdana"/>
-          <w:sz w:val="20"/>
-          <w:lang w:val="en-US"/>
-        </w:rPr>
-        <w:t>, 2023</w:t>
+        <w:t>ourse for educational sciences and paedagogics, 2023</w:t>
       </w:r>
     </w:p>
     <w:p>
@@ -29164,23 +25310,7 @@
           <w:rFonts w:ascii="Verdana" w:eastAsia="MS-Mincho" w:hAnsi="Verdana"/>
           <w:sz w:val="20"/>
         </w:rPr>
-        <w:t xml:space="preserve">uction and Statistical </w:t>
-      </w:r>
-      <w:proofErr w:type="spellStart"/>
-      <w:r>
-        <w:rPr>
-          <w:rFonts w:ascii="Verdana" w:eastAsia="MS-Mincho" w:hAnsi="Verdana"/>
-          <w:sz w:val="20"/>
-        </w:rPr>
-        <w:t>Modeling</w:t>
-      </w:r>
-      <w:proofErr w:type="spellEnd"/>
-      <w:r>
-        <w:rPr>
-          <w:rFonts w:ascii="Verdana" w:eastAsia="MS-Mincho" w:hAnsi="Verdana"/>
-          <w:sz w:val="20"/>
-        </w:rPr>
-        <w:t>. Minor in Methods and statistics</w:t>
+        <w:t>uction and Statistical Modeling. Minor in Methods and statistics</w:t>
       </w:r>
       <w:r>
         <w:rPr>
@@ -29194,23 +25324,7 @@
           <w:rFonts w:ascii="Verdana" w:eastAsia="MS-Mincho" w:hAnsi="Verdana"/>
           <w:sz w:val="20"/>
         </w:rPr>
-        <w:t xml:space="preserve">ek Wijngaards and Manon </w:t>
-      </w:r>
-      <w:proofErr w:type="spellStart"/>
-      <w:r>
-        <w:rPr>
-          <w:rFonts w:ascii="Verdana" w:eastAsia="MS-Mincho" w:hAnsi="Verdana"/>
-          <w:sz w:val="20"/>
-        </w:rPr>
-        <w:t>Bouman</w:t>
-      </w:r>
-      <w:proofErr w:type="spellEnd"/>
-      <w:r>
-        <w:rPr>
-          <w:rFonts w:ascii="Verdana" w:eastAsia="MS-Mincho" w:hAnsi="Verdana"/>
-          <w:sz w:val="20"/>
-        </w:rPr>
-        <w:t>), 2011-2013</w:t>
+        <w:t>ek Wijngaards and Manon Bouman), 2011-2013</w:t>
       </w:r>
     </w:p>
     <w:p>
@@ -29235,17 +25349,8 @@
           <w:rFonts w:ascii="Verdana" w:eastAsia="MS-Mincho" w:hAnsi="Verdana"/>
           <w:sz w:val="20"/>
         </w:rPr>
-        <w:t xml:space="preserve">Structural Equation </w:t>
-      </w:r>
-      <w:proofErr w:type="spellStart"/>
-      <w:r>
-        <w:rPr>
-          <w:rFonts w:ascii="Verdana" w:eastAsia="MS-Mincho" w:hAnsi="Verdana"/>
-          <w:sz w:val="20"/>
-        </w:rPr>
-        <w:t>Modeling</w:t>
-      </w:r>
-      <w:proofErr w:type="spellEnd"/>
+        <w:t>Structural Equation Modeling</w:t>
+      </w:r>
       <w:r>
         <w:rPr>
           <w:rFonts w:ascii="Verdana" w:eastAsia="MS-Mincho" w:hAnsi="Verdana"/>
@@ -29281,54 +25386,20 @@
         </w:rPr>
         <w:t xml:space="preserve"> </w:t>
       </w:r>
-      <w:proofErr w:type="spellStart"/>
-      <w:r>
-        <w:rPr>
-          <w:rFonts w:ascii="Verdana" w:eastAsia="MS-Mincho" w:hAnsi="Verdana"/>
-          <w:sz w:val="20"/>
-        </w:rPr>
-        <w:t>Gerty</w:t>
-      </w:r>
-      <w:proofErr w:type="spellEnd"/>
-      <w:r>
-        <w:rPr>
-          <w:rFonts w:ascii="Verdana" w:eastAsia="MS-Mincho" w:hAnsi="Verdana"/>
-          <w:sz w:val="20"/>
-        </w:rPr>
-        <w:t xml:space="preserve"> </w:t>
-      </w:r>
-      <w:proofErr w:type="spellStart"/>
-      <w:r>
-        <w:rPr>
-          <w:rFonts w:ascii="Verdana" w:eastAsia="MS-Mincho" w:hAnsi="Verdana"/>
-          <w:sz w:val="20"/>
-        </w:rPr>
-        <w:t>Lensvelt</w:t>
-      </w:r>
-      <w:proofErr w:type="spellEnd"/>
-      <w:r>
-        <w:rPr>
-          <w:rFonts w:ascii="Verdana" w:eastAsia="MS-Mincho" w:hAnsi="Verdana"/>
-          <w:sz w:val="20"/>
-        </w:rPr>
-        <w:t>-Mulders</w:t>
-      </w:r>
-      <w:r>
-        <w:rPr>
-          <w:rFonts w:ascii="Verdana" w:eastAsia="MS-Mincho" w:hAnsi="Verdana"/>
-          <w:sz w:val="20"/>
-        </w:rPr>
-        <w:t xml:space="preserve"> and Manon </w:t>
-      </w:r>
-      <w:proofErr w:type="spellStart"/>
-      <w:r>
-        <w:rPr>
-          <w:rFonts w:ascii="Verdana" w:eastAsia="MS-Mincho" w:hAnsi="Verdana"/>
-          <w:sz w:val="20"/>
-        </w:rPr>
-        <w:t>Bouman</w:t>
-      </w:r>
-      <w:proofErr w:type="spellEnd"/>
+      <w:r>
+        <w:rPr>
+          <w:rFonts w:ascii="Verdana" w:eastAsia="MS-Mincho" w:hAnsi="Verdana"/>
+          <w:sz w:val="20"/>
+        </w:rPr>
+        <w:t>Gerty Lensvelt-Mulders</w:t>
+      </w:r>
+      <w:r>
+        <w:rPr>
+          <w:rFonts w:ascii="Verdana" w:eastAsia="MS-Mincho" w:hAnsi="Verdana"/>
+          <w:sz w:val="20"/>
+        </w:rPr>
+        <w:t xml:space="preserve"> and Manon Bouman</w:t>
+      </w:r>
       <w:r>
         <w:rPr>
           <w:rFonts w:ascii="Verdana" w:eastAsia="MS-Mincho" w:hAnsi="Verdana"/>
@@ -29582,7 +25653,6 @@
           <w:sz w:val="20"/>
         </w:rPr>
       </w:pPr>
-      <w:proofErr w:type="spellStart"/>
       <w:r>
         <w:rPr>
           <w:rFonts w:ascii="Verdana" w:eastAsia="MS-Mincho" w:hAnsi="Verdana"/>
@@ -29592,7 +25662,6 @@
         </w:rPr>
         <w:t>Other</w:t>
       </w:r>
-      <w:proofErr w:type="spellEnd"/>
       <w:r>
         <w:rPr>
           <w:rFonts w:ascii="Verdana" w:eastAsia="MS-Mincho" w:hAnsi="Verdana"/>
@@ -29935,21 +26004,12 @@
           <w:sz w:val="20"/>
         </w:rPr>
       </w:pPr>
-      <w:proofErr w:type="spellStart"/>
-      <w:r>
-        <w:rPr>
-          <w:rFonts w:ascii="Verdana" w:eastAsia="MS-Mincho" w:hAnsi="Verdana"/>
-          <w:sz w:val="20"/>
-        </w:rPr>
-        <w:t>Contactperson</w:t>
-      </w:r>
-      <w:proofErr w:type="spellEnd"/>
-      <w:r>
-        <w:rPr>
-          <w:rFonts w:ascii="Verdana" w:eastAsia="MS-Mincho" w:hAnsi="Verdana"/>
-          <w:sz w:val="20"/>
-        </w:rPr>
-        <w:t xml:space="preserve"> for fa</w:t>
+      <w:r>
+        <w:rPr>
+          <w:rFonts w:ascii="Verdana" w:eastAsia="MS-Mincho" w:hAnsi="Verdana"/>
+          <w:sz w:val="20"/>
+        </w:rPr>
+        <w:t>Contactperson for fa</w:t>
       </w:r>
       <w:r>
         <w:rPr>
@@ -30005,7 +26065,7 @@
       </w:r>
     </w:p>
     <w:sectPr>
-      <w:footerReference w:type="default" r:id="rId124"/>
+      <w:footerReference w:type="default" r:id="rId126"/>
       <w:pgSz w:w="12240" w:h="15840"/>
       <w:pgMar w:top="1417" w:right="1417" w:bottom="1417" w:left="1417" w:header="708" w:footer="708" w:gutter="0"/>
       <w:cols w:space="708"/>
@@ -32990,7 +29050,7 @@
   <w:style w:type="paragraph" w:default="1" w:styleId="Normal">
     <w:name w:val="Normal"/>
     <w:qFormat/>
-    <w:rsid w:val="00082D06"/>
+    <w:rsid w:val="00397D6F"/>
     <w:pPr>
       <w:spacing w:after="0" w:line="240" w:lineRule="auto"/>
     </w:pPr>

--- a/static/files/CV-peter-lugtig.docx
+++ b/static/files/CV-peter-lugtig.docx
@@ -1,6 +1,6 @@
 
 <file path=word/document.xml><?xml version="1.0" encoding="utf-8"?>
-<w:document xmlns:wpc="http://schemas.microsoft.com/office/word/2010/wordprocessingCanvas" xmlns:cx="http://schemas.microsoft.com/office/drawing/2014/chartex" xmlns:cx1="http://schemas.microsoft.com/office/drawing/2015/9/8/chartex" xmlns:cx2="http://schemas.microsoft.com/office/drawing/2015/10/21/chartex" xmlns:cx3="http://schemas.microsoft.com/office/drawing/2016/5/9/chartex" xmlns:cx4="http://schemas.microsoft.com/office/drawing/2016/5/10/chartex" xmlns:cx5="http://schemas.microsoft.com/office/drawing/2016/5/11/chartex" xmlns:cx6="http://schemas.microsoft.com/office/drawing/2016/5/12/chartex" xmlns:cx7="http://schemas.microsoft.com/office/drawing/2016/5/13/chartex" xmlns:cx8="http://schemas.microsoft.com/office/drawing/2016/5/14/chartex" xmlns:mc="http://schemas.openxmlformats.org/markup-compatibility/2006" xmlns:aink="http://schemas.microsoft.com/office/drawing/2016/ink" xmlns:am3d="http://schemas.microsoft.com/office/drawing/2017/model3d" xmlns:o="urn:schemas-microsoft-com:office:office" xmlns:oel="http://schemas.microsoft.com/office/2019/extlst" xmlns:r="http://schemas.openxmlformats.org/officeDocument/2006/relationships" xmlns:m="http://schemas.openxmlformats.org/officeDocument/2006/math" xmlns:v="urn:schemas-microsoft-com:vml" xmlns:wp14="http://schemas.microsoft.com/office/word/2010/wordprocessingDrawing" xmlns:wp="http://schemas.openxmlformats.org/drawingml/2006/wordprocessingDrawing" xmlns:w10="urn:schemas-microsoft-com:office:word" xmlns:w="http://schemas.openxmlformats.org/wordprocessingml/2006/main" xmlns:w14="http://schemas.microsoft.com/office/word/2010/wordml" xmlns:w15="http://schemas.microsoft.com/office/word/2012/wordml" xmlns:w16cex="http://schemas.microsoft.com/office/word/2018/wordml/cex" xmlns:w16cid="http://schemas.microsoft.com/office/word/2016/wordml/cid" xmlns:w16="http://schemas.microsoft.com/office/word/2018/wordml" xmlns:w16sdtdh="http://schemas.microsoft.com/office/word/2020/wordml/sdtdatahash" xmlns:w16se="http://schemas.microsoft.com/office/word/2015/wordml/symex" xmlns:wpg="http://schemas.microsoft.com/office/word/2010/wordprocessingGroup" xmlns:wpi="http://schemas.microsoft.com/office/word/2010/wordprocessingInk" xmlns:wne="http://schemas.microsoft.com/office/word/2006/wordml" xmlns:wps="http://schemas.microsoft.com/office/word/2010/wordprocessingShape" mc:Ignorable="w14 w15 w16se w16cid w16 w16cex w16sdtdh wp14">
+<w:document xmlns:wpc="http://schemas.microsoft.com/office/word/2010/wordprocessingCanvas" xmlns:cx="http://schemas.microsoft.com/office/drawing/2014/chartex" xmlns:cx1="http://schemas.microsoft.com/office/drawing/2015/9/8/chartex" xmlns:cx2="http://schemas.microsoft.com/office/drawing/2015/10/21/chartex" xmlns:cx3="http://schemas.microsoft.com/office/drawing/2016/5/9/chartex" xmlns:cx4="http://schemas.microsoft.com/office/drawing/2016/5/10/chartex" xmlns:cx5="http://schemas.microsoft.com/office/drawing/2016/5/11/chartex" xmlns:cx6="http://schemas.microsoft.com/office/drawing/2016/5/12/chartex" xmlns:cx7="http://schemas.microsoft.com/office/drawing/2016/5/13/chartex" xmlns:cx8="http://schemas.microsoft.com/office/drawing/2016/5/14/chartex" xmlns:mc="http://schemas.openxmlformats.org/markup-compatibility/2006" xmlns:aink="http://schemas.microsoft.com/office/drawing/2016/ink" xmlns:am3d="http://schemas.microsoft.com/office/drawing/2017/model3d" xmlns:o="urn:schemas-microsoft-com:office:office" xmlns:oel="http://schemas.microsoft.com/office/2019/extlst" xmlns:r="http://schemas.openxmlformats.org/officeDocument/2006/relationships" xmlns:m="http://schemas.openxmlformats.org/officeDocument/2006/math" xmlns:v="urn:schemas-microsoft-com:vml" xmlns:wp14="http://schemas.microsoft.com/office/word/2010/wordprocessingDrawing" xmlns:wp="http://schemas.openxmlformats.org/drawingml/2006/wordprocessingDrawing" xmlns:w10="urn:schemas-microsoft-com:office:word" xmlns:w="http://schemas.openxmlformats.org/wordprocessingml/2006/main" xmlns:w14="http://schemas.microsoft.com/office/word/2010/wordml" xmlns:w15="http://schemas.microsoft.com/office/word/2012/wordml" xmlns:w16cex="http://schemas.microsoft.com/office/word/2018/wordml/cex" xmlns:w16cid="http://schemas.microsoft.com/office/word/2016/wordml/cid" xmlns:w16="http://schemas.microsoft.com/office/word/2018/wordml" xmlns:w16du="http://schemas.microsoft.com/office/word/2023/wordml/word16du" xmlns:w16sdtdh="http://schemas.microsoft.com/office/word/2020/wordml/sdtdatahash" xmlns:w16sdtfl="http://schemas.microsoft.com/office/word/2024/wordml/sdtformatlock" xmlns:w16se="http://schemas.microsoft.com/office/word/2015/wordml/symex" xmlns:wpg="http://schemas.microsoft.com/office/word/2010/wordprocessingGroup" xmlns:wpi="http://schemas.microsoft.com/office/word/2010/wordprocessingInk" xmlns:wne="http://schemas.microsoft.com/office/word/2006/wordml" xmlns:wps="http://schemas.microsoft.com/office/word/2010/wordprocessingShape" mc:Ignorable="w14 w15 w16se w16cid w16 w16cex w16sdtdh w16sdtfl w16du wp14">
   <w:body>
     <w:p>
       <w:pPr>
@@ -101,7 +101,16 @@
           <w:szCs w:val="18"/>
           <w:lang w:val="en-US"/>
         </w:rPr>
-        <w:t>: 25 Nov 2025</w:t>
+        <w:t xml:space="preserve">: </w:t>
+      </w:r>
+      <w:r>
+        <w:rPr>
+          <w:rFonts w:ascii="Verdana" w:hAnsi="Verdana"/>
+          <w:sz w:val="16"/>
+          <w:szCs w:val="18"/>
+          <w:lang w:val="en-US"/>
+        </w:rPr>
+        <w:t>9 June 2026</w:t>
       </w:r>
     </w:p>
     <w:p>
@@ -1096,13 +1105,31 @@
           <w:sz w:val="20"/>
         </w:rPr>
       </w:pPr>
-      <w:r>
-        <w:rPr>
-          <w:rFonts w:ascii="Verdana" w:eastAsia="MS-Mincho" w:hAnsi="Verdana"/>
-          <w:sz w:val="20"/>
-        </w:rPr>
-        <w:t>Longitudinal surveys</w:t>
-      </w:r>
+      <w:proofErr w:type="spellStart"/>
+      <w:r>
+        <w:rPr>
+          <w:rFonts w:ascii="Verdana" w:eastAsia="MS-Mincho" w:hAnsi="Verdana"/>
+          <w:sz w:val="20"/>
+        </w:rPr>
+        <w:t>Longitudinal</w:t>
+      </w:r>
+      <w:proofErr w:type="spellEnd"/>
+      <w:r>
+        <w:rPr>
+          <w:rFonts w:ascii="Verdana" w:eastAsia="MS-Mincho" w:hAnsi="Verdana"/>
+          <w:sz w:val="20"/>
+        </w:rPr>
+        <w:t xml:space="preserve"> </w:t>
+      </w:r>
+      <w:proofErr w:type="spellStart"/>
+      <w:r>
+        <w:rPr>
+          <w:rFonts w:ascii="Verdana" w:eastAsia="MS-Mincho" w:hAnsi="Verdana"/>
+          <w:sz w:val="20"/>
+        </w:rPr>
+        <w:t>surveys</w:t>
+      </w:r>
+      <w:proofErr w:type="spellEnd"/>
     </w:p>
     <w:p>
       <w:pPr>
@@ -1149,8 +1176,33 @@
           <w:rFonts w:ascii="Verdana" w:eastAsia="MS-Mincho" w:hAnsi="Verdana"/>
           <w:sz w:val="20"/>
         </w:rPr>
-        <w:t>Smartphone surveys and sensor measurements</w:t>
-      </w:r>
+        <w:t xml:space="preserve">Smartphone </w:t>
+      </w:r>
+      <w:proofErr w:type="spellStart"/>
+      <w:r>
+        <w:rPr>
+          <w:rFonts w:ascii="Verdana" w:eastAsia="MS-Mincho" w:hAnsi="Verdana"/>
+          <w:sz w:val="20"/>
+        </w:rPr>
+        <w:t>surveys</w:t>
+      </w:r>
+      <w:proofErr w:type="spellEnd"/>
+      <w:r>
+        <w:rPr>
+          <w:rFonts w:ascii="Verdana" w:eastAsia="MS-Mincho" w:hAnsi="Verdana"/>
+          <w:sz w:val="20"/>
+        </w:rPr>
+        <w:t xml:space="preserve"> and sensor </w:t>
+      </w:r>
+      <w:proofErr w:type="spellStart"/>
+      <w:r>
+        <w:rPr>
+          <w:rFonts w:ascii="Verdana" w:eastAsia="MS-Mincho" w:hAnsi="Verdana"/>
+          <w:sz w:val="20"/>
+        </w:rPr>
+        <w:t>measurements</w:t>
+      </w:r>
+      <w:proofErr w:type="spellEnd"/>
     </w:p>
     <w:p>
       <w:pPr>
@@ -1279,7 +1331,25 @@
           <w:sz w:val="20"/>
           <w:lang w:val="en-US"/>
         </w:rPr>
-        <w:t>ting and analysing panel survey</w:t>
+        <w:t xml:space="preserve">ting and </w:t>
+      </w:r>
+      <w:proofErr w:type="spellStart"/>
+      <w:r>
+        <w:rPr>
+          <w:rFonts w:ascii="Verdana" w:eastAsia="MS-Mincho" w:hAnsi="Verdana"/>
+          <w:sz w:val="20"/>
+          <w:lang w:val="en-US"/>
+        </w:rPr>
+        <w:t>analysing</w:t>
+      </w:r>
+      <w:proofErr w:type="spellEnd"/>
+      <w:r>
+        <w:rPr>
+          <w:rFonts w:ascii="Verdana" w:eastAsia="MS-Mincho" w:hAnsi="Verdana"/>
+          <w:sz w:val="20"/>
+          <w:lang w:val="en-US"/>
+        </w:rPr>
+        <w:t xml:space="preserve"> panel survey</w:t>
       </w:r>
       <w:r>
         <w:rPr>
@@ -1986,25 +2056,45 @@
           <w:u w:color="0000FF"/>
           <w:lang w:val="en-US"/>
         </w:rPr>
-        <w:t>Special advisor to the European Social Survey</w:t>
-      </w:r>
-      <w:r>
-        <w:rPr>
-          <w:rFonts w:ascii="Verdana" w:eastAsia="MS-Mincho" w:hAnsi="Verdana"/>
-          <w:sz w:val="20"/>
-          <w:u w:color="0000FF"/>
-          <w:lang w:val="en-US"/>
-        </w:rPr>
-        <w:t xml:space="preserve"> on the transition to self-administration, (2022-202</w:t>
-      </w:r>
-      <w:r>
-        <w:rPr>
-          <w:rFonts w:ascii="Verdana" w:eastAsia="MS-Mincho" w:hAnsi="Verdana"/>
-          <w:sz w:val="20"/>
-          <w:u w:color="0000FF"/>
-          <w:lang w:val="en-US"/>
-        </w:rPr>
-        <w:t>4</w:t>
+        <w:t xml:space="preserve">Member of the Core Scientific Team, European Social </w:t>
+      </w:r>
+      <w:r>
+        <w:rPr>
+          <w:rFonts w:ascii="Verdana" w:eastAsia="MS-Mincho" w:hAnsi="Verdana"/>
+          <w:b/>
+          <w:bCs/>
+          <w:sz w:val="20"/>
+          <w:u w:color="0000FF"/>
+          <w:lang w:val="en-US"/>
+        </w:rPr>
+        <w:t>Survey</w:t>
+      </w:r>
+      <w:r>
+        <w:rPr>
+          <w:rFonts w:ascii="Verdana" w:eastAsia="MS-Mincho" w:hAnsi="Verdana"/>
+          <w:sz w:val="20"/>
+          <w:u w:color="0000FF"/>
+          <w:lang w:val="en-US"/>
+        </w:rPr>
+        <w:t xml:space="preserve"> on the transition to self-administration, (202</w:t>
+      </w:r>
+      <w:r>
+        <w:rPr>
+          <w:rFonts w:ascii="Verdana" w:eastAsia="MS-Mincho" w:hAnsi="Verdana"/>
+          <w:sz w:val="20"/>
+          <w:u w:color="0000FF"/>
+          <w:lang w:val="en-US"/>
+        </w:rPr>
+        <w:t>5</w:t>
+      </w:r>
+      <w:r>
+        <w:rPr>
+          <w:rFonts w:ascii="Verdana" w:eastAsia="MS-Mincho" w:hAnsi="Verdana"/>
+          <w:sz w:val="20"/>
+          <w:u w:color="0000FF"/>
+          <w:lang w:val="en-US"/>
+        </w:rPr>
+        <w:t>-</w:t>
       </w:r>
       <w:r>
         <w:rPr>
@@ -2064,7 +2154,57 @@
           <w:lang w:val="en-US"/>
         </w:rPr>
         <w:tab/>
-        <w:t>The European Social Survey (ESS) is the largest European Research Infrastructure in the social sciences. Historically, the survey has been carried out every two years in about 30 countries using face-to-face interviewing. The ESS is planning to move to self-completion as the interview mode. I advise them on issues regarding the effects on data quality; in particular effects on comparability of ESS data across time, and between countries. I also carry out analytical work on existing experimental data, and advise them on data collection procedures.</w:t>
+        <w:t>The European Social Survey (ESS) is the largest European Research Infrastructure in the social sciences. Historically, the survey has been carried out every two years in about 30 countries using face-to-face interviewing. The ESS is mov</w:t>
+      </w:r>
+      <w:r>
+        <w:rPr>
+          <w:rFonts w:ascii="Verdana" w:hAnsi="Verdana"/>
+          <w:noProof/>
+          <w:sz w:val="20"/>
+          <w:szCs w:val="20"/>
+          <w:lang w:val="en-US"/>
+        </w:rPr>
+        <w:t>ing</w:t>
+      </w:r>
+      <w:r>
+        <w:rPr>
+          <w:rFonts w:ascii="Verdana" w:hAnsi="Verdana"/>
+          <w:noProof/>
+          <w:sz w:val="20"/>
+          <w:szCs w:val="20"/>
+          <w:lang w:val="en-US"/>
+        </w:rPr>
+        <w:t xml:space="preserve"> to self-completion as the interview mode</w:t>
+      </w:r>
+      <w:r>
+        <w:rPr>
+          <w:rFonts w:ascii="Verdana" w:hAnsi="Verdana"/>
+          <w:noProof/>
+          <w:sz w:val="20"/>
+          <w:szCs w:val="20"/>
+          <w:lang w:val="en-US"/>
+        </w:rPr>
+        <w:t xml:space="preserve"> from round 12 onwards</w:t>
+      </w:r>
+      <w:r>
+        <w:rPr>
+          <w:rFonts w:ascii="Verdana" w:hAnsi="Verdana"/>
+          <w:noProof/>
+          <w:sz w:val="20"/>
+          <w:szCs w:val="20"/>
+          <w:lang w:val="en-US"/>
+        </w:rPr>
+        <w:t xml:space="preserve">. </w:t>
+      </w:r>
+      <w:r>
+        <w:rPr>
+          <w:rFonts w:ascii="Verdana" w:hAnsi="Verdana"/>
+          <w:noProof/>
+          <w:sz w:val="20"/>
+          <w:szCs w:val="20"/>
+          <w:lang w:val="en-US"/>
+        </w:rPr>
+        <w:t>I am in charge of analysis of the effects of the mode transition on statistics, and providing user guidance on how to deal with this.</w:t>
       </w:r>
     </w:p>
     <w:p>
@@ -2186,7 +2326,47 @@
           <w:u w:color="0000FF"/>
           <w:lang w:val="en-US"/>
         </w:rPr>
-        <w:t>Utrecht University is one of about 30 universities offering a Master programme awarded with the label ‘European Master of Official Statistics’. I have coordinated this programme in Utrecht from 2017, and since 202</w:t>
+        <w:t xml:space="preserve">Utrecht University is one of about 30 universities offering a Master </w:t>
+      </w:r>
+      <w:proofErr w:type="spellStart"/>
+      <w:r>
+        <w:rPr>
+          <w:rFonts w:ascii="Verdana" w:eastAsia="MS-Mincho" w:hAnsi="Verdana"/>
+          <w:sz w:val="20"/>
+          <w:u w:color="0000FF"/>
+          <w:lang w:val="en-US"/>
+        </w:rPr>
+        <w:t>programme</w:t>
+      </w:r>
+      <w:proofErr w:type="spellEnd"/>
+      <w:r>
+        <w:rPr>
+          <w:rFonts w:ascii="Verdana" w:eastAsia="MS-Mincho" w:hAnsi="Verdana"/>
+          <w:sz w:val="20"/>
+          <w:u w:color="0000FF"/>
+          <w:lang w:val="en-US"/>
+        </w:rPr>
+        <w:t xml:space="preserve"> awarded with the label ‘European Master of Official Statistics’. I have coordinated this </w:t>
+      </w:r>
+      <w:proofErr w:type="spellStart"/>
+      <w:r>
+        <w:rPr>
+          <w:rFonts w:ascii="Verdana" w:eastAsia="MS-Mincho" w:hAnsi="Verdana"/>
+          <w:sz w:val="20"/>
+          <w:u w:color="0000FF"/>
+          <w:lang w:val="en-US"/>
+        </w:rPr>
+        <w:t>programme</w:t>
+      </w:r>
+      <w:proofErr w:type="spellEnd"/>
+      <w:r>
+        <w:rPr>
+          <w:rFonts w:ascii="Verdana" w:eastAsia="MS-Mincho" w:hAnsi="Verdana"/>
+          <w:sz w:val="20"/>
+          <w:u w:color="0000FF"/>
+          <w:lang w:val="en-US"/>
+        </w:rPr>
+        <w:t xml:space="preserve"> in Utrecht from 2017, and since 202</w:t>
       </w:r>
       <w:r>
         <w:rPr>
@@ -2222,7 +2402,27 @@
           <w:u w:color="0000FF"/>
           <w:lang w:val="en-US"/>
         </w:rPr>
-        <w:t>governing board. The board consists of 4 representatives of universities and national statistical institutes. Together we take the decision on the accreditation and renewal of EMOS labels, and we try to advance the programme (e.g. by setting up exchange programmes, sharing of materials, webinars).</w:t>
+        <w:t xml:space="preserve">governing board. The board consists of 4 representatives of universities and national statistical institutes. Together we take the decision on the accreditation and renewal of EMOS labels, and we try to advance the </w:t>
+      </w:r>
+      <w:proofErr w:type="spellStart"/>
+      <w:r>
+        <w:rPr>
+          <w:rFonts w:ascii="Verdana" w:eastAsia="MS-Mincho" w:hAnsi="Verdana"/>
+          <w:sz w:val="20"/>
+          <w:u w:color="0000FF"/>
+          <w:lang w:val="en-US"/>
+        </w:rPr>
+        <w:t>programme</w:t>
+      </w:r>
+      <w:proofErr w:type="spellEnd"/>
+      <w:r>
+        <w:rPr>
+          <w:rFonts w:ascii="Verdana" w:eastAsia="MS-Mincho" w:hAnsi="Verdana"/>
+          <w:sz w:val="20"/>
+          <w:u w:color="0000FF"/>
+          <w:lang w:val="en-US"/>
+        </w:rPr>
+        <w:t xml:space="preserve"> (e.g. by setting up exchange programmes, sharing of materials, webinars).</w:t>
       </w:r>
     </w:p>
     <w:p>
@@ -2416,8 +2616,19 @@
           <w:u w:color="0000FF"/>
           <w:lang w:val="en-US"/>
         </w:rPr>
-        <w:t>Head of the Ph.D. programme</w:t>
-      </w:r>
+        <w:t xml:space="preserve">Head of the Ph.D. </w:t>
+      </w:r>
+      <w:proofErr w:type="spellStart"/>
+      <w:r>
+        <w:rPr>
+          <w:rFonts w:ascii="Verdana" w:eastAsia="MS-Mincho" w:hAnsi="Verdana"/>
+          <w:sz w:val="20"/>
+          <w:u w:color="0000FF"/>
+          <w:lang w:val="en-US"/>
+        </w:rPr>
+        <w:t>programme</w:t>
+      </w:r>
+      <w:proofErr w:type="spellEnd"/>
     </w:p>
     <w:p>
       <w:pPr>
@@ -2764,7 +2975,6 @@
           <w:szCs w:val="20"/>
           <w:lang w:val="en-US" w:eastAsia="en-GB"/>
         </w:rPr>
-        <w:lastRenderedPageBreak/>
         <w:t>Member of the Board of Studies Undergraduate School FSW.</w:t>
       </w:r>
     </w:p>
@@ -2807,7 +3017,18 @@
           <w:szCs w:val="20"/>
           <w:lang w:val="en-US" w:eastAsia="en-GB"/>
         </w:rPr>
-        <w:t xml:space="preserve"> of other programmes where the M&amp;S department teaches, examination committee, support staff</w:t>
+        <w:t xml:space="preserve"> of other programmes where the M&amp;S </w:t>
+      </w:r>
+      <w:r>
+        <w:rPr>
+          <w:rFonts w:ascii="Verdana" w:eastAsiaTheme="minorEastAsia" w:hAnsi="Verdana" w:cs="Tahoma"/>
+          <w:bCs/>
+          <w:sz w:val="20"/>
+          <w:szCs w:val="20"/>
+          <w:lang w:val="en-US" w:eastAsia="en-GB"/>
+        </w:rPr>
+        <w:lastRenderedPageBreak/>
+        <w:t>department teaches, examination committee, support staff</w:t>
       </w:r>
     </w:p>
     <w:p>
@@ -2839,7 +3060,29 @@
           <w:szCs w:val="20"/>
           <w:lang w:val="en-US" w:eastAsia="en-GB"/>
         </w:rPr>
-        <w:t>Member of the visitation committee for the Research Master Child Development and Education (UvA), 2023</w:t>
+        <w:t>Member of the visitation committee for the Research Master Child Development and Education (</w:t>
+      </w:r>
+      <w:proofErr w:type="spellStart"/>
+      <w:r>
+        <w:rPr>
+          <w:rFonts w:ascii="Verdana" w:eastAsiaTheme="minorEastAsia" w:hAnsi="Verdana" w:cs="Tahoma"/>
+          <w:bCs/>
+          <w:sz w:val="20"/>
+          <w:szCs w:val="20"/>
+          <w:lang w:val="en-US" w:eastAsia="en-GB"/>
+        </w:rPr>
+        <w:t>UvA</w:t>
+      </w:r>
+      <w:proofErr w:type="spellEnd"/>
+      <w:r>
+        <w:rPr>
+          <w:rFonts w:ascii="Verdana" w:eastAsiaTheme="minorEastAsia" w:hAnsi="Verdana" w:cs="Tahoma"/>
+          <w:bCs/>
+          <w:sz w:val="20"/>
+          <w:szCs w:val="20"/>
+          <w:lang w:val="en-US" w:eastAsia="en-GB"/>
+        </w:rPr>
+        <w:t>), 2023</w:t>
       </w:r>
       <w:r>
         <w:rPr>
@@ -3073,6 +3316,7 @@
         </w:rPr>
         <w:t xml:space="preserve">Organization of new courses within the Utrecht Summer School, such as on Machine Learning, Python. </w:t>
       </w:r>
+      <w:proofErr w:type="spellStart"/>
       <w:r>
         <w:rPr>
           <w:rFonts w:ascii="Verdana" w:eastAsiaTheme="minorEastAsia" w:hAnsi="Verdana" w:cs="Tahoma"/>
@@ -3081,7 +3325,40 @@
           <w:szCs w:val="20"/>
           <w:lang w:eastAsia="en-GB"/>
         </w:rPr>
-        <w:t>This includes online courses.</w:t>
+        <w:t>This</w:t>
+      </w:r>
+      <w:proofErr w:type="spellEnd"/>
+      <w:r>
+        <w:rPr>
+          <w:rFonts w:ascii="Verdana" w:eastAsiaTheme="minorEastAsia" w:hAnsi="Verdana" w:cs="Tahoma"/>
+          <w:bCs/>
+          <w:sz w:val="20"/>
+          <w:szCs w:val="20"/>
+          <w:lang w:eastAsia="en-GB"/>
+        </w:rPr>
+        <w:t xml:space="preserve"> </w:t>
+      </w:r>
+      <w:proofErr w:type="spellStart"/>
+      <w:r>
+        <w:rPr>
+          <w:rFonts w:ascii="Verdana" w:eastAsiaTheme="minorEastAsia" w:hAnsi="Verdana" w:cs="Tahoma"/>
+          <w:bCs/>
+          <w:sz w:val="20"/>
+          <w:szCs w:val="20"/>
+          <w:lang w:eastAsia="en-GB"/>
+        </w:rPr>
+        <w:t>includes</w:t>
+      </w:r>
+      <w:proofErr w:type="spellEnd"/>
+      <w:r>
+        <w:rPr>
+          <w:rFonts w:ascii="Verdana" w:eastAsiaTheme="minorEastAsia" w:hAnsi="Verdana" w:cs="Tahoma"/>
+          <w:bCs/>
+          <w:sz w:val="20"/>
+          <w:szCs w:val="20"/>
+          <w:lang w:eastAsia="en-GB"/>
+        </w:rPr>
+        <w:t xml:space="preserve"> online courses.</w:t>
       </w:r>
     </w:p>
     <w:p>
@@ -3194,17 +3471,7 @@
             <w:szCs w:val="20"/>
             <w:lang w:val="en-US"/>
           </w:rPr>
-          <w:t>for</w:t>
-        </w:r>
-        <w:r>
-          <w:rPr>
-            <w:rStyle w:val="Hyperlink"/>
-            <w:rFonts w:ascii="Verdana" w:eastAsia="MS-Mincho" w:hAnsi="Verdana"/>
-            <w:sz w:val="20"/>
-            <w:szCs w:val="20"/>
-            <w:lang w:val="en-US"/>
-          </w:rPr>
-          <w:t xml:space="preserve"> ‘Macroscope’ project</w:t>
+          <w:t>for ‘Macroscope’ project</w:t>
         </w:r>
       </w:hyperlink>
       <w:r>
@@ -3225,7 +3492,7 @@
           <w:u w:color="0000FF"/>
           <w:lang w:val="en-US"/>
         </w:rPr>
-        <w:t xml:space="preserve"> ODISSEI/CLARIAH (2026-2031)</w:t>
+        <w:t xml:space="preserve"> (grant no </w:t>
       </w:r>
       <w:r>
         <w:rPr>
@@ -3235,7 +3502,7 @@
           <w:u w:color="0000FF"/>
           <w:lang w:val="en-US"/>
         </w:rPr>
-        <w:t xml:space="preserve"> Total funding </w:t>
+        <w:t>184.037.001</w:t>
       </w:r>
       <w:r>
         <w:rPr>
@@ -3245,6 +3512,36 @@
           <w:u w:color="0000FF"/>
           <w:lang w:val="en-US"/>
         </w:rPr>
+        <w:t>)</w:t>
+      </w:r>
+      <w:r>
+        <w:rPr>
+          <w:rFonts w:ascii="Verdana" w:eastAsia="MS-Mincho" w:hAnsi="Verdana"/>
+          <w:sz w:val="20"/>
+          <w:szCs w:val="20"/>
+          <w:u w:color="0000FF"/>
+          <w:lang w:val="en-US"/>
+        </w:rPr>
+        <w:t xml:space="preserve"> </w:t>
+      </w:r>
+      <w:r>
+        <w:rPr>
+          <w:rFonts w:ascii="Verdana" w:eastAsia="MS-Mincho" w:hAnsi="Verdana"/>
+          <w:sz w:val="20"/>
+          <w:szCs w:val="20"/>
+          <w:u w:color="0000FF"/>
+          <w:lang w:val="en-US"/>
+        </w:rPr>
+        <w:t xml:space="preserve"> ODISSEI/CLARIAH (2026-2031) Total funding </w:t>
+      </w:r>
+      <w:r>
+        <w:rPr>
+          <w:rFonts w:ascii="Verdana" w:eastAsia="MS-Mincho" w:hAnsi="Verdana"/>
+          <w:sz w:val="20"/>
+          <w:szCs w:val="20"/>
+          <w:u w:color="0000FF"/>
+          <w:lang w:val="en-US"/>
+        </w:rPr>
         <w:t>€</w:t>
       </w:r>
       <w:r>
@@ -3255,7 +3552,7 @@
           <w:u w:color="0000FF"/>
           <w:lang w:val="en-US"/>
         </w:rPr>
-        <w:t>1</w:t>
+        <w:t>16,8</w:t>
       </w:r>
       <w:r>
         <w:rPr>
@@ -3265,7 +3562,7 @@
           <w:u w:color="0000FF"/>
           <w:lang w:val="en-US"/>
         </w:rPr>
-        <w:t>6,8</w:t>
+        <w:t>00</w:t>
       </w:r>
       <w:r>
         <w:rPr>
@@ -3275,7 +3572,7 @@
           <w:u w:color="0000FF"/>
           <w:lang w:val="en-US"/>
         </w:rPr>
-        <w:t>00</w:t>
+        <w:t xml:space="preserve">k, of which </w:t>
       </w:r>
       <w:r>
         <w:rPr>
@@ -3285,7 +3582,7 @@
           <w:u w:color="0000FF"/>
           <w:lang w:val="en-US"/>
         </w:rPr>
-        <w:t xml:space="preserve">k, of which </w:t>
+        <w:t>€</w:t>
       </w:r>
       <w:r>
         <w:rPr>
@@ -3295,9 +3592,16 @@
           <w:u w:color="0000FF"/>
           <w:lang w:val="en-US"/>
         </w:rPr>
-        <w:t>€</w:t>
-      </w:r>
-      <w:r>
+        <w:t>2,050k personal. I lead WP 2.1 on Large-scale surveys</w:t>
+      </w:r>
+    </w:p>
+    <w:p>
+      <w:pPr>
+        <w:widowControl w:val="0"/>
+        <w:autoSpaceDE w:val="0"/>
+        <w:autoSpaceDN w:val="0"/>
+        <w:adjustRightInd w:val="0"/>
+        <w:ind w:hanging="284"/>
         <w:rPr>
           <w:rFonts w:ascii="Verdana" w:eastAsia="MS-Mincho" w:hAnsi="Verdana"/>
           <w:sz w:val="20"/>
@@ -3305,8 +3609,7 @@
           <w:u w:color="0000FF"/>
           <w:lang w:val="en-US"/>
         </w:rPr>
-        <w:t>2,050</w:t>
-      </w:r>
+      </w:pPr>
       <w:r>
         <w:rPr>
           <w:rFonts w:ascii="Verdana" w:eastAsia="MS-Mincho" w:hAnsi="Verdana"/>
@@ -3315,7 +3618,7 @@
           <w:u w:color="0000FF"/>
           <w:lang w:val="en-US"/>
         </w:rPr>
-        <w:t xml:space="preserve">k personal. I lead WP </w:t>
+        <w:t xml:space="preserve">ZONMW pandemic modeling funding for </w:t>
       </w:r>
       <w:r>
         <w:rPr>
@@ -3325,7 +3628,7 @@
           <w:u w:color="0000FF"/>
           <w:lang w:val="en-US"/>
         </w:rPr>
-        <w:t>2.1</w:t>
+        <w:t>‘</w:t>
       </w:r>
       <w:r>
         <w:rPr>
@@ -3335,7 +3638,7 @@
           <w:u w:color="0000FF"/>
           <w:lang w:val="en-US"/>
         </w:rPr>
-        <w:t xml:space="preserve"> on </w:t>
+        <w:t>R2M2P2 Consortium: Readying Regional Mobility data for</w:t>
       </w:r>
       <w:r>
         <w:rPr>
@@ -3345,16 +3648,9 @@
           <w:u w:color="0000FF"/>
           <w:lang w:val="en-US"/>
         </w:rPr>
-        <w:t>Large-scale surveys</w:t>
-      </w:r>
-    </w:p>
-    <w:p>
-      <w:pPr>
-        <w:widowControl w:val="0"/>
-        <w:autoSpaceDE w:val="0"/>
-        <w:autoSpaceDN w:val="0"/>
-        <w:adjustRightInd w:val="0"/>
-        <w:ind w:hanging="284"/>
+        <w:t xml:space="preserve"> </w:t>
+      </w:r>
+      <w:r>
         <w:rPr>
           <w:rFonts w:ascii="Verdana" w:eastAsia="MS-Mincho" w:hAnsi="Verdana"/>
           <w:sz w:val="20"/>
@@ -3362,7 +3658,8 @@
           <w:u w:color="0000FF"/>
           <w:lang w:val="en-US"/>
         </w:rPr>
-      </w:pPr>
+        <w:t>Modelling Pandemic Preparedness</w:t>
+      </w:r>
       <w:r>
         <w:rPr>
           <w:rFonts w:ascii="Verdana" w:eastAsia="MS-Mincho" w:hAnsi="Verdana"/>
@@ -3371,7 +3668,7 @@
           <w:u w:color="0000FF"/>
           <w:lang w:val="en-US"/>
         </w:rPr>
-        <w:t xml:space="preserve">ZONMW pandemic modeling funding for </w:t>
+        <w:t>’</w:t>
       </w:r>
       <w:r>
         <w:rPr>
@@ -3381,7 +3678,7 @@
           <w:u w:color="0000FF"/>
           <w:lang w:val="en-US"/>
         </w:rPr>
-        <w:t>‘</w:t>
+        <w:t xml:space="preserve"> (grant no. </w:t>
       </w:r>
       <w:r>
         <w:rPr>
@@ -3391,7 +3688,7 @@
           <w:u w:color="0000FF"/>
           <w:lang w:val="en-US"/>
         </w:rPr>
-        <w:t>R2M2P2 Consortium: Readying Regional Mobility data for</w:t>
+        <w:t>10710062310011</w:t>
       </w:r>
       <w:r>
         <w:rPr>
@@ -3401,8 +3698,9 @@
           <w:u w:color="0000FF"/>
           <w:lang w:val="en-US"/>
         </w:rPr>
-        <w:t xml:space="preserve"> </w:t>
-      </w:r>
+        <w:t xml:space="preserve">)- 2024-2025. Total funding: 500k. Working with postdoc on mobility </w:t>
+      </w:r>
+      <w:proofErr w:type="spellStart"/>
       <w:r>
         <w:rPr>
           <w:rFonts w:ascii="Verdana" w:eastAsia="MS-Mincho" w:hAnsi="Verdana"/>
@@ -3411,8 +3709,9 @@
           <w:u w:color="0000FF"/>
           <w:lang w:val="en-US"/>
         </w:rPr>
-        <w:t>Modelling Pandemic Preparedness</w:t>
-      </w:r>
+        <w:t>datasources</w:t>
+      </w:r>
+      <w:proofErr w:type="spellEnd"/>
       <w:r>
         <w:rPr>
           <w:rFonts w:ascii="Verdana" w:eastAsia="MS-Mincho" w:hAnsi="Verdana"/>
@@ -3421,37 +3720,7 @@
           <w:u w:color="0000FF"/>
           <w:lang w:val="en-US"/>
         </w:rPr>
-        <w:t>’</w:t>
-      </w:r>
-      <w:r>
-        <w:rPr>
-          <w:rFonts w:ascii="Verdana" w:eastAsia="MS-Mincho" w:hAnsi="Verdana"/>
-          <w:sz w:val="20"/>
-          <w:szCs w:val="20"/>
-          <w:u w:color="0000FF"/>
-          <w:lang w:val="en-US"/>
-        </w:rPr>
-        <w:t xml:space="preserve"> (grant no. </w:t>
-      </w:r>
-      <w:r>
-        <w:rPr>
-          <w:rFonts w:ascii="Verdana" w:eastAsia="MS-Mincho" w:hAnsi="Verdana"/>
-          <w:sz w:val="20"/>
-          <w:szCs w:val="20"/>
-          <w:u w:color="0000FF"/>
-          <w:lang w:val="en-US"/>
-        </w:rPr>
-        <w:t>10710062310011</w:t>
-      </w:r>
-      <w:r>
-        <w:rPr>
-          <w:rFonts w:ascii="Verdana" w:eastAsia="MS-Mincho" w:hAnsi="Verdana"/>
-          <w:sz w:val="20"/>
-          <w:szCs w:val="20"/>
-          <w:u w:color="0000FF"/>
-          <w:lang w:val="en-US"/>
-        </w:rPr>
-        <w:t>)- 2024-2025. Total funding: 500k. Working with postdoc on mobility datasources.</w:t>
+        <w:t>.</w:t>
       </w:r>
     </w:p>
     <w:p>
@@ -3546,7 +3815,29 @@
             <w:szCs w:val="20"/>
             <w:lang w:val="en-US"/>
           </w:rPr>
-          <w:t xml:space="preserve">funding ‘Beprepared’ </w:t>
+          <w:t>funding ‘</w:t>
+        </w:r>
+        <w:proofErr w:type="spellStart"/>
+        <w:r>
+          <w:rPr>
+            <w:rStyle w:val="Hyperlink"/>
+            <w:rFonts w:ascii="Verdana" w:eastAsia="MS-Mincho" w:hAnsi="Verdana"/>
+            <w:sz w:val="20"/>
+            <w:szCs w:val="20"/>
+            <w:lang w:val="en-US"/>
+          </w:rPr>
+          <w:t>Beprepared</w:t>
+        </w:r>
+        <w:proofErr w:type="spellEnd"/>
+        <w:r>
+          <w:rPr>
+            <w:rStyle w:val="Hyperlink"/>
+            <w:rFonts w:ascii="Verdana" w:eastAsia="MS-Mincho" w:hAnsi="Verdana"/>
+            <w:sz w:val="20"/>
+            <w:szCs w:val="20"/>
+            <w:lang w:val="en-US"/>
+          </w:rPr>
+          <w:t xml:space="preserve">’ </w:t>
         </w:r>
         <w:r>
           <w:rPr>
@@ -3617,7 +3908,29 @@
           <w:u w:color="0000FF"/>
           <w:lang w:val="en-US"/>
         </w:rPr>
-        <w:t>500k, of which 90k personal. Workpackage leader on methodology (PI: Marijn de Bruin, Radboud University)</w:t>
+        <w:t xml:space="preserve">500k, of which 90k personal. </w:t>
+      </w:r>
+      <w:proofErr w:type="spellStart"/>
+      <w:r>
+        <w:rPr>
+          <w:rFonts w:ascii="Verdana" w:eastAsia="MS-Mincho" w:hAnsi="Verdana"/>
+          <w:sz w:val="20"/>
+          <w:szCs w:val="20"/>
+          <w:u w:color="0000FF"/>
+          <w:lang w:val="en-US"/>
+        </w:rPr>
+        <w:t>Workpackage</w:t>
+      </w:r>
+      <w:proofErr w:type="spellEnd"/>
+      <w:r>
+        <w:rPr>
+          <w:rFonts w:ascii="Verdana" w:eastAsia="MS-Mincho" w:hAnsi="Verdana"/>
+          <w:sz w:val="20"/>
+          <w:szCs w:val="20"/>
+          <w:u w:color="0000FF"/>
+          <w:lang w:val="en-US"/>
+        </w:rPr>
+        <w:t xml:space="preserve"> leader on methodology (PI: Marijn de Bruin, Radboud University)</w:t>
       </w:r>
     </w:p>
     <w:p>
@@ -3714,9 +4027,75 @@
             <w:szCs w:val="20"/>
             <w:lang w:val="en-US"/>
           </w:rPr>
-          <w:t xml:space="preserve"> Open Cloud for the Netherlands (SSHOC-NL) project for ODISSEI/Clariah</w:t>
+          <w:t xml:space="preserve"> Open Cloud for the Netherlands (SSHOC-NL) project for ODISSEI/</w:t>
         </w:r>
+        <w:proofErr w:type="spellStart"/>
+        <w:r>
+          <w:rPr>
+            <w:rStyle w:val="Hyperlink"/>
+            <w:rFonts w:ascii="Verdana" w:eastAsia="MS-Mincho" w:hAnsi="Verdana"/>
+            <w:sz w:val="20"/>
+            <w:szCs w:val="20"/>
+            <w:lang w:val="en-US"/>
+          </w:rPr>
+          <w:t>Clariah</w:t>
+        </w:r>
+        <w:proofErr w:type="spellEnd"/>
       </w:hyperlink>
+      <w:r>
+        <w:rPr>
+          <w:lang w:val="en-US"/>
+        </w:rPr>
+        <w:t xml:space="preserve"> </w:t>
+      </w:r>
+      <w:r>
+        <w:rPr>
+          <w:lang w:val="en-US"/>
+        </w:rPr>
+        <w:t>(</w:t>
+      </w:r>
+      <w:r>
+        <w:rPr>
+          <w:rFonts w:ascii="Verdana" w:hAnsi="Verdana"/>
+          <w:sz w:val="20"/>
+          <w:szCs w:val="20"/>
+          <w:lang w:val="en-US"/>
+        </w:rPr>
+        <w:t>grant no</w:t>
+      </w:r>
+      <w:r>
+        <w:rPr>
+          <w:rFonts w:ascii="Verdana" w:hAnsi="Verdana"/>
+          <w:sz w:val="20"/>
+          <w:szCs w:val="20"/>
+          <w:lang w:val="en-US"/>
+        </w:rPr>
+        <w:t>.</w:t>
+      </w:r>
+      <w:r>
+        <w:rPr>
+          <w:rFonts w:ascii="Verdana" w:hAnsi="Verdana"/>
+          <w:sz w:val="20"/>
+          <w:szCs w:val="20"/>
+          <w:lang w:val="en-US"/>
+        </w:rPr>
+        <w:t xml:space="preserve"> </w:t>
+      </w:r>
+      <w:r>
+        <w:rPr>
+          <w:rFonts w:ascii="Verdana" w:hAnsi="Verdana"/>
+          <w:sz w:val="20"/>
+          <w:szCs w:val="20"/>
+          <w:lang w:val="en-US"/>
+        </w:rPr>
+        <w:t>184.036.020</w:t>
+      </w:r>
+      <w:r>
+        <w:rPr>
+          <w:lang w:val="en-US"/>
+        </w:rPr>
+        <w:t>)</w:t>
+      </w:r>
       <w:r>
         <w:rPr>
           <w:rFonts w:ascii="Verdana" w:eastAsia="MS-Mincho" w:hAnsi="Verdana"/>
@@ -4076,7 +4455,29 @@
           <w:u w:color="0000FF"/>
           <w:lang w:val="en-US"/>
         </w:rPr>
-        <w:t xml:space="preserve">personal. January 2024 (PI: Statistics Netherlands). I lead workpackage 2 on methodology. </w:t>
+        <w:t xml:space="preserve">personal. January 2024 (PI: Statistics Netherlands). I lead </w:t>
+      </w:r>
+      <w:proofErr w:type="spellStart"/>
+      <w:r>
+        <w:rPr>
+          <w:rFonts w:ascii="Verdana" w:eastAsia="MS-Mincho" w:hAnsi="Verdana"/>
+          <w:sz w:val="20"/>
+          <w:szCs w:val="20"/>
+          <w:u w:color="0000FF"/>
+          <w:lang w:val="en-US"/>
+        </w:rPr>
+        <w:t>workpackage</w:t>
+      </w:r>
+      <w:proofErr w:type="spellEnd"/>
+      <w:r>
+        <w:rPr>
+          <w:rFonts w:ascii="Verdana" w:eastAsia="MS-Mincho" w:hAnsi="Verdana"/>
+          <w:sz w:val="20"/>
+          <w:szCs w:val="20"/>
+          <w:u w:color="0000FF"/>
+          <w:lang w:val="en-US"/>
+        </w:rPr>
+        <w:t xml:space="preserve"> 2 on methodology. </w:t>
       </w:r>
     </w:p>
     <w:p>
@@ -4112,7 +4513,29 @@
           <w:u w:color="0000FF"/>
           <w:lang w:val="es-ES"/>
         </w:rPr>
-        <w:t xml:space="preserve">Camilla Salvatore. 2023-2024. Total funding: 70k. </w:t>
+        <w:t xml:space="preserve">Camilla Salvatore. 2023-2024. Total </w:t>
+      </w:r>
+      <w:proofErr w:type="spellStart"/>
+      <w:r>
+        <w:rPr>
+          <w:rFonts w:ascii="Verdana" w:eastAsia="MS-Mincho" w:hAnsi="Verdana"/>
+          <w:sz w:val="20"/>
+          <w:szCs w:val="20"/>
+          <w:u w:color="0000FF"/>
+          <w:lang w:val="es-ES"/>
+        </w:rPr>
+        <w:t>funding</w:t>
+      </w:r>
+      <w:proofErr w:type="spellEnd"/>
+      <w:r>
+        <w:rPr>
+          <w:rFonts w:ascii="Verdana" w:eastAsia="MS-Mincho" w:hAnsi="Verdana"/>
+          <w:sz w:val="20"/>
+          <w:szCs w:val="20"/>
+          <w:u w:color="0000FF"/>
+          <w:lang w:val="es-ES"/>
+        </w:rPr>
+        <w:t xml:space="preserve">: 70k. </w:t>
       </w:r>
       <w:r>
         <w:rPr>
@@ -4345,8 +4768,9 @@
           <w:u w:color="0000FF"/>
           <w:lang w:val="en-US"/>
         </w:rPr>
-        <w:t>I lead a workpackage on</w:t>
-      </w:r>
+        <w:t xml:space="preserve">I lead a </w:t>
+      </w:r>
+      <w:proofErr w:type="spellStart"/>
       <w:r>
         <w:rPr>
           <w:rFonts w:ascii="Verdana" w:eastAsia="MS-Mincho" w:hAnsi="Verdana"/>
@@ -4355,6 +4779,27 @@
           <w:u w:color="0000FF"/>
           <w:lang w:val="en-US"/>
         </w:rPr>
+        <w:t>workpackage</w:t>
+      </w:r>
+      <w:proofErr w:type="spellEnd"/>
+      <w:r>
+        <w:rPr>
+          <w:rFonts w:ascii="Verdana" w:eastAsia="MS-Mincho" w:hAnsi="Verdana"/>
+          <w:sz w:val="20"/>
+          <w:szCs w:val="20"/>
+          <w:u w:color="0000FF"/>
+          <w:lang w:val="en-US"/>
+        </w:rPr>
+        <w:t xml:space="preserve"> on</w:t>
+      </w:r>
+      <w:r>
+        <w:rPr>
+          <w:rFonts w:ascii="Verdana" w:eastAsia="MS-Mincho" w:hAnsi="Verdana"/>
+          <w:sz w:val="20"/>
+          <w:szCs w:val="20"/>
+          <w:u w:color="0000FF"/>
+          <w:lang w:val="en-US"/>
+        </w:rPr>
         <w:t xml:space="preserve"> the data quality of</w:t>
       </w:r>
       <w:r>
@@ -4525,8 +4970,9 @@
           <w:u w:color="0000FF"/>
           <w:lang w:val="en-US"/>
         </w:rPr>
-        <w:t>I participate in workpackage 2.</w:t>
-      </w:r>
+        <w:t xml:space="preserve">I participate in </w:t>
+      </w:r>
+      <w:proofErr w:type="spellStart"/>
       <w:r>
         <w:rPr>
           <w:rFonts w:ascii="Verdana" w:eastAsia="MS-Mincho" w:hAnsi="Verdana"/>
@@ -4535,6 +4981,27 @@
           <w:u w:color="0000FF"/>
           <w:lang w:val="en-US"/>
         </w:rPr>
+        <w:t>workpackage</w:t>
+      </w:r>
+      <w:proofErr w:type="spellEnd"/>
+      <w:r>
+        <w:rPr>
+          <w:rFonts w:ascii="Verdana" w:eastAsia="MS-Mincho" w:hAnsi="Verdana"/>
+          <w:sz w:val="20"/>
+          <w:szCs w:val="20"/>
+          <w:u w:color="0000FF"/>
+          <w:lang w:val="en-US"/>
+        </w:rPr>
+        <w:t xml:space="preserve"> 2.</w:t>
+      </w:r>
+      <w:r>
+        <w:rPr>
+          <w:rFonts w:ascii="Verdana" w:eastAsia="MS-Mincho" w:hAnsi="Verdana"/>
+          <w:sz w:val="20"/>
+          <w:szCs w:val="20"/>
+          <w:u w:color="0000FF"/>
+          <w:lang w:val="en-US"/>
+        </w:rPr>
         <w:t xml:space="preserve"> </w:t>
       </w:r>
       <w:r>
@@ -4571,6 +5038,7 @@
           <w:lang w:val="en-US"/>
         </w:rPr>
       </w:pPr>
+      <w:proofErr w:type="spellStart"/>
       <w:r>
         <w:rPr>
           <w:rFonts w:ascii="Verdana" w:eastAsia="MS-Mincho" w:hAnsi="Verdana"/>
@@ -4587,7 +5055,37 @@
           <w:u w:color="0000FF"/>
           <w:lang w:val="en-US"/>
         </w:rPr>
-        <w:t xml:space="preserve">nMW Middelgroot: Ten Years Up: Self-regulation in progress (10YUP). </w:t>
+        <w:t>nMW</w:t>
+      </w:r>
+      <w:proofErr w:type="spellEnd"/>
+      <w:r>
+        <w:rPr>
+          <w:rFonts w:ascii="Verdana" w:eastAsia="MS-Mincho" w:hAnsi="Verdana"/>
+          <w:sz w:val="20"/>
+          <w:u w:color="0000FF"/>
+          <w:lang w:val="en-US"/>
+        </w:rPr>
+        <w:t xml:space="preserve"> </w:t>
+      </w:r>
+      <w:proofErr w:type="spellStart"/>
+      <w:r>
+        <w:rPr>
+          <w:rFonts w:ascii="Verdana" w:eastAsia="MS-Mincho" w:hAnsi="Verdana"/>
+          <w:sz w:val="20"/>
+          <w:u w:color="0000FF"/>
+          <w:lang w:val="en-US"/>
+        </w:rPr>
+        <w:t>Middelgroot</w:t>
+      </w:r>
+      <w:proofErr w:type="spellEnd"/>
+      <w:r>
+        <w:rPr>
+          <w:rFonts w:ascii="Verdana" w:eastAsia="MS-Mincho" w:hAnsi="Verdana"/>
+          <w:sz w:val="20"/>
+          <w:u w:color="0000FF"/>
+          <w:lang w:val="en-US"/>
+        </w:rPr>
+        <w:t xml:space="preserve">: Ten Years Up: Self-regulation in progress (10YUP). </w:t>
       </w:r>
       <w:r>
         <w:rPr>
@@ -4832,7 +5330,17 @@
           <w:u w:color="0000FF"/>
           <w:lang w:val="en-US"/>
         </w:rPr>
-        <w:t>n infrastructure for collecting sensitive data through mobile phones’. €25</w:t>
+        <w:t xml:space="preserve">n infrastructure for </w:t>
+      </w:r>
+      <w:r>
+        <w:rPr>
+          <w:rFonts w:ascii="Verdana" w:eastAsia="MS-Mincho" w:hAnsi="Verdana"/>
+          <w:sz w:val="20"/>
+          <w:u w:color="0000FF"/>
+          <w:lang w:val="en-US"/>
+        </w:rPr>
+        <w:lastRenderedPageBreak/>
+        <w:t>collecting sensitive data through mobile phones’. €25</w:t>
       </w:r>
       <w:r>
         <w:rPr>
@@ -4850,17 +5358,7 @@
           <w:u w:color="0000FF"/>
           <w:lang w:val="en-US"/>
         </w:rPr>
-        <w:t xml:space="preserve"> (with Anne Elevelt, Marieke Haan, </w:t>
-      </w:r>
-      <w:r>
-        <w:rPr>
-          <w:rFonts w:ascii="Verdana" w:eastAsia="MS-Mincho" w:hAnsi="Verdana"/>
-          <w:sz w:val="20"/>
-          <w:u w:color="0000FF"/>
-          <w:lang w:val="en-US"/>
-        </w:rPr>
-        <w:lastRenderedPageBreak/>
-        <w:t>Vera Toepoel, Bella Struminskaya, Barry Schouten).</w:t>
+        <w:t xml:space="preserve"> (with Anne Elevelt, Marieke Haan, Vera Toepoel, Bella Struminskaya, Barry Schouten).</w:t>
       </w:r>
       <w:r>
         <w:rPr>
@@ -4912,7 +5410,27 @@
           <w:u w:color="0000FF"/>
           <w:lang w:val="en-US"/>
         </w:rPr>
-        <w:t>4 year grant to monitor the quality of Dutch childcare centres. Total funding €1</w:t>
+        <w:t xml:space="preserve">4 year grant to monitor the quality of Dutch childcare </w:t>
+      </w:r>
+      <w:proofErr w:type="spellStart"/>
+      <w:r>
+        <w:rPr>
+          <w:rFonts w:ascii="Verdana" w:eastAsia="MS-Mincho" w:hAnsi="Verdana"/>
+          <w:sz w:val="20"/>
+          <w:u w:color="0000FF"/>
+          <w:lang w:val="en-US"/>
+        </w:rPr>
+        <w:t>centres</w:t>
+      </w:r>
+      <w:proofErr w:type="spellEnd"/>
+      <w:r>
+        <w:rPr>
+          <w:rFonts w:ascii="Verdana" w:eastAsia="MS-Mincho" w:hAnsi="Verdana"/>
+          <w:sz w:val="20"/>
+          <w:u w:color="0000FF"/>
+          <w:lang w:val="en-US"/>
+        </w:rPr>
+        <w:t>. Total funding €1</w:t>
       </w:r>
       <w:r>
         <w:rPr>
@@ -5159,7 +5677,27 @@
           <w:u w:color="0000FF"/>
           <w:lang w:val="en-US"/>
         </w:rPr>
-        <w:t xml:space="preserve">I participate in workpackage 2 on experimental push-to-web strategies. </w:t>
+        <w:t xml:space="preserve">I participate in </w:t>
+      </w:r>
+      <w:proofErr w:type="spellStart"/>
+      <w:r>
+        <w:rPr>
+          <w:rFonts w:ascii="Verdana" w:eastAsia="MS-Mincho" w:hAnsi="Verdana"/>
+          <w:sz w:val="20"/>
+          <w:u w:color="0000FF"/>
+          <w:lang w:val="en-US"/>
+        </w:rPr>
+        <w:t>workpackage</w:t>
+      </w:r>
+      <w:proofErr w:type="spellEnd"/>
+      <w:r>
+        <w:rPr>
+          <w:rFonts w:ascii="Verdana" w:eastAsia="MS-Mincho" w:hAnsi="Verdana"/>
+          <w:sz w:val="20"/>
+          <w:u w:color="0000FF"/>
+          <w:lang w:val="en-US"/>
+        </w:rPr>
+        <w:t xml:space="preserve"> 2 on experimental push-to-web strategies. </w:t>
       </w:r>
       <w:r>
         <w:rPr>
@@ -5472,7 +6010,27 @@
           <w:u w:color="0000FF"/>
           <w:lang w:val="en-US"/>
         </w:rPr>
-        <w:t>Educational innovation grant (powersnacks) at Faculty of Social Sciences, Utrecht University (with Ellen Hamaker), €12</w:t>
+        <w:t>Educational innovation grant (</w:t>
+      </w:r>
+      <w:proofErr w:type="spellStart"/>
+      <w:r>
+        <w:rPr>
+          <w:rFonts w:ascii="Verdana" w:eastAsia="MS-Mincho" w:hAnsi="Verdana"/>
+          <w:sz w:val="20"/>
+          <w:u w:color="0000FF"/>
+          <w:lang w:val="en-US"/>
+        </w:rPr>
+        <w:t>powersnacks</w:t>
+      </w:r>
+      <w:proofErr w:type="spellEnd"/>
+      <w:r>
+        <w:rPr>
+          <w:rFonts w:ascii="Verdana" w:eastAsia="MS-Mincho" w:hAnsi="Verdana"/>
+          <w:sz w:val="20"/>
+          <w:u w:color="0000FF"/>
+          <w:lang w:val="en-US"/>
+        </w:rPr>
+        <w:t>) at Faculty of Social Sciences, Utrecht University (with Ellen Hamaker), €12</w:t>
       </w:r>
       <w:r>
         <w:rPr>
@@ -5532,7 +6090,27 @@
           <w:u w:color="0000FF"/>
           <w:lang w:val="en-US"/>
         </w:rPr>
-        <w:t>, Vera Toepoel, Rens van de Schoot and Leonie van Tichem), €32</w:t>
+        <w:t xml:space="preserve">, Vera Toepoel, Rens van de Schoot and Leonie van </w:t>
+      </w:r>
+      <w:proofErr w:type="spellStart"/>
+      <w:r>
+        <w:rPr>
+          <w:rFonts w:ascii="Verdana" w:eastAsia="MS-Mincho" w:hAnsi="Verdana"/>
+          <w:sz w:val="20"/>
+          <w:u w:color="0000FF"/>
+          <w:lang w:val="en-US"/>
+        </w:rPr>
+        <w:t>Tichem</w:t>
+      </w:r>
+      <w:proofErr w:type="spellEnd"/>
+      <w:r>
+        <w:rPr>
+          <w:rFonts w:ascii="Verdana" w:eastAsia="MS-Mincho" w:hAnsi="Verdana"/>
+          <w:sz w:val="20"/>
+          <w:u w:color="0000FF"/>
+          <w:lang w:val="en-US"/>
+        </w:rPr>
+        <w:t>), €32</w:t>
       </w:r>
       <w:r>
         <w:rPr>
@@ -6068,7 +6646,166 @@
       </w:pPr>
       <w:r>
         <w:rPr>
-          <w:rFonts w:ascii="Verdana" w:hAnsi="Verdana"/>
+          <w:rFonts w:ascii="Verdana" w:eastAsia="MS-Mincho" w:hAnsi="Verdana"/>
+          <w:sz w:val="20"/>
+          <w:u w:color="0000FF"/>
+          <w:lang w:val="en-US"/>
+        </w:rPr>
+        <w:t xml:space="preserve">Ad hoc reviewer for </w:t>
+      </w:r>
+      <w:r>
+        <w:rPr>
+          <w:rFonts w:ascii="Verdana" w:eastAsia="MS-Mincho" w:hAnsi="Verdana"/>
+          <w:sz w:val="20"/>
+          <w:u w:color="0000FF"/>
+          <w:lang w:val="en-US"/>
+        </w:rPr>
+        <w:t xml:space="preserve">various journals: </w:t>
+      </w:r>
+      <w:r>
+        <w:rPr>
+          <w:rFonts w:ascii="Verdana" w:eastAsia="MS-Mincho" w:hAnsi="Verdana"/>
+          <w:sz w:val="20"/>
+          <w:u w:color="0000FF"/>
+          <w:lang w:val="en-US"/>
+        </w:rPr>
+        <w:t xml:space="preserve">European Journal of Developmental Psychology, Field Methods, International Journal for Public Opinion Research, Journal of Official Statistics, </w:t>
+      </w:r>
+      <w:r>
+        <w:rPr>
+          <w:rFonts w:ascii="Verdana" w:eastAsia="MS-Mincho" w:hAnsi="Verdana"/>
+          <w:sz w:val="20"/>
+          <w:u w:color="0000FF"/>
+          <w:lang w:val="en-US"/>
+        </w:rPr>
+        <w:t xml:space="preserve">Journal of the Royal Statistical Society (series A), </w:t>
+      </w:r>
+      <w:r>
+        <w:rPr>
+          <w:rFonts w:ascii="Verdana" w:eastAsia="MS-Mincho" w:hAnsi="Verdana"/>
+          <w:sz w:val="20"/>
+          <w:u w:color="0000FF"/>
+          <w:lang w:val="en-US"/>
+        </w:rPr>
+        <w:t xml:space="preserve">Mathematical population studies, Methodology, Methodological Review of Applied Research, Multivariate </w:t>
+      </w:r>
+      <w:proofErr w:type="spellStart"/>
+      <w:r>
+        <w:rPr>
+          <w:rFonts w:ascii="Verdana" w:eastAsia="MS-Mincho" w:hAnsi="Verdana"/>
+          <w:sz w:val="20"/>
+          <w:u w:color="0000FF"/>
+          <w:lang w:val="en-US"/>
+        </w:rPr>
+        <w:t>Behavio</w:t>
+      </w:r>
+      <w:r>
+        <w:rPr>
+          <w:rFonts w:ascii="Verdana" w:eastAsia="MS-Mincho" w:hAnsi="Verdana"/>
+          <w:sz w:val="20"/>
+          <w:u w:color="0000FF"/>
+          <w:lang w:val="en-US"/>
+        </w:rPr>
+        <w:t>u</w:t>
+      </w:r>
+      <w:r>
+        <w:rPr>
+          <w:rFonts w:ascii="Verdana" w:eastAsia="MS-Mincho" w:hAnsi="Verdana"/>
+          <w:sz w:val="20"/>
+          <w:u w:color="0000FF"/>
+          <w:lang w:val="en-US"/>
+        </w:rPr>
+        <w:t>ral</w:t>
+      </w:r>
+      <w:proofErr w:type="spellEnd"/>
+      <w:r>
+        <w:rPr>
+          <w:rFonts w:ascii="Verdana" w:eastAsia="MS-Mincho" w:hAnsi="Verdana"/>
+          <w:sz w:val="20"/>
+          <w:u w:color="0000FF"/>
+          <w:lang w:val="en-US"/>
+        </w:rPr>
+        <w:t xml:space="preserve"> Research, Public Opinion Quarterly, Social Science Computer Review,</w:t>
+      </w:r>
+      <w:r>
+        <w:rPr>
+          <w:rFonts w:ascii="Verdana" w:eastAsia="MS-Mincho" w:hAnsi="Verdana"/>
+          <w:sz w:val="20"/>
+          <w:u w:color="0000FF"/>
+          <w:lang w:val="en-US"/>
+        </w:rPr>
+        <w:t xml:space="preserve"> Journal of Survey Statistics and Methodology,</w:t>
+      </w:r>
+      <w:r>
+        <w:rPr>
+          <w:rFonts w:ascii="Verdana" w:eastAsia="MS-Mincho" w:hAnsi="Verdana"/>
+          <w:sz w:val="20"/>
+          <w:u w:color="0000FF"/>
+          <w:lang w:val="en-US"/>
+        </w:rPr>
+        <w:t xml:space="preserve"> PLOS ONE, </w:t>
+      </w:r>
+      <w:r>
+        <w:rPr>
+          <w:rFonts w:ascii="Verdana" w:eastAsia="MS-Mincho" w:hAnsi="Verdana"/>
+          <w:sz w:val="20"/>
+          <w:u w:color="0000FF"/>
+          <w:lang w:val="en-US"/>
+        </w:rPr>
+        <w:t xml:space="preserve">Sociological Methods and Research, </w:t>
+      </w:r>
+      <w:r>
+        <w:rPr>
+          <w:rFonts w:ascii="Verdana" w:eastAsia="MS-Mincho" w:hAnsi="Verdana"/>
+          <w:sz w:val="20"/>
+          <w:u w:color="0000FF"/>
+          <w:lang w:val="en-US"/>
+        </w:rPr>
+        <w:t xml:space="preserve">Statistica </w:t>
+      </w:r>
+      <w:proofErr w:type="spellStart"/>
+      <w:r>
+        <w:rPr>
+          <w:rFonts w:ascii="Verdana" w:eastAsia="MS-Mincho" w:hAnsi="Verdana"/>
+          <w:sz w:val="20"/>
+          <w:u w:color="0000FF"/>
+          <w:lang w:val="en-US"/>
+        </w:rPr>
+        <w:t>Neerlandica</w:t>
+      </w:r>
+      <w:proofErr w:type="spellEnd"/>
+      <w:r>
+        <w:rPr>
+          <w:rFonts w:ascii="Verdana" w:eastAsia="MS-Mincho" w:hAnsi="Verdana"/>
+          <w:sz w:val="20"/>
+          <w:u w:color="0000FF"/>
+          <w:lang w:val="en-US"/>
+        </w:rPr>
+        <w:t xml:space="preserve">, </w:t>
+      </w:r>
+      <w:r>
+        <w:rPr>
+          <w:rFonts w:ascii="Verdana" w:eastAsia="MS-Mincho" w:hAnsi="Verdana"/>
+          <w:sz w:val="20"/>
+          <w:u w:color="0000FF"/>
+          <w:lang w:val="en-US"/>
+        </w:rPr>
+        <w:t>Survey Methodology,</w:t>
+      </w:r>
+      <w:r>
+        <w:rPr>
+          <w:rFonts w:ascii="Verdana" w:eastAsia="MS-Mincho" w:hAnsi="Verdana"/>
+          <w:sz w:val="20"/>
+          <w:u w:color="0000FF"/>
+          <w:lang w:val="en-US"/>
+        </w:rPr>
+        <w:t xml:space="preserve"> Survey Research Methods,</w:t>
+      </w:r>
+      <w:r>
+        <w:rPr>
+          <w:rFonts w:ascii="Verdana" w:eastAsia="MS-Mincho" w:hAnsi="Verdana"/>
+          <w:sz w:val="20"/>
+          <w:u w:color="0000FF"/>
           <w:lang w:val="en-US"/>
         </w:rPr>
         <w:t xml:space="preserve"> </w:t>
@@ -6080,97 +6817,83 @@
           <w:u w:color="0000FF"/>
           <w:lang w:val="en-US"/>
         </w:rPr>
-        <w:t xml:space="preserve">Ad hoc reviewer for </w:t>
-      </w:r>
-      <w:r>
-        <w:rPr>
-          <w:rFonts w:ascii="Verdana" w:eastAsia="MS-Mincho" w:hAnsi="Verdana"/>
-          <w:sz w:val="20"/>
-          <w:u w:color="0000FF"/>
-          <w:lang w:val="en-US"/>
-        </w:rPr>
-        <w:t xml:space="preserve">various journals: </w:t>
-      </w:r>
-      <w:r>
-        <w:rPr>
-          <w:rFonts w:ascii="Verdana" w:eastAsia="MS-Mincho" w:hAnsi="Verdana"/>
-          <w:sz w:val="20"/>
-          <w:u w:color="0000FF"/>
-          <w:lang w:val="en-US"/>
-        </w:rPr>
-        <w:t xml:space="preserve">European Journal of Developmental Psychology, Field Methods, International Journal for Public Opinion Research, Journal of Official Statistics, </w:t>
-      </w:r>
-      <w:r>
-        <w:rPr>
-          <w:rFonts w:ascii="Verdana" w:eastAsia="MS-Mincho" w:hAnsi="Verdana"/>
-          <w:sz w:val="20"/>
-          <w:u w:color="0000FF"/>
-          <w:lang w:val="en-US"/>
-        </w:rPr>
-        <w:t xml:space="preserve">Journal of the Royal Statistical Society (series A), </w:t>
-      </w:r>
-      <w:r>
-        <w:rPr>
-          <w:rFonts w:ascii="Verdana" w:eastAsia="MS-Mincho" w:hAnsi="Verdana"/>
-          <w:sz w:val="20"/>
-          <w:u w:color="0000FF"/>
-          <w:lang w:val="en-US"/>
-        </w:rPr>
-        <w:t>Mathematical population studies, Methodology, Methodological Review of Applied Research, Multivariate Behavio</w:t>
-      </w:r>
-      <w:r>
-        <w:rPr>
-          <w:rFonts w:ascii="Verdana" w:eastAsia="MS-Mincho" w:hAnsi="Verdana"/>
-          <w:sz w:val="20"/>
-          <w:u w:color="0000FF"/>
-          <w:lang w:val="en-US"/>
-        </w:rPr>
-        <w:t>u</w:t>
-      </w:r>
-      <w:r>
-        <w:rPr>
-          <w:rFonts w:ascii="Verdana" w:eastAsia="MS-Mincho" w:hAnsi="Verdana"/>
-          <w:sz w:val="20"/>
-          <w:u w:color="0000FF"/>
-          <w:lang w:val="en-US"/>
-        </w:rPr>
-        <w:t xml:space="preserve">ral Research, Public Opinion Quarterly, Social Science Computer Review, PLOS ONE, </w:t>
-      </w:r>
-      <w:r>
-        <w:rPr>
-          <w:rFonts w:ascii="Verdana" w:eastAsia="MS-Mincho" w:hAnsi="Verdana"/>
-          <w:sz w:val="20"/>
-          <w:u w:color="0000FF"/>
-          <w:lang w:val="en-US"/>
-        </w:rPr>
-        <w:t xml:space="preserve">Sociological Methods and Research, </w:t>
-      </w:r>
-      <w:r>
-        <w:rPr>
-          <w:rFonts w:ascii="Verdana" w:eastAsia="MS-Mincho" w:hAnsi="Verdana"/>
-          <w:sz w:val="20"/>
-          <w:u w:color="0000FF"/>
-          <w:lang w:val="en-US"/>
-        </w:rPr>
-        <w:t xml:space="preserve">Statistica Neerlandica, </w:t>
-      </w:r>
-      <w:r>
-        <w:rPr>
-          <w:rFonts w:ascii="Verdana" w:eastAsia="MS-Mincho" w:hAnsi="Verdana"/>
-          <w:sz w:val="20"/>
-          <w:u w:color="0000FF"/>
-          <w:lang w:val="en-US"/>
-        </w:rPr>
-        <w:t>Survey Methodology,</w:t>
-      </w:r>
-      <w:r>
-        <w:rPr>
-          <w:rFonts w:ascii="Verdana" w:eastAsia="MS-Mincho" w:hAnsi="Verdana"/>
-          <w:sz w:val="20"/>
-          <w:u w:color="0000FF"/>
-          <w:lang w:val="en-US"/>
-        </w:rPr>
-        <w:t xml:space="preserve"> Survey Research Methods,</w:t>
+        <w:t>Social Sci</w:t>
+      </w:r>
+      <w:r>
+        <w:rPr>
+          <w:rFonts w:ascii="Verdana" w:eastAsia="MS-Mincho" w:hAnsi="Verdana"/>
+          <w:sz w:val="20"/>
+          <w:u w:color="0000FF"/>
+          <w:lang w:val="en-US"/>
+        </w:rPr>
+        <w:t>e</w:t>
+      </w:r>
+      <w:r>
+        <w:rPr>
+          <w:rFonts w:ascii="Verdana" w:eastAsia="MS-Mincho" w:hAnsi="Verdana"/>
+          <w:sz w:val="20"/>
+          <w:u w:color="0000FF"/>
+          <w:lang w:val="en-US"/>
+        </w:rPr>
+        <w:t xml:space="preserve">nce Research, </w:t>
+      </w:r>
+      <w:proofErr w:type="spellStart"/>
+      <w:r>
+        <w:rPr>
+          <w:rFonts w:ascii="Verdana" w:eastAsia="MS-Mincho" w:hAnsi="Verdana"/>
+          <w:sz w:val="20"/>
+          <w:u w:color="0000FF"/>
+          <w:lang w:val="en-US"/>
+        </w:rPr>
+        <w:t>ZonMW</w:t>
+      </w:r>
+      <w:proofErr w:type="spellEnd"/>
+      <w:r>
+        <w:rPr>
+          <w:rFonts w:ascii="Verdana" w:eastAsia="MS-Mincho" w:hAnsi="Verdana"/>
+          <w:sz w:val="20"/>
+          <w:u w:color="0000FF"/>
+          <w:lang w:val="en-US"/>
+        </w:rPr>
+        <w:t xml:space="preserve"> (Netherlands health research council), Economic and Social Research Council (UK research council), </w:t>
+      </w:r>
+      <w:r>
+        <w:rPr>
+          <w:rFonts w:ascii="Verdana" w:eastAsia="MS-Mincho" w:hAnsi="Verdana"/>
+          <w:sz w:val="20"/>
+          <w:u w:color="0000FF"/>
+          <w:lang w:val="en-US"/>
+        </w:rPr>
+        <w:t xml:space="preserve">German Research Council (DFG), Belgian research Council (FWO), </w:t>
+      </w:r>
+      <w:proofErr w:type="spellStart"/>
+      <w:r>
+        <w:rPr>
+          <w:rFonts w:ascii="Verdana" w:eastAsia="MS-Mincho" w:hAnsi="Verdana"/>
+          <w:sz w:val="20"/>
+          <w:u w:color="0000FF"/>
+          <w:lang w:val="en-US"/>
+        </w:rPr>
+        <w:t>Revalidatiefonds</w:t>
+      </w:r>
+      <w:proofErr w:type="spellEnd"/>
+      <w:r>
+        <w:rPr>
+          <w:rFonts w:ascii="Verdana" w:eastAsia="MS-Mincho" w:hAnsi="Verdana"/>
+          <w:sz w:val="20"/>
+          <w:u w:color="0000FF"/>
+          <w:lang w:val="en-US"/>
+        </w:rPr>
+        <w:t xml:space="preserve"> (Netherlands research council),</w:t>
+      </w:r>
+      <w:r>
+        <w:rPr>
+          <w:rFonts w:ascii="Verdana" w:eastAsia="MS-Mincho" w:hAnsi="Verdana"/>
+          <w:sz w:val="20"/>
+          <w:u w:color="0000FF"/>
+          <w:lang w:val="en-US"/>
+        </w:rPr>
+        <w:t xml:space="preserve"> Polish National Science Foundation,</w:t>
       </w:r>
       <w:r>
         <w:rPr>
@@ -6188,78 +6911,6 @@
           <w:u w:color="0000FF"/>
           <w:lang w:val="en-US"/>
         </w:rPr>
-        <w:t>Social Sci</w:t>
-      </w:r>
-      <w:r>
-        <w:rPr>
-          <w:rFonts w:ascii="Verdana" w:eastAsia="MS-Mincho" w:hAnsi="Verdana"/>
-          <w:sz w:val="20"/>
-          <w:u w:color="0000FF"/>
-          <w:lang w:val="en-US"/>
-        </w:rPr>
-        <w:t>e</w:t>
-      </w:r>
-      <w:r>
-        <w:rPr>
-          <w:rFonts w:ascii="Verdana" w:eastAsia="MS-Mincho" w:hAnsi="Verdana"/>
-          <w:sz w:val="20"/>
-          <w:u w:color="0000FF"/>
-          <w:lang w:val="en-US"/>
-        </w:rPr>
-        <w:t xml:space="preserve">nce Research, </w:t>
-      </w:r>
-      <w:r>
-        <w:rPr>
-          <w:rFonts w:ascii="Verdana" w:eastAsia="MS-Mincho" w:hAnsi="Verdana"/>
-          <w:sz w:val="20"/>
-          <w:u w:color="0000FF"/>
-          <w:lang w:val="en-US"/>
-        </w:rPr>
-        <w:t xml:space="preserve">ZonMW (Netherlands health research council), Economic and Social Research Council (UK research council), </w:t>
-      </w:r>
-      <w:r>
-        <w:rPr>
-          <w:rFonts w:ascii="Verdana" w:eastAsia="MS-Mincho" w:hAnsi="Verdana"/>
-          <w:sz w:val="20"/>
-          <w:u w:color="0000FF"/>
-          <w:lang w:val="en-US"/>
-        </w:rPr>
-        <w:t xml:space="preserve">German Research Council (DFG), Belgian research Council (FWO), </w:t>
-      </w:r>
-      <w:r>
-        <w:rPr>
-          <w:rFonts w:ascii="Verdana" w:eastAsia="MS-Mincho" w:hAnsi="Verdana"/>
-          <w:sz w:val="20"/>
-          <w:u w:color="0000FF"/>
-          <w:lang w:val="en-US"/>
-        </w:rPr>
-        <w:t>Revalidatiefonds (Netherlands research council),</w:t>
-      </w:r>
-      <w:r>
-        <w:rPr>
-          <w:rFonts w:ascii="Verdana" w:eastAsia="MS-Mincho" w:hAnsi="Verdana"/>
-          <w:sz w:val="20"/>
-          <w:u w:color="0000FF"/>
-          <w:lang w:val="en-US"/>
-        </w:rPr>
-        <w:t xml:space="preserve"> Polish National Science Foundation,</w:t>
-      </w:r>
-      <w:r>
-        <w:rPr>
-          <w:rFonts w:ascii="Verdana" w:eastAsia="MS-Mincho" w:hAnsi="Verdana"/>
-          <w:sz w:val="20"/>
-          <w:u w:color="0000FF"/>
-          <w:lang w:val="en-US"/>
-        </w:rPr>
-        <w:t xml:space="preserve"> </w:t>
-      </w:r>
-      <w:r>
-        <w:rPr>
-          <w:rFonts w:ascii="Verdana" w:eastAsia="MS-Mincho" w:hAnsi="Verdana"/>
-          <w:sz w:val="20"/>
-          <w:u w:color="0000FF"/>
-          <w:lang w:val="en-US"/>
-        </w:rPr>
         <w:t xml:space="preserve">Flemish Science Foundation, </w:t>
       </w:r>
       <w:r>
@@ -6428,8 +7079,16 @@
           <w:u w:color="0000FF"/>
           <w:lang w:val="en-US"/>
         </w:rPr>
-        <w:lastRenderedPageBreak/>
-        <w:t xml:space="preserve">Member of the ODISSEI data Collection committee. 2025-present. </w:t>
+        <w:t xml:space="preserve">Chair </w:t>
+      </w:r>
+      <w:r>
+        <w:rPr>
+          <w:rFonts w:ascii="Verdana" w:eastAsia="MS-Mincho" w:hAnsi="Verdana"/>
+          <w:sz w:val="20"/>
+          <w:u w:color="0000FF"/>
+          <w:lang w:val="en-US"/>
+        </w:rPr>
+        <w:t xml:space="preserve">of the ODISSEI data Collection committee. 2025-present. </w:t>
       </w:r>
       <w:hyperlink r:id="rId23" w:history="1">
         <w:r>
@@ -6551,7 +7210,7 @@
         <w:autoSpaceDE w:val="0"/>
         <w:autoSpaceDN w:val="0"/>
         <w:adjustRightInd w:val="0"/>
-        <w:ind w:hanging="284"/>
+        <w:ind w:left="-284"/>
         <w:rPr>
           <w:rFonts w:ascii="Verdana" w:eastAsia="MS-Mincho" w:hAnsi="Verdana"/>
           <w:sz w:val="20"/>
@@ -6612,6 +7271,67 @@
           <w:t>www.ggp-i.org</w:t>
         </w:r>
       </w:hyperlink>
+      <w:r>
+        <w:rPr>
+          <w:rFonts w:ascii="Verdana" w:eastAsia="MS-Mincho" w:hAnsi="Verdana"/>
+          <w:sz w:val="20"/>
+          <w:u w:color="0000FF"/>
+          <w:lang w:val="en-US"/>
+        </w:rPr>
+        <w:t xml:space="preserve"> </w:t>
+      </w:r>
+    </w:p>
+    <w:p>
+      <w:pPr>
+        <w:widowControl w:val="0"/>
+        <w:autoSpaceDE w:val="0"/>
+        <w:autoSpaceDN w:val="0"/>
+        <w:adjustRightInd w:val="0"/>
+        <w:rPr>
+          <w:rFonts w:ascii="Verdana" w:eastAsia="MS-Mincho" w:hAnsi="Verdana"/>
+          <w:sz w:val="20"/>
+          <w:u w:color="0000FF"/>
+          <w:lang w:val="en-US"/>
+        </w:rPr>
+      </w:pPr>
+      <w:r>
+        <w:rPr>
+          <w:rFonts w:ascii="Verdana" w:eastAsia="MS-Mincho" w:hAnsi="Verdana"/>
+          <w:sz w:val="20"/>
+          <w:u w:color="0000FF"/>
+          <w:lang w:val="en-US"/>
+        </w:rPr>
+        <w:t xml:space="preserve">Member of the task force </w:t>
+      </w:r>
+      <w:proofErr w:type="spellStart"/>
+      <w:r>
+        <w:rPr>
+          <w:rFonts w:ascii="Verdana" w:eastAsia="MS-Mincho" w:hAnsi="Verdana"/>
+          <w:sz w:val="20"/>
+          <w:u w:color="0000FF"/>
+          <w:lang w:val="en-US"/>
+        </w:rPr>
+        <w:t>ofn</w:t>
+      </w:r>
+      <w:proofErr w:type="spellEnd"/>
+      <w:r>
+        <w:rPr>
+          <w:rFonts w:ascii="Verdana" w:eastAsia="MS-Mincho" w:hAnsi="Verdana"/>
+          <w:sz w:val="20"/>
+          <w:u w:color="0000FF"/>
+          <w:lang w:val="en-US"/>
+        </w:rPr>
+        <w:t xml:space="preserve"> mode transition. Survey of Health, Aging and Retirement in Europe, 2025 </w:t>
+      </w:r>
+      <w:r>
+        <w:rPr>
+          <w:rFonts w:ascii="Verdana" w:eastAsia="MS-Mincho" w:hAnsi="Verdana"/>
+          <w:sz w:val="20"/>
+          <w:u w:color="0000FF"/>
+          <w:lang w:val="en-US"/>
+        </w:rPr>
+        <w:t>–</w:t>
+      </w:r>
       <w:r>
         <w:rPr>
           <w:rFonts w:ascii="Verdana" w:eastAsia="MS-Mincho" w:hAnsi="Verdana"/>
@@ -6940,7 +7660,27 @@
           <w:u w:color="0000FF"/>
           <w:lang w:val="en-US"/>
         </w:rPr>
-        <w:t>Member of the advisory board of the ESRC project ‘Understanding survey response behaviour in a digital age: Mixed-device online surveys and mobile device use’. PI: Olga Ma</w:t>
+        <w:t xml:space="preserve">Member of the advisory board of the ESRC project ‘Understanding survey response </w:t>
+      </w:r>
+      <w:proofErr w:type="spellStart"/>
+      <w:r>
+        <w:rPr>
+          <w:rFonts w:ascii="Verdana" w:eastAsia="MS-Mincho" w:hAnsi="Verdana"/>
+          <w:sz w:val="20"/>
+          <w:u w:color="0000FF"/>
+          <w:lang w:val="en-US"/>
+        </w:rPr>
+        <w:t>behaviour</w:t>
+      </w:r>
+      <w:proofErr w:type="spellEnd"/>
+      <w:r>
+        <w:rPr>
+          <w:rFonts w:ascii="Verdana" w:eastAsia="MS-Mincho" w:hAnsi="Verdana"/>
+          <w:sz w:val="20"/>
+          <w:u w:color="0000FF"/>
+          <w:lang w:val="en-US"/>
+        </w:rPr>
+        <w:t xml:space="preserve"> in a digital age: Mixed-device online surveys and mobile device use’. PI: Olga Ma</w:t>
       </w:r>
       <w:r>
         <w:rPr>
@@ -7009,7 +7749,47 @@
           <w:u w:color="0000FF"/>
           <w:lang w:val="en-US"/>
         </w:rPr>
-        <w:t xml:space="preserve">esearch (Dutch: Sociaal Planbureau Groningen), </w:t>
+        <w:t xml:space="preserve">esearch (Dutch: </w:t>
+      </w:r>
+      <w:proofErr w:type="spellStart"/>
+      <w:r>
+        <w:rPr>
+          <w:rFonts w:ascii="Verdana" w:eastAsia="MS-Mincho" w:hAnsi="Verdana"/>
+          <w:sz w:val="20"/>
+          <w:u w:color="0000FF"/>
+          <w:lang w:val="en-US"/>
+        </w:rPr>
+        <w:t>Sociaal</w:t>
+      </w:r>
+      <w:proofErr w:type="spellEnd"/>
+      <w:r>
+        <w:rPr>
+          <w:rFonts w:ascii="Verdana" w:eastAsia="MS-Mincho" w:hAnsi="Verdana"/>
+          <w:sz w:val="20"/>
+          <w:u w:color="0000FF"/>
+          <w:lang w:val="en-US"/>
+        </w:rPr>
+        <w:t xml:space="preserve"> </w:t>
+      </w:r>
+      <w:proofErr w:type="spellStart"/>
+      <w:r>
+        <w:rPr>
+          <w:rFonts w:ascii="Verdana" w:eastAsia="MS-Mincho" w:hAnsi="Verdana"/>
+          <w:sz w:val="20"/>
+          <w:u w:color="0000FF"/>
+          <w:lang w:val="en-US"/>
+        </w:rPr>
+        <w:t>Planbureau</w:t>
+      </w:r>
+      <w:proofErr w:type="spellEnd"/>
+      <w:r>
+        <w:rPr>
+          <w:rFonts w:ascii="Verdana" w:eastAsia="MS-Mincho" w:hAnsi="Verdana"/>
+          <w:sz w:val="20"/>
+          <w:u w:color="0000FF"/>
+          <w:lang w:val="en-US"/>
+        </w:rPr>
+        <w:t xml:space="preserve"> Groningen), </w:t>
       </w:r>
       <w:hyperlink r:id="rId27" w:history="1">
         <w:r>
@@ -7306,8 +8086,19 @@
           <w:u w:color="0000FF"/>
           <w:lang w:val="en-US"/>
         </w:rPr>
-        <w:t>Chair session on Smart Surveys, NTTS 2025 conference, 13 March, 2025, Brussels, Begium</w:t>
-      </w:r>
+        <w:t xml:space="preserve">Chair session on Smart Surveys, NTTS 2025 conference, 13 March, 2025, Brussels, </w:t>
+      </w:r>
+      <w:proofErr w:type="spellStart"/>
+      <w:r>
+        <w:rPr>
+          <w:rFonts w:ascii="Verdana" w:eastAsia="MS-Mincho" w:hAnsi="Verdana"/>
+          <w:sz w:val="20"/>
+          <w:u w:color="0000FF"/>
+          <w:lang w:val="en-US"/>
+        </w:rPr>
+        <w:t>Begium</w:t>
+      </w:r>
+      <w:proofErr w:type="spellEnd"/>
     </w:p>
     <w:p>
       <w:pPr>
@@ -7538,23 +8329,52 @@
           <w:lang w:val="en-US"/>
         </w:rPr>
       </w:pPr>
-      <w:r>
-        <w:rPr>
-          <w:rFonts w:ascii="Verdana" w:eastAsia="MS-Mincho" w:hAnsi="Verdana"/>
-          <w:sz w:val="20"/>
-          <w:u w:color="0000FF"/>
-          <w:lang w:val="en-US"/>
-        </w:rPr>
-        <w:t>Organiser of the</w:t>
-      </w:r>
-      <w:r>
-        <w:rPr>
-          <w:rFonts w:ascii="Verdana" w:eastAsia="MS-Mincho" w:hAnsi="Verdana"/>
-          <w:sz w:val="20"/>
-          <w:u w:color="0000FF"/>
-          <w:lang w:val="en-US"/>
-        </w:rPr>
-        <w:t xml:space="preserve"> 5 workshops</w:t>
+      <w:proofErr w:type="spellStart"/>
+      <w:r>
+        <w:rPr>
+          <w:rFonts w:ascii="Verdana" w:eastAsia="MS-Mincho" w:hAnsi="Verdana"/>
+          <w:sz w:val="20"/>
+          <w:u w:color="0000FF"/>
+          <w:lang w:val="en-US"/>
+        </w:rPr>
+        <w:t>Organiser</w:t>
+      </w:r>
+      <w:proofErr w:type="spellEnd"/>
+      <w:r>
+        <w:rPr>
+          <w:rFonts w:ascii="Verdana" w:eastAsia="MS-Mincho" w:hAnsi="Verdana"/>
+          <w:sz w:val="20"/>
+          <w:u w:color="0000FF"/>
+          <w:lang w:val="en-US"/>
+        </w:rPr>
+        <w:t xml:space="preserve"> of the</w:t>
+      </w:r>
+      <w:r>
+        <w:rPr>
+          <w:rFonts w:ascii="Verdana" w:eastAsia="MS-Mincho" w:hAnsi="Verdana"/>
+          <w:sz w:val="20"/>
+          <w:u w:color="0000FF"/>
+          <w:lang w:val="en-US"/>
+        </w:rPr>
+        <w:t xml:space="preserve"> </w:t>
+      </w:r>
+      <w:r>
+        <w:rPr>
+          <w:rFonts w:ascii="Verdana" w:eastAsia="MS-Mincho" w:hAnsi="Verdana"/>
+          <w:sz w:val="20"/>
+          <w:u w:color="0000FF"/>
+          <w:lang w:val="en-US"/>
+        </w:rPr>
+        <w:t>7</w:t>
+      </w:r>
+      <w:r>
+        <w:rPr>
+          <w:rFonts w:ascii="Verdana" w:eastAsia="MS-Mincho" w:hAnsi="Verdana"/>
+          <w:sz w:val="20"/>
+          <w:u w:color="0000FF"/>
+          <w:lang w:val="en-US"/>
+        </w:rPr>
+        <w:t xml:space="preserve"> workshops</w:t>
       </w:r>
       <w:r>
         <w:rPr>
@@ -7828,6 +8648,34 @@
     </w:p>
     <w:p>
       <w:pPr>
+        <w:pStyle w:val="ListParagraph"/>
+        <w:widowControl w:val="0"/>
+        <w:numPr>
+          <w:ilvl w:val="0"/>
+          <w:numId w:val="17"/>
+        </w:numPr>
+        <w:autoSpaceDE w:val="0"/>
+        <w:autoSpaceDN w:val="0"/>
+        <w:adjustRightInd w:val="0"/>
+        <w:rPr>
+          <w:rFonts w:ascii="Verdana" w:eastAsia="MS-Mincho" w:hAnsi="Verdana"/>
+          <w:sz w:val="20"/>
+          <w:u w:color="0000FF"/>
+          <w:lang w:val="de-DE"/>
+        </w:rPr>
+      </w:pPr>
+      <w:r>
+        <w:rPr>
+          <w:rFonts w:ascii="Verdana" w:eastAsia="MS-Mincho" w:hAnsi="Verdana"/>
+          <w:sz w:val="20"/>
+          <w:u w:color="0000FF"/>
+          <w:lang w:val="en-US"/>
+        </w:rPr>
+        <w:t>2026 in Barcelona, Spain</w:t>
+      </w:r>
+    </w:p>
+    <w:p>
+      <w:pPr>
         <w:widowControl w:val="0"/>
         <w:autoSpaceDE w:val="0"/>
         <w:autoSpaceDN w:val="0"/>
@@ -7848,6 +8696,7 @@
           <w:u w:color="0000FF"/>
           <w:lang w:val="en-US"/>
         </w:rPr>
+        <w:lastRenderedPageBreak/>
         <w:t>Scientific Committee SHARE conference. September 18-19, Budapest, Hungary.</w:t>
       </w:r>
       <w:r>
@@ -7939,7 +8788,6 @@
           <w:u w:color="0000FF"/>
           <w:lang w:val="en-US"/>
         </w:rPr>
-        <w:lastRenderedPageBreak/>
         <w:t>Smartphone Apps</w:t>
       </w:r>
       <w:r>
@@ -8022,25 +8870,25 @@
           <w:u w:color="0000FF"/>
           <w:lang w:val="en-US"/>
         </w:rPr>
-        <w:t>: human behavio</w:t>
-      </w:r>
-      <w:r>
-        <w:rPr>
-          <w:rFonts w:ascii="Verdana" w:eastAsia="MS-Mincho" w:hAnsi="Verdana"/>
-          <w:sz w:val="20"/>
-          <w:u w:color="0000FF"/>
-          <w:lang w:val="en-US"/>
-        </w:rPr>
-        <w:t>u</w:t>
-      </w:r>
-      <w:r>
-        <w:rPr>
-          <w:rFonts w:ascii="Verdana" w:eastAsia="MS-Mincho" w:hAnsi="Verdana"/>
-          <w:sz w:val="20"/>
-          <w:u w:color="0000FF"/>
-          <w:lang w:val="en-US"/>
-        </w:rPr>
-        <w:t>r in a spatial context. ESRA conference,</w:t>
+        <w:t xml:space="preserve">: human </w:t>
+      </w:r>
+      <w:r>
+        <w:rPr>
+          <w:rFonts w:ascii="Verdana" w:eastAsia="MS-Mincho" w:hAnsi="Verdana"/>
+          <w:sz w:val="20"/>
+          <w:u w:color="0000FF"/>
+          <w:lang w:val="en-US"/>
+        </w:rPr>
+        <w:t>behavior</w:t>
+      </w:r>
+      <w:r>
+        <w:rPr>
+          <w:rFonts w:ascii="Verdana" w:eastAsia="MS-Mincho" w:hAnsi="Verdana"/>
+          <w:sz w:val="20"/>
+          <w:u w:color="0000FF"/>
+          <w:lang w:val="en-US"/>
+        </w:rPr>
+        <w:t xml:space="preserve"> in a spatial context. ESRA conference,</w:t>
       </w:r>
       <w:r>
         <w:rPr>
@@ -8340,7 +9188,27 @@
           <w:u w:color="0000FF"/>
           <w:lang w:val="en-US"/>
         </w:rPr>
-        <w:t xml:space="preserve">Organizing committee ‘Mplus user meetings’ at Utrecht University, 2010 – </w:t>
+        <w:t>Organizing committee ‘</w:t>
+      </w:r>
+      <w:proofErr w:type="spellStart"/>
+      <w:r>
+        <w:rPr>
+          <w:rFonts w:ascii="Verdana" w:eastAsia="MS-Mincho" w:hAnsi="Verdana"/>
+          <w:sz w:val="20"/>
+          <w:u w:color="0000FF"/>
+          <w:lang w:val="en-US"/>
+        </w:rPr>
+        <w:t>Mplus</w:t>
+      </w:r>
+      <w:proofErr w:type="spellEnd"/>
+      <w:r>
+        <w:rPr>
+          <w:rFonts w:ascii="Verdana" w:eastAsia="MS-Mincho" w:hAnsi="Verdana"/>
+          <w:sz w:val="20"/>
+          <w:u w:color="0000FF"/>
+          <w:lang w:val="en-US"/>
+        </w:rPr>
+        <w:t xml:space="preserve"> user meetings’ at Utrecht University, 2010 – </w:t>
       </w:r>
       <w:r>
         <w:rPr>
@@ -8436,7 +9304,27 @@
           <w:u w:color="0000FF"/>
           <w:lang w:val="en-US"/>
         </w:rPr>
-        <w:t xml:space="preserve">: ‘attrition in panel surveys’, ESRA conference, Ljubljana, 18-22 July 2013 (with Ulrich Krieger (University of Mannheim), Galit Gordoni (Israel Central Bureau of Statistics) and Jon </w:t>
+        <w:t xml:space="preserve">: ‘attrition in panel surveys’, ESRA conference, Ljubljana, 18-22 July 2013 (with Ulrich Krieger (University of Mannheim), Galit </w:t>
+      </w:r>
+      <w:proofErr w:type="spellStart"/>
+      <w:r>
+        <w:rPr>
+          <w:rFonts w:ascii="Verdana" w:eastAsia="MS-Mincho" w:hAnsi="Verdana"/>
+          <w:sz w:val="20"/>
+          <w:u w:color="0000FF"/>
+          <w:lang w:val="en-US"/>
+        </w:rPr>
+        <w:t>Gordoni</w:t>
+      </w:r>
+      <w:proofErr w:type="spellEnd"/>
+      <w:r>
+        <w:rPr>
+          <w:rFonts w:ascii="Verdana" w:eastAsia="MS-Mincho" w:hAnsi="Verdana"/>
+          <w:sz w:val="20"/>
+          <w:u w:color="0000FF"/>
+          <w:lang w:val="en-US"/>
+        </w:rPr>
+        <w:t xml:space="preserve"> (Israel Central Bureau of Statistics) and Jon </w:t>
       </w:r>
       <w:r>
         <w:rPr>
@@ -8586,7 +9474,27 @@
           <w:u w:color="0000FF"/>
           <w:lang w:val="en-US"/>
         </w:rPr>
-        <w:t>Session convenor ‘The quality of data in panel surveys’. European Survey Research Association Conference, June 2007 – Prague, together with Gerty Lensvelt-Mulders.</w:t>
+        <w:t xml:space="preserve">Session convenor ‘The quality of data in panel surveys’. European Survey Research Association Conference, June 2007 – Prague, together with Gerty </w:t>
+      </w:r>
+      <w:proofErr w:type="spellStart"/>
+      <w:r>
+        <w:rPr>
+          <w:rFonts w:ascii="Verdana" w:eastAsia="MS-Mincho" w:hAnsi="Verdana"/>
+          <w:sz w:val="20"/>
+          <w:u w:color="0000FF"/>
+          <w:lang w:val="en-US"/>
+        </w:rPr>
+        <w:t>Lensvelt</w:t>
+      </w:r>
+      <w:proofErr w:type="spellEnd"/>
+      <w:r>
+        <w:rPr>
+          <w:rFonts w:ascii="Verdana" w:eastAsia="MS-Mincho" w:hAnsi="Verdana"/>
+          <w:sz w:val="20"/>
+          <w:u w:color="0000FF"/>
+          <w:lang w:val="en-US"/>
+        </w:rPr>
+        <w:t>-Mulders.</w:t>
       </w:r>
     </w:p>
     <w:p>
@@ -8793,6 +9701,15 @@
           <w:u w:color="0000FF"/>
           <w:lang w:val="en-US"/>
         </w:rPr>
+        <w:t>, 2026</w:t>
+      </w:r>
+      <w:r>
+        <w:rPr>
+          <w:rFonts w:ascii="Verdana" w:eastAsia="MS-Mincho" w:hAnsi="Verdana"/>
+          <w:sz w:val="20"/>
+          <w:u w:color="0000FF"/>
+          <w:lang w:val="en-US"/>
+        </w:rPr>
         <w:t>.</w:t>
       </w:r>
     </w:p>
@@ -8815,7 +9732,43 @@
           <w:sz w:val="20"/>
           <w:lang w:val="en-US"/>
         </w:rPr>
-        <w:t>Consultant for inspectorate for education (Inspectie van het Onderwijs), on sampling strategy for monitoring of quality in the Dutch schooling system, 2023</w:t>
+        <w:t>Consultant for inspectorate for education (</w:t>
+      </w:r>
+      <w:proofErr w:type="spellStart"/>
+      <w:r>
+        <w:rPr>
+          <w:rFonts w:ascii="Verdana" w:eastAsia="MS-Mincho" w:hAnsi="Verdana"/>
+          <w:sz w:val="20"/>
+          <w:lang w:val="en-US"/>
+        </w:rPr>
+        <w:t>Inspectie</w:t>
+      </w:r>
+      <w:proofErr w:type="spellEnd"/>
+      <w:r>
+        <w:rPr>
+          <w:rFonts w:ascii="Verdana" w:eastAsia="MS-Mincho" w:hAnsi="Verdana"/>
+          <w:sz w:val="20"/>
+          <w:lang w:val="en-US"/>
+        </w:rPr>
+        <w:t xml:space="preserve"> van het </w:t>
+      </w:r>
+      <w:proofErr w:type="spellStart"/>
+      <w:r>
+        <w:rPr>
+          <w:rFonts w:ascii="Verdana" w:eastAsia="MS-Mincho" w:hAnsi="Verdana"/>
+          <w:sz w:val="20"/>
+          <w:lang w:val="en-US"/>
+        </w:rPr>
+        <w:t>Onderwijs</w:t>
+      </w:r>
+      <w:proofErr w:type="spellEnd"/>
+      <w:r>
+        <w:rPr>
+          <w:rFonts w:ascii="Verdana" w:eastAsia="MS-Mincho" w:hAnsi="Verdana"/>
+          <w:sz w:val="20"/>
+          <w:lang w:val="en-US"/>
+        </w:rPr>
+        <w:t>), on sampling strategy for monitoring of quality in the Dutch schooling system, 2023</w:t>
       </w:r>
     </w:p>
     <w:p>
@@ -9086,7 +10039,16 @@
           <w:sz w:val="20"/>
           <w:lang w:val="en-US"/>
         </w:rPr>
-        <w:t>Consultant for National Coordinator Groningen on the methodological quality of existing studies into the effect of earthquakes on living in Groningen. 2016-2017 (with Emma ter Mors and Jelke Bethlehem).</w:t>
+        <w:t xml:space="preserve">Consultant for National Coordinator Groningen on the methodological quality of existing studies into the effect of earthquakes on living in Groningen. 2016-2017 (with Emma ter Mors and </w:t>
+      </w:r>
+      <w:r>
+        <w:rPr>
+          <w:rFonts w:ascii="Verdana" w:eastAsia="MS-Mincho" w:hAnsi="Verdana"/>
+          <w:sz w:val="20"/>
+          <w:lang w:val="en-US"/>
+        </w:rPr>
+        <w:lastRenderedPageBreak/>
+        <w:t>Jelke Bethlehem).</w:t>
       </w:r>
     </w:p>
     <w:p>
@@ -9164,14 +10126,23 @@
         </w:rPr>
         <w:t xml:space="preserve">on the methodological quality of prostitution policies, 2015 (with Gerty </w:t>
       </w:r>
-      <w:r>
-        <w:rPr>
-          <w:rFonts w:ascii="Verdana" w:eastAsia="MS-Mincho" w:hAnsi="Verdana"/>
-          <w:sz w:val="20"/>
-          <w:lang w:val="en-US"/>
-        </w:rPr>
-        <w:lastRenderedPageBreak/>
-        <w:t>Lensvelt-Mulders).</w:t>
+      <w:proofErr w:type="spellStart"/>
+      <w:r>
+        <w:rPr>
+          <w:rFonts w:ascii="Verdana" w:eastAsia="MS-Mincho" w:hAnsi="Verdana"/>
+          <w:sz w:val="20"/>
+          <w:lang w:val="en-US"/>
+        </w:rPr>
+        <w:t>Lensvelt</w:t>
+      </w:r>
+      <w:proofErr w:type="spellEnd"/>
+      <w:r>
+        <w:rPr>
+          <w:rFonts w:ascii="Verdana" w:eastAsia="MS-Mincho" w:hAnsi="Verdana"/>
+          <w:sz w:val="20"/>
+          <w:lang w:val="en-US"/>
+        </w:rPr>
+        <w:t>-Mulders).</w:t>
       </w:r>
     </w:p>
     <w:p>
@@ -9204,7 +10175,25 @@
           <w:sz w:val="20"/>
           <w:lang w:val="en-US"/>
         </w:rPr>
-        <w:t>Laurie, Nick Buck, Jon Burton, Violeta Parutis, Mark Bryan and Mike Brewer)</w:t>
+        <w:t xml:space="preserve">Laurie, Nick Buck, Jon Burton, Violeta </w:t>
+      </w:r>
+      <w:proofErr w:type="spellStart"/>
+      <w:r>
+        <w:rPr>
+          <w:rFonts w:ascii="Verdana" w:hAnsi="Verdana"/>
+          <w:sz w:val="20"/>
+          <w:lang w:val="en-US"/>
+        </w:rPr>
+        <w:t>Parutis</w:t>
+      </w:r>
+      <w:proofErr w:type="spellEnd"/>
+      <w:r>
+        <w:rPr>
+          <w:rFonts w:ascii="Verdana" w:hAnsi="Verdana"/>
+          <w:sz w:val="20"/>
+          <w:lang w:val="en-US"/>
+        </w:rPr>
+        <w:t>, Mark Bryan and Mike Brewer)</w:t>
       </w:r>
     </w:p>
     <w:p>
@@ -9299,7 +10288,71 @@
           <w:rFonts w:ascii="Verdana" w:eastAsia="MS-Mincho" w:hAnsi="Verdana"/>
           <w:sz w:val="20"/>
         </w:rPr>
-        <w:t xml:space="preserve">Co-organiser of the following specific meetings: </w:t>
+        <w:t>Co-</w:t>
+      </w:r>
+      <w:proofErr w:type="spellStart"/>
+      <w:r>
+        <w:rPr>
+          <w:rFonts w:ascii="Verdana" w:eastAsia="MS-Mincho" w:hAnsi="Verdana"/>
+          <w:sz w:val="20"/>
+        </w:rPr>
+        <w:t>organiser</w:t>
+      </w:r>
+      <w:proofErr w:type="spellEnd"/>
+      <w:r>
+        <w:rPr>
+          <w:rFonts w:ascii="Verdana" w:eastAsia="MS-Mincho" w:hAnsi="Verdana"/>
+          <w:sz w:val="20"/>
+        </w:rPr>
+        <w:t xml:space="preserve"> of </w:t>
+      </w:r>
+      <w:proofErr w:type="spellStart"/>
+      <w:r>
+        <w:rPr>
+          <w:rFonts w:ascii="Verdana" w:eastAsia="MS-Mincho" w:hAnsi="Verdana"/>
+          <w:sz w:val="20"/>
+        </w:rPr>
+        <w:t>the</w:t>
+      </w:r>
+      <w:proofErr w:type="spellEnd"/>
+      <w:r>
+        <w:rPr>
+          <w:rFonts w:ascii="Verdana" w:eastAsia="MS-Mincho" w:hAnsi="Verdana"/>
+          <w:sz w:val="20"/>
+        </w:rPr>
+        <w:t xml:space="preserve"> </w:t>
+      </w:r>
+      <w:proofErr w:type="spellStart"/>
+      <w:r>
+        <w:rPr>
+          <w:rFonts w:ascii="Verdana" w:eastAsia="MS-Mincho" w:hAnsi="Verdana"/>
+          <w:sz w:val="20"/>
+        </w:rPr>
+        <w:t>following</w:t>
+      </w:r>
+      <w:proofErr w:type="spellEnd"/>
+      <w:r>
+        <w:rPr>
+          <w:rFonts w:ascii="Verdana" w:eastAsia="MS-Mincho" w:hAnsi="Verdana"/>
+          <w:sz w:val="20"/>
+        </w:rPr>
+        <w:t xml:space="preserve"> </w:t>
+      </w:r>
+      <w:proofErr w:type="spellStart"/>
+      <w:r>
+        <w:rPr>
+          <w:rFonts w:ascii="Verdana" w:eastAsia="MS-Mincho" w:hAnsi="Verdana"/>
+          <w:sz w:val="20"/>
+        </w:rPr>
+        <w:t>specific</w:t>
+      </w:r>
+      <w:proofErr w:type="spellEnd"/>
+      <w:r>
+        <w:rPr>
+          <w:rFonts w:ascii="Verdana" w:eastAsia="MS-Mincho" w:hAnsi="Verdana"/>
+          <w:sz w:val="20"/>
+        </w:rPr>
+        <w:t xml:space="preserve"> meetings: </w:t>
       </w:r>
     </w:p>
     <w:p>
@@ -9347,8 +10400,17 @@
           <w:rFonts w:ascii="Verdana" w:eastAsia="MS-Mincho" w:hAnsi="Verdana"/>
           <w:sz w:val="20"/>
         </w:rPr>
-        <w:t>December 2009: Mixed-mode surveys</w:t>
-      </w:r>
+        <w:t xml:space="preserve">December 2009: Mixed-mode </w:t>
+      </w:r>
+      <w:proofErr w:type="spellStart"/>
+      <w:r>
+        <w:rPr>
+          <w:rFonts w:ascii="Verdana" w:eastAsia="MS-Mincho" w:hAnsi="Verdana"/>
+          <w:sz w:val="20"/>
+        </w:rPr>
+        <w:t>surveys</w:t>
+      </w:r>
+      <w:proofErr w:type="spellEnd"/>
     </w:p>
     <w:p>
       <w:pPr>
@@ -9390,12 +10452,37 @@
           <w:sz w:val="20"/>
         </w:rPr>
       </w:pPr>
-      <w:r>
-        <w:rPr>
-          <w:rFonts w:ascii="Verdana" w:eastAsia="MS-Mincho" w:hAnsi="Verdana"/>
-          <w:sz w:val="20"/>
-        </w:rPr>
-        <w:t>March 2011: Ethics in survey research</w:t>
+      <w:proofErr w:type="spellStart"/>
+      <w:r>
+        <w:rPr>
+          <w:rFonts w:ascii="Verdana" w:eastAsia="MS-Mincho" w:hAnsi="Verdana"/>
+          <w:sz w:val="20"/>
+        </w:rPr>
+        <w:t>March</w:t>
+      </w:r>
+      <w:proofErr w:type="spellEnd"/>
+      <w:r>
+        <w:rPr>
+          <w:rFonts w:ascii="Verdana" w:eastAsia="MS-Mincho" w:hAnsi="Verdana"/>
+          <w:sz w:val="20"/>
+        </w:rPr>
+        <w:t xml:space="preserve"> 2011: </w:t>
+      </w:r>
+      <w:proofErr w:type="spellStart"/>
+      <w:r>
+        <w:rPr>
+          <w:rFonts w:ascii="Verdana" w:eastAsia="MS-Mincho" w:hAnsi="Verdana"/>
+          <w:sz w:val="20"/>
+        </w:rPr>
+        <w:t>Ethics</w:t>
+      </w:r>
+      <w:proofErr w:type="spellEnd"/>
+      <w:r>
+        <w:rPr>
+          <w:rFonts w:ascii="Verdana" w:eastAsia="MS-Mincho" w:hAnsi="Verdana"/>
+          <w:sz w:val="20"/>
+        </w:rPr>
+        <w:t xml:space="preserve"> in survey research</w:t>
       </w:r>
     </w:p>
     <w:p>
@@ -9418,8 +10505,33 @@
           <w:rFonts w:ascii="Verdana" w:eastAsia="MS-Mincho" w:hAnsi="Verdana"/>
           <w:sz w:val="20"/>
         </w:rPr>
-        <w:t>May 2012: Longitudinal Surveys</w:t>
-      </w:r>
+        <w:t xml:space="preserve">May 2012: </w:t>
+      </w:r>
+      <w:proofErr w:type="spellStart"/>
+      <w:r>
+        <w:rPr>
+          <w:rFonts w:ascii="Verdana" w:eastAsia="MS-Mincho" w:hAnsi="Verdana"/>
+          <w:sz w:val="20"/>
+        </w:rPr>
+        <w:t>Longitudinal</w:t>
+      </w:r>
+      <w:proofErr w:type="spellEnd"/>
+      <w:r>
+        <w:rPr>
+          <w:rFonts w:ascii="Verdana" w:eastAsia="MS-Mincho" w:hAnsi="Verdana"/>
+          <w:sz w:val="20"/>
+        </w:rPr>
+        <w:t xml:space="preserve"> </w:t>
+      </w:r>
+      <w:proofErr w:type="spellStart"/>
+      <w:r>
+        <w:rPr>
+          <w:rFonts w:ascii="Verdana" w:eastAsia="MS-Mincho" w:hAnsi="Verdana"/>
+          <w:sz w:val="20"/>
+        </w:rPr>
+        <w:t>Surveys</w:t>
+      </w:r>
+      <w:proofErr w:type="spellEnd"/>
     </w:p>
     <w:p>
       <w:pPr>
@@ -9441,7 +10553,23 @@
           <w:rFonts w:ascii="Verdana" w:eastAsia="MS-Mincho" w:hAnsi="Verdana"/>
           <w:sz w:val="20"/>
         </w:rPr>
-        <w:t>December 2012: Innovation in Survey Research</w:t>
+        <w:t xml:space="preserve">December 2012: </w:t>
+      </w:r>
+      <w:proofErr w:type="spellStart"/>
+      <w:r>
+        <w:rPr>
+          <w:rFonts w:ascii="Verdana" w:eastAsia="MS-Mincho" w:hAnsi="Verdana"/>
+          <w:sz w:val="20"/>
+        </w:rPr>
+        <w:t>Innovation</w:t>
+      </w:r>
+      <w:proofErr w:type="spellEnd"/>
+      <w:r>
+        <w:rPr>
+          <w:rFonts w:ascii="Verdana" w:eastAsia="MS-Mincho" w:hAnsi="Verdana"/>
+          <w:sz w:val="20"/>
+        </w:rPr>
+        <w:t xml:space="preserve"> in Survey Research</w:t>
       </w:r>
     </w:p>
     <w:p>
@@ -9464,8 +10592,33 @@
           <w:rFonts w:ascii="Verdana" w:eastAsia="MS-Mincho" w:hAnsi="Verdana"/>
           <w:sz w:val="20"/>
         </w:rPr>
-        <w:t>May 2014: Weighting in surveys</w:t>
-      </w:r>
+        <w:t xml:space="preserve">May 2014: </w:t>
+      </w:r>
+      <w:proofErr w:type="spellStart"/>
+      <w:r>
+        <w:rPr>
+          <w:rFonts w:ascii="Verdana" w:eastAsia="MS-Mincho" w:hAnsi="Verdana"/>
+          <w:sz w:val="20"/>
+        </w:rPr>
+        <w:t>Weighting</w:t>
+      </w:r>
+      <w:proofErr w:type="spellEnd"/>
+      <w:r>
+        <w:rPr>
+          <w:rFonts w:ascii="Verdana" w:eastAsia="MS-Mincho" w:hAnsi="Verdana"/>
+          <w:sz w:val="20"/>
+        </w:rPr>
+        <w:t xml:space="preserve"> in </w:t>
+      </w:r>
+      <w:proofErr w:type="spellStart"/>
+      <w:r>
+        <w:rPr>
+          <w:rFonts w:ascii="Verdana" w:eastAsia="MS-Mincho" w:hAnsi="Verdana"/>
+          <w:sz w:val="20"/>
+        </w:rPr>
+        <w:t>surveys</w:t>
+      </w:r>
+      <w:proofErr w:type="spellEnd"/>
     </w:p>
     <w:p>
       <w:pPr>
@@ -9487,8 +10640,33 @@
           <w:rFonts w:ascii="Verdana" w:eastAsia="MS-Mincho" w:hAnsi="Verdana"/>
           <w:sz w:val="20"/>
         </w:rPr>
-        <w:t>September 2016: Longitudinal surveys</w:t>
-      </w:r>
+        <w:t xml:space="preserve">September 2016: </w:t>
+      </w:r>
+      <w:proofErr w:type="spellStart"/>
+      <w:r>
+        <w:rPr>
+          <w:rFonts w:ascii="Verdana" w:eastAsia="MS-Mincho" w:hAnsi="Verdana"/>
+          <w:sz w:val="20"/>
+        </w:rPr>
+        <w:t>Longitudinal</w:t>
+      </w:r>
+      <w:proofErr w:type="spellEnd"/>
+      <w:r>
+        <w:rPr>
+          <w:rFonts w:ascii="Verdana" w:eastAsia="MS-Mincho" w:hAnsi="Verdana"/>
+          <w:sz w:val="20"/>
+        </w:rPr>
+        <w:t xml:space="preserve"> </w:t>
+      </w:r>
+      <w:proofErr w:type="spellStart"/>
+      <w:r>
+        <w:rPr>
+          <w:rFonts w:ascii="Verdana" w:eastAsia="MS-Mincho" w:hAnsi="Verdana"/>
+          <w:sz w:val="20"/>
+        </w:rPr>
+        <w:t>surveys</w:t>
+      </w:r>
+      <w:proofErr w:type="spellEnd"/>
     </w:p>
     <w:p>
       <w:pPr>
@@ -9578,13 +10756,31 @@
           <w:sz w:val="20"/>
         </w:rPr>
       </w:pPr>
-      <w:r>
-        <w:rPr>
-          <w:rFonts w:ascii="Verdana" w:eastAsia="MS-Mincho" w:hAnsi="Verdana"/>
-          <w:sz w:val="20"/>
-        </w:rPr>
-        <w:t>June 2022: panel surveys</w:t>
-      </w:r>
+      <w:proofErr w:type="spellStart"/>
+      <w:r>
+        <w:rPr>
+          <w:rFonts w:ascii="Verdana" w:eastAsia="MS-Mincho" w:hAnsi="Verdana"/>
+          <w:sz w:val="20"/>
+        </w:rPr>
+        <w:t>June</w:t>
+      </w:r>
+      <w:proofErr w:type="spellEnd"/>
+      <w:r>
+        <w:rPr>
+          <w:rFonts w:ascii="Verdana" w:eastAsia="MS-Mincho" w:hAnsi="Verdana"/>
+          <w:sz w:val="20"/>
+        </w:rPr>
+        <w:t xml:space="preserve"> 2022: panel </w:t>
+      </w:r>
+      <w:proofErr w:type="spellStart"/>
+      <w:r>
+        <w:rPr>
+          <w:rFonts w:ascii="Verdana" w:eastAsia="MS-Mincho" w:hAnsi="Verdana"/>
+          <w:sz w:val="20"/>
+        </w:rPr>
+        <w:t>surveys</w:t>
+      </w:r>
+      <w:proofErr w:type="spellEnd"/>
     </w:p>
     <w:p>
       <w:pPr>
@@ -9606,8 +10802,33 @@
           <w:rFonts w:ascii="Verdana" w:eastAsia="MS-Mincho" w:hAnsi="Verdana"/>
           <w:sz w:val="20"/>
         </w:rPr>
-        <w:t>Sept 2025: citizen science</w:t>
-      </w:r>
+        <w:t xml:space="preserve">Sept 2025: </w:t>
+      </w:r>
+      <w:proofErr w:type="spellStart"/>
+      <w:r>
+        <w:rPr>
+          <w:rFonts w:ascii="Verdana" w:eastAsia="MS-Mincho" w:hAnsi="Verdana"/>
+          <w:sz w:val="20"/>
+        </w:rPr>
+        <w:t>citizen</w:t>
+      </w:r>
+      <w:proofErr w:type="spellEnd"/>
+      <w:r>
+        <w:rPr>
+          <w:rFonts w:ascii="Verdana" w:eastAsia="MS-Mincho" w:hAnsi="Verdana"/>
+          <w:sz w:val="20"/>
+        </w:rPr>
+        <w:t xml:space="preserve"> </w:t>
+      </w:r>
+      <w:proofErr w:type="spellStart"/>
+      <w:r>
+        <w:rPr>
+          <w:rFonts w:ascii="Verdana" w:eastAsia="MS-Mincho" w:hAnsi="Verdana"/>
+          <w:sz w:val="20"/>
+        </w:rPr>
+        <w:t>science</w:t>
+      </w:r>
+      <w:proofErr w:type="spellEnd"/>
     </w:p>
     <w:p>
       <w:pPr>
@@ -9629,8 +10850,33 @@
           <w:rFonts w:ascii="Verdana" w:eastAsia="MS-Mincho" w:hAnsi="Verdana"/>
           <w:sz w:val="20"/>
         </w:rPr>
-        <w:t>Dec 2025: innovation day</w:t>
-      </w:r>
+        <w:t xml:space="preserve">Dec 2025: </w:t>
+      </w:r>
+      <w:proofErr w:type="spellStart"/>
+      <w:r>
+        <w:rPr>
+          <w:rFonts w:ascii="Verdana" w:eastAsia="MS-Mincho" w:hAnsi="Verdana"/>
+          <w:sz w:val="20"/>
+        </w:rPr>
+        <w:t>innovation</w:t>
+      </w:r>
+      <w:proofErr w:type="spellEnd"/>
+      <w:r>
+        <w:rPr>
+          <w:rFonts w:ascii="Verdana" w:eastAsia="MS-Mincho" w:hAnsi="Verdana"/>
+          <w:sz w:val="20"/>
+        </w:rPr>
+        <w:t xml:space="preserve"> </w:t>
+      </w:r>
+      <w:proofErr w:type="spellStart"/>
+      <w:r>
+        <w:rPr>
+          <w:rFonts w:ascii="Verdana" w:eastAsia="MS-Mincho" w:hAnsi="Verdana"/>
+          <w:sz w:val="20"/>
+        </w:rPr>
+        <w:t>day</w:t>
+      </w:r>
+      <w:proofErr w:type="spellEnd"/>
     </w:p>
     <w:bookmarkEnd w:id="7"/>
     <w:p>
@@ -9706,6 +10952,24 @@
         </w:rPr>
         <w:t xml:space="preserve">Active on </w:t>
       </w:r>
+      <w:proofErr w:type="spellStart"/>
+      <w:r>
+        <w:rPr>
+          <w:rFonts w:ascii="Verdana" w:eastAsia="MS-Mincho" w:hAnsi="Verdana"/>
+          <w:sz w:val="20"/>
+          <w:lang w:val="en-US"/>
+        </w:rPr>
+        <w:t>Linkedin</w:t>
+      </w:r>
+      <w:proofErr w:type="spellEnd"/>
+      <w:r>
+        <w:rPr>
+          <w:rFonts w:ascii="Verdana" w:eastAsia="MS-Mincho" w:hAnsi="Verdana"/>
+          <w:sz w:val="20"/>
+          <w:lang w:val="en-US"/>
+        </w:rPr>
+        <w:t xml:space="preserve">, </w:t>
+      </w:r>
       <w:r>
         <w:rPr>
           <w:rFonts w:ascii="Verdana" w:eastAsia="MS-Mincho" w:hAnsi="Verdana"/>
@@ -9729,6 +10993,14 @@
           <w:lang w:val="en-US"/>
         </w:rPr>
         <w:t>Twitter</w:t>
+      </w:r>
+      <w:r>
+        <w:rPr>
+          <w:rFonts w:ascii="Verdana" w:eastAsia="MS-Mincho" w:hAnsi="Verdana"/>
+          <w:sz w:val="20"/>
+          <w:lang w:val="en-US"/>
+        </w:rPr>
+        <w:t xml:space="preserve"> – no longer active</w:t>
       </w:r>
       <w:r>
         <w:rPr>
@@ -9899,6 +11171,7 @@
           <w:u w:color="0000FF"/>
         </w:rPr>
       </w:pPr>
+      <w:proofErr w:type="spellStart"/>
       <w:r>
         <w:rPr>
           <w:rFonts w:ascii="Verdana" w:eastAsia="MS-Mincho" w:hAnsi="Verdana"/>
@@ -9907,8 +11180,53 @@
           <w:sz w:val="20"/>
           <w:u w:color="0000FF"/>
         </w:rPr>
-        <w:t>Overview of publications and citations</w:t>
-      </w:r>
+        <w:t>Overview</w:t>
+      </w:r>
+      <w:proofErr w:type="spellEnd"/>
+      <w:r>
+        <w:rPr>
+          <w:rFonts w:ascii="Verdana" w:eastAsia="MS-Mincho" w:hAnsi="Verdana"/>
+          <w:b/>
+          <w:bCs/>
+          <w:sz w:val="20"/>
+          <w:u w:color="0000FF"/>
+        </w:rPr>
+        <w:t xml:space="preserve"> of </w:t>
+      </w:r>
+      <w:proofErr w:type="spellStart"/>
+      <w:r>
+        <w:rPr>
+          <w:rFonts w:ascii="Verdana" w:eastAsia="MS-Mincho" w:hAnsi="Verdana"/>
+          <w:b/>
+          <w:bCs/>
+          <w:sz w:val="20"/>
+          <w:u w:color="0000FF"/>
+        </w:rPr>
+        <w:t>publications</w:t>
+      </w:r>
+      <w:proofErr w:type="spellEnd"/>
+      <w:r>
+        <w:rPr>
+          <w:rFonts w:ascii="Verdana" w:eastAsia="MS-Mincho" w:hAnsi="Verdana"/>
+          <w:b/>
+          <w:bCs/>
+          <w:sz w:val="20"/>
+          <w:u w:color="0000FF"/>
+        </w:rPr>
+        <w:t xml:space="preserve"> and </w:t>
+      </w:r>
+      <w:proofErr w:type="spellStart"/>
+      <w:r>
+        <w:rPr>
+          <w:rFonts w:ascii="Verdana" w:eastAsia="MS-Mincho" w:hAnsi="Verdana"/>
+          <w:b/>
+          <w:bCs/>
+          <w:sz w:val="20"/>
+          <w:u w:color="0000FF"/>
+        </w:rPr>
+        <w:t>citations</w:t>
+      </w:r>
+      <w:proofErr w:type="spellEnd"/>
     </w:p>
     <w:tbl>
       <w:tblPr>
@@ -9966,8 +11284,39 @@
                 <w:sz w:val="21"/>
                 <w:szCs w:val="22"/>
               </w:rPr>
-              <w:t># of cited documents</w:t>
+              <w:t xml:space="preserve"># of </w:t>
             </w:r>
+            <w:proofErr w:type="spellStart"/>
+            <w:r>
+              <w:rPr>
+                <w:rFonts w:ascii="Verdana" w:eastAsia="MS-Mincho" w:hAnsi="Verdana"/>
+                <w:bCs/>
+                <w:sz w:val="21"/>
+                <w:szCs w:val="22"/>
+              </w:rPr>
+              <w:t>cited</w:t>
+            </w:r>
+            <w:proofErr w:type="spellEnd"/>
+            <w:r>
+              <w:rPr>
+                <w:rFonts w:ascii="Verdana" w:eastAsia="MS-Mincho" w:hAnsi="Verdana"/>
+                <w:bCs/>
+                <w:sz w:val="21"/>
+                <w:szCs w:val="22"/>
+              </w:rPr>
+              <w:t xml:space="preserve"> </w:t>
+            </w:r>
+            <w:proofErr w:type="spellStart"/>
+            <w:r>
+              <w:rPr>
+                <w:rFonts w:ascii="Verdana" w:eastAsia="MS-Mincho" w:hAnsi="Verdana"/>
+                <w:bCs/>
+                <w:sz w:val="21"/>
+                <w:szCs w:val="22"/>
+              </w:rPr>
+              <w:t>documents</w:t>
+            </w:r>
+            <w:proofErr w:type="spellEnd"/>
           </w:p>
         </w:tc>
         <w:tc>
@@ -9994,8 +11343,19 @@
                 <w:sz w:val="21"/>
                 <w:szCs w:val="22"/>
               </w:rPr>
-              <w:t># of citations</w:t>
+              <w:t xml:space="preserve"># of </w:t>
             </w:r>
+            <w:proofErr w:type="spellStart"/>
+            <w:r>
+              <w:rPr>
+                <w:rFonts w:ascii="Verdana" w:eastAsia="MS-Mincho" w:hAnsi="Verdana"/>
+                <w:bCs/>
+                <w:sz w:val="21"/>
+                <w:szCs w:val="22"/>
+              </w:rPr>
+              <w:t>citations</w:t>
+            </w:r>
+            <w:proofErr w:type="spellEnd"/>
           </w:p>
         </w:tc>
         <w:tc>
@@ -10047,6 +11407,7 @@
                 <w:u w:color="0000FF"/>
               </w:rPr>
             </w:pPr>
+            <w:proofErr w:type="spellStart"/>
             <w:r>
               <w:rPr>
                 <w:rFonts w:ascii="Verdana" w:eastAsia="MS-Mincho" w:hAnsi="Verdana"/>
@@ -10055,7 +11416,18 @@
                 <w:szCs w:val="22"/>
                 <w:u w:color="0000FF"/>
               </w:rPr>
-              <w:t xml:space="preserve">LiLink to </w:t>
+              <w:t>LiLink</w:t>
+            </w:r>
+            <w:proofErr w:type="spellEnd"/>
+            <w:r>
+              <w:rPr>
+                <w:rFonts w:ascii="Verdana" w:eastAsia="MS-Mincho" w:hAnsi="Verdana"/>
+                <w:bCs/>
+                <w:sz w:val="21"/>
+                <w:szCs w:val="22"/>
+                <w:u w:color="0000FF"/>
+              </w:rPr>
+              <w:t xml:space="preserve"> to </w:t>
             </w:r>
             <w:hyperlink r:id="rId43" w:history="1">
               <w:r>
@@ -10067,7 +11439,31 @@
                   <w:szCs w:val="22"/>
                   <w:u w:color="0000FF"/>
                 </w:rPr>
-                <w:t>Google scholar Profile</w:t>
+                <w:t xml:space="preserve">Google </w:t>
+              </w:r>
+              <w:proofErr w:type="spellStart"/>
+              <w:r>
+                <w:rPr>
+                  <w:rStyle w:val="Hyperlink"/>
+                  <w:rFonts w:ascii="Verdana" w:eastAsia="MS-Mincho" w:hAnsi="Verdana"/>
+                  <w:bCs/>
+                  <w:sz w:val="21"/>
+                  <w:szCs w:val="22"/>
+                  <w:u w:color="0000FF"/>
+                </w:rPr>
+                <w:t>scholar</w:t>
+              </w:r>
+              <w:proofErr w:type="spellEnd"/>
+              <w:r>
+                <w:rPr>
+                  <w:rStyle w:val="Hyperlink"/>
+                  <w:rFonts w:ascii="Verdana" w:eastAsia="MS-Mincho" w:hAnsi="Verdana"/>
+                  <w:bCs/>
+                  <w:sz w:val="21"/>
+                  <w:szCs w:val="22"/>
+                  <w:u w:color="0000FF"/>
+                </w:rPr>
+                <w:t xml:space="preserve"> Profile</w:t>
               </w:r>
             </w:hyperlink>
           </w:p>
@@ -10119,7 +11515,7 @@
                 <w:sz w:val="21"/>
                 <w:szCs w:val="22"/>
               </w:rPr>
-              <w:t>7</w:t>
+              <w:t>9</w:t>
             </w:r>
           </w:p>
         </w:tc>
@@ -10156,7 +11552,7 @@
                 <w:sz w:val="21"/>
                 <w:szCs w:val="22"/>
               </w:rPr>
-              <w:t>159</w:t>
+              <w:t>696</w:t>
             </w:r>
           </w:p>
         </w:tc>
@@ -10193,7 +11589,7 @@
                 <w:sz w:val="21"/>
                 <w:szCs w:val="22"/>
               </w:rPr>
-              <w:t>7</w:t>
+              <w:t>8</w:t>
             </w:r>
           </w:p>
         </w:tc>
@@ -10306,6 +11702,35 @@
           <w:lang w:val="en-US"/>
         </w:rPr>
       </w:pPr>
+      <w:r>
+        <w:rPr>
+          <w:rFonts w:ascii="Verdana" w:eastAsia="MS-Mincho" w:hAnsi="Verdana"/>
+          <w:sz w:val="20"/>
+          <w:u w:color="0000FF"/>
+          <w:lang w:val="en-US"/>
+        </w:rPr>
+        <w:t xml:space="preserve">2026 – Lugtig, P. (2026) </w:t>
+      </w:r>
+      <w:hyperlink r:id="rId44" w:history="1">
+        <w:r>
+          <w:rPr>
+            <w:rStyle w:val="Hyperlink"/>
+            <w:rFonts w:ascii="Verdana" w:eastAsia="MS-Mincho" w:hAnsi="Verdana"/>
+            <w:sz w:val="20"/>
+            <w:lang w:val="en-US"/>
+          </w:rPr>
+          <w:t>An abundance of data, but what to do with it?</w:t>
+        </w:r>
+      </w:hyperlink>
+      <w:r>
+        <w:rPr>
+          <w:rFonts w:ascii="Verdana" w:eastAsia="MS-Mincho" w:hAnsi="Verdana"/>
+          <w:sz w:val="20"/>
+          <w:u w:color="0000FF"/>
+          <w:lang w:val="en-US"/>
+        </w:rPr>
+        <w:t xml:space="preserve"> Inaugural lecture as professor at Utrecht University. 2 April 2026</w:t>
+      </w:r>
     </w:p>
     <w:p>
       <w:pPr>
@@ -10318,24 +11743,345 @@
           <w:rFonts w:ascii="Verdana" w:eastAsia="MS-Mincho" w:hAnsi="Verdana"/>
           <w:sz w:val="20"/>
           <w:u w:color="0000FF"/>
-          <w:lang w:val="en-US"/>
-        </w:rPr>
-      </w:pPr>
-      <w:r>
-        <w:rPr>
-          <w:rFonts w:ascii="Verdana" w:eastAsia="MS-Mincho" w:hAnsi="Verdana"/>
-          <w:sz w:val="20"/>
-          <w:u w:color="0000FF"/>
-        </w:rPr>
-        <w:t xml:space="preserve">2025 - </w:t>
-      </w:r>
-      <w:r>
-        <w:rPr>
-          <w:rFonts w:ascii="Verdana" w:eastAsia="MS-Mincho" w:hAnsi="Verdana"/>
-          <w:sz w:val="20"/>
-          <w:u w:color="0000FF"/>
-        </w:rPr>
-        <w:t xml:space="preserve">Remmerswaal, D., Lugtig, P., Schouten, B., &amp; Struminskaya, B. (2025). </w:t>
+        </w:rPr>
+      </w:pPr>
+      <w:r>
+        <w:rPr>
+          <w:rFonts w:ascii="Verdana" w:eastAsia="MS-Mincho" w:hAnsi="Verdana"/>
+          <w:sz w:val="20"/>
+          <w:u w:color="0000FF"/>
+        </w:rPr>
+        <w:t>2026 -</w:t>
+      </w:r>
+      <w:r>
+        <w:rPr>
+          <w:rFonts w:ascii="Verdana" w:eastAsia="MS-Mincho" w:hAnsi="Verdana"/>
+          <w:sz w:val="20"/>
+          <w:u w:color="0000FF"/>
+        </w:rPr>
+        <w:t xml:space="preserve"> Stappers,</w:t>
+      </w:r>
+      <w:r>
+        <w:rPr>
+          <w:rFonts w:ascii="Verdana" w:eastAsia="MS-Mincho" w:hAnsi="Verdana"/>
+          <w:sz w:val="20"/>
+          <w:u w:color="0000FF"/>
+        </w:rPr>
+        <w:t xml:space="preserve"> N., </w:t>
+      </w:r>
+      <w:r>
+        <w:rPr>
+          <w:rFonts w:ascii="Verdana" w:eastAsia="MS-Mincho" w:hAnsi="Verdana"/>
+          <w:sz w:val="20"/>
+          <w:u w:color="0000FF"/>
+        </w:rPr>
+        <w:t>Bussemakers,</w:t>
+      </w:r>
+      <w:r>
+        <w:rPr>
+          <w:rFonts w:ascii="Verdana" w:eastAsia="MS-Mincho" w:hAnsi="Verdana"/>
+          <w:sz w:val="20"/>
+          <w:u w:color="0000FF"/>
+        </w:rPr>
+        <w:t xml:space="preserve"> C.</w:t>
+      </w:r>
+      <w:r>
+        <w:rPr>
+          <w:rFonts w:ascii="Verdana" w:eastAsia="MS-Mincho" w:hAnsi="Verdana"/>
+          <w:sz w:val="20"/>
+          <w:u w:color="0000FF"/>
+        </w:rPr>
+        <w:t xml:space="preserve"> Lugtig,</w:t>
+      </w:r>
+      <w:r>
+        <w:rPr>
+          <w:rFonts w:ascii="Verdana" w:eastAsia="MS-Mincho" w:hAnsi="Verdana"/>
+          <w:sz w:val="20"/>
+          <w:u w:color="0000FF"/>
+        </w:rPr>
+        <w:t xml:space="preserve"> P.,</w:t>
+      </w:r>
+      <w:r>
+        <w:rPr>
+          <w:rFonts w:ascii="Verdana" w:eastAsia="MS-Mincho" w:hAnsi="Verdana"/>
+          <w:sz w:val="20"/>
+          <w:u w:color="0000FF"/>
+        </w:rPr>
+        <w:t xml:space="preserve"> Sanders,</w:t>
+      </w:r>
+      <w:r>
+        <w:rPr>
+          <w:rFonts w:ascii="Verdana" w:eastAsia="MS-Mincho" w:hAnsi="Verdana"/>
+          <w:sz w:val="20"/>
+          <w:u w:color="0000FF"/>
+        </w:rPr>
+        <w:t xml:space="preserve"> J &amp; d</w:t>
+      </w:r>
+      <w:r>
+        <w:rPr>
+          <w:rFonts w:ascii="Verdana" w:eastAsia="MS-Mincho" w:hAnsi="Verdana"/>
+          <w:sz w:val="20"/>
+          <w:u w:color="0000FF"/>
+        </w:rPr>
+        <w:t>e Bruin,</w:t>
+      </w:r>
+      <w:r>
+        <w:rPr>
+          <w:rFonts w:ascii="Verdana" w:eastAsia="MS-Mincho" w:hAnsi="Verdana"/>
+          <w:sz w:val="20"/>
+          <w:u w:color="0000FF"/>
+        </w:rPr>
+        <w:t xml:space="preserve"> M. (2026)</w:t>
+      </w:r>
+    </w:p>
+    <w:p>
+      <w:pPr>
+        <w:widowControl w:val="0"/>
+        <w:autoSpaceDE w:val="0"/>
+        <w:autoSpaceDN w:val="0"/>
+        <w:adjustRightInd w:val="0"/>
+        <w:rPr>
+          <w:rFonts w:ascii="Verdana" w:eastAsia="MS-Mincho" w:hAnsi="Verdana"/>
+          <w:sz w:val="20"/>
+          <w:u w:color="0000FF"/>
+          <w:lang w:val="en-US"/>
+        </w:rPr>
+      </w:pPr>
+      <w:r>
+        <w:rPr>
+          <w:rFonts w:ascii="Verdana" w:eastAsia="MS-Mincho" w:hAnsi="Verdana"/>
+          <w:sz w:val="20"/>
+          <w:u w:color="0000FF"/>
+          <w:lang w:val="en-US"/>
+        </w:rPr>
+        <w:t>Comparing the riskiness and determinants of non-adherence to five quarantine and isolation guidelines: A dynamic cohort study during COVID-19,Public Health,</w:t>
+      </w:r>
+      <w:r>
+        <w:rPr>
+          <w:rFonts w:ascii="Verdana" w:eastAsia="MS-Mincho" w:hAnsi="Verdana"/>
+          <w:sz w:val="20"/>
+          <w:u w:color="0000FF"/>
+          <w:lang w:val="en-US"/>
+        </w:rPr>
+        <w:t xml:space="preserve"> </w:t>
+      </w:r>
+      <w:r>
+        <w:rPr>
+          <w:rFonts w:ascii="Verdana" w:eastAsia="MS-Mincho" w:hAnsi="Verdana"/>
+          <w:sz w:val="20"/>
+          <w:u w:color="0000FF"/>
+          <w:lang w:val="en-US"/>
+        </w:rPr>
+        <w:t>255,</w:t>
+      </w:r>
+      <w:r>
+        <w:rPr>
+          <w:rFonts w:ascii="Verdana" w:eastAsia="MS-Mincho" w:hAnsi="Verdana"/>
+          <w:sz w:val="20"/>
+          <w:u w:color="0000FF"/>
+          <w:lang w:val="en-US"/>
+        </w:rPr>
+        <w:t xml:space="preserve"> </w:t>
+      </w:r>
+      <w:hyperlink r:id="rId45" w:history="1">
+        <w:r>
+          <w:rPr>
+            <w:rStyle w:val="Hyperlink"/>
+            <w:rFonts w:ascii="Verdana" w:eastAsia="MS-Mincho" w:hAnsi="Verdana"/>
+            <w:sz w:val="20"/>
+            <w:lang w:val="en-US"/>
+          </w:rPr>
+          <w:t>https://doi.org/10.1016/j.puhe.2026.106249</w:t>
+        </w:r>
+      </w:hyperlink>
+      <w:r>
+        <w:rPr>
+          <w:rFonts w:ascii="Verdana" w:eastAsia="MS-Mincho" w:hAnsi="Verdana"/>
+          <w:sz w:val="20"/>
+          <w:u w:color="0000FF"/>
+          <w:lang w:val="en-US"/>
+        </w:rPr>
+        <w:t xml:space="preserve"> </w:t>
+      </w:r>
+    </w:p>
+    <w:p>
+      <w:pPr>
+        <w:widowControl w:val="0"/>
+        <w:autoSpaceDE w:val="0"/>
+        <w:autoSpaceDN w:val="0"/>
+        <w:adjustRightInd w:val="0"/>
+        <w:ind w:hanging="284"/>
+        <w:rPr>
+          <w:rFonts w:ascii="Verdana" w:eastAsia="MS-Mincho" w:hAnsi="Verdana"/>
+          <w:sz w:val="20"/>
+          <w:u w:color="0000FF"/>
+          <w:lang w:val="en-US"/>
+        </w:rPr>
+      </w:pPr>
+      <w:r>
+        <w:rPr>
+          <w:rFonts w:ascii="Verdana" w:eastAsia="MS-Mincho" w:hAnsi="Verdana"/>
+          <w:sz w:val="20"/>
+          <w:u w:color="0000FF"/>
+          <w:lang w:val="en-US"/>
+        </w:rPr>
+        <w:t xml:space="preserve">2026 – Boer, Q., Gootzen, Y., Klingwort, J., Remmerswaal, D. &amp; Lugtig, P. (2026) </w:t>
+      </w:r>
+      <w:hyperlink r:id="rId46" w:history="1">
+        <w:r>
+          <w:rPr>
+            <w:rStyle w:val="Hyperlink"/>
+            <w:rFonts w:ascii="Verdana" w:eastAsia="MS-Mincho" w:hAnsi="Verdana"/>
+            <w:sz w:val="20"/>
+            <w:lang w:val="en-US"/>
+          </w:rPr>
+          <w:t>Machine-learning based transport mode prediction in a smartphone-based travel survey</w:t>
+        </w:r>
+      </w:hyperlink>
+      <w:r>
+        <w:rPr>
+          <w:rFonts w:ascii="Verdana" w:eastAsia="MS-Mincho" w:hAnsi="Verdana"/>
+          <w:sz w:val="20"/>
+          <w:u w:color="0000FF"/>
+          <w:lang w:val="en-US"/>
+        </w:rPr>
+        <w:t>. CBS discussion paper 2026-1.</w:t>
+      </w:r>
+      <w:r>
+        <w:rPr>
+          <w:rFonts w:ascii="Verdana" w:eastAsia="MS-Mincho" w:hAnsi="Verdana"/>
+          <w:sz w:val="20"/>
+          <w:u w:color="0000FF"/>
+          <w:lang w:val="en-US"/>
+        </w:rPr>
+        <w:t xml:space="preserve"> </w:t>
+      </w:r>
+    </w:p>
+    <w:p>
+      <w:pPr>
+        <w:widowControl w:val="0"/>
+        <w:autoSpaceDE w:val="0"/>
+        <w:autoSpaceDN w:val="0"/>
+        <w:adjustRightInd w:val="0"/>
+        <w:ind w:hanging="284"/>
+        <w:rPr>
+          <w:rFonts w:ascii="Verdana" w:eastAsia="MS-Mincho" w:hAnsi="Verdana"/>
+          <w:sz w:val="20"/>
+          <w:u w:color="0000FF"/>
+          <w:lang w:val="en-US"/>
+        </w:rPr>
+      </w:pPr>
+      <w:r>
+        <w:rPr>
+          <w:rFonts w:ascii="Verdana" w:eastAsia="MS-Mincho" w:hAnsi="Verdana"/>
+          <w:sz w:val="20"/>
+          <w:u w:color="0000FF"/>
+          <w:lang w:val="de-DE"/>
+        </w:rPr>
+        <w:t xml:space="preserve">2026 – </w:t>
+      </w:r>
+      <w:r>
+        <w:rPr>
+          <w:rFonts w:ascii="Verdana" w:eastAsia="MS-Mincho" w:hAnsi="Verdana"/>
+          <w:sz w:val="20"/>
+          <w:u w:color="0000FF"/>
+          <w:lang w:val="de-DE"/>
+        </w:rPr>
+        <w:t>Liu, A.-C., &amp; Lugtig, P. (202</w:t>
+      </w:r>
+      <w:r>
+        <w:rPr>
+          <w:rFonts w:ascii="Verdana" w:eastAsia="MS-Mincho" w:hAnsi="Verdana"/>
+          <w:sz w:val="20"/>
+          <w:u w:color="0000FF"/>
+          <w:lang w:val="de-DE"/>
+        </w:rPr>
+        <w:t>6</w:t>
+      </w:r>
+      <w:r>
+        <w:rPr>
+          <w:rFonts w:ascii="Verdana" w:eastAsia="MS-Mincho" w:hAnsi="Verdana"/>
+          <w:sz w:val="20"/>
+          <w:u w:color="0000FF"/>
+          <w:lang w:val="de-DE"/>
+        </w:rPr>
+        <w:t xml:space="preserve">). </w:t>
+      </w:r>
+      <w:r>
+        <w:rPr>
+          <w:rFonts w:ascii="Verdana" w:eastAsia="MS-Mincho" w:hAnsi="Verdana"/>
+          <w:sz w:val="20"/>
+          <w:u w:color="0000FF"/>
+          <w:lang w:val="en-US"/>
+        </w:rPr>
+        <w:t xml:space="preserve">Assessing the Quality of Linked Data. </w:t>
+      </w:r>
+      <w:proofErr w:type="spellStart"/>
+      <w:r>
+        <w:rPr>
+          <w:rFonts w:ascii="Verdana" w:eastAsia="MS-Mincho" w:hAnsi="Verdana"/>
+          <w:sz w:val="20"/>
+          <w:u w:color="0000FF"/>
+        </w:rPr>
+        <w:t>SocArXiv</w:t>
+      </w:r>
+      <w:proofErr w:type="spellEnd"/>
+      <w:r>
+        <w:rPr>
+          <w:rFonts w:ascii="Verdana" w:eastAsia="MS-Mincho" w:hAnsi="Verdana"/>
+          <w:sz w:val="20"/>
+          <w:u w:color="0000FF"/>
+        </w:rPr>
+        <w:t>. osf.io/preprints/</w:t>
+      </w:r>
+      <w:proofErr w:type="spellStart"/>
+      <w:r>
+        <w:rPr>
+          <w:rFonts w:ascii="Verdana" w:eastAsia="MS-Mincho" w:hAnsi="Verdana"/>
+          <w:sz w:val="20"/>
+          <w:u w:color="0000FF"/>
+        </w:rPr>
+        <w:t>socarxiv</w:t>
+      </w:r>
+      <w:proofErr w:type="spellEnd"/>
+      <w:r>
+        <w:rPr>
+          <w:rFonts w:ascii="Verdana" w:eastAsia="MS-Mincho" w:hAnsi="Verdana"/>
+          <w:sz w:val="20"/>
+          <w:u w:color="0000FF"/>
+        </w:rPr>
+        <w:t>/zydm5_v1</w:t>
+      </w:r>
+      <w:r>
+        <w:rPr>
+          <w:rFonts w:ascii="Verdana" w:eastAsia="MS-Mincho" w:hAnsi="Verdana"/>
+          <w:sz w:val="20"/>
+          <w:u w:color="0000FF"/>
+        </w:rPr>
+        <w:t xml:space="preserve">  </w:t>
+      </w:r>
+    </w:p>
+    <w:p>
+      <w:pPr>
+        <w:widowControl w:val="0"/>
+        <w:autoSpaceDE w:val="0"/>
+        <w:autoSpaceDN w:val="0"/>
+        <w:adjustRightInd w:val="0"/>
+        <w:ind w:hanging="284"/>
+        <w:rPr>
+          <w:rFonts w:ascii="Verdana" w:eastAsia="MS-Mincho" w:hAnsi="Verdana"/>
+          <w:sz w:val="20"/>
+          <w:u w:color="0000FF"/>
+          <w:lang w:val="en-US"/>
+        </w:rPr>
+      </w:pPr>
+      <w:r>
+        <w:rPr>
+          <w:rFonts w:ascii="Verdana" w:eastAsia="MS-Mincho" w:hAnsi="Verdana"/>
+          <w:sz w:val="20"/>
+          <w:u w:color="0000FF"/>
+        </w:rPr>
+        <w:t xml:space="preserve">2025 - Remmerswaal, D., Lugtig, P., Schouten, B., &amp; Struminskaya, B. (2025). </w:t>
       </w:r>
       <w:r>
         <w:rPr>
@@ -10386,7 +12132,7 @@
         </w:rPr>
         <w:t xml:space="preserve">(4), 389–407. </w:t>
       </w:r>
-      <w:hyperlink r:id="rId44" w:history="1">
+      <w:hyperlink r:id="rId47" w:history="1">
         <w:r>
           <w:rPr>
             <w:rStyle w:val="Hyperlink"/>
@@ -10477,7 +12223,7 @@
         </w:rPr>
         <w:t>. 2025;0(0). doi:</w:t>
       </w:r>
-      <w:hyperlink r:id="rId45" w:history="1">
+      <w:hyperlink r:id="rId48" w:history="1">
         <w:r>
           <w:rPr>
             <w:rStyle w:val="Hyperlink"/>
@@ -10509,16 +12255,116 @@
           <w:u w:color="0000FF"/>
           <w:lang w:val="en-US"/>
         </w:rPr>
-        <w:t xml:space="preserve">2025 - Zwiers, L. C., Veen, D., Mitratza, M., Brakenhoff, T. B., Goodale, B. M., Klaver, P., Hage, K.Y., van Willigen, M., Downward, G.S., Lugtig, P., Maanen, L van, van Stigchel, S., van der Heijden, P., Cronin, M., Grobbee, D.E. &amp; COVID-RED Consortium. </w:t>
-      </w:r>
-      <w:r>
-        <w:rPr>
-          <w:rFonts w:ascii="Verdana" w:eastAsia="MS-Mincho" w:hAnsi="Verdana"/>
-          <w:sz w:val="20"/>
-          <w:u w:color="0000FF"/>
-          <w:lang w:val="en-US"/>
-        </w:rPr>
-        <w:t xml:space="preserve">(2025). Increasing Retention in a Large-Scale Decentralised Clinical Trial: Learnings from the COVID-RED Trial. </w:t>
+        <w:t xml:space="preserve">2025 - Zwiers, L. C., Veen, D., </w:t>
+      </w:r>
+      <w:proofErr w:type="spellStart"/>
+      <w:r>
+        <w:rPr>
+          <w:rFonts w:ascii="Verdana" w:eastAsia="MS-Mincho" w:hAnsi="Verdana"/>
+          <w:sz w:val="20"/>
+          <w:u w:color="0000FF"/>
+          <w:lang w:val="en-US"/>
+        </w:rPr>
+        <w:t>Mitratza</w:t>
+      </w:r>
+      <w:proofErr w:type="spellEnd"/>
+      <w:r>
+        <w:rPr>
+          <w:rFonts w:ascii="Verdana" w:eastAsia="MS-Mincho" w:hAnsi="Verdana"/>
+          <w:sz w:val="20"/>
+          <w:u w:color="0000FF"/>
+          <w:lang w:val="en-US"/>
+        </w:rPr>
+        <w:t xml:space="preserve">, M., </w:t>
+      </w:r>
+      <w:proofErr w:type="spellStart"/>
+      <w:r>
+        <w:rPr>
+          <w:rFonts w:ascii="Verdana" w:eastAsia="MS-Mincho" w:hAnsi="Verdana"/>
+          <w:sz w:val="20"/>
+          <w:u w:color="0000FF"/>
+          <w:lang w:val="en-US"/>
+        </w:rPr>
+        <w:t>Brakenhoff</w:t>
+      </w:r>
+      <w:proofErr w:type="spellEnd"/>
+      <w:r>
+        <w:rPr>
+          <w:rFonts w:ascii="Verdana" w:eastAsia="MS-Mincho" w:hAnsi="Verdana"/>
+          <w:sz w:val="20"/>
+          <w:u w:color="0000FF"/>
+          <w:lang w:val="en-US"/>
+        </w:rPr>
+        <w:t xml:space="preserve">, T. B., Goodale, B. M., Klaver, P., Hage, K.Y., van Willigen, M., Downward, G.S., Lugtig, P., Maanen, L van, van </w:t>
+      </w:r>
+      <w:proofErr w:type="spellStart"/>
+      <w:r>
+        <w:rPr>
+          <w:rFonts w:ascii="Verdana" w:eastAsia="MS-Mincho" w:hAnsi="Verdana"/>
+          <w:sz w:val="20"/>
+          <w:u w:color="0000FF"/>
+          <w:lang w:val="en-US"/>
+        </w:rPr>
+        <w:t>Stigchel</w:t>
+      </w:r>
+      <w:proofErr w:type="spellEnd"/>
+      <w:r>
+        <w:rPr>
+          <w:rFonts w:ascii="Verdana" w:eastAsia="MS-Mincho" w:hAnsi="Verdana"/>
+          <w:sz w:val="20"/>
+          <w:u w:color="0000FF"/>
+          <w:lang w:val="en-US"/>
+        </w:rPr>
+        <w:t xml:space="preserve">, S., van der Heijden, P., Cronin, M., </w:t>
+      </w:r>
+      <w:proofErr w:type="spellStart"/>
+      <w:r>
+        <w:rPr>
+          <w:rFonts w:ascii="Verdana" w:eastAsia="MS-Mincho" w:hAnsi="Verdana"/>
+          <w:sz w:val="20"/>
+          <w:u w:color="0000FF"/>
+          <w:lang w:val="en-US"/>
+        </w:rPr>
+        <w:t>Grobbee</w:t>
+      </w:r>
+      <w:proofErr w:type="spellEnd"/>
+      <w:r>
+        <w:rPr>
+          <w:rFonts w:ascii="Verdana" w:eastAsia="MS-Mincho" w:hAnsi="Verdana"/>
+          <w:sz w:val="20"/>
+          <w:u w:color="0000FF"/>
+          <w:lang w:val="en-US"/>
+        </w:rPr>
+        <w:t xml:space="preserve">, D.E. &amp; COVID-RED Consortium. </w:t>
+      </w:r>
+      <w:r>
+        <w:rPr>
+          <w:rFonts w:ascii="Verdana" w:eastAsia="MS-Mincho" w:hAnsi="Verdana"/>
+          <w:sz w:val="20"/>
+          <w:u w:color="0000FF"/>
+          <w:lang w:val="en-US"/>
+        </w:rPr>
+        <w:t xml:space="preserve">(2025). Increasing Retention in a Large-Scale </w:t>
+      </w:r>
+      <w:proofErr w:type="spellStart"/>
+      <w:r>
+        <w:rPr>
+          <w:rFonts w:ascii="Verdana" w:eastAsia="MS-Mincho" w:hAnsi="Verdana"/>
+          <w:sz w:val="20"/>
+          <w:u w:color="0000FF"/>
+          <w:lang w:val="en-US"/>
+        </w:rPr>
+        <w:t>Decentralised</w:t>
+      </w:r>
+      <w:proofErr w:type="spellEnd"/>
+      <w:r>
+        <w:rPr>
+          <w:rFonts w:ascii="Verdana" w:eastAsia="MS-Mincho" w:hAnsi="Verdana"/>
+          <w:sz w:val="20"/>
+          <w:u w:color="0000FF"/>
+          <w:lang w:val="en-US"/>
+        </w:rPr>
+        <w:t xml:space="preserve"> Clinical Trial: Learnings from the COVID-RED Trial. </w:t>
       </w:r>
       <w:r>
         <w:rPr>
@@ -10567,7 +12413,7 @@
         </w:rPr>
         <w:t xml:space="preserve"> </w:t>
       </w:r>
-      <w:hyperlink r:id="rId46" w:history="1">
+      <w:hyperlink r:id="rId49" w:history="1">
         <w:r>
           <w:rPr>
             <w:rStyle w:val="Hyperlink"/>
@@ -10657,7 +12503,7 @@
         </w:rPr>
         <w:t xml:space="preserve">, </w:t>
       </w:r>
-      <w:hyperlink r:id="rId47" w:history="1">
+      <w:hyperlink r:id="rId50" w:history="1">
         <w:r>
           <w:rPr>
             <w:rStyle w:val="Hyperlink"/>
@@ -10707,7 +12553,27 @@
           <w:u w:color="0000FF"/>
           <w:lang w:val="en-US"/>
         </w:rPr>
-        <w:t xml:space="preserve">Zahroh, S., Lugtig,P. Gootzen, Y., Klingwort, J, </w:t>
+        <w:t xml:space="preserve">Zahroh, S., </w:t>
+      </w:r>
+      <w:proofErr w:type="spellStart"/>
+      <w:r>
+        <w:rPr>
+          <w:rFonts w:ascii="Verdana" w:eastAsia="MS-Mincho" w:hAnsi="Verdana"/>
+          <w:sz w:val="20"/>
+          <w:u w:color="0000FF"/>
+          <w:lang w:val="en-US"/>
+        </w:rPr>
+        <w:t>Lugtig,P</w:t>
+      </w:r>
+      <w:proofErr w:type="spellEnd"/>
+      <w:r>
+        <w:rPr>
+          <w:rFonts w:ascii="Verdana" w:eastAsia="MS-Mincho" w:hAnsi="Verdana"/>
+          <w:sz w:val="20"/>
+          <w:u w:color="0000FF"/>
+          <w:lang w:val="en-US"/>
+        </w:rPr>
+        <w:t xml:space="preserve">. Gootzen, Y., Klingwort, J, </w:t>
       </w:r>
       <w:r>
         <w:rPr>
@@ -10736,7 +12602,7 @@
         </w:rPr>
         <w:t xml:space="preserve">(2025). </w:t>
       </w:r>
-      <w:hyperlink r:id="rId48" w:history="1">
+      <w:hyperlink r:id="rId51" w:history="1">
         <w:r>
           <w:rPr>
             <w:rStyle w:val="Hyperlink"/>
@@ -10854,7 +12720,7 @@
         </w:rPr>
         <w:t xml:space="preserve"> </w:t>
       </w:r>
-      <w:hyperlink r:id="rId49" w:history="1">
+      <w:hyperlink r:id="rId52" w:history="1">
         <w:r>
           <w:rPr>
             <w:rStyle w:val="Hyperlink"/>
@@ -10895,7 +12761,27 @@
           <w:u w:color="0000FF"/>
           <w:lang w:val="en-US"/>
         </w:rPr>
-        <w:t>2025 - Lück, D., Schumann, A. Emery, T., Lugtig, P., Bujard, M. Naderi, R. Toepoel, V. &amp; Cabaço, S</w:t>
+        <w:t xml:space="preserve">2025 - Lück, D., Schumann, A. Emery, T., Lugtig, P., Bujard, M. Naderi, R. Toepoel, V. &amp; </w:t>
+      </w:r>
+      <w:proofErr w:type="spellStart"/>
+      <w:r>
+        <w:rPr>
+          <w:rFonts w:ascii="Verdana" w:eastAsia="MS-Mincho" w:hAnsi="Verdana"/>
+          <w:sz w:val="20"/>
+          <w:u w:color="0000FF"/>
+          <w:lang w:val="en-US"/>
+        </w:rPr>
+        <w:t>Cabaço</w:t>
+      </w:r>
+      <w:proofErr w:type="spellEnd"/>
+      <w:r>
+        <w:rPr>
+          <w:rFonts w:ascii="Verdana" w:eastAsia="MS-Mincho" w:hAnsi="Verdana"/>
+          <w:sz w:val="20"/>
+          <w:u w:color="0000FF"/>
+          <w:lang w:val="en-US"/>
+        </w:rPr>
+        <w:t>, S</w:t>
       </w:r>
       <w:r>
         <w:rPr>
@@ -10924,7 +12810,7 @@
         </w:rPr>
         <w:t xml:space="preserve"> </w:t>
       </w:r>
-      <w:hyperlink r:id="rId50" w:history="1">
+      <w:hyperlink r:id="rId53" w:history="1">
         <w:r>
           <w:rPr>
             <w:rStyle w:val="Hyperlink"/>
@@ -10953,13 +12839,41 @@
         </w:rPr>
         <w:t xml:space="preserve"> </w:t>
       </w:r>
-      <w:r>
-        <w:rPr>
-          <w:rFonts w:ascii="Verdana" w:eastAsia="MS-Mincho" w:hAnsi="Verdana"/>
-          <w:sz w:val="20"/>
-          <w:u w:color="0000FF"/>
-        </w:rPr>
-        <w:t xml:space="preserve">BiB.Working Paper 4/2025. Wiesbaden: BiB. urn:nbn:de:bib-wp-2025-04 </w:t>
+      <w:proofErr w:type="spellStart"/>
+      <w:r>
+        <w:rPr>
+          <w:rFonts w:ascii="Verdana" w:eastAsia="MS-Mincho" w:hAnsi="Verdana"/>
+          <w:sz w:val="20"/>
+          <w:u w:color="0000FF"/>
+        </w:rPr>
+        <w:t>BiB.Working</w:t>
+      </w:r>
+      <w:proofErr w:type="spellEnd"/>
+      <w:r>
+        <w:rPr>
+          <w:rFonts w:ascii="Verdana" w:eastAsia="MS-Mincho" w:hAnsi="Verdana"/>
+          <w:sz w:val="20"/>
+          <w:u w:color="0000FF"/>
+        </w:rPr>
+        <w:t xml:space="preserve"> Paper 4/2025. Wiesbaden: </w:t>
+      </w:r>
+      <w:proofErr w:type="spellStart"/>
+      <w:r>
+        <w:rPr>
+          <w:rFonts w:ascii="Verdana" w:eastAsia="MS-Mincho" w:hAnsi="Verdana"/>
+          <w:sz w:val="20"/>
+          <w:u w:color="0000FF"/>
+        </w:rPr>
+        <w:t>BiB</w:t>
+      </w:r>
+      <w:proofErr w:type="spellEnd"/>
+      <w:r>
+        <w:rPr>
+          <w:rFonts w:ascii="Verdana" w:eastAsia="MS-Mincho" w:hAnsi="Verdana"/>
+          <w:sz w:val="20"/>
+          <w:u w:color="0000FF"/>
+        </w:rPr>
+        <w:t xml:space="preserve">. urn:nbn:de:bib-wp-2025-04 </w:t>
       </w:r>
     </w:p>
     <w:p>
@@ -10999,9 +12913,19 @@
           <w:u w:color="0000FF"/>
           <w:lang w:val="en-US"/>
         </w:rPr>
-        <w:t xml:space="preserve">Can Smart Surveys Have a Positive Business Case? An Evaluation Based on Three Case Studies. Journal of Official Statistics, 0(0). </w:t>
-      </w:r>
-      <w:hyperlink r:id="rId51" w:history="1">
+        <w:t xml:space="preserve">Can Smart Surveys Have a Positive </w:t>
+      </w:r>
+      <w:r>
+        <w:rPr>
+          <w:rFonts w:ascii="Verdana" w:eastAsia="MS-Mincho" w:hAnsi="Verdana"/>
+          <w:sz w:val="20"/>
+          <w:u w:color="0000FF"/>
+          <w:lang w:val="en-US"/>
+        </w:rPr>
+        <w:lastRenderedPageBreak/>
+        <w:t xml:space="preserve">Business Case? An Evaluation Based on Three Case Studies. Journal of Official Statistics, 0(0). </w:t>
+      </w:r>
+      <w:hyperlink r:id="rId54" w:history="1">
         <w:r>
           <w:rPr>
             <w:rStyle w:val="Hyperlink"/>
@@ -11103,6 +13027,7 @@
         </w:rPr>
         <w:t xml:space="preserve"> </w:t>
       </w:r>
+      <w:proofErr w:type="spellStart"/>
       <w:r>
         <w:rPr>
           <w:rFonts w:ascii="Verdana" w:eastAsia="MS-Mincho" w:hAnsi="Verdana"/>
@@ -11112,8 +13037,9 @@
           <w:u w:color="0000FF"/>
           <w:lang w:val="en-US"/>
         </w:rPr>
-        <w:t>arXiv preprint</w:t>
-      </w:r>
+        <w:t>arXiv</w:t>
+      </w:r>
+      <w:proofErr w:type="spellEnd"/>
       <w:r>
         <w:rPr>
           <w:rFonts w:ascii="Verdana" w:eastAsia="MS-Mincho" w:hAnsi="Verdana"/>
@@ -11123,6 +13049,17 @@
           <w:u w:color="0000FF"/>
           <w:lang w:val="en-US"/>
         </w:rPr>
+        <w:t xml:space="preserve"> preprint</w:t>
+      </w:r>
+      <w:r>
+        <w:rPr>
+          <w:rFonts w:ascii="Verdana" w:eastAsia="MS-Mincho" w:hAnsi="Verdana"/>
+          <w:i/>
+          <w:iCs/>
+          <w:sz w:val="20"/>
+          <w:u w:color="0000FF"/>
+          <w:lang w:val="en-US"/>
+        </w:rPr>
         <w:t>,</w:t>
       </w:r>
       <w:r>
@@ -11205,7 +13142,25 @@
           <w:sz w:val="20"/>
           <w:lang w:val="en-US"/>
         </w:rPr>
-        <w:t>Maximum interpolable gap length in missing smartphone-based GPS mobility data</w:t>
+        <w:t xml:space="preserve">Maximum </w:t>
+      </w:r>
+      <w:proofErr w:type="spellStart"/>
+      <w:r>
+        <w:rPr>
+          <w:rFonts w:ascii="Verdana" w:hAnsi="Verdana"/>
+          <w:sz w:val="20"/>
+          <w:lang w:val="en-US"/>
+        </w:rPr>
+        <w:t>interpolable</w:t>
+      </w:r>
+      <w:proofErr w:type="spellEnd"/>
+      <w:r>
+        <w:rPr>
+          <w:rFonts w:ascii="Verdana" w:hAnsi="Verdana"/>
+          <w:sz w:val="20"/>
+          <w:lang w:val="en-US"/>
+        </w:rPr>
+        <w:t xml:space="preserve"> gap length in missing smartphone-based GPS mobility data</w:t>
       </w:r>
       <w:r>
         <w:rPr>
@@ -11232,7 +13187,7 @@
         </w:rPr>
         <w:t xml:space="preserve"> </w:t>
       </w:r>
-      <w:hyperlink r:id="rId52" w:history="1">
+      <w:hyperlink r:id="rId55" w:history="1">
         <w:r>
           <w:rPr>
             <w:rStyle w:val="Hyperlink"/>
@@ -11285,7 +13240,7 @@
         </w:rPr>
         <w:t xml:space="preserve"> </w:t>
       </w:r>
-      <w:hyperlink r:id="rId53" w:history="1">
+      <w:hyperlink r:id="rId56" w:history="1">
         <w:r>
           <w:rPr>
             <w:rStyle w:val="Hyperlink"/>
@@ -11320,8 +13275,17 @@
           <w:u w:color="0000FF"/>
           <w:lang w:val="en-US"/>
         </w:rPr>
-        <w:lastRenderedPageBreak/>
-        <w:t>2023 - Emery, T., Caba</w:t>
+        <w:t xml:space="preserve">2023 - Emery, T., </w:t>
+      </w:r>
+      <w:proofErr w:type="spellStart"/>
+      <w:r>
+        <w:rPr>
+          <w:rFonts w:ascii="Verdana" w:eastAsia="MS-Mincho" w:hAnsi="Verdana"/>
+          <w:sz w:val="20"/>
+          <w:u w:color="0000FF"/>
+          <w:lang w:val="en-US"/>
+        </w:rPr>
+        <w:t>Caba</w:t>
       </w:r>
       <w:r>
         <w:rPr>
@@ -11331,7 +13295,18 @@
           <w:u w:color="0000FF"/>
           <w:lang w:val="en-US"/>
         </w:rPr>
-        <w:t xml:space="preserve">co, S., Fadel, L., Lugtig, P., Toepoel, V., Schumann, A., Lück, D., Bujard, M. (2023). </w:t>
+        <w:t>co</w:t>
+      </w:r>
+      <w:proofErr w:type="spellEnd"/>
+      <w:r>
+        <w:rPr>
+          <w:rFonts w:ascii="Verdana" w:eastAsia="MS-Mincho" w:hAnsi="Verdana"/>
+          <w:sz w:val="20"/>
+          <w:szCs w:val="20"/>
+          <w:u w:color="0000FF"/>
+          <w:lang w:val="en-US"/>
+        </w:rPr>
+        <w:t xml:space="preserve">, S., Fadel, L., Lugtig, P., Toepoel, V., Schumann, A., Lück, D., Bujard, M. (2023). </w:t>
       </w:r>
       <w:r>
         <w:rPr>
@@ -11377,7 +13352,7 @@
         </w:rPr>
         <w:t xml:space="preserve"> 16. </w:t>
       </w:r>
-      <w:hyperlink r:id="rId54" w:tgtFrame="_blank" w:history="1">
+      <w:hyperlink r:id="rId57" w:tgtFrame="_blank" w:history="1">
         <w:r>
           <w:rPr>
             <w:rStyle w:val="Hyperlink"/>
@@ -11422,7 +13397,7 @@
         </w:rPr>
         <w:t xml:space="preserve">Bostanci, I, Gootzen, Y. &amp; Lugtig, P. (2023). </w:t>
       </w:r>
-      <w:hyperlink r:id="rId55" w:history="1">
+      <w:hyperlink r:id="rId58" w:history="1">
         <w:r>
           <w:rPr>
             <w:rStyle w:val="Hyperlink"/>
@@ -11580,7 +13555,7 @@
         </w:rPr>
         <w:t xml:space="preserve">. </w:t>
       </w:r>
-      <w:hyperlink r:id="rId56" w:history="1">
+      <w:hyperlink r:id="rId59" w:history="1">
         <w:r>
           <w:rPr>
             <w:rStyle w:val="Hyperlink"/>
@@ -11630,7 +13605,27 @@
           <w:u w:color="0000FF"/>
           <w:lang w:val="en-US"/>
         </w:rPr>
-        <w:t>Correcting inferences for volunteer-collected data with geospatial sampling bias. arXiv preprint arXiv:2209.04193.</w:t>
+        <w:t xml:space="preserve">Correcting inferences for volunteer-collected data with geospatial sampling bias. </w:t>
+      </w:r>
+      <w:proofErr w:type="spellStart"/>
+      <w:r>
+        <w:rPr>
+          <w:rFonts w:ascii="Verdana" w:eastAsia="MS-Mincho" w:hAnsi="Verdana"/>
+          <w:sz w:val="20"/>
+          <w:u w:color="0000FF"/>
+          <w:lang w:val="en-US"/>
+        </w:rPr>
+        <w:t>arXiv</w:t>
+      </w:r>
+      <w:proofErr w:type="spellEnd"/>
+      <w:r>
+        <w:rPr>
+          <w:rFonts w:ascii="Verdana" w:eastAsia="MS-Mincho" w:hAnsi="Verdana"/>
+          <w:sz w:val="20"/>
+          <w:u w:color="0000FF"/>
+          <w:lang w:val="en-US"/>
+        </w:rPr>
+        <w:t xml:space="preserve"> preprint arXiv:2209.04193.</w:t>
       </w:r>
     </w:p>
     <w:p>
@@ -11722,7 +13717,7 @@
         </w:rPr>
         <w:t xml:space="preserve">, 16, 13-27. </w:t>
       </w:r>
-      <w:hyperlink r:id="rId57" w:history="1">
+      <w:hyperlink r:id="rId60" w:history="1">
         <w:r>
           <w:rPr>
             <w:rStyle w:val="Hyperlink"/>
@@ -11730,7 +13725,27 @@
             <w:sz w:val="20"/>
             <w:lang w:val="en-US"/>
           </w:rPr>
-          <w:t>Doi: 10.18148/srm/2022v16i.7835</w:t>
+          <w:t>Doi: 10.18148/</w:t>
+        </w:r>
+        <w:proofErr w:type="spellStart"/>
+        <w:r>
+          <w:rPr>
+            <w:rStyle w:val="Hyperlink"/>
+            <w:rFonts w:ascii="Verdana" w:eastAsia="MS-Mincho" w:hAnsi="Verdana"/>
+            <w:sz w:val="20"/>
+            <w:lang w:val="en-US"/>
+          </w:rPr>
+          <w:t>srm</w:t>
+        </w:r>
+        <w:proofErr w:type="spellEnd"/>
+        <w:r>
+          <w:rPr>
+            <w:rStyle w:val="Hyperlink"/>
+            <w:rFonts w:ascii="Verdana" w:eastAsia="MS-Mincho" w:hAnsi="Verdana"/>
+            <w:sz w:val="20"/>
+            <w:lang w:val="en-US"/>
+          </w:rPr>
+          <w:t>/2022v16i.7835</w:t>
         </w:r>
       </w:hyperlink>
     </w:p>
@@ -11778,7 +13793,25 @@
           <w:sz w:val="20"/>
           <w:lang w:val="en-US"/>
         </w:rPr>
-        <w:t xml:space="preserve">) Representativeness in Six Waves of CROss-National Online Survey (CRONOS) Panel. </w:t>
+        <w:t xml:space="preserve">) Representativeness in Six Waves of </w:t>
+      </w:r>
+      <w:proofErr w:type="spellStart"/>
+      <w:r>
+        <w:rPr>
+          <w:rFonts w:ascii="Verdana" w:hAnsi="Verdana"/>
+          <w:sz w:val="20"/>
+          <w:lang w:val="en-US"/>
+        </w:rPr>
+        <w:t>CROss-National</w:t>
+      </w:r>
+      <w:proofErr w:type="spellEnd"/>
+      <w:r>
+        <w:rPr>
+          <w:rFonts w:ascii="Verdana" w:hAnsi="Verdana"/>
+          <w:sz w:val="20"/>
+          <w:lang w:val="en-US"/>
+        </w:rPr>
+        <w:t xml:space="preserve"> Online Survey (CRONOS) Panel. </w:t>
       </w:r>
       <w:r>
         <w:rPr>
@@ -11798,7 +13831,7 @@
         </w:rPr>
         <w:t xml:space="preserve"> </w:t>
       </w:r>
-      <w:hyperlink r:id="rId58" w:history="1">
+      <w:hyperlink r:id="rId61" w:history="1">
         <w:r>
           <w:rPr>
             <w:rStyle w:val="Hyperlink"/>
@@ -11951,7 +13984,8 @@
         </w:rPr>
         <w:t xml:space="preserve"> </w:t>
       </w:r>
-      <w:hyperlink r:id="rId59" w:tooltip="https://mda.gesis.org/index.php/mda/article/view/2021.10" w:history="1">
+      <w:hyperlink r:id="rId62" w:tooltip="https://mda.gesis.org/index.php/mda/article/view/2021.10" w:history="1">
+        <w:proofErr w:type="spellStart"/>
         <w:r>
           <w:rPr>
             <w:rStyle w:val="Hyperlink"/>
@@ -11960,7 +13994,18 @@
             <w:sz w:val="20"/>
             <w:lang w:val="en-US"/>
           </w:rPr>
-          <w:t>doi: 10.12758/mda.2021.10</w:t>
+          <w:t>doi</w:t>
+        </w:r>
+        <w:proofErr w:type="spellEnd"/>
+        <w:r>
+          <w:rPr>
+            <w:rStyle w:val="Hyperlink"/>
+            <w:rFonts w:ascii="Verdana" w:eastAsia="MS-Mincho" w:hAnsi="Verdana"/>
+            <w:iCs/>
+            <w:sz w:val="20"/>
+            <w:lang w:val="en-US"/>
+          </w:rPr>
+          <w:t>: 10.12758/mda.2021.10</w:t>
         </w:r>
       </w:hyperlink>
     </w:p>
@@ -11990,7 +14035,31 @@
           <w:u w:color="0000FF"/>
           <w:lang w:val="en-US"/>
         </w:rPr>
-        <w:t xml:space="preserve">2021 –Gillebaart, M., Brummelman, J., De Ridder, D., Benjamins, J., Denissen, J., Kroese, F., Lugtig, P., Smit, J. &amp; Ybema, J.F. (2021). </w:t>
+        <w:t xml:space="preserve">2021 –Gillebaart, M., Brummelman, J., De Ridder, D., Benjamins, J., Denissen, J., Kroese, F., Lugtig, P., Smit, J. &amp; </w:t>
+      </w:r>
+      <w:proofErr w:type="spellStart"/>
+      <w:r>
+        <w:rPr>
+          <w:rFonts w:ascii="Verdana" w:eastAsia="MS-Mincho" w:hAnsi="Verdana"/>
+          <w:iCs/>
+          <w:sz w:val="20"/>
+          <w:szCs w:val="20"/>
+          <w:u w:color="0000FF"/>
+          <w:lang w:val="en-US"/>
+        </w:rPr>
+        <w:t>Ybema</w:t>
+      </w:r>
+      <w:proofErr w:type="spellEnd"/>
+      <w:r>
+        <w:rPr>
+          <w:rFonts w:ascii="Verdana" w:eastAsia="MS-Mincho" w:hAnsi="Verdana"/>
+          <w:iCs/>
+          <w:sz w:val="20"/>
+          <w:szCs w:val="20"/>
+          <w:u w:color="0000FF"/>
+          <w:lang w:val="en-US"/>
+        </w:rPr>
+        <w:t xml:space="preserve">, J.F. (2021). </w:t>
       </w:r>
       <w:r>
         <w:rPr>
@@ -12035,7 +14104,7 @@
         </w:rPr>
         <w:t xml:space="preserve"> </w:t>
       </w:r>
-      <w:hyperlink r:id="rId60" w:history="1">
+      <w:hyperlink r:id="rId63" w:history="1">
         <w:r>
           <w:rPr>
             <w:rStyle w:val="Hyperlink"/>
@@ -12153,7 +14222,7 @@
         </w:rPr>
         <w:t xml:space="preserve">advance access. </w:t>
       </w:r>
-      <w:hyperlink r:id="rId61" w:history="1">
+      <w:hyperlink r:id="rId64" w:history="1">
         <w:r>
           <w:rPr>
             <w:rStyle w:val="Hyperlink"/>
@@ -12162,7 +14231,29 @@
             <w:sz w:val="20"/>
             <w:lang w:val="en-US"/>
           </w:rPr>
-          <w:t xml:space="preserve">Doi:10.1093/poq/nfab025 </w:t>
+          <w:t>Doi:10.1093/</w:t>
+        </w:r>
+        <w:proofErr w:type="spellStart"/>
+        <w:r>
+          <w:rPr>
+            <w:rStyle w:val="Hyperlink"/>
+            <w:rFonts w:ascii="Verdana" w:eastAsia="MS-Mincho" w:hAnsi="Verdana"/>
+            <w:iCs/>
+            <w:sz w:val="20"/>
+            <w:lang w:val="en-US"/>
+          </w:rPr>
+          <w:t>poq</w:t>
+        </w:r>
+        <w:proofErr w:type="spellEnd"/>
+        <w:r>
+          <w:rPr>
+            <w:rStyle w:val="Hyperlink"/>
+            <w:rFonts w:ascii="Verdana" w:eastAsia="MS-Mincho" w:hAnsi="Verdana"/>
+            <w:iCs/>
+            <w:sz w:val="20"/>
+            <w:lang w:val="en-US"/>
+          </w:rPr>
+          <w:t xml:space="preserve">/nfab025 </w:t>
         </w:r>
       </w:hyperlink>
       <w:r>
@@ -12276,7 +14367,7 @@
         </w:rPr>
         <w:t>151(1):74-95. doi:</w:t>
       </w:r>
-      <w:hyperlink r:id="rId62" w:history="1">
+      <w:hyperlink r:id="rId65" w:history="1">
         <w:r>
           <w:rPr>
             <w:rStyle w:val="Hyperlink"/>
@@ -12450,7 +14541,7 @@
         </w:rPr>
         <w:t xml:space="preserve"> </w:t>
       </w:r>
-      <w:hyperlink r:id="rId63" w:history="1">
+      <w:hyperlink r:id="rId66" w:history="1">
         <w:r>
           <w:rPr>
             <w:rStyle w:val="Hyperlink"/>
@@ -12607,7 +14698,7 @@
         </w:rPr>
         <w:t>10.30</w:t>
       </w:r>
-      <w:hyperlink r:id="rId64" w:history="1">
+      <w:hyperlink r:id="rId67" w:history="1">
         <w:r>
           <w:rPr>
             <w:rFonts w:ascii="Verdana" w:hAnsi="Verdana"/>
@@ -12662,6 +14753,7 @@
           <w:u w:color="0000FF"/>
           <w:lang w:val="en-US"/>
         </w:rPr>
+        <w:lastRenderedPageBreak/>
         <w:t>Social Science Computer Review</w:t>
       </w:r>
       <w:r>
@@ -12693,7 +14785,7 @@
         </w:rPr>
         <w:t xml:space="preserve">(4), 509-526. </w:t>
       </w:r>
-      <w:hyperlink r:id="rId65" w:history="1">
+      <w:hyperlink r:id="rId68" w:history="1">
         <w:r>
           <w:rPr>
             <w:rStyle w:val="Hyperlink"/>
@@ -12821,7 +14913,7 @@
         </w:rPr>
         <w:t>725–759</w:t>
       </w:r>
-      <w:hyperlink r:id="rId66" w:history="1">
+      <w:hyperlink r:id="rId69" w:history="1">
         <w:r>
           <w:rPr>
             <w:rStyle w:val="Hyperlink"/>
@@ -12831,7 +14923,31 @@
             <w:szCs w:val="20"/>
             <w:lang w:val="en-US"/>
           </w:rPr>
-          <w:t xml:space="preserve"> Doi: 10.1093/poq/nfaa044</w:t>
+          <w:t xml:space="preserve"> Doi: 10.1093/</w:t>
+        </w:r>
+        <w:proofErr w:type="spellStart"/>
+        <w:r>
+          <w:rPr>
+            <w:rStyle w:val="Hyperlink"/>
+            <w:rFonts w:ascii="Verdana" w:eastAsia="MS-Mincho" w:hAnsi="Verdana"/>
+            <w:iCs/>
+            <w:sz w:val="20"/>
+            <w:szCs w:val="20"/>
+            <w:lang w:val="en-US"/>
+          </w:rPr>
+          <w:t>poq</w:t>
+        </w:r>
+        <w:proofErr w:type="spellEnd"/>
+        <w:r>
+          <w:rPr>
+            <w:rStyle w:val="Hyperlink"/>
+            <w:rFonts w:ascii="Verdana" w:eastAsia="MS-Mincho" w:hAnsi="Verdana"/>
+            <w:iCs/>
+            <w:sz w:val="20"/>
+            <w:szCs w:val="20"/>
+            <w:lang w:val="en-US"/>
+          </w:rPr>
+          <w:t>/nfaa044</w:t>
         </w:r>
       </w:hyperlink>
     </w:p>
@@ -12928,7 +15044,7 @@
         </w:rPr>
         <w:t xml:space="preserve"> </w:t>
       </w:r>
-      <w:hyperlink r:id="rId67" w:history="1">
+      <w:hyperlink r:id="rId70" w:history="1">
         <w:r>
           <w:rPr>
             <w:rStyle w:val="Hyperlink"/>
@@ -13063,8 +15179,9 @@
           <w:u w:color="0000FF"/>
           <w:lang w:val="en-US"/>
         </w:rPr>
-        <w:t xml:space="preserve"> Zondervan-zwijnenburg,</w:t>
-      </w:r>
+        <w:t xml:space="preserve"> </w:t>
+      </w:r>
+      <w:proofErr w:type="spellStart"/>
       <w:r>
         <w:rPr>
           <w:rFonts w:ascii="Verdana" w:eastAsia="MS-Mincho" w:hAnsi="Verdana"/>
@@ -13074,6 +15191,29 @@
           <w:u w:color="0000FF"/>
           <w:lang w:val="en-US"/>
         </w:rPr>
+        <w:t>Zondervan-zwijnenburg</w:t>
+      </w:r>
+      <w:proofErr w:type="spellEnd"/>
+      <w:r>
+        <w:rPr>
+          <w:rFonts w:ascii="Verdana" w:eastAsia="MS-Mincho" w:hAnsi="Verdana"/>
+          <w:iCs/>
+          <w:sz w:val="20"/>
+          <w:szCs w:val="20"/>
+          <w:u w:color="0000FF"/>
+          <w:lang w:val="en-US"/>
+        </w:rPr>
+        <w:t>,</w:t>
+      </w:r>
+      <w:r>
+        <w:rPr>
+          <w:rFonts w:ascii="Verdana" w:eastAsia="MS-Mincho" w:hAnsi="Verdana"/>
+          <w:iCs/>
+          <w:sz w:val="20"/>
+          <w:szCs w:val="20"/>
+          <w:u w:color="0000FF"/>
+          <w:lang w:val="en-US"/>
+        </w:rPr>
         <w:t xml:space="preserve"> M.A.J.,</w:t>
       </w:r>
       <w:r>
@@ -13131,6 +15271,7 @@
         </w:rPr>
         <w:t xml:space="preserve"> Van Der </w:t>
       </w:r>
+      <w:proofErr w:type="spellStart"/>
       <w:r>
         <w:rPr>
           <w:rFonts w:ascii="Verdana" w:eastAsia="MS-Mincho" w:hAnsi="Verdana"/>
@@ -13140,8 +15281,9 @@
           <w:szCs w:val="20"/>
           <w:lang w:val="en-US"/>
         </w:rPr>
-        <w:t>Meulen,</w:t>
-      </w:r>
+        <w:t>Meulen</w:t>
+      </w:r>
+      <w:proofErr w:type="spellEnd"/>
       <w:r>
         <w:rPr>
           <w:rFonts w:ascii="Verdana" w:eastAsia="MS-Mincho" w:hAnsi="Verdana"/>
@@ -13151,7 +15293,7 @@
           <w:szCs w:val="20"/>
           <w:lang w:val="en-US"/>
         </w:rPr>
-        <w:t xml:space="preserve"> M.</w:t>
+        <w:t>,</w:t>
       </w:r>
       <w:r>
         <w:rPr>
@@ -13162,9 +15304,21 @@
           <w:szCs w:val="20"/>
           <w:lang w:val="en-US"/>
         </w:rPr>
+        <w:t xml:space="preserve"> M.</w:t>
+      </w:r>
+      <w:r>
+        <w:rPr>
+          <w:rFonts w:ascii="Verdana" w:eastAsia="MS-Mincho" w:hAnsi="Verdana"/>
+          <w:iCs/>
+          <w:color w:val="000000" w:themeColor="text1"/>
+          <w:sz w:val="20"/>
+          <w:szCs w:val="20"/>
+          <w:lang w:val="en-US"/>
+        </w:rPr>
         <w:t xml:space="preserve"> </w:t>
       </w:r>
-      <w:hyperlink r:id="rId68" w:history="1">
+      <w:hyperlink r:id="rId71" w:history="1">
+        <w:proofErr w:type="spellStart"/>
         <w:r>
           <w:rPr>
             <w:rStyle w:val="Hyperlink"/>
@@ -13177,6 +15331,7 @@
           </w:rPr>
           <w:t>Kevenaar</w:t>
         </w:r>
+        <w:proofErr w:type="spellEnd"/>
       </w:hyperlink>
       <w:r>
         <w:rPr>
@@ -13208,7 +15363,7 @@
         </w:rPr>
         <w:t xml:space="preserve"> </w:t>
       </w:r>
-      <w:hyperlink r:id="rId69" w:history="1">
+      <w:hyperlink r:id="rId72" w:history="1">
         <w:r>
           <w:rPr>
             <w:rStyle w:val="Hyperlink"/>
@@ -13242,7 +15397,7 @@
         </w:rPr>
         <w:t xml:space="preserve">G., </w:t>
       </w:r>
-      <w:hyperlink r:id="rId70" w:history="1">
+      <w:hyperlink r:id="rId73" w:history="1">
         <w:r>
           <w:rPr>
             <w:rStyle w:val="Hyperlink"/>
@@ -13286,7 +15441,7 @@
         </w:rPr>
         <w:t xml:space="preserve"> </w:t>
       </w:r>
-      <w:hyperlink r:id="rId71" w:history="1">
+      <w:hyperlink r:id="rId74" w:history="1">
         <w:r>
           <w:rPr>
             <w:rStyle w:val="Hyperlink"/>
@@ -13358,69 +15513,167 @@
           <w:szCs w:val="20"/>
           <w:u w:color="0000FF"/>
         </w:rPr>
+        <w:t xml:space="preserve"> Branje,</w:t>
+      </w:r>
+      <w:r>
+        <w:rPr>
+          <w:rFonts w:ascii="Verdana" w:eastAsia="MS-Mincho" w:hAnsi="Verdana"/>
+          <w:iCs/>
+          <w:sz w:val="20"/>
+          <w:szCs w:val="20"/>
+          <w:u w:color="0000FF"/>
+        </w:rPr>
+        <w:t xml:space="preserve"> S. &amp;</w:t>
+      </w:r>
+      <w:r>
+        <w:rPr>
+          <w:rFonts w:ascii="Verdana" w:eastAsia="MS-Mincho" w:hAnsi="Verdana"/>
+          <w:iCs/>
+          <w:sz w:val="20"/>
+          <w:szCs w:val="20"/>
+          <w:u w:color="0000FF"/>
+        </w:rPr>
+        <w:t xml:space="preserve"> Vollebergh</w:t>
+      </w:r>
+      <w:r>
+        <w:rPr>
+          <w:rFonts w:ascii="Verdana" w:eastAsia="MS-Mincho" w:hAnsi="Verdana"/>
+          <w:iCs/>
+          <w:sz w:val="20"/>
+          <w:szCs w:val="20"/>
+          <w:u w:color="0000FF"/>
+        </w:rPr>
+        <w:t>, W.A.M.</w:t>
+      </w:r>
+      <w:r>
+        <w:rPr>
+          <w:rFonts w:ascii="Verdana" w:eastAsia="MS-Mincho" w:hAnsi="Verdana"/>
+          <w:iCs/>
+          <w:sz w:val="20"/>
+          <w:szCs w:val="20"/>
+          <w:u w:color="0000FF"/>
+        </w:rPr>
+        <w:t xml:space="preserve"> (2020) </w:t>
+      </w:r>
+      <w:proofErr w:type="spellStart"/>
+      <w:r>
+        <w:rPr>
+          <w:rFonts w:ascii="Verdana" w:eastAsia="MS-Mincho" w:hAnsi="Verdana"/>
+          <w:bCs/>
+          <w:iCs/>
+          <w:sz w:val="20"/>
+          <w:szCs w:val="20"/>
+          <w:u w:color="0000FF"/>
+        </w:rPr>
+        <w:t>Testing</w:t>
+      </w:r>
+      <w:proofErr w:type="spellEnd"/>
+      <w:r>
+        <w:rPr>
+          <w:rFonts w:ascii="Verdana" w:eastAsia="MS-Mincho" w:hAnsi="Verdana"/>
+          <w:bCs/>
+          <w:iCs/>
+          <w:sz w:val="20"/>
+          <w:szCs w:val="20"/>
+          <w:u w:color="0000FF"/>
+        </w:rPr>
+        <w:t xml:space="preserve"> sampling bias in </w:t>
+      </w:r>
+      <w:proofErr w:type="spellStart"/>
+      <w:r>
+        <w:rPr>
+          <w:rFonts w:ascii="Verdana" w:eastAsia="MS-Mincho" w:hAnsi="Verdana"/>
+          <w:bCs/>
+          <w:iCs/>
+          <w:sz w:val="20"/>
+          <w:szCs w:val="20"/>
+          <w:u w:color="0000FF"/>
+        </w:rPr>
+        <w:t>estimates</w:t>
+      </w:r>
+      <w:proofErr w:type="spellEnd"/>
+      <w:r>
+        <w:rPr>
+          <w:rFonts w:ascii="Verdana" w:eastAsia="MS-Mincho" w:hAnsi="Verdana"/>
+          <w:bCs/>
+          <w:iCs/>
+          <w:sz w:val="20"/>
+          <w:szCs w:val="20"/>
+          <w:u w:color="0000FF"/>
+        </w:rPr>
+        <w:t xml:space="preserve"> of adolescent </w:t>
+      </w:r>
+      <w:proofErr w:type="spellStart"/>
+      <w:r>
+        <w:rPr>
+          <w:rFonts w:ascii="Verdana" w:eastAsia="MS-Mincho" w:hAnsi="Verdana"/>
+          <w:bCs/>
+          <w:iCs/>
+          <w:sz w:val="20"/>
+          <w:szCs w:val="20"/>
+          <w:u w:color="0000FF"/>
+        </w:rPr>
+        <w:t>social</w:t>
+      </w:r>
+      <w:proofErr w:type="spellEnd"/>
+      <w:r>
+        <w:rPr>
+          <w:rFonts w:ascii="Verdana" w:eastAsia="MS-Mincho" w:hAnsi="Verdana"/>
+          <w:bCs/>
+          <w:iCs/>
+          <w:sz w:val="20"/>
+          <w:szCs w:val="20"/>
+          <w:u w:color="0000FF"/>
+        </w:rPr>
         <w:t xml:space="preserve"> </w:t>
       </w:r>
-      <w:r>
-        <w:rPr>
-          <w:rFonts w:ascii="Verdana" w:eastAsia="MS-Mincho" w:hAnsi="Verdana"/>
+      <w:proofErr w:type="spellStart"/>
+      <w:r>
+        <w:rPr>
+          <w:rFonts w:ascii="Verdana" w:eastAsia="MS-Mincho" w:hAnsi="Verdana"/>
+          <w:bCs/>
           <w:iCs/>
           <w:sz w:val="20"/>
           <w:szCs w:val="20"/>
           <w:u w:color="0000FF"/>
         </w:rPr>
-        <w:lastRenderedPageBreak/>
-        <w:t>Branje,</w:t>
-      </w:r>
-      <w:r>
-        <w:rPr>
-          <w:rFonts w:ascii="Verdana" w:eastAsia="MS-Mincho" w:hAnsi="Verdana"/>
+        <w:t>competence</w:t>
+      </w:r>
+      <w:proofErr w:type="spellEnd"/>
+      <w:r>
+        <w:rPr>
+          <w:rFonts w:ascii="Verdana" w:eastAsia="MS-Mincho" w:hAnsi="Verdana"/>
+          <w:bCs/>
           <w:iCs/>
           <w:sz w:val="20"/>
           <w:szCs w:val="20"/>
           <w:u w:color="0000FF"/>
         </w:rPr>
-        <w:t xml:space="preserve"> S. &amp;</w:t>
-      </w:r>
-      <w:r>
-        <w:rPr>
-          <w:rFonts w:ascii="Verdana" w:eastAsia="MS-Mincho" w:hAnsi="Verdana"/>
+        <w:t xml:space="preserve"> and </w:t>
+      </w:r>
+      <w:proofErr w:type="spellStart"/>
+      <w:r>
+        <w:rPr>
+          <w:rFonts w:ascii="Verdana" w:eastAsia="MS-Mincho" w:hAnsi="Verdana"/>
+          <w:bCs/>
           <w:iCs/>
           <w:sz w:val="20"/>
           <w:szCs w:val="20"/>
           <w:u w:color="0000FF"/>
         </w:rPr>
-        <w:t xml:space="preserve"> Vollebergh</w:t>
-      </w:r>
-      <w:r>
-        <w:rPr>
-          <w:rFonts w:ascii="Verdana" w:eastAsia="MS-Mincho" w:hAnsi="Verdana"/>
+        <w:t>behavioral</w:t>
+      </w:r>
+      <w:proofErr w:type="spellEnd"/>
+      <w:r>
+        <w:rPr>
+          <w:rFonts w:ascii="Verdana" w:eastAsia="MS-Mincho" w:hAnsi="Verdana"/>
+          <w:bCs/>
           <w:iCs/>
           <w:sz w:val="20"/>
           <w:szCs w:val="20"/>
           <w:u w:color="0000FF"/>
         </w:rPr>
-        <w:t>, W.A.M.</w:t>
-      </w:r>
-      <w:r>
-        <w:rPr>
-          <w:rFonts w:ascii="Verdana" w:eastAsia="MS-Mincho" w:hAnsi="Verdana"/>
-          <w:iCs/>
-          <w:sz w:val="20"/>
-          <w:szCs w:val="20"/>
-          <w:u w:color="0000FF"/>
-        </w:rPr>
-        <w:t xml:space="preserve"> (2020) </w:t>
-      </w:r>
-      <w:r>
-        <w:rPr>
-          <w:rFonts w:ascii="Verdana" w:eastAsia="MS-Mincho" w:hAnsi="Verdana"/>
-          <w:bCs/>
-          <w:iCs/>
-          <w:sz w:val="20"/>
-          <w:szCs w:val="20"/>
-          <w:u w:color="0000FF"/>
-        </w:rPr>
-        <w:t xml:space="preserve">Testing sampling bias in estimates of adolescent social competence and behavioral control. </w:t>
+        <w:t xml:space="preserve"> control. </w:t>
       </w:r>
       <w:r>
         <w:rPr>
@@ -13447,7 +15700,7 @@
         </w:rPr>
         <w:t xml:space="preserve"> 46, </w:t>
       </w:r>
-      <w:hyperlink r:id="rId72" w:history="1">
+      <w:hyperlink r:id="rId75" w:history="1">
         <w:r>
           <w:rPr>
             <w:rStyle w:val="Hyperlink"/>
@@ -13493,7 +15746,25 @@
           <w:sz w:val="20"/>
           <w:lang w:val="en-US"/>
         </w:rPr>
-        <w:t xml:space="preserve">Toepoel, V., Lugtig, P., Struminslaya, B., Elevelt, A &amp; Haan, M. (2020) Adapting surveys to the modern world: Comparing a research messenger design to a regular responsive design for online surveys. </w:t>
+        <w:t xml:space="preserve">Toepoel, V., Lugtig, P., </w:t>
+      </w:r>
+      <w:proofErr w:type="spellStart"/>
+      <w:r>
+        <w:rPr>
+          <w:rFonts w:ascii="Verdana" w:eastAsia="MS-Mincho" w:hAnsi="Verdana"/>
+          <w:sz w:val="20"/>
+          <w:lang w:val="en-US"/>
+        </w:rPr>
+        <w:t>Struminslaya</w:t>
+      </w:r>
+      <w:proofErr w:type="spellEnd"/>
+      <w:r>
+        <w:rPr>
+          <w:rFonts w:ascii="Verdana" w:eastAsia="MS-Mincho" w:hAnsi="Verdana"/>
+          <w:sz w:val="20"/>
+          <w:lang w:val="en-US"/>
+        </w:rPr>
+        <w:t xml:space="preserve">, B., Elevelt, A &amp; Haan, M. (2020) Adapting surveys to the modern world: Comparing a research messenger design to a regular responsive design for online surveys. </w:t>
       </w:r>
       <w:r>
         <w:rPr>
@@ -13522,7 +15793,7 @@
         </w:rPr>
         <w:t xml:space="preserve"> </w:t>
       </w:r>
-      <w:hyperlink r:id="rId73" w:history="1">
+      <w:hyperlink r:id="rId76" w:history="1">
         <w:r>
           <w:rPr>
             <w:rStyle w:val="Hyperlink"/>
@@ -13609,7 +15880,7 @@
         </w:rPr>
         <w:t xml:space="preserve">14-26 </w:t>
       </w:r>
-      <w:hyperlink r:id="rId74" w:history="1">
+      <w:hyperlink r:id="rId77" w:history="1">
         <w:r>
           <w:rPr>
             <w:rStyle w:val="Hyperlink"/>
@@ -13707,7 +15978,7 @@
         </w:rPr>
         <w:t>50-62.</w:t>
       </w:r>
-      <w:hyperlink r:id="rId75" w:history="1">
+      <w:hyperlink r:id="rId78" w:history="1">
         <w:r>
           <w:rPr>
             <w:rStyle w:val="Hyperlink"/>
@@ -13761,7 +16032,7 @@
         </w:rPr>
         <w:t xml:space="preserve"> Schouten, J.G. (2019). Automatic Travel Mode Prediction in a National Travel Survey. CBS discussion paper. December 2019 - </w:t>
       </w:r>
-      <w:hyperlink r:id="rId76" w:history="1">
+      <w:hyperlink r:id="rId79" w:history="1">
         <w:r>
           <w:rPr>
             <w:rStyle w:val="Hyperlink"/>
@@ -13899,7 +16170,7 @@
         </w:rPr>
         <w:t xml:space="preserve">. </w:t>
       </w:r>
-      <w:hyperlink r:id="rId77" w:history="1">
+      <w:hyperlink r:id="rId80" w:history="1">
         <w:r>
           <w:rPr>
             <w:rStyle w:val="Hyperlink"/>
@@ -14021,7 +16292,7 @@
         </w:rPr>
         <w:t xml:space="preserve">(2), 195-213. </w:t>
       </w:r>
-      <w:hyperlink r:id="rId78" w:history="1">
+      <w:hyperlink r:id="rId81" w:history="1">
         <w:r>
           <w:rPr>
             <w:rStyle w:val="Hyperlink"/>
@@ -14115,7 +16386,7 @@
         </w:rPr>
         <w:t xml:space="preserve"> </w:t>
       </w:r>
-      <w:hyperlink r:id="rId79" w:history="1">
+      <w:hyperlink r:id="rId82" w:history="1">
         <w:r>
           <w:rPr>
             <w:rStyle w:val="Hyperlink"/>
@@ -14177,7 +16448,27 @@
           <w:u w:color="0000FF"/>
           <w:lang w:val="en-US"/>
         </w:rPr>
-        <w:t xml:space="preserve">) Recruiting smartphone users in a probability-based online panel. Effects of advance letters, layout and autoforwarding. </w:t>
+        <w:t xml:space="preserve">) Recruiting smartphone users in a probability-based online panel. Effects of advance letters, layout and </w:t>
+      </w:r>
+      <w:proofErr w:type="spellStart"/>
+      <w:r>
+        <w:rPr>
+          <w:rFonts w:ascii="Verdana" w:eastAsia="MS-Mincho" w:hAnsi="Verdana"/>
+          <w:sz w:val="20"/>
+          <w:u w:color="0000FF"/>
+          <w:lang w:val="en-US"/>
+        </w:rPr>
+        <w:t>autoforwarding</w:t>
+      </w:r>
+      <w:proofErr w:type="spellEnd"/>
+      <w:r>
+        <w:rPr>
+          <w:rFonts w:ascii="Verdana" w:eastAsia="MS-Mincho" w:hAnsi="Verdana"/>
+          <w:sz w:val="20"/>
+          <w:u w:color="0000FF"/>
+          <w:lang w:val="en-US"/>
+        </w:rPr>
+        <w:t xml:space="preserve">. </w:t>
       </w:r>
       <w:r>
         <w:rPr>
@@ -14217,7 +16508,7 @@
         </w:rPr>
         <w:t xml:space="preserve">, </w:t>
       </w:r>
-      <w:hyperlink r:id="rId80" w:history="1">
+      <w:hyperlink r:id="rId83" w:history="1">
         <w:r>
           <w:rPr>
             <w:rStyle w:val="Hyperlink"/>
@@ -14252,7 +16543,47 @@
           <w:u w:color="0000FF"/>
           <w:lang w:val="en-US"/>
         </w:rPr>
-        <w:t>2019 - Bais, F., Schouten, J.G., Lugtig, P., Toepoel, V., Arends-Toth, J., Douhou, S., Kieruj, N., Morren, M. and Vis, C. (201</w:t>
+        <w:t xml:space="preserve">2019 - Bais, F., Schouten, J.G., Lugtig, P., Toepoel, V., Arends-Toth, J., </w:t>
+      </w:r>
+      <w:proofErr w:type="spellStart"/>
+      <w:r>
+        <w:rPr>
+          <w:rFonts w:ascii="Verdana" w:eastAsia="MS-Mincho" w:hAnsi="Verdana"/>
+          <w:sz w:val="20"/>
+          <w:u w:color="0000FF"/>
+          <w:lang w:val="en-US"/>
+        </w:rPr>
+        <w:t>Douhou</w:t>
+      </w:r>
+      <w:proofErr w:type="spellEnd"/>
+      <w:r>
+        <w:rPr>
+          <w:rFonts w:ascii="Verdana" w:eastAsia="MS-Mincho" w:hAnsi="Verdana"/>
+          <w:sz w:val="20"/>
+          <w:u w:color="0000FF"/>
+          <w:lang w:val="en-US"/>
+        </w:rPr>
+        <w:t xml:space="preserve">, S., </w:t>
+      </w:r>
+      <w:proofErr w:type="spellStart"/>
+      <w:r>
+        <w:rPr>
+          <w:rFonts w:ascii="Verdana" w:eastAsia="MS-Mincho" w:hAnsi="Verdana"/>
+          <w:sz w:val="20"/>
+          <w:u w:color="0000FF"/>
+          <w:lang w:val="en-US"/>
+        </w:rPr>
+        <w:t>Kieruj</w:t>
+      </w:r>
+      <w:proofErr w:type="spellEnd"/>
+      <w:r>
+        <w:rPr>
+          <w:rFonts w:ascii="Verdana" w:eastAsia="MS-Mincho" w:hAnsi="Verdana"/>
+          <w:sz w:val="20"/>
+          <w:u w:color="0000FF"/>
+          <w:lang w:val="en-US"/>
+        </w:rPr>
+        <w:t>, N., Morren, M. and Vis, C. (201</w:t>
       </w:r>
       <w:r>
         <w:rPr>
@@ -14312,7 +16643,7 @@
         </w:rPr>
         <w:t xml:space="preserve"> 263-295 </w:t>
       </w:r>
-      <w:hyperlink r:id="rId81" w:history="1">
+      <w:hyperlink r:id="rId84" w:history="1">
         <w:r>
           <w:rPr>
             <w:rStyle w:val="Hyperlink"/>
@@ -14393,7 +16724,7 @@
         </w:rPr>
         <w:t xml:space="preserve"> </w:t>
       </w:r>
-      <w:hyperlink r:id="rId82" w:history="1">
+      <w:hyperlink r:id="rId85" w:history="1">
         <w:r>
           <w:rPr>
             <w:rStyle w:val="Hyperlink"/>
@@ -14497,7 +16828,7 @@
         </w:rPr>
         <w:t xml:space="preserve">. </w:t>
       </w:r>
-      <w:hyperlink r:id="rId83" w:history="1">
+      <w:hyperlink r:id="rId86" w:history="1">
         <w:r>
           <w:rPr>
             <w:rStyle w:val="Hyperlink"/>
@@ -14548,7 +16879,16 @@
           <w:sz w:val="20"/>
           <w:lang w:val="en-US"/>
         </w:rPr>
-        <w:t xml:space="preserve">The relative size of measurement error and attrition error in a panel survey. Comparing them using a new Multi-Trait Multi-Method model. </w:t>
+        <w:t xml:space="preserve">The relative size of measurement error and attrition error in a panel </w:t>
+      </w:r>
+      <w:r>
+        <w:rPr>
+          <w:rFonts w:ascii="Verdana" w:hAnsi="Verdana"/>
+          <w:sz w:val="20"/>
+          <w:lang w:val="en-US"/>
+        </w:rPr>
+        <w:lastRenderedPageBreak/>
+        <w:t xml:space="preserve">survey. Comparing them using a new Multi-Trait Multi-Method model. </w:t>
       </w:r>
       <w:r>
         <w:rPr>
@@ -14568,7 +16908,7 @@
         </w:rPr>
         <w:t xml:space="preserve">, 11, 369-382. </w:t>
       </w:r>
-      <w:hyperlink r:id="rId84" w:history="1">
+      <w:hyperlink r:id="rId87" w:history="1">
         <w:r>
           <w:rPr>
             <w:rStyle w:val="Hyperlink"/>
@@ -14750,7 +17090,47 @@
           <w:u w:color="0000FF"/>
           <w:lang w:val="en-US"/>
         </w:rPr>
-        <w:t xml:space="preserve"> - Van Ditzhuijzen, J. van, ten Have, M., de Graaf, R., Lugtig, P, van Nijnatten, C.H.C.J </w:t>
+        <w:t xml:space="preserve"> - Van </w:t>
+      </w:r>
+      <w:proofErr w:type="spellStart"/>
+      <w:r>
+        <w:rPr>
+          <w:rFonts w:ascii="Verdana" w:eastAsia="MS-Mincho" w:hAnsi="Verdana"/>
+          <w:sz w:val="20"/>
+          <w:u w:color="0000FF"/>
+          <w:lang w:val="en-US"/>
+        </w:rPr>
+        <w:t>Ditzhuijzen</w:t>
+      </w:r>
+      <w:proofErr w:type="spellEnd"/>
+      <w:r>
+        <w:rPr>
+          <w:rFonts w:ascii="Verdana" w:eastAsia="MS-Mincho" w:hAnsi="Verdana"/>
+          <w:sz w:val="20"/>
+          <w:u w:color="0000FF"/>
+          <w:lang w:val="en-US"/>
+        </w:rPr>
+        <w:t xml:space="preserve">, J. van, ten Have, M., de Graaf, R., Lugtig, P, van </w:t>
+      </w:r>
+      <w:proofErr w:type="spellStart"/>
+      <w:r>
+        <w:rPr>
+          <w:rFonts w:ascii="Verdana" w:eastAsia="MS-Mincho" w:hAnsi="Verdana"/>
+          <w:sz w:val="20"/>
+          <w:u w:color="0000FF"/>
+          <w:lang w:val="en-US"/>
+        </w:rPr>
+        <w:t>Nijnatten</w:t>
+      </w:r>
+      <w:proofErr w:type="spellEnd"/>
+      <w:r>
+        <w:rPr>
+          <w:rFonts w:ascii="Verdana" w:eastAsia="MS-Mincho" w:hAnsi="Verdana"/>
+          <w:sz w:val="20"/>
+          <w:u w:color="0000FF"/>
+          <w:lang w:val="en-US"/>
+        </w:rPr>
+        <w:t xml:space="preserve">, C.H.C.J </w:t>
       </w:r>
       <w:r>
         <w:rPr>
@@ -14798,7 +17178,7 @@
         </w:rPr>
         <w:t xml:space="preserve">Journal of Psychiatric Research. </w:t>
       </w:r>
-      <w:hyperlink r:id="rId85" w:history="1">
+      <w:hyperlink r:id="rId88" w:history="1">
         <w:r>
           <w:rPr>
             <w:rStyle w:val="Hyperlink"/>
@@ -14858,17 +17238,7 @@
           <w:u w:color="0000FF"/>
           <w:lang w:val="en-US"/>
         </w:rPr>
-        <w:t xml:space="preserve"> van Aken, M.A.G. (2016) The </w:t>
-      </w:r>
-      <w:r>
-        <w:rPr>
-          <w:rFonts w:ascii="Verdana" w:eastAsia="MS-Mincho" w:hAnsi="Verdana"/>
-          <w:sz w:val="20"/>
-          <w:u w:color="0000FF"/>
-          <w:lang w:val="en-US"/>
-        </w:rPr>
-        <w:lastRenderedPageBreak/>
-        <w:t xml:space="preserve">unique role of cognitive, affective and social factors in adolescent smoking development. </w:t>
+        <w:t xml:space="preserve"> van Aken, M.A.G. (2016) The unique role of cognitive, affective and social factors in adolescent smoking development. </w:t>
       </w:r>
       <w:r>
         <w:rPr>
@@ -14889,7 +17259,7 @@
         </w:rPr>
         <w:t xml:space="preserve"> 2044-2056. </w:t>
       </w:r>
-      <w:hyperlink r:id="rId86" w:history="1">
+      <w:hyperlink r:id="rId89" w:history="1">
         <w:r>
           <w:rPr>
             <w:rStyle w:val="Hyperlink"/>
@@ -14967,7 +17337,7 @@
         </w:rPr>
         <w:t xml:space="preserve">, 12. 73-74. </w:t>
       </w:r>
-      <w:hyperlink r:id="rId87" w:history="1">
+      <w:hyperlink r:id="rId90" w:history="1">
         <w:r>
           <w:rPr>
             <w:rStyle w:val="Hyperlink"/>
@@ -15022,7 +17392,25 @@
           <w:sz w:val="20"/>
           <w:u w:color="0000FF"/>
         </w:rPr>
-        <w:t xml:space="preserve"> Alerk, A. (2016). </w:t>
+        <w:t xml:space="preserve"> </w:t>
+      </w:r>
+      <w:proofErr w:type="spellStart"/>
+      <w:r>
+        <w:rPr>
+          <w:rFonts w:ascii="Verdana" w:eastAsia="MS-Mincho" w:hAnsi="Verdana"/>
+          <w:sz w:val="20"/>
+          <w:u w:color="0000FF"/>
+        </w:rPr>
+        <w:t>Alerk</w:t>
+      </w:r>
+      <w:proofErr w:type="spellEnd"/>
+      <w:r>
+        <w:rPr>
+          <w:rFonts w:ascii="Verdana" w:eastAsia="MS-Mincho" w:hAnsi="Verdana"/>
+          <w:sz w:val="20"/>
+          <w:u w:color="0000FF"/>
+        </w:rPr>
+        <w:t xml:space="preserve">, A. (2016). </w:t>
       </w:r>
       <w:r>
         <w:rPr>
@@ -15043,7 +17431,7 @@
         </w:rPr>
         <w:t xml:space="preserve">Survey practice 9(4). </w:t>
       </w:r>
-      <w:hyperlink r:id="rId88" w:history="1">
+      <w:hyperlink r:id="rId91" w:history="1">
         <w:r>
           <w:rPr>
             <w:rStyle w:val="Hyperlink"/>
@@ -15153,7 +17541,7 @@
         </w:rPr>
         <w:t xml:space="preserve"> </w:t>
       </w:r>
-      <w:hyperlink r:id="rId89" w:history="1">
+      <w:hyperlink r:id="rId92" w:history="1">
         <w:r>
           <w:rPr>
             <w:rStyle w:val="Hyperlink"/>
@@ -15279,7 +17667,7 @@
         </w:rPr>
         <w:t xml:space="preserve">. </w:t>
       </w:r>
-      <w:hyperlink r:id="rId90" w:history="1">
+      <w:hyperlink r:id="rId93" w:history="1">
         <w:r>
           <w:rPr>
             <w:rStyle w:val="Hyperlink"/>
@@ -15418,7 +17806,7 @@
         </w:rPr>
         <w:t xml:space="preserve"> </w:t>
       </w:r>
-      <w:hyperlink r:id="rId91" w:history="1">
+      <w:hyperlink r:id="rId94" w:history="1">
         <w:r>
           <w:rPr>
             <w:rStyle w:val="Hyperlink"/>
@@ -15507,7 +17895,27 @@
           <w:u w:color="0000FF"/>
           <w:lang w:val="en-US"/>
         </w:rPr>
-        <w:t xml:space="preserve"> Boevé, A. </w:t>
+        <w:t xml:space="preserve"> </w:t>
+      </w:r>
+      <w:proofErr w:type="spellStart"/>
+      <w:r>
+        <w:rPr>
+          <w:rFonts w:ascii="Verdana" w:eastAsia="MS-Mincho" w:hAnsi="Verdana"/>
+          <w:sz w:val="20"/>
+          <w:u w:color="0000FF"/>
+          <w:lang w:val="en-US"/>
+        </w:rPr>
+        <w:t>Boevé</w:t>
+      </w:r>
+      <w:proofErr w:type="spellEnd"/>
+      <w:r>
+        <w:rPr>
+          <w:rFonts w:ascii="Verdana" w:eastAsia="MS-Mincho" w:hAnsi="Verdana"/>
+          <w:sz w:val="20"/>
+          <w:u w:color="0000FF"/>
+          <w:lang w:val="en-US"/>
+        </w:rPr>
+        <w:t xml:space="preserve">, A. </w:t>
       </w:r>
       <w:r>
         <w:rPr>
@@ -15549,7 +17957,7 @@
         </w:rPr>
         <w:t xml:space="preserve">, </w:t>
       </w:r>
-      <w:hyperlink r:id="rId92" w:history="1">
+      <w:hyperlink r:id="rId95" w:history="1">
         <w:r>
           <w:rPr>
             <w:rStyle w:val="Hyperlink"/>
@@ -15727,7 +18135,7 @@
         </w:rPr>
         <w:t xml:space="preserve"> </w:t>
       </w:r>
-      <w:hyperlink r:id="rId93" w:history="1">
+      <w:hyperlink r:id="rId96" w:history="1">
         <w:r>
           <w:rPr>
             <w:rStyle w:val="Hyperlink"/>
@@ -15824,7 +18232,29 @@
           <w:u w:color="0000FF"/>
           <w:lang w:val="en-US"/>
         </w:rPr>
-        <w:t>Encyclopedia of Statistics in Behavorial Science</w:t>
+        <w:t xml:space="preserve">Encyclopedia of Statistics in </w:t>
+      </w:r>
+      <w:proofErr w:type="spellStart"/>
+      <w:r>
+        <w:rPr>
+          <w:rFonts w:ascii="Verdana" w:eastAsia="MS-Mincho" w:hAnsi="Verdana"/>
+          <w:i/>
+          <w:sz w:val="20"/>
+          <w:u w:color="0000FF"/>
+          <w:lang w:val="en-US"/>
+        </w:rPr>
+        <w:t>Behavorial</w:t>
+      </w:r>
+      <w:proofErr w:type="spellEnd"/>
+      <w:r>
+        <w:rPr>
+          <w:rFonts w:ascii="Verdana" w:eastAsia="MS-Mincho" w:hAnsi="Verdana"/>
+          <w:i/>
+          <w:sz w:val="20"/>
+          <w:u w:color="0000FF"/>
+          <w:lang w:val="en-US"/>
+        </w:rPr>
+        <w:t xml:space="preserve"> Science</w:t>
       </w:r>
       <w:r>
         <w:rPr>
@@ -15835,7 +18265,7 @@
         </w:rPr>
         <w:t xml:space="preserve">. John Wiley &amp; Sons. </w:t>
       </w:r>
-      <w:hyperlink r:id="rId94" w:history="1">
+      <w:hyperlink r:id="rId97" w:history="1">
         <w:r>
           <w:rPr>
             <w:rStyle w:val="Hyperlink"/>
@@ -15878,7 +18308,29 @@
           <w:u w:color="0000FF"/>
           <w:lang w:val="en-US"/>
         </w:rPr>
-        <w:t>2015 - Lugtig, P. and Balluerka, N.</w:t>
+        <w:t xml:space="preserve">2015 - Lugtig, P. and </w:t>
+      </w:r>
+      <w:proofErr w:type="spellStart"/>
+      <w:r>
+        <w:rPr>
+          <w:rFonts w:ascii="Verdana" w:eastAsia="MS-Mincho" w:hAnsi="Verdana"/>
+          <w:bCs/>
+          <w:sz w:val="20"/>
+          <w:u w:color="0000FF"/>
+          <w:lang w:val="en-US"/>
+        </w:rPr>
+        <w:t>Balluerka</w:t>
+      </w:r>
+      <w:proofErr w:type="spellEnd"/>
+      <w:r>
+        <w:rPr>
+          <w:rFonts w:ascii="Verdana" w:eastAsia="MS-Mincho" w:hAnsi="Verdana"/>
+          <w:bCs/>
+          <w:sz w:val="20"/>
+          <w:u w:color="0000FF"/>
+          <w:lang w:val="en-US"/>
+        </w:rPr>
+        <w:t>, N.</w:t>
       </w:r>
       <w:r>
         <w:rPr>
@@ -15920,7 +18372,7 @@
         </w:rPr>
         <w:t xml:space="preserve">, 11, 1-2 </w:t>
       </w:r>
-      <w:hyperlink r:id="rId95" w:history="1">
+      <w:hyperlink r:id="rId98" w:history="1">
         <w:r>
           <w:rPr>
             <w:rStyle w:val="Hyperlink"/>
@@ -16038,7 +18490,7 @@
         </w:rPr>
         <w:t xml:space="preserve"> </w:t>
       </w:r>
-      <w:hyperlink r:id="rId96" w:history="1">
+      <w:hyperlink r:id="rId99" w:history="1">
         <w:r>
           <w:rPr>
             <w:rStyle w:val="Hyperlink"/>
@@ -16144,7 +18596,7 @@
         </w:rPr>
         <w:t xml:space="preserve">, 32 (4), 544-560. </w:t>
       </w:r>
-      <w:hyperlink r:id="rId97" w:history="1">
+      <w:hyperlink r:id="rId100" w:history="1">
         <w:r>
           <w:rPr>
             <w:rStyle w:val="Hyperlink"/>
@@ -16183,7 +18635,25 @@
           <w:sz w:val="20"/>
           <w:u w:color="0000FF"/>
         </w:rPr>
-        <w:t xml:space="preserve">2014 Scherphof, C.S., Eijnden, R.J.J.M. van den, Lugtig, P, Engels, R.C.M.E., </w:t>
+        <w:t xml:space="preserve">2014 </w:t>
+      </w:r>
+      <w:proofErr w:type="spellStart"/>
+      <w:r>
+        <w:rPr>
+          <w:rFonts w:ascii="Verdana" w:eastAsia="MS-Mincho" w:hAnsi="Verdana"/>
+          <w:sz w:val="20"/>
+          <w:u w:color="0000FF"/>
+        </w:rPr>
+        <w:t>Scherphof</w:t>
+      </w:r>
+      <w:proofErr w:type="spellEnd"/>
+      <w:r>
+        <w:rPr>
+          <w:rFonts w:ascii="Verdana" w:eastAsia="MS-Mincho" w:hAnsi="Verdana"/>
+          <w:sz w:val="20"/>
+          <w:u w:color="0000FF"/>
+        </w:rPr>
+        <w:t xml:space="preserve">, C.S., Eijnden, R.J.J.M. van den, Lugtig, P, Engels, R.C.M.E., </w:t>
       </w:r>
       <w:r>
         <w:rPr>
@@ -16209,13 +18679,131 @@
         </w:rPr>
         <w:t xml:space="preserve">(2014) </w:t>
       </w:r>
-      <w:r>
-        <w:rPr>
-          <w:rFonts w:ascii="Verdana" w:eastAsia="MS-Mincho" w:hAnsi="Verdana"/>
-          <w:sz w:val="20"/>
-          <w:u w:color="0000FF"/>
-        </w:rPr>
-        <w:t xml:space="preserve">Adolescents' use of nicotine replacement therapy for smoking cessation: predictors of compliance trajectories. </w:t>
+      <w:proofErr w:type="spellStart"/>
+      <w:r>
+        <w:rPr>
+          <w:rFonts w:ascii="Verdana" w:eastAsia="MS-Mincho" w:hAnsi="Verdana"/>
+          <w:sz w:val="20"/>
+          <w:u w:color="0000FF"/>
+        </w:rPr>
+        <w:t>Adolescents</w:t>
+      </w:r>
+      <w:proofErr w:type="spellEnd"/>
+      <w:r>
+        <w:rPr>
+          <w:rFonts w:ascii="Verdana" w:eastAsia="MS-Mincho" w:hAnsi="Verdana"/>
+          <w:sz w:val="20"/>
+          <w:u w:color="0000FF"/>
+        </w:rPr>
+        <w:t xml:space="preserve">' </w:t>
+      </w:r>
+      <w:proofErr w:type="spellStart"/>
+      <w:r>
+        <w:rPr>
+          <w:rFonts w:ascii="Verdana" w:eastAsia="MS-Mincho" w:hAnsi="Verdana"/>
+          <w:sz w:val="20"/>
+          <w:u w:color="0000FF"/>
+        </w:rPr>
+        <w:t>use</w:t>
+      </w:r>
+      <w:proofErr w:type="spellEnd"/>
+      <w:r>
+        <w:rPr>
+          <w:rFonts w:ascii="Verdana" w:eastAsia="MS-Mincho" w:hAnsi="Verdana"/>
+          <w:sz w:val="20"/>
+          <w:u w:color="0000FF"/>
+        </w:rPr>
+        <w:t xml:space="preserve"> of nicotine </w:t>
+      </w:r>
+      <w:proofErr w:type="spellStart"/>
+      <w:r>
+        <w:rPr>
+          <w:rFonts w:ascii="Verdana" w:eastAsia="MS-Mincho" w:hAnsi="Verdana"/>
+          <w:sz w:val="20"/>
+          <w:u w:color="0000FF"/>
+        </w:rPr>
+        <w:t>replacement</w:t>
+      </w:r>
+      <w:proofErr w:type="spellEnd"/>
+      <w:r>
+        <w:rPr>
+          <w:rFonts w:ascii="Verdana" w:eastAsia="MS-Mincho" w:hAnsi="Verdana"/>
+          <w:sz w:val="20"/>
+          <w:u w:color="0000FF"/>
+        </w:rPr>
+        <w:t xml:space="preserve"> </w:t>
+      </w:r>
+      <w:proofErr w:type="spellStart"/>
+      <w:r>
+        <w:rPr>
+          <w:rFonts w:ascii="Verdana" w:eastAsia="MS-Mincho" w:hAnsi="Verdana"/>
+          <w:sz w:val="20"/>
+          <w:u w:color="0000FF"/>
+        </w:rPr>
+        <w:t>therapy</w:t>
+      </w:r>
+      <w:proofErr w:type="spellEnd"/>
+      <w:r>
+        <w:rPr>
+          <w:rFonts w:ascii="Verdana" w:eastAsia="MS-Mincho" w:hAnsi="Verdana"/>
+          <w:sz w:val="20"/>
+          <w:u w:color="0000FF"/>
+        </w:rPr>
+        <w:t xml:space="preserve"> for smoking </w:t>
+      </w:r>
+      <w:proofErr w:type="spellStart"/>
+      <w:r>
+        <w:rPr>
+          <w:rFonts w:ascii="Verdana" w:eastAsia="MS-Mincho" w:hAnsi="Verdana"/>
+          <w:sz w:val="20"/>
+          <w:u w:color="0000FF"/>
+        </w:rPr>
+        <w:t>cessation</w:t>
+      </w:r>
+      <w:proofErr w:type="spellEnd"/>
+      <w:r>
+        <w:rPr>
+          <w:rFonts w:ascii="Verdana" w:eastAsia="MS-Mincho" w:hAnsi="Verdana"/>
+          <w:sz w:val="20"/>
+          <w:u w:color="0000FF"/>
+        </w:rPr>
+        <w:t xml:space="preserve">: </w:t>
+      </w:r>
+      <w:proofErr w:type="spellStart"/>
+      <w:r>
+        <w:rPr>
+          <w:rFonts w:ascii="Verdana" w:eastAsia="MS-Mincho" w:hAnsi="Verdana"/>
+          <w:sz w:val="20"/>
+          <w:u w:color="0000FF"/>
+        </w:rPr>
+        <w:t>predictors</w:t>
+      </w:r>
+      <w:proofErr w:type="spellEnd"/>
+      <w:r>
+        <w:rPr>
+          <w:rFonts w:ascii="Verdana" w:eastAsia="MS-Mincho" w:hAnsi="Verdana"/>
+          <w:sz w:val="20"/>
+          <w:u w:color="0000FF"/>
+        </w:rPr>
+        <w:t xml:space="preserve"> of compliance </w:t>
+      </w:r>
+      <w:proofErr w:type="spellStart"/>
+      <w:r>
+        <w:rPr>
+          <w:rFonts w:ascii="Verdana" w:eastAsia="MS-Mincho" w:hAnsi="Verdana"/>
+          <w:sz w:val="20"/>
+          <w:u w:color="0000FF"/>
+        </w:rPr>
+        <w:t>trajectories</w:t>
+      </w:r>
+      <w:proofErr w:type="spellEnd"/>
+      <w:r>
+        <w:rPr>
+          <w:rFonts w:ascii="Verdana" w:eastAsia="MS-Mincho" w:hAnsi="Verdana"/>
+          <w:sz w:val="20"/>
+          <w:u w:color="0000FF"/>
+        </w:rPr>
+        <w:t xml:space="preserve">. </w:t>
       </w:r>
       <w:r>
         <w:rPr>
@@ -16236,7 +18824,7 @@
         </w:rPr>
         <w:t xml:space="preserve">, 1-10. </w:t>
       </w:r>
-      <w:hyperlink r:id="rId98" w:history="1">
+      <w:hyperlink r:id="rId101" w:history="1">
         <w:r>
           <w:rPr>
             <w:rStyle w:val="Hyperlink"/>
@@ -16311,7 +18899,7 @@
         </w:rPr>
         <w:t xml:space="preserve">ISER working paper 2014-09. </w:t>
       </w:r>
-      <w:hyperlink r:id="rId99" w:history="1">
+      <w:hyperlink r:id="rId102" w:history="1">
         <w:r>
           <w:rPr>
             <w:rFonts w:ascii="Verdana" w:eastAsia="MS-Mincho" w:hAnsi="Verdana"/>
@@ -16363,7 +18951,57 @@
           <w:u w:color="0000FF"/>
           <w:lang w:val="en-US"/>
         </w:rPr>
-        <w:t xml:space="preserve">Panel attrition: separating stayers, fast attriters, gradual attriters and lurkers. </w:t>
+        <w:t xml:space="preserve">Panel attrition: separating stayers, fast </w:t>
+      </w:r>
+      <w:proofErr w:type="spellStart"/>
+      <w:r>
+        <w:rPr>
+          <w:rFonts w:ascii="Verdana" w:eastAsia="MS-Mincho" w:hAnsi="Verdana"/>
+          <w:sz w:val="20"/>
+          <w:u w:color="0000FF"/>
+          <w:lang w:val="en-US"/>
+        </w:rPr>
+        <w:t>attriters</w:t>
+      </w:r>
+      <w:proofErr w:type="spellEnd"/>
+      <w:r>
+        <w:rPr>
+          <w:rFonts w:ascii="Verdana" w:eastAsia="MS-Mincho" w:hAnsi="Verdana"/>
+          <w:sz w:val="20"/>
+          <w:u w:color="0000FF"/>
+          <w:lang w:val="en-US"/>
+        </w:rPr>
+        <w:t xml:space="preserve">, gradual </w:t>
+      </w:r>
+      <w:proofErr w:type="spellStart"/>
+      <w:r>
+        <w:rPr>
+          <w:rFonts w:ascii="Verdana" w:eastAsia="MS-Mincho" w:hAnsi="Verdana"/>
+          <w:sz w:val="20"/>
+          <w:u w:color="0000FF"/>
+          <w:lang w:val="en-US"/>
+        </w:rPr>
+        <w:t>attriters</w:t>
+      </w:r>
+      <w:proofErr w:type="spellEnd"/>
+      <w:r>
+        <w:rPr>
+          <w:rFonts w:ascii="Verdana" w:eastAsia="MS-Mincho" w:hAnsi="Verdana"/>
+          <w:sz w:val="20"/>
+          <w:u w:color="0000FF"/>
+          <w:lang w:val="en-US"/>
+        </w:rPr>
+        <w:t xml:space="preserve"> and </w:t>
+      </w:r>
+      <w:r>
+        <w:rPr>
+          <w:rFonts w:ascii="Verdana" w:eastAsia="MS-Mincho" w:hAnsi="Verdana"/>
+          <w:sz w:val="20"/>
+          <w:u w:color="0000FF"/>
+          <w:lang w:val="en-US"/>
+        </w:rPr>
+        <w:lastRenderedPageBreak/>
+        <w:t xml:space="preserve">lurkers. </w:t>
       </w:r>
       <w:r>
         <w:rPr>
@@ -16488,7 +19126,7 @@
         </w:rPr>
         <w:t xml:space="preserve"> </w:t>
       </w:r>
-      <w:hyperlink r:id="rId100" w:history="1">
+      <w:hyperlink r:id="rId103" w:history="1">
         <w:r>
           <w:rPr>
             <w:rStyle w:val="Hyperlink"/>
@@ -16578,7 +19216,27 @@
           <w:u w:color="0000FF"/>
           <w:lang w:val="en-US"/>
         </w:rPr>
-        <w:t xml:space="preserve">In-Interview edit checks: effects on measurement error in non-labour income and estimates </w:t>
+        <w:t>In-Interview edit checks: effects on measurement error in non-</w:t>
+      </w:r>
+      <w:proofErr w:type="spellStart"/>
+      <w:r>
+        <w:rPr>
+          <w:rFonts w:ascii="Verdana" w:eastAsia="MS-Mincho" w:hAnsi="Verdana"/>
+          <w:sz w:val="20"/>
+          <w:u w:color="0000FF"/>
+          <w:lang w:val="en-US"/>
+        </w:rPr>
+        <w:t>labour</w:t>
+      </w:r>
+      <w:proofErr w:type="spellEnd"/>
+      <w:r>
+        <w:rPr>
+          <w:rFonts w:ascii="Verdana" w:eastAsia="MS-Mincho" w:hAnsi="Verdana"/>
+          <w:sz w:val="20"/>
+          <w:u w:color="0000FF"/>
+          <w:lang w:val="en-US"/>
+        </w:rPr>
+        <w:t xml:space="preserve"> income and estimates </w:t>
       </w:r>
       <w:r>
         <w:rPr>
@@ -16618,7 +19276,7 @@
         </w:rPr>
         <w:t xml:space="preserve">30(1), p. 45-62. </w:t>
       </w:r>
-      <w:hyperlink r:id="rId101" w:history="1">
+      <w:hyperlink r:id="rId104" w:history="1">
         <w:r>
           <w:rPr>
             <w:rStyle w:val="Hyperlink"/>
@@ -16700,7 +19358,27 @@
           <w:u w:color="0000FF"/>
           <w:lang w:val="en-US"/>
         </w:rPr>
-        <w:t xml:space="preserve"> Lensvelt-Mulders, G.J.L.M. (2014) Evaluating data quality on the measurement of change using dependent interviewing,</w:t>
+        <w:t xml:space="preserve"> </w:t>
+      </w:r>
+      <w:proofErr w:type="spellStart"/>
+      <w:r>
+        <w:rPr>
+          <w:rFonts w:ascii="Verdana" w:eastAsia="MS-Mincho" w:hAnsi="Verdana"/>
+          <w:sz w:val="20"/>
+          <w:u w:color="0000FF"/>
+          <w:lang w:val="en-US"/>
+        </w:rPr>
+        <w:t>Lensvelt</w:t>
+      </w:r>
+      <w:proofErr w:type="spellEnd"/>
+      <w:r>
+        <w:rPr>
+          <w:rFonts w:ascii="Verdana" w:eastAsia="MS-Mincho" w:hAnsi="Verdana"/>
+          <w:sz w:val="20"/>
+          <w:u w:color="0000FF"/>
+          <w:lang w:val="en-US"/>
+        </w:rPr>
+        <w:t>-Mulders, G.J.L.M. (2014) Evaluating data quality on the measurement of change using dependent interviewing,</w:t>
       </w:r>
       <w:r>
         <w:rPr>
@@ -16722,7 +19400,7 @@
         </w:rPr>
         <w:t xml:space="preserve">. 172-189. </w:t>
       </w:r>
-      <w:hyperlink r:id="rId102" w:history="1">
+      <w:hyperlink r:id="rId105" w:history="1">
         <w:r>
           <w:rPr>
             <w:rStyle w:val="Hyperlink"/>
@@ -16800,7 +19478,47 @@
           <w:u w:color="0000FF"/>
           <w:lang w:val="en-US"/>
         </w:rPr>
-        <w:t xml:space="preserve">Nonresponse and attrition in a probability based Internet Panel for the general population. Pp. 135-154 in Callegaro, M., Baker, R., Bethlehem, J., Göritz, A., Krosnick, J.A. </w:t>
+        <w:t xml:space="preserve">Nonresponse and attrition in a probability based Internet Panel for the general population. Pp. 135-154 in </w:t>
+      </w:r>
+      <w:proofErr w:type="spellStart"/>
+      <w:r>
+        <w:rPr>
+          <w:rFonts w:ascii="Verdana" w:eastAsia="MS-Mincho" w:hAnsi="Verdana"/>
+          <w:sz w:val="20"/>
+          <w:u w:color="0000FF"/>
+          <w:lang w:val="en-US"/>
+        </w:rPr>
+        <w:t>Callegaro</w:t>
+      </w:r>
+      <w:proofErr w:type="spellEnd"/>
+      <w:r>
+        <w:rPr>
+          <w:rFonts w:ascii="Verdana" w:eastAsia="MS-Mincho" w:hAnsi="Verdana"/>
+          <w:sz w:val="20"/>
+          <w:u w:color="0000FF"/>
+          <w:lang w:val="en-US"/>
+        </w:rPr>
+        <w:t xml:space="preserve">, M., Baker, R., Bethlehem, J., </w:t>
+      </w:r>
+      <w:proofErr w:type="spellStart"/>
+      <w:r>
+        <w:rPr>
+          <w:rFonts w:ascii="Verdana" w:eastAsia="MS-Mincho" w:hAnsi="Verdana"/>
+          <w:sz w:val="20"/>
+          <w:u w:color="0000FF"/>
+          <w:lang w:val="en-US"/>
+        </w:rPr>
+        <w:t>Göritz</w:t>
+      </w:r>
+      <w:proofErr w:type="spellEnd"/>
+      <w:r>
+        <w:rPr>
+          <w:rFonts w:ascii="Verdana" w:eastAsia="MS-Mincho" w:hAnsi="Verdana"/>
+          <w:sz w:val="20"/>
+          <w:u w:color="0000FF"/>
+          <w:lang w:val="en-US"/>
+        </w:rPr>
+        <w:t xml:space="preserve">, A., Krosnick, J.A. </w:t>
       </w:r>
       <w:r>
         <w:rPr>
@@ -16818,7 +19536,27 @@
           <w:u w:color="0000FF"/>
           <w:lang w:val="en-US"/>
         </w:rPr>
-        <w:t xml:space="preserve"> Lavrakas, P.J., </w:t>
+        <w:t xml:space="preserve"> </w:t>
+      </w:r>
+      <w:proofErr w:type="spellStart"/>
+      <w:r>
+        <w:rPr>
+          <w:rFonts w:ascii="Verdana" w:eastAsia="MS-Mincho" w:hAnsi="Verdana"/>
+          <w:sz w:val="20"/>
+          <w:u w:color="0000FF"/>
+          <w:lang w:val="en-US"/>
+        </w:rPr>
+        <w:t>Lavrakas</w:t>
+      </w:r>
+      <w:proofErr w:type="spellEnd"/>
+      <w:r>
+        <w:rPr>
+          <w:rFonts w:ascii="Verdana" w:eastAsia="MS-Mincho" w:hAnsi="Verdana"/>
+          <w:sz w:val="20"/>
+          <w:u w:color="0000FF"/>
+          <w:lang w:val="en-US"/>
+        </w:rPr>
+        <w:t xml:space="preserve">, P.J., </w:t>
       </w:r>
       <w:r>
         <w:rPr>
@@ -16862,7 +19600,27 @@
           <w:u w:color="0000FF"/>
           <w:lang w:val="en-US"/>
         </w:rPr>
-        <w:t xml:space="preserve">2013 - Schoot, A.G.J. van de, Kluytmans, A., Tummers, L., Lugtig, P., Hox, J. </w:t>
+        <w:t xml:space="preserve">2013 - Schoot, A.G.J. van de, </w:t>
+      </w:r>
+      <w:proofErr w:type="spellStart"/>
+      <w:r>
+        <w:rPr>
+          <w:rFonts w:ascii="Verdana" w:eastAsia="MS-Mincho" w:hAnsi="Verdana"/>
+          <w:sz w:val="20"/>
+          <w:u w:color="0000FF"/>
+          <w:lang w:val="en-US"/>
+        </w:rPr>
+        <w:t>Kluytmans</w:t>
+      </w:r>
+      <w:proofErr w:type="spellEnd"/>
+      <w:r>
+        <w:rPr>
+          <w:rFonts w:ascii="Verdana" w:eastAsia="MS-Mincho" w:hAnsi="Verdana"/>
+          <w:sz w:val="20"/>
+          <w:u w:color="0000FF"/>
+          <w:lang w:val="en-US"/>
+        </w:rPr>
+        <w:t xml:space="preserve">, A., Tummers, L., Lugtig, P., Hox, J. </w:t>
       </w:r>
       <w:r>
         <w:rPr>
@@ -16880,7 +19638,27 @@
           <w:u w:color="0000FF"/>
           <w:lang w:val="en-US"/>
         </w:rPr>
-        <w:t xml:space="preserve"> Muthen, B. </w:t>
+        <w:t xml:space="preserve"> </w:t>
+      </w:r>
+      <w:proofErr w:type="spellStart"/>
+      <w:r>
+        <w:rPr>
+          <w:rFonts w:ascii="Verdana" w:eastAsia="MS-Mincho" w:hAnsi="Verdana"/>
+          <w:sz w:val="20"/>
+          <w:u w:color="0000FF"/>
+          <w:lang w:val="en-US"/>
+        </w:rPr>
+        <w:t>Muthen</w:t>
+      </w:r>
+      <w:proofErr w:type="spellEnd"/>
+      <w:r>
+        <w:rPr>
+          <w:rFonts w:ascii="Verdana" w:eastAsia="MS-Mincho" w:hAnsi="Verdana"/>
+          <w:sz w:val="20"/>
+          <w:u w:color="0000FF"/>
+          <w:lang w:val="en-US"/>
+        </w:rPr>
+        <w:t xml:space="preserve">, B. </w:t>
       </w:r>
       <w:r>
         <w:rPr>
@@ -16898,9 +19676,29 @@
           <w:u w:color="0000FF"/>
           <w:lang w:val="en-US"/>
         </w:rPr>
-        <w:t xml:space="preserve">Facing off with choosing between Scylla and Charibdis: a comparison of scalar, partial and the novel possibility of approximate measurement invariance. Frontiers in Psychology. </w:t>
-      </w:r>
-      <w:hyperlink r:id="rId103" w:history="1">
+        <w:t xml:space="preserve">Facing off with choosing between Scylla and </w:t>
+      </w:r>
+      <w:proofErr w:type="spellStart"/>
+      <w:r>
+        <w:rPr>
+          <w:rFonts w:ascii="Verdana" w:eastAsia="MS-Mincho" w:hAnsi="Verdana"/>
+          <w:sz w:val="20"/>
+          <w:u w:color="0000FF"/>
+          <w:lang w:val="en-US"/>
+        </w:rPr>
+        <w:t>Charibdis</w:t>
+      </w:r>
+      <w:proofErr w:type="spellEnd"/>
+      <w:r>
+        <w:rPr>
+          <w:rFonts w:ascii="Verdana" w:eastAsia="MS-Mincho" w:hAnsi="Verdana"/>
+          <w:sz w:val="20"/>
+          <w:u w:color="0000FF"/>
+          <w:lang w:val="en-US"/>
+        </w:rPr>
+        <w:t xml:space="preserve">: a comparison of scalar, partial and the novel possibility of approximate measurement invariance. Frontiers in Psychology. </w:t>
+      </w:r>
+      <w:hyperlink r:id="rId106" w:history="1">
         <w:r>
           <w:rPr>
             <w:rStyle w:val="Hyperlink"/>
@@ -16962,7 +19760,7 @@
         </w:rPr>
         <w:t xml:space="preserve"> Hox, J. (2012) A checklist for testing measurement invariance. European Journal of Developmental Psychology, </w:t>
       </w:r>
-      <w:hyperlink r:id="rId104" w:history="1">
+      <w:hyperlink r:id="rId107" w:history="1">
         <w:r>
           <w:rPr>
             <w:rStyle w:val="Hyperlink"/>
@@ -17003,7 +19801,87 @@
           <w:u w:color="0000FF"/>
           <w:lang w:val="en-US"/>
         </w:rPr>
-        <w:t xml:space="preserve">2012 - Monshouwer, K., Harakeh, Z., Lugtig, P., Huizink, A., Creemers, H.E., Reijneveld, S.A., De Winter, A.F., van Oort, F., Ormel, J. </w:t>
+        <w:t xml:space="preserve">2012 - </w:t>
+      </w:r>
+      <w:proofErr w:type="spellStart"/>
+      <w:r>
+        <w:rPr>
+          <w:rFonts w:ascii="Verdana" w:eastAsia="MS-Mincho" w:hAnsi="Verdana"/>
+          <w:sz w:val="20"/>
+          <w:u w:color="0000FF"/>
+          <w:lang w:val="en-US"/>
+        </w:rPr>
+        <w:t>Monshouwer</w:t>
+      </w:r>
+      <w:proofErr w:type="spellEnd"/>
+      <w:r>
+        <w:rPr>
+          <w:rFonts w:ascii="Verdana" w:eastAsia="MS-Mincho" w:hAnsi="Verdana"/>
+          <w:sz w:val="20"/>
+          <w:u w:color="0000FF"/>
+          <w:lang w:val="en-US"/>
+        </w:rPr>
+        <w:t xml:space="preserve">, K., Harakeh, Z., Lugtig, P., </w:t>
+      </w:r>
+      <w:proofErr w:type="spellStart"/>
+      <w:r>
+        <w:rPr>
+          <w:rFonts w:ascii="Verdana" w:eastAsia="MS-Mincho" w:hAnsi="Verdana"/>
+          <w:sz w:val="20"/>
+          <w:u w:color="0000FF"/>
+          <w:lang w:val="en-US"/>
+        </w:rPr>
+        <w:t>Huizink</w:t>
+      </w:r>
+      <w:proofErr w:type="spellEnd"/>
+      <w:r>
+        <w:rPr>
+          <w:rFonts w:ascii="Verdana" w:eastAsia="MS-Mincho" w:hAnsi="Verdana"/>
+          <w:sz w:val="20"/>
+          <w:u w:color="0000FF"/>
+          <w:lang w:val="en-US"/>
+        </w:rPr>
+        <w:t xml:space="preserve">, A., Creemers, H.E., </w:t>
+      </w:r>
+      <w:proofErr w:type="spellStart"/>
+      <w:r>
+        <w:rPr>
+          <w:rFonts w:ascii="Verdana" w:eastAsia="MS-Mincho" w:hAnsi="Verdana"/>
+          <w:sz w:val="20"/>
+          <w:u w:color="0000FF"/>
+          <w:lang w:val="en-US"/>
+        </w:rPr>
+        <w:t>Reijneveld</w:t>
+      </w:r>
+      <w:proofErr w:type="spellEnd"/>
+      <w:r>
+        <w:rPr>
+          <w:rFonts w:ascii="Verdana" w:eastAsia="MS-Mincho" w:hAnsi="Verdana"/>
+          <w:sz w:val="20"/>
+          <w:u w:color="0000FF"/>
+          <w:lang w:val="en-US"/>
+        </w:rPr>
+        <w:t xml:space="preserve">, S.A., De Winter, A.F., van Oort, F., </w:t>
+      </w:r>
+      <w:proofErr w:type="spellStart"/>
+      <w:r>
+        <w:rPr>
+          <w:rFonts w:ascii="Verdana" w:eastAsia="MS-Mincho" w:hAnsi="Verdana"/>
+          <w:sz w:val="20"/>
+          <w:u w:color="0000FF"/>
+          <w:lang w:val="en-US"/>
+        </w:rPr>
+        <w:t>Ormel</w:t>
+      </w:r>
+      <w:proofErr w:type="spellEnd"/>
+      <w:r>
+        <w:rPr>
+          <w:rFonts w:ascii="Verdana" w:eastAsia="MS-Mincho" w:hAnsi="Verdana"/>
+          <w:sz w:val="20"/>
+          <w:u w:color="0000FF"/>
+          <w:lang w:val="en-US"/>
+        </w:rPr>
+        <w:t xml:space="preserve">, J. </w:t>
       </w:r>
       <w:r>
         <w:rPr>
@@ -17021,7 +19899,27 @@
           <w:u w:color="0000FF"/>
           <w:lang w:val="en-US"/>
         </w:rPr>
-        <w:t xml:space="preserve"> Vollebergh, W.A.M. (2012) Prevalence and predictors of transitions into co-occurring risk behaviour patterns in adolescence: the TRAILS study, </w:t>
+        <w:t xml:space="preserve"> Vollebergh, W.A.M. (2012) Prevalence and predictors of transitions into co-occurring risk </w:t>
+      </w:r>
+      <w:proofErr w:type="spellStart"/>
+      <w:r>
+        <w:rPr>
+          <w:rFonts w:ascii="Verdana" w:eastAsia="MS-Mincho" w:hAnsi="Verdana"/>
+          <w:sz w:val="20"/>
+          <w:u w:color="0000FF"/>
+          <w:lang w:val="en-US"/>
+        </w:rPr>
+        <w:t>behaviour</w:t>
+      </w:r>
+      <w:proofErr w:type="spellEnd"/>
+      <w:r>
+        <w:rPr>
+          <w:rFonts w:ascii="Verdana" w:eastAsia="MS-Mincho" w:hAnsi="Verdana"/>
+          <w:sz w:val="20"/>
+          <w:u w:color="0000FF"/>
+          <w:lang w:val="en-US"/>
+        </w:rPr>
+        <w:t xml:space="preserve"> patterns in adolescence: the TRAILS study, </w:t>
       </w:r>
       <w:r>
         <w:rPr>
@@ -17043,7 +19941,7 @@
         </w:rPr>
         <w:t xml:space="preserve">. </w:t>
       </w:r>
-      <w:hyperlink r:id="rId105" w:history="1">
+      <w:hyperlink r:id="rId108" w:history="1">
         <w:r>
           <w:rPr>
             <w:rStyle w:val="Hyperlink"/>
@@ -17082,7 +19980,25 @@
           <w:sz w:val="20"/>
           <w:u w:color="0000FF"/>
         </w:rPr>
-        <w:t xml:space="preserve">2012 - Lugtig, P., Boeije, H.R. </w:t>
+        <w:t xml:space="preserve">2012 - Lugtig, P., </w:t>
+      </w:r>
+      <w:proofErr w:type="spellStart"/>
+      <w:r>
+        <w:rPr>
+          <w:rFonts w:ascii="Verdana" w:eastAsia="MS-Mincho" w:hAnsi="Verdana"/>
+          <w:sz w:val="20"/>
+          <w:u w:color="0000FF"/>
+        </w:rPr>
+        <w:t>Boeije</w:t>
+      </w:r>
+      <w:proofErr w:type="spellEnd"/>
+      <w:r>
+        <w:rPr>
+          <w:rFonts w:ascii="Verdana" w:eastAsia="MS-Mincho" w:hAnsi="Verdana"/>
+          <w:sz w:val="20"/>
+          <w:u w:color="0000FF"/>
+        </w:rPr>
+        <w:t xml:space="preserve">, H.R. </w:t>
       </w:r>
       <w:r>
         <w:rPr>
@@ -17114,7 +20030,25 @@
           <w:sz w:val="20"/>
           <w:u w:color="0000FF"/>
         </w:rPr>
-        <w:t xml:space="preserve">Change, what change? </w:t>
+        <w:t xml:space="preserve">Change, </w:t>
+      </w:r>
+      <w:proofErr w:type="spellStart"/>
+      <w:r>
+        <w:rPr>
+          <w:rFonts w:ascii="Verdana" w:eastAsia="MS-Mincho" w:hAnsi="Verdana"/>
+          <w:sz w:val="20"/>
+          <w:u w:color="0000FF"/>
+        </w:rPr>
+        <w:t>what</w:t>
+      </w:r>
+      <w:proofErr w:type="spellEnd"/>
+      <w:r>
+        <w:rPr>
+          <w:rFonts w:ascii="Verdana" w:eastAsia="MS-Mincho" w:hAnsi="Verdana"/>
+          <w:sz w:val="20"/>
+          <w:u w:color="0000FF"/>
+        </w:rPr>
+        <w:t xml:space="preserve"> change? </w:t>
       </w:r>
       <w:r>
         <w:rPr>
@@ -17145,7 +20079,7 @@
         </w:rPr>
         <w:t xml:space="preserve">7(3), p. 115-123. </w:t>
       </w:r>
-      <w:hyperlink r:id="rId106" w:history="1">
+      <w:hyperlink r:id="rId109" w:history="1">
         <w:r>
           <w:rPr>
             <w:rStyle w:val="Hyperlink"/>
@@ -17249,7 +20183,27 @@
           <w:u w:color="0000FF"/>
           <w:lang w:val="en-US"/>
         </w:rPr>
-        <w:t xml:space="preserve">2011 - Lugtig, P., Lensvelt-Mulders, G.J.L.M., R. Frerichs and Greven, A. (2011), Estimating nonresponse bias and mode effects in a mixed-mode survey, </w:t>
+        <w:t xml:space="preserve">2011 - Lugtig, P., </w:t>
+      </w:r>
+      <w:proofErr w:type="spellStart"/>
+      <w:r>
+        <w:rPr>
+          <w:rFonts w:ascii="Verdana" w:eastAsia="MS-Mincho" w:hAnsi="Verdana"/>
+          <w:sz w:val="20"/>
+          <w:u w:color="0000FF"/>
+          <w:lang w:val="en-US"/>
+        </w:rPr>
+        <w:t>Lensvelt</w:t>
+      </w:r>
+      <w:proofErr w:type="spellEnd"/>
+      <w:r>
+        <w:rPr>
+          <w:rFonts w:ascii="Verdana" w:eastAsia="MS-Mincho" w:hAnsi="Verdana"/>
+          <w:sz w:val="20"/>
+          <w:u w:color="0000FF"/>
+          <w:lang w:val="en-US"/>
+        </w:rPr>
+        <w:t xml:space="preserve">-Mulders, G.J.L.M., R. Frerichs and Greven, A. (2011), Estimating nonresponse bias and mode effects in a mixed-mode survey, </w:t>
       </w:r>
       <w:r>
         <w:rPr>
@@ -17311,7 +20265,27 @@
           <w:u w:color="0000FF"/>
           <w:lang w:val="en-US"/>
         </w:rPr>
-        <w:t xml:space="preserve"> Jäckle, A (2011) In-Interview edit checks: effects on measurement error in non-labour income and estimates of household income and poverty</w:t>
+        <w:t xml:space="preserve"> Jäckle, A (2011) In-Interview edit checks: effects on measurement error in non-</w:t>
+      </w:r>
+      <w:proofErr w:type="spellStart"/>
+      <w:r>
+        <w:rPr>
+          <w:rFonts w:ascii="Verdana" w:eastAsia="MS-Mincho" w:hAnsi="Verdana"/>
+          <w:sz w:val="20"/>
+          <w:u w:color="0000FF"/>
+          <w:lang w:val="en-US"/>
+        </w:rPr>
+        <w:t>labour</w:t>
+      </w:r>
+      <w:proofErr w:type="spellEnd"/>
+      <w:r>
+        <w:rPr>
+          <w:rFonts w:ascii="Verdana" w:eastAsia="MS-Mincho" w:hAnsi="Verdana"/>
+          <w:sz w:val="20"/>
+          <w:u w:color="0000FF"/>
+          <w:lang w:val="en-US"/>
+        </w:rPr>
+        <w:t xml:space="preserve"> income and estimates of household income and poverty</w:t>
       </w:r>
       <w:r>
         <w:rPr>
@@ -17355,7 +20329,27 @@
           <w:u w:color="0000FF"/>
           <w:lang w:val="en-US"/>
         </w:rPr>
-        <w:t xml:space="preserve">2009 - Lensvelt-Mulders, G.J.L.M., Lugtig, P. </w:t>
+        <w:t xml:space="preserve">2009 - </w:t>
+      </w:r>
+      <w:proofErr w:type="spellStart"/>
+      <w:r>
+        <w:rPr>
+          <w:rFonts w:ascii="Verdana" w:eastAsia="MS-Mincho" w:hAnsi="Verdana"/>
+          <w:sz w:val="20"/>
+          <w:u w:color="0000FF"/>
+          <w:lang w:val="en-US"/>
+        </w:rPr>
+        <w:t>Lensvelt</w:t>
+      </w:r>
+      <w:proofErr w:type="spellEnd"/>
+      <w:r>
+        <w:rPr>
+          <w:rFonts w:ascii="Verdana" w:eastAsia="MS-Mincho" w:hAnsi="Verdana"/>
+          <w:sz w:val="20"/>
+          <w:u w:color="0000FF"/>
+          <w:lang w:val="en-US"/>
+        </w:rPr>
+        <w:t xml:space="preserve">-Mulders, G.J.L.M., Lugtig, P. </w:t>
       </w:r>
       <w:r>
         <w:rPr>
@@ -17373,9 +20367,29 @@
           <w:u w:color="0000FF"/>
           <w:lang w:val="en-US"/>
         </w:rPr>
-        <w:t xml:space="preserve"> Hubregtse, M. (2009) Separating Selection bias and Non-coverage in Internet Panels using Propensity Matching, </w:t>
-      </w:r>
-      <w:hyperlink r:id="rId107" w:history="1">
+        <w:t xml:space="preserve"> </w:t>
+      </w:r>
+      <w:proofErr w:type="spellStart"/>
+      <w:r>
+        <w:rPr>
+          <w:rFonts w:ascii="Verdana" w:eastAsia="MS-Mincho" w:hAnsi="Verdana"/>
+          <w:sz w:val="20"/>
+          <w:u w:color="0000FF"/>
+          <w:lang w:val="en-US"/>
+        </w:rPr>
+        <w:t>Hubregtse</w:t>
+      </w:r>
+      <w:proofErr w:type="spellEnd"/>
+      <w:r>
+        <w:rPr>
+          <w:rFonts w:ascii="Verdana" w:eastAsia="MS-Mincho" w:hAnsi="Verdana"/>
+          <w:sz w:val="20"/>
+          <w:u w:color="0000FF"/>
+          <w:lang w:val="en-US"/>
+        </w:rPr>
+        <w:t xml:space="preserve">, M. (2009) Separating Selection bias and Non-coverage in Internet Panels using Propensity Matching, </w:t>
+      </w:r>
+      <w:hyperlink r:id="rId110" w:history="1">
         <w:r>
           <w:rPr>
             <w:rFonts w:ascii="Verdana" w:eastAsia="MS-Mincho" w:hAnsi="Verdana"/>
@@ -17411,7 +20425,27 @@
           <w:u w:color="0000FF"/>
           <w:lang w:val="en-US"/>
         </w:rPr>
-        <w:t xml:space="preserve">2008 - Lensvelt-Mulders, G.J.L.M., Hox, J.J. </w:t>
+        <w:t xml:space="preserve">2008 - </w:t>
+      </w:r>
+      <w:proofErr w:type="spellStart"/>
+      <w:r>
+        <w:rPr>
+          <w:rFonts w:ascii="Verdana" w:eastAsia="MS-Mincho" w:hAnsi="Verdana"/>
+          <w:sz w:val="20"/>
+          <w:u w:color="0000FF"/>
+          <w:lang w:val="en-US"/>
+        </w:rPr>
+        <w:t>Lensvelt</w:t>
+      </w:r>
+      <w:proofErr w:type="spellEnd"/>
+      <w:r>
+        <w:rPr>
+          <w:rFonts w:ascii="Verdana" w:eastAsia="MS-Mincho" w:hAnsi="Verdana"/>
+          <w:sz w:val="20"/>
+          <w:u w:color="0000FF"/>
+          <w:lang w:val="en-US"/>
+        </w:rPr>
+        <w:t xml:space="preserve">-Mulders, G.J.L.M., Hox, J.J. </w:t>
       </w:r>
       <w:r>
         <w:rPr>
@@ -17449,7 +20483,27 @@
           <w:u w:color="0000FF"/>
           <w:lang w:val="en-US"/>
         </w:rPr>
-        <w:t xml:space="preserve"> Amsterdam, Aksant Publishers.</w:t>
+        <w:t xml:space="preserve"> Amsterdam, </w:t>
+      </w:r>
+      <w:proofErr w:type="spellStart"/>
+      <w:r>
+        <w:rPr>
+          <w:rFonts w:ascii="Verdana" w:eastAsia="MS-Mincho" w:hAnsi="Verdana"/>
+          <w:sz w:val="20"/>
+          <w:u w:color="0000FF"/>
+          <w:lang w:val="en-US"/>
+        </w:rPr>
+        <w:t>Aksant</w:t>
+      </w:r>
+      <w:proofErr w:type="spellEnd"/>
+      <w:r>
+        <w:rPr>
+          <w:rFonts w:ascii="Verdana" w:eastAsia="MS-Mincho" w:hAnsi="Verdana"/>
+          <w:sz w:val="20"/>
+          <w:u w:color="0000FF"/>
+          <w:lang w:val="en-US"/>
+        </w:rPr>
+        <w:t xml:space="preserve"> Publishers.</w:t>
       </w:r>
     </w:p>
     <w:p>
@@ -17727,7 +20781,16 @@
           <w:sz w:val="20"/>
           <w:u w:color="0000FF"/>
         </w:rPr>
-        <w:t xml:space="preserve">Luiaards en trouwe deelnemers. Classificatie van respondenten in een panelstudie, in Bronner, F. et al (red.) </w:t>
+        <w:t xml:space="preserve">Luiaards en trouwe deelnemers. Classificatie van respondenten in een </w:t>
+      </w:r>
+      <w:r>
+        <w:rPr>
+          <w:rFonts w:ascii="Verdana" w:eastAsia="MS-Mincho" w:hAnsi="Verdana"/>
+          <w:sz w:val="20"/>
+          <w:u w:color="0000FF"/>
+        </w:rPr>
+        <w:lastRenderedPageBreak/>
+        <w:t xml:space="preserve">panelstudie, in Bronner, F. et al (red.) </w:t>
       </w:r>
       <w:r>
         <w:rPr>
@@ -17737,7 +20800,29 @@
           <w:sz w:val="20"/>
           <w:u w:color="0000FF"/>
         </w:rPr>
-        <w:t>Ontwikkelingen in het Jaarboek van de Markt Onderzoeks Associatie</w:t>
+        <w:t xml:space="preserve">Ontwikkelingen in het Jaarboek van de Markt </w:t>
+      </w:r>
+      <w:proofErr w:type="spellStart"/>
+      <w:r>
+        <w:rPr>
+          <w:rFonts w:ascii="Verdana" w:eastAsia="MS-Mincho" w:hAnsi="Verdana"/>
+          <w:i/>
+          <w:iCs/>
+          <w:sz w:val="20"/>
+          <w:u w:color="0000FF"/>
+        </w:rPr>
+        <w:t>Onderzoeks</w:t>
+      </w:r>
+      <w:proofErr w:type="spellEnd"/>
+      <w:r>
+        <w:rPr>
+          <w:rFonts w:ascii="Verdana" w:eastAsia="MS-Mincho" w:hAnsi="Verdana"/>
+          <w:i/>
+          <w:iCs/>
+          <w:sz w:val="20"/>
+          <w:u w:color="0000FF"/>
+        </w:rPr>
+        <w:t xml:space="preserve"> Associatie</w:t>
       </w:r>
       <w:r>
         <w:rPr>
@@ -17824,8 +20909,9 @@
           <w:sz w:val="20"/>
           <w:u w:color="0000FF"/>
         </w:rPr>
-        <w:t>Policy report</w:t>
-      </w:r>
+        <w:t xml:space="preserve">Policy </w:t>
+      </w:r>
+      <w:proofErr w:type="spellStart"/>
       <w:r>
         <w:rPr>
           <w:rFonts w:ascii="Verdana" w:eastAsia="MS-Mincho" w:hAnsi="Verdana"/>
@@ -17834,8 +20920,33 @@
           <w:sz w:val="20"/>
           <w:u w:color="0000FF"/>
         </w:rPr>
+        <w:t>report</w:t>
+      </w:r>
+      <w:r>
+        <w:rPr>
+          <w:rFonts w:ascii="Verdana" w:eastAsia="MS-Mincho" w:hAnsi="Verdana"/>
+          <w:b/>
+          <w:bCs/>
+          <w:sz w:val="20"/>
+          <w:u w:color="0000FF"/>
+        </w:rPr>
         <w:t>s</w:t>
       </w:r>
+      <w:proofErr w:type="spellEnd"/>
+    </w:p>
+    <w:p>
+      <w:pPr>
+        <w:widowControl w:val="0"/>
+        <w:autoSpaceDE w:val="0"/>
+        <w:autoSpaceDN w:val="0"/>
+        <w:adjustRightInd w:val="0"/>
+        <w:rPr>
+          <w:rFonts w:ascii="Verdana" w:eastAsia="MS-Mincho" w:hAnsi="Verdana"/>
+          <w:sz w:val="20"/>
+          <w:u w:color="0000FF"/>
+        </w:rPr>
+      </w:pPr>
+      <w:bookmarkStart w:id="16" w:name="_Hlk22547705"/>
     </w:p>
     <w:p>
       <w:pPr>
@@ -17846,12 +20957,301 @@
         <w:ind w:hanging="284"/>
         <w:rPr>
           <w:rFonts w:ascii="Verdana" w:eastAsia="MS-Mincho" w:hAnsi="Verdana"/>
-          <w:b/>
-          <w:bCs/>
-          <w:sz w:val="20"/>
-          <w:u w:color="0000FF"/>
-        </w:rPr>
-      </w:pPr>
+          <w:sz w:val="20"/>
+          <w:u w:color="0000FF"/>
+        </w:rPr>
+      </w:pPr>
+      <w:r>
+        <w:rPr>
+          <w:rFonts w:ascii="Verdana" w:eastAsia="MS-Mincho" w:hAnsi="Verdana"/>
+          <w:sz w:val="20"/>
+          <w:u w:color="0000FF"/>
+        </w:rPr>
+        <w:t xml:space="preserve">2025 – Fritz, M., Keusch, F., de </w:t>
+      </w:r>
+      <w:proofErr w:type="spellStart"/>
+      <w:r>
+        <w:rPr>
+          <w:rFonts w:ascii="Verdana" w:eastAsia="MS-Mincho" w:hAnsi="Verdana"/>
+          <w:sz w:val="20"/>
+          <w:u w:color="0000FF"/>
+        </w:rPr>
+        <w:t>Viitis</w:t>
+      </w:r>
+      <w:proofErr w:type="spellEnd"/>
+      <w:r>
+        <w:rPr>
+          <w:rFonts w:ascii="Verdana" w:eastAsia="MS-Mincho" w:hAnsi="Verdana"/>
+          <w:sz w:val="20"/>
+          <w:u w:color="0000FF"/>
+        </w:rPr>
+        <w:t xml:space="preserve">, C., </w:t>
+      </w:r>
+      <w:r>
+        <w:rPr>
+          <w:rFonts w:ascii="Verdana" w:eastAsia="MS-Mincho" w:hAnsi="Verdana"/>
+          <w:sz w:val="20"/>
+          <w:u w:color="0000FF"/>
+        </w:rPr>
+        <w:t xml:space="preserve">Amen, B., </w:t>
+      </w:r>
+      <w:r>
+        <w:rPr>
+          <w:rFonts w:ascii="Verdana" w:eastAsia="MS-Mincho" w:hAnsi="Verdana"/>
+          <w:sz w:val="20"/>
+          <w:u w:color="0000FF"/>
+        </w:rPr>
+        <w:t>Fausti, F.</w:t>
+      </w:r>
+      <w:r>
+        <w:rPr>
+          <w:rFonts w:ascii="Verdana" w:eastAsia="MS-Mincho" w:hAnsi="Verdana"/>
+          <w:sz w:val="20"/>
+          <w:u w:color="0000FF"/>
+        </w:rPr>
+        <w:t xml:space="preserve">, </w:t>
+      </w:r>
+      <w:r>
+        <w:rPr>
+          <w:rFonts w:ascii="Verdana" w:eastAsia="MS-Mincho" w:hAnsi="Verdana"/>
+          <w:sz w:val="20"/>
+          <w:u w:color="0000FF"/>
+        </w:rPr>
+        <w:t>Inglese, F.,</w:t>
+      </w:r>
+      <w:r>
+        <w:rPr>
+          <w:rFonts w:ascii="Verdana" w:eastAsia="MS-Mincho" w:hAnsi="Verdana"/>
+          <w:sz w:val="20"/>
+          <w:u w:color="0000FF"/>
+        </w:rPr>
+        <w:t xml:space="preserve"> Lore, M., </w:t>
+      </w:r>
+      <w:proofErr w:type="spellStart"/>
+      <w:r>
+        <w:rPr>
+          <w:rFonts w:ascii="Verdana" w:eastAsia="MS-Mincho" w:hAnsi="Verdana"/>
+          <w:sz w:val="20"/>
+          <w:u w:color="0000FF"/>
+        </w:rPr>
+        <w:t>Pappagallo</w:t>
+      </w:r>
+      <w:proofErr w:type="spellEnd"/>
+      <w:r>
+        <w:rPr>
+          <w:rFonts w:ascii="Verdana" w:eastAsia="MS-Mincho" w:hAnsi="Verdana"/>
+          <w:sz w:val="20"/>
+          <w:u w:color="0000FF"/>
+        </w:rPr>
+        <w:t>, A., Piccolo, F., Terribili, M, Perez, M.</w:t>
+      </w:r>
+      <w:r>
+        <w:rPr>
+          <w:rFonts w:ascii="Verdana" w:eastAsia="MS-Mincho" w:hAnsi="Verdana"/>
+          <w:sz w:val="20"/>
+          <w:u w:color="0000FF"/>
+        </w:rPr>
+        <w:t xml:space="preserve"> van Tienoven, T.P., </w:t>
+      </w:r>
+      <w:proofErr w:type="spellStart"/>
+      <w:r>
+        <w:rPr>
+          <w:rFonts w:ascii="Verdana" w:eastAsia="MS-Mincho" w:hAnsi="Verdana"/>
+          <w:sz w:val="20"/>
+          <w:u w:color="0000FF"/>
+        </w:rPr>
+        <w:t>Lysune</w:t>
+      </w:r>
+      <w:proofErr w:type="spellEnd"/>
+      <w:r>
+        <w:rPr>
+          <w:rFonts w:ascii="Verdana" w:eastAsia="MS-Mincho" w:hAnsi="Verdana"/>
+          <w:sz w:val="20"/>
+          <w:u w:color="0000FF"/>
+        </w:rPr>
+        <w:t xml:space="preserve">, P., </w:t>
+      </w:r>
+      <w:proofErr w:type="spellStart"/>
+      <w:r>
+        <w:rPr>
+          <w:rFonts w:ascii="Verdana" w:eastAsia="MS-Mincho" w:hAnsi="Verdana"/>
+          <w:sz w:val="20"/>
+          <w:u w:color="0000FF"/>
+        </w:rPr>
+        <w:t>NBerg</w:t>
+      </w:r>
+      <w:proofErr w:type="spellEnd"/>
+      <w:r>
+        <w:rPr>
+          <w:rFonts w:ascii="Verdana" w:eastAsia="MS-Mincho" w:hAnsi="Verdana"/>
+          <w:sz w:val="20"/>
+          <w:u w:color="0000FF"/>
+        </w:rPr>
+        <w:t xml:space="preserve">, N., </w:t>
+      </w:r>
+      <w:proofErr w:type="spellStart"/>
+      <w:r>
+        <w:rPr>
+          <w:rFonts w:ascii="Verdana" w:eastAsia="MS-Mincho" w:hAnsi="Verdana"/>
+          <w:sz w:val="20"/>
+          <w:u w:color="0000FF"/>
+        </w:rPr>
+        <w:t>Holoy</w:t>
+      </w:r>
+      <w:proofErr w:type="spellEnd"/>
+      <w:r>
+        <w:rPr>
+          <w:rFonts w:ascii="Verdana" w:eastAsia="MS-Mincho" w:hAnsi="Verdana"/>
+          <w:sz w:val="20"/>
+          <w:u w:color="0000FF"/>
+        </w:rPr>
+        <w:t xml:space="preserve">, A., Court, L., </w:t>
+      </w:r>
+      <w:proofErr w:type="spellStart"/>
+      <w:r>
+        <w:rPr>
+          <w:rFonts w:ascii="Verdana" w:eastAsia="MS-Mincho" w:hAnsi="Verdana"/>
+          <w:sz w:val="20"/>
+          <w:u w:color="0000FF"/>
+        </w:rPr>
+        <w:t>Mikol</w:t>
+      </w:r>
+      <w:proofErr w:type="spellEnd"/>
+      <w:r>
+        <w:rPr>
+          <w:rFonts w:ascii="Verdana" w:eastAsia="MS-Mincho" w:hAnsi="Verdana"/>
+          <w:sz w:val="20"/>
+          <w:u w:color="0000FF"/>
+        </w:rPr>
+        <w:t xml:space="preserve">, F., Moreau, S., Quantin, S., Solard, J., </w:t>
+      </w:r>
+      <w:proofErr w:type="spellStart"/>
+      <w:r>
+        <w:rPr>
+          <w:rFonts w:ascii="Verdana" w:eastAsia="MS-Mincho" w:hAnsi="Verdana"/>
+          <w:sz w:val="20"/>
+          <w:u w:color="0000FF"/>
+        </w:rPr>
+        <w:t>Debije</w:t>
+      </w:r>
+      <w:proofErr w:type="spellEnd"/>
+      <w:r>
+        <w:rPr>
+          <w:rFonts w:ascii="Verdana" w:eastAsia="MS-Mincho" w:hAnsi="Verdana"/>
+          <w:sz w:val="20"/>
+          <w:u w:color="0000FF"/>
+        </w:rPr>
+        <w:t xml:space="preserve">, D., van den Heuvel, J., </w:t>
+      </w:r>
+      <w:proofErr w:type="spellStart"/>
+      <w:r>
+        <w:rPr>
+          <w:rFonts w:ascii="Verdana" w:eastAsia="MS-Mincho" w:hAnsi="Verdana"/>
+          <w:sz w:val="20"/>
+          <w:u w:color="0000FF"/>
+        </w:rPr>
+        <w:t>Saitovic</w:t>
+      </w:r>
+      <w:proofErr w:type="spellEnd"/>
+      <w:r>
+        <w:rPr>
+          <w:rFonts w:ascii="Verdana" w:eastAsia="MS-Mincho" w:hAnsi="Verdana"/>
+          <w:sz w:val="20"/>
+          <w:u w:color="0000FF"/>
+        </w:rPr>
+        <w:t xml:space="preserve">, J., Veldhuizen, M., Elevelt, A., Bakker, J., Kompier, M., Schouten., J.G., Klingwort, J., Giesen, D., Volk, J., </w:t>
+      </w:r>
+      <w:proofErr w:type="spellStart"/>
+      <w:r>
+        <w:rPr>
+          <w:rFonts w:ascii="Verdana" w:eastAsia="MS-Mincho" w:hAnsi="Verdana"/>
+          <w:sz w:val="20"/>
+          <w:u w:color="0000FF"/>
+        </w:rPr>
+        <w:t>Haufglockner</w:t>
+      </w:r>
+      <w:proofErr w:type="spellEnd"/>
+      <w:r>
+        <w:rPr>
+          <w:rFonts w:ascii="Verdana" w:eastAsia="MS-Mincho" w:hAnsi="Verdana"/>
+          <w:sz w:val="20"/>
+          <w:u w:color="0000FF"/>
+        </w:rPr>
+        <w:t xml:space="preserve">, L., Blanke, K., </w:t>
+      </w:r>
+      <w:r>
+        <w:rPr>
+          <w:rFonts w:ascii="Verdana" w:eastAsia="MS-Mincho" w:hAnsi="Verdana"/>
+          <w:sz w:val="20"/>
+          <w:u w:color="0000FF"/>
+        </w:rPr>
+        <w:t xml:space="preserve">McCool, D., Struminskaya, B. &amp; Lugtig, P. (2024) </w:t>
+      </w:r>
+      <w:r>
+        <w:rPr>
+          <w:rFonts w:ascii="Verdana" w:eastAsia="MS-Mincho" w:hAnsi="Verdana"/>
+          <w:sz w:val="20"/>
+        </w:rPr>
+        <w:t xml:space="preserve">Smart Survey </w:t>
+      </w:r>
+      <w:proofErr w:type="spellStart"/>
+      <w:r>
+        <w:rPr>
+          <w:rFonts w:ascii="Verdana" w:eastAsia="MS-Mincho" w:hAnsi="Verdana"/>
+          <w:sz w:val="20"/>
+        </w:rPr>
+        <w:t>Implementation</w:t>
+      </w:r>
+      <w:proofErr w:type="spellEnd"/>
+      <w:r>
+        <w:rPr>
+          <w:rFonts w:ascii="Verdana" w:eastAsia="MS-Mincho" w:hAnsi="Verdana"/>
+          <w:sz w:val="20"/>
+        </w:rPr>
+        <w:t xml:space="preserve"> WP2 deliverable M24: smart </w:t>
+      </w:r>
+      <w:proofErr w:type="spellStart"/>
+      <w:r>
+        <w:rPr>
+          <w:rFonts w:ascii="Verdana" w:eastAsia="MS-Mincho" w:hAnsi="Verdana"/>
+          <w:sz w:val="20"/>
+        </w:rPr>
+        <w:t>advanced</w:t>
+      </w:r>
+      <w:proofErr w:type="spellEnd"/>
+      <w:r>
+        <w:rPr>
+          <w:rFonts w:ascii="Verdana" w:eastAsia="MS-Mincho" w:hAnsi="Verdana"/>
+          <w:sz w:val="20"/>
+        </w:rPr>
+        <w:t xml:space="preserve"> stage</w:t>
+      </w:r>
+      <w:r>
+        <w:rPr>
+          <w:rFonts w:ascii="Verdana" w:eastAsia="MS-Mincho" w:hAnsi="Verdana"/>
+          <w:sz w:val="20"/>
+          <w:u w:color="0000FF"/>
+        </w:rPr>
+        <w:t xml:space="preserve">. </w:t>
+      </w:r>
+      <w:proofErr w:type="spellStart"/>
+      <w:r>
+        <w:rPr>
+          <w:rFonts w:ascii="Verdana" w:eastAsia="MS-Mincho" w:hAnsi="Verdana"/>
+          <w:sz w:val="20"/>
+          <w:u w:color="0000FF"/>
+        </w:rPr>
+        <w:t>Eurostat</w:t>
+      </w:r>
+      <w:proofErr w:type="spellEnd"/>
+      <w:r>
+        <w:rPr>
+          <w:rFonts w:ascii="Verdana" w:eastAsia="MS-Mincho" w:hAnsi="Verdana"/>
+          <w:sz w:val="20"/>
+          <w:u w:color="0000FF"/>
+        </w:rPr>
+        <w:t xml:space="preserve">. </w:t>
+      </w:r>
     </w:p>
     <w:p>
       <w:pPr>
@@ -17864,131 +21264,6 @@
           <w:rFonts w:ascii="Verdana" w:eastAsia="MS-Mincho" w:hAnsi="Verdana"/>
           <w:sz w:val="20"/>
           <w:u w:color="0000FF"/>
-        </w:rPr>
-      </w:pPr>
-      <w:bookmarkStart w:id="16" w:name="_Hlk22547705"/>
-    </w:p>
-    <w:p>
-      <w:pPr>
-        <w:widowControl w:val="0"/>
-        <w:autoSpaceDE w:val="0"/>
-        <w:autoSpaceDN w:val="0"/>
-        <w:adjustRightInd w:val="0"/>
-        <w:ind w:hanging="284"/>
-        <w:rPr>
-          <w:rFonts w:ascii="Verdana" w:eastAsia="MS-Mincho" w:hAnsi="Verdana"/>
-          <w:sz w:val="20"/>
-          <w:u w:color="0000FF"/>
-        </w:rPr>
-      </w:pPr>
-      <w:r>
-        <w:rPr>
-          <w:rFonts w:ascii="Verdana" w:eastAsia="MS-Mincho" w:hAnsi="Verdana"/>
-          <w:sz w:val="20"/>
-          <w:u w:color="0000FF"/>
-        </w:rPr>
-        <w:t xml:space="preserve">2025 – Fritz, M., Keusch, F., de Viitis, C., </w:t>
-      </w:r>
-      <w:r>
-        <w:rPr>
-          <w:rFonts w:ascii="Verdana" w:eastAsia="MS-Mincho" w:hAnsi="Verdana"/>
-          <w:sz w:val="20"/>
-          <w:u w:color="0000FF"/>
-        </w:rPr>
-        <w:t xml:space="preserve">Amen, B., </w:t>
-      </w:r>
-      <w:r>
-        <w:rPr>
-          <w:rFonts w:ascii="Verdana" w:eastAsia="MS-Mincho" w:hAnsi="Verdana"/>
-          <w:sz w:val="20"/>
-          <w:u w:color="0000FF"/>
-        </w:rPr>
-        <w:t>Fausti, F.</w:t>
-      </w:r>
-      <w:r>
-        <w:rPr>
-          <w:rFonts w:ascii="Verdana" w:eastAsia="MS-Mincho" w:hAnsi="Verdana"/>
-          <w:sz w:val="20"/>
-          <w:u w:color="0000FF"/>
-        </w:rPr>
-        <w:t xml:space="preserve">, </w:t>
-      </w:r>
-      <w:r>
-        <w:rPr>
-          <w:rFonts w:ascii="Verdana" w:eastAsia="MS-Mincho" w:hAnsi="Verdana"/>
-          <w:sz w:val="20"/>
-          <w:u w:color="0000FF"/>
-        </w:rPr>
-        <w:t>Inglese, F.,</w:t>
-      </w:r>
-      <w:r>
-        <w:rPr>
-          <w:rFonts w:ascii="Verdana" w:eastAsia="MS-Mincho" w:hAnsi="Verdana"/>
-          <w:sz w:val="20"/>
-          <w:u w:color="0000FF"/>
-        </w:rPr>
-        <w:t xml:space="preserve"> Lore, M., Pappagallo, A., Piccolo, F., Terribili, M, Perez, M.</w:t>
-      </w:r>
-      <w:r>
-        <w:rPr>
-          <w:rFonts w:ascii="Verdana" w:eastAsia="MS-Mincho" w:hAnsi="Verdana"/>
-          <w:sz w:val="20"/>
-          <w:u w:color="0000FF"/>
-        </w:rPr>
-        <w:t xml:space="preserve"> van Tienoven, T.P., </w:t>
-      </w:r>
-      <w:r>
-        <w:rPr>
-          <w:rFonts w:ascii="Verdana" w:eastAsia="MS-Mincho" w:hAnsi="Verdana"/>
-          <w:sz w:val="20"/>
-          <w:u w:color="0000FF"/>
-        </w:rPr>
-        <w:t xml:space="preserve">Lysune, P., NBerg, N., Holoy, A., Court, L., Mikol, F., Moreau, S., Quantin, S., Solard, J., Debije, D., van den Heuvel, J., Saitovic, J., Veldhuizen, M., Elevelt, A., Bakker, J., Kompier, M., Schouten., J.G., </w:t>
-      </w:r>
-      <w:r>
-        <w:rPr>
-          <w:rFonts w:ascii="Verdana" w:eastAsia="MS-Mincho" w:hAnsi="Verdana"/>
-          <w:sz w:val="20"/>
-          <w:u w:color="0000FF"/>
-        </w:rPr>
-        <w:lastRenderedPageBreak/>
-        <w:t xml:space="preserve">Klingwort, J., Giesen, D., Volk, J., Haufglockner, L., Blanke, K., </w:t>
-      </w:r>
-      <w:r>
-        <w:rPr>
-          <w:rFonts w:ascii="Verdana" w:eastAsia="MS-Mincho" w:hAnsi="Verdana"/>
-          <w:sz w:val="20"/>
-          <w:u w:color="0000FF"/>
-        </w:rPr>
-        <w:t xml:space="preserve">McCool, D., Struminskaya, B. &amp; Lugtig, P. (2024) </w:t>
-      </w:r>
-      <w:r>
-        <w:rPr>
-          <w:rFonts w:ascii="Verdana" w:eastAsia="MS-Mincho" w:hAnsi="Verdana"/>
-          <w:sz w:val="20"/>
-        </w:rPr>
-        <w:t>Smart Survey Implementation WP2 deliverable M24: smart advanced stage</w:t>
-      </w:r>
-      <w:r>
-        <w:rPr>
-          <w:rFonts w:ascii="Verdana" w:eastAsia="MS-Mincho" w:hAnsi="Verdana"/>
-          <w:sz w:val="20"/>
-          <w:u w:color="0000FF"/>
-        </w:rPr>
-        <w:t xml:space="preserve">. Eurostat. </w:t>
-      </w:r>
-    </w:p>
-    <w:p>
-      <w:pPr>
-        <w:widowControl w:val="0"/>
-        <w:autoSpaceDE w:val="0"/>
-        <w:autoSpaceDN w:val="0"/>
-        <w:adjustRightInd w:val="0"/>
-        <w:ind w:hanging="284"/>
-        <w:rPr>
-          <w:rFonts w:ascii="Verdana" w:eastAsia="MS-Mincho" w:hAnsi="Verdana"/>
-          <w:sz w:val="20"/>
-          <w:u w:color="0000FF"/>
           <w:lang w:val="de-DE"/>
         </w:rPr>
       </w:pPr>
@@ -17998,7 +21273,25 @@
           <w:sz w:val="20"/>
           <w:u w:color="0000FF"/>
         </w:rPr>
-        <w:t>2024 - Bucher, H., Keusch, F., de Viitis, C., Fausti, F. Inglese, F., van Tienoven, T.P., McCool, D., Struminskaya, B. &amp; Lugtig, P. (202</w:t>
+        <w:t xml:space="preserve">2024 - Bucher, H., Keusch, F., de </w:t>
+      </w:r>
+      <w:proofErr w:type="spellStart"/>
+      <w:r>
+        <w:rPr>
+          <w:rFonts w:ascii="Verdana" w:eastAsia="MS-Mincho" w:hAnsi="Verdana"/>
+          <w:sz w:val="20"/>
+          <w:u w:color="0000FF"/>
+        </w:rPr>
+        <w:t>Viitis</w:t>
+      </w:r>
+      <w:proofErr w:type="spellEnd"/>
+      <w:r>
+        <w:rPr>
+          <w:rFonts w:ascii="Verdana" w:eastAsia="MS-Mincho" w:hAnsi="Verdana"/>
+          <w:sz w:val="20"/>
+          <w:u w:color="0000FF"/>
+        </w:rPr>
+        <w:t>, C., Fausti, F. Inglese, F., van Tienoven, T.P., McCool, D., Struminskaya, B. &amp; Lugtig, P. (202</w:t>
       </w:r>
       <w:r>
         <w:rPr>
@@ -18016,14 +21309,32 @@
         </w:rPr>
         <w:t xml:space="preserve">) </w:t>
       </w:r>
-      <w:hyperlink r:id="rId108" w:history="1">
+      <w:hyperlink r:id="rId111" w:history="1">
         <w:r>
           <w:rPr>
             <w:rStyle w:val="Hyperlink"/>
             <w:rFonts w:ascii="Verdana" w:eastAsia="MS-Mincho" w:hAnsi="Verdana"/>
             <w:sz w:val="20"/>
           </w:rPr>
-          <w:t xml:space="preserve">Smart Survey Implementation WP2 deliverable M14: </w:t>
+          <w:t xml:space="preserve">Smart Survey </w:t>
+        </w:r>
+        <w:proofErr w:type="spellStart"/>
+        <w:r>
+          <w:rPr>
+            <w:rStyle w:val="Hyperlink"/>
+            <w:rFonts w:ascii="Verdana" w:eastAsia="MS-Mincho" w:hAnsi="Verdana"/>
+            <w:sz w:val="20"/>
+          </w:rPr>
+          <w:t>Implementation</w:t>
+        </w:r>
+        <w:proofErr w:type="spellEnd"/>
+        <w:r>
+          <w:rPr>
+            <w:rStyle w:val="Hyperlink"/>
+            <w:rFonts w:ascii="Verdana" w:eastAsia="MS-Mincho" w:hAnsi="Verdana"/>
+            <w:sz w:val="20"/>
+          </w:rPr>
+          <w:t xml:space="preserve"> WP2 deliverable M14: </w:t>
         </w:r>
         <w:r>
           <w:rPr>
@@ -18081,7 +21392,27 @@
           <w:u w:color="0000FF"/>
           <w:lang w:val="de-DE"/>
         </w:rPr>
-        <w:t xml:space="preserve">2023 - Bucher, H., Keusch, F., de Viitis, C., Fausti, F.. </w:t>
+        <w:t xml:space="preserve">2023 - Bucher, H., Keusch, F., de </w:t>
+      </w:r>
+      <w:proofErr w:type="spellStart"/>
+      <w:r>
+        <w:rPr>
+          <w:rFonts w:ascii="Verdana" w:eastAsia="MS-Mincho" w:hAnsi="Verdana"/>
+          <w:sz w:val="20"/>
+          <w:u w:color="0000FF"/>
+          <w:lang w:val="de-DE"/>
+        </w:rPr>
+        <w:t>Viitis</w:t>
+      </w:r>
+      <w:proofErr w:type="spellEnd"/>
+      <w:r>
+        <w:rPr>
+          <w:rFonts w:ascii="Verdana" w:eastAsia="MS-Mincho" w:hAnsi="Verdana"/>
+          <w:sz w:val="20"/>
+          <w:u w:color="0000FF"/>
+          <w:lang w:val="de-DE"/>
+        </w:rPr>
+        <w:t xml:space="preserve">, C., Fausti, F.. </w:t>
       </w:r>
       <w:r>
         <w:rPr>
@@ -18101,7 +21432,7 @@
         </w:rPr>
         <w:t xml:space="preserve">Eurostat. </w:t>
       </w:r>
-      <w:hyperlink r:id="rId109" w:history="1">
+      <w:hyperlink r:id="rId112" w:history="1">
         <w:r>
           <w:rPr>
             <w:rStyle w:val="Hyperlink"/>
@@ -18249,7 +21580,7 @@
         </w:rPr>
         <w:t xml:space="preserve"> Available at </w:t>
       </w:r>
-      <w:hyperlink r:id="rId110" w:history="1">
+      <w:hyperlink r:id="rId113" w:history="1">
         <w:r>
           <w:rPr>
             <w:rStyle w:val="Hyperlink"/>
@@ -18374,7 +21705,7 @@
         </w:rPr>
         <w:t xml:space="preserve">available at </w:t>
       </w:r>
-      <w:hyperlink r:id="rId111" w:history="1">
+      <w:hyperlink r:id="rId114" w:history="1">
         <w:r>
           <w:rPr>
             <w:rStyle w:val="Hyperlink"/>
@@ -18414,7 +21745,43 @@
           <w:sz w:val="20"/>
           <w:u w:color="0000FF"/>
         </w:rPr>
-        <w:t xml:space="preserve">2023 – Lugtig, P., Geurts, I., Wolfertz, S., Dieleman, J., Caussin, J., van Wijhe-Faase, L., van den Hoorn, P &amp; Schippers, A. </w:t>
+        <w:t xml:space="preserve">2023 – Lugtig, P., Geurts, I., </w:t>
+      </w:r>
+      <w:proofErr w:type="spellStart"/>
+      <w:r>
+        <w:rPr>
+          <w:rFonts w:ascii="Verdana" w:eastAsia="MS-Mincho" w:hAnsi="Verdana"/>
+          <w:sz w:val="20"/>
+          <w:u w:color="0000FF"/>
+        </w:rPr>
+        <w:t>Wolfertz</w:t>
+      </w:r>
+      <w:proofErr w:type="spellEnd"/>
+      <w:r>
+        <w:rPr>
+          <w:rFonts w:ascii="Verdana" w:eastAsia="MS-Mincho" w:hAnsi="Verdana"/>
+          <w:sz w:val="20"/>
+          <w:u w:color="0000FF"/>
+        </w:rPr>
+        <w:t xml:space="preserve">, S., Dieleman, J., </w:t>
+      </w:r>
+      <w:proofErr w:type="spellStart"/>
+      <w:r>
+        <w:rPr>
+          <w:rFonts w:ascii="Verdana" w:eastAsia="MS-Mincho" w:hAnsi="Verdana"/>
+          <w:sz w:val="20"/>
+          <w:u w:color="0000FF"/>
+        </w:rPr>
+        <w:t>Caussin</w:t>
+      </w:r>
+      <w:proofErr w:type="spellEnd"/>
+      <w:r>
+        <w:rPr>
+          <w:rFonts w:ascii="Verdana" w:eastAsia="MS-Mincho" w:hAnsi="Verdana"/>
+          <w:sz w:val="20"/>
+          <w:u w:color="0000FF"/>
+        </w:rPr>
+        <w:t xml:space="preserve">, J., van Wijhe-Faase, L., van den Hoorn, P &amp; Schippers, A. </w:t>
       </w:r>
       <w:r>
         <w:rPr>
@@ -18451,8 +21818,9 @@
           <w:sz w:val="20"/>
           <w:u w:color="0000FF"/>
         </w:rPr>
-        <w:t>Beleidskeuzes ten bate van de doorontwikkeling van het digitale evaluatiesysteem Caracal</w:t>
-      </w:r>
+        <w:t xml:space="preserve">Beleidskeuzes ten bate van de doorontwikkeling van het digitale evaluatiesysteem </w:t>
+      </w:r>
+      <w:proofErr w:type="spellStart"/>
       <w:r>
         <w:rPr>
           <w:rFonts w:ascii="Verdana" w:eastAsia="MS-Mincho" w:hAnsi="Verdana"/>
@@ -18461,6 +21829,17 @@
           <w:sz w:val="20"/>
           <w:u w:color="0000FF"/>
         </w:rPr>
+        <w:t>Caracal</w:t>
+      </w:r>
+      <w:proofErr w:type="spellEnd"/>
+      <w:r>
+        <w:rPr>
+          <w:rFonts w:ascii="Verdana" w:eastAsia="MS-Mincho" w:hAnsi="Verdana"/>
+          <w:i/>
+          <w:iCs/>
+          <w:sz w:val="20"/>
+          <w:u w:color="0000FF"/>
+        </w:rPr>
         <w:t xml:space="preserve">. </w:t>
       </w:r>
       <w:r>
@@ -18554,9 +21933,49 @@
           <w:u w:color="0000FF"/>
           <w:lang w:val="en-US"/>
         </w:rPr>
-        <w:t xml:space="preserve">, T., Cabaco, S., Lugtig, P., Toepoel, V., Lueck, D., Naderi, R., Bujard, M. and Schumann, A. (2019). The Generations &amp; Gender Programme: Technical case and E-needs. SocArxiV. </w:t>
-      </w:r>
-      <w:hyperlink r:id="rId112" w:history="1">
+        <w:t xml:space="preserve">, T., </w:t>
+      </w:r>
+      <w:proofErr w:type="spellStart"/>
+      <w:r>
+        <w:rPr>
+          <w:rFonts w:ascii="Verdana" w:eastAsia="MS-Mincho" w:hAnsi="Verdana"/>
+          <w:sz w:val="20"/>
+          <w:u w:color="0000FF"/>
+          <w:lang w:val="en-US"/>
+        </w:rPr>
+        <w:t>Cabaco</w:t>
+      </w:r>
+      <w:proofErr w:type="spellEnd"/>
+      <w:r>
+        <w:rPr>
+          <w:rFonts w:ascii="Verdana" w:eastAsia="MS-Mincho" w:hAnsi="Verdana"/>
+          <w:sz w:val="20"/>
+          <w:u w:color="0000FF"/>
+          <w:lang w:val="en-US"/>
+        </w:rPr>
+        <w:t xml:space="preserve">, S., Lugtig, P., Toepoel, V., Lueck, D., Naderi, R., Bujard, M. and Schumann, A. (2019). The Generations &amp; Gender Programme: Technical case and E-needs. </w:t>
+      </w:r>
+      <w:proofErr w:type="spellStart"/>
+      <w:r>
+        <w:rPr>
+          <w:rFonts w:ascii="Verdana" w:eastAsia="MS-Mincho" w:hAnsi="Verdana"/>
+          <w:sz w:val="20"/>
+          <w:u w:color="0000FF"/>
+          <w:lang w:val="en-US"/>
+        </w:rPr>
+        <w:t>SocArxiV</w:t>
+      </w:r>
+      <w:proofErr w:type="spellEnd"/>
+      <w:r>
+        <w:rPr>
+          <w:rFonts w:ascii="Verdana" w:eastAsia="MS-Mincho" w:hAnsi="Verdana"/>
+          <w:sz w:val="20"/>
+          <w:u w:color="0000FF"/>
+          <w:lang w:val="en-US"/>
+        </w:rPr>
+        <w:t xml:space="preserve">. </w:t>
+      </w:r>
+      <w:hyperlink r:id="rId115" w:history="1">
         <w:r>
           <w:rPr>
             <w:rStyle w:val="Hyperlink"/>
@@ -18599,13 +22018,23 @@
         </w:rPr>
         <w:t xml:space="preserve">2019 – Lugtig, P. &amp; Smith, P. (2019) The choice between a panel and cohort study design. </w:t>
       </w:r>
-      <w:r>
-        <w:rPr>
-          <w:rFonts w:ascii="Verdana" w:eastAsia="MS-Mincho" w:hAnsi="Verdana"/>
-          <w:sz w:val="20"/>
-          <w:u w:color="0000FF"/>
-        </w:rPr>
-        <w:t>Workpackage 4. ESRC report</w:t>
+      <w:proofErr w:type="spellStart"/>
+      <w:r>
+        <w:rPr>
+          <w:rFonts w:ascii="Verdana" w:eastAsia="MS-Mincho" w:hAnsi="Verdana"/>
+          <w:sz w:val="20"/>
+          <w:u w:color="0000FF"/>
+        </w:rPr>
+        <w:t>Workpackage</w:t>
+      </w:r>
+      <w:proofErr w:type="spellEnd"/>
+      <w:r>
+        <w:rPr>
+          <w:rFonts w:ascii="Verdana" w:eastAsia="MS-Mincho" w:hAnsi="Verdana"/>
+          <w:sz w:val="20"/>
+          <w:u w:color="0000FF"/>
+        </w:rPr>
+        <w:t xml:space="preserve"> 4. ESRC report</w:t>
       </w:r>
       <w:r>
         <w:rPr>
@@ -18615,7 +22044,7 @@
         </w:rPr>
         <w:t xml:space="preserve">. </w:t>
       </w:r>
-      <w:hyperlink r:id="rId113" w:history="1">
+      <w:hyperlink r:id="rId116" w:history="1">
         <w:r>
           <w:rPr>
             <w:rStyle w:val="Hyperlink"/>
@@ -18719,7 +22148,7 @@
         </w:rPr>
         <w:t xml:space="preserve"> </w:t>
       </w:r>
-      <w:hyperlink r:id="rId114" w:history="1">
+      <w:hyperlink r:id="rId117" w:history="1">
         <w:r>
           <w:rPr>
             <w:rStyle w:val="Hyperlink"/>
@@ -18800,7 +22229,7 @@
         </w:rPr>
         <w:t xml:space="preserve">WODC rapport 2667. </w:t>
       </w:r>
-      <w:hyperlink r:id="rId115" w:history="1">
+      <w:hyperlink r:id="rId118" w:history="1">
         <w:r>
           <w:rPr>
             <w:rStyle w:val="Hyperlink"/>
@@ -18842,7 +22271,57 @@
           <w:u w:color="0000FF"/>
           <w:lang w:val="en-US"/>
         </w:rPr>
-        <w:t xml:space="preserve">Bais, F., Schouten, J.G., Lugtig, P., Toepoel, V., Arends-Toth, J., Douhou, S., Kieruj, N., Morren, M. </w:t>
+        <w:t xml:space="preserve">Bais, F., Schouten, J.G., Lugtig, P., Toepoel, V., Arends-Toth, J., </w:t>
+      </w:r>
+      <w:proofErr w:type="spellStart"/>
+      <w:r>
+        <w:rPr>
+          <w:rFonts w:ascii="Verdana" w:eastAsia="MS-Mincho" w:hAnsi="Verdana"/>
+          <w:sz w:val="20"/>
+          <w:u w:color="0000FF"/>
+          <w:lang w:val="en-US"/>
+        </w:rPr>
+        <w:t>Douhou</w:t>
+      </w:r>
+      <w:proofErr w:type="spellEnd"/>
+      <w:r>
+        <w:rPr>
+          <w:rFonts w:ascii="Verdana" w:eastAsia="MS-Mincho" w:hAnsi="Verdana"/>
+          <w:sz w:val="20"/>
+          <w:u w:color="0000FF"/>
+          <w:lang w:val="en-US"/>
+        </w:rPr>
+        <w:t xml:space="preserve">, S., </w:t>
+      </w:r>
+      <w:proofErr w:type="spellStart"/>
+      <w:r>
+        <w:rPr>
+          <w:rFonts w:ascii="Verdana" w:eastAsia="MS-Mincho" w:hAnsi="Verdana"/>
+          <w:sz w:val="20"/>
+          <w:u w:color="0000FF"/>
+          <w:lang w:val="en-US"/>
+        </w:rPr>
+        <w:t>Kieruj</w:t>
+      </w:r>
+      <w:proofErr w:type="spellEnd"/>
+      <w:r>
+        <w:rPr>
+          <w:rFonts w:ascii="Verdana" w:eastAsia="MS-Mincho" w:hAnsi="Verdana"/>
+          <w:sz w:val="20"/>
+          <w:u w:color="0000FF"/>
+          <w:lang w:val="en-US"/>
+        </w:rPr>
+        <w:t xml:space="preserve">, N., </w:t>
+      </w:r>
+      <w:r>
+        <w:rPr>
+          <w:rFonts w:ascii="Verdana" w:eastAsia="MS-Mincho" w:hAnsi="Verdana"/>
+          <w:sz w:val="20"/>
+          <w:u w:color="0000FF"/>
+          <w:lang w:val="en-US"/>
+        </w:rPr>
+        <w:lastRenderedPageBreak/>
+        <w:t xml:space="preserve">Morren, M. </w:t>
       </w:r>
       <w:r>
         <w:rPr>
@@ -18945,7 +22424,7 @@
         </w:rPr>
         <w:tab/>
       </w:r>
-      <w:hyperlink r:id="rId116" w:history="1">
+      <w:hyperlink r:id="rId119" w:history="1">
         <w:r>
           <w:rPr>
             <w:rStyle w:val="Hyperlink"/>
@@ -18979,7 +22458,25 @@
           <w:sz w:val="20"/>
           <w:lang w:val="en-US"/>
         </w:rPr>
-        <w:t xml:space="preserve">2014 - Laurie, H., Buck, N., Burton, J., Parutis, V., Bryan, M., Lugtig, P. </w:t>
+        <w:t xml:space="preserve">2014 - Laurie, H., Buck, N., Burton, J., </w:t>
+      </w:r>
+      <w:proofErr w:type="spellStart"/>
+      <w:r>
+        <w:rPr>
+          <w:rFonts w:ascii="Verdana" w:eastAsia="MS-Mincho" w:hAnsi="Verdana"/>
+          <w:sz w:val="20"/>
+          <w:lang w:val="en-US"/>
+        </w:rPr>
+        <w:t>Parutis</w:t>
+      </w:r>
+      <w:proofErr w:type="spellEnd"/>
+      <w:r>
+        <w:rPr>
+          <w:rFonts w:ascii="Verdana" w:eastAsia="MS-Mincho" w:hAnsi="Verdana"/>
+          <w:sz w:val="20"/>
+          <w:lang w:val="en-US"/>
+        </w:rPr>
+        <w:t xml:space="preserve">, V., Bryan, M., Lugtig, P. </w:t>
       </w:r>
       <w:r>
         <w:rPr>
@@ -18997,23 +22494,14 @@
         </w:rPr>
         <w:t xml:space="preserve"> Brewer, M. (2014) The feasibility of conducting a universal credit panel survey – UK department for Work and pensions. </w:t>
       </w:r>
-      <w:hyperlink r:id="rId117" w:history="1">
+      <w:hyperlink r:id="rId120" w:history="1">
         <w:r>
           <w:rPr>
             <w:rStyle w:val="Hyperlink"/>
             <w:rFonts w:ascii="Verdana" w:eastAsia="MS-Mincho" w:hAnsi="Verdana"/>
             <w:sz w:val="18"/>
           </w:rPr>
-          <w:t>https://www.gov.uk/government/publications/the-feasibility-of-conducting-a-universal-</w:t>
-        </w:r>
-        <w:r>
-          <w:rPr>
-            <w:rStyle w:val="Hyperlink"/>
-            <w:rFonts w:ascii="Verdana" w:eastAsia="MS-Mincho" w:hAnsi="Verdana"/>
-            <w:sz w:val="18"/>
-          </w:rPr>
-          <w:lastRenderedPageBreak/>
-          <w:t>credit-panel-survey</w:t>
+          <w:t>https://www.gov.uk/government/publications/the-feasibility-of-conducting-a-universal-credit-panel-survey</w:t>
         </w:r>
       </w:hyperlink>
     </w:p>
@@ -19052,8 +22540,18 @@
           <w:sz w:val="20"/>
           <w:u w:color="0000FF"/>
         </w:rPr>
-        <w:t xml:space="preserve"> Feskens, R.C.W. (2010) Vernieuwing veiligheidsmonitor: mixed-mode design en slachtofferschap, bureau Veiligheidsmonitor, ministerie van Binnenlandse Zaken en Koninksrijksrelaties</w:t>
-      </w:r>
+        <w:t xml:space="preserve"> Feskens, R.C.W. (2010) Vernieuwing veiligheidsmonitor: mixed-mode design en slachtofferschap, bureau Veiligheidsmonitor, ministerie van Binnenlandse Zaken en </w:t>
+      </w:r>
+      <w:proofErr w:type="spellStart"/>
+      <w:r>
+        <w:rPr>
+          <w:rFonts w:ascii="Verdana" w:eastAsia="MS-Mincho" w:hAnsi="Verdana"/>
+          <w:sz w:val="20"/>
+          <w:u w:color="0000FF"/>
+        </w:rPr>
+        <w:t>Koninksrijksrelaties</w:t>
+      </w:r>
+      <w:proofErr w:type="spellEnd"/>
     </w:p>
     <w:p>
       <w:pPr>
@@ -19214,7 +22712,7 @@
         </w:rPr>
         <w:t xml:space="preserve">Lugtig, P., Meitinger, K.M., Moretti, A., Urbanski, M., Metwaly, F., Li, S. &amp; de Bruin, M. (2025) The quality of data used to monitor the social and behavioral effects of Covid: a systematic review. OSF: </w:t>
       </w:r>
-      <w:hyperlink r:id="rId118" w:history="1">
+      <w:hyperlink r:id="rId121" w:history="1">
         <w:r>
           <w:rPr>
             <w:rStyle w:val="Hyperlink"/>
@@ -19271,27 +22769,9 @@
           <w:sz w:val="20"/>
           <w:szCs w:val="20"/>
           <w:u w:color="0000FF"/>
-          <w:lang w:val="en-US"/>
-        </w:rPr>
-      </w:pPr>
-      <w:r>
-        <w:rPr>
-          <w:rFonts w:ascii="Verdana" w:eastAsia="MS-Mincho" w:hAnsi="Verdana"/>
-          <w:sz w:val="20"/>
-          <w:u w:color="0000FF"/>
-          <w:lang w:val="en-US"/>
-        </w:rPr>
-        <w:t xml:space="preserve">Stappers, N. Bussemakers, C., Lugtig, P., Sanders, J &amp; de Bruin, M. (submitted) </w:t>
-      </w:r>
-      <w:r>
-        <w:rPr>
-          <w:rFonts w:ascii="Verdana" w:eastAsia="MS-Mincho" w:hAnsi="Verdana"/>
-          <w:sz w:val="20"/>
-          <w:u w:color="0000FF"/>
-          <w:lang w:val="en-US"/>
-        </w:rPr>
-        <w:t xml:space="preserve">Disentangling </w:t>
-      </w:r>
+          <w:lang w:val="en-GB"/>
+        </w:rPr>
+      </w:pPr>
       <w:r>
         <w:rPr>
           <w:rFonts w:ascii="Verdana" w:eastAsia="MS-Mincho" w:hAnsi="Verdana"/>
@@ -19300,7 +22780,16 @@
           <w:u w:color="0000FF"/>
           <w:lang w:val="en-US"/>
         </w:rPr>
-        <w:t>patterns in isolation and quarantine behaviors during the covid-19 pandemic: a dynamic cohort study. Annals of Behavioral Medicine.</w:t>
+        <w:t xml:space="preserve">Lugtig, P., Kesteren, E.J., &amp; Timmers, A. (submitted) </w:t>
+      </w:r>
+      <w:r>
+        <w:rPr>
+          <w:rFonts w:ascii="Verdana" w:hAnsi="Verdana"/>
+          <w:sz w:val="20"/>
+          <w:szCs w:val="20"/>
+          <w:lang w:val="en-US"/>
+        </w:rPr>
+        <w:t>Correcting inferences for volunteer-collected data with geospatial sampling bias. PLOS One.</w:t>
       </w:r>
     </w:p>
     <w:p>
@@ -19313,29 +22802,27 @@
         <w:rPr>
           <w:rFonts w:ascii="Verdana" w:eastAsia="MS-Mincho" w:hAnsi="Verdana"/>
           <w:sz w:val="20"/>
-          <w:szCs w:val="20"/>
-          <w:u w:color="0000FF"/>
-          <w:lang w:val="en-GB"/>
-        </w:rPr>
-      </w:pPr>
-      <w:r>
-        <w:rPr>
-          <w:rFonts w:ascii="Verdana" w:eastAsia="MS-Mincho" w:hAnsi="Verdana"/>
-          <w:sz w:val="20"/>
-          <w:szCs w:val="20"/>
-          <w:u w:color="0000FF"/>
-          <w:lang w:val="en-US"/>
-        </w:rPr>
-        <w:t xml:space="preserve">Lugtig, P., Kesteren, E.J., &amp; Timmers, A. (submitted) </w:t>
-      </w:r>
-      <w:r>
-        <w:rPr>
-          <w:rFonts w:ascii="Verdana" w:hAnsi="Verdana"/>
-          <w:sz w:val="20"/>
-          <w:szCs w:val="20"/>
-          <w:lang w:val="en-US"/>
-        </w:rPr>
-        <w:t>Correcting inferences for volunteer-collected data with geospatial sampling bias. PLOS One.</w:t>
+          <w:u w:color="0000FF"/>
+          <w:lang w:val="en-US"/>
+        </w:rPr>
+      </w:pPr>
+      <w:r>
+        <w:rPr>
+          <w:rFonts w:ascii="Verdana" w:eastAsia="MS-Mincho" w:hAnsi="Verdana"/>
+          <w:sz w:val="20"/>
+          <w:u w:color="0000FF"/>
+          <w:lang w:val="en-US"/>
+        </w:rPr>
+        <w:t>Lebedev, D,. Lugtig, P &amp; Struminskaya, B. (su</w:t>
+      </w:r>
+      <w:r>
+        <w:rPr>
+          <w:rFonts w:ascii="Verdana" w:eastAsia="MS-Mincho" w:hAnsi="Verdana"/>
+          <w:sz w:val="20"/>
+          <w:u w:color="0000FF"/>
+          <w:lang w:val="en-US"/>
+        </w:rPr>
+        <w:t xml:space="preserve">bmitted) Going back in surveys: satisficing or optimizing? Journal of Survey Statistics and Methodology. </w:t>
       </w:r>
     </w:p>
     <w:p>
@@ -19359,16 +22846,17 @@
           <w:u w:color="0000FF"/>
           <w:lang w:val="en-US"/>
         </w:rPr>
-        <w:t>Lebedev, D,. Lugtig, P &amp; Struminskaya, B. (su</w:t>
-      </w:r>
-      <w:r>
-        <w:rPr>
-          <w:rFonts w:ascii="Verdana" w:eastAsia="MS-Mincho" w:hAnsi="Verdana"/>
-          <w:sz w:val="20"/>
-          <w:u w:color="0000FF"/>
-          <w:lang w:val="en-US"/>
-        </w:rPr>
-        <w:t xml:space="preserve">bmitted) Going back in surveys: satisficing or optimizing? Journal of Survey Statistics and Methodology. </w:t>
+        <w:t xml:space="preserve">Elevelt, A., Toepoel, V. &amp; Lugtig, P. (submitted) A meta-analysis of experiments asking for consent. </w:t>
+      </w:r>
+      <w:r>
+        <w:rPr>
+          <w:rFonts w:ascii="Verdana" w:eastAsia="MS-Mincho" w:hAnsi="Verdana"/>
+          <w:i/>
+          <w:sz w:val="20"/>
+          <w:u w:color="0000FF"/>
+          <w:lang w:val="en-US"/>
+        </w:rPr>
+        <w:t>Survey Research Methods</w:t>
       </w:r>
     </w:p>
     <w:p>
@@ -19392,40 +22880,6 @@
           <w:u w:color="0000FF"/>
           <w:lang w:val="en-US"/>
         </w:rPr>
-        <w:t xml:space="preserve">Elevelt, A., Toepoel, V. &amp; Lugtig, P. (submitted) A meta-analysis of experiments asking for consent. </w:t>
-      </w:r>
-      <w:r>
-        <w:rPr>
-          <w:rFonts w:ascii="Verdana" w:eastAsia="MS-Mincho" w:hAnsi="Verdana"/>
-          <w:i/>
-          <w:sz w:val="20"/>
-          <w:u w:color="0000FF"/>
-          <w:lang w:val="en-US"/>
-        </w:rPr>
-        <w:t>Survey Research Methods</w:t>
-      </w:r>
-    </w:p>
-    <w:p>
-      <w:pPr>
-        <w:widowControl w:val="0"/>
-        <w:autoSpaceDE w:val="0"/>
-        <w:autoSpaceDN w:val="0"/>
-        <w:adjustRightInd w:val="0"/>
-        <w:ind w:hanging="284"/>
-        <w:rPr>
-          <w:rFonts w:ascii="Verdana" w:eastAsia="MS-Mincho" w:hAnsi="Verdana"/>
-          <w:sz w:val="20"/>
-          <w:u w:color="0000FF"/>
-          <w:lang w:val="en-US"/>
-        </w:rPr>
-      </w:pPr>
-      <w:r>
-        <w:rPr>
-          <w:rFonts w:ascii="Verdana" w:eastAsia="MS-Mincho" w:hAnsi="Verdana"/>
-          <w:sz w:val="20"/>
-          <w:u w:color="0000FF"/>
-          <w:lang w:val="en-US"/>
-        </w:rPr>
         <w:t xml:space="preserve">Toepoel, V., </w:t>
       </w:r>
       <w:r>
@@ -19444,7 +22898,47 @@
           <w:u w:color="0000FF"/>
           <w:lang w:val="en-US"/>
         </w:rPr>
-        <w:t xml:space="preserve">Lugtig, P., Hollander, E. de, Duijvestein, M., Luiten, A. &amp; Loyen, A. (submitted) Monitoring Physical Activity and Sedentary Behaviour in the General Population with Accelerometers: a </w:t>
+        <w:t xml:space="preserve">Lugtig, P., Hollander, E. de, </w:t>
+      </w:r>
+      <w:proofErr w:type="spellStart"/>
+      <w:r>
+        <w:rPr>
+          <w:rFonts w:ascii="Verdana" w:eastAsia="MS-Mincho" w:hAnsi="Verdana"/>
+          <w:sz w:val="20"/>
+          <w:u w:color="0000FF"/>
+          <w:lang w:val="en-US"/>
+        </w:rPr>
+        <w:t>Duijvestein</w:t>
+      </w:r>
+      <w:proofErr w:type="spellEnd"/>
+      <w:r>
+        <w:rPr>
+          <w:rFonts w:ascii="Verdana" w:eastAsia="MS-Mincho" w:hAnsi="Verdana"/>
+          <w:sz w:val="20"/>
+          <w:u w:color="0000FF"/>
+          <w:lang w:val="en-US"/>
+        </w:rPr>
+        <w:t xml:space="preserve">, M., Luiten, A. &amp; Loyen, A. (submitted) Monitoring Physical Activity and Sedentary </w:t>
+      </w:r>
+      <w:proofErr w:type="spellStart"/>
+      <w:r>
+        <w:rPr>
+          <w:rFonts w:ascii="Verdana" w:eastAsia="MS-Mincho" w:hAnsi="Verdana"/>
+          <w:sz w:val="20"/>
+          <w:u w:color="0000FF"/>
+          <w:lang w:val="en-US"/>
+        </w:rPr>
+        <w:t>Behaviour</w:t>
+      </w:r>
+      <w:proofErr w:type="spellEnd"/>
+      <w:r>
+        <w:rPr>
+          <w:rFonts w:ascii="Verdana" w:eastAsia="MS-Mincho" w:hAnsi="Verdana"/>
+          <w:sz w:val="20"/>
+          <w:u w:color="0000FF"/>
+          <w:lang w:val="en-US"/>
+        </w:rPr>
+        <w:t xml:space="preserve"> in the General Population with Accelerometers: a </w:t>
       </w:r>
       <w:r>
         <w:rPr>
@@ -19506,7 +23000,25 @@
           <w:sz w:val="20"/>
           <w:lang w:val="en-US"/>
         </w:rPr>
-        <w:t>Lugtig, P. V. Toepoel, T. Emery, S. Cabaco, D. Lueck, A. Schumann, R. Naderi, M. Bujard (</w:t>
+        <w:t xml:space="preserve">Lugtig, P. V. Toepoel, T. Emery, S. </w:t>
+      </w:r>
+      <w:proofErr w:type="spellStart"/>
+      <w:r>
+        <w:rPr>
+          <w:rFonts w:ascii="Verdana" w:hAnsi="Verdana"/>
+          <w:sz w:val="20"/>
+          <w:lang w:val="en-US"/>
+        </w:rPr>
+        <w:t>Cabaco</w:t>
+      </w:r>
+      <w:proofErr w:type="spellEnd"/>
+      <w:r>
+        <w:rPr>
+          <w:rFonts w:ascii="Verdana" w:hAnsi="Verdana"/>
+          <w:sz w:val="20"/>
+          <w:lang w:val="en-US"/>
+        </w:rPr>
+        <w:t>, D. Lueck, A. Schumann, R. Naderi, M. Bujard (</w:t>
       </w:r>
       <w:r>
         <w:rPr>
@@ -19605,80 +23117,22 @@
           <w:sz w:val="20"/>
           <w:lang w:val="en-US"/>
         </w:rPr>
-        <w:t>Liu, A. &amp; Lugtig, P. (in preparation)</w:t>
-      </w:r>
-      <w:r>
-        <w:rPr>
-          <w:rFonts w:ascii="Verdana" w:hAnsi="Verdana"/>
-          <w:iCs/>
-          <w:sz w:val="20"/>
-          <w:lang w:val="en-US"/>
-        </w:rPr>
-        <w:t xml:space="preserve"> </w:t>
-      </w:r>
-      <w:r>
-        <w:rPr>
-          <w:rFonts w:ascii="Verdana" w:hAnsi="Verdana"/>
-          <w:iCs/>
-          <w:sz w:val="20"/>
-          <w:lang w:val="en-US"/>
-        </w:rPr>
-        <w:t xml:space="preserve">Assessing </w:t>
-      </w:r>
-      <w:r>
-        <w:rPr>
-          <w:rFonts w:ascii="Verdana" w:hAnsi="Verdana"/>
-          <w:iCs/>
-          <w:sz w:val="20"/>
-          <w:lang w:val="en-US"/>
-        </w:rPr>
-        <w:t>the q</w:t>
-      </w:r>
-      <w:r>
-        <w:rPr>
-          <w:rFonts w:ascii="Verdana" w:hAnsi="Verdana"/>
-          <w:iCs/>
-          <w:sz w:val="20"/>
-          <w:lang w:val="en-US"/>
-        </w:rPr>
-        <w:t xml:space="preserve">uality of </w:t>
-      </w:r>
-      <w:r>
-        <w:rPr>
-          <w:rFonts w:ascii="Verdana" w:hAnsi="Verdana"/>
-          <w:iCs/>
-          <w:sz w:val="20"/>
-          <w:lang w:val="en-US"/>
-        </w:rPr>
-        <w:t>l</w:t>
-      </w:r>
-      <w:r>
-        <w:rPr>
-          <w:rFonts w:ascii="Verdana" w:hAnsi="Verdana"/>
-          <w:iCs/>
-          <w:sz w:val="20"/>
-          <w:lang w:val="en-US"/>
-        </w:rPr>
-        <w:t xml:space="preserve">inked </w:t>
-      </w:r>
-      <w:r>
-        <w:rPr>
-          <w:rFonts w:ascii="Verdana" w:hAnsi="Verdana"/>
-          <w:iCs/>
-          <w:sz w:val="20"/>
-          <w:lang w:val="en-US"/>
-        </w:rPr>
-        <w:t>d</w:t>
-      </w:r>
-      <w:r>
-        <w:rPr>
-          <w:rFonts w:ascii="Verdana" w:hAnsi="Verdana"/>
-          <w:iCs/>
-          <w:sz w:val="20"/>
-          <w:lang w:val="en-US"/>
-        </w:rPr>
-        <w:t>ata</w:t>
-      </w:r>
+        <w:t>McCool, D.M., Lugtig, P. &amp; Struminskaya, B. (in preparation). Integrating smart surveys with traditional surveys</w:t>
+      </w:r>
+    </w:p>
+    <w:p>
+      <w:pPr>
+        <w:widowControl w:val="0"/>
+        <w:autoSpaceDE w:val="0"/>
+        <w:autoSpaceDN w:val="0"/>
+        <w:adjustRightInd w:val="0"/>
+        <w:rPr>
+          <w:rFonts w:ascii="Verdana" w:eastAsia="MS-Mincho" w:hAnsi="Verdana"/>
+          <w:sz w:val="20"/>
+          <w:u w:color="0000FF"/>
+          <w:lang w:val="en-US"/>
+        </w:rPr>
+      </w:pPr>
     </w:p>
     <w:p>
       <w:pPr>
@@ -19688,35 +23142,36 @@
         <w:adjustRightInd w:val="0"/>
         <w:ind w:hanging="284"/>
         <w:rPr>
-          <w:rFonts w:ascii="Verdana" w:hAnsi="Verdana"/>
-          <w:iCs/>
-          <w:sz w:val="20"/>
-          <w:lang w:val="en-US"/>
-        </w:rPr>
-      </w:pPr>
-      <w:r>
-        <w:rPr>
-          <w:rFonts w:ascii="Verdana" w:hAnsi="Verdana"/>
-          <w:iCs/>
-          <w:sz w:val="20"/>
-          <w:lang w:val="en-US"/>
-        </w:rPr>
-        <w:t>McCool, D.M., Lugtig, P. &amp; Struminskaya, B. (in preparation). Integrating smart surveys with traditional surveys</w:t>
-      </w:r>
-    </w:p>
-    <w:p>
-      <w:pPr>
-        <w:widowControl w:val="0"/>
-        <w:autoSpaceDE w:val="0"/>
-        <w:autoSpaceDN w:val="0"/>
-        <w:adjustRightInd w:val="0"/>
-        <w:rPr>
-          <w:rFonts w:ascii="Verdana" w:eastAsia="MS-Mincho" w:hAnsi="Verdana"/>
-          <w:sz w:val="20"/>
-          <w:u w:color="0000FF"/>
-          <w:lang w:val="en-US"/>
-        </w:rPr>
-      </w:pPr>
+          <w:rFonts w:ascii="Verdana" w:eastAsia="MS-Mincho" w:hAnsi="Verdana"/>
+          <w:b/>
+          <w:bCs/>
+          <w:sz w:val="20"/>
+          <w:u w:color="0000FF"/>
+          <w:lang w:val="en-US"/>
+        </w:rPr>
+      </w:pPr>
+      <w:r>
+        <w:rPr>
+          <w:rFonts w:ascii="Verdana" w:eastAsia="MS-Mincho" w:hAnsi="Verdana"/>
+          <w:b/>
+          <w:bCs/>
+          <w:sz w:val="20"/>
+          <w:u w:color="0000FF"/>
+          <w:lang w:val="en-US"/>
+        </w:rPr>
+        <w:t>Software</w:t>
+      </w:r>
+      <w:r>
+        <w:rPr>
+          <w:rFonts w:ascii="Verdana" w:eastAsia="MS-Mincho" w:hAnsi="Verdana"/>
+          <w:b/>
+          <w:bCs/>
+          <w:sz w:val="20"/>
+          <w:u w:color="0000FF"/>
+          <w:lang w:val="en-US"/>
+        </w:rPr>
+        <w:t xml:space="preserve"> and other</w:t>
+      </w:r>
     </w:p>
     <w:p>
       <w:pPr>
@@ -19727,45 +23182,6 @@
         <w:ind w:hanging="284"/>
         <w:rPr>
           <w:rFonts w:ascii="Verdana" w:eastAsia="MS-Mincho" w:hAnsi="Verdana"/>
-          <w:b/>
-          <w:bCs/>
-          <w:sz w:val="20"/>
-          <w:u w:color="0000FF"/>
-          <w:lang w:val="en-US"/>
-        </w:rPr>
-      </w:pPr>
-      <w:r>
-        <w:rPr>
-          <w:rFonts w:ascii="Verdana" w:eastAsia="MS-Mincho" w:hAnsi="Verdana"/>
-          <w:b/>
-          <w:bCs/>
-          <w:sz w:val="20"/>
-          <w:u w:color="0000FF"/>
-          <w:lang w:val="en-US"/>
-        </w:rPr>
-        <w:t>Software</w:t>
-      </w:r>
-      <w:r>
-        <w:rPr>
-          <w:rFonts w:ascii="Verdana" w:eastAsia="MS-Mincho" w:hAnsi="Verdana"/>
-          <w:b/>
-          <w:bCs/>
-          <w:sz w:val="20"/>
-          <w:u w:color="0000FF"/>
-          <w:lang w:val="en-US"/>
-        </w:rPr>
-        <w:t xml:space="preserve"> and other</w:t>
-      </w:r>
-    </w:p>
-    <w:p>
-      <w:pPr>
-        <w:widowControl w:val="0"/>
-        <w:autoSpaceDE w:val="0"/>
-        <w:autoSpaceDN w:val="0"/>
-        <w:adjustRightInd w:val="0"/>
-        <w:ind w:hanging="284"/>
-        <w:rPr>
-          <w:rFonts w:ascii="Verdana" w:eastAsia="MS-Mincho" w:hAnsi="Verdana"/>
           <w:bCs/>
           <w:sz w:val="20"/>
           <w:u w:color="0000FF"/>
@@ -19850,9 +23266,31 @@
           <w:u w:color="0000FF"/>
           <w:lang w:val="en-US"/>
         </w:rPr>
-        <w:t xml:space="preserve">.0) [Data set]. Zenodo. </w:t>
-      </w:r>
-      <w:hyperlink r:id="rId119" w:tgtFrame="_blank" w:history="1">
+        <w:t xml:space="preserve">.0) [Data set]. </w:t>
+      </w:r>
+      <w:proofErr w:type="spellStart"/>
+      <w:r>
+        <w:rPr>
+          <w:rFonts w:ascii="Verdana" w:eastAsia="MS-Mincho" w:hAnsi="Verdana"/>
+          <w:bCs/>
+          <w:sz w:val="20"/>
+          <w:u w:color="0000FF"/>
+          <w:lang w:val="en-US"/>
+        </w:rPr>
+        <w:t>Zenodo</w:t>
+      </w:r>
+      <w:proofErr w:type="spellEnd"/>
+      <w:r>
+        <w:rPr>
+          <w:rFonts w:ascii="Verdana" w:eastAsia="MS-Mincho" w:hAnsi="Verdana"/>
+          <w:bCs/>
+          <w:sz w:val="20"/>
+          <w:u w:color="0000FF"/>
+          <w:lang w:val="en-US"/>
+        </w:rPr>
+        <w:t xml:space="preserve">. </w:t>
+      </w:r>
+      <w:hyperlink r:id="rId122" w:tgtFrame="_blank" w:history="1">
         <w:r>
           <w:rPr>
             <w:rStyle w:val="Hyperlink"/>
@@ -19908,9 +23346,31 @@
           <w:u w:color="0000FF"/>
           <w:lang w:val="en-US"/>
         </w:rPr>
-        <w:t xml:space="preserve">, &amp; Lugtig, P. (2021). List of Citizen Science Projects in the Netherlands (Version v2021.4.29) [Data set]. Zenodo. </w:t>
-      </w:r>
-      <w:hyperlink r:id="rId120" w:history="1">
+        <w:t xml:space="preserve">, &amp; Lugtig, P. (2021). List of Citizen Science Projects in the Netherlands (Version v2021.4.29) [Data set]. </w:t>
+      </w:r>
+      <w:proofErr w:type="spellStart"/>
+      <w:r>
+        <w:rPr>
+          <w:rFonts w:ascii="Verdana" w:eastAsia="MS-Mincho" w:hAnsi="Verdana"/>
+          <w:bCs/>
+          <w:sz w:val="20"/>
+          <w:u w:color="0000FF"/>
+          <w:lang w:val="en-US"/>
+        </w:rPr>
+        <w:t>Zenodo</w:t>
+      </w:r>
+      <w:proofErr w:type="spellEnd"/>
+      <w:r>
+        <w:rPr>
+          <w:rFonts w:ascii="Verdana" w:eastAsia="MS-Mincho" w:hAnsi="Verdana"/>
+          <w:bCs/>
+          <w:sz w:val="20"/>
+          <w:u w:color="0000FF"/>
+          <w:lang w:val="en-US"/>
+        </w:rPr>
+        <w:t xml:space="preserve">. </w:t>
+      </w:r>
+      <w:hyperlink r:id="rId123" w:history="1">
         <w:r>
           <w:rPr>
             <w:rStyle w:val="Hyperlink"/>
@@ -19946,7 +23406,7 @@
         </w:rPr>
         <w:t xml:space="preserve">2018 – Sobrado, B. and Lugtig, P. (2018) A shiny app for visualizing GPS measurements. </w:t>
       </w:r>
-      <w:hyperlink r:id="rId121" w:history="1">
+      <w:hyperlink r:id="rId124" w:history="1">
         <w:r>
           <w:rPr>
             <w:rStyle w:val="Hyperlink"/>
@@ -19989,9 +23449,29 @@
           <w:u w:color="0000FF"/>
           <w:lang w:val="en-US"/>
         </w:rPr>
-        <w:t xml:space="preserve">2016 – Schouten, R.M., Vink, G. and Lugtig, P. (2016) Ampute: generate missing data for simulation purposes. Software. </w:t>
-      </w:r>
-      <w:hyperlink r:id="rId122" w:history="1">
+        <w:t xml:space="preserve">2016 – Schouten, R.M., Vink, G. and Lugtig, P. (2016) </w:t>
+      </w:r>
+      <w:proofErr w:type="spellStart"/>
+      <w:r>
+        <w:rPr>
+          <w:rFonts w:ascii="Verdana" w:eastAsia="MS-Mincho" w:hAnsi="Verdana"/>
+          <w:sz w:val="20"/>
+          <w:u w:color="0000FF"/>
+          <w:lang w:val="en-US"/>
+        </w:rPr>
+        <w:t>Ampute</w:t>
+      </w:r>
+      <w:proofErr w:type="spellEnd"/>
+      <w:r>
+        <w:rPr>
+          <w:rFonts w:ascii="Verdana" w:eastAsia="MS-Mincho" w:hAnsi="Verdana"/>
+          <w:sz w:val="20"/>
+          <w:u w:color="0000FF"/>
+          <w:lang w:val="en-US"/>
+        </w:rPr>
+        <w:t xml:space="preserve">: generate missing data for simulation purposes. Software. </w:t>
+      </w:r>
+      <w:hyperlink r:id="rId125" w:history="1">
         <w:r>
           <w:rPr>
             <w:rStyle w:val="Hyperlink"/>
@@ -20055,6 +23535,7 @@
           <w:u w:color="0000FF"/>
           <w:lang w:val="en-US"/>
         </w:rPr>
+        <w:lastRenderedPageBreak/>
         <w:t>Invited talks</w:t>
       </w:r>
     </w:p>
@@ -20232,7 +23713,6 @@
           <w:u w:color="0000FF"/>
           <w:lang w:val="en-US"/>
         </w:rPr>
-        <w:lastRenderedPageBreak/>
         <w:t xml:space="preserve">Invited talk at </w:t>
       </w:r>
       <w:r>
@@ -20260,7 +23740,47 @@
           <w:u w:color="0000FF"/>
           <w:lang w:val="en-US"/>
         </w:rPr>
-        <w:t>Talk: The relation between nonresponse rates and nonresponse bias: an update and extension of Groves and Peytcheva (2008). 26-27 September 2022, Stora Brannbo, Sigtuna.</w:t>
+        <w:t xml:space="preserve">Talk: The relation between nonresponse rates and nonresponse bias: an update and extension of Groves and Peytcheva (2008). 26-27 September 2022, Stora </w:t>
+      </w:r>
+      <w:proofErr w:type="spellStart"/>
+      <w:r>
+        <w:rPr>
+          <w:rFonts w:ascii="Verdana" w:eastAsia="MS-Mincho" w:hAnsi="Verdana"/>
+          <w:sz w:val="20"/>
+          <w:u w:color="0000FF"/>
+          <w:lang w:val="en-US"/>
+        </w:rPr>
+        <w:t>Brannbo</w:t>
+      </w:r>
+      <w:proofErr w:type="spellEnd"/>
+      <w:r>
+        <w:rPr>
+          <w:rFonts w:ascii="Verdana" w:eastAsia="MS-Mincho" w:hAnsi="Verdana"/>
+          <w:sz w:val="20"/>
+          <w:u w:color="0000FF"/>
+          <w:lang w:val="en-US"/>
+        </w:rPr>
+        <w:t xml:space="preserve">, </w:t>
+      </w:r>
+      <w:proofErr w:type="spellStart"/>
+      <w:r>
+        <w:rPr>
+          <w:rFonts w:ascii="Verdana" w:eastAsia="MS-Mincho" w:hAnsi="Verdana"/>
+          <w:sz w:val="20"/>
+          <w:u w:color="0000FF"/>
+          <w:lang w:val="en-US"/>
+        </w:rPr>
+        <w:t>Sigtuna</w:t>
+      </w:r>
+      <w:proofErr w:type="spellEnd"/>
+      <w:r>
+        <w:rPr>
+          <w:rFonts w:ascii="Verdana" w:eastAsia="MS-Mincho" w:hAnsi="Verdana"/>
+          <w:sz w:val="20"/>
+          <w:u w:color="0000FF"/>
+          <w:lang w:val="en-US"/>
+        </w:rPr>
+        <w:t>.</w:t>
       </w:r>
     </w:p>
     <w:p>
@@ -20318,6 +23838,7 @@
         </w:rPr>
         <w:t xml:space="preserve">Invited talk at the statistics seminar series at </w:t>
       </w:r>
+      <w:proofErr w:type="spellStart"/>
       <w:r>
         <w:rPr>
           <w:rFonts w:eastAsia="MS-Mincho"/>
@@ -20338,7 +23859,19 @@
           <w:u w:color="0000FF"/>
           <w:lang w:val="en-US"/>
         </w:rPr>
-        <w:t xml:space="preserve">rebro University. </w:t>
+        <w:t>rebro</w:t>
+      </w:r>
+      <w:proofErr w:type="spellEnd"/>
+      <w:r>
+        <w:rPr>
+          <w:rFonts w:ascii="Verdana" w:eastAsia="MS-Mincho" w:hAnsi="Verdana"/>
+          <w:bCs/>
+          <w:iCs/>
+          <w:sz w:val="20"/>
+          <w:u w:color="0000FF"/>
+          <w:lang w:val="en-US"/>
+        </w:rPr>
+        <w:t xml:space="preserve"> University. </w:t>
       </w:r>
       <w:r>
         <w:rPr>
@@ -20448,7 +23981,7 @@
         </w:rPr>
         <w:t xml:space="preserve">Podcast for the European Survey Research Association on ‘Polling’ (with Patrick Sturgis ad Courtney Kennedy). </w:t>
       </w:r>
-      <w:hyperlink r:id="rId123" w:history="1">
+      <w:hyperlink r:id="rId126" w:history="1">
         <w:r>
           <w:rPr>
             <w:rStyle w:val="Hyperlink"/>
@@ -20566,7 +24099,7 @@
         </w:rPr>
         <w:t xml:space="preserve"> </w:t>
       </w:r>
-      <w:hyperlink r:id="rId124" w:history="1">
+      <w:hyperlink r:id="rId127" w:history="1">
         <w:r>
           <w:rPr>
             <w:rStyle w:val="Hyperlink"/>
@@ -20678,7 +24211,18 @@
           <w:u w:color="0000FF"/>
           <w:lang w:val="en-US"/>
         </w:rPr>
-        <w:t>City University and Nat</w:t>
+        <w:t xml:space="preserve">City University and </w:t>
+      </w:r>
+      <w:proofErr w:type="spellStart"/>
+      <w:r>
+        <w:rPr>
+          <w:rFonts w:ascii="Verdana" w:eastAsia="MS-Mincho" w:hAnsi="Verdana"/>
+          <w:bCs/>
+          <w:sz w:val="20"/>
+          <w:u w:color="0000FF"/>
+          <w:lang w:val="en-US"/>
+        </w:rPr>
+        <w:t>Nat</w:t>
       </w:r>
       <w:r>
         <w:rPr>
@@ -20698,7 +24242,18 @@
           <w:u w:color="0000FF"/>
           <w:lang w:val="en-US"/>
         </w:rPr>
-        <w:t>en seminar series on survey methodology. Talk on ‘using apps for data collection’. 25 June 2020, London.</w:t>
+        <w:t>en</w:t>
+      </w:r>
+      <w:proofErr w:type="spellEnd"/>
+      <w:r>
+        <w:rPr>
+          <w:rFonts w:ascii="Verdana" w:eastAsia="MS-Mincho" w:hAnsi="Verdana"/>
+          <w:bCs/>
+          <w:sz w:val="20"/>
+          <w:u w:color="0000FF"/>
+          <w:lang w:val="en-US"/>
+        </w:rPr>
+        <w:t xml:space="preserve"> seminar series on survey methodology. Talk on ‘using apps for data collection’. 25 June 2020, London.</w:t>
       </w:r>
       <w:r>
         <w:rPr>
@@ -20710,7 +24265,7 @@
         </w:rPr>
         <w:t xml:space="preserve"> </w:t>
       </w:r>
-      <w:hyperlink r:id="rId125" w:history="1">
+      <w:hyperlink r:id="rId128" w:history="1">
         <w:r>
           <w:rPr>
             <w:rStyle w:val="Hyperlink"/>
@@ -21543,14 +25098,26 @@
           <w:lang w:val="en-US"/>
         </w:rPr>
       </w:pPr>
-      <w:r>
-        <w:rPr>
-          <w:rFonts w:ascii="Verdana" w:eastAsia="MS-Mincho" w:hAnsi="Verdana"/>
-          <w:sz w:val="20"/>
-          <w:u w:color="0000FF"/>
-          <w:lang w:val="en-US"/>
-        </w:rPr>
-        <w:t>CentERdata, Tilburg University, ‘Dependent Interviewing’</w:t>
+      <w:proofErr w:type="spellStart"/>
+      <w:r>
+        <w:rPr>
+          <w:rFonts w:ascii="Verdana" w:eastAsia="MS-Mincho" w:hAnsi="Verdana"/>
+          <w:sz w:val="20"/>
+          <w:u w:color="0000FF"/>
+          <w:lang w:val="en-US"/>
+        </w:rPr>
+        <w:lastRenderedPageBreak/>
+        <w:t>CentERdata</w:t>
+      </w:r>
+      <w:proofErr w:type="spellEnd"/>
+      <w:r>
+        <w:rPr>
+          <w:rFonts w:ascii="Verdana" w:eastAsia="MS-Mincho" w:hAnsi="Verdana"/>
+          <w:sz w:val="20"/>
+          <w:u w:color="0000FF"/>
+          <w:lang w:val="en-US"/>
+        </w:rPr>
+        <w:t>, Tilburg University, ‘Dependent Interviewing’</w:t>
       </w:r>
       <w:r>
         <w:rPr>
@@ -21808,7 +25375,43 @@
           <w:sz w:val="20"/>
           <w:lang w:val="en-US"/>
         </w:rPr>
-        <w:t>eaching qualification (Basiskwalificatie Onderwijs)</w:t>
+        <w:t>eaching qualification (</w:t>
+      </w:r>
+      <w:proofErr w:type="spellStart"/>
+      <w:r>
+        <w:rPr>
+          <w:rFonts w:ascii="Verdana" w:eastAsia="MS-Mincho" w:hAnsi="Verdana"/>
+          <w:sz w:val="20"/>
+          <w:lang w:val="en-US"/>
+        </w:rPr>
+        <w:t>Basiskwalificatie</w:t>
+      </w:r>
+      <w:proofErr w:type="spellEnd"/>
+      <w:r>
+        <w:rPr>
+          <w:rFonts w:ascii="Verdana" w:eastAsia="MS-Mincho" w:hAnsi="Verdana"/>
+          <w:sz w:val="20"/>
+          <w:lang w:val="en-US"/>
+        </w:rPr>
+        <w:t xml:space="preserve"> </w:t>
+      </w:r>
+      <w:proofErr w:type="spellStart"/>
+      <w:r>
+        <w:rPr>
+          <w:rFonts w:ascii="Verdana" w:eastAsia="MS-Mincho" w:hAnsi="Verdana"/>
+          <w:sz w:val="20"/>
+          <w:lang w:val="en-US"/>
+        </w:rPr>
+        <w:t>Onderwijs</w:t>
+      </w:r>
+      <w:proofErr w:type="spellEnd"/>
+      <w:r>
+        <w:rPr>
+          <w:rFonts w:ascii="Verdana" w:eastAsia="MS-Mincho" w:hAnsi="Verdana"/>
+          <w:sz w:val="20"/>
+          <w:lang w:val="en-US"/>
+        </w:rPr>
+        <w:t>)</w:t>
       </w:r>
       <w:r>
         <w:rPr>
@@ -21848,6 +25451,7 @@
         </w:rPr>
         <w:t xml:space="preserve">Senior Research qualification (Senior </w:t>
       </w:r>
+      <w:proofErr w:type="spellStart"/>
       <w:r>
         <w:rPr>
           <w:rFonts w:ascii="Verdana" w:eastAsia="MS-Mincho" w:hAnsi="Verdana"/>
@@ -21862,7 +25466,34 @@
           <w:sz w:val="20"/>
           <w:lang w:val="en-US"/>
         </w:rPr>
-        <w:t>walificatie Onderzoek) obtained in 2019.</w:t>
+        <w:t>walificatie</w:t>
+      </w:r>
+      <w:proofErr w:type="spellEnd"/>
+      <w:r>
+        <w:rPr>
+          <w:rFonts w:ascii="Verdana" w:eastAsia="MS-Mincho" w:hAnsi="Verdana"/>
+          <w:sz w:val="20"/>
+          <w:lang w:val="en-US"/>
+        </w:rPr>
+        <w:t xml:space="preserve"> </w:t>
+      </w:r>
+      <w:proofErr w:type="spellStart"/>
+      <w:r>
+        <w:rPr>
+          <w:rFonts w:ascii="Verdana" w:eastAsia="MS-Mincho" w:hAnsi="Verdana"/>
+          <w:sz w:val="20"/>
+          <w:lang w:val="en-US"/>
+        </w:rPr>
+        <w:t>Onderzoek</w:t>
+      </w:r>
+      <w:proofErr w:type="spellEnd"/>
+      <w:r>
+        <w:rPr>
+          <w:rFonts w:ascii="Verdana" w:eastAsia="MS-Mincho" w:hAnsi="Verdana"/>
+          <w:sz w:val="20"/>
+          <w:lang w:val="en-US"/>
+        </w:rPr>
+        <w:t>) obtained in 2019.</w:t>
       </w:r>
     </w:p>
     <w:p>
@@ -21900,7 +25531,34 @@
           <w:sz w:val="20"/>
           <w:lang w:val="en-US"/>
         </w:rPr>
-        <w:t>eaching qualification (Senior Kwalificatie Onder</w:t>
+        <w:t xml:space="preserve">eaching qualification (Senior </w:t>
+      </w:r>
+      <w:proofErr w:type="spellStart"/>
+      <w:r>
+        <w:rPr>
+          <w:rFonts w:ascii="Verdana" w:eastAsia="MS-Mincho" w:hAnsi="Verdana"/>
+          <w:sz w:val="20"/>
+          <w:lang w:val="en-US"/>
+        </w:rPr>
+        <w:t>Kwalificatie</w:t>
+      </w:r>
+      <w:proofErr w:type="spellEnd"/>
+      <w:r>
+        <w:rPr>
+          <w:rFonts w:ascii="Verdana" w:eastAsia="MS-Mincho" w:hAnsi="Verdana"/>
+          <w:sz w:val="20"/>
+          <w:lang w:val="en-US"/>
+        </w:rPr>
+        <w:t xml:space="preserve"> </w:t>
+      </w:r>
+      <w:proofErr w:type="spellStart"/>
+      <w:r>
+        <w:rPr>
+          <w:rFonts w:ascii="Verdana" w:eastAsia="MS-Mincho" w:hAnsi="Verdana"/>
+          <w:sz w:val="20"/>
+          <w:lang w:val="en-US"/>
+        </w:rPr>
+        <w:t>Onder</w:t>
       </w:r>
       <w:r>
         <w:rPr>
@@ -21910,6 +25568,7 @@
         </w:rPr>
         <w:t>wijs</w:t>
       </w:r>
+      <w:proofErr w:type="spellEnd"/>
       <w:r>
         <w:rPr>
           <w:rFonts w:ascii="Verdana" w:eastAsia="MS-Mincho" w:hAnsi="Verdana"/>
@@ -22000,7 +25659,25 @@
           <w:sz w:val="20"/>
           <w:lang w:val="en-US"/>
         </w:rPr>
-        <w:t>h.D. supervision, grant writing, honours teaching qualification.</w:t>
+        <w:t xml:space="preserve">h.D. supervision, grant writing, </w:t>
+      </w:r>
+      <w:proofErr w:type="spellStart"/>
+      <w:r>
+        <w:rPr>
+          <w:rFonts w:ascii="Verdana" w:eastAsia="MS-Mincho" w:hAnsi="Verdana"/>
+          <w:sz w:val="20"/>
+          <w:lang w:val="en-US"/>
+        </w:rPr>
+        <w:t>honours</w:t>
+      </w:r>
+      <w:proofErr w:type="spellEnd"/>
+      <w:r>
+        <w:rPr>
+          <w:rFonts w:ascii="Verdana" w:eastAsia="MS-Mincho" w:hAnsi="Verdana"/>
+          <w:sz w:val="20"/>
+          <w:lang w:val="en-US"/>
+        </w:rPr>
+        <w:t xml:space="preserve"> teaching qualification.</w:t>
       </w:r>
     </w:p>
     <w:p>
@@ -22052,7 +25729,25 @@
           <w:sz w:val="20"/>
           <w:lang w:val="en-US"/>
         </w:rPr>
-        <w:t>Educational leadership programme, 2021-</w:t>
+        <w:t xml:space="preserve">Educational leadership </w:t>
+      </w:r>
+      <w:proofErr w:type="spellStart"/>
+      <w:r>
+        <w:rPr>
+          <w:rFonts w:ascii="Verdana" w:eastAsia="MS-Mincho" w:hAnsi="Verdana"/>
+          <w:sz w:val="20"/>
+          <w:lang w:val="en-US"/>
+        </w:rPr>
+        <w:t>programme</w:t>
+      </w:r>
+      <w:proofErr w:type="spellEnd"/>
+      <w:r>
+        <w:rPr>
+          <w:rFonts w:ascii="Verdana" w:eastAsia="MS-Mincho" w:hAnsi="Verdana"/>
+          <w:sz w:val="20"/>
+          <w:lang w:val="en-US"/>
+        </w:rPr>
+        <w:t>, 2021-</w:t>
       </w:r>
       <w:r>
         <w:rPr>
@@ -22104,7 +25799,25 @@
           <w:sz w:val="20"/>
           <w:lang w:val="en-US"/>
         </w:rPr>
-        <w:t>University leadership programme, 2023-2024</w:t>
+        <w:t xml:space="preserve">University leadership </w:t>
+      </w:r>
+      <w:proofErr w:type="spellStart"/>
+      <w:r>
+        <w:rPr>
+          <w:rFonts w:ascii="Verdana" w:eastAsia="MS-Mincho" w:hAnsi="Verdana"/>
+          <w:sz w:val="20"/>
+          <w:lang w:val="en-US"/>
+        </w:rPr>
+        <w:t>programme</w:t>
+      </w:r>
+      <w:proofErr w:type="spellEnd"/>
+      <w:r>
+        <w:rPr>
+          <w:rFonts w:ascii="Verdana" w:eastAsia="MS-Mincho" w:hAnsi="Verdana"/>
+          <w:sz w:val="20"/>
+          <w:lang w:val="en-US"/>
+        </w:rPr>
+        <w:t>, 2023-2024</w:t>
       </w:r>
     </w:p>
     <w:p>
@@ -22555,17 +26268,59 @@
         <w:adjustRightInd w:val="0"/>
         <w:rPr>
           <w:rFonts w:ascii="Verdana" w:eastAsia="MS-Mincho" w:hAnsi="Verdana"/>
-          <w:sz w:val="20"/>
-          <w:lang w:val="en-US"/>
-        </w:rPr>
-      </w:pPr>
-      <w:r>
-        <w:rPr>
-          <w:rFonts w:ascii="Verdana" w:eastAsia="MS-Mincho" w:hAnsi="Verdana"/>
-          <w:sz w:val="20"/>
-          <w:lang w:val="en-US"/>
-        </w:rPr>
-        <w:t>Danielle McCool (with Barry Schouten), Utrecht University, 2018-present</w:t>
+          <w:b/>
+          <w:bCs/>
+          <w:sz w:val="20"/>
+          <w:lang w:val="en-US"/>
+        </w:rPr>
+      </w:pPr>
+      <w:r>
+        <w:rPr>
+          <w:rFonts w:ascii="Verdana" w:eastAsia="MS-Mincho" w:hAnsi="Verdana"/>
+          <w:sz w:val="20"/>
+          <w:lang w:val="en-US"/>
+        </w:rPr>
+        <w:t>Danielle McCool (with Barry Schouten)</w:t>
+      </w:r>
+      <w:r>
+        <w:rPr>
+          <w:rFonts w:ascii="Verdana" w:eastAsia="MS-Mincho" w:hAnsi="Verdana"/>
+          <w:sz w:val="20"/>
+          <w:lang w:val="en-US"/>
+        </w:rPr>
+        <w:t>, thesis: “</w:t>
+      </w:r>
+      <w:r>
+        <w:rPr>
+          <w:rFonts w:ascii="Verdana" w:eastAsia="MS-Mincho" w:hAnsi="Verdana"/>
+          <w:sz w:val="20"/>
+          <w:lang w:val="en-US"/>
+        </w:rPr>
+        <w:t>Field notes from the travel app frontier: Build Me, Break Me, Impute Me</w:t>
+      </w:r>
+      <w:r>
+        <w:rPr>
+          <w:rFonts w:ascii="Verdana" w:eastAsia="MS-Mincho" w:hAnsi="Verdana"/>
+          <w:sz w:val="20"/>
+          <w:lang w:val="en-US"/>
+        </w:rPr>
+        <w:t xml:space="preserve">”, </w:t>
+      </w:r>
+      <w:r>
+        <w:rPr>
+          <w:rFonts w:ascii="Verdana" w:eastAsia="MS-Mincho" w:hAnsi="Verdana"/>
+          <w:sz w:val="20"/>
+          <w:lang w:val="en-US"/>
+        </w:rPr>
+        <w:t>Utrecht University, 2018-</w:t>
+      </w:r>
+      <w:r>
+        <w:rPr>
+          <w:rFonts w:ascii="Verdana" w:eastAsia="MS-Mincho" w:hAnsi="Verdana"/>
+          <w:sz w:val="20"/>
+          <w:lang w:val="en-US"/>
+        </w:rPr>
+        <w:t>2026</w:t>
       </w:r>
     </w:p>
     <w:p>
@@ -22596,6 +26351,57 @@
     <w:p>
       <w:pPr>
         <w:widowControl w:val="0"/>
+        <w:numPr>
+          <w:ilvl w:val="0"/>
+          <w:numId w:val="5"/>
+        </w:numPr>
+        <w:autoSpaceDE w:val="0"/>
+        <w:autoSpaceDN w:val="0"/>
+        <w:adjustRightInd w:val="0"/>
+        <w:rPr>
+          <w:rFonts w:ascii="Verdana" w:eastAsia="MS-Mincho" w:hAnsi="Verdana"/>
+          <w:sz w:val="20"/>
+          <w:lang w:val="de-DE"/>
+        </w:rPr>
+      </w:pPr>
+      <w:r>
+        <w:rPr>
+          <w:rFonts w:ascii="Verdana" w:eastAsia="MS-Mincho" w:hAnsi="Verdana"/>
+          <w:sz w:val="20"/>
+          <w:lang w:val="de-DE"/>
+        </w:rPr>
+        <w:t>Charlotte Müller (</w:t>
+      </w:r>
+      <w:proofErr w:type="spellStart"/>
+      <w:r>
+        <w:rPr>
+          <w:rFonts w:ascii="Verdana" w:eastAsia="MS-Mincho" w:hAnsi="Verdana"/>
+          <w:sz w:val="20"/>
+          <w:lang w:val="de-DE"/>
+        </w:rPr>
+        <w:t>with</w:t>
+      </w:r>
+      <w:proofErr w:type="spellEnd"/>
+      <w:r>
+        <w:rPr>
+          <w:rFonts w:ascii="Verdana" w:eastAsia="MS-Mincho" w:hAnsi="Verdana"/>
+          <w:sz w:val="20"/>
+          <w:lang w:val="de-DE"/>
+        </w:rPr>
+        <w:t xml:space="preserve"> Bella Struminska</w:t>
+      </w:r>
+      <w:r>
+        <w:rPr>
+          <w:rFonts w:ascii="Verdana" w:eastAsia="MS-Mincho" w:hAnsi="Verdana"/>
+          <w:sz w:val="20"/>
+          <w:lang w:val="de-DE"/>
+        </w:rPr>
+        <w:t xml:space="preserve">ya), Utrecht University, 2026 - </w:t>
+      </w:r>
+    </w:p>
+    <w:p>
+      <w:pPr>
+        <w:widowControl w:val="0"/>
         <w:autoSpaceDE w:val="0"/>
         <w:autoSpaceDN w:val="0"/>
         <w:adjustRightInd w:val="0"/>
@@ -22605,13 +26411,23 @@
           <w:sz w:val="20"/>
         </w:rPr>
       </w:pPr>
-      <w:r>
-        <w:rPr>
-          <w:rFonts w:ascii="Verdana" w:eastAsia="MS-Mincho" w:hAnsi="Verdana"/>
-          <w:sz w:val="20"/>
-        </w:rPr>
-        <w:t xml:space="preserve">Ph.D. </w:t>
-      </w:r>
+      <w:proofErr w:type="spellStart"/>
+      <w:r>
+        <w:rPr>
+          <w:rFonts w:ascii="Verdana" w:eastAsia="MS-Mincho" w:hAnsi="Verdana"/>
+          <w:sz w:val="20"/>
+        </w:rPr>
+        <w:t>Ph.D</w:t>
+      </w:r>
+      <w:proofErr w:type="spellEnd"/>
+      <w:r>
+        <w:rPr>
+          <w:rFonts w:ascii="Verdana" w:eastAsia="MS-Mincho" w:hAnsi="Verdana"/>
+          <w:sz w:val="20"/>
+        </w:rPr>
+        <w:t xml:space="preserve">. </w:t>
+      </w:r>
+      <w:proofErr w:type="spellStart"/>
       <w:r>
         <w:rPr>
           <w:rFonts w:ascii="Verdana" w:eastAsia="MS-Mincho" w:hAnsi="Verdana"/>
@@ -22619,12 +26435,29 @@
         </w:rPr>
         <w:t>evaluation</w:t>
       </w:r>
-      <w:r>
-        <w:rPr>
-          <w:rFonts w:ascii="Verdana" w:eastAsia="MS-Mincho" w:hAnsi="Verdana"/>
-          <w:sz w:val="20"/>
-        </w:rPr>
-        <w:t xml:space="preserve"> committees:</w:t>
+      <w:proofErr w:type="spellEnd"/>
+      <w:r>
+        <w:rPr>
+          <w:rFonts w:ascii="Verdana" w:eastAsia="MS-Mincho" w:hAnsi="Verdana"/>
+          <w:sz w:val="20"/>
+        </w:rPr>
+        <w:t xml:space="preserve"> </w:t>
+      </w:r>
+      <w:proofErr w:type="spellStart"/>
+      <w:r>
+        <w:rPr>
+          <w:rFonts w:ascii="Verdana" w:eastAsia="MS-Mincho" w:hAnsi="Verdana"/>
+          <w:sz w:val="20"/>
+        </w:rPr>
+        <w:t>committees</w:t>
+      </w:r>
+      <w:proofErr w:type="spellEnd"/>
+      <w:r>
+        <w:rPr>
+          <w:rFonts w:ascii="Verdana" w:eastAsia="MS-Mincho" w:hAnsi="Verdana"/>
+          <w:sz w:val="20"/>
+        </w:rPr>
+        <w:t>:</w:t>
       </w:r>
     </w:p>
     <w:p>
@@ -22652,7 +26485,7 @@
           <w:sz w:val="20"/>
           <w:lang w:val="en-US"/>
         </w:rPr>
-        <w:t>Daan Zult, Utrecht University, 2024</w:t>
+        <w:t>Ingrid Arts, Utrecht University, 2026</w:t>
       </w:r>
     </w:p>
     <w:p>
@@ -22680,7 +26513,7 @@
           <w:sz w:val="20"/>
           <w:lang w:val="en-US"/>
         </w:rPr>
-        <w:t>Qianqian Qi, Utrecht University, 2024</w:t>
+        <w:t>Pia Andresen, Utrecht University, 2025</w:t>
       </w:r>
     </w:p>
     <w:p>
@@ -22708,6 +26541,80 @@
           <w:sz w:val="20"/>
           <w:lang w:val="en-US"/>
         </w:rPr>
+        <w:t xml:space="preserve">Daan </w:t>
+      </w:r>
+      <w:proofErr w:type="spellStart"/>
+      <w:r>
+        <w:rPr>
+          <w:rFonts w:ascii="Verdana" w:eastAsia="MS-Mincho" w:hAnsi="Verdana"/>
+          <w:sz w:val="20"/>
+          <w:lang w:val="en-US"/>
+        </w:rPr>
+        <w:t>Zult</w:t>
+      </w:r>
+      <w:proofErr w:type="spellEnd"/>
+      <w:r>
+        <w:rPr>
+          <w:rFonts w:ascii="Verdana" w:eastAsia="MS-Mincho" w:hAnsi="Verdana"/>
+          <w:sz w:val="20"/>
+          <w:lang w:val="en-US"/>
+        </w:rPr>
+        <w:t>, Utrecht University, 2024</w:t>
+      </w:r>
+    </w:p>
+    <w:p>
+      <w:pPr>
+        <w:pStyle w:val="ListParagraph"/>
+        <w:widowControl w:val="0"/>
+        <w:numPr>
+          <w:ilvl w:val="0"/>
+          <w:numId w:val="21"/>
+        </w:numPr>
+        <w:autoSpaceDE w:val="0"/>
+        <w:autoSpaceDN w:val="0"/>
+        <w:adjustRightInd w:val="0"/>
+        <w:spacing w:after="0" w:line="240" w:lineRule="auto"/>
+        <w:ind w:left="357" w:hanging="357"/>
+        <w:rPr>
+          <w:rFonts w:ascii="Verdana" w:eastAsia="MS-Mincho" w:hAnsi="Verdana"/>
+          <w:sz w:val="20"/>
+          <w:lang w:val="en-US"/>
+        </w:rPr>
+      </w:pPr>
+      <w:r>
+        <w:rPr>
+          <w:rFonts w:ascii="Verdana" w:eastAsia="MS-Mincho" w:hAnsi="Verdana"/>
+          <w:sz w:val="20"/>
+          <w:lang w:val="en-US"/>
+        </w:rPr>
+        <w:t>Qianqian Qi, Utrecht University, 2024</w:t>
+      </w:r>
+    </w:p>
+    <w:p>
+      <w:pPr>
+        <w:pStyle w:val="ListParagraph"/>
+        <w:widowControl w:val="0"/>
+        <w:numPr>
+          <w:ilvl w:val="0"/>
+          <w:numId w:val="21"/>
+        </w:numPr>
+        <w:autoSpaceDE w:val="0"/>
+        <w:autoSpaceDN w:val="0"/>
+        <w:adjustRightInd w:val="0"/>
+        <w:spacing w:after="0" w:line="240" w:lineRule="auto"/>
+        <w:ind w:left="357" w:hanging="357"/>
+        <w:rPr>
+          <w:rFonts w:ascii="Verdana" w:eastAsia="MS-Mincho" w:hAnsi="Verdana"/>
+          <w:sz w:val="20"/>
+          <w:lang w:val="en-US"/>
+        </w:rPr>
+      </w:pPr>
+      <w:r>
+        <w:rPr>
+          <w:rFonts w:ascii="Verdana" w:eastAsia="MS-Mincho" w:hAnsi="Verdana"/>
+          <w:sz w:val="20"/>
+          <w:lang w:val="en-US"/>
+        </w:rPr>
         <w:t>Oriol Bosch, London School of Economics, 2023</w:t>
       </w:r>
     </w:p>
@@ -22734,7 +26641,23 @@
           <w:sz w:val="20"/>
           <w:lang w:val="en-US"/>
         </w:rPr>
-        <w:t>Camilla Salvatore, University of Bergamo,2023</w:t>
+        <w:t>Camilla Salvatore, University of Bergamo,</w:t>
+      </w:r>
+      <w:r>
+        <w:rPr>
+          <w:rFonts w:ascii="Verdana" w:eastAsia="MS-Mincho" w:hAnsi="Verdana"/>
+          <w:sz w:val="20"/>
+          <w:lang w:val="en-US"/>
+        </w:rPr>
+        <w:t xml:space="preserve"> </w:t>
+      </w:r>
+      <w:r>
+        <w:rPr>
+          <w:rFonts w:ascii="Verdana" w:eastAsia="MS-Mincho" w:hAnsi="Verdana"/>
+          <w:sz w:val="20"/>
+          <w:lang w:val="en-US"/>
+        </w:rPr>
+        <w:t>2023</w:t>
       </w:r>
     </w:p>
     <w:p>
@@ -23050,6 +26973,7 @@
           <w:sz w:val="20"/>
           <w:lang w:val="en-US"/>
         </w:rPr>
+        <w:lastRenderedPageBreak/>
         <w:t>Shannon Dickson,</w:t>
       </w:r>
       <w:r>
@@ -23352,7 +27276,23 @@
           <w:rFonts w:ascii="Verdana" w:eastAsia="MS-Mincho" w:hAnsi="Verdana"/>
           <w:sz w:val="20"/>
         </w:rPr>
-        <w:t>Puck van Tussenbroek, BA sociology, 2019</w:t>
+        <w:t xml:space="preserve">Puck van Tussenbroek, BA </w:t>
+      </w:r>
+      <w:proofErr w:type="spellStart"/>
+      <w:r>
+        <w:rPr>
+          <w:rFonts w:ascii="Verdana" w:eastAsia="MS-Mincho" w:hAnsi="Verdana"/>
+          <w:sz w:val="20"/>
+        </w:rPr>
+        <w:t>sociology</w:t>
+      </w:r>
+      <w:proofErr w:type="spellEnd"/>
+      <w:r>
+        <w:rPr>
+          <w:rFonts w:ascii="Verdana" w:eastAsia="MS-Mincho" w:hAnsi="Verdana"/>
+          <w:sz w:val="20"/>
+        </w:rPr>
+        <w:t>, 2019</w:t>
       </w:r>
     </w:p>
     <w:p>
@@ -23377,7 +27317,6 @@
           <w:sz w:val="20"/>
           <w:lang w:val="en-US"/>
         </w:rPr>
-        <w:lastRenderedPageBreak/>
         <w:t>Boaz Sobrado</w:t>
       </w:r>
       <w:r>
@@ -23425,7 +27364,23 @@
           <w:rFonts w:ascii="Verdana" w:eastAsia="MS-Mincho" w:hAnsi="Verdana"/>
           <w:sz w:val="20"/>
         </w:rPr>
-        <w:t xml:space="preserve">Naomi Smorenburg, BA psychology, 2018 </w:t>
+        <w:t xml:space="preserve">Naomi Smorenburg, BA </w:t>
+      </w:r>
+      <w:proofErr w:type="spellStart"/>
+      <w:r>
+        <w:rPr>
+          <w:rFonts w:ascii="Verdana" w:eastAsia="MS-Mincho" w:hAnsi="Verdana"/>
+          <w:sz w:val="20"/>
+        </w:rPr>
+        <w:t>psychology</w:t>
+      </w:r>
+      <w:proofErr w:type="spellEnd"/>
+      <w:r>
+        <w:rPr>
+          <w:rFonts w:ascii="Verdana" w:eastAsia="MS-Mincho" w:hAnsi="Verdana"/>
+          <w:sz w:val="20"/>
+        </w:rPr>
+        <w:t xml:space="preserve">, 2018 </w:t>
       </w:r>
     </w:p>
     <w:p>
@@ -23448,7 +27403,23 @@
           <w:rFonts w:ascii="Verdana" w:eastAsia="MS-Mincho" w:hAnsi="Verdana"/>
           <w:sz w:val="20"/>
         </w:rPr>
-        <w:t xml:space="preserve">Gerrit Wijnands, BA sociology, 2018 </w:t>
+        <w:t xml:space="preserve">Gerrit Wijnands, BA </w:t>
+      </w:r>
+      <w:proofErr w:type="spellStart"/>
+      <w:r>
+        <w:rPr>
+          <w:rFonts w:ascii="Verdana" w:eastAsia="MS-Mincho" w:hAnsi="Verdana"/>
+          <w:sz w:val="20"/>
+        </w:rPr>
+        <w:t>sociology</w:t>
+      </w:r>
+      <w:proofErr w:type="spellEnd"/>
+      <w:r>
+        <w:rPr>
+          <w:rFonts w:ascii="Verdana" w:eastAsia="MS-Mincho" w:hAnsi="Verdana"/>
+          <w:sz w:val="20"/>
+        </w:rPr>
+        <w:t xml:space="preserve">, 2018 </w:t>
       </w:r>
     </w:p>
     <w:p>
@@ -23471,7 +27442,23 @@
           <w:rFonts w:ascii="Verdana" w:eastAsia="MS-Mincho" w:hAnsi="Verdana"/>
           <w:sz w:val="20"/>
         </w:rPr>
-        <w:t xml:space="preserve">Hochun Wu, BA sociology, 2018 </w:t>
+        <w:t xml:space="preserve">Hochun Wu, BA </w:t>
+      </w:r>
+      <w:proofErr w:type="spellStart"/>
+      <w:r>
+        <w:rPr>
+          <w:rFonts w:ascii="Verdana" w:eastAsia="MS-Mincho" w:hAnsi="Verdana"/>
+          <w:sz w:val="20"/>
+        </w:rPr>
+        <w:t>sociology</w:t>
+      </w:r>
+      <w:proofErr w:type="spellEnd"/>
+      <w:r>
+        <w:rPr>
+          <w:rFonts w:ascii="Verdana" w:eastAsia="MS-Mincho" w:hAnsi="Verdana"/>
+          <w:sz w:val="20"/>
+        </w:rPr>
+        <w:t xml:space="preserve">, 2018 </w:t>
       </w:r>
     </w:p>
     <w:p>
@@ -23560,7 +27547,23 @@
           <w:rFonts w:ascii="Verdana" w:eastAsia="MS-Mincho" w:hAnsi="Verdana"/>
           <w:sz w:val="20"/>
         </w:rPr>
-        <w:t>Ghislaine van Bommel, BA paedagogics, 2016</w:t>
+        <w:t xml:space="preserve">Ghislaine van Bommel, BA </w:t>
+      </w:r>
+      <w:proofErr w:type="spellStart"/>
+      <w:r>
+        <w:rPr>
+          <w:rFonts w:ascii="Verdana" w:eastAsia="MS-Mincho" w:hAnsi="Verdana"/>
+          <w:sz w:val="20"/>
+        </w:rPr>
+        <w:t>paedagogics</w:t>
+      </w:r>
+      <w:proofErr w:type="spellEnd"/>
+      <w:r>
+        <w:rPr>
+          <w:rFonts w:ascii="Verdana" w:eastAsia="MS-Mincho" w:hAnsi="Verdana"/>
+          <w:sz w:val="20"/>
+        </w:rPr>
+        <w:t>, 2016</w:t>
       </w:r>
     </w:p>
     <w:p>
@@ -23583,7 +27586,23 @@
           <w:rFonts w:ascii="Verdana" w:eastAsia="MS-Mincho" w:hAnsi="Verdana"/>
           <w:sz w:val="20"/>
         </w:rPr>
-        <w:t>Matthijs Vogelaar, BA psychology, 2015</w:t>
+        <w:t xml:space="preserve">Matthijs Vogelaar, BA </w:t>
+      </w:r>
+      <w:proofErr w:type="spellStart"/>
+      <w:r>
+        <w:rPr>
+          <w:rFonts w:ascii="Verdana" w:eastAsia="MS-Mincho" w:hAnsi="Verdana"/>
+          <w:sz w:val="20"/>
+        </w:rPr>
+        <w:t>psychology</w:t>
+      </w:r>
+      <w:proofErr w:type="spellEnd"/>
+      <w:r>
+        <w:rPr>
+          <w:rFonts w:ascii="Verdana" w:eastAsia="MS-Mincho" w:hAnsi="Verdana"/>
+          <w:sz w:val="20"/>
+        </w:rPr>
+        <w:t>, 2015</w:t>
       </w:r>
     </w:p>
     <w:p>
@@ -23606,7 +27625,23 @@
           <w:rFonts w:ascii="Verdana" w:eastAsia="MS-Mincho" w:hAnsi="Verdana"/>
           <w:sz w:val="20"/>
         </w:rPr>
-        <w:t>Laurie Buitenhuis, BA paedagogics, 2015</w:t>
+        <w:t xml:space="preserve">Laurie Buitenhuis, BA </w:t>
+      </w:r>
+      <w:proofErr w:type="spellStart"/>
+      <w:r>
+        <w:rPr>
+          <w:rFonts w:ascii="Verdana" w:eastAsia="MS-Mincho" w:hAnsi="Verdana"/>
+          <w:sz w:val="20"/>
+        </w:rPr>
+        <w:t>paedagogics</w:t>
+      </w:r>
+      <w:proofErr w:type="spellEnd"/>
+      <w:r>
+        <w:rPr>
+          <w:rFonts w:ascii="Verdana" w:eastAsia="MS-Mincho" w:hAnsi="Verdana"/>
+          <w:sz w:val="20"/>
+        </w:rPr>
+        <w:t>, 2015</w:t>
       </w:r>
     </w:p>
     <w:p>
@@ -23624,12 +27659,53 @@
           <w:sz w:val="20"/>
         </w:rPr>
       </w:pPr>
-      <w:r>
-        <w:rPr>
-          <w:rFonts w:ascii="Verdana" w:eastAsia="MS-Mincho" w:hAnsi="Verdana"/>
-          <w:sz w:val="20"/>
-        </w:rPr>
-        <w:t>Roline Kamphuis, MA methods and Statistics, 2015</w:t>
+      <w:proofErr w:type="spellStart"/>
+      <w:r>
+        <w:rPr>
+          <w:rFonts w:ascii="Verdana" w:eastAsia="MS-Mincho" w:hAnsi="Verdana"/>
+          <w:sz w:val="20"/>
+        </w:rPr>
+        <w:t>Roline</w:t>
+      </w:r>
+      <w:proofErr w:type="spellEnd"/>
+      <w:r>
+        <w:rPr>
+          <w:rFonts w:ascii="Verdana" w:eastAsia="MS-Mincho" w:hAnsi="Verdana"/>
+          <w:sz w:val="20"/>
+        </w:rPr>
+        <w:t xml:space="preserve"> Kamphuis, MA </w:t>
+      </w:r>
+      <w:proofErr w:type="spellStart"/>
+      <w:r>
+        <w:rPr>
+          <w:rFonts w:ascii="Verdana" w:eastAsia="MS-Mincho" w:hAnsi="Verdana"/>
+          <w:sz w:val="20"/>
+        </w:rPr>
+        <w:t>methods</w:t>
+      </w:r>
+      <w:proofErr w:type="spellEnd"/>
+      <w:r>
+        <w:rPr>
+          <w:rFonts w:ascii="Verdana" w:eastAsia="MS-Mincho" w:hAnsi="Verdana"/>
+          <w:sz w:val="20"/>
+        </w:rPr>
+        <w:t xml:space="preserve"> and </w:t>
+      </w:r>
+      <w:proofErr w:type="spellStart"/>
+      <w:r>
+        <w:rPr>
+          <w:rFonts w:ascii="Verdana" w:eastAsia="MS-Mincho" w:hAnsi="Verdana"/>
+          <w:sz w:val="20"/>
+        </w:rPr>
+        <w:t>Statistics</w:t>
+      </w:r>
+      <w:proofErr w:type="spellEnd"/>
+      <w:r>
+        <w:rPr>
+          <w:rFonts w:ascii="Verdana" w:eastAsia="MS-Mincho" w:hAnsi="Verdana"/>
+          <w:sz w:val="20"/>
+        </w:rPr>
+        <w:t>, 2015</w:t>
       </w:r>
     </w:p>
     <w:p>
@@ -23652,7 +27728,23 @@
           <w:rFonts w:ascii="Verdana" w:eastAsia="MS-Mincho" w:hAnsi="Verdana"/>
           <w:sz w:val="20"/>
         </w:rPr>
-        <w:t>Eva Janssen, BA psychology, 2012</w:t>
+        <w:t xml:space="preserve">Eva Janssen, BA </w:t>
+      </w:r>
+      <w:proofErr w:type="spellStart"/>
+      <w:r>
+        <w:rPr>
+          <w:rFonts w:ascii="Verdana" w:eastAsia="MS-Mincho" w:hAnsi="Verdana"/>
+          <w:sz w:val="20"/>
+        </w:rPr>
+        <w:t>psychology</w:t>
+      </w:r>
+      <w:proofErr w:type="spellEnd"/>
+      <w:r>
+        <w:rPr>
+          <w:rFonts w:ascii="Verdana" w:eastAsia="MS-Mincho" w:hAnsi="Verdana"/>
+          <w:sz w:val="20"/>
+        </w:rPr>
+        <w:t>, 2012</w:t>
       </w:r>
     </w:p>
     <w:p>
@@ -23675,7 +27767,23 @@
           <w:rFonts w:ascii="Verdana" w:eastAsia="MS-Mincho" w:hAnsi="Verdana"/>
           <w:sz w:val="20"/>
         </w:rPr>
-        <w:t>Gijs Deckers, BA psychology, 2012</w:t>
+        <w:t xml:space="preserve">Gijs Deckers, BA </w:t>
+      </w:r>
+      <w:proofErr w:type="spellStart"/>
+      <w:r>
+        <w:rPr>
+          <w:rFonts w:ascii="Verdana" w:eastAsia="MS-Mincho" w:hAnsi="Verdana"/>
+          <w:sz w:val="20"/>
+        </w:rPr>
+        <w:t>psychology</w:t>
+      </w:r>
+      <w:proofErr w:type="spellEnd"/>
+      <w:r>
+        <w:rPr>
+          <w:rFonts w:ascii="Verdana" w:eastAsia="MS-Mincho" w:hAnsi="Verdana"/>
+          <w:sz w:val="20"/>
+        </w:rPr>
+        <w:t>, 2012</w:t>
       </w:r>
     </w:p>
     <w:p>
@@ -23694,13 +27802,59 @@
           <w:lang w:val="fr-FR"/>
         </w:rPr>
       </w:pPr>
+      <w:proofErr w:type="spellStart"/>
       <w:r>
         <w:rPr>
           <w:rFonts w:ascii="Verdana" w:eastAsia="MS-Mincho" w:hAnsi="Verdana"/>
           <w:sz w:val="20"/>
           <w:lang w:val="fr-FR"/>
         </w:rPr>
-        <w:t>Leandra Huurdeman, MA educational sciences, 2009</w:t>
+        <w:t>Leandra</w:t>
+      </w:r>
+      <w:proofErr w:type="spellEnd"/>
+      <w:r>
+        <w:rPr>
+          <w:rFonts w:ascii="Verdana" w:eastAsia="MS-Mincho" w:hAnsi="Verdana"/>
+          <w:sz w:val="20"/>
+          <w:lang w:val="fr-FR"/>
+        </w:rPr>
+        <w:t xml:space="preserve"> </w:t>
+      </w:r>
+      <w:proofErr w:type="spellStart"/>
+      <w:r>
+        <w:rPr>
+          <w:rFonts w:ascii="Verdana" w:eastAsia="MS-Mincho" w:hAnsi="Verdana"/>
+          <w:sz w:val="20"/>
+          <w:lang w:val="fr-FR"/>
+        </w:rPr>
+        <w:t>Huurdeman</w:t>
+      </w:r>
+      <w:proofErr w:type="spellEnd"/>
+      <w:r>
+        <w:rPr>
+          <w:rFonts w:ascii="Verdana" w:eastAsia="MS-Mincho" w:hAnsi="Verdana"/>
+          <w:sz w:val="20"/>
+          <w:lang w:val="fr-FR"/>
+        </w:rPr>
+        <w:t xml:space="preserve">, MA </w:t>
+      </w:r>
+      <w:proofErr w:type="spellStart"/>
+      <w:r>
+        <w:rPr>
+          <w:rFonts w:ascii="Verdana" w:eastAsia="MS-Mincho" w:hAnsi="Verdana"/>
+          <w:sz w:val="20"/>
+          <w:lang w:val="fr-FR"/>
+        </w:rPr>
+        <w:t>educational</w:t>
+      </w:r>
+      <w:proofErr w:type="spellEnd"/>
+      <w:r>
+        <w:rPr>
+          <w:rFonts w:ascii="Verdana" w:eastAsia="MS-Mincho" w:hAnsi="Verdana"/>
+          <w:sz w:val="20"/>
+          <w:lang w:val="fr-FR"/>
+        </w:rPr>
+        <w:t xml:space="preserve"> sciences, 2009</w:t>
       </w:r>
     </w:p>
     <w:p>
@@ -23933,12 +28087,21 @@
         </w:rPr>
         <w:t xml:space="preserve">Verweij-Jonker Institute. 5-day course in survey methods (with Edith de Leeuw and Remco Feskens). </w:t>
       </w:r>
-      <w:r>
-        <w:rPr>
-          <w:rFonts w:ascii="Verdana" w:eastAsia="MS-Mincho" w:hAnsi="Verdana"/>
-          <w:sz w:val="20"/>
-        </w:rPr>
-        <w:t>February 2011.</w:t>
+      <w:proofErr w:type="spellStart"/>
+      <w:r>
+        <w:rPr>
+          <w:rFonts w:ascii="Verdana" w:eastAsia="MS-Mincho" w:hAnsi="Verdana"/>
+          <w:sz w:val="20"/>
+        </w:rPr>
+        <w:t>February</w:t>
+      </w:r>
+      <w:proofErr w:type="spellEnd"/>
+      <w:r>
+        <w:rPr>
+          <w:rFonts w:ascii="Verdana" w:eastAsia="MS-Mincho" w:hAnsi="Verdana"/>
+          <w:sz w:val="20"/>
+        </w:rPr>
+        <w:t xml:space="preserve"> 2011.</w:t>
       </w:r>
     </w:p>
     <w:p>
@@ -23989,12 +28152,21 @@
         </w:rPr>
         <w:t xml:space="preserve">Erasmus University Rotterdam. 2-day course in Structural Equation Modeling. </w:t>
       </w:r>
-      <w:r>
-        <w:rPr>
-          <w:rFonts w:ascii="Verdana" w:eastAsia="MS-Mincho" w:hAnsi="Verdana"/>
-          <w:sz w:val="20"/>
-        </w:rPr>
-        <w:t>October 2012.</w:t>
+      <w:proofErr w:type="spellStart"/>
+      <w:r>
+        <w:rPr>
+          <w:rFonts w:ascii="Verdana" w:eastAsia="MS-Mincho" w:hAnsi="Verdana"/>
+          <w:sz w:val="20"/>
+        </w:rPr>
+        <w:t>October</w:t>
+      </w:r>
+      <w:proofErr w:type="spellEnd"/>
+      <w:r>
+        <w:rPr>
+          <w:rFonts w:ascii="Verdana" w:eastAsia="MS-Mincho" w:hAnsi="Verdana"/>
+          <w:sz w:val="20"/>
+        </w:rPr>
+        <w:t xml:space="preserve"> 2012.</w:t>
       </w:r>
     </w:p>
     <w:p>
@@ -24025,6 +28197,7 @@
           <w:sz w:val="20"/>
         </w:rPr>
       </w:pPr>
+      <w:proofErr w:type="spellStart"/>
       <w:r>
         <w:rPr>
           <w:rFonts w:ascii="Verdana" w:eastAsia="MS-Mincho" w:hAnsi="Verdana"/>
@@ -24032,7 +28205,17 @@
           <w:bCs/>
           <w:sz w:val="20"/>
         </w:rPr>
-        <w:t>Postgraduate teaching</w:t>
+        <w:t>Postgraduate</w:t>
+      </w:r>
+      <w:proofErr w:type="spellEnd"/>
+      <w:r>
+        <w:rPr>
+          <w:rFonts w:ascii="Verdana" w:eastAsia="MS-Mincho" w:hAnsi="Verdana"/>
+          <w:b/>
+          <w:bCs/>
+          <w:sz w:val="20"/>
+        </w:rPr>
+        <w:t xml:space="preserve"> teaching</w:t>
       </w:r>
       <w:r>
         <w:rPr>
@@ -24242,14 +28425,38 @@
           <w:rFonts w:ascii="Verdana" w:eastAsia="MS-Mincho" w:hAnsi="Verdana"/>
           <w:sz w:val="20"/>
         </w:rPr>
-        <w:t>Advanced survey methodology. Postgraduate course for the graduate school Interuniversity graduate school of Psychometric and Sociometrics (IOPS) (5 days), 2016</w:t>
-      </w:r>
-      <w:r>
-        <w:rPr>
-          <w:rFonts w:ascii="Verdana" w:eastAsia="MS-Mincho" w:hAnsi="Verdana"/>
-          <w:sz w:val="20"/>
-        </w:rPr>
-        <w:t>-201</w:t>
+        <w:t xml:space="preserve">Advanced survey methodology. Postgraduate course for the graduate school Interuniversity graduate school of Psychometric and </w:t>
+      </w:r>
+      <w:proofErr w:type="spellStart"/>
+      <w:r>
+        <w:rPr>
+          <w:rFonts w:ascii="Verdana" w:eastAsia="MS-Mincho" w:hAnsi="Verdana"/>
+          <w:sz w:val="20"/>
+        </w:rPr>
+        <w:t>Sociometrics</w:t>
+      </w:r>
+      <w:proofErr w:type="spellEnd"/>
+      <w:r>
+        <w:rPr>
+          <w:rFonts w:ascii="Verdana" w:eastAsia="MS-Mincho" w:hAnsi="Verdana"/>
+          <w:sz w:val="20"/>
+        </w:rPr>
+        <w:t xml:space="preserve"> (IOPS) (5 days), 2016</w:t>
+      </w:r>
+      <w:r>
+        <w:rPr>
+          <w:rFonts w:ascii="Verdana" w:eastAsia="MS-Mincho" w:hAnsi="Verdana"/>
+          <w:sz w:val="20"/>
+        </w:rPr>
+        <w:t>-</w:t>
+      </w:r>
+      <w:r>
+        <w:rPr>
+          <w:rFonts w:ascii="Verdana" w:eastAsia="MS-Mincho" w:hAnsi="Verdana"/>
+          <w:sz w:val="20"/>
+        </w:rPr>
+        <w:lastRenderedPageBreak/>
+        <w:t>201</w:t>
       </w:r>
       <w:r>
         <w:rPr>
@@ -24302,7 +28509,23 @@
           <w:rFonts w:ascii="Verdana" w:eastAsia="MS-Mincho" w:hAnsi="Verdana"/>
           <w:sz w:val="20"/>
         </w:rPr>
-        <w:t>Summer school in advanced survey methodology – analysis and methodology. 2016 (with Barry Schouten, Bart Bakker and Astrea Camstra). Utrecht, the Netherlands.</w:t>
+        <w:t xml:space="preserve">Summer school in advanced survey methodology – analysis and methodology. 2016 (with Barry Schouten, Bart Bakker and Astrea </w:t>
+      </w:r>
+      <w:proofErr w:type="spellStart"/>
+      <w:r>
+        <w:rPr>
+          <w:rFonts w:ascii="Verdana" w:eastAsia="MS-Mincho" w:hAnsi="Verdana"/>
+          <w:sz w:val="20"/>
+        </w:rPr>
+        <w:t>Camstra</w:t>
+      </w:r>
+      <w:proofErr w:type="spellEnd"/>
+      <w:r>
+        <w:rPr>
+          <w:rFonts w:ascii="Verdana" w:eastAsia="MS-Mincho" w:hAnsi="Verdana"/>
+          <w:sz w:val="20"/>
+        </w:rPr>
+        <w:t>). Utrecht, the Netherlands.</w:t>
       </w:r>
     </w:p>
     <w:p>
@@ -24493,7 +28716,6 @@
           <w:rFonts w:ascii="Verdana" w:eastAsia="MS-Mincho" w:hAnsi="Verdana"/>
           <w:sz w:val="20"/>
         </w:rPr>
-        <w:lastRenderedPageBreak/>
         <w:t>‘Longitudinal Data Analysis’ (5 days), 2011-2015 (with Joop Hox, Rens van de Schoot, Ellen Hamaker and Mirjam Moerbeek).</w:t>
       </w:r>
     </w:p>
@@ -24629,7 +28851,23 @@
           <w:rFonts w:ascii="Verdana" w:eastAsia="MS-Mincho" w:hAnsi="Verdana"/>
           <w:sz w:val="20"/>
         </w:rPr>
-        <w:t>Survey data analysis. Research Master Methods and Statistics for the Social Behavioral and Biomedical Sciences, 2017</w:t>
+        <w:t xml:space="preserve">Survey data analysis. Research Master Methods and Statistics for the Social </w:t>
+      </w:r>
+      <w:proofErr w:type="spellStart"/>
+      <w:r>
+        <w:rPr>
+          <w:rFonts w:ascii="Verdana" w:eastAsia="MS-Mincho" w:hAnsi="Verdana"/>
+          <w:sz w:val="20"/>
+        </w:rPr>
+        <w:t>Behavioral</w:t>
+      </w:r>
+      <w:proofErr w:type="spellEnd"/>
+      <w:r>
+        <w:rPr>
+          <w:rFonts w:ascii="Verdana" w:eastAsia="MS-Mincho" w:hAnsi="Verdana"/>
+          <w:sz w:val="20"/>
+        </w:rPr>
+        <w:t xml:space="preserve"> and Biomedical Sciences, 2017</w:t>
       </w:r>
       <w:r>
         <w:rPr>
@@ -24777,7 +29015,23 @@
           <w:rFonts w:ascii="Verdana" w:eastAsia="MS-Mincho" w:hAnsi="Verdana"/>
           <w:sz w:val="20"/>
         </w:rPr>
-        <w:t>ation Modeling, Research Master programme</w:t>
+        <w:t xml:space="preserve">ation </w:t>
+      </w:r>
+      <w:proofErr w:type="spellStart"/>
+      <w:r>
+        <w:rPr>
+          <w:rFonts w:ascii="Verdana" w:eastAsia="MS-Mincho" w:hAnsi="Verdana"/>
+          <w:sz w:val="20"/>
+        </w:rPr>
+        <w:t>Modeling</w:t>
+      </w:r>
+      <w:proofErr w:type="spellEnd"/>
+      <w:r>
+        <w:rPr>
+          <w:rFonts w:ascii="Verdana" w:eastAsia="MS-Mincho" w:hAnsi="Verdana"/>
+          <w:sz w:val="20"/>
+        </w:rPr>
+        <w:t>, Research Master programme</w:t>
       </w:r>
       <w:r>
         <w:rPr>
@@ -25029,6 +29283,7 @@
           <w:sz w:val="20"/>
         </w:rPr>
       </w:pPr>
+      <w:proofErr w:type="spellStart"/>
       <w:r>
         <w:rPr>
           <w:rFonts w:ascii="Verdana" w:eastAsia="MS-Mincho" w:hAnsi="Verdana"/>
@@ -25036,7 +29291,17 @@
           <w:bCs/>
           <w:sz w:val="20"/>
         </w:rPr>
-        <w:t>Undergraduate teaching</w:t>
+        <w:t>Undergraduate</w:t>
+      </w:r>
+      <w:proofErr w:type="spellEnd"/>
+      <w:r>
+        <w:rPr>
+          <w:rFonts w:ascii="Verdana" w:eastAsia="MS-Mincho" w:hAnsi="Verdana"/>
+          <w:b/>
+          <w:bCs/>
+          <w:sz w:val="20"/>
+        </w:rPr>
+        <w:t xml:space="preserve"> teaching</w:t>
       </w:r>
       <w:r>
         <w:rPr>
@@ -25107,13 +29372,23 @@
           <w:lang w:val="fr-FR"/>
         </w:rPr>
       </w:pPr>
+      <w:proofErr w:type="spellStart"/>
       <w:r>
         <w:rPr>
           <w:rFonts w:ascii="Verdana" w:eastAsia="MS-Mincho" w:hAnsi="Verdana"/>
           <w:sz w:val="20"/>
           <w:lang w:val="fr-FR"/>
         </w:rPr>
-        <w:t>Tutorials on</w:t>
+        <w:t>Tutorials</w:t>
+      </w:r>
+      <w:proofErr w:type="spellEnd"/>
+      <w:r>
+        <w:rPr>
+          <w:rFonts w:ascii="Verdana" w:eastAsia="MS-Mincho" w:hAnsi="Verdana"/>
+          <w:sz w:val="20"/>
+          <w:lang w:val="fr-FR"/>
+        </w:rPr>
+        <w:t xml:space="preserve"> on</w:t>
       </w:r>
       <w:r>
         <w:rPr>
@@ -25131,7 +29406,25 @@
           <w:sz w:val="20"/>
           <w:lang w:val="fr-FR"/>
         </w:rPr>
-        <w:t>Questionnaire design, BA Sociology, 2006-2011</w:t>
+        <w:t xml:space="preserve">Questionnaire design, BA </w:t>
+      </w:r>
+      <w:proofErr w:type="spellStart"/>
+      <w:r>
+        <w:rPr>
+          <w:rFonts w:ascii="Verdana" w:eastAsia="MS-Mincho" w:hAnsi="Verdana"/>
+          <w:sz w:val="20"/>
+          <w:lang w:val="fr-FR"/>
+        </w:rPr>
+        <w:t>Sociology</w:t>
+      </w:r>
+      <w:proofErr w:type="spellEnd"/>
+      <w:r>
+        <w:rPr>
+          <w:rFonts w:ascii="Verdana" w:eastAsia="MS-Mincho" w:hAnsi="Verdana"/>
+          <w:sz w:val="20"/>
+          <w:lang w:val="fr-FR"/>
+        </w:rPr>
+        <w:t>, 2006-2011</w:t>
       </w:r>
       <w:r>
         <w:rPr>
@@ -25253,7 +29546,25 @@
           <w:sz w:val="20"/>
           <w:lang w:val="en-US"/>
         </w:rPr>
-        <w:t>ourse for educational sciences and paedagogics, 2023</w:t>
+        <w:t xml:space="preserve">ourse for educational sciences and </w:t>
+      </w:r>
+      <w:proofErr w:type="spellStart"/>
+      <w:r>
+        <w:rPr>
+          <w:rFonts w:ascii="Verdana" w:eastAsia="MS-Mincho" w:hAnsi="Verdana"/>
+          <w:sz w:val="20"/>
+          <w:lang w:val="en-US"/>
+        </w:rPr>
+        <w:t>paedagogics</w:t>
+      </w:r>
+      <w:proofErr w:type="spellEnd"/>
+      <w:r>
+        <w:rPr>
+          <w:rFonts w:ascii="Verdana" w:eastAsia="MS-Mincho" w:hAnsi="Verdana"/>
+          <w:sz w:val="20"/>
+          <w:lang w:val="en-US"/>
+        </w:rPr>
+        <w:t>, 2023</w:t>
       </w:r>
     </w:p>
     <w:p>
@@ -25310,7 +29621,23 @@
           <w:rFonts w:ascii="Verdana" w:eastAsia="MS-Mincho" w:hAnsi="Verdana"/>
           <w:sz w:val="20"/>
         </w:rPr>
-        <w:t>uction and Statistical Modeling. Minor in Methods and statistics</w:t>
+        <w:t xml:space="preserve">uction and Statistical </w:t>
+      </w:r>
+      <w:proofErr w:type="spellStart"/>
+      <w:r>
+        <w:rPr>
+          <w:rFonts w:ascii="Verdana" w:eastAsia="MS-Mincho" w:hAnsi="Verdana"/>
+          <w:sz w:val="20"/>
+        </w:rPr>
+        <w:t>Modeling</w:t>
+      </w:r>
+      <w:proofErr w:type="spellEnd"/>
+      <w:r>
+        <w:rPr>
+          <w:rFonts w:ascii="Verdana" w:eastAsia="MS-Mincho" w:hAnsi="Verdana"/>
+          <w:sz w:val="20"/>
+        </w:rPr>
+        <w:t>. Minor in Methods and statistics</w:t>
       </w:r>
       <w:r>
         <w:rPr>
@@ -25349,8 +29676,17 @@
           <w:rFonts w:ascii="Verdana" w:eastAsia="MS-Mincho" w:hAnsi="Verdana"/>
           <w:sz w:val="20"/>
         </w:rPr>
-        <w:t>Structural Equation Modeling</w:t>
-      </w:r>
+        <w:t xml:space="preserve">Structural Equation </w:t>
+      </w:r>
+      <w:proofErr w:type="spellStart"/>
+      <w:r>
+        <w:rPr>
+          <w:rFonts w:ascii="Verdana" w:eastAsia="MS-Mincho" w:hAnsi="Verdana"/>
+          <w:sz w:val="20"/>
+        </w:rPr>
+        <w:t>Modeling</w:t>
+      </w:r>
+      <w:proofErr w:type="spellEnd"/>
       <w:r>
         <w:rPr>
           <w:rFonts w:ascii="Verdana" w:eastAsia="MS-Mincho" w:hAnsi="Verdana"/>
@@ -25391,7 +29727,23 @@
           <w:rFonts w:ascii="Verdana" w:eastAsia="MS-Mincho" w:hAnsi="Verdana"/>
           <w:sz w:val="20"/>
         </w:rPr>
-        <w:t>Gerty Lensvelt-Mulders</w:t>
+        <w:t xml:space="preserve">Gerty </w:t>
+      </w:r>
+      <w:proofErr w:type="spellStart"/>
+      <w:r>
+        <w:rPr>
+          <w:rFonts w:ascii="Verdana" w:eastAsia="MS-Mincho" w:hAnsi="Verdana"/>
+          <w:sz w:val="20"/>
+        </w:rPr>
+        <w:t>Lensvelt</w:t>
+      </w:r>
+      <w:proofErr w:type="spellEnd"/>
+      <w:r>
+        <w:rPr>
+          <w:rFonts w:ascii="Verdana" w:eastAsia="MS-Mincho" w:hAnsi="Verdana"/>
+          <w:sz w:val="20"/>
+        </w:rPr>
+        <w:t>-Mulders</w:t>
       </w:r>
       <w:r>
         <w:rPr>
@@ -25653,6 +30005,7 @@
           <w:sz w:val="20"/>
         </w:rPr>
       </w:pPr>
+      <w:proofErr w:type="spellStart"/>
       <w:r>
         <w:rPr>
           <w:rFonts w:ascii="Verdana" w:eastAsia="MS-Mincho" w:hAnsi="Verdana"/>
@@ -25662,6 +30015,7 @@
         </w:rPr>
         <w:t>Other</w:t>
       </w:r>
+      <w:proofErr w:type="spellEnd"/>
       <w:r>
         <w:rPr>
           <w:rFonts w:ascii="Verdana" w:eastAsia="MS-Mincho" w:hAnsi="Verdana"/>
@@ -25754,7 +30108,15 @@
           <w:rFonts w:ascii="Verdana" w:eastAsia="MS-Mincho" w:hAnsi="Verdana"/>
           <w:sz w:val="20"/>
         </w:rPr>
-        <w:t>Coordinator of the European Master of Official Statistics (EMOS) at Utrecht University, 2018-</w:t>
+        <w:t xml:space="preserve">Coordinator of the European Master of Official Statistics (EMOS) at Utrecht University, </w:t>
+      </w:r>
+      <w:r>
+        <w:rPr>
+          <w:rFonts w:ascii="Verdana" w:eastAsia="MS-Mincho" w:hAnsi="Verdana"/>
+          <w:sz w:val="20"/>
+        </w:rPr>
+        <w:lastRenderedPageBreak/>
+        <w:t>2018-</w:t>
       </w:r>
       <w:r>
         <w:rPr>
@@ -26004,12 +30366,21 @@
           <w:sz w:val="20"/>
         </w:rPr>
       </w:pPr>
-      <w:r>
-        <w:rPr>
-          <w:rFonts w:ascii="Verdana" w:eastAsia="MS-Mincho" w:hAnsi="Verdana"/>
-          <w:sz w:val="20"/>
-        </w:rPr>
-        <w:t>Contactperson for fa</w:t>
+      <w:proofErr w:type="spellStart"/>
+      <w:r>
+        <w:rPr>
+          <w:rFonts w:ascii="Verdana" w:eastAsia="MS-Mincho" w:hAnsi="Verdana"/>
+          <w:sz w:val="20"/>
+        </w:rPr>
+        <w:t>Contactperson</w:t>
+      </w:r>
+      <w:proofErr w:type="spellEnd"/>
+      <w:r>
+        <w:rPr>
+          <w:rFonts w:ascii="Verdana" w:eastAsia="MS-Mincho" w:hAnsi="Verdana"/>
+          <w:sz w:val="20"/>
+        </w:rPr>
+        <w:t xml:space="preserve"> for fa</w:t>
       </w:r>
       <w:r>
         <w:rPr>
@@ -26065,7 +30436,7 @@
       </w:r>
     </w:p>
     <w:sectPr>
-      <w:footerReference w:type="default" r:id="rId126"/>
+      <w:footerReference w:type="default" r:id="rId129"/>
       <w:pgSz w:w="12240" w:h="15840"/>
       <w:pgMar w:top="1417" w:right="1417" w:bottom="1417" w:left="1417" w:header="708" w:footer="708" w:gutter="0"/>
       <w:cols w:space="708"/>
@@ -26076,7 +30447,7 @@
 </file>
 
 <file path=word/endnotes.xml><?xml version="1.0" encoding="utf-8"?>
-<w:endnotes xmlns:wpc="http://schemas.microsoft.com/office/word/2010/wordprocessingCanvas" xmlns:cx="http://schemas.microsoft.com/office/drawing/2014/chartex" xmlns:cx1="http://schemas.microsoft.com/office/drawing/2015/9/8/chartex" xmlns:cx2="http://schemas.microsoft.com/office/drawing/2015/10/21/chartex" xmlns:cx3="http://schemas.microsoft.com/office/drawing/2016/5/9/chartex" xmlns:cx4="http://schemas.microsoft.com/office/drawing/2016/5/10/chartex" xmlns:cx5="http://schemas.microsoft.com/office/drawing/2016/5/11/chartex" xmlns:cx6="http://schemas.microsoft.com/office/drawing/2016/5/12/chartex" xmlns:cx7="http://schemas.microsoft.com/office/drawing/2016/5/13/chartex" xmlns:cx8="http://schemas.microsoft.com/office/drawing/2016/5/14/chartex" xmlns:mc="http://schemas.openxmlformats.org/markup-compatibility/2006" xmlns:aink="http://schemas.microsoft.com/office/drawing/2016/ink" xmlns:am3d="http://schemas.microsoft.com/office/drawing/2017/model3d" xmlns:o="urn:schemas-microsoft-com:office:office" xmlns:oel="http://schemas.microsoft.com/office/2019/extlst" xmlns:r="http://schemas.openxmlformats.org/officeDocument/2006/relationships" xmlns:m="http://schemas.openxmlformats.org/officeDocument/2006/math" xmlns:v="urn:schemas-microsoft-com:vml" xmlns:wp14="http://schemas.microsoft.com/office/word/2010/wordprocessingDrawing" xmlns:wp="http://schemas.openxmlformats.org/drawingml/2006/wordprocessingDrawing" xmlns:w10="urn:schemas-microsoft-com:office:word" xmlns:w="http://schemas.openxmlformats.org/wordprocessingml/2006/main" xmlns:w14="http://schemas.microsoft.com/office/word/2010/wordml" xmlns:w15="http://schemas.microsoft.com/office/word/2012/wordml" xmlns:w16cex="http://schemas.microsoft.com/office/word/2018/wordml/cex" xmlns:w16cid="http://schemas.microsoft.com/office/word/2016/wordml/cid" xmlns:w16="http://schemas.microsoft.com/office/word/2018/wordml" xmlns:w16sdtdh="http://schemas.microsoft.com/office/word/2020/wordml/sdtdatahash" xmlns:w16se="http://schemas.microsoft.com/office/word/2015/wordml/symex" xmlns:wpg="http://schemas.microsoft.com/office/word/2010/wordprocessingGroup" xmlns:wpi="http://schemas.microsoft.com/office/word/2010/wordprocessingInk" xmlns:wne="http://schemas.microsoft.com/office/word/2006/wordml" xmlns:wps="http://schemas.microsoft.com/office/word/2010/wordprocessingShape" mc:Ignorable="w14 w15 w16se w16cid w16 w16cex w16sdtdh wp14">
+<w:endnotes xmlns:wpc="http://schemas.microsoft.com/office/word/2010/wordprocessingCanvas" xmlns:cx="http://schemas.microsoft.com/office/drawing/2014/chartex" xmlns:cx1="http://schemas.microsoft.com/office/drawing/2015/9/8/chartex" xmlns:cx2="http://schemas.microsoft.com/office/drawing/2015/10/21/chartex" xmlns:cx3="http://schemas.microsoft.com/office/drawing/2016/5/9/chartex" xmlns:cx4="http://schemas.microsoft.com/office/drawing/2016/5/10/chartex" xmlns:cx5="http://schemas.microsoft.com/office/drawing/2016/5/11/chartex" xmlns:cx6="http://schemas.microsoft.com/office/drawing/2016/5/12/chartex" xmlns:cx7="http://schemas.microsoft.com/office/drawing/2016/5/13/chartex" xmlns:cx8="http://schemas.microsoft.com/office/drawing/2016/5/14/chartex" xmlns:mc="http://schemas.openxmlformats.org/markup-compatibility/2006" xmlns:aink="http://schemas.microsoft.com/office/drawing/2016/ink" xmlns:am3d="http://schemas.microsoft.com/office/drawing/2017/model3d" xmlns:o="urn:schemas-microsoft-com:office:office" xmlns:oel="http://schemas.microsoft.com/office/2019/extlst" xmlns:r="http://schemas.openxmlformats.org/officeDocument/2006/relationships" xmlns:m="http://schemas.openxmlformats.org/officeDocument/2006/math" xmlns:v="urn:schemas-microsoft-com:vml" xmlns:wp14="http://schemas.microsoft.com/office/word/2010/wordprocessingDrawing" xmlns:wp="http://schemas.openxmlformats.org/drawingml/2006/wordprocessingDrawing" xmlns:w10="urn:schemas-microsoft-com:office:word" xmlns:w="http://schemas.openxmlformats.org/wordprocessingml/2006/main" xmlns:w14="http://schemas.microsoft.com/office/word/2010/wordml" xmlns:w15="http://schemas.microsoft.com/office/word/2012/wordml" xmlns:w16cex="http://schemas.microsoft.com/office/word/2018/wordml/cex" xmlns:w16cid="http://schemas.microsoft.com/office/word/2016/wordml/cid" xmlns:w16="http://schemas.microsoft.com/office/word/2018/wordml" xmlns:w16du="http://schemas.microsoft.com/office/word/2023/wordml/word16du" xmlns:w16sdtdh="http://schemas.microsoft.com/office/word/2020/wordml/sdtdatahash" xmlns:w16sdtfl="http://schemas.microsoft.com/office/word/2024/wordml/sdtformatlock" xmlns:w16se="http://schemas.microsoft.com/office/word/2015/wordml/symex" xmlns:wpg="http://schemas.microsoft.com/office/word/2010/wordprocessingGroup" xmlns:wpi="http://schemas.microsoft.com/office/word/2010/wordprocessingInk" xmlns:wne="http://schemas.microsoft.com/office/word/2006/wordml" xmlns:wps="http://schemas.microsoft.com/office/word/2010/wordprocessingShape" mc:Ignorable="w14 w15 w16se w16cid w16 w16cex w16sdtdh w16sdtfl w16du wp14">
   <w:endnote w:type="separator" w:id="-1">
     <w:p>
       <w:r>
@@ -26095,7 +30466,7 @@
 </file>
 
 <file path=word/footer1.xml><?xml version="1.0" encoding="utf-8"?>
-<w:ftr xmlns:wpc="http://schemas.microsoft.com/office/word/2010/wordprocessingCanvas" xmlns:cx="http://schemas.microsoft.com/office/drawing/2014/chartex" xmlns:cx1="http://schemas.microsoft.com/office/drawing/2015/9/8/chartex" xmlns:cx2="http://schemas.microsoft.com/office/drawing/2015/10/21/chartex" xmlns:cx3="http://schemas.microsoft.com/office/drawing/2016/5/9/chartex" xmlns:cx4="http://schemas.microsoft.com/office/drawing/2016/5/10/chartex" xmlns:cx5="http://schemas.microsoft.com/office/drawing/2016/5/11/chartex" xmlns:cx6="http://schemas.microsoft.com/office/drawing/2016/5/12/chartex" xmlns:cx7="http://schemas.microsoft.com/office/drawing/2016/5/13/chartex" xmlns:cx8="http://schemas.microsoft.com/office/drawing/2016/5/14/chartex" xmlns:mc="http://schemas.openxmlformats.org/markup-compatibility/2006" xmlns:aink="http://schemas.microsoft.com/office/drawing/2016/ink" xmlns:am3d="http://schemas.microsoft.com/office/drawing/2017/model3d" xmlns:o="urn:schemas-microsoft-com:office:office" xmlns:oel="http://schemas.microsoft.com/office/2019/extlst" xmlns:r="http://schemas.openxmlformats.org/officeDocument/2006/relationships" xmlns:m="http://schemas.openxmlformats.org/officeDocument/2006/math" xmlns:v="urn:schemas-microsoft-com:vml" xmlns:wp14="http://schemas.microsoft.com/office/word/2010/wordprocessingDrawing" xmlns:wp="http://schemas.openxmlformats.org/drawingml/2006/wordprocessingDrawing" xmlns:w10="urn:schemas-microsoft-com:office:word" xmlns:w="http://schemas.openxmlformats.org/wordprocessingml/2006/main" xmlns:w14="http://schemas.microsoft.com/office/word/2010/wordml" xmlns:w15="http://schemas.microsoft.com/office/word/2012/wordml" xmlns:w16cex="http://schemas.microsoft.com/office/word/2018/wordml/cex" xmlns:w16cid="http://schemas.microsoft.com/office/word/2016/wordml/cid" xmlns:w16="http://schemas.microsoft.com/office/word/2018/wordml" xmlns:w16sdtdh="http://schemas.microsoft.com/office/word/2020/wordml/sdtdatahash" xmlns:w16se="http://schemas.microsoft.com/office/word/2015/wordml/symex" xmlns:wpg="http://schemas.microsoft.com/office/word/2010/wordprocessingGroup" xmlns:wpi="http://schemas.microsoft.com/office/word/2010/wordprocessingInk" xmlns:wne="http://schemas.microsoft.com/office/word/2006/wordml" xmlns:wps="http://schemas.microsoft.com/office/word/2010/wordprocessingShape" mc:Ignorable="w14 w15 w16se w16cid w16 w16cex w16sdtdh wp14">
+<w:ftr xmlns:wpc="http://schemas.microsoft.com/office/word/2010/wordprocessingCanvas" xmlns:cx="http://schemas.microsoft.com/office/drawing/2014/chartex" xmlns:cx1="http://schemas.microsoft.com/office/drawing/2015/9/8/chartex" xmlns:cx2="http://schemas.microsoft.com/office/drawing/2015/10/21/chartex" xmlns:cx3="http://schemas.microsoft.com/office/drawing/2016/5/9/chartex" xmlns:cx4="http://schemas.microsoft.com/office/drawing/2016/5/10/chartex" xmlns:cx5="http://schemas.microsoft.com/office/drawing/2016/5/11/chartex" xmlns:cx6="http://schemas.microsoft.com/office/drawing/2016/5/12/chartex" xmlns:cx7="http://schemas.microsoft.com/office/drawing/2016/5/13/chartex" xmlns:cx8="http://schemas.microsoft.com/office/drawing/2016/5/14/chartex" xmlns:mc="http://schemas.openxmlformats.org/markup-compatibility/2006" xmlns:aink="http://schemas.microsoft.com/office/drawing/2016/ink" xmlns:am3d="http://schemas.microsoft.com/office/drawing/2017/model3d" xmlns:o="urn:schemas-microsoft-com:office:office" xmlns:oel="http://schemas.microsoft.com/office/2019/extlst" xmlns:r="http://schemas.openxmlformats.org/officeDocument/2006/relationships" xmlns:m="http://schemas.openxmlformats.org/officeDocument/2006/math" xmlns:v="urn:schemas-microsoft-com:vml" xmlns:wp14="http://schemas.microsoft.com/office/word/2010/wordprocessingDrawing" xmlns:wp="http://schemas.openxmlformats.org/drawingml/2006/wordprocessingDrawing" xmlns:w10="urn:schemas-microsoft-com:office:word" xmlns:w="http://schemas.openxmlformats.org/wordprocessingml/2006/main" xmlns:w14="http://schemas.microsoft.com/office/word/2010/wordml" xmlns:w15="http://schemas.microsoft.com/office/word/2012/wordml" xmlns:w16cex="http://schemas.microsoft.com/office/word/2018/wordml/cex" xmlns:w16cid="http://schemas.microsoft.com/office/word/2016/wordml/cid" xmlns:w16="http://schemas.microsoft.com/office/word/2018/wordml" xmlns:w16du="http://schemas.microsoft.com/office/word/2023/wordml/word16du" xmlns:w16sdtdh="http://schemas.microsoft.com/office/word/2020/wordml/sdtdatahash" xmlns:w16sdtfl="http://schemas.microsoft.com/office/word/2024/wordml/sdtformatlock" xmlns:w16se="http://schemas.microsoft.com/office/word/2015/wordml/symex" xmlns:wpg="http://schemas.microsoft.com/office/word/2010/wordprocessingGroup" xmlns:wpi="http://schemas.microsoft.com/office/word/2010/wordprocessingInk" xmlns:wne="http://schemas.microsoft.com/office/word/2006/wordml" xmlns:wps="http://schemas.microsoft.com/office/word/2010/wordprocessingShape" mc:Ignorable="w14 w15 w16se w16cid w16 w16cex w16sdtdh w16sdtfl w16du wp14">
   <w:p>
     <w:pPr>
       <w:pStyle w:val="Footer"/>
@@ -26129,7 +30500,7 @@
 </file>
 
 <file path=word/footnotes.xml><?xml version="1.0" encoding="utf-8"?>
-<w:footnotes xmlns:wpc="http://schemas.microsoft.com/office/word/2010/wordprocessingCanvas" xmlns:cx="http://schemas.microsoft.com/office/drawing/2014/chartex" xmlns:cx1="http://schemas.microsoft.com/office/drawing/2015/9/8/chartex" xmlns:cx2="http://schemas.microsoft.com/office/drawing/2015/10/21/chartex" xmlns:cx3="http://schemas.microsoft.com/office/drawing/2016/5/9/chartex" xmlns:cx4="http://schemas.microsoft.com/office/drawing/2016/5/10/chartex" xmlns:cx5="http://schemas.microsoft.com/office/drawing/2016/5/11/chartex" xmlns:cx6="http://schemas.microsoft.com/office/drawing/2016/5/12/chartex" xmlns:cx7="http://schemas.microsoft.com/office/drawing/2016/5/13/chartex" xmlns:cx8="http://schemas.microsoft.com/office/drawing/2016/5/14/chartex" xmlns:mc="http://schemas.openxmlformats.org/markup-compatibility/2006" xmlns:aink="http://schemas.microsoft.com/office/drawing/2016/ink" xmlns:am3d="http://schemas.microsoft.com/office/drawing/2017/model3d" xmlns:o="urn:schemas-microsoft-com:office:office" xmlns:oel="http://schemas.microsoft.com/office/2019/extlst" xmlns:r="http://schemas.openxmlformats.org/officeDocument/2006/relationships" xmlns:m="http://schemas.openxmlformats.org/officeDocument/2006/math" xmlns:v="urn:schemas-microsoft-com:vml" xmlns:wp14="http://schemas.microsoft.com/office/word/2010/wordprocessingDrawing" xmlns:wp="http://schemas.openxmlformats.org/drawingml/2006/wordprocessingDrawing" xmlns:w10="urn:schemas-microsoft-com:office:word" xmlns:w="http://schemas.openxmlformats.org/wordprocessingml/2006/main" xmlns:w14="http://schemas.microsoft.com/office/word/2010/wordml" xmlns:w15="http://schemas.microsoft.com/office/word/2012/wordml" xmlns:w16cex="http://schemas.microsoft.com/office/word/2018/wordml/cex" xmlns:w16cid="http://schemas.microsoft.com/office/word/2016/wordml/cid" xmlns:w16="http://schemas.microsoft.com/office/word/2018/wordml" xmlns:w16sdtdh="http://schemas.microsoft.com/office/word/2020/wordml/sdtdatahash" xmlns:w16se="http://schemas.microsoft.com/office/word/2015/wordml/symex" xmlns:wpg="http://schemas.microsoft.com/office/word/2010/wordprocessingGroup" xmlns:wpi="http://schemas.microsoft.com/office/word/2010/wordprocessingInk" xmlns:wne="http://schemas.microsoft.com/office/word/2006/wordml" xmlns:wps="http://schemas.microsoft.com/office/word/2010/wordprocessingShape" mc:Ignorable="w14 w15 w16se w16cid w16 w16cex w16sdtdh wp14">
+<w:footnotes xmlns:wpc="http://schemas.microsoft.com/office/word/2010/wordprocessingCanvas" xmlns:cx="http://schemas.microsoft.com/office/drawing/2014/chartex" xmlns:cx1="http://schemas.microsoft.com/office/drawing/2015/9/8/chartex" xmlns:cx2="http://schemas.microsoft.com/office/drawing/2015/10/21/chartex" xmlns:cx3="http://schemas.microsoft.com/office/drawing/2016/5/9/chartex" xmlns:cx4="http://schemas.microsoft.com/office/drawing/2016/5/10/chartex" xmlns:cx5="http://schemas.microsoft.com/office/drawing/2016/5/11/chartex" xmlns:cx6="http://schemas.microsoft.com/office/drawing/2016/5/12/chartex" xmlns:cx7="http://schemas.microsoft.com/office/drawing/2016/5/13/chartex" xmlns:cx8="http://schemas.microsoft.com/office/drawing/2016/5/14/chartex" xmlns:mc="http://schemas.openxmlformats.org/markup-compatibility/2006" xmlns:aink="http://schemas.microsoft.com/office/drawing/2016/ink" xmlns:am3d="http://schemas.microsoft.com/office/drawing/2017/model3d" xmlns:o="urn:schemas-microsoft-com:office:office" xmlns:oel="http://schemas.microsoft.com/office/2019/extlst" xmlns:r="http://schemas.openxmlformats.org/officeDocument/2006/relationships" xmlns:m="http://schemas.openxmlformats.org/officeDocument/2006/math" xmlns:v="urn:schemas-microsoft-com:vml" xmlns:wp14="http://schemas.microsoft.com/office/word/2010/wordprocessingDrawing" xmlns:wp="http://schemas.openxmlformats.org/drawingml/2006/wordprocessingDrawing" xmlns:w10="urn:schemas-microsoft-com:office:word" xmlns:w="http://schemas.openxmlformats.org/wordprocessingml/2006/main" xmlns:w14="http://schemas.microsoft.com/office/word/2010/wordml" xmlns:w15="http://schemas.microsoft.com/office/word/2012/wordml" xmlns:w16cex="http://schemas.microsoft.com/office/word/2018/wordml/cex" xmlns:w16cid="http://schemas.microsoft.com/office/word/2016/wordml/cid" xmlns:w16="http://schemas.microsoft.com/office/word/2018/wordml" xmlns:w16du="http://schemas.microsoft.com/office/word/2023/wordml/word16du" xmlns:w16sdtdh="http://schemas.microsoft.com/office/word/2020/wordml/sdtdatahash" xmlns:w16sdtfl="http://schemas.microsoft.com/office/word/2024/wordml/sdtformatlock" xmlns:w16se="http://schemas.microsoft.com/office/word/2015/wordml/symex" xmlns:wpg="http://schemas.microsoft.com/office/word/2010/wordprocessingGroup" xmlns:wpi="http://schemas.microsoft.com/office/word/2010/wordprocessingInk" xmlns:wne="http://schemas.microsoft.com/office/word/2006/wordml" xmlns:wps="http://schemas.microsoft.com/office/word/2010/wordprocessingShape" mc:Ignorable="w14 w15 w16se w16cid w16 w16cex w16sdtdh w16sdtfl w16du wp14">
   <w:footnote w:type="separator" w:id="-1">
     <w:p>
       <w:r>
@@ -26148,7 +30519,7 @@
 </file>
 
 <file path=word/numbering.xml><?xml version="1.0" encoding="utf-8"?>
-<w:numbering xmlns:wpc="http://schemas.microsoft.com/office/word/2010/wordprocessingCanvas" xmlns:cx="http://schemas.microsoft.com/office/drawing/2014/chartex" xmlns:cx1="http://schemas.microsoft.com/office/drawing/2015/9/8/chartex" xmlns:cx2="http://schemas.microsoft.com/office/drawing/2015/10/21/chartex" xmlns:cx3="http://schemas.microsoft.com/office/drawing/2016/5/9/chartex" xmlns:cx4="http://schemas.microsoft.com/office/drawing/2016/5/10/chartex" xmlns:cx5="http://schemas.microsoft.com/office/drawing/2016/5/11/chartex" xmlns:cx6="http://schemas.microsoft.com/office/drawing/2016/5/12/chartex" xmlns:cx7="http://schemas.microsoft.com/office/drawing/2016/5/13/chartex" xmlns:cx8="http://schemas.microsoft.com/office/drawing/2016/5/14/chartex" xmlns:mc="http://schemas.openxmlformats.org/markup-compatibility/2006" xmlns:aink="http://schemas.microsoft.com/office/drawing/2016/ink" xmlns:am3d="http://schemas.microsoft.com/office/drawing/2017/model3d" xmlns:o="urn:schemas-microsoft-com:office:office" xmlns:oel="http://schemas.microsoft.com/office/2019/extlst" xmlns:r="http://schemas.openxmlformats.org/officeDocument/2006/relationships" xmlns:m="http://schemas.openxmlformats.org/officeDocument/2006/math" xmlns:v="urn:schemas-microsoft-com:vml" xmlns:wp14="http://schemas.microsoft.com/office/word/2010/wordprocessingDrawing" xmlns:wp="http://schemas.openxmlformats.org/drawingml/2006/wordprocessingDrawing" xmlns:w10="urn:schemas-microsoft-com:office:word" xmlns:w="http://schemas.openxmlformats.org/wordprocessingml/2006/main" xmlns:w14="http://schemas.microsoft.com/office/word/2010/wordml" xmlns:w15="http://schemas.microsoft.com/office/word/2012/wordml" xmlns:w16cex="http://schemas.microsoft.com/office/word/2018/wordml/cex" xmlns:w16cid="http://schemas.microsoft.com/office/word/2016/wordml/cid" xmlns:w16="http://schemas.microsoft.com/office/word/2018/wordml" xmlns:w16sdtdh="http://schemas.microsoft.com/office/word/2020/wordml/sdtdatahash" xmlns:w16se="http://schemas.microsoft.com/office/word/2015/wordml/symex" xmlns:wpg="http://schemas.microsoft.com/office/word/2010/wordprocessingGroup" xmlns:wpi="http://schemas.microsoft.com/office/word/2010/wordprocessingInk" xmlns:wne="http://schemas.microsoft.com/office/word/2006/wordml" xmlns:wps="http://schemas.microsoft.com/office/word/2010/wordprocessingShape" mc:Ignorable="w14 w15 w16se w16cid w16 w16cex w16sdtdh wp14">
+<w:numbering xmlns:wpc="http://schemas.microsoft.com/office/word/2010/wordprocessingCanvas" xmlns:cx="http://schemas.microsoft.com/office/drawing/2014/chartex" xmlns:cx1="http://schemas.microsoft.com/office/drawing/2015/9/8/chartex" xmlns:cx2="http://schemas.microsoft.com/office/drawing/2015/10/21/chartex" xmlns:cx3="http://schemas.microsoft.com/office/drawing/2016/5/9/chartex" xmlns:cx4="http://schemas.microsoft.com/office/drawing/2016/5/10/chartex" xmlns:cx5="http://schemas.microsoft.com/office/drawing/2016/5/11/chartex" xmlns:cx6="http://schemas.microsoft.com/office/drawing/2016/5/12/chartex" xmlns:cx7="http://schemas.microsoft.com/office/drawing/2016/5/13/chartex" xmlns:cx8="http://schemas.microsoft.com/office/drawing/2016/5/14/chartex" xmlns:mc="http://schemas.openxmlformats.org/markup-compatibility/2006" xmlns:aink="http://schemas.microsoft.com/office/drawing/2016/ink" xmlns:am3d="http://schemas.microsoft.com/office/drawing/2017/model3d" xmlns:o="urn:schemas-microsoft-com:office:office" xmlns:oel="http://schemas.microsoft.com/office/2019/extlst" xmlns:r="http://schemas.openxmlformats.org/officeDocument/2006/relationships" xmlns:m="http://schemas.openxmlformats.org/officeDocument/2006/math" xmlns:v="urn:schemas-microsoft-com:vml" xmlns:wp14="http://schemas.microsoft.com/office/word/2010/wordprocessingDrawing" xmlns:wp="http://schemas.openxmlformats.org/drawingml/2006/wordprocessingDrawing" xmlns:w10="urn:schemas-microsoft-com:office:word" xmlns:w="http://schemas.openxmlformats.org/wordprocessingml/2006/main" xmlns:w14="http://schemas.microsoft.com/office/word/2010/wordml" xmlns:w15="http://schemas.microsoft.com/office/word/2012/wordml" xmlns:w16cex="http://schemas.microsoft.com/office/word/2018/wordml/cex" xmlns:w16cid="http://schemas.microsoft.com/office/word/2016/wordml/cid" xmlns:w16="http://schemas.microsoft.com/office/word/2018/wordml" xmlns:w16du="http://schemas.microsoft.com/office/word/2023/wordml/word16du" xmlns:w16sdtdh="http://schemas.microsoft.com/office/word/2020/wordml/sdtdatahash" xmlns:w16sdtfl="http://schemas.microsoft.com/office/word/2024/wordml/sdtformatlock" xmlns:w16se="http://schemas.microsoft.com/office/word/2015/wordml/symex" xmlns:wpg="http://schemas.microsoft.com/office/word/2010/wordprocessingGroup" xmlns:wpi="http://schemas.microsoft.com/office/word/2010/wordprocessingInk" xmlns:wne="http://schemas.microsoft.com/office/word/2006/wordml" xmlns:wps="http://schemas.microsoft.com/office/word/2010/wordprocessingShape" mc:Ignorable="w14 w15 w16se w16cid w16 w16cex w16sdtdh w16sdtfl w16du wp14">
   <w:abstractNum w:abstractNumId="0" w15:restartNumberingAfterBreak="0">
     <w:nsid w:val="00000001"/>
     <w:multiLevelType w:val="hybridMultilevel"/>
@@ -28662,7 +33033,7 @@
 </file>
 
 <file path=word/styles.xml><?xml version="1.0" encoding="utf-8"?>
-<w:styles xmlns:mc="http://schemas.openxmlformats.org/markup-compatibility/2006" xmlns:r="http://schemas.openxmlformats.org/officeDocument/2006/relationships" xmlns:w="http://schemas.openxmlformats.org/wordprocessingml/2006/main" xmlns:w14="http://schemas.microsoft.com/office/word/2010/wordml" xmlns:w15="http://schemas.microsoft.com/office/word/2012/wordml" xmlns:w16cex="http://schemas.microsoft.com/office/word/2018/wordml/cex" xmlns:w16cid="http://schemas.microsoft.com/office/word/2016/wordml/cid" xmlns:w16="http://schemas.microsoft.com/office/word/2018/wordml" xmlns:w16sdtdh="http://schemas.microsoft.com/office/word/2020/wordml/sdtdatahash" xmlns:w16se="http://schemas.microsoft.com/office/word/2015/wordml/symex" mc:Ignorable="w14 w15 w16se w16cid w16 w16cex w16sdtdh">
+<w:styles xmlns:mc="http://schemas.openxmlformats.org/markup-compatibility/2006" xmlns:r="http://schemas.openxmlformats.org/officeDocument/2006/relationships" xmlns:w="http://schemas.openxmlformats.org/wordprocessingml/2006/main" xmlns:w14="http://schemas.microsoft.com/office/word/2010/wordml" xmlns:w15="http://schemas.microsoft.com/office/word/2012/wordml" xmlns:w16cex="http://schemas.microsoft.com/office/word/2018/wordml/cex" xmlns:w16cid="http://schemas.microsoft.com/office/word/2016/wordml/cid" xmlns:w16="http://schemas.microsoft.com/office/word/2018/wordml" xmlns:w16du="http://schemas.microsoft.com/office/word/2023/wordml/word16du" xmlns:w16sdtdh="http://schemas.microsoft.com/office/word/2020/wordml/sdtdatahash" xmlns:w16sdtfl="http://schemas.microsoft.com/office/word/2024/wordml/sdtformatlock" xmlns:w16se="http://schemas.microsoft.com/office/word/2015/wordml/symex" mc:Ignorable="w14 w15 w16se w16cid w16 w16cex w16sdtdh w16sdtfl w16du">
   <w:docDefaults>
     <w:rPrDefault>
       <w:rPr>

--- a/static/files/CV-peter-lugtig.docx
+++ b/static/files/CV-peter-lugtig.docx
@@ -110,7 +110,7 @@
           <w:szCs w:val="18"/>
           <w:lang w:val="en-US"/>
         </w:rPr>
-        <w:t>9 June 2026</w:t>
+        <w:t>21 August 2026</w:t>
       </w:r>
     </w:p>
     <w:p>
@@ -636,7 +636,15 @@
           <w:sz w:val="20"/>
           <w:lang w:val="en-US"/>
         </w:rPr>
-        <w:t>Department of methodology, Statistics Netherlands, 2016-present</w:t>
+        <w:t>Department of methodology, Statistics Netherlands, 2016-</w:t>
+      </w:r>
+      <w:r>
+        <w:rPr>
+          <w:rFonts w:ascii="Verdana" w:hAnsi="Verdana"/>
+          <w:sz w:val="20"/>
+          <w:lang w:val="en-US"/>
+        </w:rPr>
+        <w:t>2026</w:t>
       </w:r>
     </w:p>
     <w:p>
@@ -2095,6 +2103,15 @@
           <w:lang w:val="en-US"/>
         </w:rPr>
         <w:t>-</w:t>
+      </w:r>
+      <w:r>
+        <w:rPr>
+          <w:rFonts w:ascii="Verdana" w:eastAsia="MS-Mincho" w:hAnsi="Verdana"/>
+          <w:sz w:val="20"/>
+          <w:u w:color="0000FF"/>
+          <w:lang w:val="en-US"/>
+        </w:rPr>
+        <w:t>present</w:t>
       </w:r>
       <w:r>
         <w:rPr>
@@ -3502,27 +3519,7 @@
           <w:u w:color="0000FF"/>
           <w:lang w:val="en-US"/>
         </w:rPr>
-        <w:t>184.037.001</w:t>
-      </w:r>
-      <w:r>
-        <w:rPr>
-          <w:rFonts w:ascii="Verdana" w:eastAsia="MS-Mincho" w:hAnsi="Verdana"/>
-          <w:sz w:val="20"/>
-          <w:szCs w:val="20"/>
-          <w:u w:color="0000FF"/>
-          <w:lang w:val="en-US"/>
-        </w:rPr>
-        <w:t>)</w:t>
-      </w:r>
-      <w:r>
-        <w:rPr>
-          <w:rFonts w:ascii="Verdana" w:eastAsia="MS-Mincho" w:hAnsi="Verdana"/>
-          <w:sz w:val="20"/>
-          <w:szCs w:val="20"/>
-          <w:u w:color="0000FF"/>
-          <w:lang w:val="en-US"/>
-        </w:rPr>
-        <w:t xml:space="preserve"> </w:t>
+        <w:t xml:space="preserve">184.037.001) </w:t>
       </w:r>
       <w:r>
         <w:rPr>
@@ -3908,29 +3905,7 @@
           <w:u w:color="0000FF"/>
           <w:lang w:val="en-US"/>
         </w:rPr>
-        <w:t xml:space="preserve">500k, of which 90k personal. </w:t>
-      </w:r>
-      <w:proofErr w:type="spellStart"/>
-      <w:r>
-        <w:rPr>
-          <w:rFonts w:ascii="Verdana" w:eastAsia="MS-Mincho" w:hAnsi="Verdana"/>
-          <w:sz w:val="20"/>
-          <w:szCs w:val="20"/>
-          <w:u w:color="0000FF"/>
-          <w:lang w:val="en-US"/>
-        </w:rPr>
-        <w:t>Workpackage</w:t>
-      </w:r>
-      <w:proofErr w:type="spellEnd"/>
-      <w:r>
-        <w:rPr>
-          <w:rFonts w:ascii="Verdana" w:eastAsia="MS-Mincho" w:hAnsi="Verdana"/>
-          <w:sz w:val="20"/>
-          <w:szCs w:val="20"/>
-          <w:u w:color="0000FF"/>
-          <w:lang w:val="en-US"/>
-        </w:rPr>
-        <w:t xml:space="preserve"> leader on methodology (PI: Marijn de Bruin, Radboud University)</w:t>
+        <w:t>500k, of which 90k personal. Workpackage leader on methodology (PI: Marijn de Bruin, Radboud University)</w:t>
       </w:r>
     </w:p>
     <w:p>
@@ -4079,16 +4054,7 @@
           <w:szCs w:val="20"/>
           <w:lang w:val="en-US"/>
         </w:rPr>
-        <w:t xml:space="preserve"> </w:t>
-      </w:r>
-      <w:r>
-        <w:rPr>
-          <w:rFonts w:ascii="Verdana" w:hAnsi="Verdana"/>
-          <w:sz w:val="20"/>
-          <w:szCs w:val="20"/>
-          <w:lang w:val="en-US"/>
-        </w:rPr>
-        <w:t>184.036.020</w:t>
+        <w:t xml:space="preserve"> 184.036.020</w:t>
       </w:r>
       <w:r>
         <w:rPr>
@@ -4455,29 +4421,7 @@
           <w:u w:color="0000FF"/>
           <w:lang w:val="en-US"/>
         </w:rPr>
-        <w:t xml:space="preserve">personal. January 2024 (PI: Statistics Netherlands). I lead </w:t>
-      </w:r>
-      <w:proofErr w:type="spellStart"/>
-      <w:r>
-        <w:rPr>
-          <w:rFonts w:ascii="Verdana" w:eastAsia="MS-Mincho" w:hAnsi="Verdana"/>
-          <w:sz w:val="20"/>
-          <w:szCs w:val="20"/>
-          <w:u w:color="0000FF"/>
-          <w:lang w:val="en-US"/>
-        </w:rPr>
-        <w:t>workpackage</w:t>
-      </w:r>
-      <w:proofErr w:type="spellEnd"/>
-      <w:r>
-        <w:rPr>
-          <w:rFonts w:ascii="Verdana" w:eastAsia="MS-Mincho" w:hAnsi="Verdana"/>
-          <w:sz w:val="20"/>
-          <w:szCs w:val="20"/>
-          <w:u w:color="0000FF"/>
-          <w:lang w:val="en-US"/>
-        </w:rPr>
-        <w:t xml:space="preserve"> 2 on methodology. </w:t>
+        <w:t xml:space="preserve">personal. January 2024 (PI: Statistics Netherlands). I lead workpackage 2 on methodology. </w:t>
       </w:r>
     </w:p>
     <w:p>
@@ -4768,9 +4712,8 @@
           <w:u w:color="0000FF"/>
           <w:lang w:val="en-US"/>
         </w:rPr>
-        <w:t xml:space="preserve">I lead a </w:t>
-      </w:r>
-      <w:proofErr w:type="spellStart"/>
+        <w:t>I lead a workpackage on</w:t>
+      </w:r>
       <w:r>
         <w:rPr>
           <w:rFonts w:ascii="Verdana" w:eastAsia="MS-Mincho" w:hAnsi="Verdana"/>
@@ -4779,9 +4722,8 @@
           <w:u w:color="0000FF"/>
           <w:lang w:val="en-US"/>
         </w:rPr>
-        <w:t>workpackage</w:t>
-      </w:r>
-      <w:proofErr w:type="spellEnd"/>
+        <w:t xml:space="preserve"> the data quality of</w:t>
+      </w:r>
       <w:r>
         <w:rPr>
           <w:rFonts w:ascii="Verdana" w:eastAsia="MS-Mincho" w:hAnsi="Verdana"/>
@@ -4790,7 +4732,7 @@
           <w:u w:color="0000FF"/>
           <w:lang w:val="en-US"/>
         </w:rPr>
-        <w:t xml:space="preserve"> on</w:t>
+        <w:t xml:space="preserve"> citizen science. </w:t>
       </w:r>
       <w:r>
         <w:rPr>
@@ -4800,7 +4742,7 @@
           <w:u w:color="0000FF"/>
           <w:lang w:val="en-US"/>
         </w:rPr>
-        <w:t xml:space="preserve"> the data quality of</w:t>
+        <w:t>May 2020</w:t>
       </w:r>
       <w:r>
         <w:rPr>
@@ -4810,9 +4752,16 @@
           <w:u w:color="0000FF"/>
           <w:lang w:val="en-US"/>
         </w:rPr>
-        <w:t xml:space="preserve"> citizen science. </w:t>
-      </w:r>
-      <w:r>
+        <w:t xml:space="preserve"> (Principal Investigator: Pearl Dykstra, Erasmus University)</w:t>
+      </w:r>
+    </w:p>
+    <w:p>
+      <w:pPr>
+        <w:widowControl w:val="0"/>
+        <w:autoSpaceDE w:val="0"/>
+        <w:autoSpaceDN w:val="0"/>
+        <w:adjustRightInd w:val="0"/>
+        <w:ind w:hanging="284"/>
         <w:rPr>
           <w:rFonts w:ascii="Verdana" w:eastAsia="MS-Mincho" w:hAnsi="Verdana"/>
           <w:sz w:val="20"/>
@@ -4820,8 +4769,7 @@
           <w:u w:color="0000FF"/>
           <w:lang w:val="en-US"/>
         </w:rPr>
-        <w:t>May 2020</w:t>
-      </w:r>
+      </w:pPr>
       <w:r>
         <w:rPr>
           <w:rFonts w:ascii="Verdana" w:eastAsia="MS-Mincho" w:hAnsi="Verdana"/>
@@ -4830,33 +4778,45 @@
           <w:u w:color="0000FF"/>
           <w:lang w:val="en-US"/>
         </w:rPr>
-        <w:t xml:space="preserve"> (Principal Investigator: Pearl Dykstra, Erasmus University)</w:t>
-      </w:r>
-    </w:p>
-    <w:p>
-      <w:pPr>
-        <w:widowControl w:val="0"/>
-        <w:autoSpaceDE w:val="0"/>
-        <w:autoSpaceDN w:val="0"/>
-        <w:adjustRightInd w:val="0"/>
-        <w:ind w:hanging="284"/>
-        <w:rPr>
-          <w:rFonts w:ascii="Verdana" w:eastAsia="MS-Mincho" w:hAnsi="Verdana"/>
+        <w:t>ESSNET ‘</w:t>
+      </w:r>
+      <w:r>
+        <w:rPr>
+          <w:rFonts w:ascii="Verdana" w:hAnsi="Verdana" w:cs="Arial"/>
           <w:sz w:val="20"/>
           <w:szCs w:val="20"/>
-          <w:u w:color="0000FF"/>
-          <w:lang w:val="en-US"/>
-        </w:rPr>
-      </w:pPr>
-      <w:r>
-        <w:rPr>
-          <w:rFonts w:ascii="Verdana" w:eastAsia="MS-Mincho" w:hAnsi="Verdana"/>
+          <w:lang w:val="en-US"/>
+        </w:rPr>
+        <w:t>Smart Surveys’ (Eurostat grant).</w:t>
+      </w:r>
+      <w:r>
+        <w:rPr>
+          <w:rFonts w:ascii="Verdana" w:hAnsi="Verdana" w:cs="Arial"/>
           <w:sz w:val="20"/>
           <w:szCs w:val="20"/>
-          <w:u w:color="0000FF"/>
-          <w:lang w:val="en-US"/>
-        </w:rPr>
-        <w:t>ESSNET ‘</w:t>
+          <w:lang w:val="en-US"/>
+        </w:rPr>
+        <w:t xml:space="preserve"> </w:t>
+      </w:r>
+      <w:r>
+        <w:rPr>
+          <w:rFonts w:ascii="Verdana" w:eastAsia="MS-Mincho" w:hAnsi="Verdana"/>
+          <w:sz w:val="20"/>
+          <w:szCs w:val="20"/>
+          <w:u w:color="0000FF"/>
+          <w:lang w:val="en-US"/>
+        </w:rPr>
+        <w:t>2019</w:t>
+      </w:r>
+      <w:r>
+        <w:rPr>
+          <w:rFonts w:ascii="Verdana" w:eastAsia="MS-Mincho" w:hAnsi="Verdana"/>
+          <w:sz w:val="20"/>
+          <w:szCs w:val="20"/>
+          <w:u w:color="0000FF"/>
+          <w:lang w:val="en-US"/>
+        </w:rPr>
+        <w:t>-2022.</w:t>
       </w:r>
       <w:r>
         <w:rPr>
@@ -4865,7 +4825,7 @@
           <w:szCs w:val="20"/>
           <w:lang w:val="en-US"/>
         </w:rPr>
-        <w:t>Smart Surveys’ (Eurostat grant).</w:t>
+        <w:t xml:space="preserve"> 2-year project on using apps in data collection</w:t>
       </w:r>
       <w:r>
         <w:rPr>
@@ -4874,6 +4834,24 @@
           <w:szCs w:val="20"/>
           <w:lang w:val="en-US"/>
         </w:rPr>
+        <w:t xml:space="preserve"> for official statistics.</w:t>
+      </w:r>
+      <w:r>
+        <w:rPr>
+          <w:rFonts w:ascii="Verdana" w:hAnsi="Verdana" w:cs="Arial"/>
+          <w:sz w:val="20"/>
+          <w:szCs w:val="20"/>
+          <w:lang w:val="en-US"/>
+        </w:rPr>
+        <w:t xml:space="preserve"> Total funding</w:t>
+      </w:r>
+      <w:r>
+        <w:rPr>
+          <w:rFonts w:ascii="Verdana" w:hAnsi="Verdana" w:cs="Arial"/>
+          <w:sz w:val="20"/>
+          <w:szCs w:val="20"/>
+          <w:lang w:val="en-US"/>
+        </w:rPr>
         <w:t xml:space="preserve"> </w:t>
       </w:r>
       <w:r>
@@ -4884,7 +4862,7 @@
           <w:u w:color="0000FF"/>
           <w:lang w:val="en-US"/>
         </w:rPr>
-        <w:t>2019</w:t>
+        <w:t>€900</w:t>
       </w:r>
       <w:r>
         <w:rPr>
@@ -4894,105 +4872,27 @@
           <w:u w:color="0000FF"/>
           <w:lang w:val="en-US"/>
         </w:rPr>
-        <w:t>-2022.</w:t>
-      </w:r>
-      <w:r>
-        <w:rPr>
-          <w:rFonts w:ascii="Verdana" w:hAnsi="Verdana" w:cs="Arial"/>
+        <w:t>k</w:t>
+      </w:r>
+      <w:r>
+        <w:rPr>
+          <w:rFonts w:ascii="Verdana" w:eastAsia="MS-Mincho" w:hAnsi="Verdana"/>
           <w:sz w:val="20"/>
           <w:szCs w:val="20"/>
-          <w:lang w:val="en-US"/>
-        </w:rPr>
-        <w:t xml:space="preserve"> 2-year project on using apps in data collection</w:t>
-      </w:r>
-      <w:r>
-        <w:rPr>
-          <w:rFonts w:ascii="Verdana" w:hAnsi="Verdana" w:cs="Arial"/>
+          <w:u w:color="0000FF"/>
+          <w:lang w:val="en-US"/>
+        </w:rPr>
+        <w:t xml:space="preserve">. </w:t>
+      </w:r>
+      <w:r>
+        <w:rPr>
+          <w:rFonts w:ascii="Verdana" w:eastAsia="MS-Mincho" w:hAnsi="Verdana"/>
           <w:sz w:val="20"/>
           <w:szCs w:val="20"/>
-          <w:lang w:val="en-US"/>
-        </w:rPr>
-        <w:t xml:space="preserve"> for official statistics.</w:t>
-      </w:r>
-      <w:r>
-        <w:rPr>
-          <w:rFonts w:ascii="Verdana" w:hAnsi="Verdana" w:cs="Arial"/>
-          <w:sz w:val="20"/>
-          <w:szCs w:val="20"/>
-          <w:lang w:val="en-US"/>
-        </w:rPr>
-        <w:t xml:space="preserve"> Total funding</w:t>
-      </w:r>
-      <w:r>
-        <w:rPr>
-          <w:rFonts w:ascii="Verdana" w:hAnsi="Verdana" w:cs="Arial"/>
-          <w:sz w:val="20"/>
-          <w:szCs w:val="20"/>
-          <w:lang w:val="en-US"/>
-        </w:rPr>
-        <w:t xml:space="preserve"> </w:t>
-      </w:r>
-      <w:r>
-        <w:rPr>
-          <w:rFonts w:ascii="Verdana" w:eastAsia="MS-Mincho" w:hAnsi="Verdana"/>
-          <w:sz w:val="20"/>
-          <w:szCs w:val="20"/>
-          <w:u w:color="0000FF"/>
-          <w:lang w:val="en-US"/>
-        </w:rPr>
-        <w:t>€900</w:t>
-      </w:r>
-      <w:r>
-        <w:rPr>
-          <w:rFonts w:ascii="Verdana" w:eastAsia="MS-Mincho" w:hAnsi="Verdana"/>
-          <w:sz w:val="20"/>
-          <w:szCs w:val="20"/>
-          <w:u w:color="0000FF"/>
-          <w:lang w:val="en-US"/>
-        </w:rPr>
-        <w:t>k</w:t>
-      </w:r>
-      <w:r>
-        <w:rPr>
-          <w:rFonts w:ascii="Verdana" w:eastAsia="MS-Mincho" w:hAnsi="Verdana"/>
-          <w:sz w:val="20"/>
-          <w:szCs w:val="20"/>
-          <w:u w:color="0000FF"/>
-          <w:lang w:val="en-US"/>
-        </w:rPr>
-        <w:t xml:space="preserve">. </w:t>
-      </w:r>
-      <w:r>
-        <w:rPr>
-          <w:rFonts w:ascii="Verdana" w:eastAsia="MS-Mincho" w:hAnsi="Verdana"/>
-          <w:sz w:val="20"/>
-          <w:szCs w:val="20"/>
-          <w:u w:color="0000FF"/>
-          <w:lang w:val="en-US"/>
-        </w:rPr>
-        <w:t xml:space="preserve">I participate in </w:t>
-      </w:r>
-      <w:proofErr w:type="spellStart"/>
-      <w:r>
-        <w:rPr>
-          <w:rFonts w:ascii="Verdana" w:eastAsia="MS-Mincho" w:hAnsi="Verdana"/>
-          <w:sz w:val="20"/>
-          <w:szCs w:val="20"/>
-          <w:u w:color="0000FF"/>
-          <w:lang w:val="en-US"/>
-        </w:rPr>
-        <w:t>workpackage</w:t>
-      </w:r>
-      <w:proofErr w:type="spellEnd"/>
-      <w:r>
-        <w:rPr>
-          <w:rFonts w:ascii="Verdana" w:eastAsia="MS-Mincho" w:hAnsi="Verdana"/>
-          <w:sz w:val="20"/>
-          <w:szCs w:val="20"/>
-          <w:u w:color="0000FF"/>
-          <w:lang w:val="en-US"/>
-        </w:rPr>
-        <w:t xml:space="preserve"> 2.</w:t>
+          <w:u w:color="0000FF"/>
+          <w:lang w:val="en-US"/>
+        </w:rPr>
+        <w:t>I participate in workpackage 2.</w:t>
       </w:r>
       <w:r>
         <w:rPr>
@@ -5677,27 +5577,7 @@
           <w:u w:color="0000FF"/>
           <w:lang w:val="en-US"/>
         </w:rPr>
-        <w:t xml:space="preserve">I participate in </w:t>
-      </w:r>
-      <w:proofErr w:type="spellStart"/>
-      <w:r>
-        <w:rPr>
-          <w:rFonts w:ascii="Verdana" w:eastAsia="MS-Mincho" w:hAnsi="Verdana"/>
-          <w:sz w:val="20"/>
-          <w:u w:color="0000FF"/>
-          <w:lang w:val="en-US"/>
-        </w:rPr>
-        <w:t>workpackage</w:t>
-      </w:r>
-      <w:proofErr w:type="spellEnd"/>
-      <w:r>
-        <w:rPr>
-          <w:rFonts w:ascii="Verdana" w:eastAsia="MS-Mincho" w:hAnsi="Verdana"/>
-          <w:sz w:val="20"/>
-          <w:u w:color="0000FF"/>
-          <w:lang w:val="en-US"/>
-        </w:rPr>
-        <w:t xml:space="preserve"> 2 on experimental push-to-web strategies. </w:t>
+        <w:t xml:space="preserve">I participate in workpackage 2 on experimental push-to-web strategies. </w:t>
       </w:r>
       <w:r>
         <w:rPr>
@@ -6687,17 +6567,7 @@
           <w:u w:color="0000FF"/>
           <w:lang w:val="en-US"/>
         </w:rPr>
-        <w:t xml:space="preserve">Mathematical population studies, Methodology, Methodological Review of Applied Research, Multivariate </w:t>
-      </w:r>
-      <w:proofErr w:type="spellStart"/>
-      <w:r>
-        <w:rPr>
-          <w:rFonts w:ascii="Verdana" w:eastAsia="MS-Mincho" w:hAnsi="Verdana"/>
-          <w:sz w:val="20"/>
-          <w:u w:color="0000FF"/>
-          <w:lang w:val="en-US"/>
-        </w:rPr>
-        <w:t>Behavio</w:t>
+        <w:t>Mathematical population studies, Methodology, Methodological Review of Applied Research, Multivariate Behavio</w:t>
       </w:r>
       <w:r>
         <w:rPr>
@@ -6715,17 +6585,7 @@
           <w:u w:color="0000FF"/>
           <w:lang w:val="en-US"/>
         </w:rPr>
-        <w:t>ral</w:t>
-      </w:r>
-      <w:proofErr w:type="spellEnd"/>
-      <w:r>
-        <w:rPr>
-          <w:rFonts w:ascii="Verdana" w:eastAsia="MS-Mincho" w:hAnsi="Verdana"/>
-          <w:sz w:val="20"/>
-          <w:u w:color="0000FF"/>
-          <w:lang w:val="en-US"/>
-        </w:rPr>
-        <w:t xml:space="preserve"> Research, Public Opinion Quarterly, Social Science Computer Review,</w:t>
+        <w:t>ral Research, Public Opinion Quarterly, Social Science Computer Review,</w:t>
       </w:r>
       <w:r>
         <w:rPr>
@@ -7321,25 +7181,7 @@
           <w:u w:color="0000FF"/>
           <w:lang w:val="en-US"/>
         </w:rPr>
-        <w:t xml:space="preserve"> mode transition. Survey of Health, Aging and Retirement in Europe, 2025 </w:t>
-      </w:r>
-      <w:r>
-        <w:rPr>
-          <w:rFonts w:ascii="Verdana" w:eastAsia="MS-Mincho" w:hAnsi="Verdana"/>
-          <w:sz w:val="20"/>
-          <w:u w:color="0000FF"/>
-          <w:lang w:val="en-US"/>
-        </w:rPr>
-        <w:t>–</w:t>
-      </w:r>
-      <w:r>
-        <w:rPr>
-          <w:rFonts w:ascii="Verdana" w:eastAsia="MS-Mincho" w:hAnsi="Verdana"/>
-          <w:sz w:val="20"/>
-          <w:u w:color="0000FF"/>
-          <w:lang w:val="en-US"/>
-        </w:rPr>
-        <w:t xml:space="preserve"> </w:t>
+        <w:t xml:space="preserve"> mode transition. Survey of Health, Aging and Retirement in Europe, 2025 – </w:t>
       </w:r>
     </w:p>
     <w:p>
@@ -11543,16 +11385,7 @@
                 <w:sz w:val="21"/>
                 <w:szCs w:val="22"/>
               </w:rPr>
-              <w:t>5</w:t>
-            </w:r>
-            <w:r>
-              <w:rPr>
-                <w:rFonts w:ascii="Verdana" w:eastAsia="MS-Mincho" w:hAnsi="Verdana"/>
-                <w:bCs/>
-                <w:sz w:val="21"/>
-                <w:szCs w:val="22"/>
-              </w:rPr>
-              <w:t>696</w:t>
+              <w:t>5810</w:t>
             </w:r>
           </w:p>
         </w:tc>
@@ -11580,16 +11413,7 @@
                 <w:sz w:val="21"/>
                 <w:szCs w:val="22"/>
               </w:rPr>
-              <w:t>2</w:t>
-            </w:r>
-            <w:r>
-              <w:rPr>
-                <w:rFonts w:ascii="Verdana" w:eastAsia="MS-Mincho" w:hAnsi="Verdana"/>
-                <w:bCs/>
-                <w:sz w:val="21"/>
-                <w:szCs w:val="22"/>
-              </w:rPr>
-              <w:t>8</w:t>
+              <w:t>29</w:t>
             </w:r>
           </w:p>
         </w:tc>
@@ -11709,9 +11533,290 @@
           <w:u w:color="0000FF"/>
           <w:lang w:val="en-US"/>
         </w:rPr>
+        <w:t xml:space="preserve">2026 - </w:t>
+      </w:r>
+      <w:r>
+        <w:rPr>
+          <w:rFonts w:ascii="Verdana" w:eastAsia="MS-Mincho" w:hAnsi="Verdana"/>
+          <w:sz w:val="20"/>
+          <w:u w:color="0000FF"/>
+          <w:lang w:val="en-US"/>
+        </w:rPr>
+        <w:t xml:space="preserve">Lück, D., Schumann, A., Emery, T., Lugtig, P., Bujard, M., Naderi, R. &amp; </w:t>
+      </w:r>
+      <w:proofErr w:type="spellStart"/>
+      <w:r>
+        <w:rPr>
+          <w:rFonts w:ascii="Verdana" w:eastAsia="MS-Mincho" w:hAnsi="Verdana"/>
+          <w:sz w:val="20"/>
+          <w:u w:color="0000FF"/>
+          <w:lang w:val="en-US"/>
+        </w:rPr>
+        <w:t>Cabaço</w:t>
+      </w:r>
+      <w:proofErr w:type="spellEnd"/>
+      <w:r>
+        <w:rPr>
+          <w:rFonts w:ascii="Verdana" w:eastAsia="MS-Mincho" w:hAnsi="Verdana"/>
+          <w:sz w:val="20"/>
+          <w:u w:color="0000FF"/>
+          <w:lang w:val="en-US"/>
+        </w:rPr>
+        <w:t xml:space="preserve">, S. (2026). How do Modes of Data Collection Affect the Measurement of Demographic Key Indicators? Findings from a Three-Country Experiment Using the Generations and Gender Survey. </w:t>
+      </w:r>
+      <w:r>
+        <w:rPr>
+          <w:rFonts w:ascii="Verdana" w:eastAsia="MS-Mincho" w:hAnsi="Verdana"/>
+          <w:i/>
+          <w:iCs/>
+          <w:sz w:val="20"/>
+          <w:u w:color="0000FF"/>
+        </w:rPr>
+        <w:t xml:space="preserve">European Journal of </w:t>
+      </w:r>
+      <w:proofErr w:type="spellStart"/>
+      <w:r>
+        <w:rPr>
+          <w:rFonts w:ascii="Verdana" w:eastAsia="MS-Mincho" w:hAnsi="Verdana"/>
+          <w:i/>
+          <w:iCs/>
+          <w:sz w:val="20"/>
+          <w:u w:color="0000FF"/>
+        </w:rPr>
+        <w:t>Population</w:t>
+      </w:r>
+      <w:proofErr w:type="spellEnd"/>
+      <w:r>
+        <w:rPr>
+          <w:rFonts w:ascii="Verdana" w:eastAsia="MS-Mincho" w:hAnsi="Verdana"/>
+          <w:sz w:val="20"/>
+          <w:u w:color="0000FF"/>
+        </w:rPr>
+        <w:t>.</w:t>
+      </w:r>
+      <w:r>
+        <w:rPr>
+          <w:rFonts w:ascii="Verdana" w:eastAsia="MS-Mincho" w:hAnsi="Verdana"/>
+          <w:sz w:val="20"/>
+          <w:u w:color="0000FF"/>
+        </w:rPr>
+        <w:t xml:space="preserve"> </w:t>
+      </w:r>
+      <w:hyperlink r:id="rId44" w:history="1">
+        <w:r>
+          <w:rPr>
+            <w:rStyle w:val="Hyperlink"/>
+            <w:rFonts w:ascii="Verdana" w:eastAsia="MS-Mincho" w:hAnsi="Verdana"/>
+            <w:sz w:val="20"/>
+          </w:rPr>
+          <w:t>https://doi.org/10.1007/s10680-026-09777-7</w:t>
+        </w:r>
+      </w:hyperlink>
+      <w:r>
+        <w:rPr>
+          <w:rFonts w:ascii="Verdana" w:eastAsia="MS-Mincho" w:hAnsi="Verdana"/>
+          <w:sz w:val="20"/>
+          <w:u w:color="0000FF"/>
+        </w:rPr>
+        <w:t xml:space="preserve"> </w:t>
+      </w:r>
+    </w:p>
+    <w:p>
+      <w:pPr>
+        <w:widowControl w:val="0"/>
+        <w:autoSpaceDE w:val="0"/>
+        <w:autoSpaceDN w:val="0"/>
+        <w:adjustRightInd w:val="0"/>
+        <w:ind w:hanging="284"/>
+        <w:rPr>
+          <w:rFonts w:ascii="Verdana" w:eastAsia="MS-Mincho" w:hAnsi="Verdana"/>
+          <w:sz w:val="20"/>
+          <w:u w:color="0000FF"/>
+          <w:lang w:val="en-US"/>
+        </w:rPr>
+      </w:pPr>
+      <w:r>
+        <w:rPr>
+          <w:rFonts w:ascii="Verdana" w:eastAsia="MS-Mincho" w:hAnsi="Verdana"/>
+          <w:sz w:val="20"/>
+          <w:u w:color="0000FF"/>
+          <w:lang w:val="en-US"/>
+        </w:rPr>
+        <w:t xml:space="preserve">2026 - </w:t>
+      </w:r>
+      <w:r>
+        <w:rPr>
+          <w:rFonts w:ascii="Verdana" w:eastAsia="MS-Mincho" w:hAnsi="Verdana"/>
+          <w:sz w:val="20"/>
+          <w:u w:color="0000FF"/>
+          <w:lang w:val="en-US"/>
+        </w:rPr>
+        <w:t>Salvatore,</w:t>
+      </w:r>
+      <w:r>
+        <w:rPr>
+          <w:rFonts w:ascii="Verdana" w:eastAsia="MS-Mincho" w:hAnsi="Verdana"/>
+          <w:sz w:val="20"/>
+          <w:u w:color="0000FF"/>
+          <w:lang w:val="en-US"/>
+        </w:rPr>
+        <w:t xml:space="preserve"> C.</w:t>
+      </w:r>
+      <w:r>
+        <w:rPr>
+          <w:rFonts w:ascii="Verdana" w:eastAsia="MS-Mincho" w:hAnsi="Verdana"/>
+          <w:sz w:val="20"/>
+          <w:u w:color="0000FF"/>
+          <w:lang w:val="en-US"/>
+        </w:rPr>
+        <w:t xml:space="preserve"> </w:t>
+      </w:r>
+      <w:r>
+        <w:rPr>
+          <w:rFonts w:ascii="Verdana" w:eastAsia="MS-Mincho" w:hAnsi="Verdana"/>
+          <w:sz w:val="20"/>
+          <w:u w:color="0000FF"/>
+          <w:lang w:val="en-US"/>
+        </w:rPr>
+        <w:t xml:space="preserve">, </w:t>
+      </w:r>
+      <w:r>
+        <w:rPr>
+          <w:rFonts w:ascii="Verdana" w:eastAsia="MS-Mincho" w:hAnsi="Verdana"/>
+          <w:sz w:val="20"/>
+          <w:u w:color="0000FF"/>
+          <w:lang w:val="en-US"/>
+        </w:rPr>
+        <w:t>Lugtig,</w:t>
+      </w:r>
+      <w:r>
+        <w:rPr>
+          <w:rFonts w:ascii="Verdana" w:eastAsia="MS-Mincho" w:hAnsi="Verdana"/>
+          <w:sz w:val="20"/>
+          <w:u w:color="0000FF"/>
+          <w:lang w:val="en-US"/>
+        </w:rPr>
+        <w:t xml:space="preserve"> P., &amp; S</w:t>
+      </w:r>
+      <w:r>
+        <w:rPr>
+          <w:rFonts w:ascii="Verdana" w:eastAsia="MS-Mincho" w:hAnsi="Verdana"/>
+          <w:sz w:val="20"/>
+          <w:u w:color="0000FF"/>
+          <w:lang w:val="en-US"/>
+        </w:rPr>
+        <w:t>truminskaya,</w:t>
+      </w:r>
+      <w:r>
+        <w:rPr>
+          <w:rFonts w:ascii="Verdana" w:eastAsia="MS-Mincho" w:hAnsi="Verdana"/>
+          <w:sz w:val="20"/>
+          <w:u w:color="0000FF"/>
+          <w:lang w:val="en-US"/>
+        </w:rPr>
+        <w:t xml:space="preserve"> B.</w:t>
+      </w:r>
+      <w:r>
+        <w:rPr>
+          <w:rFonts w:ascii="Verdana" w:eastAsia="MS-Mincho" w:hAnsi="Verdana"/>
+          <w:sz w:val="20"/>
+          <w:u w:color="0000FF"/>
+          <w:lang w:val="en-US"/>
+        </w:rPr>
+        <w:t xml:space="preserve"> </w:t>
+      </w:r>
+      <w:r>
+        <w:rPr>
+          <w:rFonts w:ascii="Verdana" w:eastAsia="MS-Mincho" w:hAnsi="Verdana"/>
+          <w:sz w:val="20"/>
+          <w:u w:color="0000FF"/>
+          <w:lang w:val="en-US"/>
+        </w:rPr>
+        <w:t xml:space="preserve">(2026) </w:t>
+      </w:r>
+      <w:r>
+        <w:rPr>
+          <w:rFonts w:ascii="Verdana" w:eastAsia="MS-Mincho" w:hAnsi="Verdana"/>
+          <w:sz w:val="20"/>
+          <w:u w:color="0000FF"/>
+          <w:lang w:val="en-US"/>
+        </w:rPr>
+        <w:t xml:space="preserve">Youth Nonresponse in Panel </w:t>
+      </w:r>
+      <w:r>
+        <w:rPr>
+          <w:rFonts w:ascii="Verdana" w:eastAsia="MS-Mincho" w:hAnsi="Verdana"/>
+          <w:sz w:val="20"/>
+          <w:u w:color="0000FF"/>
+          <w:lang w:val="en-US"/>
+        </w:rPr>
+        <w:t>s</w:t>
+      </w:r>
+      <w:r>
+        <w:rPr>
+          <w:rFonts w:ascii="Verdana" w:eastAsia="MS-Mincho" w:hAnsi="Verdana"/>
+          <w:sz w:val="20"/>
+          <w:u w:color="0000FF"/>
+          <w:lang w:val="en-US"/>
+        </w:rPr>
+        <w:t xml:space="preserve">urveys: Investigating the Impact of Life Events, </w:t>
+      </w:r>
+      <w:r>
+        <w:rPr>
+          <w:rFonts w:ascii="Verdana" w:eastAsia="MS-Mincho" w:hAnsi="Verdana"/>
+          <w:i/>
+          <w:iCs/>
+          <w:sz w:val="20"/>
+          <w:u w:color="0000FF"/>
+          <w:lang w:val="en-US"/>
+        </w:rPr>
+        <w:t>Journal of Survey Statistics and Methodology</w:t>
+      </w:r>
+      <w:r>
+        <w:rPr>
+          <w:rFonts w:ascii="Verdana" w:eastAsia="MS-Mincho" w:hAnsi="Verdana"/>
+          <w:sz w:val="20"/>
+          <w:u w:color="0000FF"/>
+          <w:lang w:val="en-US"/>
+        </w:rPr>
+        <w:t xml:space="preserve">, 2026;, smag001, </w:t>
+      </w:r>
+      <w:hyperlink r:id="rId45" w:history="1">
+        <w:r>
+          <w:rPr>
+            <w:rStyle w:val="Hyperlink"/>
+            <w:rFonts w:ascii="Verdana" w:eastAsia="MS-Mincho" w:hAnsi="Verdana"/>
+            <w:sz w:val="20"/>
+            <w:lang w:val="en-US"/>
+          </w:rPr>
+          <w:t>https://doi.org/10.1093/jssam/smag001</w:t>
+        </w:r>
+      </w:hyperlink>
+    </w:p>
+    <w:p>
+      <w:pPr>
+        <w:widowControl w:val="0"/>
+        <w:autoSpaceDE w:val="0"/>
+        <w:autoSpaceDN w:val="0"/>
+        <w:adjustRightInd w:val="0"/>
+        <w:ind w:hanging="284"/>
+        <w:rPr>
+          <w:rFonts w:ascii="Verdana" w:eastAsia="MS-Mincho" w:hAnsi="Verdana"/>
+          <w:sz w:val="20"/>
+          <w:u w:color="0000FF"/>
+          <w:lang w:val="en-US"/>
+        </w:rPr>
+      </w:pPr>
+      <w:r>
+        <w:rPr>
+          <w:rFonts w:ascii="Verdana" w:eastAsia="MS-Mincho" w:hAnsi="Verdana"/>
+          <w:sz w:val="20"/>
+          <w:u w:color="0000FF"/>
+          <w:lang w:val="en-US"/>
+        </w:rPr>
         <w:t xml:space="preserve">2026 – Lugtig, P. (2026) </w:t>
       </w:r>
-      <w:hyperlink r:id="rId44" w:history="1">
+      <w:hyperlink r:id="rId46" w:history="1">
         <w:r>
           <w:rPr>
             <w:rStyle w:val="Hyperlink"/>
@@ -11729,7 +11834,16 @@
           <w:u w:color="0000FF"/>
           <w:lang w:val="en-US"/>
         </w:rPr>
-        <w:t xml:space="preserve"> Inaugural lecture as professor at Utrecht University. 2 April 2026</w:t>
+        <w:t xml:space="preserve"> Inaugural lecture as professor at Utrecht University. </w:t>
+      </w:r>
+      <w:r>
+        <w:rPr>
+          <w:rFonts w:ascii="Verdana" w:eastAsia="MS-Mincho" w:hAnsi="Verdana"/>
+          <w:sz w:val="20"/>
+          <w:u w:color="0000FF"/>
+          <w:lang w:val="en-US"/>
+        </w:rPr>
+        <w:t>2 April 2026</w:t>
       </w:r>
     </w:p>
     <w:p>
@@ -11743,95 +11857,17 @@
           <w:rFonts w:ascii="Verdana" w:eastAsia="MS-Mincho" w:hAnsi="Verdana"/>
           <w:sz w:val="20"/>
           <w:u w:color="0000FF"/>
-        </w:rPr>
-      </w:pPr>
-      <w:r>
-        <w:rPr>
-          <w:rFonts w:ascii="Verdana" w:eastAsia="MS-Mincho" w:hAnsi="Verdana"/>
-          <w:sz w:val="20"/>
-          <w:u w:color="0000FF"/>
-        </w:rPr>
-        <w:t>2026 -</w:t>
-      </w:r>
-      <w:r>
-        <w:rPr>
-          <w:rFonts w:ascii="Verdana" w:eastAsia="MS-Mincho" w:hAnsi="Verdana"/>
-          <w:sz w:val="20"/>
-          <w:u w:color="0000FF"/>
-        </w:rPr>
-        <w:t xml:space="preserve"> Stappers,</w:t>
-      </w:r>
-      <w:r>
-        <w:rPr>
-          <w:rFonts w:ascii="Verdana" w:eastAsia="MS-Mincho" w:hAnsi="Verdana"/>
-          <w:sz w:val="20"/>
-          <w:u w:color="0000FF"/>
-        </w:rPr>
-        <w:t xml:space="preserve"> N., </w:t>
-      </w:r>
-      <w:r>
-        <w:rPr>
-          <w:rFonts w:ascii="Verdana" w:eastAsia="MS-Mincho" w:hAnsi="Verdana"/>
-          <w:sz w:val="20"/>
-          <w:u w:color="0000FF"/>
-        </w:rPr>
-        <w:t>Bussemakers,</w:t>
-      </w:r>
-      <w:r>
-        <w:rPr>
-          <w:rFonts w:ascii="Verdana" w:eastAsia="MS-Mincho" w:hAnsi="Verdana"/>
-          <w:sz w:val="20"/>
-          <w:u w:color="0000FF"/>
-        </w:rPr>
-        <w:t xml:space="preserve"> C.</w:t>
-      </w:r>
-      <w:r>
-        <w:rPr>
-          <w:rFonts w:ascii="Verdana" w:eastAsia="MS-Mincho" w:hAnsi="Verdana"/>
-          <w:sz w:val="20"/>
-          <w:u w:color="0000FF"/>
-        </w:rPr>
-        <w:t xml:space="preserve"> Lugtig,</w:t>
-      </w:r>
-      <w:r>
-        <w:rPr>
-          <w:rFonts w:ascii="Verdana" w:eastAsia="MS-Mincho" w:hAnsi="Verdana"/>
-          <w:sz w:val="20"/>
-          <w:u w:color="0000FF"/>
-        </w:rPr>
-        <w:t xml:space="preserve"> P.,</w:t>
-      </w:r>
-      <w:r>
-        <w:rPr>
-          <w:rFonts w:ascii="Verdana" w:eastAsia="MS-Mincho" w:hAnsi="Verdana"/>
-          <w:sz w:val="20"/>
-          <w:u w:color="0000FF"/>
-        </w:rPr>
-        <w:t xml:space="preserve"> Sanders,</w:t>
-      </w:r>
-      <w:r>
-        <w:rPr>
-          <w:rFonts w:ascii="Verdana" w:eastAsia="MS-Mincho" w:hAnsi="Verdana"/>
-          <w:sz w:val="20"/>
-          <w:u w:color="0000FF"/>
-        </w:rPr>
-        <w:t xml:space="preserve"> J &amp; d</w:t>
-      </w:r>
-      <w:r>
-        <w:rPr>
-          <w:rFonts w:ascii="Verdana" w:eastAsia="MS-Mincho" w:hAnsi="Verdana"/>
-          <w:sz w:val="20"/>
-          <w:u w:color="0000FF"/>
-        </w:rPr>
-        <w:t>e Bruin,</w:t>
-      </w:r>
-      <w:r>
-        <w:rPr>
-          <w:rFonts w:ascii="Verdana" w:eastAsia="MS-Mincho" w:hAnsi="Verdana"/>
-          <w:sz w:val="20"/>
-          <w:u w:color="0000FF"/>
-        </w:rPr>
-        <w:t xml:space="preserve"> M. (2026)</w:t>
+          <w:lang w:val="en-US"/>
+        </w:rPr>
+      </w:pPr>
+      <w:r>
+        <w:rPr>
+          <w:rFonts w:ascii="Verdana" w:eastAsia="MS-Mincho" w:hAnsi="Verdana"/>
+          <w:sz w:val="20"/>
+          <w:u w:color="0000FF"/>
+          <w:lang w:val="en-US"/>
+        </w:rPr>
+        <w:t>2026 - Stappers, N., Bussemakers, C. Lugtig, P., Sanders, J &amp; de Bruin, M. (2026)</w:t>
       </w:r>
     </w:p>
     <w:p>
@@ -11883,7 +11919,7 @@
         </w:rPr>
         <w:t xml:space="preserve"> </w:t>
       </w:r>
-      <w:hyperlink r:id="rId45" w:history="1">
+      <w:hyperlink r:id="rId47" w:history="1">
         <w:r>
           <w:rPr>
             <w:rStyle w:val="Hyperlink"/>
@@ -11927,7 +11963,7 @@
         </w:rPr>
         <w:t xml:space="preserve">2026 – Boer, Q., Gootzen, Y., Klingwort, J., Remmerswaal, D. &amp; Lugtig, P. (2026) </w:t>
       </w:r>
-      <w:hyperlink r:id="rId46" w:history="1">
+      <w:hyperlink r:id="rId48" w:history="1">
         <w:r>
           <w:rPr>
             <w:rStyle w:val="Hyperlink"/>
@@ -11965,6 +12001,57 @@
         <w:adjustRightInd w:val="0"/>
         <w:ind w:hanging="284"/>
         <w:rPr>
+          <w:lang w:val="en-US"/>
+        </w:rPr>
+      </w:pPr>
+      <w:r>
+        <w:rPr>
+          <w:rFonts w:ascii="Verdana" w:eastAsia="MS-Mincho" w:hAnsi="Verdana"/>
+          <w:sz w:val="20"/>
+          <w:u w:color="0000FF"/>
+          <w:lang w:val="en-US"/>
+        </w:rPr>
+        <w:t xml:space="preserve">2026 –Klingwort, J., Schouten, J.G., Remmerswaal, D., McCool, D., Gootzen, Y., de Groot, J., Lugtig, P. &amp; Schulte, M. (2026) </w:t>
+      </w:r>
+      <w:hyperlink r:id="rId49" w:history="1">
+        <w:r>
+          <w:rPr>
+            <w:rStyle w:val="Hyperlink"/>
+            <w:rFonts w:ascii="Verdana" w:hAnsi="Verdana"/>
+            <w:sz w:val="20"/>
+            <w:szCs w:val="20"/>
+            <w:lang w:val="en-US"/>
+          </w:rPr>
+          <w:t>Eight years of developing a general population smart travel survey. Lessons learned from two large field tests</w:t>
+        </w:r>
+      </w:hyperlink>
+      <w:r>
+        <w:rPr>
+          <w:rFonts w:ascii="Verdana" w:eastAsia="MS-Mincho" w:hAnsi="Verdana"/>
+          <w:sz w:val="20"/>
+          <w:u w:color="0000FF"/>
+          <w:lang w:val="en-US"/>
+        </w:rPr>
+        <w:t>. CBS discussion paper 2026-2.</w:t>
+      </w:r>
+      <w:r>
+        <w:rPr>
+          <w:rFonts w:ascii="Verdana" w:eastAsia="MS-Mincho" w:hAnsi="Verdana"/>
+          <w:sz w:val="20"/>
+          <w:u w:color="0000FF"/>
+          <w:lang w:val="en-US"/>
+        </w:rPr>
+        <w:t xml:space="preserve"> </w:t>
+      </w:r>
+    </w:p>
+    <w:p>
+      <w:pPr>
+        <w:widowControl w:val="0"/>
+        <w:autoSpaceDE w:val="0"/>
+        <w:autoSpaceDN w:val="0"/>
+        <w:adjustRightInd w:val="0"/>
+        <w:ind w:hanging="284"/>
+        <w:rPr>
           <w:rFonts w:ascii="Verdana" w:eastAsia="MS-Mincho" w:hAnsi="Verdana"/>
           <w:sz w:val="20"/>
           <w:u w:color="0000FF"/>
@@ -11978,7 +12065,7 @@
           <w:u w:color="0000FF"/>
           <w:lang w:val="de-DE"/>
         </w:rPr>
-        <w:t xml:space="preserve">2026 – </w:t>
+        <w:t>2026 – Liu, A.-C., &amp; Lugtig, P. (202</w:t>
       </w:r>
       <w:r>
         <w:rPr>
@@ -11987,7 +12074,7 @@
           <w:u w:color="0000FF"/>
           <w:lang w:val="de-DE"/>
         </w:rPr>
-        <w:t>Liu, A.-C., &amp; Lugtig, P. (202</w:t>
+        <w:t>6</w:t>
       </w:r>
       <w:r>
         <w:rPr>
@@ -11996,15 +12083,6 @@
           <w:u w:color="0000FF"/>
           <w:lang w:val="de-DE"/>
         </w:rPr>
-        <w:t>6</w:t>
-      </w:r>
-      <w:r>
-        <w:rPr>
-          <w:rFonts w:ascii="Verdana" w:eastAsia="MS-Mincho" w:hAnsi="Verdana"/>
-          <w:sz w:val="20"/>
-          <w:u w:color="0000FF"/>
-          <w:lang w:val="de-DE"/>
-        </w:rPr>
         <w:t xml:space="preserve">). </w:t>
       </w:r>
       <w:r>
@@ -12022,6 +12100,7 @@
           <w:rFonts w:ascii="Verdana" w:eastAsia="MS-Mincho" w:hAnsi="Verdana"/>
           <w:sz w:val="20"/>
           <w:u w:color="0000FF"/>
+          <w:lang w:val="en-US"/>
         </w:rPr>
         <w:t>SocArXiv</w:t>
       </w:r>
@@ -12031,6 +12110,7 @@
           <w:rFonts w:ascii="Verdana" w:eastAsia="MS-Mincho" w:hAnsi="Verdana"/>
           <w:sz w:val="20"/>
           <w:u w:color="0000FF"/>
+          <w:lang w:val="en-US"/>
         </w:rPr>
         <w:t>. osf.io/preprints/</w:t>
       </w:r>
@@ -12040,6 +12120,7 @@
           <w:rFonts w:ascii="Verdana" w:eastAsia="MS-Mincho" w:hAnsi="Verdana"/>
           <w:sz w:val="20"/>
           <w:u w:color="0000FF"/>
+          <w:lang w:val="en-US"/>
         </w:rPr>
         <w:t>socarxiv</w:t>
       </w:r>
@@ -12049,16 +12130,9 @@
           <w:rFonts w:ascii="Verdana" w:eastAsia="MS-Mincho" w:hAnsi="Verdana"/>
           <w:sz w:val="20"/>
           <w:u w:color="0000FF"/>
-        </w:rPr>
-        <w:t>/zydm5_v1</w:t>
-      </w:r>
-      <w:r>
-        <w:rPr>
-          <w:rFonts w:ascii="Verdana" w:eastAsia="MS-Mincho" w:hAnsi="Verdana"/>
-          <w:sz w:val="20"/>
-          <w:u w:color="0000FF"/>
-        </w:rPr>
-        <w:t xml:space="preserve">  </w:t>
+          <w:lang w:val="en-US"/>
+        </w:rPr>
+        <w:t xml:space="preserve">/zydm5_v1  </w:t>
       </w:r>
     </w:p>
     <w:p>
@@ -12080,6 +12154,7 @@
           <w:rFonts w:ascii="Verdana" w:eastAsia="MS-Mincho" w:hAnsi="Verdana"/>
           <w:sz w:val="20"/>
           <w:u w:color="0000FF"/>
+          <w:lang w:val="en-US"/>
         </w:rPr>
         <w:t xml:space="preserve">2025 - Remmerswaal, D., Lugtig, P., Schouten, B., &amp; Struminskaya, B. (2025). </w:t>
       </w:r>
@@ -12132,7 +12207,7 @@
         </w:rPr>
         <w:t xml:space="preserve">(4), 389–407. </w:t>
       </w:r>
-      <w:hyperlink r:id="rId47" w:history="1">
+      <w:hyperlink r:id="rId50" w:history="1">
         <w:r>
           <w:rPr>
             <w:rStyle w:val="Hyperlink"/>
@@ -12223,7 +12298,7 @@
         </w:rPr>
         <w:t>. 2025;0(0). doi:</w:t>
       </w:r>
-      <w:hyperlink r:id="rId48" w:history="1">
+      <w:hyperlink r:id="rId51" w:history="1">
         <w:r>
           <w:rPr>
             <w:rStyle w:val="Hyperlink"/>
@@ -12413,7 +12488,7 @@
         </w:rPr>
         <w:t xml:space="preserve"> </w:t>
       </w:r>
-      <w:hyperlink r:id="rId49" w:history="1">
+      <w:hyperlink r:id="rId52" w:history="1">
         <w:r>
           <w:rPr>
             <w:rStyle w:val="Hyperlink"/>
@@ -12503,7 +12578,7 @@
         </w:rPr>
         <w:t xml:space="preserve">, </w:t>
       </w:r>
-      <w:hyperlink r:id="rId50" w:history="1">
+      <w:hyperlink r:id="rId53" w:history="1">
         <w:r>
           <w:rPr>
             <w:rStyle w:val="Hyperlink"/>
@@ -12602,7 +12677,7 @@
         </w:rPr>
         <w:t xml:space="preserve">(2025). </w:t>
       </w:r>
-      <w:hyperlink r:id="rId51" w:history="1">
+      <w:hyperlink r:id="rId54" w:history="1">
         <w:r>
           <w:rPr>
             <w:rStyle w:val="Hyperlink"/>
@@ -12610,7 +12685,17 @@
             <w:sz w:val="20"/>
             <w:lang w:val="en-US"/>
           </w:rPr>
-          <w:t>Predicting trip purpose in a smartphone</w:t>
+          <w:t xml:space="preserve">Predicting trip </w:t>
+        </w:r>
+        <w:r>
+          <w:rPr>
+            <w:rStyle w:val="Hyperlink"/>
+            <w:rFonts w:ascii="Verdana" w:eastAsia="MS-Mincho" w:hAnsi="Verdana"/>
+            <w:sz w:val="20"/>
+            <w:lang w:val="en-US"/>
+          </w:rPr>
+          <w:lastRenderedPageBreak/>
+          <w:t>purpose in a smartphone</w:t>
         </w:r>
         <w:r>
           <w:rPr>
@@ -12720,7 +12805,7 @@
         </w:rPr>
         <w:t xml:space="preserve"> </w:t>
       </w:r>
-      <w:hyperlink r:id="rId52" w:history="1">
+      <w:hyperlink r:id="rId55" w:history="1">
         <w:r>
           <w:rPr>
             <w:rStyle w:val="Hyperlink"/>
@@ -12810,7 +12895,7 @@
         </w:rPr>
         <w:t xml:space="preserve"> </w:t>
       </w:r>
-      <w:hyperlink r:id="rId53" w:history="1">
+      <w:hyperlink r:id="rId56" w:history="1">
         <w:r>
           <w:rPr>
             <w:rStyle w:val="Hyperlink"/>
@@ -12913,19 +12998,9 @@
           <w:u w:color="0000FF"/>
           <w:lang w:val="en-US"/>
         </w:rPr>
-        <w:t xml:space="preserve">Can Smart Surveys Have a Positive </w:t>
-      </w:r>
-      <w:r>
-        <w:rPr>
-          <w:rFonts w:ascii="Verdana" w:eastAsia="MS-Mincho" w:hAnsi="Verdana"/>
-          <w:sz w:val="20"/>
-          <w:u w:color="0000FF"/>
-          <w:lang w:val="en-US"/>
-        </w:rPr>
-        <w:lastRenderedPageBreak/>
-        <w:t xml:space="preserve">Business Case? An Evaluation Based on Three Case Studies. Journal of Official Statistics, 0(0). </w:t>
-      </w:r>
-      <w:hyperlink r:id="rId54" w:history="1">
+        <w:t xml:space="preserve">Can Smart Surveys Have a Positive Business Case? An Evaluation Based on Three Case Studies. Journal of Official Statistics, 0(0). </w:t>
+      </w:r>
+      <w:hyperlink r:id="rId57" w:history="1">
         <w:r>
           <w:rPr>
             <w:rStyle w:val="Hyperlink"/>
@@ -13187,7 +13262,7 @@
         </w:rPr>
         <w:t xml:space="preserve"> </w:t>
       </w:r>
-      <w:hyperlink r:id="rId55" w:history="1">
+      <w:hyperlink r:id="rId58" w:history="1">
         <w:r>
           <w:rPr>
             <w:rStyle w:val="Hyperlink"/>
@@ -13240,7 +13315,7 @@
         </w:rPr>
         <w:t xml:space="preserve"> </w:t>
       </w:r>
-      <w:hyperlink r:id="rId56" w:history="1">
+      <w:hyperlink r:id="rId59" w:history="1">
         <w:r>
           <w:rPr>
             <w:rStyle w:val="Hyperlink"/>
@@ -13352,7 +13427,7 @@
         </w:rPr>
         <w:t xml:space="preserve"> 16. </w:t>
       </w:r>
-      <w:hyperlink r:id="rId57" w:tgtFrame="_blank" w:history="1">
+      <w:hyperlink r:id="rId60" w:tgtFrame="_blank" w:history="1">
         <w:r>
           <w:rPr>
             <w:rStyle w:val="Hyperlink"/>
@@ -13397,7 +13472,7 @@
         </w:rPr>
         <w:t xml:space="preserve">Bostanci, I, Gootzen, Y. &amp; Lugtig, P. (2023). </w:t>
       </w:r>
-      <w:hyperlink r:id="rId58" w:history="1">
+      <w:hyperlink r:id="rId61" w:history="1">
         <w:r>
           <w:rPr>
             <w:rStyle w:val="Hyperlink"/>
@@ -13555,7 +13630,7 @@
         </w:rPr>
         <w:t xml:space="preserve">. </w:t>
       </w:r>
-      <w:hyperlink r:id="rId59" w:history="1">
+      <w:hyperlink r:id="rId62" w:history="1">
         <w:r>
           <w:rPr>
             <w:rStyle w:val="Hyperlink"/>
@@ -13717,7 +13792,7 @@
         </w:rPr>
         <w:t xml:space="preserve">, 16, 13-27. </w:t>
       </w:r>
-      <w:hyperlink r:id="rId60" w:history="1">
+      <w:hyperlink r:id="rId63" w:history="1">
         <w:r>
           <w:rPr>
             <w:rStyle w:val="Hyperlink"/>
@@ -13831,7 +13906,7 @@
         </w:rPr>
         <w:t xml:space="preserve"> </w:t>
       </w:r>
-      <w:hyperlink r:id="rId61" w:history="1">
+      <w:hyperlink r:id="rId64" w:history="1">
         <w:r>
           <w:rPr>
             <w:rStyle w:val="Hyperlink"/>
@@ -13984,7 +14059,7 @@
         </w:rPr>
         <w:t xml:space="preserve"> </w:t>
       </w:r>
-      <w:hyperlink r:id="rId62" w:tooltip="https://mda.gesis.org/index.php/mda/article/view/2021.10" w:history="1">
+      <w:hyperlink r:id="rId65" w:tooltip="https://mda.gesis.org/index.php/mda/article/view/2021.10" w:history="1">
         <w:proofErr w:type="spellStart"/>
         <w:r>
           <w:rPr>
@@ -14104,7 +14179,7 @@
         </w:rPr>
         <w:t xml:space="preserve"> </w:t>
       </w:r>
-      <w:hyperlink r:id="rId63" w:history="1">
+      <w:hyperlink r:id="rId66" w:history="1">
         <w:r>
           <w:rPr>
             <w:rStyle w:val="Hyperlink"/>
@@ -14222,7 +14297,7 @@
         </w:rPr>
         <w:t xml:space="preserve">advance access. </w:t>
       </w:r>
-      <w:hyperlink r:id="rId64" w:history="1">
+      <w:hyperlink r:id="rId67" w:history="1">
         <w:r>
           <w:rPr>
             <w:rStyle w:val="Hyperlink"/>
@@ -14367,7 +14442,7 @@
         </w:rPr>
         <w:t>151(1):74-95. doi:</w:t>
       </w:r>
-      <w:hyperlink r:id="rId65" w:history="1">
+      <w:hyperlink r:id="rId68" w:history="1">
         <w:r>
           <w:rPr>
             <w:rStyle w:val="Hyperlink"/>
@@ -14486,7 +14561,17 @@
           <w:u w:color="0000FF"/>
           <w:lang w:val="en-US"/>
         </w:rPr>
-        <w:t>). An app-assisted travel survey in official statistics. Possibilities and challenges.</w:t>
+        <w:t xml:space="preserve">). An app-assisted travel </w:t>
+      </w:r>
+      <w:r>
+        <w:rPr>
+          <w:rFonts w:ascii="Verdana" w:eastAsia="MS-Mincho" w:hAnsi="Verdana"/>
+          <w:sz w:val="20"/>
+          <w:u w:color="0000FF"/>
+          <w:lang w:val="en-US"/>
+        </w:rPr>
+        <w:lastRenderedPageBreak/>
+        <w:t>survey in official statistics. Possibilities and challenges.</w:t>
       </w:r>
       <w:r>
         <w:rPr>
@@ -14541,7 +14626,7 @@
         </w:rPr>
         <w:t xml:space="preserve"> </w:t>
       </w:r>
-      <w:hyperlink r:id="rId66" w:history="1">
+      <w:hyperlink r:id="rId69" w:history="1">
         <w:r>
           <w:rPr>
             <w:rStyle w:val="Hyperlink"/>
@@ -14698,7 +14783,7 @@
         </w:rPr>
         <w:t>10.30</w:t>
       </w:r>
-      <w:hyperlink r:id="rId67" w:history="1">
+      <w:hyperlink r:id="rId70" w:history="1">
         <w:r>
           <w:rPr>
             <w:rFonts w:ascii="Verdana" w:hAnsi="Verdana"/>
@@ -14753,7 +14838,6 @@
           <w:u w:color="0000FF"/>
           <w:lang w:val="en-US"/>
         </w:rPr>
-        <w:lastRenderedPageBreak/>
         <w:t>Social Science Computer Review</w:t>
       </w:r>
       <w:r>
@@ -14785,7 +14869,7 @@
         </w:rPr>
         <w:t xml:space="preserve">(4), 509-526. </w:t>
       </w:r>
-      <w:hyperlink r:id="rId68" w:history="1">
+      <w:hyperlink r:id="rId71" w:history="1">
         <w:r>
           <w:rPr>
             <w:rStyle w:val="Hyperlink"/>
@@ -14913,7 +14997,7 @@
         </w:rPr>
         <w:t>725–759</w:t>
       </w:r>
-      <w:hyperlink r:id="rId69" w:history="1">
+      <w:hyperlink r:id="rId72" w:history="1">
         <w:r>
           <w:rPr>
             <w:rStyle w:val="Hyperlink"/>
@@ -15044,7 +15128,7 @@
         </w:rPr>
         <w:t xml:space="preserve"> </w:t>
       </w:r>
-      <w:hyperlink r:id="rId70" w:history="1">
+      <w:hyperlink r:id="rId73" w:history="1">
         <w:r>
           <w:rPr>
             <w:rStyle w:val="Hyperlink"/>
@@ -15317,7 +15401,7 @@
         </w:rPr>
         <w:t xml:space="preserve"> </w:t>
       </w:r>
-      <w:hyperlink r:id="rId71" w:history="1">
+      <w:hyperlink r:id="rId74" w:history="1">
         <w:proofErr w:type="spellStart"/>
         <w:r>
           <w:rPr>
@@ -15363,7 +15447,7 @@
         </w:rPr>
         <w:t xml:space="preserve"> </w:t>
       </w:r>
-      <w:hyperlink r:id="rId72" w:history="1">
+      <w:hyperlink r:id="rId75" w:history="1">
         <w:r>
           <w:rPr>
             <w:rStyle w:val="Hyperlink"/>
@@ -15397,7 +15481,7 @@
         </w:rPr>
         <w:t xml:space="preserve">G., </w:t>
       </w:r>
-      <w:hyperlink r:id="rId73" w:history="1">
+      <w:hyperlink r:id="rId76" w:history="1">
         <w:r>
           <w:rPr>
             <w:rStyle w:val="Hyperlink"/>
@@ -15441,7 +15525,7 @@
         </w:rPr>
         <w:t xml:space="preserve"> </w:t>
       </w:r>
-      <w:hyperlink r:id="rId74" w:history="1">
+      <w:hyperlink r:id="rId77" w:history="1">
         <w:r>
           <w:rPr>
             <w:rStyle w:val="Hyperlink"/>
@@ -15700,7 +15784,7 @@
         </w:rPr>
         <w:t xml:space="preserve"> 46, </w:t>
       </w:r>
-      <w:hyperlink r:id="rId75" w:history="1">
+      <w:hyperlink r:id="rId78" w:history="1">
         <w:r>
           <w:rPr>
             <w:rStyle w:val="Hyperlink"/>
@@ -15793,7 +15877,7 @@
         </w:rPr>
         <w:t xml:space="preserve"> </w:t>
       </w:r>
-      <w:hyperlink r:id="rId76" w:history="1">
+      <w:hyperlink r:id="rId79" w:history="1">
         <w:r>
           <w:rPr>
             <w:rStyle w:val="Hyperlink"/>
@@ -15880,7 +15964,7 @@
         </w:rPr>
         <w:t xml:space="preserve">14-26 </w:t>
       </w:r>
-      <w:hyperlink r:id="rId77" w:history="1">
+      <w:hyperlink r:id="rId80" w:history="1">
         <w:r>
           <w:rPr>
             <w:rStyle w:val="Hyperlink"/>
@@ -15978,7 +16062,7 @@
         </w:rPr>
         <w:t>50-62.</w:t>
       </w:r>
-      <w:hyperlink r:id="rId78" w:history="1">
+      <w:hyperlink r:id="rId81" w:history="1">
         <w:r>
           <w:rPr>
             <w:rStyle w:val="Hyperlink"/>
@@ -16032,7 +16116,7 @@
         </w:rPr>
         <w:t xml:space="preserve"> Schouten, J.G. (2019). Automatic Travel Mode Prediction in a National Travel Survey. CBS discussion paper. December 2019 - </w:t>
       </w:r>
-      <w:hyperlink r:id="rId79" w:history="1">
+      <w:hyperlink r:id="rId82" w:history="1">
         <w:r>
           <w:rPr>
             <w:rStyle w:val="Hyperlink"/>
@@ -16170,7 +16254,7 @@
         </w:rPr>
         <w:t xml:space="preserve">. </w:t>
       </w:r>
-      <w:hyperlink r:id="rId80" w:history="1">
+      <w:hyperlink r:id="rId83" w:history="1">
         <w:r>
           <w:rPr>
             <w:rStyle w:val="Hyperlink"/>
@@ -16292,7 +16376,7 @@
         </w:rPr>
         <w:t xml:space="preserve">(2), 195-213. </w:t>
       </w:r>
-      <w:hyperlink r:id="rId81" w:history="1">
+      <w:hyperlink r:id="rId84" w:history="1">
         <w:r>
           <w:rPr>
             <w:rStyle w:val="Hyperlink"/>
@@ -16386,7 +16470,7 @@
         </w:rPr>
         <w:t xml:space="preserve"> </w:t>
       </w:r>
-      <w:hyperlink r:id="rId82" w:history="1">
+      <w:hyperlink r:id="rId85" w:history="1">
         <w:r>
           <w:rPr>
             <w:rStyle w:val="Hyperlink"/>
@@ -16508,7 +16592,7 @@
         </w:rPr>
         <w:t xml:space="preserve">, </w:t>
       </w:r>
-      <w:hyperlink r:id="rId83" w:history="1">
+      <w:hyperlink r:id="rId86" w:history="1">
         <w:r>
           <w:rPr>
             <w:rStyle w:val="Hyperlink"/>
@@ -16583,7 +16667,17 @@
           <w:u w:color="0000FF"/>
           <w:lang w:val="en-US"/>
         </w:rPr>
-        <w:t>, N., Morren, M. and Vis, C. (201</w:t>
+        <w:t xml:space="preserve">, N., </w:t>
+      </w:r>
+      <w:r>
+        <w:rPr>
+          <w:rFonts w:ascii="Verdana" w:eastAsia="MS-Mincho" w:hAnsi="Verdana"/>
+          <w:sz w:val="20"/>
+          <w:u w:color="0000FF"/>
+          <w:lang w:val="en-US"/>
+        </w:rPr>
+        <w:lastRenderedPageBreak/>
+        <w:t>Morren, M. and Vis, C. (201</w:t>
       </w:r>
       <w:r>
         <w:rPr>
@@ -16643,7 +16737,7 @@
         </w:rPr>
         <w:t xml:space="preserve"> 263-295 </w:t>
       </w:r>
-      <w:hyperlink r:id="rId84" w:history="1">
+      <w:hyperlink r:id="rId87" w:history="1">
         <w:r>
           <w:rPr>
             <w:rStyle w:val="Hyperlink"/>
@@ -16724,7 +16818,7 @@
         </w:rPr>
         <w:t xml:space="preserve"> </w:t>
       </w:r>
-      <w:hyperlink r:id="rId85" w:history="1">
+      <w:hyperlink r:id="rId88" w:history="1">
         <w:r>
           <w:rPr>
             <w:rStyle w:val="Hyperlink"/>
@@ -16828,7 +16922,7 @@
         </w:rPr>
         <w:t xml:space="preserve">. </w:t>
       </w:r>
-      <w:hyperlink r:id="rId86" w:history="1">
+      <w:hyperlink r:id="rId89" w:history="1">
         <w:r>
           <w:rPr>
             <w:rStyle w:val="Hyperlink"/>
@@ -16879,16 +16973,7 @@
           <w:sz w:val="20"/>
           <w:lang w:val="en-US"/>
         </w:rPr>
-        <w:t xml:space="preserve">The relative size of measurement error and attrition error in a panel </w:t>
-      </w:r>
-      <w:r>
-        <w:rPr>
-          <w:rFonts w:ascii="Verdana" w:hAnsi="Verdana"/>
-          <w:sz w:val="20"/>
-          <w:lang w:val="en-US"/>
-        </w:rPr>
-        <w:lastRenderedPageBreak/>
-        <w:t xml:space="preserve">survey. Comparing them using a new Multi-Trait Multi-Method model. </w:t>
+        <w:t xml:space="preserve">The relative size of measurement error and attrition error in a panel survey. Comparing them using a new Multi-Trait Multi-Method model. </w:t>
       </w:r>
       <w:r>
         <w:rPr>
@@ -16908,7 +16993,7 @@
         </w:rPr>
         <w:t xml:space="preserve">, 11, 369-382. </w:t>
       </w:r>
-      <w:hyperlink r:id="rId87" w:history="1">
+      <w:hyperlink r:id="rId90" w:history="1">
         <w:r>
           <w:rPr>
             <w:rStyle w:val="Hyperlink"/>
@@ -17178,7 +17263,7 @@
         </w:rPr>
         <w:t xml:space="preserve">Journal of Psychiatric Research. </w:t>
       </w:r>
-      <w:hyperlink r:id="rId88" w:history="1">
+      <w:hyperlink r:id="rId91" w:history="1">
         <w:r>
           <w:rPr>
             <w:rStyle w:val="Hyperlink"/>
@@ -17259,7 +17344,7 @@
         </w:rPr>
         <w:t xml:space="preserve"> 2044-2056. </w:t>
       </w:r>
-      <w:hyperlink r:id="rId89" w:history="1">
+      <w:hyperlink r:id="rId92" w:history="1">
         <w:r>
           <w:rPr>
             <w:rStyle w:val="Hyperlink"/>
@@ -17337,7 +17422,7 @@
         </w:rPr>
         <w:t xml:space="preserve">, 12. 73-74. </w:t>
       </w:r>
-      <w:hyperlink r:id="rId90" w:history="1">
+      <w:hyperlink r:id="rId93" w:history="1">
         <w:r>
           <w:rPr>
             <w:rStyle w:val="Hyperlink"/>
@@ -17431,7 +17516,7 @@
         </w:rPr>
         <w:t xml:space="preserve">Survey practice 9(4). </w:t>
       </w:r>
-      <w:hyperlink r:id="rId91" w:history="1">
+      <w:hyperlink r:id="rId94" w:history="1">
         <w:r>
           <w:rPr>
             <w:rStyle w:val="Hyperlink"/>
@@ -17541,7 +17626,7 @@
         </w:rPr>
         <w:t xml:space="preserve"> </w:t>
       </w:r>
-      <w:hyperlink r:id="rId92" w:history="1">
+      <w:hyperlink r:id="rId95" w:history="1">
         <w:r>
           <w:rPr>
             <w:rStyle w:val="Hyperlink"/>
@@ -17667,7 +17752,7 @@
         </w:rPr>
         <w:t xml:space="preserve">. </w:t>
       </w:r>
-      <w:hyperlink r:id="rId93" w:history="1">
+      <w:hyperlink r:id="rId96" w:history="1">
         <w:r>
           <w:rPr>
             <w:rStyle w:val="Hyperlink"/>
@@ -17806,7 +17891,7 @@
         </w:rPr>
         <w:t xml:space="preserve"> </w:t>
       </w:r>
-      <w:hyperlink r:id="rId94" w:history="1">
+      <w:hyperlink r:id="rId97" w:history="1">
         <w:r>
           <w:rPr>
             <w:rStyle w:val="Hyperlink"/>
@@ -17957,7 +18042,7 @@
         </w:rPr>
         <w:t xml:space="preserve">, </w:t>
       </w:r>
-      <w:hyperlink r:id="rId95" w:history="1">
+      <w:hyperlink r:id="rId98" w:history="1">
         <w:r>
           <w:rPr>
             <w:rStyle w:val="Hyperlink"/>
@@ -18135,7 +18220,7 @@
         </w:rPr>
         <w:t xml:space="preserve"> </w:t>
       </w:r>
-      <w:hyperlink r:id="rId96" w:history="1">
+      <w:hyperlink r:id="rId99" w:history="1">
         <w:r>
           <w:rPr>
             <w:rStyle w:val="Hyperlink"/>
@@ -18265,7 +18350,7 @@
         </w:rPr>
         <w:t xml:space="preserve">. John Wiley &amp; Sons. </w:t>
       </w:r>
-      <w:hyperlink r:id="rId97" w:history="1">
+      <w:hyperlink r:id="rId100" w:history="1">
         <w:r>
           <w:rPr>
             <w:rStyle w:val="Hyperlink"/>
@@ -18372,7 +18457,7 @@
         </w:rPr>
         <w:t xml:space="preserve">, 11, 1-2 </w:t>
       </w:r>
-      <w:hyperlink r:id="rId98" w:history="1">
+      <w:hyperlink r:id="rId101" w:history="1">
         <w:r>
           <w:rPr>
             <w:rStyle w:val="Hyperlink"/>
@@ -18490,7 +18575,7 @@
         </w:rPr>
         <w:t xml:space="preserve"> </w:t>
       </w:r>
-      <w:hyperlink r:id="rId99" w:history="1">
+      <w:hyperlink r:id="rId102" w:history="1">
         <w:r>
           <w:rPr>
             <w:rStyle w:val="Hyperlink"/>
@@ -18575,7 +18660,17 @@
           <w:u w:color="0000FF"/>
           <w:lang w:val="en-US"/>
         </w:rPr>
-        <w:t xml:space="preserve">What happens if you offer a mobile option to your web panel? Evidence from a probability-based panel of Internet users. </w:t>
+        <w:t xml:space="preserve">What happens if you offer a mobile option to your web </w:t>
+      </w:r>
+      <w:r>
+        <w:rPr>
+          <w:rFonts w:ascii="Verdana" w:eastAsia="MS-Mincho" w:hAnsi="Verdana"/>
+          <w:sz w:val="20"/>
+          <w:u w:color="0000FF"/>
+          <w:lang w:val="en-US"/>
+        </w:rPr>
+        <w:lastRenderedPageBreak/>
+        <w:t xml:space="preserve">panel? Evidence from a probability-based panel of Internet users. </w:t>
       </w:r>
       <w:r>
         <w:rPr>
@@ -18596,7 +18691,7 @@
         </w:rPr>
         <w:t xml:space="preserve">, 32 (4), 544-560. </w:t>
       </w:r>
-      <w:hyperlink r:id="rId100" w:history="1">
+      <w:hyperlink r:id="rId103" w:history="1">
         <w:r>
           <w:rPr>
             <w:rStyle w:val="Hyperlink"/>
@@ -18824,7 +18919,7 @@
         </w:rPr>
         <w:t xml:space="preserve">, 1-10. </w:t>
       </w:r>
-      <w:hyperlink r:id="rId101" w:history="1">
+      <w:hyperlink r:id="rId104" w:history="1">
         <w:r>
           <w:rPr>
             <w:rStyle w:val="Hyperlink"/>
@@ -18899,7 +18994,7 @@
         </w:rPr>
         <w:t xml:space="preserve">ISER working paper 2014-09. </w:t>
       </w:r>
-      <w:hyperlink r:id="rId102" w:history="1">
+      <w:hyperlink r:id="rId105" w:history="1">
         <w:r>
           <w:rPr>
             <w:rFonts w:ascii="Verdana" w:eastAsia="MS-Mincho" w:hAnsi="Verdana"/>
@@ -18991,17 +19086,7 @@
           <w:u w:color="0000FF"/>
           <w:lang w:val="en-US"/>
         </w:rPr>
-        <w:t xml:space="preserve"> and </w:t>
-      </w:r>
-      <w:r>
-        <w:rPr>
-          <w:rFonts w:ascii="Verdana" w:eastAsia="MS-Mincho" w:hAnsi="Verdana"/>
-          <w:sz w:val="20"/>
-          <w:u w:color="0000FF"/>
-          <w:lang w:val="en-US"/>
-        </w:rPr>
-        <w:lastRenderedPageBreak/>
-        <w:t xml:space="preserve">lurkers. </w:t>
+        <w:t xml:space="preserve"> and lurkers. </w:t>
       </w:r>
       <w:r>
         <w:rPr>
@@ -19126,7 +19211,7 @@
         </w:rPr>
         <w:t xml:space="preserve"> </w:t>
       </w:r>
-      <w:hyperlink r:id="rId103" w:history="1">
+      <w:hyperlink r:id="rId106" w:history="1">
         <w:r>
           <w:rPr>
             <w:rStyle w:val="Hyperlink"/>
@@ -19276,7 +19361,7 @@
         </w:rPr>
         <w:t xml:space="preserve">30(1), p. 45-62. </w:t>
       </w:r>
-      <w:hyperlink r:id="rId104" w:history="1">
+      <w:hyperlink r:id="rId107" w:history="1">
         <w:r>
           <w:rPr>
             <w:rStyle w:val="Hyperlink"/>
@@ -19400,7 +19485,7 @@
         </w:rPr>
         <w:t xml:space="preserve">. 172-189. </w:t>
       </w:r>
-      <w:hyperlink r:id="rId105" w:history="1">
+      <w:hyperlink r:id="rId108" w:history="1">
         <w:r>
           <w:rPr>
             <w:rStyle w:val="Hyperlink"/>
@@ -19698,7 +19783,7 @@
         </w:rPr>
         <w:t xml:space="preserve">: a comparison of scalar, partial and the novel possibility of approximate measurement invariance. Frontiers in Psychology. </w:t>
       </w:r>
-      <w:hyperlink r:id="rId106" w:history="1">
+      <w:hyperlink r:id="rId109" w:history="1">
         <w:r>
           <w:rPr>
             <w:rStyle w:val="Hyperlink"/>
@@ -19760,7 +19845,7 @@
         </w:rPr>
         <w:t xml:space="preserve"> Hox, J. (2012) A checklist for testing measurement invariance. European Journal of Developmental Psychology, </w:t>
       </w:r>
-      <w:hyperlink r:id="rId107" w:history="1">
+      <w:hyperlink r:id="rId110" w:history="1">
         <w:r>
           <w:rPr>
             <w:rStyle w:val="Hyperlink"/>
@@ -19941,7 +20026,7 @@
         </w:rPr>
         <w:t xml:space="preserve">. </w:t>
       </w:r>
-      <w:hyperlink r:id="rId108" w:history="1">
+      <w:hyperlink r:id="rId111" w:history="1">
         <w:r>
           <w:rPr>
             <w:rStyle w:val="Hyperlink"/>
@@ -20079,7 +20164,7 @@
         </w:rPr>
         <w:t xml:space="preserve">7(3), p. 115-123. </w:t>
       </w:r>
-      <w:hyperlink r:id="rId109" w:history="1">
+      <w:hyperlink r:id="rId112" w:history="1">
         <w:r>
           <w:rPr>
             <w:rStyle w:val="Hyperlink"/>
@@ -20389,7 +20474,7 @@
         </w:rPr>
         <w:t xml:space="preserve">, M. (2009) Separating Selection bias and Non-coverage in Internet Panels using Propensity Matching, </w:t>
       </w:r>
-      <w:hyperlink r:id="rId110" w:history="1">
+      <w:hyperlink r:id="rId113" w:history="1">
         <w:r>
           <w:rPr>
             <w:rFonts w:ascii="Verdana" w:eastAsia="MS-Mincho" w:hAnsi="Verdana"/>
@@ -20474,7 +20559,19 @@
           <w:u w:color="0000FF"/>
           <w:lang w:val="en-US"/>
         </w:rPr>
-        <w:t>Access panels and online research, panacea or pitfall?</w:t>
+        <w:t xml:space="preserve">Access </w:t>
+      </w:r>
+      <w:r>
+        <w:rPr>
+          <w:rFonts w:ascii="Verdana" w:eastAsia="MS-Mincho" w:hAnsi="Verdana"/>
+          <w:i/>
+          <w:iCs/>
+          <w:sz w:val="20"/>
+          <w:u w:color="0000FF"/>
+          <w:lang w:val="en-US"/>
+        </w:rPr>
+        <w:lastRenderedPageBreak/>
+        <w:t>panels and online research, panacea or pitfall?</w:t>
       </w:r>
       <w:r>
         <w:rPr>
@@ -20781,16 +20878,7 @@
           <w:sz w:val="20"/>
           <w:u w:color="0000FF"/>
         </w:rPr>
-        <w:t xml:space="preserve">Luiaards en trouwe deelnemers. Classificatie van respondenten in een </w:t>
-      </w:r>
-      <w:r>
-        <w:rPr>
-          <w:rFonts w:ascii="Verdana" w:eastAsia="MS-Mincho" w:hAnsi="Verdana"/>
-          <w:sz w:val="20"/>
-          <w:u w:color="0000FF"/>
-        </w:rPr>
-        <w:lastRenderedPageBreak/>
-        <w:t xml:space="preserve">panelstudie, in Bronner, F. et al (red.) </w:t>
+        <w:t xml:space="preserve">Luiaards en trouwe deelnemers. Classificatie van respondenten in een panelstudie, in Bronner, F. et al (red.) </w:t>
       </w:r>
       <w:r>
         <w:rPr>
@@ -21309,7 +21397,7 @@
         </w:rPr>
         <w:t xml:space="preserve">) </w:t>
       </w:r>
-      <w:hyperlink r:id="rId111" w:history="1">
+      <w:hyperlink r:id="rId114" w:history="1">
         <w:r>
           <w:rPr>
             <w:rStyle w:val="Hyperlink"/>
@@ -21432,7 +21520,7 @@
         </w:rPr>
         <w:t xml:space="preserve">Eurostat. </w:t>
       </w:r>
-      <w:hyperlink r:id="rId112" w:history="1">
+      <w:hyperlink r:id="rId115" w:history="1">
         <w:r>
           <w:rPr>
             <w:rStyle w:val="Hyperlink"/>
@@ -21580,7 +21668,7 @@
         </w:rPr>
         <w:t xml:space="preserve"> Available at </w:t>
       </w:r>
-      <w:hyperlink r:id="rId113" w:history="1">
+      <w:hyperlink r:id="rId116" w:history="1">
         <w:r>
           <w:rPr>
             <w:rStyle w:val="Hyperlink"/>
@@ -21705,7 +21793,7 @@
         </w:rPr>
         <w:t xml:space="preserve">available at </w:t>
       </w:r>
-      <w:hyperlink r:id="rId114" w:history="1">
+      <w:hyperlink r:id="rId117" w:history="1">
         <w:r>
           <w:rPr>
             <w:rStyle w:val="Hyperlink"/>
@@ -21975,7 +22063,7 @@
         </w:rPr>
         <w:t xml:space="preserve">. </w:t>
       </w:r>
-      <w:hyperlink r:id="rId115" w:history="1">
+      <w:hyperlink r:id="rId118" w:history="1">
         <w:r>
           <w:rPr>
             <w:rStyle w:val="Hyperlink"/>
@@ -22018,23 +22106,13 @@
         </w:rPr>
         <w:t xml:space="preserve">2019 – Lugtig, P. &amp; Smith, P. (2019) The choice between a panel and cohort study design. </w:t>
       </w:r>
-      <w:proofErr w:type="spellStart"/>
-      <w:r>
-        <w:rPr>
-          <w:rFonts w:ascii="Verdana" w:eastAsia="MS-Mincho" w:hAnsi="Verdana"/>
-          <w:sz w:val="20"/>
-          <w:u w:color="0000FF"/>
-        </w:rPr>
-        <w:t>Workpackage</w:t>
-      </w:r>
-      <w:proofErr w:type="spellEnd"/>
-      <w:r>
-        <w:rPr>
-          <w:rFonts w:ascii="Verdana" w:eastAsia="MS-Mincho" w:hAnsi="Verdana"/>
-          <w:sz w:val="20"/>
-          <w:u w:color="0000FF"/>
-        </w:rPr>
-        <w:t xml:space="preserve"> 4. ESRC report</w:t>
+      <w:r>
+        <w:rPr>
+          <w:rFonts w:ascii="Verdana" w:eastAsia="MS-Mincho" w:hAnsi="Verdana"/>
+          <w:sz w:val="20"/>
+          <w:u w:color="0000FF"/>
+        </w:rPr>
+        <w:t>Workpackage 4. ESRC report</w:t>
       </w:r>
       <w:r>
         <w:rPr>
@@ -22044,7 +22122,7 @@
         </w:rPr>
         <w:t xml:space="preserve">. </w:t>
       </w:r>
-      <w:hyperlink r:id="rId116" w:history="1">
+      <w:hyperlink r:id="rId119" w:history="1">
         <w:r>
           <w:rPr>
             <w:rStyle w:val="Hyperlink"/>
@@ -22148,7 +22226,7 @@
         </w:rPr>
         <w:t xml:space="preserve"> </w:t>
       </w:r>
-      <w:hyperlink r:id="rId117" w:history="1">
+      <w:hyperlink r:id="rId120" w:history="1">
         <w:r>
           <w:rPr>
             <w:rStyle w:val="Hyperlink"/>
@@ -22229,7 +22307,7 @@
         </w:rPr>
         <w:t xml:space="preserve">WODC rapport 2667. </w:t>
       </w:r>
-      <w:hyperlink r:id="rId118" w:history="1">
+      <w:hyperlink r:id="rId121" w:history="1">
         <w:r>
           <w:rPr>
             <w:rStyle w:val="Hyperlink"/>
@@ -22311,17 +22389,7 @@
           <w:u w:color="0000FF"/>
           <w:lang w:val="en-US"/>
         </w:rPr>
-        <w:t xml:space="preserve">, N., </w:t>
-      </w:r>
-      <w:r>
-        <w:rPr>
-          <w:rFonts w:ascii="Verdana" w:eastAsia="MS-Mincho" w:hAnsi="Verdana"/>
-          <w:sz w:val="20"/>
-          <w:u w:color="0000FF"/>
-          <w:lang w:val="en-US"/>
-        </w:rPr>
-        <w:lastRenderedPageBreak/>
-        <w:t xml:space="preserve">Morren, M. </w:t>
+        <w:t xml:space="preserve">, N., Morren, M. </w:t>
       </w:r>
       <w:r>
         <w:rPr>
@@ -22424,7 +22492,7 @@
         </w:rPr>
         <w:tab/>
       </w:r>
-      <w:hyperlink r:id="rId119" w:history="1">
+      <w:hyperlink r:id="rId122" w:history="1">
         <w:r>
           <w:rPr>
             <w:rStyle w:val="Hyperlink"/>
@@ -22494,7 +22562,7 @@
         </w:rPr>
         <w:t xml:space="preserve"> Brewer, M. (2014) The feasibility of conducting a universal credit panel survey – UK department for Work and pensions. </w:t>
       </w:r>
-      <w:hyperlink r:id="rId120" w:history="1">
+      <w:hyperlink r:id="rId123" w:history="1">
         <w:r>
           <w:rPr>
             <w:rStyle w:val="Hyperlink"/>
@@ -22712,7 +22780,7 @@
         </w:rPr>
         <w:t xml:space="preserve">Lugtig, P., Meitinger, K.M., Moretti, A., Urbanski, M., Metwaly, F., Li, S. &amp; de Bruin, M. (2025) The quality of data used to monitor the social and behavioral effects of Covid: a systematic review. OSF: </w:t>
       </w:r>
-      <w:hyperlink r:id="rId121" w:history="1">
+      <w:hyperlink r:id="rId124" w:history="1">
         <w:r>
           <w:rPr>
             <w:rStyle w:val="Hyperlink"/>
@@ -23084,213 +23152,180 @@
           <w:sz w:val="20"/>
           <w:lang w:val="en-US"/>
         </w:rPr>
-        <w:t>Salvatore, C., Lugtig, P. &amp; Struminskaya, B. (in preparation). Youth Nonresponse in Panel Surveys: Investigating the Impact of Life Events</w:t>
-      </w:r>
-      <w:r>
-        <w:rPr>
-          <w:rFonts w:ascii="Verdana" w:hAnsi="Verdana"/>
-          <w:iCs/>
-          <w:sz w:val="20"/>
+        <w:t>McCool, D.M., Lugtig, P. &amp; Struminskaya, B. (in preparation). Integrating smart surveys with traditional surveys</w:t>
+      </w:r>
+    </w:p>
+    <w:p>
+      <w:pPr>
+        <w:widowControl w:val="0"/>
+        <w:autoSpaceDE w:val="0"/>
+        <w:autoSpaceDN w:val="0"/>
+        <w:adjustRightInd w:val="0"/>
+        <w:rPr>
+          <w:rFonts w:ascii="Verdana" w:eastAsia="MS-Mincho" w:hAnsi="Verdana"/>
+          <w:sz w:val="20"/>
+          <w:u w:color="0000FF"/>
+          <w:lang w:val="en-US"/>
+        </w:rPr>
+      </w:pPr>
+    </w:p>
+    <w:p>
+      <w:pPr>
+        <w:widowControl w:val="0"/>
+        <w:autoSpaceDE w:val="0"/>
+        <w:autoSpaceDN w:val="0"/>
+        <w:adjustRightInd w:val="0"/>
+        <w:ind w:hanging="284"/>
+        <w:rPr>
+          <w:rFonts w:ascii="Verdana" w:eastAsia="MS-Mincho" w:hAnsi="Verdana"/>
+          <w:b/>
+          <w:bCs/>
+          <w:sz w:val="20"/>
+          <w:u w:color="0000FF"/>
+          <w:lang w:val="en-US"/>
+        </w:rPr>
+      </w:pPr>
+      <w:r>
+        <w:rPr>
+          <w:rFonts w:ascii="Verdana" w:eastAsia="MS-Mincho" w:hAnsi="Verdana"/>
+          <w:b/>
+          <w:bCs/>
+          <w:sz w:val="20"/>
+          <w:u w:color="0000FF"/>
+          <w:lang w:val="en-US"/>
+        </w:rPr>
+        <w:t>Software</w:t>
+      </w:r>
+      <w:r>
+        <w:rPr>
+          <w:rFonts w:ascii="Verdana" w:eastAsia="MS-Mincho" w:hAnsi="Verdana"/>
+          <w:b/>
+          <w:bCs/>
+          <w:sz w:val="20"/>
+          <w:u w:color="0000FF"/>
+          <w:lang w:val="en-US"/>
+        </w:rPr>
+        <w:t xml:space="preserve"> and other</w:t>
+      </w:r>
+    </w:p>
+    <w:p>
+      <w:pPr>
+        <w:widowControl w:val="0"/>
+        <w:autoSpaceDE w:val="0"/>
+        <w:autoSpaceDN w:val="0"/>
+        <w:adjustRightInd w:val="0"/>
+        <w:ind w:hanging="284"/>
+        <w:rPr>
+          <w:rFonts w:ascii="Verdana" w:eastAsia="MS-Mincho" w:hAnsi="Verdana"/>
+          <w:bCs/>
+          <w:sz w:val="20"/>
+          <w:u w:color="0000FF"/>
+          <w:lang w:val="en-US"/>
+        </w:rPr>
+      </w:pPr>
+      <w:r>
+        <w:rPr>
+          <w:rFonts w:ascii="Verdana" w:eastAsia="MS-Mincho" w:hAnsi="Verdana"/>
+          <w:bCs/>
+          <w:sz w:val="20"/>
+          <w:u w:color="0000FF"/>
+          <w:lang w:val="en-US"/>
+        </w:rPr>
+        <w:t>202</w:t>
+      </w:r>
+      <w:r>
+        <w:rPr>
+          <w:rFonts w:ascii="Verdana" w:eastAsia="MS-Mincho" w:hAnsi="Verdana"/>
+          <w:bCs/>
+          <w:sz w:val="20"/>
+          <w:u w:color="0000FF"/>
+          <w:lang w:val="en-US"/>
+        </w:rPr>
+        <w:t>5</w:t>
+      </w:r>
+      <w:r>
+        <w:rPr>
+          <w:rFonts w:ascii="Verdana" w:eastAsia="MS-Mincho" w:hAnsi="Verdana"/>
+          <w:bCs/>
+          <w:sz w:val="20"/>
+          <w:u w:color="0000FF"/>
+          <w:lang w:val="en-US"/>
+        </w:rPr>
+        <w:t xml:space="preserve"> - Lugtig, P., Angelo, M., Meitinger, K., Metwaly, F., Urbanski, M., &amp; Li, S. (202</w:t>
+      </w:r>
+      <w:r>
+        <w:rPr>
+          <w:rFonts w:ascii="Verdana" w:eastAsia="MS-Mincho" w:hAnsi="Verdana"/>
+          <w:bCs/>
+          <w:sz w:val="20"/>
+          <w:u w:color="0000FF"/>
+          <w:lang w:val="en-US"/>
+        </w:rPr>
+        <w:t>5</w:t>
+      </w:r>
+      <w:r>
+        <w:rPr>
+          <w:rFonts w:ascii="Verdana" w:eastAsia="MS-Mincho" w:hAnsi="Verdana"/>
+          <w:bCs/>
+          <w:sz w:val="20"/>
+          <w:u w:color="0000FF"/>
+          <w:lang w:val="en-US"/>
+        </w:rPr>
+        <w:t xml:space="preserve">). </w:t>
+      </w:r>
+      <w:r>
+        <w:rPr>
+          <w:rFonts w:ascii="Verdana" w:eastAsia="MS-Mincho" w:hAnsi="Verdana"/>
+          <w:bCs/>
+          <w:sz w:val="20"/>
+          <w:u w:color="0000FF"/>
+          <w:lang w:val="en-US"/>
+        </w:rPr>
+        <w:t>Covid - behavioral effects international datasets (</w:t>
+      </w:r>
+      <w:r>
+        <w:rPr>
+          <w:rFonts w:ascii="Verdana" w:eastAsia="MS-Mincho" w:hAnsi="Verdana"/>
+          <w:bCs/>
+          <w:sz w:val="20"/>
+          <w:u w:color="0000FF"/>
+          <w:lang w:val="en-US"/>
+        </w:rPr>
+        <w:t>2</w:t>
+      </w:r>
+      <w:r>
+        <w:rPr>
+          <w:rFonts w:ascii="Verdana" w:eastAsia="MS-Mincho" w:hAnsi="Verdana"/>
+          <w:bCs/>
+          <w:sz w:val="20"/>
+          <w:u w:color="0000FF"/>
+          <w:lang w:val="en-US"/>
+        </w:rPr>
+        <w:t xml:space="preserve">.0) [Data set]. </w:t>
+      </w:r>
+      <w:proofErr w:type="spellStart"/>
+      <w:r>
+        <w:rPr>
+          <w:rFonts w:ascii="Verdana" w:eastAsia="MS-Mincho" w:hAnsi="Verdana"/>
+          <w:bCs/>
+          <w:sz w:val="20"/>
+          <w:u w:color="0000FF"/>
+          <w:lang w:val="en-US"/>
+        </w:rPr>
+        <w:t>Zenodo</w:t>
+      </w:r>
+      <w:proofErr w:type="spellEnd"/>
+      <w:r>
+        <w:rPr>
+          <w:rFonts w:ascii="Verdana" w:eastAsia="MS-Mincho" w:hAnsi="Verdana"/>
+          <w:bCs/>
+          <w:sz w:val="20"/>
+          <w:u w:color="0000FF"/>
           <w:lang w:val="en-US"/>
         </w:rPr>
         <w:t xml:space="preserve">. </w:t>
       </w:r>
-    </w:p>
-    <w:p>
-      <w:pPr>
-        <w:widowControl w:val="0"/>
-        <w:autoSpaceDE w:val="0"/>
-        <w:autoSpaceDN w:val="0"/>
-        <w:adjustRightInd w:val="0"/>
-        <w:ind w:hanging="284"/>
-        <w:rPr>
-          <w:rFonts w:ascii="Verdana" w:hAnsi="Verdana"/>
-          <w:iCs/>
-          <w:sz w:val="20"/>
-          <w:lang w:val="en-US"/>
-        </w:rPr>
-      </w:pPr>
-      <w:r>
-        <w:rPr>
-          <w:rFonts w:ascii="Verdana" w:hAnsi="Verdana"/>
-          <w:iCs/>
-          <w:sz w:val="20"/>
-          <w:lang w:val="en-US"/>
-        </w:rPr>
-        <w:t>McCool, D.M., Lugtig, P. &amp; Struminskaya, B. (in preparation). Integrating smart surveys with traditional surveys</w:t>
-      </w:r>
-    </w:p>
-    <w:p>
-      <w:pPr>
-        <w:widowControl w:val="0"/>
-        <w:autoSpaceDE w:val="0"/>
-        <w:autoSpaceDN w:val="0"/>
-        <w:adjustRightInd w:val="0"/>
-        <w:rPr>
-          <w:rFonts w:ascii="Verdana" w:eastAsia="MS-Mincho" w:hAnsi="Verdana"/>
-          <w:sz w:val="20"/>
-          <w:u w:color="0000FF"/>
-          <w:lang w:val="en-US"/>
-        </w:rPr>
-      </w:pPr>
-    </w:p>
-    <w:p>
-      <w:pPr>
-        <w:widowControl w:val="0"/>
-        <w:autoSpaceDE w:val="0"/>
-        <w:autoSpaceDN w:val="0"/>
-        <w:adjustRightInd w:val="0"/>
-        <w:ind w:hanging="284"/>
-        <w:rPr>
-          <w:rFonts w:ascii="Verdana" w:eastAsia="MS-Mincho" w:hAnsi="Verdana"/>
-          <w:b/>
-          <w:bCs/>
-          <w:sz w:val="20"/>
-          <w:u w:color="0000FF"/>
-          <w:lang w:val="en-US"/>
-        </w:rPr>
-      </w:pPr>
-      <w:r>
-        <w:rPr>
-          <w:rFonts w:ascii="Verdana" w:eastAsia="MS-Mincho" w:hAnsi="Verdana"/>
-          <w:b/>
-          <w:bCs/>
-          <w:sz w:val="20"/>
-          <w:u w:color="0000FF"/>
-          <w:lang w:val="en-US"/>
-        </w:rPr>
-        <w:t>Software</w:t>
-      </w:r>
-      <w:r>
-        <w:rPr>
-          <w:rFonts w:ascii="Verdana" w:eastAsia="MS-Mincho" w:hAnsi="Verdana"/>
-          <w:b/>
-          <w:bCs/>
-          <w:sz w:val="20"/>
-          <w:u w:color="0000FF"/>
-          <w:lang w:val="en-US"/>
-        </w:rPr>
-        <w:t xml:space="preserve"> and other</w:t>
-      </w:r>
-    </w:p>
-    <w:p>
-      <w:pPr>
-        <w:widowControl w:val="0"/>
-        <w:autoSpaceDE w:val="0"/>
-        <w:autoSpaceDN w:val="0"/>
-        <w:adjustRightInd w:val="0"/>
-        <w:ind w:hanging="284"/>
-        <w:rPr>
-          <w:rFonts w:ascii="Verdana" w:eastAsia="MS-Mincho" w:hAnsi="Verdana"/>
-          <w:bCs/>
-          <w:sz w:val="20"/>
-          <w:u w:color="0000FF"/>
-          <w:lang w:val="en-US"/>
-        </w:rPr>
-      </w:pPr>
-      <w:r>
-        <w:rPr>
-          <w:rFonts w:ascii="Verdana" w:eastAsia="MS-Mincho" w:hAnsi="Verdana"/>
-          <w:bCs/>
-          <w:sz w:val="20"/>
-          <w:u w:color="0000FF"/>
-          <w:lang w:val="en-US"/>
-        </w:rPr>
-        <w:t>202</w:t>
-      </w:r>
-      <w:r>
-        <w:rPr>
-          <w:rFonts w:ascii="Verdana" w:eastAsia="MS-Mincho" w:hAnsi="Verdana"/>
-          <w:bCs/>
-          <w:sz w:val="20"/>
-          <w:u w:color="0000FF"/>
-          <w:lang w:val="en-US"/>
-        </w:rPr>
-        <w:t>5</w:t>
-      </w:r>
-      <w:r>
-        <w:rPr>
-          <w:rFonts w:ascii="Verdana" w:eastAsia="MS-Mincho" w:hAnsi="Verdana"/>
-          <w:bCs/>
-          <w:sz w:val="20"/>
-          <w:u w:color="0000FF"/>
-          <w:lang w:val="en-US"/>
-        </w:rPr>
-        <w:t xml:space="preserve"> - Lugtig, P., Angelo, M., Meitinger, K., Metwaly, F., Urbanski, M., &amp; Li, S. (202</w:t>
-      </w:r>
-      <w:r>
-        <w:rPr>
-          <w:rFonts w:ascii="Verdana" w:eastAsia="MS-Mincho" w:hAnsi="Verdana"/>
-          <w:bCs/>
-          <w:sz w:val="20"/>
-          <w:u w:color="0000FF"/>
-          <w:lang w:val="en-US"/>
-        </w:rPr>
-        <w:t>5</w:t>
-      </w:r>
-      <w:r>
-        <w:rPr>
-          <w:rFonts w:ascii="Verdana" w:eastAsia="MS-Mincho" w:hAnsi="Verdana"/>
-          <w:bCs/>
-          <w:sz w:val="20"/>
-          <w:u w:color="0000FF"/>
-          <w:lang w:val="en-US"/>
-        </w:rPr>
-        <w:t xml:space="preserve">). </w:t>
-      </w:r>
-      <w:r>
-        <w:rPr>
-          <w:rFonts w:ascii="Verdana" w:eastAsia="MS-Mincho" w:hAnsi="Verdana"/>
-          <w:bCs/>
-          <w:sz w:val="20"/>
-          <w:u w:color="0000FF"/>
-          <w:lang w:val="en-US"/>
-        </w:rPr>
-        <w:t>Covid - behavioral effects international datasets (</w:t>
-      </w:r>
-      <w:r>
-        <w:rPr>
-          <w:rFonts w:ascii="Verdana" w:eastAsia="MS-Mincho" w:hAnsi="Verdana"/>
-          <w:bCs/>
-          <w:sz w:val="20"/>
-          <w:u w:color="0000FF"/>
-          <w:lang w:val="en-US"/>
-        </w:rPr>
-        <w:t>2</w:t>
-      </w:r>
-      <w:r>
-        <w:rPr>
-          <w:rFonts w:ascii="Verdana" w:eastAsia="MS-Mincho" w:hAnsi="Verdana"/>
-          <w:bCs/>
-          <w:sz w:val="20"/>
-          <w:u w:color="0000FF"/>
-          <w:lang w:val="en-US"/>
-        </w:rPr>
-        <w:t xml:space="preserve">.0) [Data set]. </w:t>
-      </w:r>
-      <w:proofErr w:type="spellStart"/>
-      <w:r>
-        <w:rPr>
-          <w:rFonts w:ascii="Verdana" w:eastAsia="MS-Mincho" w:hAnsi="Verdana"/>
-          <w:bCs/>
-          <w:sz w:val="20"/>
-          <w:u w:color="0000FF"/>
-          <w:lang w:val="en-US"/>
-        </w:rPr>
-        <w:t>Zenodo</w:t>
-      </w:r>
-      <w:proofErr w:type="spellEnd"/>
-      <w:r>
-        <w:rPr>
-          <w:rFonts w:ascii="Verdana" w:eastAsia="MS-Mincho" w:hAnsi="Verdana"/>
-          <w:bCs/>
-          <w:sz w:val="20"/>
-          <w:u w:color="0000FF"/>
-          <w:lang w:val="en-US"/>
-        </w:rPr>
-        <w:t xml:space="preserve">. </w:t>
-      </w:r>
-      <w:hyperlink r:id="rId122" w:tgtFrame="_blank" w:history="1">
+      <w:hyperlink r:id="rId125" w:tgtFrame="_blank" w:history="1">
         <w:r>
           <w:rPr>
             <w:rStyle w:val="Hyperlink"/>
@@ -23370,7 +23405,7 @@
         </w:rPr>
         <w:t xml:space="preserve">. </w:t>
       </w:r>
-      <w:hyperlink r:id="rId123" w:history="1">
+      <w:hyperlink r:id="rId126" w:history="1">
         <w:r>
           <w:rPr>
             <w:rStyle w:val="Hyperlink"/>
@@ -23406,7 +23441,7 @@
         </w:rPr>
         <w:t xml:space="preserve">2018 – Sobrado, B. and Lugtig, P. (2018) A shiny app for visualizing GPS measurements. </w:t>
       </w:r>
-      <w:hyperlink r:id="rId124" w:history="1">
+      <w:hyperlink r:id="rId127" w:history="1">
         <w:r>
           <w:rPr>
             <w:rStyle w:val="Hyperlink"/>
@@ -23471,7 +23506,7 @@
         </w:rPr>
         <w:t xml:space="preserve">: generate missing data for simulation purposes. Software. </w:t>
       </w:r>
-      <w:hyperlink r:id="rId125" w:history="1">
+      <w:hyperlink r:id="rId128" w:history="1">
         <w:r>
           <w:rPr>
             <w:rStyle w:val="Hyperlink"/>
@@ -23535,7 +23570,6 @@
           <w:u w:color="0000FF"/>
           <w:lang w:val="en-US"/>
         </w:rPr>
-        <w:lastRenderedPageBreak/>
         <w:t>Invited talks</w:t>
       </w:r>
     </w:p>
@@ -23981,7 +24015,7 @@
         </w:rPr>
         <w:t xml:space="preserve">Podcast for the European Survey Research Association on ‘Polling’ (with Patrick Sturgis ad Courtney Kennedy). </w:t>
       </w:r>
-      <w:hyperlink r:id="rId126" w:history="1">
+      <w:hyperlink r:id="rId129" w:history="1">
         <w:r>
           <w:rPr>
             <w:rStyle w:val="Hyperlink"/>
@@ -24099,7 +24133,7 @@
         </w:rPr>
         <w:t xml:space="preserve"> </w:t>
       </w:r>
-      <w:hyperlink r:id="rId127" w:history="1">
+      <w:hyperlink r:id="rId130" w:history="1">
         <w:r>
           <w:rPr>
             <w:rStyle w:val="Hyperlink"/>
@@ -24265,7 +24299,7 @@
         </w:rPr>
         <w:t xml:space="preserve"> </w:t>
       </w:r>
-      <w:hyperlink r:id="rId128" w:history="1">
+      <w:hyperlink r:id="rId131" w:history="1">
         <w:r>
           <w:rPr>
             <w:rStyle w:val="Hyperlink"/>
@@ -24826,7 +24860,17 @@
           <w:u w:color="0000FF"/>
           <w:lang w:val="en-US"/>
         </w:rPr>
-        <w:t>1 April 2015</w:t>
+        <w:t xml:space="preserve">1 April </w:t>
+      </w:r>
+      <w:r>
+        <w:rPr>
+          <w:rFonts w:ascii="Verdana" w:eastAsia="MS-Mincho" w:hAnsi="Verdana"/>
+          <w:sz w:val="20"/>
+          <w:u w:color="0000FF"/>
+          <w:lang w:val="en-US"/>
+        </w:rPr>
+        <w:lastRenderedPageBreak/>
+        <w:t>2015</w:t>
       </w:r>
     </w:p>
     <w:p>
@@ -25106,7 +25150,6 @@
           <w:u w:color="0000FF"/>
           <w:lang w:val="en-US"/>
         </w:rPr>
-        <w:lastRenderedPageBreak/>
         <w:t>CentERdata</w:t>
       </w:r>
       <w:proofErr w:type="spellEnd"/>
@@ -26641,6 +26684,7 @@
           <w:sz w:val="20"/>
           <w:lang w:val="en-US"/>
         </w:rPr>
+        <w:lastRenderedPageBreak/>
         <w:t>Camilla Salvatore, University of Bergamo,</w:t>
       </w:r>
       <w:r>
@@ -26973,7 +27017,6 @@
           <w:sz w:val="20"/>
           <w:lang w:val="en-US"/>
         </w:rPr>
-        <w:lastRenderedPageBreak/>
         <w:t>Shannon Dickson,</w:t>
       </w:r>
       <w:r>
@@ -28321,6 +28364,7 @@
           <w:rFonts w:ascii="Verdana" w:eastAsia="MS-Mincho" w:hAnsi="Verdana"/>
           <w:sz w:val="20"/>
         </w:rPr>
+        <w:lastRenderedPageBreak/>
         <w:t>Smartphones. NCRM short course (with Mick Couper, Olga Maslovskaya), 18-19 Jun 2019.</w:t>
       </w:r>
     </w:p>
@@ -28448,15 +28492,7 @@
           <w:rFonts w:ascii="Verdana" w:eastAsia="MS-Mincho" w:hAnsi="Verdana"/>
           <w:sz w:val="20"/>
         </w:rPr>
-        <w:t>-</w:t>
-      </w:r>
-      <w:r>
-        <w:rPr>
-          <w:rFonts w:ascii="Verdana" w:eastAsia="MS-Mincho" w:hAnsi="Verdana"/>
-          <w:sz w:val="20"/>
-        </w:rPr>
-        <w:lastRenderedPageBreak/>
-        <w:t>201</w:t>
+        <w:t>-201</w:t>
       </w:r>
       <w:r>
         <w:rPr>
@@ -29867,7 +29903,15 @@
           <w:rFonts w:ascii="Verdana" w:eastAsia="MS-Mincho" w:hAnsi="Verdana"/>
           <w:sz w:val="20"/>
         </w:rPr>
-        <w:t xml:space="preserve"> and Vera Toepoel</w:t>
+        <w:t xml:space="preserve"> and </w:t>
+      </w:r>
+      <w:r>
+        <w:rPr>
+          <w:rFonts w:ascii="Verdana" w:eastAsia="MS-Mincho" w:hAnsi="Verdana"/>
+          <w:sz w:val="20"/>
+        </w:rPr>
+        <w:lastRenderedPageBreak/>
+        <w:t>Vera Toepoel</w:t>
       </w:r>
       <w:r>
         <w:rPr>
@@ -30108,15 +30152,7 @@
           <w:rFonts w:ascii="Verdana" w:eastAsia="MS-Mincho" w:hAnsi="Verdana"/>
           <w:sz w:val="20"/>
         </w:rPr>
-        <w:t xml:space="preserve">Coordinator of the European Master of Official Statistics (EMOS) at Utrecht University, </w:t>
-      </w:r>
-      <w:r>
-        <w:rPr>
-          <w:rFonts w:ascii="Verdana" w:eastAsia="MS-Mincho" w:hAnsi="Verdana"/>
-          <w:sz w:val="20"/>
-        </w:rPr>
-        <w:lastRenderedPageBreak/>
-        <w:t>2018-</w:t>
+        <w:t>Coordinator of the European Master of Official Statistics (EMOS) at Utrecht University, 2018-</w:t>
       </w:r>
       <w:r>
         <w:rPr>
@@ -30436,7 +30472,7 @@
       </w:r>
     </w:p>
     <w:sectPr>
-      <w:footerReference w:type="default" r:id="rId129"/>
+      <w:footerReference w:type="default" r:id="rId132"/>
       <w:pgSz w:w="12240" w:h="15840"/>
       <w:pgMar w:top="1417" w:right="1417" w:bottom="1417" w:left="1417" w:header="708" w:footer="708" w:gutter="0"/>
       <w:cols w:space="708"/>
